--- a/docs/文案清单.docx
+++ b/docs/文案清单.docx
@@ -16,7 +16,7 @@
         <w:pStyle w:val="FirstParagraph"/>
       </w:pPr>
       <w:r>
-        <w:t xml:space="preserve">界面文案 512 条、徽章 34 枚、模板反馈 22 句、彩点的窗 27 句、任务 75 道。由</w:t>
+        <w:t xml:space="preserve">界面文案 521 条、徽章 34 枚、模板反馈 22 句、彩点的窗 27 句、任务 75 道。由</w:t>
       </w:r>
       <w:r>
         <w:t xml:space="preserve"> </w:t>
@@ -366,6 +366,356 @@
               <w:jc w:val="left"/>
             </w:pPr>
             <w:r>
+              <w:t xml:space="preserve">问卷</w:t>
+            </w:r>
+          </w:p>
+        </w:tc>
+        <w:tc>
+          <w:p>
+            <w:pPr>
+              <w:pStyle w:val="Compact"/>
+              <w:jc w:val="left"/>
+            </w:pPr>
+            <w:r>
+              <w:t xml:space="preserve">Survey</w:t>
+            </w:r>
+          </w:p>
+        </w:tc>
+        <w:tc>
+          <w:p/>
+        </w:tc>
+      </w:tr>
+      <w:tr>
+        <w:tc>
+          <w:p>
+            <w:pPr>
+              <w:pStyle w:val="Compact"/>
+              <w:jc w:val="left"/>
+            </w:pPr>
+            <w:r>
+              <w:t xml:space="preserve">U8</w:t>
+            </w:r>
+          </w:p>
+        </w:tc>
+        <w:tc>
+          <w:p>
+            <w:pPr>
+              <w:pStyle w:val="Compact"/>
+              <w:jc w:val="left"/>
+            </w:pPr>
+            <w:r>
+              <w:t xml:space="preserve">想到什么写什么，不用每题都写。</w:t>
+            </w:r>
+          </w:p>
+        </w:tc>
+        <w:tc>
+          <w:p>
+            <w:pPr>
+              <w:pStyle w:val="Compact"/>
+              <w:jc w:val="left"/>
+            </w:pPr>
+            <w:r>
+              <w:t xml:space="preserve">Write whatever comes to mind. You can skip questions.</w:t>
+            </w:r>
+          </w:p>
+        </w:tc>
+        <w:tc>
+          <w:p/>
+        </w:tc>
+      </w:tr>
+      <w:tr>
+        <w:tc>
+          <w:p>
+            <w:pPr>
+              <w:pStyle w:val="Compact"/>
+              <w:jc w:val="left"/>
+            </w:pPr>
+            <w:r>
+              <w:t xml:space="preserve">U9</w:t>
+            </w:r>
+          </w:p>
+        </w:tc>
+        <w:tc>
+          <w:p>
+            <w:pPr>
+              <w:pStyle w:val="Compact"/>
+              <w:jc w:val="left"/>
+            </w:pPr>
+            <w:r>
+              <w:t xml:space="preserve">你最喜欢哪一关？为什么？</w:t>
+            </w:r>
+          </w:p>
+        </w:tc>
+        <w:tc>
+          <w:p>
+            <w:pPr>
+              <w:pStyle w:val="Compact"/>
+              <w:jc w:val="left"/>
+            </w:pPr>
+            <w:r>
+              <w:t xml:space="preserve">Which task did you like most? Why?</w:t>
+            </w:r>
+          </w:p>
+        </w:tc>
+        <w:tc>
+          <w:p>
+            <w:pPr>
+              <w:pStyle w:val="Compact"/>
+              <w:jc w:val="left"/>
+            </w:pPr>
+            <w:r>
+              <w:t xml:space="preserve">多问</w:t>
+            </w:r>
+          </w:p>
+        </w:tc>
+      </w:tr>
+      <w:tr>
+        <w:tc>
+          <w:p>
+            <w:pPr>
+              <w:pStyle w:val="Compact"/>
+              <w:jc w:val="left"/>
+            </w:pPr>
+            <w:r>
+              <w:t xml:space="preserve">U10</w:t>
+            </w:r>
+          </w:p>
+        </w:tc>
+        <w:tc>
+          <w:p>
+            <w:pPr>
+              <w:pStyle w:val="Compact"/>
+              <w:jc w:val="left"/>
+            </w:pPr>
+            <w:r>
+              <w:t xml:space="preserve">哪里不好用，或者看不懂？</w:t>
+            </w:r>
+          </w:p>
+        </w:tc>
+        <w:tc>
+          <w:p>
+            <w:pPr>
+              <w:pStyle w:val="Compact"/>
+              <w:jc w:val="left"/>
+            </w:pPr>
+            <w:r>
+              <w:t xml:space="preserve">What was hard to use, or hard to understand?</w:t>
+            </w:r>
+          </w:p>
+        </w:tc>
+        <w:tc>
+          <w:p/>
+        </w:tc>
+      </w:tr>
+      <w:tr>
+        <w:tc>
+          <w:p>
+            <w:pPr>
+              <w:pStyle w:val="Compact"/>
+              <w:jc w:val="left"/>
+            </w:pPr>
+            <w:r>
+              <w:t xml:space="preserve">U11</w:t>
+            </w:r>
+          </w:p>
+        </w:tc>
+        <w:tc>
+          <w:p>
+            <w:pPr>
+              <w:pStyle w:val="Compact"/>
+              <w:jc w:val="left"/>
+            </w:pPr>
+            <w:r>
+              <w:t xml:space="preserve">画完后彩点说的话，对你有用吗？</w:t>
+            </w:r>
+          </w:p>
+        </w:tc>
+        <w:tc>
+          <w:p>
+            <w:pPr>
+              <w:pStyle w:val="Compact"/>
+              <w:jc w:val="left"/>
+            </w:pPr>
+            <w:r>
+              <w:t xml:space="preserve">Was what Dot said after your drawing useful?</w:t>
+            </w:r>
+          </w:p>
+        </w:tc>
+        <w:tc>
+          <w:p/>
+        </w:tc>
+      </w:tr>
+      <w:tr>
+        <w:tc>
+          <w:p>
+            <w:pPr>
+              <w:pStyle w:val="Compact"/>
+              <w:jc w:val="left"/>
+            </w:pPr>
+            <w:r>
+              <w:t xml:space="preserve">U12</w:t>
+            </w:r>
+          </w:p>
+        </w:tc>
+        <w:tc>
+          <w:p>
+            <w:pPr>
+              <w:pStyle w:val="Compact"/>
+              <w:jc w:val="left"/>
+            </w:pPr>
+            <w:r>
+              <w:t xml:space="preserve">你希望加点什么，或者改掉什么？</w:t>
+            </w:r>
+          </w:p>
+        </w:tc>
+        <w:tc>
+          <w:p>
+            <w:pPr>
+              <w:pStyle w:val="Compact"/>
+              <w:jc w:val="left"/>
+            </w:pPr>
+            <w:r>
+              <w:t xml:space="preserve">What would you add or change?</w:t>
+            </w:r>
+          </w:p>
+        </w:tc>
+        <w:tc>
+          <w:p/>
+        </w:tc>
+      </w:tr>
+      <w:tr>
+        <w:tc>
+          <w:p>
+            <w:pPr>
+              <w:pStyle w:val="Compact"/>
+              <w:jc w:val="left"/>
+            </w:pPr>
+            <w:r>
+              <w:t xml:space="preserve">U13</w:t>
+            </w:r>
+          </w:p>
+        </w:tc>
+        <w:tc>
+          <w:p>
+            <w:pPr>
+              <w:pStyle w:val="Compact"/>
+              <w:jc w:val="left"/>
+            </w:pPr>
+            <w:r>
+              <w:t xml:space="preserve">还有什么想说的？</w:t>
+            </w:r>
+          </w:p>
+        </w:tc>
+        <w:tc>
+          <w:p>
+            <w:pPr>
+              <w:pStyle w:val="Compact"/>
+              <w:jc w:val="left"/>
+            </w:pPr>
+            <w:r>
+              <w:t xml:space="preserve">Anything else?</w:t>
+            </w:r>
+          </w:p>
+        </w:tc>
+        <w:tc>
+          <w:p/>
+        </w:tc>
+      </w:tr>
+      <w:tr>
+        <w:tc>
+          <w:p>
+            <w:pPr>
+              <w:pStyle w:val="Compact"/>
+              <w:jc w:val="left"/>
+            </w:pPr>
+            <w:r>
+              <w:t xml:space="preserve">U14</w:t>
+            </w:r>
+          </w:p>
+        </w:tc>
+        <w:tc>
+          <w:p>
+            <w:pPr>
+              <w:pStyle w:val="Compact"/>
+              <w:jc w:val="left"/>
+            </w:pPr>
+            <w:r>
+              <w:t xml:space="preserve">交给老师</w:t>
+            </w:r>
+          </w:p>
+        </w:tc>
+        <w:tc>
+          <w:p>
+            <w:pPr>
+              <w:pStyle w:val="Compact"/>
+              <w:jc w:val="left"/>
+            </w:pPr>
+            <w:r>
+              <w:t xml:space="preserve">Send</w:t>
+            </w:r>
+          </w:p>
+        </w:tc>
+        <w:tc>
+          <w:p/>
+        </w:tc>
+      </w:tr>
+      <w:tr>
+        <w:tc>
+          <w:p>
+            <w:pPr>
+              <w:pStyle w:val="Compact"/>
+              <w:jc w:val="left"/>
+            </w:pPr>
+            <w:r>
+              <w:t xml:space="preserve">U15</w:t>
+            </w:r>
+          </w:p>
+        </w:tc>
+        <w:tc>
+          <w:p>
+            <w:pPr>
+              <w:pStyle w:val="Compact"/>
+              <w:jc w:val="left"/>
+            </w:pPr>
+            <w:r>
+              <w:t xml:space="preserve">收到了，谢谢。</w:t>
+            </w:r>
+          </w:p>
+        </w:tc>
+        <w:tc>
+          <w:p>
+            <w:pPr>
+              <w:pStyle w:val="Compact"/>
+              <w:jc w:val="left"/>
+            </w:pPr>
+            <w:r>
+              <w:t xml:space="preserve">Got it, thank you.</w:t>
+            </w:r>
+          </w:p>
+        </w:tc>
+        <w:tc>
+          <w:p/>
+        </w:tc>
+      </w:tr>
+      <w:tr>
+        <w:tc>
+          <w:p>
+            <w:pPr>
+              <w:pStyle w:val="Compact"/>
+              <w:jc w:val="left"/>
+            </w:pPr>
+            <w:r>
+              <w:t xml:space="preserve">U16</w:t>
+            </w:r>
+          </w:p>
+        </w:tc>
+        <w:tc>
+          <w:p>
+            <w:pPr>
+              <w:pStyle w:val="Compact"/>
+              <w:jc w:val="left"/>
+            </w:pPr>
+            <w:r>
               <w:t xml:space="preserve">学生入口 →</w:t>
             </w:r>
           </w:p>
@@ -393,7 +743,7 @@
               <w:jc w:val="left"/>
             </w:pPr>
             <w:r>
-              <w:t xml:space="preserve">U8</w:t>
+              <w:t xml:space="preserve">U17</w:t>
             </w:r>
           </w:p>
         </w:tc>
@@ -431,7 +781,7 @@
               <w:jc w:val="left"/>
             </w:pPr>
             <w:r>
-              <w:t xml:space="preserve">U9</w:t>
+              <w:t xml:space="preserve">U18</w:t>
             </w:r>
           </w:p>
         </w:tc>
@@ -469,7 +819,7 @@
               <w:jc w:val="left"/>
             </w:pPr>
             <w:r>
-              <w:t xml:space="preserve">U10</w:t>
+              <w:t xml:space="preserve">U19</w:t>
             </w:r>
           </w:p>
         </w:tc>
@@ -507,7 +857,7 @@
               <w:jc w:val="left"/>
             </w:pPr>
             <w:r>
-              <w:t xml:space="preserve">U11</w:t>
+              <w:t xml:space="preserve">U20</w:t>
             </w:r>
           </w:p>
         </w:tc>
@@ -545,7 +895,7 @@
               <w:jc w:val="left"/>
             </w:pPr>
             <w:r>
-              <w:t xml:space="preserve">U12</w:t>
+              <w:t xml:space="preserve">U21</w:t>
             </w:r>
           </w:p>
         </w:tc>
@@ -583,7 +933,7 @@
               <w:jc w:val="left"/>
             </w:pPr>
             <w:r>
-              <w:t xml:space="preserve">U13</w:t>
+              <w:t xml:space="preserve">U22</w:t>
             </w:r>
           </w:p>
         </w:tc>
@@ -621,7 +971,7 @@
               <w:jc w:val="left"/>
             </w:pPr>
             <w:r>
-              <w:t xml:space="preserve">U14</w:t>
+              <w:t xml:space="preserve">U23</w:t>
             </w:r>
           </w:p>
         </w:tc>
@@ -659,7 +1009,7 @@
               <w:jc w:val="left"/>
             </w:pPr>
             <w:r>
-              <w:t xml:space="preserve">U15</w:t>
+              <w:t xml:space="preserve">U24</w:t>
             </w:r>
           </w:p>
         </w:tc>
@@ -697,7 +1047,7 @@
               <w:jc w:val="left"/>
             </w:pPr>
             <w:r>
-              <w:t xml:space="preserve">U16</w:t>
+              <w:t xml:space="preserve">U25</w:t>
             </w:r>
           </w:p>
         </w:tc>
@@ -735,7 +1085,7 @@
               <w:jc w:val="left"/>
             </w:pPr>
             <w:r>
-              <w:t xml:space="preserve">U17</w:t>
+              <w:t xml:space="preserve">U26</w:t>
             </w:r>
           </w:p>
         </w:tc>
@@ -773,7 +1123,7 @@
               <w:jc w:val="left"/>
             </w:pPr>
             <w:r>
-              <w:t xml:space="preserve">U18</w:t>
+              <w:t xml:space="preserve">U27</w:t>
             </w:r>
           </w:p>
         </w:tc>
@@ -811,7 +1161,7 @@
               <w:jc w:val="left"/>
             </w:pPr>
             <w:r>
-              <w:t xml:space="preserve">U19</w:t>
+              <w:t xml:space="preserve">U28</w:t>
             </w:r>
           </w:p>
         </w:tc>
@@ -849,7 +1199,7 @@
               <w:jc w:val="left"/>
             </w:pPr>
             <w:r>
-              <w:t xml:space="preserve">U20</w:t>
+              <w:t xml:space="preserve">U29</w:t>
             </w:r>
           </w:p>
         </w:tc>
@@ -887,7 +1237,7 @@
               <w:jc w:val="left"/>
             </w:pPr>
             <w:r>
-              <w:t xml:space="preserve">U21</w:t>
+              <w:t xml:space="preserve">U30</w:t>
             </w:r>
           </w:p>
         </w:tc>
@@ -925,7 +1275,7 @@
               <w:jc w:val="left"/>
             </w:pPr>
             <w:r>
-              <w:t xml:space="preserve">U22</w:t>
+              <w:t xml:space="preserve">U31</w:t>
             </w:r>
           </w:p>
         </w:tc>
@@ -963,7 +1313,7 @@
               <w:jc w:val="left"/>
             </w:pPr>
             <w:r>
-              <w:t xml:space="preserve">U23</w:t>
+              <w:t xml:space="preserve">U32</w:t>
             </w:r>
           </w:p>
         </w:tc>
@@ -1001,7 +1351,7 @@
               <w:jc w:val="left"/>
             </w:pPr>
             <w:r>
-              <w:t xml:space="preserve">U24</w:t>
+              <w:t xml:space="preserve">U33</w:t>
             </w:r>
           </w:p>
         </w:tc>
@@ -1039,7 +1389,7 @@
               <w:jc w:val="left"/>
             </w:pPr>
             <w:r>
-              <w:t xml:space="preserve">U25</w:t>
+              <w:t xml:space="preserve">U34</w:t>
             </w:r>
           </w:p>
         </w:tc>
@@ -1077,7 +1427,7 @@
               <w:jc w:val="left"/>
             </w:pPr>
             <w:r>
-              <w:t xml:space="preserve">U26</w:t>
+              <w:t xml:space="preserve">U35</w:t>
             </w:r>
           </w:p>
         </w:tc>
@@ -1115,7 +1465,7 @@
               <w:jc w:val="left"/>
             </w:pPr>
             <w:r>
-              <w:t xml:space="preserve">U27</w:t>
+              <w:t xml:space="preserve">U36</w:t>
             </w:r>
           </w:p>
         </w:tc>
@@ -1153,7 +1503,7 @@
               <w:jc w:val="left"/>
             </w:pPr>
             <w:r>
-              <w:t xml:space="preserve">U28</w:t>
+              <w:t xml:space="preserve">U37</w:t>
             </w:r>
           </w:p>
         </w:tc>
@@ -1191,7 +1541,7 @@
               <w:jc w:val="left"/>
             </w:pPr>
             <w:r>
-              <w:t xml:space="preserve">U29</w:t>
+              <w:t xml:space="preserve">U38</w:t>
             </w:r>
           </w:p>
         </w:tc>
@@ -1229,7 +1579,7 @@
               <w:jc w:val="left"/>
             </w:pPr>
             <w:r>
-              <w:t xml:space="preserve">U30</w:t>
+              <w:t xml:space="preserve">U39</w:t>
             </w:r>
           </w:p>
         </w:tc>
@@ -1267,7 +1617,7 @@
               <w:jc w:val="left"/>
             </w:pPr>
             <w:r>
-              <w:t xml:space="preserve">U31</w:t>
+              <w:t xml:space="preserve">U40</w:t>
             </w:r>
           </w:p>
         </w:tc>
@@ -1305,7 +1655,7 @@
               <w:jc w:val="left"/>
             </w:pPr>
             <w:r>
-              <w:t xml:space="preserve">U32</w:t>
+              <w:t xml:space="preserve">U41</w:t>
             </w:r>
           </w:p>
         </w:tc>
@@ -1343,7 +1693,7 @@
               <w:jc w:val="left"/>
             </w:pPr>
             <w:r>
-              <w:t xml:space="preserve">U33</w:t>
+              <w:t xml:space="preserve">U42</w:t>
             </w:r>
           </w:p>
         </w:tc>
@@ -1381,7 +1731,7 @@
               <w:jc w:val="left"/>
             </w:pPr>
             <w:r>
-              <w:t xml:space="preserve">U34</w:t>
+              <w:t xml:space="preserve">U43</w:t>
             </w:r>
           </w:p>
         </w:tc>
@@ -1419,7 +1769,7 @@
               <w:jc w:val="left"/>
             </w:pPr>
             <w:r>
-              <w:t xml:space="preserve">U35</w:t>
+              <w:t xml:space="preserve">U44</w:t>
             </w:r>
           </w:p>
         </w:tc>
@@ -1457,7 +1807,7 @@
               <w:jc w:val="left"/>
             </w:pPr>
             <w:r>
-              <w:t xml:space="preserve">U36</w:t>
+              <w:t xml:space="preserve">U45</w:t>
             </w:r>
           </w:p>
         </w:tc>
@@ -1495,7 +1845,7 @@
               <w:jc w:val="left"/>
             </w:pPr>
             <w:r>
-              <w:t xml:space="preserve">U37</w:t>
+              <w:t xml:space="preserve">U46</w:t>
             </w:r>
           </w:p>
         </w:tc>
@@ -1533,7 +1883,7 @@
               <w:jc w:val="left"/>
             </w:pPr>
             <w:r>
-              <w:t xml:space="preserve">U38</w:t>
+              <w:t xml:space="preserve">U47</w:t>
             </w:r>
           </w:p>
         </w:tc>
@@ -1571,7 +1921,7 @@
               <w:jc w:val="left"/>
             </w:pPr>
             <w:r>
-              <w:t xml:space="preserve">U39</w:t>
+              <w:t xml:space="preserve">U48</w:t>
             </w:r>
           </w:p>
         </w:tc>
@@ -1609,7 +1959,7 @@
               <w:jc w:val="left"/>
             </w:pPr>
             <w:r>
-              <w:t xml:space="preserve">U40</w:t>
+              <w:t xml:space="preserve">U49</w:t>
             </w:r>
           </w:p>
         </w:tc>
@@ -1647,7 +1997,7 @@
               <w:jc w:val="left"/>
             </w:pPr>
             <w:r>
-              <w:t xml:space="preserve">U41</w:t>
+              <w:t xml:space="preserve">U50</w:t>
             </w:r>
           </w:p>
         </w:tc>
@@ -1685,7 +2035,7 @@
               <w:jc w:val="left"/>
             </w:pPr>
             <w:r>
-              <w:t xml:space="preserve">U42</w:t>
+              <w:t xml:space="preserve">U51</w:t>
             </w:r>
           </w:p>
         </w:tc>
@@ -1723,7 +2073,7 @@
               <w:jc w:val="left"/>
             </w:pPr>
             <w:r>
-              <w:t xml:space="preserve">U43</w:t>
+              <w:t xml:space="preserve">U52</w:t>
             </w:r>
           </w:p>
         </w:tc>
@@ -1761,7 +2111,7 @@
               <w:jc w:val="left"/>
             </w:pPr>
             <w:r>
-              <w:t xml:space="preserve">U44</w:t>
+              <w:t xml:space="preserve">U53</w:t>
             </w:r>
           </w:p>
         </w:tc>
@@ -1799,7 +2149,7 @@
               <w:jc w:val="left"/>
             </w:pPr>
             <w:r>
-              <w:t xml:space="preserve">U45</w:t>
+              <w:t xml:space="preserve">U54</w:t>
             </w:r>
           </w:p>
         </w:tc>
@@ -1837,7 +2187,7 @@
               <w:jc w:val="left"/>
             </w:pPr>
             <w:r>
-              <w:t xml:space="preserve">U46</w:t>
+              <w:t xml:space="preserve">U55</w:t>
             </w:r>
           </w:p>
         </w:tc>
@@ -1875,7 +2225,7 @@
               <w:jc w:val="left"/>
             </w:pPr>
             <w:r>
-              <w:t xml:space="preserve">U47</w:t>
+              <w:t xml:space="preserve">U56</w:t>
             </w:r>
           </w:p>
         </w:tc>
@@ -1913,7 +2263,7 @@
               <w:jc w:val="left"/>
             </w:pPr>
             <w:r>
-              <w:t xml:space="preserve">U48</w:t>
+              <w:t xml:space="preserve">U57</w:t>
             </w:r>
           </w:p>
         </w:tc>
@@ -1951,7 +2301,7 @@
               <w:jc w:val="left"/>
             </w:pPr>
             <w:r>
-              <w:t xml:space="preserve">U49</w:t>
+              <w:t xml:space="preserve">U58</w:t>
             </w:r>
           </w:p>
         </w:tc>
@@ -1989,7 +2339,7 @@
               <w:jc w:val="left"/>
             </w:pPr>
             <w:r>
-              <w:t xml:space="preserve">U50</w:t>
+              <w:t xml:space="preserve">U59</w:t>
             </w:r>
           </w:p>
         </w:tc>
@@ -2027,7 +2377,7 @@
               <w:jc w:val="left"/>
             </w:pPr>
             <w:r>
-              <w:t xml:space="preserve">U51</w:t>
+              <w:t xml:space="preserve">U60</w:t>
             </w:r>
           </w:p>
         </w:tc>
@@ -2065,7 +2415,7 @@
               <w:jc w:val="left"/>
             </w:pPr>
             <w:r>
-              <w:t xml:space="preserve">U52</w:t>
+              <w:t xml:space="preserve">U61</w:t>
             </w:r>
           </w:p>
         </w:tc>
@@ -2103,7 +2453,7 @@
               <w:jc w:val="left"/>
             </w:pPr>
             <w:r>
-              <w:t xml:space="preserve">U53</w:t>
+              <w:t xml:space="preserve">U62</w:t>
             </w:r>
           </w:p>
         </w:tc>
@@ -2141,7 +2491,7 @@
               <w:jc w:val="left"/>
             </w:pPr>
             <w:r>
-              <w:t xml:space="preserve">U54</w:t>
+              <w:t xml:space="preserve">U63</w:t>
             </w:r>
           </w:p>
         </w:tc>
@@ -2179,7 +2529,7 @@
               <w:jc w:val="left"/>
             </w:pPr>
             <w:r>
-              <w:t xml:space="preserve">U55</w:t>
+              <w:t xml:space="preserve">U64</w:t>
             </w:r>
           </w:p>
         </w:tc>
@@ -2217,7 +2567,7 @@
               <w:jc w:val="left"/>
             </w:pPr>
             <w:r>
-              <w:t xml:space="preserve">U56</w:t>
+              <w:t xml:space="preserve">U65</w:t>
             </w:r>
           </w:p>
         </w:tc>
@@ -2255,7 +2605,7 @@
               <w:jc w:val="left"/>
             </w:pPr>
             <w:r>
-              <w:t xml:space="preserve">U57</w:t>
+              <w:t xml:space="preserve">U66</w:t>
             </w:r>
           </w:p>
         </w:tc>
@@ -2293,7 +2643,7 @@
               <w:jc w:val="left"/>
             </w:pPr>
             <w:r>
-              <w:t xml:space="preserve">U58</w:t>
+              <w:t xml:space="preserve">U67</w:t>
             </w:r>
           </w:p>
         </w:tc>
@@ -2331,7 +2681,7 @@
               <w:jc w:val="left"/>
             </w:pPr>
             <w:r>
-              <w:t xml:space="preserve">U59</w:t>
+              <w:t xml:space="preserve">U68</w:t>
             </w:r>
           </w:p>
         </w:tc>
@@ -2369,7 +2719,7 @@
               <w:jc w:val="left"/>
             </w:pPr>
             <w:r>
-              <w:t xml:space="preserve">U60</w:t>
+              <w:t xml:space="preserve">U69</w:t>
             </w:r>
           </w:p>
         </w:tc>
@@ -2407,7 +2757,7 @@
               <w:jc w:val="left"/>
             </w:pPr>
             <w:r>
-              <w:t xml:space="preserve">U61</w:t>
+              <w:t xml:space="preserve">U70</w:t>
             </w:r>
           </w:p>
         </w:tc>
@@ -2445,7 +2795,7 @@
               <w:jc w:val="left"/>
             </w:pPr>
             <w:r>
-              <w:t xml:space="preserve">U62</w:t>
+              <w:t xml:space="preserve">U71</w:t>
             </w:r>
           </w:p>
         </w:tc>
@@ -2483,7 +2833,7 @@
               <w:jc w:val="left"/>
             </w:pPr>
             <w:r>
-              <w:t xml:space="preserve">U63</w:t>
+              <w:t xml:space="preserve">U72</w:t>
             </w:r>
           </w:p>
         </w:tc>
@@ -2521,7 +2871,7 @@
               <w:jc w:val="left"/>
             </w:pPr>
             <w:r>
-              <w:t xml:space="preserve">U64</w:t>
+              <w:t xml:space="preserve">U73</w:t>
             </w:r>
           </w:p>
         </w:tc>
@@ -2559,7 +2909,7 @@
               <w:jc w:val="left"/>
             </w:pPr>
             <w:r>
-              <w:t xml:space="preserve">U65</w:t>
+              <w:t xml:space="preserve">U74</w:t>
             </w:r>
           </w:p>
         </w:tc>
@@ -2597,7 +2947,7 @@
               <w:jc w:val="left"/>
             </w:pPr>
             <w:r>
-              <w:t xml:space="preserve">U66</w:t>
+              <w:t xml:space="preserve">U75</w:t>
             </w:r>
           </w:p>
         </w:tc>
@@ -2635,7 +2985,7 @@
               <w:jc w:val="left"/>
             </w:pPr>
             <w:r>
-              <w:t xml:space="preserve">U67</w:t>
+              <w:t xml:space="preserve">U76</w:t>
             </w:r>
           </w:p>
         </w:tc>
@@ -2673,7 +3023,7 @@
               <w:jc w:val="left"/>
             </w:pPr>
             <w:r>
-              <w:t xml:space="preserve">U68</w:t>
+              <w:t xml:space="preserve">U77</w:t>
             </w:r>
           </w:p>
         </w:tc>
@@ -2711,7 +3061,7 @@
               <w:jc w:val="left"/>
             </w:pPr>
             <w:r>
-              <w:t xml:space="preserve">U69</w:t>
+              <w:t xml:space="preserve">U78</w:t>
             </w:r>
           </w:p>
         </w:tc>
@@ -2749,7 +3099,7 @@
               <w:jc w:val="left"/>
             </w:pPr>
             <w:r>
-              <w:t xml:space="preserve">U70</w:t>
+              <w:t xml:space="preserve">U79</w:t>
             </w:r>
           </w:p>
         </w:tc>
@@ -2787,7 +3137,7 @@
               <w:jc w:val="left"/>
             </w:pPr>
             <w:r>
-              <w:t xml:space="preserve">U71</w:t>
+              <w:t xml:space="preserve">U80</w:t>
             </w:r>
           </w:p>
         </w:tc>
@@ -2825,7 +3175,7 @@
               <w:jc w:val="left"/>
             </w:pPr>
             <w:r>
-              <w:t xml:space="preserve">U72</w:t>
+              <w:t xml:space="preserve">U81</w:t>
             </w:r>
           </w:p>
         </w:tc>
@@ -2863,7 +3213,7 @@
               <w:jc w:val="left"/>
             </w:pPr>
             <w:r>
-              <w:t xml:space="preserve">U73</w:t>
+              <w:t xml:space="preserve">U82</w:t>
             </w:r>
           </w:p>
         </w:tc>
@@ -2901,7 +3251,7 @@
               <w:jc w:val="left"/>
             </w:pPr>
             <w:r>
-              <w:t xml:space="preserve">U74</w:t>
+              <w:t xml:space="preserve">U83</w:t>
             </w:r>
           </w:p>
         </w:tc>
@@ -2939,7 +3289,7 @@
               <w:jc w:val="left"/>
             </w:pPr>
             <w:r>
-              <w:t xml:space="preserve">U75</w:t>
+              <w:t xml:space="preserve">U84</w:t>
             </w:r>
           </w:p>
         </w:tc>
@@ -3041,7 +3391,7 @@
               <w:jc w:val="left"/>
             </w:pPr>
             <w:r>
-              <w:t xml:space="preserve">U76</w:t>
+              <w:t xml:space="preserve">U85</w:t>
             </w:r>
           </w:p>
         </w:tc>
@@ -3079,7 +3429,7 @@
               <w:jc w:val="left"/>
             </w:pPr>
             <w:r>
-              <w:t xml:space="preserve">U77</w:t>
+              <w:t xml:space="preserve">U86</w:t>
             </w:r>
           </w:p>
         </w:tc>
@@ -3117,7 +3467,7 @@
               <w:jc w:val="left"/>
             </w:pPr>
             <w:r>
-              <w:t xml:space="preserve">U78</w:t>
+              <w:t xml:space="preserve">U87</w:t>
             </w:r>
           </w:p>
         </w:tc>
@@ -3155,7 +3505,7 @@
               <w:jc w:val="left"/>
             </w:pPr>
             <w:r>
-              <w:t xml:space="preserve">U79</w:t>
+              <w:t xml:space="preserve">U88</w:t>
             </w:r>
           </w:p>
         </w:tc>
@@ -3193,7 +3543,7 @@
               <w:jc w:val="left"/>
             </w:pPr>
             <w:r>
-              <w:t xml:space="preserve">U80</w:t>
+              <w:t xml:space="preserve">U89</w:t>
             </w:r>
           </w:p>
         </w:tc>
@@ -3231,7 +3581,7 @@
               <w:jc w:val="left"/>
             </w:pPr>
             <w:r>
-              <w:t xml:space="preserve">U81</w:t>
+              <w:t xml:space="preserve">U90</w:t>
             </w:r>
           </w:p>
         </w:tc>
@@ -3269,7 +3619,7 @@
               <w:jc w:val="left"/>
             </w:pPr>
             <w:r>
-              <w:t xml:space="preserve">U82</w:t>
+              <w:t xml:space="preserve">U91</w:t>
             </w:r>
           </w:p>
         </w:tc>
@@ -3307,7 +3657,7 @@
               <w:jc w:val="left"/>
             </w:pPr>
             <w:r>
-              <w:t xml:space="preserve">U83</w:t>
+              <w:t xml:space="preserve">U92</w:t>
             </w:r>
           </w:p>
         </w:tc>
@@ -3345,7 +3695,7 @@
               <w:jc w:val="left"/>
             </w:pPr>
             <w:r>
-              <w:t xml:space="preserve">U84</w:t>
+              <w:t xml:space="preserve">U93</w:t>
             </w:r>
           </w:p>
         </w:tc>
@@ -3383,7 +3733,7 @@
               <w:jc w:val="left"/>
             </w:pPr>
             <w:r>
-              <w:t xml:space="preserve">U85</w:t>
+              <w:t xml:space="preserve">U94</w:t>
             </w:r>
           </w:p>
         </w:tc>
@@ -3421,7 +3771,7 @@
               <w:jc w:val="left"/>
             </w:pPr>
             <w:r>
-              <w:t xml:space="preserve">U86</w:t>
+              <w:t xml:space="preserve">U95</w:t>
             </w:r>
           </w:p>
         </w:tc>
@@ -3459,7 +3809,7 @@
               <w:jc w:val="left"/>
             </w:pPr>
             <w:r>
-              <w:t xml:space="preserve">U87</w:t>
+              <w:t xml:space="preserve">U96</w:t>
             </w:r>
           </w:p>
         </w:tc>
@@ -3497,7 +3847,7 @@
               <w:jc w:val="left"/>
             </w:pPr>
             <w:r>
-              <w:t xml:space="preserve">U88</w:t>
+              <w:t xml:space="preserve">U97</w:t>
             </w:r>
           </w:p>
         </w:tc>
@@ -3535,7 +3885,7 @@
               <w:jc w:val="left"/>
             </w:pPr>
             <w:r>
-              <w:t xml:space="preserve">U89</w:t>
+              <w:t xml:space="preserve">U98</w:t>
             </w:r>
           </w:p>
         </w:tc>
@@ -3573,7 +3923,7 @@
               <w:jc w:val="left"/>
             </w:pPr>
             <w:r>
-              <w:t xml:space="preserve">U90</w:t>
+              <w:t xml:space="preserve">U99</w:t>
             </w:r>
           </w:p>
         </w:tc>
@@ -3675,7 +4025,7 @@
               <w:jc w:val="left"/>
             </w:pPr>
             <w:r>
-              <w:t xml:space="preserve">U91</w:t>
+              <w:t xml:space="preserve">U100</w:t>
             </w:r>
           </w:p>
         </w:tc>
@@ -3721,7 +4071,7 @@
               <w:jc w:val="left"/>
             </w:pPr>
             <w:r>
-              <w:t xml:space="preserve">U92</w:t>
+              <w:t xml:space="preserve">U101</w:t>
             </w:r>
           </w:p>
         </w:tc>
@@ -3759,7 +4109,7 @@
               <w:jc w:val="left"/>
             </w:pPr>
             <w:r>
-              <w:t xml:space="preserve">U93</w:t>
+              <w:t xml:space="preserve">U102</w:t>
             </w:r>
           </w:p>
         </w:tc>
@@ -3797,7 +4147,7 @@
               <w:jc w:val="left"/>
             </w:pPr>
             <w:r>
-              <w:t xml:space="preserve">U94</w:t>
+              <w:t xml:space="preserve">U103</w:t>
             </w:r>
           </w:p>
         </w:tc>
@@ -3835,7 +4185,7 @@
               <w:jc w:val="left"/>
             </w:pPr>
             <w:r>
-              <w:t xml:space="preserve">U95</w:t>
+              <w:t xml:space="preserve">U104</w:t>
             </w:r>
           </w:p>
         </w:tc>
@@ -3937,7 +4287,7 @@
               <w:jc w:val="left"/>
             </w:pPr>
             <w:r>
-              <w:t xml:space="preserve">U96</w:t>
+              <w:t xml:space="preserve">U105</w:t>
             </w:r>
           </w:p>
         </w:tc>
@@ -3975,7 +4325,7 @@
               <w:jc w:val="left"/>
             </w:pPr>
             <w:r>
-              <w:t xml:space="preserve">U97</w:t>
+              <w:t xml:space="preserve">U106</w:t>
             </w:r>
           </w:p>
         </w:tc>
@@ -4013,7 +4363,7 @@
               <w:jc w:val="left"/>
             </w:pPr>
             <w:r>
-              <w:t xml:space="preserve">U98</w:t>
+              <w:t xml:space="preserve">U107</w:t>
             </w:r>
           </w:p>
         </w:tc>
@@ -4051,7 +4401,7 @@
               <w:jc w:val="left"/>
             </w:pPr>
             <w:r>
-              <w:t xml:space="preserve">U99</w:t>
+              <w:t xml:space="preserve">U108</w:t>
             </w:r>
           </w:p>
         </w:tc>
@@ -4089,7 +4439,7 @@
               <w:jc w:val="left"/>
             </w:pPr>
             <w:r>
-              <w:t xml:space="preserve">U100</w:t>
+              <w:t xml:space="preserve">U109</w:t>
             </w:r>
           </w:p>
         </w:tc>
@@ -4127,7 +4477,7 @@
               <w:jc w:val="left"/>
             </w:pPr>
             <w:r>
-              <w:t xml:space="preserve">U101</w:t>
+              <w:t xml:space="preserve">U110</w:t>
             </w:r>
           </w:p>
         </w:tc>
@@ -4165,7 +4515,7 @@
               <w:jc w:val="left"/>
             </w:pPr>
             <w:r>
-              <w:t xml:space="preserve">U102</w:t>
+              <w:t xml:space="preserve">U111</w:t>
             </w:r>
           </w:p>
         </w:tc>
@@ -4203,7 +4553,7 @@
               <w:jc w:val="left"/>
             </w:pPr>
             <w:r>
-              <w:t xml:space="preserve">U103</w:t>
+              <w:t xml:space="preserve">U112</w:t>
             </w:r>
           </w:p>
         </w:tc>
@@ -4241,7 +4591,7 @@
               <w:jc w:val="left"/>
             </w:pPr>
             <w:r>
-              <w:t xml:space="preserve">U104</w:t>
+              <w:t xml:space="preserve">U113</w:t>
             </w:r>
           </w:p>
         </w:tc>
@@ -4279,7 +4629,7 @@
               <w:jc w:val="left"/>
             </w:pPr>
             <w:r>
-              <w:t xml:space="preserve">U105</w:t>
+              <w:t xml:space="preserve">U114</w:t>
             </w:r>
           </w:p>
         </w:tc>
@@ -4317,7 +4667,7 @@
               <w:jc w:val="left"/>
             </w:pPr>
             <w:r>
-              <w:t xml:space="preserve">U106</w:t>
+              <w:t xml:space="preserve">U115</w:t>
             </w:r>
           </w:p>
         </w:tc>
@@ -4355,7 +4705,7 @@
               <w:jc w:val="left"/>
             </w:pPr>
             <w:r>
-              <w:t xml:space="preserve">U107</w:t>
+              <w:t xml:space="preserve">U116</w:t>
             </w:r>
           </w:p>
         </w:tc>
@@ -4393,7 +4743,7 @@
               <w:jc w:val="left"/>
             </w:pPr>
             <w:r>
-              <w:t xml:space="preserve">U108</w:t>
+              <w:t xml:space="preserve">U117</w:t>
             </w:r>
           </w:p>
         </w:tc>
@@ -4431,7 +4781,7 @@
               <w:jc w:val="left"/>
             </w:pPr>
             <w:r>
-              <w:t xml:space="preserve">U109</w:t>
+              <w:t xml:space="preserve">U118</w:t>
             </w:r>
           </w:p>
         </w:tc>
@@ -4469,7 +4819,7 @@
               <w:jc w:val="left"/>
             </w:pPr>
             <w:r>
-              <w:t xml:space="preserve">U110</w:t>
+              <w:t xml:space="preserve">U119</w:t>
             </w:r>
           </w:p>
         </w:tc>
@@ -4507,7 +4857,7 @@
               <w:jc w:val="left"/>
             </w:pPr>
             <w:r>
-              <w:t xml:space="preserve">U111</w:t>
+              <w:t xml:space="preserve">U120</w:t>
             </w:r>
           </w:p>
         </w:tc>
@@ -4545,7 +4895,7 @@
               <w:jc w:val="left"/>
             </w:pPr>
             <w:r>
-              <w:t xml:space="preserve">U112</w:t>
+              <w:t xml:space="preserve">U121</w:t>
             </w:r>
           </w:p>
         </w:tc>
@@ -4583,7 +4933,7 @@
               <w:jc w:val="left"/>
             </w:pPr>
             <w:r>
-              <w:t xml:space="preserve">U113</w:t>
+              <w:t xml:space="preserve">U122</w:t>
             </w:r>
           </w:p>
         </w:tc>
@@ -4621,7 +4971,7 @@
               <w:jc w:val="left"/>
             </w:pPr>
             <w:r>
-              <w:t xml:space="preserve">U114</w:t>
+              <w:t xml:space="preserve">U123</w:t>
             </w:r>
           </w:p>
         </w:tc>
@@ -4659,7 +5009,7 @@
               <w:jc w:val="left"/>
             </w:pPr>
             <w:r>
-              <w:t xml:space="preserve">U115</w:t>
+              <w:t xml:space="preserve">U124</w:t>
             </w:r>
           </w:p>
         </w:tc>
@@ -4697,7 +5047,7 @@
               <w:jc w:val="left"/>
             </w:pPr>
             <w:r>
-              <w:t xml:space="preserve">U116</w:t>
+              <w:t xml:space="preserve">U125</w:t>
             </w:r>
           </w:p>
         </w:tc>
@@ -4735,7 +5085,7 @@
               <w:jc w:val="left"/>
             </w:pPr>
             <w:r>
-              <w:t xml:space="preserve">U117</w:t>
+              <w:t xml:space="preserve">U126</w:t>
             </w:r>
           </w:p>
         </w:tc>
@@ -4773,7 +5123,7 @@
               <w:jc w:val="left"/>
             </w:pPr>
             <w:r>
-              <w:t xml:space="preserve">U118</w:t>
+              <w:t xml:space="preserve">U127</w:t>
             </w:r>
           </w:p>
         </w:tc>
@@ -4811,7 +5161,7 @@
               <w:jc w:val="left"/>
             </w:pPr>
             <w:r>
-              <w:t xml:space="preserve">U119</w:t>
+              <w:t xml:space="preserve">U128</w:t>
             </w:r>
           </w:p>
         </w:tc>
@@ -4857,7 +5207,7 @@
               <w:jc w:val="left"/>
             </w:pPr>
             <w:r>
-              <w:t xml:space="preserve">U120</w:t>
+              <w:t xml:space="preserve">U129</w:t>
             </w:r>
           </w:p>
         </w:tc>
@@ -4895,7 +5245,7 @@
               <w:jc w:val="left"/>
             </w:pPr>
             <w:r>
-              <w:t xml:space="preserve">U121</w:t>
+              <w:t xml:space="preserve">U130</w:t>
             </w:r>
           </w:p>
         </w:tc>
@@ -4933,7 +5283,7 @@
               <w:jc w:val="left"/>
             </w:pPr>
             <w:r>
-              <w:t xml:space="preserve">U122</w:t>
+              <w:t xml:space="preserve">U131</w:t>
             </w:r>
           </w:p>
         </w:tc>
@@ -4971,7 +5321,7 @@
               <w:jc w:val="left"/>
             </w:pPr>
             <w:r>
-              <w:t xml:space="preserve">U123</w:t>
+              <w:t xml:space="preserve">U132</w:t>
             </w:r>
           </w:p>
         </w:tc>
@@ -5009,7 +5359,7 @@
               <w:jc w:val="left"/>
             </w:pPr>
             <w:r>
-              <w:t xml:space="preserve">U124</w:t>
+              <w:t xml:space="preserve">U133</w:t>
             </w:r>
           </w:p>
         </w:tc>
@@ -5055,7 +5405,7 @@
               <w:jc w:val="left"/>
             </w:pPr>
             <w:r>
-              <w:t xml:space="preserve">U125</w:t>
+              <w:t xml:space="preserve">U134</w:t>
             </w:r>
           </w:p>
         </w:tc>
@@ -5093,7 +5443,7 @@
               <w:jc w:val="left"/>
             </w:pPr>
             <w:r>
-              <w:t xml:space="preserve">U126</w:t>
+              <w:t xml:space="preserve">U135</w:t>
             </w:r>
           </w:p>
         </w:tc>
@@ -5131,7 +5481,7 @@
               <w:jc w:val="left"/>
             </w:pPr>
             <w:r>
-              <w:t xml:space="preserve">U127</w:t>
+              <w:t xml:space="preserve">U136</w:t>
             </w:r>
           </w:p>
         </w:tc>
@@ -5177,7 +5527,7 @@
               <w:jc w:val="left"/>
             </w:pPr>
             <w:r>
-              <w:t xml:space="preserve">U128</w:t>
+              <w:t xml:space="preserve">U137</w:t>
             </w:r>
           </w:p>
         </w:tc>
@@ -5215,7 +5565,7 @@
               <w:jc w:val="left"/>
             </w:pPr>
             <w:r>
-              <w:t xml:space="preserve">U129</w:t>
+              <w:t xml:space="preserve">U138</w:t>
             </w:r>
           </w:p>
         </w:tc>
@@ -5253,7 +5603,7 @@
               <w:jc w:val="left"/>
             </w:pPr>
             <w:r>
-              <w:t xml:space="preserve">U130</w:t>
+              <w:t xml:space="preserve">U139</w:t>
             </w:r>
           </w:p>
         </w:tc>
@@ -5299,7 +5649,7 @@
               <w:jc w:val="left"/>
             </w:pPr>
             <w:r>
-              <w:t xml:space="preserve">U131</w:t>
+              <w:t xml:space="preserve">U140</w:t>
             </w:r>
           </w:p>
         </w:tc>
@@ -5337,7 +5687,7 @@
               <w:jc w:val="left"/>
             </w:pPr>
             <w:r>
-              <w:t xml:space="preserve">U132</w:t>
+              <w:t xml:space="preserve">U141</w:t>
             </w:r>
           </w:p>
         </w:tc>
@@ -5439,7 +5789,7 @@
               <w:jc w:val="left"/>
             </w:pPr>
             <w:r>
-              <w:t xml:space="preserve">U133</w:t>
+              <w:t xml:space="preserve">U142</w:t>
             </w:r>
           </w:p>
         </w:tc>
@@ -5477,7 +5827,7 @@
               <w:jc w:val="left"/>
             </w:pPr>
             <w:r>
-              <w:t xml:space="preserve">U134</w:t>
+              <w:t xml:space="preserve">U143</w:t>
             </w:r>
           </w:p>
         </w:tc>
@@ -5515,7 +5865,7 @@
               <w:jc w:val="left"/>
             </w:pPr>
             <w:r>
-              <w:t xml:space="preserve">U135</w:t>
+              <w:t xml:space="preserve">U144</w:t>
             </w:r>
           </w:p>
         </w:tc>
@@ -5553,7 +5903,7 @@
               <w:jc w:val="left"/>
             </w:pPr>
             <w:r>
-              <w:t xml:space="preserve">U136</w:t>
+              <w:t xml:space="preserve">U145</w:t>
             </w:r>
           </w:p>
         </w:tc>
@@ -5591,7 +5941,7 @@
               <w:jc w:val="left"/>
             </w:pPr>
             <w:r>
-              <w:t xml:space="preserve">U137</w:t>
+              <w:t xml:space="preserve">U146</w:t>
             </w:r>
           </w:p>
         </w:tc>
@@ -5629,7 +5979,7 @@
               <w:jc w:val="left"/>
             </w:pPr>
             <w:r>
-              <w:t xml:space="preserve">U138</w:t>
+              <w:t xml:space="preserve">U147</w:t>
             </w:r>
           </w:p>
         </w:tc>
@@ -5667,7 +6017,7 @@
               <w:jc w:val="left"/>
             </w:pPr>
             <w:r>
-              <w:t xml:space="preserve">U139</w:t>
+              <w:t xml:space="preserve">U148</w:t>
             </w:r>
           </w:p>
         </w:tc>
@@ -5769,7 +6119,7 @@
               <w:jc w:val="left"/>
             </w:pPr>
             <w:r>
-              <w:t xml:space="preserve">U140</w:t>
+              <w:t xml:space="preserve">U149</w:t>
             </w:r>
           </w:p>
         </w:tc>
@@ -5807,7 +6157,7 @@
               <w:jc w:val="left"/>
             </w:pPr>
             <w:r>
-              <w:t xml:space="preserve">U141</w:t>
+              <w:t xml:space="preserve">U150</w:t>
             </w:r>
           </w:p>
         </w:tc>
@@ -5845,7 +6195,7 @@
               <w:jc w:val="left"/>
             </w:pPr>
             <w:r>
-              <w:t xml:space="preserve">U142</w:t>
+              <w:t xml:space="preserve">U151</w:t>
             </w:r>
           </w:p>
         </w:tc>
@@ -5883,7 +6233,7 @@
               <w:jc w:val="left"/>
             </w:pPr>
             <w:r>
-              <w:t xml:space="preserve">U143</w:t>
+              <w:t xml:space="preserve">U152</w:t>
             </w:r>
           </w:p>
         </w:tc>
@@ -5921,7 +6271,7 @@
               <w:jc w:val="left"/>
             </w:pPr>
             <w:r>
-              <w:t xml:space="preserve">U144</w:t>
+              <w:t xml:space="preserve">U153</w:t>
             </w:r>
           </w:p>
         </w:tc>
@@ -5959,7 +6309,7 @@
               <w:jc w:val="left"/>
             </w:pPr>
             <w:r>
-              <w:t xml:space="preserve">U145</w:t>
+              <w:t xml:space="preserve">U154</w:t>
             </w:r>
           </w:p>
         </w:tc>
@@ -5997,7 +6347,7 @@
               <w:jc w:val="left"/>
             </w:pPr>
             <w:r>
-              <w:t xml:space="preserve">U146</w:t>
+              <w:t xml:space="preserve">U155</w:t>
             </w:r>
           </w:p>
         </w:tc>
@@ -6035,7 +6385,7 @@
               <w:jc w:val="left"/>
             </w:pPr>
             <w:r>
-              <w:t xml:space="preserve">U147</w:t>
+              <w:t xml:space="preserve">U156</w:t>
             </w:r>
           </w:p>
         </w:tc>
@@ -6081,7 +6431,7 @@
               <w:jc w:val="left"/>
             </w:pPr>
             <w:r>
-              <w:t xml:space="preserve">U148</w:t>
+              <w:t xml:space="preserve">U157</w:t>
             </w:r>
           </w:p>
         </w:tc>
@@ -6183,7 +6533,7 @@
               <w:jc w:val="left"/>
             </w:pPr>
             <w:r>
-              <w:t xml:space="preserve">U149</w:t>
+              <w:t xml:space="preserve">U158</w:t>
             </w:r>
           </w:p>
         </w:tc>
@@ -6221,7 +6571,7 @@
               <w:jc w:val="left"/>
             </w:pPr>
             <w:r>
-              <w:t xml:space="preserve">U150</w:t>
+              <w:t xml:space="preserve">U159</w:t>
             </w:r>
           </w:p>
         </w:tc>
@@ -6259,7 +6609,7 @@
               <w:jc w:val="left"/>
             </w:pPr>
             <w:r>
-              <w:t xml:space="preserve">U151</w:t>
+              <w:t xml:space="preserve">U160</w:t>
             </w:r>
           </w:p>
         </w:tc>
@@ -6297,7 +6647,7 @@
               <w:jc w:val="left"/>
             </w:pPr>
             <w:r>
-              <w:t xml:space="preserve">U152</w:t>
+              <w:t xml:space="preserve">U161</w:t>
             </w:r>
           </w:p>
         </w:tc>
@@ -6335,7 +6685,7 @@
               <w:jc w:val="left"/>
             </w:pPr>
             <w:r>
-              <w:t xml:space="preserve">U153</w:t>
+              <w:t xml:space="preserve">U162</w:t>
             </w:r>
           </w:p>
         </w:tc>
@@ -6373,7 +6723,7 @@
               <w:jc w:val="left"/>
             </w:pPr>
             <w:r>
-              <w:t xml:space="preserve">U154</w:t>
+              <w:t xml:space="preserve">U163</w:t>
             </w:r>
           </w:p>
         </w:tc>
@@ -6411,7 +6761,7 @@
               <w:jc w:val="left"/>
             </w:pPr>
             <w:r>
-              <w:t xml:space="preserve">U155</w:t>
+              <w:t xml:space="preserve">U164</w:t>
             </w:r>
           </w:p>
         </w:tc>
@@ -6449,7 +6799,7 @@
               <w:jc w:val="left"/>
             </w:pPr>
             <w:r>
-              <w:t xml:space="preserve">U156</w:t>
+              <w:t xml:space="preserve">U165</w:t>
             </w:r>
           </w:p>
         </w:tc>
@@ -6487,7 +6837,7 @@
               <w:jc w:val="left"/>
             </w:pPr>
             <w:r>
-              <w:t xml:space="preserve">U157</w:t>
+              <w:t xml:space="preserve">U166</w:t>
             </w:r>
           </w:p>
         </w:tc>
@@ -6525,7 +6875,7 @@
               <w:jc w:val="left"/>
             </w:pPr>
             <w:r>
-              <w:t xml:space="preserve">U158</w:t>
+              <w:t xml:space="preserve">U167</w:t>
             </w:r>
           </w:p>
         </w:tc>
@@ -6563,7 +6913,7 @@
               <w:jc w:val="left"/>
             </w:pPr>
             <w:r>
-              <w:t xml:space="preserve">U159</w:t>
+              <w:t xml:space="preserve">U168</w:t>
             </w:r>
           </w:p>
         </w:tc>
@@ -6601,7 +6951,7 @@
               <w:jc w:val="left"/>
             </w:pPr>
             <w:r>
-              <w:t xml:space="preserve">U160</w:t>
+              <w:t xml:space="preserve">U169</w:t>
             </w:r>
           </w:p>
         </w:tc>
@@ -6639,7 +6989,7 @@
               <w:jc w:val="left"/>
             </w:pPr>
             <w:r>
-              <w:t xml:space="preserve">U161</w:t>
+              <w:t xml:space="preserve">U170</w:t>
             </w:r>
           </w:p>
         </w:tc>
@@ -6677,7 +7027,7 @@
               <w:jc w:val="left"/>
             </w:pPr>
             <w:r>
-              <w:t xml:space="preserve">U162</w:t>
+              <w:t xml:space="preserve">U171</w:t>
             </w:r>
           </w:p>
         </w:tc>
@@ -6715,7 +7065,7 @@
               <w:jc w:val="left"/>
             </w:pPr>
             <w:r>
-              <w:t xml:space="preserve">U163</w:t>
+              <w:t xml:space="preserve">U172</w:t>
             </w:r>
           </w:p>
         </w:tc>
@@ -6817,7 +7167,7 @@
               <w:jc w:val="left"/>
             </w:pPr>
             <w:r>
-              <w:t xml:space="preserve">U164</w:t>
+              <w:t xml:space="preserve">U173</w:t>
             </w:r>
           </w:p>
         </w:tc>
@@ -6855,7 +7205,7 @@
               <w:jc w:val="left"/>
             </w:pPr>
             <w:r>
-              <w:t xml:space="preserve">U165</w:t>
+              <w:t xml:space="preserve">U174</w:t>
             </w:r>
           </w:p>
         </w:tc>
@@ -6893,7 +7243,7 @@
               <w:jc w:val="left"/>
             </w:pPr>
             <w:r>
-              <w:t xml:space="preserve">U166</w:t>
+              <w:t xml:space="preserve">U175</w:t>
             </w:r>
           </w:p>
         </w:tc>
@@ -6931,7 +7281,7 @@
               <w:jc w:val="left"/>
             </w:pPr>
             <w:r>
-              <w:t xml:space="preserve">U167</w:t>
+              <w:t xml:space="preserve">U176</w:t>
             </w:r>
           </w:p>
         </w:tc>
@@ -6969,7 +7319,7 @@
               <w:jc w:val="left"/>
             </w:pPr>
             <w:r>
-              <w:t xml:space="preserve">U168</w:t>
+              <w:t xml:space="preserve">U177</w:t>
             </w:r>
           </w:p>
         </w:tc>
@@ -7007,7 +7357,7 @@
               <w:jc w:val="left"/>
             </w:pPr>
             <w:r>
-              <w:t xml:space="preserve">U169</w:t>
+              <w:t xml:space="preserve">U178</w:t>
             </w:r>
           </w:p>
         </w:tc>
@@ -7045,7 +7395,7 @@
               <w:jc w:val="left"/>
             </w:pPr>
             <w:r>
-              <w:t xml:space="preserve">U170</w:t>
+              <w:t xml:space="preserve">U179</w:t>
             </w:r>
           </w:p>
         </w:tc>
@@ -7083,7 +7433,7 @@
               <w:jc w:val="left"/>
             </w:pPr>
             <w:r>
-              <w:t xml:space="preserve">U171</w:t>
+              <w:t xml:space="preserve">U180</w:t>
             </w:r>
           </w:p>
         </w:tc>
@@ -7121,7 +7471,7 @@
               <w:jc w:val="left"/>
             </w:pPr>
             <w:r>
-              <w:t xml:space="preserve">U172</w:t>
+              <w:t xml:space="preserve">U181</w:t>
             </w:r>
           </w:p>
         </w:tc>
@@ -7159,7 +7509,7 @@
               <w:jc w:val="left"/>
             </w:pPr>
             <w:r>
-              <w:t xml:space="preserve">U173</w:t>
+              <w:t xml:space="preserve">U182</w:t>
             </w:r>
           </w:p>
         </w:tc>
@@ -7197,7 +7547,7 @@
               <w:jc w:val="left"/>
             </w:pPr>
             <w:r>
-              <w:t xml:space="preserve">U174</w:t>
+              <w:t xml:space="preserve">U183</w:t>
             </w:r>
           </w:p>
         </w:tc>
@@ -7235,7 +7585,7 @@
               <w:jc w:val="left"/>
             </w:pPr>
             <w:r>
-              <w:t xml:space="preserve">U175</w:t>
+              <w:t xml:space="preserve">U184</w:t>
             </w:r>
           </w:p>
         </w:tc>
@@ -7273,7 +7623,7 @@
               <w:jc w:val="left"/>
             </w:pPr>
             <w:r>
-              <w:t xml:space="preserve">U176</w:t>
+              <w:t xml:space="preserve">U185</w:t>
             </w:r>
           </w:p>
         </w:tc>
@@ -7311,7 +7661,7 @@
               <w:jc w:val="left"/>
             </w:pPr>
             <w:r>
-              <w:t xml:space="preserve">U177</w:t>
+              <w:t xml:space="preserve">U186</w:t>
             </w:r>
           </w:p>
         </w:tc>
@@ -7349,7 +7699,7 @@
               <w:jc w:val="left"/>
             </w:pPr>
             <w:r>
-              <w:t xml:space="preserve">U178</w:t>
+              <w:t xml:space="preserve">U187</w:t>
             </w:r>
           </w:p>
         </w:tc>
@@ -7387,7 +7737,7 @@
               <w:jc w:val="left"/>
             </w:pPr>
             <w:r>
-              <w:t xml:space="preserve">U179</w:t>
+              <w:t xml:space="preserve">U188</w:t>
             </w:r>
           </w:p>
         </w:tc>
@@ -7489,7 +7839,7 @@
               <w:jc w:val="left"/>
             </w:pPr>
             <w:r>
-              <w:t xml:space="preserve">U180</w:t>
+              <w:t xml:space="preserve">U189</w:t>
             </w:r>
           </w:p>
         </w:tc>
@@ -7527,7 +7877,7 @@
               <w:jc w:val="left"/>
             </w:pPr>
             <w:r>
-              <w:t xml:space="preserve">U181</w:t>
+              <w:t xml:space="preserve">U190</w:t>
             </w:r>
           </w:p>
         </w:tc>
@@ -7565,7 +7915,7 @@
               <w:jc w:val="left"/>
             </w:pPr>
             <w:r>
-              <w:t xml:space="preserve">U182</w:t>
+              <w:t xml:space="preserve">U191</w:t>
             </w:r>
           </w:p>
         </w:tc>
@@ -7603,7 +7953,7 @@
               <w:jc w:val="left"/>
             </w:pPr>
             <w:r>
-              <w:t xml:space="preserve">U183</w:t>
+              <w:t xml:space="preserve">U192</w:t>
             </w:r>
           </w:p>
         </w:tc>
@@ -7641,7 +7991,7 @@
               <w:jc w:val="left"/>
             </w:pPr>
             <w:r>
-              <w:t xml:space="preserve">U184</w:t>
+              <w:t xml:space="preserve">U193</w:t>
             </w:r>
           </w:p>
         </w:tc>
@@ -7679,7 +8029,7 @@
               <w:jc w:val="left"/>
             </w:pPr>
             <w:r>
-              <w:t xml:space="preserve">U185</w:t>
+              <w:t xml:space="preserve">U194</w:t>
             </w:r>
           </w:p>
         </w:tc>
@@ -7717,7 +8067,7 @@
               <w:jc w:val="left"/>
             </w:pPr>
             <w:r>
-              <w:t xml:space="preserve">U186</w:t>
+              <w:t xml:space="preserve">U195</w:t>
             </w:r>
           </w:p>
         </w:tc>
@@ -7755,7 +8105,7 @@
               <w:jc w:val="left"/>
             </w:pPr>
             <w:r>
-              <w:t xml:space="preserve">U187</w:t>
+              <w:t xml:space="preserve">U196</w:t>
             </w:r>
           </w:p>
         </w:tc>
@@ -7793,7 +8143,7 @@
               <w:jc w:val="left"/>
             </w:pPr>
             <w:r>
-              <w:t xml:space="preserve">U188</w:t>
+              <w:t xml:space="preserve">U197</w:t>
             </w:r>
           </w:p>
         </w:tc>
@@ -7831,7 +8181,7 @@
               <w:jc w:val="left"/>
             </w:pPr>
             <w:r>
-              <w:t xml:space="preserve">U189</w:t>
+              <w:t xml:space="preserve">U198</w:t>
             </w:r>
           </w:p>
         </w:tc>
@@ -7869,7 +8219,7 @@
               <w:jc w:val="left"/>
             </w:pPr>
             <w:r>
-              <w:t xml:space="preserve">U190</w:t>
+              <w:t xml:space="preserve">U199</w:t>
             </w:r>
           </w:p>
         </w:tc>
@@ -7907,7 +8257,7 @@
               <w:jc w:val="left"/>
             </w:pPr>
             <w:r>
-              <w:t xml:space="preserve">U191</w:t>
+              <w:t xml:space="preserve">U200</w:t>
             </w:r>
           </w:p>
         </w:tc>
@@ -7945,7 +8295,7 @@
               <w:jc w:val="left"/>
             </w:pPr>
             <w:r>
-              <w:t xml:space="preserve">U192</w:t>
+              <w:t xml:space="preserve">U201</w:t>
             </w:r>
           </w:p>
         </w:tc>
@@ -7983,7 +8333,7 @@
               <w:jc w:val="left"/>
             </w:pPr>
             <w:r>
-              <w:t xml:space="preserve">U193</w:t>
+              <w:t xml:space="preserve">U202</w:t>
             </w:r>
           </w:p>
         </w:tc>
@@ -8021,7 +8371,7 @@
               <w:jc w:val="left"/>
             </w:pPr>
             <w:r>
-              <w:t xml:space="preserve">U194</w:t>
+              <w:t xml:space="preserve">U203</w:t>
             </w:r>
           </w:p>
         </w:tc>
@@ -8059,7 +8409,7 @@
               <w:jc w:val="left"/>
             </w:pPr>
             <w:r>
-              <w:t xml:space="preserve">U195</w:t>
+              <w:t xml:space="preserve">U204</w:t>
             </w:r>
           </w:p>
         </w:tc>
@@ -8097,7 +8447,7 @@
               <w:jc w:val="left"/>
             </w:pPr>
             <w:r>
-              <w:t xml:space="preserve">U196</w:t>
+              <w:t xml:space="preserve">U205</w:t>
             </w:r>
           </w:p>
         </w:tc>
@@ -8135,7 +8485,7 @@
               <w:jc w:val="left"/>
             </w:pPr>
             <w:r>
-              <w:t xml:space="preserve">U197</w:t>
+              <w:t xml:space="preserve">U206</w:t>
             </w:r>
           </w:p>
         </w:tc>
@@ -8173,7 +8523,7 @@
               <w:jc w:val="left"/>
             </w:pPr>
             <w:r>
-              <w:t xml:space="preserve">U198</w:t>
+              <w:t xml:space="preserve">U207</w:t>
             </w:r>
           </w:p>
         </w:tc>
@@ -8211,7 +8561,7 @@
               <w:jc w:val="left"/>
             </w:pPr>
             <w:r>
-              <w:t xml:space="preserve">U199</w:t>
+              <w:t xml:space="preserve">U208</w:t>
             </w:r>
           </w:p>
         </w:tc>
@@ -8249,7 +8599,7 @@
               <w:jc w:val="left"/>
             </w:pPr>
             <w:r>
-              <w:t xml:space="preserve">U200</w:t>
+              <w:t xml:space="preserve">U209</w:t>
             </w:r>
           </w:p>
         </w:tc>
@@ -8287,7 +8637,7 @@
               <w:jc w:val="left"/>
             </w:pPr>
             <w:r>
-              <w:t xml:space="preserve">U201</w:t>
+              <w:t xml:space="preserve">U210</w:t>
             </w:r>
           </w:p>
         </w:tc>
@@ -8325,7 +8675,7 @@
               <w:jc w:val="left"/>
             </w:pPr>
             <w:r>
-              <w:t xml:space="preserve">U202</w:t>
+              <w:t xml:space="preserve">U211</w:t>
             </w:r>
           </w:p>
         </w:tc>
@@ -8363,7 +8713,7 @@
               <w:jc w:val="left"/>
             </w:pPr>
             <w:r>
-              <w:t xml:space="preserve">U203</w:t>
+              <w:t xml:space="preserve">U212</w:t>
             </w:r>
           </w:p>
         </w:tc>
@@ -8401,7 +8751,7 @@
               <w:jc w:val="left"/>
             </w:pPr>
             <w:r>
-              <w:t xml:space="preserve">U204</w:t>
+              <w:t xml:space="preserve">U213</w:t>
             </w:r>
           </w:p>
         </w:tc>
@@ -8439,7 +8789,7 @@
               <w:jc w:val="left"/>
             </w:pPr>
             <w:r>
-              <w:t xml:space="preserve">U205</w:t>
+              <w:t xml:space="preserve">U214</w:t>
             </w:r>
           </w:p>
         </w:tc>
@@ -8477,7 +8827,7 @@
               <w:jc w:val="left"/>
             </w:pPr>
             <w:r>
-              <w:t xml:space="preserve">U206</w:t>
+              <w:t xml:space="preserve">U215</w:t>
             </w:r>
           </w:p>
         </w:tc>
@@ -8515,7 +8865,7 @@
               <w:jc w:val="left"/>
             </w:pPr>
             <w:r>
-              <w:t xml:space="preserve">U207</w:t>
+              <w:t xml:space="preserve">U216</w:t>
             </w:r>
           </w:p>
         </w:tc>
@@ -8553,7 +8903,7 @@
               <w:jc w:val="left"/>
             </w:pPr>
             <w:r>
-              <w:t xml:space="preserve">U208</w:t>
+              <w:t xml:space="preserve">U217</w:t>
             </w:r>
           </w:p>
         </w:tc>
@@ -8591,7 +8941,7 @@
               <w:jc w:val="left"/>
             </w:pPr>
             <w:r>
-              <w:t xml:space="preserve">U209</w:t>
+              <w:t xml:space="preserve">U218</w:t>
             </w:r>
           </w:p>
         </w:tc>
@@ -8629,7 +8979,7 @@
               <w:jc w:val="left"/>
             </w:pPr>
             <w:r>
-              <w:t xml:space="preserve">U210</w:t>
+              <w:t xml:space="preserve">U219</w:t>
             </w:r>
           </w:p>
         </w:tc>
@@ -8667,7 +9017,7 @@
               <w:jc w:val="left"/>
             </w:pPr>
             <w:r>
-              <w:t xml:space="preserve">U211</w:t>
+              <w:t xml:space="preserve">U220</w:t>
             </w:r>
           </w:p>
         </w:tc>
@@ -8705,7 +9055,7 @@
               <w:jc w:val="left"/>
             </w:pPr>
             <w:r>
-              <w:t xml:space="preserve">U212</w:t>
+              <w:t xml:space="preserve">U221</w:t>
             </w:r>
           </w:p>
         </w:tc>
@@ -8743,7 +9093,7 @@
               <w:jc w:val="left"/>
             </w:pPr>
             <w:r>
-              <w:t xml:space="preserve">U213</w:t>
+              <w:t xml:space="preserve">U222</w:t>
             </w:r>
           </w:p>
         </w:tc>
@@ -8781,7 +9131,7 @@
               <w:jc w:val="left"/>
             </w:pPr>
             <w:r>
-              <w:t xml:space="preserve">U214</w:t>
+              <w:t xml:space="preserve">U223</w:t>
             </w:r>
           </w:p>
         </w:tc>
@@ -8819,7 +9169,7 @@
               <w:jc w:val="left"/>
             </w:pPr>
             <w:r>
-              <w:t xml:space="preserve">U215</w:t>
+              <w:t xml:space="preserve">U224</w:t>
             </w:r>
           </w:p>
         </w:tc>
@@ -8857,7 +9207,7 @@
               <w:jc w:val="left"/>
             </w:pPr>
             <w:r>
-              <w:t xml:space="preserve">U216</w:t>
+              <w:t xml:space="preserve">U225</w:t>
             </w:r>
           </w:p>
         </w:tc>
@@ -8895,7 +9245,7 @@
               <w:jc w:val="left"/>
             </w:pPr>
             <w:r>
-              <w:t xml:space="preserve">U217</w:t>
+              <w:t xml:space="preserve">U226</w:t>
             </w:r>
           </w:p>
         </w:tc>
@@ -8933,7 +9283,7 @@
               <w:jc w:val="left"/>
             </w:pPr>
             <w:r>
-              <w:t xml:space="preserve">U218</w:t>
+              <w:t xml:space="preserve">U227</w:t>
             </w:r>
           </w:p>
         </w:tc>
@@ -8971,7 +9321,7 @@
               <w:jc w:val="left"/>
             </w:pPr>
             <w:r>
-              <w:t xml:space="preserve">U219</w:t>
+              <w:t xml:space="preserve">U228</w:t>
             </w:r>
           </w:p>
         </w:tc>
@@ -9009,7 +9359,7 @@
               <w:jc w:val="left"/>
             </w:pPr>
             <w:r>
-              <w:t xml:space="preserve">U220</w:t>
+              <w:t xml:space="preserve">U229</w:t>
             </w:r>
           </w:p>
         </w:tc>
@@ -9047,7 +9397,7 @@
               <w:jc w:val="left"/>
             </w:pPr>
             <w:r>
-              <w:t xml:space="preserve">U221</w:t>
+              <w:t xml:space="preserve">U230</w:t>
             </w:r>
           </w:p>
         </w:tc>
@@ -9085,7 +9435,7 @@
               <w:jc w:val="left"/>
             </w:pPr>
             <w:r>
-              <w:t xml:space="preserve">U222</w:t>
+              <w:t xml:space="preserve">U231</w:t>
             </w:r>
           </w:p>
         </w:tc>
@@ -9123,7 +9473,7 @@
               <w:jc w:val="left"/>
             </w:pPr>
             <w:r>
-              <w:t xml:space="preserve">U223</w:t>
+              <w:t xml:space="preserve">U232</w:t>
             </w:r>
           </w:p>
         </w:tc>
@@ -9161,7 +9511,7 @@
               <w:jc w:val="left"/>
             </w:pPr>
             <w:r>
-              <w:t xml:space="preserve">U224</w:t>
+              <w:t xml:space="preserve">U233</w:t>
             </w:r>
           </w:p>
         </w:tc>
@@ -9199,7 +9549,7 @@
               <w:jc w:val="left"/>
             </w:pPr>
             <w:r>
-              <w:t xml:space="preserve">U225</w:t>
+              <w:t xml:space="preserve">U234</w:t>
             </w:r>
           </w:p>
         </w:tc>
@@ -9237,7 +9587,7 @@
               <w:jc w:val="left"/>
             </w:pPr>
             <w:r>
-              <w:t xml:space="preserve">U226</w:t>
+              <w:t xml:space="preserve">U235</w:t>
             </w:r>
           </w:p>
         </w:tc>
@@ -9275,7 +9625,7 @@
               <w:jc w:val="left"/>
             </w:pPr>
             <w:r>
-              <w:t xml:space="preserve">U227</w:t>
+              <w:t xml:space="preserve">U236</w:t>
             </w:r>
           </w:p>
         </w:tc>
@@ -9313,7 +9663,7 @@
               <w:jc w:val="left"/>
             </w:pPr>
             <w:r>
-              <w:t xml:space="preserve">U228</w:t>
+              <w:t xml:space="preserve">U237</w:t>
             </w:r>
           </w:p>
         </w:tc>
@@ -9351,7 +9701,7 @@
               <w:jc w:val="left"/>
             </w:pPr>
             <w:r>
-              <w:t xml:space="preserve">U229</w:t>
+              <w:t xml:space="preserve">U238</w:t>
             </w:r>
           </w:p>
         </w:tc>
@@ -9389,7 +9739,7 @@
               <w:jc w:val="left"/>
             </w:pPr>
             <w:r>
-              <w:t xml:space="preserve">U230</w:t>
+              <w:t xml:space="preserve">U239</w:t>
             </w:r>
           </w:p>
         </w:tc>
@@ -9427,7 +9777,7 @@
               <w:jc w:val="left"/>
             </w:pPr>
             <w:r>
-              <w:t xml:space="preserve">U231</w:t>
+              <w:t xml:space="preserve">U240</w:t>
             </w:r>
           </w:p>
         </w:tc>
@@ -9465,7 +9815,7 @@
               <w:jc w:val="left"/>
             </w:pPr>
             <w:r>
-              <w:t xml:space="preserve">U232</w:t>
+              <w:t xml:space="preserve">U241</w:t>
             </w:r>
           </w:p>
         </w:tc>
@@ -9503,7 +9853,7 @@
               <w:jc w:val="left"/>
             </w:pPr>
             <w:r>
-              <w:t xml:space="preserve">U233</w:t>
+              <w:t xml:space="preserve">U242</w:t>
             </w:r>
           </w:p>
         </w:tc>
@@ -9541,7 +9891,7 @@
               <w:jc w:val="left"/>
             </w:pPr>
             <w:r>
-              <w:t xml:space="preserve">U234</w:t>
+              <w:t xml:space="preserve">U243</w:t>
             </w:r>
           </w:p>
         </w:tc>
@@ -9579,7 +9929,7 @@
               <w:jc w:val="left"/>
             </w:pPr>
             <w:r>
-              <w:t xml:space="preserve">U235</w:t>
+              <w:t xml:space="preserve">U244</w:t>
             </w:r>
           </w:p>
         </w:tc>
@@ -9617,7 +9967,7 @@
               <w:jc w:val="left"/>
             </w:pPr>
             <w:r>
-              <w:t xml:space="preserve">U236</w:t>
+              <w:t xml:space="preserve">U245</w:t>
             </w:r>
           </w:p>
         </w:tc>
@@ -9655,7 +10005,7 @@
               <w:jc w:val="left"/>
             </w:pPr>
             <w:r>
-              <w:t xml:space="preserve">U237</w:t>
+              <w:t xml:space="preserve">U246</w:t>
             </w:r>
           </w:p>
         </w:tc>
@@ -9693,7 +10043,7 @@
               <w:jc w:val="left"/>
             </w:pPr>
             <w:r>
-              <w:t xml:space="preserve">U238</w:t>
+              <w:t xml:space="preserve">U247</w:t>
             </w:r>
           </w:p>
         </w:tc>
@@ -9795,7 +10145,7 @@
               <w:jc w:val="left"/>
             </w:pPr>
             <w:r>
-              <w:t xml:space="preserve">U239</w:t>
+              <w:t xml:space="preserve">U248</w:t>
             </w:r>
           </w:p>
         </w:tc>
@@ -9833,7 +10183,7 @@
               <w:jc w:val="left"/>
             </w:pPr>
             <w:r>
-              <w:t xml:space="preserve">U240</w:t>
+              <w:t xml:space="preserve">U249</w:t>
             </w:r>
           </w:p>
         </w:tc>
@@ -9871,7 +10221,7 @@
               <w:jc w:val="left"/>
             </w:pPr>
             <w:r>
-              <w:t xml:space="preserve">U241</w:t>
+              <w:t xml:space="preserve">U250</w:t>
             </w:r>
           </w:p>
         </w:tc>
@@ -9917,7 +10267,7 @@
               <w:jc w:val="left"/>
             </w:pPr>
             <w:r>
-              <w:t xml:space="preserve">U242</w:t>
+              <w:t xml:space="preserve">U251</w:t>
             </w:r>
           </w:p>
         </w:tc>
@@ -9955,7 +10305,7 @@
               <w:jc w:val="left"/>
             </w:pPr>
             <w:r>
-              <w:t xml:space="preserve">U243</w:t>
+              <w:t xml:space="preserve">U252</w:t>
             </w:r>
           </w:p>
         </w:tc>
@@ -9993,7 +10343,7 @@
               <w:jc w:val="left"/>
             </w:pPr>
             <w:r>
-              <w:t xml:space="preserve">U244</w:t>
+              <w:t xml:space="preserve">U253</w:t>
             </w:r>
           </w:p>
         </w:tc>
@@ -10031,7 +10381,7 @@
               <w:jc w:val="left"/>
             </w:pPr>
             <w:r>
-              <w:t xml:space="preserve">U245</w:t>
+              <w:t xml:space="preserve">U254</w:t>
             </w:r>
           </w:p>
         </w:tc>
@@ -10133,7 +10483,7 @@
               <w:jc w:val="left"/>
             </w:pPr>
             <w:r>
-              <w:t xml:space="preserve">U246</w:t>
+              <w:t xml:space="preserve">U255</w:t>
             </w:r>
           </w:p>
         </w:tc>
@@ -10171,7 +10521,7 @@
               <w:jc w:val="left"/>
             </w:pPr>
             <w:r>
-              <w:t xml:space="preserve">U247</w:t>
+              <w:t xml:space="preserve">U256</w:t>
             </w:r>
           </w:p>
         </w:tc>
@@ -10209,7 +10559,7 @@
               <w:jc w:val="left"/>
             </w:pPr>
             <w:r>
-              <w:t xml:space="preserve">U248</w:t>
+              <w:t xml:space="preserve">U257</w:t>
             </w:r>
           </w:p>
         </w:tc>
@@ -10255,7 +10605,7 @@
               <w:jc w:val="left"/>
             </w:pPr>
             <w:r>
-              <w:t xml:space="preserve">U249</w:t>
+              <w:t xml:space="preserve">U258</w:t>
             </w:r>
           </w:p>
         </w:tc>
@@ -10301,7 +10651,7 @@
               <w:jc w:val="left"/>
             </w:pPr>
             <w:r>
-              <w:t xml:space="preserve">U250</w:t>
+              <w:t xml:space="preserve">U259</w:t>
             </w:r>
           </w:p>
         </w:tc>
@@ -10339,7 +10689,7 @@
               <w:jc w:val="left"/>
             </w:pPr>
             <w:r>
-              <w:t xml:space="preserve">U251</w:t>
+              <w:t xml:space="preserve">U260</w:t>
             </w:r>
           </w:p>
         </w:tc>
@@ -10377,7 +10727,7 @@
               <w:jc w:val="left"/>
             </w:pPr>
             <w:r>
-              <w:t xml:space="preserve">U252</w:t>
+              <w:t xml:space="preserve">U261</w:t>
             </w:r>
           </w:p>
         </w:tc>
@@ -10415,7 +10765,7 @@
               <w:jc w:val="left"/>
             </w:pPr>
             <w:r>
-              <w:t xml:space="preserve">U253</w:t>
+              <w:t xml:space="preserve">U262</w:t>
             </w:r>
           </w:p>
         </w:tc>
@@ -10453,7 +10803,7 @@
               <w:jc w:val="left"/>
             </w:pPr>
             <w:r>
-              <w:t xml:space="preserve">U254</w:t>
+              <w:t xml:space="preserve">U263</w:t>
             </w:r>
           </w:p>
         </w:tc>
@@ -10491,7 +10841,7 @@
               <w:jc w:val="left"/>
             </w:pPr>
             <w:r>
-              <w:t xml:space="preserve">U255</w:t>
+              <w:t xml:space="preserve">U264</w:t>
             </w:r>
           </w:p>
         </w:tc>
@@ -10529,7 +10879,7 @@
               <w:jc w:val="left"/>
             </w:pPr>
             <w:r>
-              <w:t xml:space="preserve">U256</w:t>
+              <w:t xml:space="preserve">U265</w:t>
             </w:r>
           </w:p>
         </w:tc>
@@ -10567,7 +10917,7 @@
               <w:jc w:val="left"/>
             </w:pPr>
             <w:r>
-              <w:t xml:space="preserve">U257</w:t>
+              <w:t xml:space="preserve">U266</w:t>
             </w:r>
           </w:p>
         </w:tc>
@@ -10605,7 +10955,7 @@
               <w:jc w:val="left"/>
             </w:pPr>
             <w:r>
-              <w:t xml:space="preserve">U258</w:t>
+              <w:t xml:space="preserve">U267</w:t>
             </w:r>
           </w:p>
         </w:tc>
@@ -10643,7 +10993,7 @@
               <w:jc w:val="left"/>
             </w:pPr>
             <w:r>
-              <w:t xml:space="preserve">U259</w:t>
+              <w:t xml:space="preserve">U268</w:t>
             </w:r>
           </w:p>
         </w:tc>
@@ -10681,7 +11031,7 @@
               <w:jc w:val="left"/>
             </w:pPr>
             <w:r>
-              <w:t xml:space="preserve">U260</w:t>
+              <w:t xml:space="preserve">U269</w:t>
             </w:r>
           </w:p>
         </w:tc>
@@ -10719,7 +11069,7 @@
               <w:jc w:val="left"/>
             </w:pPr>
             <w:r>
-              <w:t xml:space="preserve">U261</w:t>
+              <w:t xml:space="preserve">U270</w:t>
             </w:r>
           </w:p>
         </w:tc>
@@ -10757,7 +11107,7 @@
               <w:jc w:val="left"/>
             </w:pPr>
             <w:r>
-              <w:t xml:space="preserve">U262</w:t>
+              <w:t xml:space="preserve">U271</w:t>
             </w:r>
           </w:p>
         </w:tc>
@@ -10795,7 +11145,7 @@
               <w:jc w:val="left"/>
             </w:pPr>
             <w:r>
-              <w:t xml:space="preserve">U263</w:t>
+              <w:t xml:space="preserve">U272</w:t>
             </w:r>
           </w:p>
         </w:tc>
@@ -10833,7 +11183,7 @@
               <w:jc w:val="left"/>
             </w:pPr>
             <w:r>
-              <w:t xml:space="preserve">U264</w:t>
+              <w:t xml:space="preserve">U273</w:t>
             </w:r>
           </w:p>
         </w:tc>
@@ -10871,7 +11221,7 @@
               <w:jc w:val="left"/>
             </w:pPr>
             <w:r>
-              <w:t xml:space="preserve">U265</w:t>
+              <w:t xml:space="preserve">U274</w:t>
             </w:r>
           </w:p>
         </w:tc>
@@ -10909,7 +11259,7 @@
               <w:jc w:val="left"/>
             </w:pPr>
             <w:r>
-              <w:t xml:space="preserve">U266</w:t>
+              <w:t xml:space="preserve">U275</w:t>
             </w:r>
           </w:p>
         </w:tc>
@@ -10947,7 +11297,7 @@
               <w:jc w:val="left"/>
             </w:pPr>
             <w:r>
-              <w:t xml:space="preserve">U267</w:t>
+              <w:t xml:space="preserve">U276</w:t>
             </w:r>
           </w:p>
         </w:tc>
@@ -10985,7 +11335,7 @@
               <w:jc w:val="left"/>
             </w:pPr>
             <w:r>
-              <w:t xml:space="preserve">U268</w:t>
+              <w:t xml:space="preserve">U277</w:t>
             </w:r>
           </w:p>
         </w:tc>
@@ -11023,7 +11373,7 @@
               <w:jc w:val="left"/>
             </w:pPr>
             <w:r>
-              <w:t xml:space="preserve">U269</w:t>
+              <w:t xml:space="preserve">U278</w:t>
             </w:r>
           </w:p>
         </w:tc>
@@ -11061,7 +11411,7 @@
               <w:jc w:val="left"/>
             </w:pPr>
             <w:r>
-              <w:t xml:space="preserve">U270</w:t>
+              <w:t xml:space="preserve">U279</w:t>
             </w:r>
           </w:p>
         </w:tc>
@@ -11099,7 +11449,7 @@
               <w:jc w:val="left"/>
             </w:pPr>
             <w:r>
-              <w:t xml:space="preserve">U271</w:t>
+              <w:t xml:space="preserve">U280</w:t>
             </w:r>
           </w:p>
         </w:tc>
@@ -11137,7 +11487,7 @@
               <w:jc w:val="left"/>
             </w:pPr>
             <w:r>
-              <w:t xml:space="preserve">U272</w:t>
+              <w:t xml:space="preserve">U281</w:t>
             </w:r>
           </w:p>
         </w:tc>
@@ -11175,7 +11525,7 @@
               <w:jc w:val="left"/>
             </w:pPr>
             <w:r>
-              <w:t xml:space="preserve">U273</w:t>
+              <w:t xml:space="preserve">U282</w:t>
             </w:r>
           </w:p>
         </w:tc>
@@ -11213,7 +11563,7 @@
               <w:jc w:val="left"/>
             </w:pPr>
             <w:r>
-              <w:t xml:space="preserve">U274</w:t>
+              <w:t xml:space="preserve">U283</w:t>
             </w:r>
           </w:p>
         </w:tc>
@@ -11251,7 +11601,7 @@
               <w:jc w:val="left"/>
             </w:pPr>
             <w:r>
-              <w:t xml:space="preserve">U275</w:t>
+              <w:t xml:space="preserve">U284</w:t>
             </w:r>
           </w:p>
         </w:tc>
@@ -11289,7 +11639,7 @@
               <w:jc w:val="left"/>
             </w:pPr>
             <w:r>
-              <w:t xml:space="preserve">U276</w:t>
+              <w:t xml:space="preserve">U285</w:t>
             </w:r>
           </w:p>
         </w:tc>
@@ -11327,7 +11677,7 @@
               <w:jc w:val="left"/>
             </w:pPr>
             <w:r>
-              <w:t xml:space="preserve">U277</w:t>
+              <w:t xml:space="preserve">U286</w:t>
             </w:r>
           </w:p>
         </w:tc>
@@ -11365,7 +11715,7 @@
               <w:jc w:val="left"/>
             </w:pPr>
             <w:r>
-              <w:t xml:space="preserve">U278</w:t>
+              <w:t xml:space="preserve">U287</w:t>
             </w:r>
           </w:p>
         </w:tc>
@@ -11403,7 +11753,7 @@
               <w:jc w:val="left"/>
             </w:pPr>
             <w:r>
-              <w:t xml:space="preserve">U279</w:t>
+              <w:t xml:space="preserve">U288</w:t>
             </w:r>
           </w:p>
         </w:tc>
@@ -11441,7 +11791,7 @@
               <w:jc w:val="left"/>
             </w:pPr>
             <w:r>
-              <w:t xml:space="preserve">U280</w:t>
+              <w:t xml:space="preserve">U289</w:t>
             </w:r>
           </w:p>
         </w:tc>
@@ -11479,7 +11829,7 @@
               <w:jc w:val="left"/>
             </w:pPr>
             <w:r>
-              <w:t xml:space="preserve">U281</w:t>
+              <w:t xml:space="preserve">U290</w:t>
             </w:r>
           </w:p>
         </w:tc>
@@ -11517,7 +11867,7 @@
               <w:jc w:val="left"/>
             </w:pPr>
             <w:r>
-              <w:t xml:space="preserve">U282</w:t>
+              <w:t xml:space="preserve">U291</w:t>
             </w:r>
           </w:p>
         </w:tc>
@@ -11555,7 +11905,7 @@
               <w:jc w:val="left"/>
             </w:pPr>
             <w:r>
-              <w:t xml:space="preserve">U283</w:t>
+              <w:t xml:space="preserve">U292</w:t>
             </w:r>
           </w:p>
         </w:tc>
@@ -11593,7 +11943,7 @@
               <w:jc w:val="left"/>
             </w:pPr>
             <w:r>
-              <w:t xml:space="preserve">U284</w:t>
+              <w:t xml:space="preserve">U293</w:t>
             </w:r>
           </w:p>
         </w:tc>
@@ -11631,7 +11981,7 @@
               <w:jc w:val="left"/>
             </w:pPr>
             <w:r>
-              <w:t xml:space="preserve">U285</w:t>
+              <w:t xml:space="preserve">U294</w:t>
             </w:r>
           </w:p>
         </w:tc>
@@ -11669,7 +12019,7 @@
               <w:jc w:val="left"/>
             </w:pPr>
             <w:r>
-              <w:t xml:space="preserve">U286</w:t>
+              <w:t xml:space="preserve">U295</w:t>
             </w:r>
           </w:p>
         </w:tc>
@@ -11707,7 +12057,7 @@
               <w:jc w:val="left"/>
             </w:pPr>
             <w:r>
-              <w:t xml:space="preserve">U287</w:t>
+              <w:t xml:space="preserve">U296</w:t>
             </w:r>
           </w:p>
         </w:tc>
@@ -11745,7 +12095,7 @@
               <w:jc w:val="left"/>
             </w:pPr>
             <w:r>
-              <w:t xml:space="preserve">U288</w:t>
+              <w:t xml:space="preserve">U297</w:t>
             </w:r>
           </w:p>
         </w:tc>
@@ -11783,7 +12133,7 @@
               <w:jc w:val="left"/>
             </w:pPr>
             <w:r>
-              <w:t xml:space="preserve">U289</w:t>
+              <w:t xml:space="preserve">U298</w:t>
             </w:r>
           </w:p>
         </w:tc>
@@ -11821,7 +12171,7 @@
               <w:jc w:val="left"/>
             </w:pPr>
             <w:r>
-              <w:t xml:space="preserve">U290</w:t>
+              <w:t xml:space="preserve">U299</w:t>
             </w:r>
           </w:p>
         </w:tc>
@@ -11859,7 +12209,7 @@
               <w:jc w:val="left"/>
             </w:pPr>
             <w:r>
-              <w:t xml:space="preserve">U291</w:t>
+              <w:t xml:space="preserve">U300</w:t>
             </w:r>
           </w:p>
         </w:tc>
@@ -11897,7 +12247,7 @@
               <w:jc w:val="left"/>
             </w:pPr>
             <w:r>
-              <w:t xml:space="preserve">U292</w:t>
+              <w:t xml:space="preserve">U301</w:t>
             </w:r>
           </w:p>
         </w:tc>
@@ -11935,7 +12285,7 @@
               <w:jc w:val="left"/>
             </w:pPr>
             <w:r>
-              <w:t xml:space="preserve">U293</w:t>
+              <w:t xml:space="preserve">U302</w:t>
             </w:r>
           </w:p>
         </w:tc>
@@ -11973,7 +12323,7 @@
               <w:jc w:val="left"/>
             </w:pPr>
             <w:r>
-              <w:t xml:space="preserve">U294</w:t>
+              <w:t xml:space="preserve">U303</w:t>
             </w:r>
           </w:p>
         </w:tc>
@@ -12011,7 +12361,7 @@
               <w:jc w:val="left"/>
             </w:pPr>
             <w:r>
-              <w:t xml:space="preserve">U295</w:t>
+              <w:t xml:space="preserve">U304</w:t>
             </w:r>
           </w:p>
         </w:tc>
@@ -12049,7 +12399,7 @@
               <w:jc w:val="left"/>
             </w:pPr>
             <w:r>
-              <w:t xml:space="preserve">U296</w:t>
+              <w:t xml:space="preserve">U305</w:t>
             </w:r>
           </w:p>
         </w:tc>
@@ -12087,7 +12437,7 @@
               <w:jc w:val="left"/>
             </w:pPr>
             <w:r>
-              <w:t xml:space="preserve">U297</w:t>
+              <w:t xml:space="preserve">U306</w:t>
             </w:r>
           </w:p>
         </w:tc>
@@ -12125,7 +12475,7 @@
               <w:jc w:val="left"/>
             </w:pPr>
             <w:r>
-              <w:t xml:space="preserve">U298</w:t>
+              <w:t xml:space="preserve">U307</w:t>
             </w:r>
           </w:p>
         </w:tc>
@@ -12163,7 +12513,7 @@
               <w:jc w:val="left"/>
             </w:pPr>
             <w:r>
-              <w:t xml:space="preserve">U299</w:t>
+              <w:t xml:space="preserve">U308</w:t>
             </w:r>
           </w:p>
         </w:tc>
@@ -12201,7 +12551,7 @@
               <w:jc w:val="left"/>
             </w:pPr>
             <w:r>
-              <w:t xml:space="preserve">U300</w:t>
+              <w:t xml:space="preserve">U309</w:t>
             </w:r>
           </w:p>
         </w:tc>
@@ -12239,7 +12589,7 @@
               <w:jc w:val="left"/>
             </w:pPr>
             <w:r>
-              <w:t xml:space="preserve">U301</w:t>
+              <w:t xml:space="preserve">U310</w:t>
             </w:r>
           </w:p>
         </w:tc>
@@ -12277,7 +12627,7 @@
               <w:jc w:val="left"/>
             </w:pPr>
             <w:r>
-              <w:t xml:space="preserve">U302</w:t>
+              <w:t xml:space="preserve">U311</w:t>
             </w:r>
           </w:p>
         </w:tc>
@@ -12315,7 +12665,7 @@
               <w:jc w:val="left"/>
             </w:pPr>
             <w:r>
-              <w:t xml:space="preserve">U303</w:t>
+              <w:t xml:space="preserve">U312</w:t>
             </w:r>
           </w:p>
         </w:tc>
@@ -12353,7 +12703,7 @@
               <w:jc w:val="left"/>
             </w:pPr>
             <w:r>
-              <w:t xml:space="preserve">U304</w:t>
+              <w:t xml:space="preserve">U313</w:t>
             </w:r>
           </w:p>
         </w:tc>
@@ -12391,7 +12741,7 @@
               <w:jc w:val="left"/>
             </w:pPr>
             <w:r>
-              <w:t xml:space="preserve">U305</w:t>
+              <w:t xml:space="preserve">U314</w:t>
             </w:r>
           </w:p>
         </w:tc>
@@ -12429,7 +12779,7 @@
               <w:jc w:val="left"/>
             </w:pPr>
             <w:r>
-              <w:t xml:space="preserve">U306</w:t>
+              <w:t xml:space="preserve">U315</w:t>
             </w:r>
           </w:p>
         </w:tc>
@@ -12467,7 +12817,7 @@
               <w:jc w:val="left"/>
             </w:pPr>
             <w:r>
-              <w:t xml:space="preserve">U307</w:t>
+              <w:t xml:space="preserve">U316</w:t>
             </w:r>
           </w:p>
         </w:tc>
@@ -12505,7 +12855,7 @@
               <w:jc w:val="left"/>
             </w:pPr>
             <w:r>
-              <w:t xml:space="preserve">U308</w:t>
+              <w:t xml:space="preserve">U317</w:t>
             </w:r>
           </w:p>
         </w:tc>
@@ -12543,7 +12893,7 @@
               <w:jc w:val="left"/>
             </w:pPr>
             <w:r>
-              <w:t xml:space="preserve">U309</w:t>
+              <w:t xml:space="preserve">U318</w:t>
             </w:r>
           </w:p>
         </w:tc>
@@ -12581,7 +12931,7 @@
               <w:jc w:val="left"/>
             </w:pPr>
             <w:r>
-              <w:t xml:space="preserve">U310</w:t>
+              <w:t xml:space="preserve">U319</w:t>
             </w:r>
           </w:p>
         </w:tc>
@@ -12619,7 +12969,7 @@
               <w:jc w:val="left"/>
             </w:pPr>
             <w:r>
-              <w:t xml:space="preserve">U311</w:t>
+              <w:t xml:space="preserve">U320</w:t>
             </w:r>
           </w:p>
         </w:tc>
@@ -12657,7 +13007,7 @@
               <w:jc w:val="left"/>
             </w:pPr>
             <w:r>
-              <w:t xml:space="preserve">U312</w:t>
+              <w:t xml:space="preserve">U321</w:t>
             </w:r>
           </w:p>
         </w:tc>
@@ -12695,7 +13045,7 @@
               <w:jc w:val="left"/>
             </w:pPr>
             <w:r>
-              <w:t xml:space="preserve">U313</w:t>
+              <w:t xml:space="preserve">U322</w:t>
             </w:r>
           </w:p>
         </w:tc>
@@ -12733,7 +13083,7 @@
               <w:jc w:val="left"/>
             </w:pPr>
             <w:r>
-              <w:t xml:space="preserve">U314</w:t>
+              <w:t xml:space="preserve">U323</w:t>
             </w:r>
           </w:p>
         </w:tc>
@@ -12771,7 +13121,7 @@
               <w:jc w:val="left"/>
             </w:pPr>
             <w:r>
-              <w:t xml:space="preserve">U315</w:t>
+              <w:t xml:space="preserve">U324</w:t>
             </w:r>
           </w:p>
         </w:tc>
@@ -12809,7 +13159,7 @@
               <w:jc w:val="left"/>
             </w:pPr>
             <w:r>
-              <w:t xml:space="preserve">U316</w:t>
+              <w:t xml:space="preserve">U325</w:t>
             </w:r>
           </w:p>
         </w:tc>
@@ -12847,7 +13197,7 @@
               <w:jc w:val="left"/>
             </w:pPr>
             <w:r>
-              <w:t xml:space="preserve">U317</w:t>
+              <w:t xml:space="preserve">U326</w:t>
             </w:r>
           </w:p>
         </w:tc>
@@ -12885,7 +13235,7 @@
               <w:jc w:val="left"/>
             </w:pPr>
             <w:r>
-              <w:t xml:space="preserve">U318</w:t>
+              <w:t xml:space="preserve">U327</w:t>
             </w:r>
           </w:p>
         </w:tc>
@@ -12923,7 +13273,7 @@
               <w:jc w:val="left"/>
             </w:pPr>
             <w:r>
-              <w:t xml:space="preserve">U319</w:t>
+              <w:t xml:space="preserve">U328</w:t>
             </w:r>
           </w:p>
         </w:tc>
@@ -12961,7 +13311,7 @@
               <w:jc w:val="left"/>
             </w:pPr>
             <w:r>
-              <w:t xml:space="preserve">U320</w:t>
+              <w:t xml:space="preserve">U329</w:t>
             </w:r>
           </w:p>
         </w:tc>
@@ -12999,7 +13349,7 @@
               <w:jc w:val="left"/>
             </w:pPr>
             <w:r>
-              <w:t xml:space="preserve">U321</w:t>
+              <w:t xml:space="preserve">U330</w:t>
             </w:r>
           </w:p>
         </w:tc>
@@ -13037,7 +13387,7 @@
               <w:jc w:val="left"/>
             </w:pPr>
             <w:r>
-              <w:t xml:space="preserve">U322</w:t>
+              <w:t xml:space="preserve">U331</w:t>
             </w:r>
           </w:p>
         </w:tc>
@@ -13075,7 +13425,7 @@
               <w:jc w:val="left"/>
             </w:pPr>
             <w:r>
-              <w:t xml:space="preserve">U323</w:t>
+              <w:t xml:space="preserve">U332</w:t>
             </w:r>
           </w:p>
         </w:tc>
@@ -13177,7 +13527,7 @@
               <w:jc w:val="left"/>
             </w:pPr>
             <w:r>
-              <w:t xml:space="preserve">U324</w:t>
+              <w:t xml:space="preserve">U333</w:t>
             </w:r>
           </w:p>
         </w:tc>
@@ -13215,7 +13565,7 @@
               <w:jc w:val="left"/>
             </w:pPr>
             <w:r>
-              <w:t xml:space="preserve">U325</w:t>
+              <w:t xml:space="preserve">U334</w:t>
             </w:r>
           </w:p>
         </w:tc>
@@ -13261,7 +13611,7 @@
               <w:jc w:val="left"/>
             </w:pPr>
             <w:r>
-              <w:t xml:space="preserve">U326</w:t>
+              <w:t xml:space="preserve">U335</w:t>
             </w:r>
           </w:p>
         </w:tc>
@@ -13299,7 +13649,7 @@
               <w:jc w:val="left"/>
             </w:pPr>
             <w:r>
-              <w:t xml:space="preserve">U327</w:t>
+              <w:t xml:space="preserve">U336</w:t>
             </w:r>
           </w:p>
         </w:tc>
@@ -13337,7 +13687,7 @@
               <w:jc w:val="left"/>
             </w:pPr>
             <w:r>
-              <w:t xml:space="preserve">U328</w:t>
+              <w:t xml:space="preserve">U337</w:t>
             </w:r>
           </w:p>
         </w:tc>
@@ -13375,7 +13725,7 @@
               <w:jc w:val="left"/>
             </w:pPr>
             <w:r>
-              <w:t xml:space="preserve">U329</w:t>
+              <w:t xml:space="preserve">U338</w:t>
             </w:r>
           </w:p>
         </w:tc>
@@ -13413,7 +13763,7 @@
               <w:jc w:val="left"/>
             </w:pPr>
             <w:r>
-              <w:t xml:space="preserve">U330</w:t>
+              <w:t xml:space="preserve">U339</w:t>
             </w:r>
           </w:p>
         </w:tc>
@@ -13451,7 +13801,7 @@
               <w:jc w:val="left"/>
             </w:pPr>
             <w:r>
-              <w:t xml:space="preserve">U331</w:t>
+              <w:t xml:space="preserve">U340</w:t>
             </w:r>
           </w:p>
         </w:tc>
@@ -13489,7 +13839,7 @@
               <w:jc w:val="left"/>
             </w:pPr>
             <w:r>
-              <w:t xml:space="preserve">U332</w:t>
+              <w:t xml:space="preserve">U341</w:t>
             </w:r>
           </w:p>
         </w:tc>
@@ -13527,7 +13877,7 @@
               <w:jc w:val="left"/>
             </w:pPr>
             <w:r>
-              <w:t xml:space="preserve">U333</w:t>
+              <w:t xml:space="preserve">U342</w:t>
             </w:r>
           </w:p>
         </w:tc>
@@ -13565,7 +13915,7 @@
               <w:jc w:val="left"/>
             </w:pPr>
             <w:r>
-              <w:t xml:space="preserve">U334</w:t>
+              <w:t xml:space="preserve">U343</w:t>
             </w:r>
           </w:p>
         </w:tc>
@@ -13603,7 +13953,7 @@
               <w:jc w:val="left"/>
             </w:pPr>
             <w:r>
-              <w:t xml:space="preserve">U335</w:t>
+              <w:t xml:space="preserve">U344</w:t>
             </w:r>
           </w:p>
         </w:tc>
@@ -13641,7 +13991,7 @@
               <w:jc w:val="left"/>
             </w:pPr>
             <w:r>
-              <w:t xml:space="preserve">U336</w:t>
+              <w:t xml:space="preserve">U345</w:t>
             </w:r>
           </w:p>
         </w:tc>
@@ -13679,7 +14029,7 @@
               <w:jc w:val="left"/>
             </w:pPr>
             <w:r>
-              <w:t xml:space="preserve">U337</w:t>
+              <w:t xml:space="preserve">U346</w:t>
             </w:r>
           </w:p>
         </w:tc>
@@ -13717,7 +14067,7 @@
               <w:jc w:val="left"/>
             </w:pPr>
             <w:r>
-              <w:t xml:space="preserve">U338</w:t>
+              <w:t xml:space="preserve">U347</w:t>
             </w:r>
           </w:p>
         </w:tc>
@@ -13755,7 +14105,7 @@
               <w:jc w:val="left"/>
             </w:pPr>
             <w:r>
-              <w:t xml:space="preserve">U339</w:t>
+              <w:t xml:space="preserve">U348</w:t>
             </w:r>
           </w:p>
         </w:tc>
@@ -13793,7 +14143,7 @@
               <w:jc w:val="left"/>
             </w:pPr>
             <w:r>
-              <w:t xml:space="preserve">U340</w:t>
+              <w:t xml:space="preserve">U349</w:t>
             </w:r>
           </w:p>
         </w:tc>
@@ -13831,7 +14181,7 @@
               <w:jc w:val="left"/>
             </w:pPr>
             <w:r>
-              <w:t xml:space="preserve">U341</w:t>
+              <w:t xml:space="preserve">U350</w:t>
             </w:r>
           </w:p>
         </w:tc>
@@ -13869,7 +14219,7 @@
               <w:jc w:val="left"/>
             </w:pPr>
             <w:r>
-              <w:t xml:space="preserve">U342</w:t>
+              <w:t xml:space="preserve">U351</w:t>
             </w:r>
           </w:p>
         </w:tc>
@@ -13907,7 +14257,7 @@
               <w:jc w:val="left"/>
             </w:pPr>
             <w:r>
-              <w:t xml:space="preserve">U343</w:t>
+              <w:t xml:space="preserve">U352</w:t>
             </w:r>
           </w:p>
         </w:tc>
@@ -13945,7 +14295,7 @@
               <w:jc w:val="left"/>
             </w:pPr>
             <w:r>
-              <w:t xml:space="preserve">U344</w:t>
+              <w:t xml:space="preserve">U353</w:t>
             </w:r>
           </w:p>
         </w:tc>
@@ -13983,7 +14333,7 @@
               <w:jc w:val="left"/>
             </w:pPr>
             <w:r>
-              <w:t xml:space="preserve">U345</w:t>
+              <w:t xml:space="preserve">U354</w:t>
             </w:r>
           </w:p>
         </w:tc>
@@ -14021,7 +14371,7 @@
               <w:jc w:val="left"/>
             </w:pPr>
             <w:r>
-              <w:t xml:space="preserve">U346</w:t>
+              <w:t xml:space="preserve">U355</w:t>
             </w:r>
           </w:p>
         </w:tc>
@@ -14059,7 +14409,7 @@
               <w:jc w:val="left"/>
             </w:pPr>
             <w:r>
-              <w:t xml:space="preserve">U347</w:t>
+              <w:t xml:space="preserve">U356</w:t>
             </w:r>
           </w:p>
         </w:tc>
@@ -14097,7 +14447,7 @@
               <w:jc w:val="left"/>
             </w:pPr>
             <w:r>
-              <w:t xml:space="preserve">U348</w:t>
+              <w:t xml:space="preserve">U357</w:t>
             </w:r>
           </w:p>
         </w:tc>
@@ -14135,7 +14485,7 @@
               <w:jc w:val="left"/>
             </w:pPr>
             <w:r>
-              <w:t xml:space="preserve">U349</w:t>
+              <w:t xml:space="preserve">U358</w:t>
             </w:r>
           </w:p>
         </w:tc>
@@ -14173,7 +14523,7 @@
               <w:jc w:val="left"/>
             </w:pPr>
             <w:r>
-              <w:t xml:space="preserve">U350</w:t>
+              <w:t xml:space="preserve">U359</w:t>
             </w:r>
           </w:p>
         </w:tc>
@@ -14211,7 +14561,7 @@
               <w:jc w:val="left"/>
             </w:pPr>
             <w:r>
-              <w:t xml:space="preserve">U351</w:t>
+              <w:t xml:space="preserve">U360</w:t>
             </w:r>
           </w:p>
         </w:tc>
@@ -14249,7 +14599,7 @@
               <w:jc w:val="left"/>
             </w:pPr>
             <w:r>
-              <w:t xml:space="preserve">U352</w:t>
+              <w:t xml:space="preserve">U361</w:t>
             </w:r>
           </w:p>
         </w:tc>
@@ -14287,7 +14637,7 @@
               <w:jc w:val="left"/>
             </w:pPr>
             <w:r>
-              <w:t xml:space="preserve">U353</w:t>
+              <w:t xml:space="preserve">U362</w:t>
             </w:r>
           </w:p>
         </w:tc>
@@ -14325,7 +14675,7 @@
               <w:jc w:val="left"/>
             </w:pPr>
             <w:r>
-              <w:t xml:space="preserve">U354</w:t>
+              <w:t xml:space="preserve">U363</w:t>
             </w:r>
           </w:p>
         </w:tc>
@@ -14363,7 +14713,7 @@
               <w:jc w:val="left"/>
             </w:pPr>
             <w:r>
-              <w:t xml:space="preserve">U355</w:t>
+              <w:t xml:space="preserve">U364</w:t>
             </w:r>
           </w:p>
         </w:tc>
@@ -14401,7 +14751,7 @@
               <w:jc w:val="left"/>
             </w:pPr>
             <w:r>
-              <w:t xml:space="preserve">U356</w:t>
+              <w:t xml:space="preserve">U365</w:t>
             </w:r>
           </w:p>
         </w:tc>
@@ -14439,7 +14789,7 @@
               <w:jc w:val="left"/>
             </w:pPr>
             <w:r>
-              <w:t xml:space="preserve">U357</w:t>
+              <w:t xml:space="preserve">U366</w:t>
             </w:r>
           </w:p>
         </w:tc>
@@ -14477,7 +14827,7 @@
               <w:jc w:val="left"/>
             </w:pPr>
             <w:r>
-              <w:t xml:space="preserve">U358</w:t>
+              <w:t xml:space="preserve">U367</w:t>
             </w:r>
           </w:p>
         </w:tc>
@@ -14515,7 +14865,7 @@
               <w:jc w:val="left"/>
             </w:pPr>
             <w:r>
-              <w:t xml:space="preserve">U359</w:t>
+              <w:t xml:space="preserve">U368</w:t>
             </w:r>
           </w:p>
         </w:tc>
@@ -14553,7 +14903,7 @@
               <w:jc w:val="left"/>
             </w:pPr>
             <w:r>
-              <w:t xml:space="preserve">U360</w:t>
+              <w:t xml:space="preserve">U369</w:t>
             </w:r>
           </w:p>
         </w:tc>
@@ -14591,7 +14941,7 @@
               <w:jc w:val="left"/>
             </w:pPr>
             <w:r>
-              <w:t xml:space="preserve">U361</w:t>
+              <w:t xml:space="preserve">U370</w:t>
             </w:r>
           </w:p>
         </w:tc>
@@ -14629,7 +14979,7 @@
               <w:jc w:val="left"/>
             </w:pPr>
             <w:r>
-              <w:t xml:space="preserve">U362</w:t>
+              <w:t xml:space="preserve">U371</w:t>
             </w:r>
           </w:p>
         </w:tc>
@@ -14675,7 +15025,7 @@
               <w:jc w:val="left"/>
             </w:pPr>
             <w:r>
-              <w:t xml:space="preserve">U363</w:t>
+              <w:t xml:space="preserve">U372</w:t>
             </w:r>
           </w:p>
         </w:tc>
@@ -14713,7 +15063,7 @@
               <w:jc w:val="left"/>
             </w:pPr>
             <w:r>
-              <w:t xml:space="preserve">U364</w:t>
+              <w:t xml:space="preserve">U373</w:t>
             </w:r>
           </w:p>
         </w:tc>
@@ -14751,7 +15101,7 @@
               <w:jc w:val="left"/>
             </w:pPr>
             <w:r>
-              <w:t xml:space="preserve">U365</w:t>
+              <w:t xml:space="preserve">U374</w:t>
             </w:r>
           </w:p>
         </w:tc>
@@ -14789,7 +15139,7 @@
               <w:jc w:val="left"/>
             </w:pPr>
             <w:r>
-              <w:t xml:space="preserve">U366</w:t>
+              <w:t xml:space="preserve">U375</w:t>
             </w:r>
           </w:p>
         </w:tc>
@@ -14827,7 +15177,7 @@
               <w:jc w:val="left"/>
             </w:pPr>
             <w:r>
-              <w:t xml:space="preserve">U367</w:t>
+              <w:t xml:space="preserve">U376</w:t>
             </w:r>
           </w:p>
         </w:tc>
@@ -14929,7 +15279,7 @@
               <w:jc w:val="left"/>
             </w:pPr>
             <w:r>
-              <w:t xml:space="preserve">U368</w:t>
+              <w:t xml:space="preserve">U377</w:t>
             </w:r>
           </w:p>
         </w:tc>
@@ -14967,7 +15317,7 @@
               <w:jc w:val="left"/>
             </w:pPr>
             <w:r>
-              <w:t xml:space="preserve">U369</w:t>
+              <w:t xml:space="preserve">U378</w:t>
             </w:r>
           </w:p>
         </w:tc>
@@ -15005,7 +15355,7 @@
               <w:jc w:val="left"/>
             </w:pPr>
             <w:r>
-              <w:t xml:space="preserve">U370</w:t>
+              <w:t xml:space="preserve">U379</w:t>
             </w:r>
           </w:p>
         </w:tc>
@@ -15043,7 +15393,7 @@
               <w:jc w:val="left"/>
             </w:pPr>
             <w:r>
-              <w:t xml:space="preserve">U371</w:t>
+              <w:t xml:space="preserve">U380</w:t>
             </w:r>
           </w:p>
         </w:tc>
@@ -15081,7 +15431,7 @@
               <w:jc w:val="left"/>
             </w:pPr>
             <w:r>
-              <w:t xml:space="preserve">U372</w:t>
+              <w:t xml:space="preserve">U381</w:t>
             </w:r>
           </w:p>
         </w:tc>
@@ -15119,7 +15469,7 @@
               <w:jc w:val="left"/>
             </w:pPr>
             <w:r>
-              <w:t xml:space="preserve">U373</w:t>
+              <w:t xml:space="preserve">U382</w:t>
             </w:r>
           </w:p>
         </w:tc>
@@ -15157,7 +15507,7 @@
               <w:jc w:val="left"/>
             </w:pPr>
             <w:r>
-              <w:t xml:space="preserve">U374</w:t>
+              <w:t xml:space="preserve">U383</w:t>
             </w:r>
           </w:p>
         </w:tc>
@@ -15195,7 +15545,7 @@
               <w:jc w:val="left"/>
             </w:pPr>
             <w:r>
-              <w:t xml:space="preserve">U375</w:t>
+              <w:t xml:space="preserve">U384</w:t>
             </w:r>
           </w:p>
         </w:tc>
@@ -15233,7 +15583,7 @@
               <w:jc w:val="left"/>
             </w:pPr>
             <w:r>
-              <w:t xml:space="preserve">U376</w:t>
+              <w:t xml:space="preserve">U385</w:t>
             </w:r>
           </w:p>
         </w:tc>
@@ -15271,7 +15621,7 @@
               <w:jc w:val="left"/>
             </w:pPr>
             <w:r>
-              <w:t xml:space="preserve">U377</w:t>
+              <w:t xml:space="preserve">U386</w:t>
             </w:r>
           </w:p>
         </w:tc>
@@ -15309,7 +15659,7 @@
               <w:jc w:val="left"/>
             </w:pPr>
             <w:r>
-              <w:t xml:space="preserve">U378</w:t>
+              <w:t xml:space="preserve">U387</w:t>
             </w:r>
           </w:p>
         </w:tc>
@@ -15347,7 +15697,7 @@
               <w:jc w:val="left"/>
             </w:pPr>
             <w:r>
-              <w:t xml:space="preserve">U379</w:t>
+              <w:t xml:space="preserve">U388</w:t>
             </w:r>
           </w:p>
         </w:tc>
@@ -15385,7 +15735,7 @@
               <w:jc w:val="left"/>
             </w:pPr>
             <w:r>
-              <w:t xml:space="preserve">U380</w:t>
+              <w:t xml:space="preserve">U389</w:t>
             </w:r>
           </w:p>
         </w:tc>
@@ -15423,7 +15773,7 @@
               <w:jc w:val="left"/>
             </w:pPr>
             <w:r>
-              <w:t xml:space="preserve">U381</w:t>
+              <w:t xml:space="preserve">U390</w:t>
             </w:r>
           </w:p>
         </w:tc>
@@ -15461,7 +15811,7 @@
               <w:jc w:val="left"/>
             </w:pPr>
             <w:r>
-              <w:t xml:space="preserve">U382</w:t>
+              <w:t xml:space="preserve">U391</w:t>
             </w:r>
           </w:p>
         </w:tc>
@@ -15507,7 +15857,7 @@
               <w:jc w:val="left"/>
             </w:pPr>
             <w:r>
-              <w:t xml:space="preserve">U383</w:t>
+              <w:t xml:space="preserve">U392</w:t>
             </w:r>
           </w:p>
         </w:tc>
@@ -15545,7 +15895,7 @@
               <w:jc w:val="left"/>
             </w:pPr>
             <w:r>
-              <w:t xml:space="preserve">U384</w:t>
+              <w:t xml:space="preserve">U393</w:t>
             </w:r>
           </w:p>
         </w:tc>
@@ -15583,7 +15933,7 @@
               <w:jc w:val="left"/>
             </w:pPr>
             <w:r>
-              <w:t xml:space="preserve">U385</w:t>
+              <w:t xml:space="preserve">U394</w:t>
             </w:r>
           </w:p>
         </w:tc>
@@ -15621,7 +15971,7 @@
               <w:jc w:val="left"/>
             </w:pPr>
             <w:r>
-              <w:t xml:space="preserve">U386</w:t>
+              <w:t xml:space="preserve">U395</w:t>
             </w:r>
           </w:p>
         </w:tc>
@@ -15659,7 +16009,7 @@
               <w:jc w:val="left"/>
             </w:pPr>
             <w:r>
-              <w:t xml:space="preserve">U387</w:t>
+              <w:t xml:space="preserve">U396</w:t>
             </w:r>
           </w:p>
         </w:tc>
@@ -15697,7 +16047,7 @@
               <w:jc w:val="left"/>
             </w:pPr>
             <w:r>
-              <w:t xml:space="preserve">U388</w:t>
+              <w:t xml:space="preserve">U397</w:t>
             </w:r>
           </w:p>
         </w:tc>
@@ -15735,7 +16085,7 @@
               <w:jc w:val="left"/>
             </w:pPr>
             <w:r>
-              <w:t xml:space="preserve">U389</w:t>
+              <w:t xml:space="preserve">U398</w:t>
             </w:r>
           </w:p>
         </w:tc>
@@ -15773,7 +16123,7 @@
               <w:jc w:val="left"/>
             </w:pPr>
             <w:r>
-              <w:t xml:space="preserve">U390</w:t>
+              <w:t xml:space="preserve">U399</w:t>
             </w:r>
           </w:p>
         </w:tc>
@@ -15811,7 +16161,7 @@
               <w:jc w:val="left"/>
             </w:pPr>
             <w:r>
-              <w:t xml:space="preserve">U391</w:t>
+              <w:t xml:space="preserve">U400</w:t>
             </w:r>
           </w:p>
         </w:tc>
@@ -15849,7 +16199,7 @@
               <w:jc w:val="left"/>
             </w:pPr>
             <w:r>
-              <w:t xml:space="preserve">U392</w:t>
+              <w:t xml:space="preserve">U401</w:t>
             </w:r>
           </w:p>
         </w:tc>
@@ -15887,7 +16237,7 @@
               <w:jc w:val="left"/>
             </w:pPr>
             <w:r>
-              <w:t xml:space="preserve">U393</w:t>
+              <w:t xml:space="preserve">U402</w:t>
             </w:r>
           </w:p>
         </w:tc>
@@ -15925,7 +16275,7 @@
               <w:jc w:val="left"/>
             </w:pPr>
             <w:r>
-              <w:t xml:space="preserve">U394</w:t>
+              <w:t xml:space="preserve">U403</w:t>
             </w:r>
           </w:p>
         </w:tc>
@@ -15963,7 +16313,7 @@
               <w:jc w:val="left"/>
             </w:pPr>
             <w:r>
-              <w:t xml:space="preserve">U395</w:t>
+              <w:t xml:space="preserve">U404</w:t>
             </w:r>
           </w:p>
         </w:tc>
@@ -16001,7 +16351,7 @@
               <w:jc w:val="left"/>
             </w:pPr>
             <w:r>
-              <w:t xml:space="preserve">U396</w:t>
+              <w:t xml:space="preserve">U405</w:t>
             </w:r>
           </w:p>
         </w:tc>
@@ -16039,7 +16389,7 @@
               <w:jc w:val="left"/>
             </w:pPr>
             <w:r>
-              <w:t xml:space="preserve">U397</w:t>
+              <w:t xml:space="preserve">U406</w:t>
             </w:r>
           </w:p>
         </w:tc>
@@ -16077,7 +16427,7 @@
               <w:jc w:val="left"/>
             </w:pPr>
             <w:r>
-              <w:t xml:space="preserve">U398</w:t>
+              <w:t xml:space="preserve">U407</w:t>
             </w:r>
           </w:p>
         </w:tc>
@@ -16115,7 +16465,7 @@
               <w:jc w:val="left"/>
             </w:pPr>
             <w:r>
-              <w:t xml:space="preserve">U399</w:t>
+              <w:t xml:space="preserve">U408</w:t>
             </w:r>
           </w:p>
         </w:tc>
@@ -16153,7 +16503,7 @@
               <w:jc w:val="left"/>
             </w:pPr>
             <w:r>
-              <w:t xml:space="preserve">U400</w:t>
+              <w:t xml:space="preserve">U409</w:t>
             </w:r>
           </w:p>
         </w:tc>
@@ -16191,7 +16541,7 @@
               <w:jc w:val="left"/>
             </w:pPr>
             <w:r>
-              <w:t xml:space="preserve">U401</w:t>
+              <w:t xml:space="preserve">U410</w:t>
             </w:r>
           </w:p>
         </w:tc>
@@ -16229,7 +16579,7 @@
               <w:jc w:val="left"/>
             </w:pPr>
             <w:r>
-              <w:t xml:space="preserve">U402</w:t>
+              <w:t xml:space="preserve">U411</w:t>
             </w:r>
           </w:p>
         </w:tc>
@@ -16267,7 +16617,7 @@
               <w:jc w:val="left"/>
             </w:pPr>
             <w:r>
-              <w:t xml:space="preserve">U403</w:t>
+              <w:t xml:space="preserve">U412</w:t>
             </w:r>
           </w:p>
         </w:tc>
@@ -16305,7 +16655,7 @@
               <w:jc w:val="left"/>
             </w:pPr>
             <w:r>
-              <w:t xml:space="preserve">U404</w:t>
+              <w:t xml:space="preserve">U413</w:t>
             </w:r>
           </w:p>
         </w:tc>
@@ -16343,7 +16693,7 @@
               <w:jc w:val="left"/>
             </w:pPr>
             <w:r>
-              <w:t xml:space="preserve">U405</w:t>
+              <w:t xml:space="preserve">U414</w:t>
             </w:r>
           </w:p>
         </w:tc>
@@ -16381,7 +16731,7 @@
               <w:jc w:val="left"/>
             </w:pPr>
             <w:r>
-              <w:t xml:space="preserve">U406</w:t>
+              <w:t xml:space="preserve">U415</w:t>
             </w:r>
           </w:p>
         </w:tc>
@@ -16419,7 +16769,7 @@
               <w:jc w:val="left"/>
             </w:pPr>
             <w:r>
-              <w:t xml:space="preserve">U407</w:t>
+              <w:t xml:space="preserve">U416</w:t>
             </w:r>
           </w:p>
         </w:tc>
@@ -16457,7 +16807,7 @@
               <w:jc w:val="left"/>
             </w:pPr>
             <w:r>
-              <w:t xml:space="preserve">U408</w:t>
+              <w:t xml:space="preserve">U417</w:t>
             </w:r>
           </w:p>
         </w:tc>
@@ -16495,7 +16845,7 @@
               <w:jc w:val="left"/>
             </w:pPr>
             <w:r>
-              <w:t xml:space="preserve">U409</w:t>
+              <w:t xml:space="preserve">U418</w:t>
             </w:r>
           </w:p>
         </w:tc>
@@ -16533,7 +16883,7 @@
               <w:jc w:val="left"/>
             </w:pPr>
             <w:r>
-              <w:t xml:space="preserve">U410</w:t>
+              <w:t xml:space="preserve">U419</w:t>
             </w:r>
           </w:p>
         </w:tc>
@@ -16571,7 +16921,7 @@
               <w:jc w:val="left"/>
             </w:pPr>
             <w:r>
-              <w:t xml:space="preserve">U411</w:t>
+              <w:t xml:space="preserve">U420</w:t>
             </w:r>
           </w:p>
         </w:tc>
@@ -16609,7 +16959,7 @@
               <w:jc w:val="left"/>
             </w:pPr>
             <w:r>
-              <w:t xml:space="preserve">U412</w:t>
+              <w:t xml:space="preserve">U421</w:t>
             </w:r>
           </w:p>
         </w:tc>
@@ -16647,7 +16997,7 @@
               <w:jc w:val="left"/>
             </w:pPr>
             <w:r>
-              <w:t xml:space="preserve">U413</w:t>
+              <w:t xml:space="preserve">U422</w:t>
             </w:r>
           </w:p>
         </w:tc>
@@ -16685,7 +17035,7 @@
               <w:jc w:val="left"/>
             </w:pPr>
             <w:r>
-              <w:t xml:space="preserve">U414</w:t>
+              <w:t xml:space="preserve">U423</w:t>
             </w:r>
           </w:p>
         </w:tc>
@@ -16723,7 +17073,7 @@
               <w:jc w:val="left"/>
             </w:pPr>
             <w:r>
-              <w:t xml:space="preserve">U415</w:t>
+              <w:t xml:space="preserve">U424</w:t>
             </w:r>
           </w:p>
         </w:tc>
@@ -16761,7 +17111,7 @@
               <w:jc w:val="left"/>
             </w:pPr>
             <w:r>
-              <w:t xml:space="preserve">U416</w:t>
+              <w:t xml:space="preserve">U425</w:t>
             </w:r>
           </w:p>
         </w:tc>
@@ -16799,7 +17149,7 @@
               <w:jc w:val="left"/>
             </w:pPr>
             <w:r>
-              <w:t xml:space="preserve">U417</w:t>
+              <w:t xml:space="preserve">U426</w:t>
             </w:r>
           </w:p>
         </w:tc>
@@ -16837,7 +17187,7 @@
               <w:jc w:val="left"/>
             </w:pPr>
             <w:r>
-              <w:t xml:space="preserve">U418</w:t>
+              <w:t xml:space="preserve">U427</w:t>
             </w:r>
           </w:p>
         </w:tc>
@@ -16875,7 +17225,7 @@
               <w:jc w:val="left"/>
             </w:pPr>
             <w:r>
-              <w:t xml:space="preserve">U419</w:t>
+              <w:t xml:space="preserve">U428</w:t>
             </w:r>
           </w:p>
         </w:tc>
@@ -16913,7 +17263,7 @@
               <w:jc w:val="left"/>
             </w:pPr>
             <w:r>
-              <w:t xml:space="preserve">U420</w:t>
+              <w:t xml:space="preserve">U429</w:t>
             </w:r>
           </w:p>
         </w:tc>
@@ -16951,7 +17301,7 @@
               <w:jc w:val="left"/>
             </w:pPr>
             <w:r>
-              <w:t xml:space="preserve">U421</w:t>
+              <w:t xml:space="preserve">U430</w:t>
             </w:r>
           </w:p>
         </w:tc>
@@ -16989,7 +17339,7 @@
               <w:jc w:val="left"/>
             </w:pPr>
             <w:r>
-              <w:t xml:space="preserve">U422</w:t>
+              <w:t xml:space="preserve">U431</w:t>
             </w:r>
           </w:p>
         </w:tc>
@@ -17027,7 +17377,7 @@
               <w:jc w:val="left"/>
             </w:pPr>
             <w:r>
-              <w:t xml:space="preserve">U423</w:t>
+              <w:t xml:space="preserve">U432</w:t>
             </w:r>
           </w:p>
         </w:tc>
@@ -17065,7 +17415,7 @@
               <w:jc w:val="left"/>
             </w:pPr>
             <w:r>
-              <w:t xml:space="preserve">U424</w:t>
+              <w:t xml:space="preserve">U433</w:t>
             </w:r>
           </w:p>
         </w:tc>
@@ -17103,7 +17453,7 @@
               <w:jc w:val="left"/>
             </w:pPr>
             <w:r>
-              <w:t xml:space="preserve">U425</w:t>
+              <w:t xml:space="preserve">U434</w:t>
             </w:r>
           </w:p>
         </w:tc>
@@ -17141,7 +17491,7 @@
               <w:jc w:val="left"/>
             </w:pPr>
             <w:r>
-              <w:t xml:space="preserve">U426</w:t>
+              <w:t xml:space="preserve">U435</w:t>
             </w:r>
           </w:p>
         </w:tc>
@@ -17179,7 +17529,7 @@
               <w:jc w:val="left"/>
             </w:pPr>
             <w:r>
-              <w:t xml:space="preserve">U427</w:t>
+              <w:t xml:space="preserve">U436</w:t>
             </w:r>
           </w:p>
         </w:tc>
@@ -17217,7 +17567,7 @@
               <w:jc w:val="left"/>
             </w:pPr>
             <w:r>
-              <w:t xml:space="preserve">U428</w:t>
+              <w:t xml:space="preserve">U437</w:t>
             </w:r>
           </w:p>
         </w:tc>
@@ -17255,7 +17605,7 @@
               <w:jc w:val="left"/>
             </w:pPr>
             <w:r>
-              <w:t xml:space="preserve">U429</w:t>
+              <w:t xml:space="preserve">U438</w:t>
             </w:r>
           </w:p>
         </w:tc>
@@ -17293,7 +17643,7 @@
               <w:jc w:val="left"/>
             </w:pPr>
             <w:r>
-              <w:t xml:space="preserve">U430</w:t>
+              <w:t xml:space="preserve">U439</w:t>
             </w:r>
           </w:p>
         </w:tc>
@@ -17331,7 +17681,7 @@
               <w:jc w:val="left"/>
             </w:pPr>
             <w:r>
-              <w:t xml:space="preserve">U431</w:t>
+              <w:t xml:space="preserve">U440</w:t>
             </w:r>
           </w:p>
         </w:tc>
@@ -17369,7 +17719,7 @@
               <w:jc w:val="left"/>
             </w:pPr>
             <w:r>
-              <w:t xml:space="preserve">U432</w:t>
+              <w:t xml:space="preserve">U441</w:t>
             </w:r>
           </w:p>
         </w:tc>
@@ -17407,7 +17757,7 @@
               <w:jc w:val="left"/>
             </w:pPr>
             <w:r>
-              <w:t xml:space="preserve">U433</w:t>
+              <w:t xml:space="preserve">U442</w:t>
             </w:r>
           </w:p>
         </w:tc>
@@ -17445,7 +17795,7 @@
               <w:jc w:val="left"/>
             </w:pPr>
             <w:r>
-              <w:t xml:space="preserve">U434</w:t>
+              <w:t xml:space="preserve">U443</w:t>
             </w:r>
           </w:p>
         </w:tc>
@@ -17483,7 +17833,7 @@
               <w:jc w:val="left"/>
             </w:pPr>
             <w:r>
-              <w:t xml:space="preserve">U435</w:t>
+              <w:t xml:space="preserve">U444</w:t>
             </w:r>
           </w:p>
         </w:tc>
@@ -17521,7 +17871,7 @@
               <w:jc w:val="left"/>
             </w:pPr>
             <w:r>
-              <w:t xml:space="preserve">U436</w:t>
+              <w:t xml:space="preserve">U445</w:t>
             </w:r>
           </w:p>
         </w:tc>
@@ -17559,7 +17909,7 @@
               <w:jc w:val="left"/>
             </w:pPr>
             <w:r>
-              <w:t xml:space="preserve">U437</w:t>
+              <w:t xml:space="preserve">U446</w:t>
             </w:r>
           </w:p>
         </w:tc>
@@ -17597,7 +17947,7 @@
               <w:jc w:val="left"/>
             </w:pPr>
             <w:r>
-              <w:t xml:space="preserve">U438</w:t>
+              <w:t xml:space="preserve">U447</w:t>
             </w:r>
           </w:p>
         </w:tc>
@@ -17635,7 +17985,7 @@
               <w:jc w:val="left"/>
             </w:pPr>
             <w:r>
-              <w:t xml:space="preserve">U439</w:t>
+              <w:t xml:space="preserve">U448</w:t>
             </w:r>
           </w:p>
         </w:tc>
@@ -17673,7 +18023,7 @@
               <w:jc w:val="left"/>
             </w:pPr>
             <w:r>
-              <w:t xml:space="preserve">U440</w:t>
+              <w:t xml:space="preserve">U449</w:t>
             </w:r>
           </w:p>
         </w:tc>
@@ -17711,7 +18061,7 @@
               <w:jc w:val="left"/>
             </w:pPr>
             <w:r>
-              <w:t xml:space="preserve">U441</w:t>
+              <w:t xml:space="preserve">U450</w:t>
             </w:r>
           </w:p>
         </w:tc>
@@ -17749,7 +18099,7 @@
               <w:jc w:val="left"/>
             </w:pPr>
             <w:r>
-              <w:t xml:space="preserve">U442</w:t>
+              <w:t xml:space="preserve">U451</w:t>
             </w:r>
           </w:p>
         </w:tc>
@@ -17787,7 +18137,7 @@
               <w:jc w:val="left"/>
             </w:pPr>
             <w:r>
-              <w:t xml:space="preserve">U443</w:t>
+              <w:t xml:space="preserve">U452</w:t>
             </w:r>
           </w:p>
         </w:tc>
@@ -17825,7 +18175,7 @@
               <w:jc w:val="left"/>
             </w:pPr>
             <w:r>
-              <w:t xml:space="preserve">U444</w:t>
+              <w:t xml:space="preserve">U453</w:t>
             </w:r>
           </w:p>
         </w:tc>
@@ -17863,7 +18213,7 @@
               <w:jc w:val="left"/>
             </w:pPr>
             <w:r>
-              <w:t xml:space="preserve">U445</w:t>
+              <w:t xml:space="preserve">U454</w:t>
             </w:r>
           </w:p>
         </w:tc>
@@ -17901,7 +18251,7 @@
               <w:jc w:val="left"/>
             </w:pPr>
             <w:r>
-              <w:t xml:space="preserve">U446</w:t>
+              <w:t xml:space="preserve">U455</w:t>
             </w:r>
           </w:p>
         </w:tc>
@@ -17939,7 +18289,7 @@
               <w:jc w:val="left"/>
             </w:pPr>
             <w:r>
-              <w:t xml:space="preserve">U447</w:t>
+              <w:t xml:space="preserve">U456</w:t>
             </w:r>
           </w:p>
         </w:tc>
@@ -17977,7 +18327,7 @@
               <w:jc w:val="left"/>
             </w:pPr>
             <w:r>
-              <w:t xml:space="preserve">U448</w:t>
+              <w:t xml:space="preserve">U457</w:t>
             </w:r>
           </w:p>
         </w:tc>
@@ -18015,7 +18365,7 @@
               <w:jc w:val="left"/>
             </w:pPr>
             <w:r>
-              <w:t xml:space="preserve">U449</w:t>
+              <w:t xml:space="preserve">U458</w:t>
             </w:r>
           </w:p>
         </w:tc>
@@ -18053,7 +18403,7 @@
               <w:jc w:val="left"/>
             </w:pPr>
             <w:r>
-              <w:t xml:space="preserve">U450</w:t>
+              <w:t xml:space="preserve">U459</w:t>
             </w:r>
           </w:p>
         </w:tc>
@@ -18091,7 +18441,7 @@
               <w:jc w:val="left"/>
             </w:pPr>
             <w:r>
-              <w:t xml:space="preserve">U451</w:t>
+              <w:t xml:space="preserve">U460</w:t>
             </w:r>
           </w:p>
         </w:tc>
@@ -18129,7 +18479,7 @@
               <w:jc w:val="left"/>
             </w:pPr>
             <w:r>
-              <w:t xml:space="preserve">U452</w:t>
+              <w:t xml:space="preserve">U461</w:t>
             </w:r>
           </w:p>
         </w:tc>
@@ -18167,7 +18517,7 @@
               <w:jc w:val="left"/>
             </w:pPr>
             <w:r>
-              <w:t xml:space="preserve">U453</w:t>
+              <w:t xml:space="preserve">U462</w:t>
             </w:r>
           </w:p>
         </w:tc>
@@ -18205,7 +18555,7 @@
               <w:jc w:val="left"/>
             </w:pPr>
             <w:r>
-              <w:t xml:space="preserve">U454</w:t>
+              <w:t xml:space="preserve">U463</w:t>
             </w:r>
           </w:p>
         </w:tc>
@@ -18243,7 +18593,7 @@
               <w:jc w:val="left"/>
             </w:pPr>
             <w:r>
-              <w:t xml:space="preserve">U455</w:t>
+              <w:t xml:space="preserve">U464</w:t>
             </w:r>
           </w:p>
         </w:tc>
@@ -18281,7 +18631,7 @@
               <w:jc w:val="left"/>
             </w:pPr>
             <w:r>
-              <w:t xml:space="preserve">U456</w:t>
+              <w:t xml:space="preserve">U465</w:t>
             </w:r>
           </w:p>
         </w:tc>
@@ -18319,7 +18669,7 @@
               <w:jc w:val="left"/>
             </w:pPr>
             <w:r>
-              <w:t xml:space="preserve">U457</w:t>
+              <w:t xml:space="preserve">U466</w:t>
             </w:r>
           </w:p>
         </w:tc>
@@ -18357,7 +18707,7 @@
               <w:jc w:val="left"/>
             </w:pPr>
             <w:r>
-              <w:t xml:space="preserve">U458</w:t>
+              <w:t xml:space="preserve">U467</w:t>
             </w:r>
           </w:p>
         </w:tc>
@@ -18395,7 +18745,7 @@
               <w:jc w:val="left"/>
             </w:pPr>
             <w:r>
-              <w:t xml:space="preserve">U459</w:t>
+              <w:t xml:space="preserve">U468</w:t>
             </w:r>
           </w:p>
         </w:tc>
@@ -18433,7 +18783,7 @@
               <w:jc w:val="left"/>
             </w:pPr>
             <w:r>
-              <w:t xml:space="preserve">U460</w:t>
+              <w:t xml:space="preserve">U469</w:t>
             </w:r>
           </w:p>
         </w:tc>
@@ -18471,7 +18821,7 @@
               <w:jc w:val="left"/>
             </w:pPr>
             <w:r>
-              <w:t xml:space="preserve">U461</w:t>
+              <w:t xml:space="preserve">U470</w:t>
             </w:r>
           </w:p>
         </w:tc>
@@ -18509,7 +18859,7 @@
               <w:jc w:val="left"/>
             </w:pPr>
             <w:r>
-              <w:t xml:space="preserve">U462</w:t>
+              <w:t xml:space="preserve">U471</w:t>
             </w:r>
           </w:p>
         </w:tc>
@@ -18547,7 +18897,7 @@
               <w:jc w:val="left"/>
             </w:pPr>
             <w:r>
-              <w:t xml:space="preserve">U463</w:t>
+              <w:t xml:space="preserve">U472</w:t>
             </w:r>
           </w:p>
         </w:tc>
@@ -18585,7 +18935,7 @@
               <w:jc w:val="left"/>
             </w:pPr>
             <w:r>
-              <w:t xml:space="preserve">U464</w:t>
+              <w:t xml:space="preserve">U473</w:t>
             </w:r>
           </w:p>
         </w:tc>
@@ -18623,7 +18973,7 @@
               <w:jc w:val="left"/>
             </w:pPr>
             <w:r>
-              <w:t xml:space="preserve">U465</w:t>
+              <w:t xml:space="preserve">U474</w:t>
             </w:r>
           </w:p>
         </w:tc>
@@ -18661,7 +19011,7 @@
               <w:jc w:val="left"/>
             </w:pPr>
             <w:r>
-              <w:t xml:space="preserve">U466</w:t>
+              <w:t xml:space="preserve">U475</w:t>
             </w:r>
           </w:p>
         </w:tc>
@@ -18699,7 +19049,7 @@
               <w:jc w:val="left"/>
             </w:pPr>
             <w:r>
-              <w:t xml:space="preserve">U467</w:t>
+              <w:t xml:space="preserve">U476</w:t>
             </w:r>
           </w:p>
         </w:tc>
@@ -18737,7 +19087,7 @@
               <w:jc w:val="left"/>
             </w:pPr>
             <w:r>
-              <w:t xml:space="preserve">U468</w:t>
+              <w:t xml:space="preserve">U477</w:t>
             </w:r>
           </w:p>
         </w:tc>
@@ -18775,7 +19125,7 @@
               <w:jc w:val="left"/>
             </w:pPr>
             <w:r>
-              <w:t xml:space="preserve">U469</w:t>
+              <w:t xml:space="preserve">U478</w:t>
             </w:r>
           </w:p>
         </w:tc>
@@ -18813,7 +19163,7 @@
               <w:jc w:val="left"/>
             </w:pPr>
             <w:r>
-              <w:t xml:space="preserve">U470</w:t>
+              <w:t xml:space="preserve">U479</w:t>
             </w:r>
           </w:p>
         </w:tc>
@@ -18851,7 +19201,7 @@
               <w:jc w:val="left"/>
             </w:pPr>
             <w:r>
-              <w:t xml:space="preserve">U471</w:t>
+              <w:t xml:space="preserve">U480</w:t>
             </w:r>
           </w:p>
         </w:tc>
@@ -18889,7 +19239,7 @@
               <w:jc w:val="left"/>
             </w:pPr>
             <w:r>
-              <w:t xml:space="preserve">U472</w:t>
+              <w:t xml:space="preserve">U481</w:t>
             </w:r>
           </w:p>
         </w:tc>
@@ -18927,7 +19277,7 @@
               <w:jc w:val="left"/>
             </w:pPr>
             <w:r>
-              <w:t xml:space="preserve">U473</w:t>
+              <w:t xml:space="preserve">U482</w:t>
             </w:r>
           </w:p>
         </w:tc>
@@ -18965,7 +19315,7 @@
               <w:jc w:val="left"/>
             </w:pPr>
             <w:r>
-              <w:t xml:space="preserve">U474</w:t>
+              <w:t xml:space="preserve">U483</w:t>
             </w:r>
           </w:p>
         </w:tc>
@@ -19003,7 +19353,7 @@
               <w:jc w:val="left"/>
             </w:pPr>
             <w:r>
-              <w:t xml:space="preserve">U475</w:t>
+              <w:t xml:space="preserve">U484</w:t>
             </w:r>
           </w:p>
         </w:tc>
@@ -19041,7 +19391,7 @@
               <w:jc w:val="left"/>
             </w:pPr>
             <w:r>
-              <w:t xml:space="preserve">U476</w:t>
+              <w:t xml:space="preserve">U485</w:t>
             </w:r>
           </w:p>
         </w:tc>
@@ -19079,7 +19429,7 @@
               <w:jc w:val="left"/>
             </w:pPr>
             <w:r>
-              <w:t xml:space="preserve">U477</w:t>
+              <w:t xml:space="preserve">U486</w:t>
             </w:r>
           </w:p>
         </w:tc>
@@ -19117,7 +19467,7 @@
               <w:jc w:val="left"/>
             </w:pPr>
             <w:r>
-              <w:t xml:space="preserve">U478</w:t>
+              <w:t xml:space="preserve">U487</w:t>
             </w:r>
           </w:p>
         </w:tc>
@@ -19155,7 +19505,7 @@
               <w:jc w:val="left"/>
             </w:pPr>
             <w:r>
-              <w:t xml:space="preserve">U479</w:t>
+              <w:t xml:space="preserve">U488</w:t>
             </w:r>
           </w:p>
         </w:tc>
@@ -19193,7 +19543,7 @@
               <w:jc w:val="left"/>
             </w:pPr>
             <w:r>
-              <w:t xml:space="preserve">U480</w:t>
+              <w:t xml:space="preserve">U489</w:t>
             </w:r>
           </w:p>
         </w:tc>
@@ -19231,7 +19581,7 @@
               <w:jc w:val="left"/>
             </w:pPr>
             <w:r>
-              <w:t xml:space="preserve">U481</w:t>
+              <w:t xml:space="preserve">U490</w:t>
             </w:r>
           </w:p>
         </w:tc>
@@ -19269,7 +19619,7 @@
               <w:jc w:val="left"/>
             </w:pPr>
             <w:r>
-              <w:t xml:space="preserve">U482</w:t>
+              <w:t xml:space="preserve">U491</w:t>
             </w:r>
           </w:p>
         </w:tc>
@@ -19307,7 +19657,7 @@
               <w:jc w:val="left"/>
             </w:pPr>
             <w:r>
-              <w:t xml:space="preserve">U483</w:t>
+              <w:t xml:space="preserve">U492</w:t>
             </w:r>
           </w:p>
         </w:tc>
@@ -19345,7 +19695,7 @@
               <w:jc w:val="left"/>
             </w:pPr>
             <w:r>
-              <w:t xml:space="preserve">U484</w:t>
+              <w:t xml:space="preserve">U493</w:t>
             </w:r>
           </w:p>
         </w:tc>
@@ -19383,7 +19733,7 @@
               <w:jc w:val="left"/>
             </w:pPr>
             <w:r>
-              <w:t xml:space="preserve">U485</w:t>
+              <w:t xml:space="preserve">U494</w:t>
             </w:r>
           </w:p>
         </w:tc>
@@ -19485,7 +19835,7 @@
               <w:jc w:val="left"/>
             </w:pPr>
             <w:r>
-              <w:t xml:space="preserve">U486</w:t>
+              <w:t xml:space="preserve">U495</w:t>
             </w:r>
           </w:p>
         </w:tc>
@@ -19523,7 +19873,7 @@
               <w:jc w:val="left"/>
             </w:pPr>
             <w:r>
-              <w:t xml:space="preserve">U487</w:t>
+              <w:t xml:space="preserve">U496</w:t>
             </w:r>
           </w:p>
         </w:tc>
@@ -19553,7 +19903,7 @@
               <w:jc w:val="left"/>
             </w:pPr>
             <w:r>
-              <w:t xml:space="preserve">U488</w:t>
+              <w:t xml:space="preserve">U497</w:t>
             </w:r>
           </w:p>
         </w:tc>
@@ -19583,7 +19933,7 @@
               <w:jc w:val="left"/>
             </w:pPr>
             <w:r>
-              <w:t xml:space="preserve">U489</w:t>
+              <w:t xml:space="preserve">U498</w:t>
             </w:r>
           </w:p>
         </w:tc>
@@ -19613,7 +19963,7 @@
               <w:jc w:val="left"/>
             </w:pPr>
             <w:r>
-              <w:t xml:space="preserve">U490</w:t>
+              <w:t xml:space="preserve">U499</w:t>
             </w:r>
           </w:p>
         </w:tc>
@@ -19643,7 +19993,7 @@
               <w:jc w:val="left"/>
             </w:pPr>
             <w:r>
-              <w:t xml:space="preserve">U491</w:t>
+              <w:t xml:space="preserve">U500</w:t>
             </w:r>
           </w:p>
         </w:tc>
@@ -19681,7 +20031,7 @@
               <w:jc w:val="left"/>
             </w:pPr>
             <w:r>
-              <w:t xml:space="preserve">U492</w:t>
+              <w:t xml:space="preserve">U501</w:t>
             </w:r>
           </w:p>
         </w:tc>
@@ -19719,7 +20069,7 @@
               <w:jc w:val="left"/>
             </w:pPr>
             <w:r>
-              <w:t xml:space="preserve">U493</w:t>
+              <w:t xml:space="preserve">U502</w:t>
             </w:r>
           </w:p>
         </w:tc>
@@ -19757,7 +20107,7 @@
               <w:jc w:val="left"/>
             </w:pPr>
             <w:r>
-              <w:t xml:space="preserve">U494</w:t>
+              <w:t xml:space="preserve">U503</w:t>
             </w:r>
           </w:p>
         </w:tc>
@@ -19795,7 +20145,7 @@
               <w:jc w:val="left"/>
             </w:pPr>
             <w:r>
-              <w:t xml:space="preserve">U495</w:t>
+              <w:t xml:space="preserve">U504</w:t>
             </w:r>
           </w:p>
         </w:tc>
@@ -19833,7 +20183,7 @@
               <w:jc w:val="left"/>
             </w:pPr>
             <w:r>
-              <w:t xml:space="preserve">U496</w:t>
+              <w:t xml:space="preserve">U505</w:t>
             </w:r>
           </w:p>
         </w:tc>
@@ -19871,7 +20221,7 @@
               <w:jc w:val="left"/>
             </w:pPr>
             <w:r>
-              <w:t xml:space="preserve">U497</w:t>
+              <w:t xml:space="preserve">U506</w:t>
             </w:r>
           </w:p>
         </w:tc>
@@ -19909,7 +20259,7 @@
               <w:jc w:val="left"/>
             </w:pPr>
             <w:r>
-              <w:t xml:space="preserve">U498</w:t>
+              <w:t xml:space="preserve">U507</w:t>
             </w:r>
           </w:p>
         </w:tc>
@@ -19947,7 +20297,7 @@
               <w:jc w:val="left"/>
             </w:pPr>
             <w:r>
-              <w:t xml:space="preserve">U499</w:t>
+              <w:t xml:space="preserve">U508</w:t>
             </w:r>
           </w:p>
         </w:tc>
@@ -19985,7 +20335,7 @@
               <w:jc w:val="left"/>
             </w:pPr>
             <w:r>
-              <w:t xml:space="preserve">U500</w:t>
+              <w:t xml:space="preserve">U509</w:t>
             </w:r>
           </w:p>
         </w:tc>
@@ -20023,7 +20373,7 @@
               <w:jc w:val="left"/>
             </w:pPr>
             <w:r>
-              <w:t xml:space="preserve">U501</w:t>
+              <w:t xml:space="preserve">U510</w:t>
             </w:r>
           </w:p>
         </w:tc>
@@ -20061,7 +20411,7 @@
               <w:jc w:val="left"/>
             </w:pPr>
             <w:r>
-              <w:t xml:space="preserve">U502</w:t>
+              <w:t xml:space="preserve">U511</w:t>
             </w:r>
           </w:p>
         </w:tc>
@@ -20099,7 +20449,7 @@
               <w:jc w:val="left"/>
             </w:pPr>
             <w:r>
-              <w:t xml:space="preserve">U503</w:t>
+              <w:t xml:space="preserve">U512</w:t>
             </w:r>
           </w:p>
         </w:tc>
@@ -20201,7 +20551,7 @@
               <w:jc w:val="left"/>
             </w:pPr>
             <w:r>
-              <w:t xml:space="preserve">U504</w:t>
+              <w:t xml:space="preserve">U513</w:t>
             </w:r>
           </w:p>
         </w:tc>
@@ -20239,7 +20589,7 @@
               <w:jc w:val="left"/>
             </w:pPr>
             <w:r>
-              <w:t xml:space="preserve">U505</w:t>
+              <w:t xml:space="preserve">U514</w:t>
             </w:r>
           </w:p>
         </w:tc>
@@ -20277,7 +20627,7 @@
               <w:jc w:val="left"/>
             </w:pPr>
             <w:r>
-              <w:t xml:space="preserve">U506</w:t>
+              <w:t xml:space="preserve">U515</w:t>
             </w:r>
           </w:p>
         </w:tc>
@@ -20315,7 +20665,7 @@
               <w:jc w:val="left"/>
             </w:pPr>
             <w:r>
-              <w:t xml:space="preserve">U507</w:t>
+              <w:t xml:space="preserve">U516</w:t>
             </w:r>
           </w:p>
         </w:tc>
@@ -20353,7 +20703,7 @@
               <w:jc w:val="left"/>
             </w:pPr>
             <w:r>
-              <w:t xml:space="preserve">U508</w:t>
+              <w:t xml:space="preserve">U517</w:t>
             </w:r>
           </w:p>
         </w:tc>
@@ -20391,7 +20741,7 @@
               <w:jc w:val="left"/>
             </w:pPr>
             <w:r>
-              <w:t xml:space="preserve">U509</w:t>
+              <w:t xml:space="preserve">U518</w:t>
             </w:r>
           </w:p>
         </w:tc>
@@ -20493,7 +20843,7 @@
               <w:jc w:val="left"/>
             </w:pPr>
             <w:r>
-              <w:t xml:space="preserve">U510</w:t>
+              <w:t xml:space="preserve">U519</w:t>
             </w:r>
           </w:p>
         </w:tc>
@@ -20595,7 +20945,7 @@
               <w:jc w:val="left"/>
             </w:pPr>
             <w:r>
-              <w:t xml:space="preserve">U511</w:t>
+              <w:t xml:space="preserve">U520</w:t>
             </w:r>
           </w:p>
         </w:tc>
@@ -20633,7 +20983,7 @@
               <w:jc w:val="left"/>
             </w:pPr>
             <w:r>
-              <w:t xml:space="preserve">U512</w:t>
+              <w:t xml:space="preserve">U521</w:t>
             </w:r>
           </w:p>
         </w:tc>

--- a/docs/文案清单.docx
+++ b/docs/文案清单.docx
@@ -25809,18 +25809,18 @@
               <w:jc w:val="left"/>
             </w:pPr>
             <w:r>
-              <w:t xml:space="preserve">卫星图丢失</w:t>
-            </w:r>
-          </w:p>
-        </w:tc>
-        <w:tc>
-          <w:p>
-            <w:pPr>
-              <w:pStyle w:val="Compact"/>
-              <w:jc w:val="left"/>
-            </w:pPr>
-            <w:r>
-              <w:t xml:space="preserve">卫星只传回这一张图就失联了。画出这个地点。</w:t>
+              <w:t xml:space="preserve">无人机失联</w:t>
+            </w:r>
+          </w:p>
+        </w:tc>
+        <w:tc>
+          <w:p>
+            <w:pPr>
+              <w:pStyle w:val="Compact"/>
+              <w:jc w:val="left"/>
+            </w:pPr>
+            <w:r>
+              <w:t xml:space="preserve">无人机只传回这一张图就失联了。画出这个地点。</w:t>
             </w:r>
           </w:p>
         </w:tc>
@@ -25842,18 +25842,18 @@
               <w:jc w:val="left"/>
             </w:pPr>
             <w:r>
-              <w:t xml:space="preserve">Lost satellite image</w:t>
-            </w:r>
-          </w:p>
-        </w:tc>
-        <w:tc>
-          <w:p>
-            <w:pPr>
-              <w:pStyle w:val="Compact"/>
-              <w:jc w:val="left"/>
-            </w:pPr>
-            <w:r>
-              <w:t xml:space="preserve">The satellite sent back only this image before going silent. Draw the location.</w:t>
+              <w:t xml:space="preserve">Drone lost</w:t>
+            </w:r>
+          </w:p>
+        </w:tc>
+        <w:tc>
+          <w:p>
+            <w:pPr>
+              <w:pStyle w:val="Compact"/>
+              <w:jc w:val="left"/>
+            </w:pPr>
+            <w:r>
+              <w:t xml:space="preserve">The drone sent back only this image before going silent. Draw the location.</w:t>
             </w:r>
           </w:p>
         </w:tc>

--- a/docs/文案清单.docx
+++ b/docs/文案清单.docx
@@ -16,7 +16,7 @@
         <w:pStyle w:val="FirstParagraph"/>
       </w:pPr>
       <w:r>
-        <w:t xml:space="preserve">界面文案 521 条、徽章 34 枚、模板反馈 22 句、彩点的窗 27 句、任务 80 道（孩子现在看到的 v2.2）。由</w:t>
+        <w:t xml:space="preserve">界面文案 534 条、徽章 34 枚、模板反馈 22 句、彩点的窗 27 句、任务 80 道（孩子现在看到的 v2.2）。由</w:t>
       </w:r>
       <w:r>
         <w:t xml:space="preserve"> </w:t>
@@ -328,6 +328,166 @@
               <w:jc w:val="left"/>
             </w:pPr>
             <w:r>
+              <w:t xml:space="preserve">开始冒险</w:t>
+            </w:r>
+          </w:p>
+        </w:tc>
+        <w:tc>
+          <w:p>
+            <w:pPr>
+              <w:pStyle w:val="Compact"/>
+              <w:jc w:val="left"/>
+            </w:pPr>
+            <w:r>
+              <w:t xml:space="preserve">Start the adventure</w:t>
+            </w:r>
+          </w:p>
+        </w:tc>
+        <w:tc>
+          <w:p/>
+        </w:tc>
+      </w:tr>
+      <w:tr>
+        <w:tc>
+          <w:p>
+            <w:pPr>
+              <w:pStyle w:val="Compact"/>
+              <w:jc w:val="left"/>
+            </w:pPr>
+            <w:r>
+              <w:t xml:space="preserve">U7</w:t>
+            </w:r>
+          </w:p>
+        </w:tc>
+        <w:tc>
+          <w:p>
+            <w:pPr>
+              <w:pStyle w:val="Compact"/>
+              <w:jc w:val="left"/>
+            </w:pPr>
+            <w:r>
+              <w:t xml:space="preserve">画画 · 探索 · 创造</w:t>
+            </w:r>
+          </w:p>
+        </w:tc>
+        <w:tc>
+          <w:p>
+            <w:pPr>
+              <w:pStyle w:val="Compact"/>
+              <w:jc w:val="left"/>
+            </w:pPr>
+            <w:r>
+              <w:t xml:space="preserve">Draw · Explore · Create</w:t>
+            </w:r>
+          </w:p>
+        </w:tc>
+        <w:tc>
+          <w:p>
+            <w:pPr>
+              <w:pStyle w:val="Compact"/>
+              <w:jc w:val="left"/>
+            </w:pPr>
+            <w:r>
+              <w:t xml:space="preserve">套话:探索</w:t>
+            </w:r>
+          </w:p>
+        </w:tc>
+      </w:tr>
+      <w:tr>
+        <w:tc>
+          <w:p>
+            <w:pPr>
+              <w:pStyle w:val="Compact"/>
+              <w:jc w:val="left"/>
+            </w:pPr>
+            <w:r>
+              <w:t xml:space="preserve">U8</w:t>
+            </w:r>
+          </w:p>
+        </w:tc>
+        <w:tc>
+          <w:p>
+            <w:pPr>
+              <w:pStyle w:val="Compact"/>
+              <w:jc w:val="left"/>
+            </w:pPr>
+            <w:r>
+              <w:t xml:space="preserve">已有账号？</w:t>
+            </w:r>
+          </w:p>
+        </w:tc>
+        <w:tc>
+          <w:p>
+            <w:pPr>
+              <w:pStyle w:val="Compact"/>
+              <w:jc w:val="left"/>
+            </w:pPr>
+            <w:r>
+              <w:t xml:space="preserve">Already have an account?</w:t>
+            </w:r>
+          </w:p>
+        </w:tc>
+        <w:tc>
+          <w:p/>
+        </w:tc>
+      </w:tr>
+      <w:tr>
+        <w:tc>
+          <w:p>
+            <w:pPr>
+              <w:pStyle w:val="Compact"/>
+              <w:jc w:val="left"/>
+            </w:pPr>
+            <w:r>
+              <w:t xml:space="preserve">U9</w:t>
+            </w:r>
+          </w:p>
+        </w:tc>
+        <w:tc>
+          <w:p>
+            <w:pPr>
+              <w:pStyle w:val="Compact"/>
+              <w:jc w:val="left"/>
+            </w:pPr>
+            <w:r>
+              <w:t xml:space="preserve">先看看</w:t>
+            </w:r>
+          </w:p>
+        </w:tc>
+        <w:tc>
+          <w:p>
+            <w:pPr>
+              <w:pStyle w:val="Compact"/>
+              <w:jc w:val="left"/>
+            </w:pPr>
+            <w:r>
+              <w:t xml:space="preserve">Just look around</w:t>
+            </w:r>
+          </w:p>
+        </w:tc>
+        <w:tc>
+          <w:p/>
+        </w:tc>
+      </w:tr>
+      <w:tr>
+        <w:tc>
+          <w:p>
+            <w:pPr>
+              <w:pStyle w:val="Compact"/>
+              <w:jc w:val="left"/>
+            </w:pPr>
+            <w:r>
+              <w:t xml:space="preserve">U10</w:t>
+            </w:r>
+          </w:p>
+        </w:tc>
+        <w:tc>
+          <w:p>
+            <w:pPr>
+              <w:pStyle w:val="Compact"/>
+              <w:jc w:val="left"/>
+            </w:pPr>
+            <w:r>
               <w:t xml:space="preserve">隐私政策</w:t>
             </w:r>
           </w:p>
@@ -355,7 +515,205 @@
               <w:jc w:val="left"/>
             </w:pPr>
             <w:r>
-              <w:t xml:space="preserve">U7</w:t>
+              <w:t xml:space="preserve">U11</w:t>
+            </w:r>
+          </w:p>
+        </w:tc>
+        <w:tc>
+          <w:p>
+            <w:pPr>
+              <w:pStyle w:val="Compact"/>
+              <w:jc w:val="left"/>
+            </w:pPr>
+            <w:r>
+              <w:t xml:space="preserve">删掉这张</w:t>
+            </w:r>
+          </w:p>
+        </w:tc>
+        <w:tc>
+          <w:p>
+            <w:pPr>
+              <w:pStyle w:val="Compact"/>
+              <w:jc w:val="left"/>
+            </w:pPr>
+            <w:r>
+              <w:t xml:space="preserve">Delete this one</w:t>
+            </w:r>
+          </w:p>
+        </w:tc>
+        <w:tc>
+          <w:p/>
+        </w:tc>
+      </w:tr>
+      <w:tr>
+        <w:tc>
+          <w:p>
+            <w:pPr>
+              <w:pStyle w:val="Compact"/>
+              <w:jc w:val="left"/>
+            </w:pPr>
+            <w:r>
+              <w:t xml:space="preserve">U12</w:t>
+            </w:r>
+          </w:p>
+        </w:tc>
+        <w:tc>
+          <w:p>
+            <w:pPr>
+              <w:pStyle w:val="Compact"/>
+              <w:jc w:val="left"/>
+            </w:pPr>
+            <w:r>
+              <w:t xml:space="preserve">真的删掉这张画？服务器上的也一起删，找不回来。</w:t>
+            </w:r>
+          </w:p>
+        </w:tc>
+        <w:tc>
+          <w:p>
+            <w:pPr>
+              <w:pStyle w:val="Compact"/>
+              <w:jc w:val="left"/>
+            </w:pPr>
+            <w:r>
+              <w:t xml:space="preserve">Really delete this drawing? The copy on the server goes too, and it cannot be brought back.</w:t>
+            </w:r>
+          </w:p>
+        </w:tc>
+        <w:tc>
+          <w:p>
+            <w:pPr>
+              <w:pStyle w:val="Compact"/>
+              <w:jc w:val="left"/>
+            </w:pPr>
+            <w:r>
+              <w:t xml:space="preserve">套话:一起</w:t>
+            </w:r>
+          </w:p>
+        </w:tc>
+      </w:tr>
+      <w:tr>
+        <w:tc>
+          <w:p>
+            <w:pPr>
+              <w:pStyle w:val="Compact"/>
+              <w:jc w:val="left"/>
+            </w:pPr>
+            <w:r>
+              <w:t xml:space="preserve">U13</w:t>
+            </w:r>
+          </w:p>
+        </w:tc>
+        <w:tc>
+          <w:p>
+            <w:pPr>
+              <w:pStyle w:val="Compact"/>
+              <w:jc w:val="left"/>
+            </w:pPr>
+            <w:r>
+              <w:t xml:space="preserve">删掉</w:t>
+            </w:r>
+          </w:p>
+        </w:tc>
+        <w:tc>
+          <w:p>
+            <w:pPr>
+              <w:pStyle w:val="Compact"/>
+              <w:jc w:val="left"/>
+            </w:pPr>
+            <w:r>
+              <w:t xml:space="preserve">Delete</w:t>
+            </w:r>
+          </w:p>
+        </w:tc>
+        <w:tc>
+          <w:p/>
+        </w:tc>
+      </w:tr>
+      <w:tr>
+        <w:tc>
+          <w:p>
+            <w:pPr>
+              <w:pStyle w:val="Compact"/>
+              <w:jc w:val="left"/>
+            </w:pPr>
+            <w:r>
+              <w:t xml:space="preserve">U14</w:t>
+            </w:r>
+          </w:p>
+        </w:tc>
+        <w:tc>
+          <w:p>
+            <w:pPr>
+              <w:pStyle w:val="Compact"/>
+              <w:jc w:val="left"/>
+            </w:pPr>
+            <w:r>
+              <w:t xml:space="preserve">不删了</w:t>
+            </w:r>
+          </w:p>
+        </w:tc>
+        <w:tc>
+          <w:p>
+            <w:pPr>
+              <w:pStyle w:val="Compact"/>
+              <w:jc w:val="left"/>
+            </w:pPr>
+            <w:r>
+              <w:t xml:space="preserve">Keep it</w:t>
+            </w:r>
+          </w:p>
+        </w:tc>
+        <w:tc>
+          <w:p/>
+        </w:tc>
+      </w:tr>
+      <w:tr>
+        <w:tc>
+          <w:p>
+            <w:pPr>
+              <w:pStyle w:val="Compact"/>
+              <w:jc w:val="left"/>
+            </w:pPr>
+            <w:r>
+              <w:t xml:space="preserve">U15</w:t>
+            </w:r>
+          </w:p>
+        </w:tc>
+        <w:tc>
+          <w:p>
+            <w:pPr>
+              <w:pStyle w:val="Compact"/>
+              <w:jc w:val="left"/>
+            </w:pPr>
+            <w:r>
+              <w:t xml:space="preserve">没有这张画</w:t>
+            </w:r>
+          </w:p>
+        </w:tc>
+        <w:tc>
+          <w:p>
+            <w:pPr>
+              <w:pStyle w:val="Compact"/>
+              <w:jc w:val="left"/>
+            </w:pPr>
+            <w:r>
+              <w:t xml:space="preserve">No such drawing</w:t>
+            </w:r>
+          </w:p>
+        </w:tc>
+        <w:tc>
+          <w:p/>
+        </w:tc>
+      </w:tr>
+      <w:tr>
+        <w:tc>
+          <w:p>
+            <w:pPr>
+              <w:pStyle w:val="Compact"/>
+              <w:jc w:val="left"/>
+            </w:pPr>
+            <w:r>
+              <w:t xml:space="preserve">U16</w:t>
             </w:r>
           </w:p>
         </w:tc>
@@ -393,7 +751,7 @@
               <w:jc w:val="left"/>
             </w:pPr>
             <w:r>
-              <w:t xml:space="preserve">U8</w:t>
+              <w:t xml:space="preserve">U17</w:t>
             </w:r>
           </w:p>
         </w:tc>
@@ -431,7 +789,7 @@
               <w:jc w:val="left"/>
             </w:pPr>
             <w:r>
-              <w:t xml:space="preserve">U9</w:t>
+              <w:t xml:space="preserve">U18</w:t>
             </w:r>
           </w:p>
         </w:tc>
@@ -477,7 +835,7 @@
               <w:jc w:val="left"/>
             </w:pPr>
             <w:r>
-              <w:t xml:space="preserve">U10</w:t>
+              <w:t xml:space="preserve">U19</w:t>
             </w:r>
           </w:p>
         </w:tc>
@@ -515,7 +873,7 @@
               <w:jc w:val="left"/>
             </w:pPr>
             <w:r>
-              <w:t xml:space="preserve">U11</w:t>
+              <w:t xml:space="preserve">U20</w:t>
             </w:r>
           </w:p>
         </w:tc>
@@ -553,7 +911,7 @@
               <w:jc w:val="left"/>
             </w:pPr>
             <w:r>
-              <w:t xml:space="preserve">U12</w:t>
+              <w:t xml:space="preserve">U21</w:t>
             </w:r>
           </w:p>
         </w:tc>
@@ -591,7 +949,7 @@
               <w:jc w:val="left"/>
             </w:pPr>
             <w:r>
-              <w:t xml:space="preserve">U13</w:t>
+              <w:t xml:space="preserve">U22</w:t>
             </w:r>
           </w:p>
         </w:tc>
@@ -629,7 +987,7 @@
               <w:jc w:val="left"/>
             </w:pPr>
             <w:r>
-              <w:t xml:space="preserve">U14</w:t>
+              <w:t xml:space="preserve">U23</w:t>
             </w:r>
           </w:p>
         </w:tc>
@@ -667,7 +1025,7 @@
               <w:jc w:val="left"/>
             </w:pPr>
             <w:r>
-              <w:t xml:space="preserve">U15</w:t>
+              <w:t xml:space="preserve">U24</w:t>
             </w:r>
           </w:p>
         </w:tc>
@@ -705,7 +1063,7 @@
               <w:jc w:val="left"/>
             </w:pPr>
             <w:r>
-              <w:t xml:space="preserve">U16</w:t>
+              <w:t xml:space="preserve">U25</w:t>
             </w:r>
           </w:p>
         </w:tc>
@@ -743,7 +1101,7 @@
               <w:jc w:val="left"/>
             </w:pPr>
             <w:r>
-              <w:t xml:space="preserve">U17</w:t>
+              <w:t xml:space="preserve">U26</w:t>
             </w:r>
           </w:p>
         </w:tc>
@@ -781,7 +1139,7 @@
               <w:jc w:val="left"/>
             </w:pPr>
             <w:r>
-              <w:t xml:space="preserve">U18</w:t>
+              <w:t xml:space="preserve">U27</w:t>
             </w:r>
           </w:p>
         </w:tc>
@@ -819,7 +1177,7 @@
               <w:jc w:val="left"/>
             </w:pPr>
             <w:r>
-              <w:t xml:space="preserve">U19</w:t>
+              <w:t xml:space="preserve">U28</w:t>
             </w:r>
           </w:p>
         </w:tc>
@@ -857,7 +1215,7 @@
               <w:jc w:val="left"/>
             </w:pPr>
             <w:r>
-              <w:t xml:space="preserve">U20</w:t>
+              <w:t xml:space="preserve">U29</w:t>
             </w:r>
           </w:p>
         </w:tc>
@@ -895,7 +1253,7 @@
               <w:jc w:val="left"/>
             </w:pPr>
             <w:r>
-              <w:t xml:space="preserve">U21</w:t>
+              <w:t xml:space="preserve">U30</w:t>
             </w:r>
           </w:p>
         </w:tc>
@@ -933,7 +1291,7 @@
               <w:jc w:val="left"/>
             </w:pPr>
             <w:r>
-              <w:t xml:space="preserve">U22</w:t>
+              <w:t xml:space="preserve">U31</w:t>
             </w:r>
           </w:p>
         </w:tc>
@@ -971,7 +1329,7 @@
               <w:jc w:val="left"/>
             </w:pPr>
             <w:r>
-              <w:t xml:space="preserve">U23</w:t>
+              <w:t xml:space="preserve">U32</w:t>
             </w:r>
           </w:p>
         </w:tc>
@@ -1009,7 +1367,7 @@
               <w:jc w:val="left"/>
             </w:pPr>
             <w:r>
-              <w:t xml:space="preserve">U24</w:t>
+              <w:t xml:space="preserve">U33</w:t>
             </w:r>
           </w:p>
         </w:tc>
@@ -1047,7 +1405,7 @@
               <w:jc w:val="left"/>
             </w:pPr>
             <w:r>
-              <w:t xml:space="preserve">U25</w:t>
+              <w:t xml:space="preserve">U34</w:t>
             </w:r>
           </w:p>
         </w:tc>
@@ -1085,7 +1443,7 @@
               <w:jc w:val="left"/>
             </w:pPr>
             <w:r>
-              <w:t xml:space="preserve">U26</w:t>
+              <w:t xml:space="preserve">U35</w:t>
             </w:r>
           </w:p>
         </w:tc>
@@ -1123,7 +1481,7 @@
               <w:jc w:val="left"/>
             </w:pPr>
             <w:r>
-              <w:t xml:space="preserve">U27</w:t>
+              <w:t xml:space="preserve">U36</w:t>
             </w:r>
           </w:p>
         </w:tc>
@@ -1161,7 +1519,7 @@
               <w:jc w:val="left"/>
             </w:pPr>
             <w:r>
-              <w:t xml:space="preserve">U28</w:t>
+              <w:t xml:space="preserve">U37</w:t>
             </w:r>
           </w:p>
         </w:tc>
@@ -1199,7 +1557,7 @@
               <w:jc w:val="left"/>
             </w:pPr>
             <w:r>
-              <w:t xml:space="preserve">U29</w:t>
+              <w:t xml:space="preserve">U38</w:t>
             </w:r>
           </w:p>
         </w:tc>
@@ -1237,7 +1595,7 @@
               <w:jc w:val="left"/>
             </w:pPr>
             <w:r>
-              <w:t xml:space="preserve">U30</w:t>
+              <w:t xml:space="preserve">U39</w:t>
             </w:r>
           </w:p>
         </w:tc>
@@ -1275,7 +1633,7 @@
               <w:jc w:val="left"/>
             </w:pPr>
             <w:r>
-              <w:t xml:space="preserve">U31</w:t>
+              <w:t xml:space="preserve">U40</w:t>
             </w:r>
           </w:p>
         </w:tc>
@@ -1313,7 +1671,7 @@
               <w:jc w:val="left"/>
             </w:pPr>
             <w:r>
-              <w:t xml:space="preserve">U32</w:t>
+              <w:t xml:space="preserve">U41</w:t>
             </w:r>
           </w:p>
         </w:tc>
@@ -1351,7 +1709,7 @@
               <w:jc w:val="left"/>
             </w:pPr>
             <w:r>
-              <w:t xml:space="preserve">U33</w:t>
+              <w:t xml:space="preserve">U42</w:t>
             </w:r>
           </w:p>
         </w:tc>
@@ -1389,7 +1747,7 @@
               <w:jc w:val="left"/>
             </w:pPr>
             <w:r>
-              <w:t xml:space="preserve">U34</w:t>
+              <w:t xml:space="preserve">U43</w:t>
             </w:r>
           </w:p>
         </w:tc>
@@ -1427,7 +1785,7 @@
               <w:jc w:val="left"/>
             </w:pPr>
             <w:r>
-              <w:t xml:space="preserve">U35</w:t>
+              <w:t xml:space="preserve">U44</w:t>
             </w:r>
           </w:p>
         </w:tc>
@@ -1465,7 +1823,7 @@
               <w:jc w:val="left"/>
             </w:pPr>
             <w:r>
-              <w:t xml:space="preserve">U36</w:t>
+              <w:t xml:space="preserve">U45</w:t>
             </w:r>
           </w:p>
         </w:tc>
@@ -1503,7 +1861,7 @@
               <w:jc w:val="left"/>
             </w:pPr>
             <w:r>
-              <w:t xml:space="preserve">U37</w:t>
+              <w:t xml:space="preserve">U46</w:t>
             </w:r>
           </w:p>
         </w:tc>
@@ -1541,7 +1899,7 @@
               <w:jc w:val="left"/>
             </w:pPr>
             <w:r>
-              <w:t xml:space="preserve">U38</w:t>
+              <w:t xml:space="preserve">U47</w:t>
             </w:r>
           </w:p>
         </w:tc>
@@ -1579,7 +1937,7 @@
               <w:jc w:val="left"/>
             </w:pPr>
             <w:r>
-              <w:t xml:space="preserve">U39</w:t>
+              <w:t xml:space="preserve">U48</w:t>
             </w:r>
           </w:p>
         </w:tc>
@@ -1617,7 +1975,7 @@
               <w:jc w:val="left"/>
             </w:pPr>
             <w:r>
-              <w:t xml:space="preserve">U40</w:t>
+              <w:t xml:space="preserve">U49</w:t>
             </w:r>
           </w:p>
         </w:tc>
@@ -1655,7 +2013,7 @@
               <w:jc w:val="left"/>
             </w:pPr>
             <w:r>
-              <w:t xml:space="preserve">U41</w:t>
+              <w:t xml:space="preserve">U50</w:t>
             </w:r>
           </w:p>
         </w:tc>
@@ -1693,7 +2051,7 @@
               <w:jc w:val="left"/>
             </w:pPr>
             <w:r>
-              <w:t xml:space="preserve">U42</w:t>
+              <w:t xml:space="preserve">U51</w:t>
             </w:r>
           </w:p>
         </w:tc>
@@ -1731,7 +2089,7 @@
               <w:jc w:val="left"/>
             </w:pPr>
             <w:r>
-              <w:t xml:space="preserve">U43</w:t>
+              <w:t xml:space="preserve">U52</w:t>
             </w:r>
           </w:p>
         </w:tc>
@@ -1769,7 +2127,7 @@
               <w:jc w:val="left"/>
             </w:pPr>
             <w:r>
-              <w:t xml:space="preserve">U44</w:t>
+              <w:t xml:space="preserve">U53</w:t>
             </w:r>
           </w:p>
         </w:tc>
@@ -1807,7 +2165,7 @@
               <w:jc w:val="left"/>
             </w:pPr>
             <w:r>
-              <w:t xml:space="preserve">U45</w:t>
+              <w:t xml:space="preserve">U54</w:t>
             </w:r>
           </w:p>
         </w:tc>
@@ -1845,7 +2203,7 @@
               <w:jc w:val="left"/>
             </w:pPr>
             <w:r>
-              <w:t xml:space="preserve">U46</w:t>
+              <w:t xml:space="preserve">U55</w:t>
             </w:r>
           </w:p>
         </w:tc>
@@ -1883,7 +2241,7 @@
               <w:jc w:val="left"/>
             </w:pPr>
             <w:r>
-              <w:t xml:space="preserve">U47</w:t>
+              <w:t xml:space="preserve">U56</w:t>
             </w:r>
           </w:p>
         </w:tc>
@@ -1921,7 +2279,7 @@
               <w:jc w:val="left"/>
             </w:pPr>
             <w:r>
-              <w:t xml:space="preserve">U48</w:t>
+              <w:t xml:space="preserve">U57</w:t>
             </w:r>
           </w:p>
         </w:tc>
@@ -1959,7 +2317,7 @@
               <w:jc w:val="left"/>
             </w:pPr>
             <w:r>
-              <w:t xml:space="preserve">U49</w:t>
+              <w:t xml:space="preserve">U58</w:t>
             </w:r>
           </w:p>
         </w:tc>
@@ -1997,7 +2355,7 @@
               <w:jc w:val="left"/>
             </w:pPr>
             <w:r>
-              <w:t xml:space="preserve">U50</w:t>
+              <w:t xml:space="preserve">U59</w:t>
             </w:r>
           </w:p>
         </w:tc>
@@ -2035,7 +2393,7 @@
               <w:jc w:val="left"/>
             </w:pPr>
             <w:r>
-              <w:t xml:space="preserve">U51</w:t>
+              <w:t xml:space="preserve">U60</w:t>
             </w:r>
           </w:p>
         </w:tc>
@@ -2073,7 +2431,7 @@
               <w:jc w:val="left"/>
             </w:pPr>
             <w:r>
-              <w:t xml:space="preserve">U52</w:t>
+              <w:t xml:space="preserve">U61</w:t>
             </w:r>
           </w:p>
         </w:tc>
@@ -2111,7 +2469,7 @@
               <w:jc w:val="left"/>
             </w:pPr>
             <w:r>
-              <w:t xml:space="preserve">U53</w:t>
+              <w:t xml:space="preserve">U62</w:t>
             </w:r>
           </w:p>
         </w:tc>
@@ -2149,7 +2507,7 @@
               <w:jc w:val="left"/>
             </w:pPr>
             <w:r>
-              <w:t xml:space="preserve">U54</w:t>
+              <w:t xml:space="preserve">U63</w:t>
             </w:r>
           </w:p>
         </w:tc>
@@ -2187,7 +2545,7 @@
               <w:jc w:val="left"/>
             </w:pPr>
             <w:r>
-              <w:t xml:space="preserve">U55</w:t>
+              <w:t xml:space="preserve">U64</w:t>
             </w:r>
           </w:p>
         </w:tc>
@@ -2225,7 +2583,7 @@
               <w:jc w:val="left"/>
             </w:pPr>
             <w:r>
-              <w:t xml:space="preserve">U56</w:t>
+              <w:t xml:space="preserve">U65</w:t>
             </w:r>
           </w:p>
         </w:tc>
@@ -2263,7 +2621,7 @@
               <w:jc w:val="left"/>
             </w:pPr>
             <w:r>
-              <w:t xml:space="preserve">U57</w:t>
+              <w:t xml:space="preserve">U66</w:t>
             </w:r>
           </w:p>
         </w:tc>
@@ -2301,7 +2659,7 @@
               <w:jc w:val="left"/>
             </w:pPr>
             <w:r>
-              <w:t xml:space="preserve">U58</w:t>
+              <w:t xml:space="preserve">U67</w:t>
             </w:r>
           </w:p>
         </w:tc>
@@ -2339,7 +2697,7 @@
               <w:jc w:val="left"/>
             </w:pPr>
             <w:r>
-              <w:t xml:space="preserve">U59</w:t>
+              <w:t xml:space="preserve">U68</w:t>
             </w:r>
           </w:p>
         </w:tc>
@@ -2377,7 +2735,7 @@
               <w:jc w:val="left"/>
             </w:pPr>
             <w:r>
-              <w:t xml:space="preserve">U60</w:t>
+              <w:t xml:space="preserve">U69</w:t>
             </w:r>
           </w:p>
         </w:tc>
@@ -2415,7 +2773,7 @@
               <w:jc w:val="left"/>
             </w:pPr>
             <w:r>
-              <w:t xml:space="preserve">U61</w:t>
+              <w:t xml:space="preserve">U70</w:t>
             </w:r>
           </w:p>
         </w:tc>
@@ -2453,7 +2811,7 @@
               <w:jc w:val="left"/>
             </w:pPr>
             <w:r>
-              <w:t xml:space="preserve">U62</w:t>
+              <w:t xml:space="preserve">U71</w:t>
             </w:r>
           </w:p>
         </w:tc>
@@ -2491,7 +2849,7 @@
               <w:jc w:val="left"/>
             </w:pPr>
             <w:r>
-              <w:t xml:space="preserve">U63</w:t>
+              <w:t xml:space="preserve">U72</w:t>
             </w:r>
           </w:p>
         </w:tc>
@@ -2529,7 +2887,7 @@
               <w:jc w:val="left"/>
             </w:pPr>
             <w:r>
-              <w:t xml:space="preserve">U64</w:t>
+              <w:t xml:space="preserve">U73</w:t>
             </w:r>
           </w:p>
         </w:tc>
@@ -2567,7 +2925,7 @@
               <w:jc w:val="left"/>
             </w:pPr>
             <w:r>
-              <w:t xml:space="preserve">U65</w:t>
+              <w:t xml:space="preserve">U74</w:t>
             </w:r>
           </w:p>
         </w:tc>
@@ -2605,7 +2963,7 @@
               <w:jc w:val="left"/>
             </w:pPr>
             <w:r>
-              <w:t xml:space="preserve">U66</w:t>
+              <w:t xml:space="preserve">U75</w:t>
             </w:r>
           </w:p>
         </w:tc>
@@ -2643,7 +3001,7 @@
               <w:jc w:val="left"/>
             </w:pPr>
             <w:r>
-              <w:t xml:space="preserve">U67</w:t>
+              <w:t xml:space="preserve">U76</w:t>
             </w:r>
           </w:p>
         </w:tc>
@@ -2681,7 +3039,7 @@
               <w:jc w:val="left"/>
             </w:pPr>
             <w:r>
-              <w:t xml:space="preserve">U68</w:t>
+              <w:t xml:space="preserve">U77</w:t>
             </w:r>
           </w:p>
         </w:tc>
@@ -2719,7 +3077,7 @@
               <w:jc w:val="left"/>
             </w:pPr>
             <w:r>
-              <w:t xml:space="preserve">U69</w:t>
+              <w:t xml:space="preserve">U78</w:t>
             </w:r>
           </w:p>
         </w:tc>
@@ -2757,7 +3115,7 @@
               <w:jc w:val="left"/>
             </w:pPr>
             <w:r>
-              <w:t xml:space="preserve">U70</w:t>
+              <w:t xml:space="preserve">U79</w:t>
             </w:r>
           </w:p>
         </w:tc>
@@ -2795,7 +3153,7 @@
               <w:jc w:val="left"/>
             </w:pPr>
             <w:r>
-              <w:t xml:space="preserve">U71</w:t>
+              <w:t xml:space="preserve">U80</w:t>
             </w:r>
           </w:p>
         </w:tc>
@@ -2833,7 +3191,7 @@
               <w:jc w:val="left"/>
             </w:pPr>
             <w:r>
-              <w:t xml:space="preserve">U72</w:t>
+              <w:t xml:space="preserve">U81</w:t>
             </w:r>
           </w:p>
         </w:tc>
@@ -2871,7 +3229,7 @@
               <w:jc w:val="left"/>
             </w:pPr>
             <w:r>
-              <w:t xml:space="preserve">U73</w:t>
+              <w:t xml:space="preserve">U82</w:t>
             </w:r>
           </w:p>
         </w:tc>
@@ -2909,7 +3267,7 @@
               <w:jc w:val="left"/>
             </w:pPr>
             <w:r>
-              <w:t xml:space="preserve">U74</w:t>
+              <w:t xml:space="preserve">U83</w:t>
             </w:r>
           </w:p>
         </w:tc>
@@ -2947,7 +3305,7 @@
               <w:jc w:val="left"/>
             </w:pPr>
             <w:r>
-              <w:t xml:space="preserve">U75</w:t>
+              <w:t xml:space="preserve">U84</w:t>
             </w:r>
           </w:p>
         </w:tc>
@@ -2985,7 +3343,7 @@
               <w:jc w:val="left"/>
             </w:pPr>
             <w:r>
-              <w:t xml:space="preserve">U76</w:t>
+              <w:t xml:space="preserve">U85</w:t>
             </w:r>
           </w:p>
         </w:tc>
@@ -3023,7 +3381,7 @@
               <w:jc w:val="left"/>
             </w:pPr>
             <w:r>
-              <w:t xml:space="preserve">U77</w:t>
+              <w:t xml:space="preserve">U86</w:t>
             </w:r>
           </w:p>
         </w:tc>
@@ -3061,7 +3419,7 @@
               <w:jc w:val="left"/>
             </w:pPr>
             <w:r>
-              <w:t xml:space="preserve">U78</w:t>
+              <w:t xml:space="preserve">U87</w:t>
             </w:r>
           </w:p>
         </w:tc>
@@ -3099,7 +3457,7 @@
               <w:jc w:val="left"/>
             </w:pPr>
             <w:r>
-              <w:t xml:space="preserve">U79</w:t>
+              <w:t xml:space="preserve">U88</w:t>
             </w:r>
           </w:p>
         </w:tc>
@@ -3137,7 +3495,7 @@
               <w:jc w:val="left"/>
             </w:pPr>
             <w:r>
-              <w:t xml:space="preserve">U80</w:t>
+              <w:t xml:space="preserve">U89</w:t>
             </w:r>
           </w:p>
         </w:tc>
@@ -3175,7 +3533,7 @@
               <w:jc w:val="left"/>
             </w:pPr>
             <w:r>
-              <w:t xml:space="preserve">U81</w:t>
+              <w:t xml:space="preserve">U90</w:t>
             </w:r>
           </w:p>
         </w:tc>
@@ -3213,7 +3571,7 @@
               <w:jc w:val="left"/>
             </w:pPr>
             <w:r>
-              <w:t xml:space="preserve">U82</w:t>
+              <w:t xml:space="preserve">U91</w:t>
             </w:r>
           </w:p>
         </w:tc>
@@ -3251,7 +3609,7 @@
               <w:jc w:val="left"/>
             </w:pPr>
             <w:r>
-              <w:t xml:space="preserve">U83</w:t>
+              <w:t xml:space="preserve">U92</w:t>
             </w:r>
           </w:p>
         </w:tc>
@@ -3289,7 +3647,7 @@
               <w:jc w:val="left"/>
             </w:pPr>
             <w:r>
-              <w:t xml:space="preserve">U84</w:t>
+              <w:t xml:space="preserve">U93</w:t>
             </w:r>
           </w:p>
         </w:tc>
@@ -3391,7 +3749,7 @@
               <w:jc w:val="left"/>
             </w:pPr>
             <w:r>
-              <w:t xml:space="preserve">U85</w:t>
+              <w:t xml:space="preserve">U94</w:t>
             </w:r>
           </w:p>
         </w:tc>
@@ -3429,7 +3787,7 @@
               <w:jc w:val="left"/>
             </w:pPr>
             <w:r>
-              <w:t xml:space="preserve">U86</w:t>
+              <w:t xml:space="preserve">U95</w:t>
             </w:r>
           </w:p>
         </w:tc>
@@ -3467,7 +3825,7 @@
               <w:jc w:val="left"/>
             </w:pPr>
             <w:r>
-              <w:t xml:space="preserve">U87</w:t>
+              <w:t xml:space="preserve">U96</w:t>
             </w:r>
           </w:p>
         </w:tc>
@@ -3505,7 +3863,7 @@
               <w:jc w:val="left"/>
             </w:pPr>
             <w:r>
-              <w:t xml:space="preserve">U88</w:t>
+              <w:t xml:space="preserve">U97</w:t>
             </w:r>
           </w:p>
         </w:tc>
@@ -3543,7 +3901,7 @@
               <w:jc w:val="left"/>
             </w:pPr>
             <w:r>
-              <w:t xml:space="preserve">U89</w:t>
+              <w:t xml:space="preserve">U98</w:t>
             </w:r>
           </w:p>
         </w:tc>
@@ -3581,7 +3939,7 @@
               <w:jc w:val="left"/>
             </w:pPr>
             <w:r>
-              <w:t xml:space="preserve">U90</w:t>
+              <w:t xml:space="preserve">U99</w:t>
             </w:r>
           </w:p>
         </w:tc>
@@ -3619,7 +3977,7 @@
               <w:jc w:val="left"/>
             </w:pPr>
             <w:r>
-              <w:t xml:space="preserve">U91</w:t>
+              <w:t xml:space="preserve">U100</w:t>
             </w:r>
           </w:p>
         </w:tc>
@@ -3657,7 +4015,7 @@
               <w:jc w:val="left"/>
             </w:pPr>
             <w:r>
-              <w:t xml:space="preserve">U92</w:t>
+              <w:t xml:space="preserve">U101</w:t>
             </w:r>
           </w:p>
         </w:tc>
@@ -3695,7 +4053,7 @@
               <w:jc w:val="left"/>
             </w:pPr>
             <w:r>
-              <w:t xml:space="preserve">U93</w:t>
+              <w:t xml:space="preserve">U102</w:t>
             </w:r>
           </w:p>
         </w:tc>
@@ -3733,7 +4091,7 @@
               <w:jc w:val="left"/>
             </w:pPr>
             <w:r>
-              <w:t xml:space="preserve">U94</w:t>
+              <w:t xml:space="preserve">U103</w:t>
             </w:r>
           </w:p>
         </w:tc>
@@ -3771,7 +4129,7 @@
               <w:jc w:val="left"/>
             </w:pPr>
             <w:r>
-              <w:t xml:space="preserve">U95</w:t>
+              <w:t xml:space="preserve">U104</w:t>
             </w:r>
           </w:p>
         </w:tc>
@@ -3809,7 +4167,7 @@
               <w:jc w:val="left"/>
             </w:pPr>
             <w:r>
-              <w:t xml:space="preserve">U96</w:t>
+              <w:t xml:space="preserve">U105</w:t>
             </w:r>
           </w:p>
         </w:tc>
@@ -3847,7 +4205,7 @@
               <w:jc w:val="left"/>
             </w:pPr>
             <w:r>
-              <w:t xml:space="preserve">U97</w:t>
+              <w:t xml:space="preserve">U106</w:t>
             </w:r>
           </w:p>
         </w:tc>
@@ -3885,7 +4243,7 @@
               <w:jc w:val="left"/>
             </w:pPr>
             <w:r>
-              <w:t xml:space="preserve">U98</w:t>
+              <w:t xml:space="preserve">U107</w:t>
             </w:r>
           </w:p>
         </w:tc>
@@ -3923,7 +4281,7 @@
               <w:jc w:val="left"/>
             </w:pPr>
             <w:r>
-              <w:t xml:space="preserve">U99</w:t>
+              <w:t xml:space="preserve">U108</w:t>
             </w:r>
           </w:p>
         </w:tc>
@@ -4025,7 +4383,7 @@
               <w:jc w:val="left"/>
             </w:pPr>
             <w:r>
-              <w:t xml:space="preserve">U100</w:t>
+              <w:t xml:space="preserve">U109</w:t>
             </w:r>
           </w:p>
         </w:tc>
@@ -4071,7 +4429,7 @@
               <w:jc w:val="left"/>
             </w:pPr>
             <w:r>
-              <w:t xml:space="preserve">U101</w:t>
+              <w:t xml:space="preserve">U110</w:t>
             </w:r>
           </w:p>
         </w:tc>
@@ -4109,7 +4467,7 @@
               <w:jc w:val="left"/>
             </w:pPr>
             <w:r>
-              <w:t xml:space="preserve">U102</w:t>
+              <w:t xml:space="preserve">U111</w:t>
             </w:r>
           </w:p>
         </w:tc>
@@ -4147,7 +4505,7 @@
               <w:jc w:val="left"/>
             </w:pPr>
             <w:r>
-              <w:t xml:space="preserve">U103</w:t>
+              <w:t xml:space="preserve">U112</w:t>
             </w:r>
           </w:p>
         </w:tc>
@@ -4185,7 +4543,7 @@
               <w:jc w:val="left"/>
             </w:pPr>
             <w:r>
-              <w:t xml:space="preserve">U104</w:t>
+              <w:t xml:space="preserve">U113</w:t>
             </w:r>
           </w:p>
         </w:tc>
@@ -4287,7 +4645,7 @@
               <w:jc w:val="left"/>
             </w:pPr>
             <w:r>
-              <w:t xml:space="preserve">U105</w:t>
+              <w:t xml:space="preserve">U114</w:t>
             </w:r>
           </w:p>
         </w:tc>
@@ -4325,7 +4683,7 @@
               <w:jc w:val="left"/>
             </w:pPr>
             <w:r>
-              <w:t xml:space="preserve">U106</w:t>
+              <w:t xml:space="preserve">U115</w:t>
             </w:r>
           </w:p>
         </w:tc>
@@ -4363,7 +4721,7 @@
               <w:jc w:val="left"/>
             </w:pPr>
             <w:r>
-              <w:t xml:space="preserve">U107</w:t>
+              <w:t xml:space="preserve">U116</w:t>
             </w:r>
           </w:p>
         </w:tc>
@@ -4401,7 +4759,7 @@
               <w:jc w:val="left"/>
             </w:pPr>
             <w:r>
-              <w:t xml:space="preserve">U108</w:t>
+              <w:t xml:space="preserve">U117</w:t>
             </w:r>
           </w:p>
         </w:tc>
@@ -4439,7 +4797,7 @@
               <w:jc w:val="left"/>
             </w:pPr>
             <w:r>
-              <w:t xml:space="preserve">U109</w:t>
+              <w:t xml:space="preserve">U118</w:t>
             </w:r>
           </w:p>
         </w:tc>
@@ -4477,7 +4835,7 @@
               <w:jc w:val="left"/>
             </w:pPr>
             <w:r>
-              <w:t xml:space="preserve">U110</w:t>
+              <w:t xml:space="preserve">U119</w:t>
             </w:r>
           </w:p>
         </w:tc>
@@ -4515,7 +4873,7 @@
               <w:jc w:val="left"/>
             </w:pPr>
             <w:r>
-              <w:t xml:space="preserve">U111</w:t>
+              <w:t xml:space="preserve">U120</w:t>
             </w:r>
           </w:p>
         </w:tc>
@@ -4553,7 +4911,7 @@
               <w:jc w:val="left"/>
             </w:pPr>
             <w:r>
-              <w:t xml:space="preserve">U112</w:t>
+              <w:t xml:space="preserve">U121</w:t>
             </w:r>
           </w:p>
         </w:tc>
@@ -4591,7 +4949,7 @@
               <w:jc w:val="left"/>
             </w:pPr>
             <w:r>
-              <w:t xml:space="preserve">U113</w:t>
+              <w:t xml:space="preserve">U122</w:t>
             </w:r>
           </w:p>
         </w:tc>
@@ -4629,7 +4987,7 @@
               <w:jc w:val="left"/>
             </w:pPr>
             <w:r>
-              <w:t xml:space="preserve">U114</w:t>
+              <w:t xml:space="preserve">U123</w:t>
             </w:r>
           </w:p>
         </w:tc>
@@ -4667,7 +5025,7 @@
               <w:jc w:val="left"/>
             </w:pPr>
             <w:r>
-              <w:t xml:space="preserve">U115</w:t>
+              <w:t xml:space="preserve">U124</w:t>
             </w:r>
           </w:p>
         </w:tc>
@@ -4705,7 +5063,7 @@
               <w:jc w:val="left"/>
             </w:pPr>
             <w:r>
-              <w:t xml:space="preserve">U116</w:t>
+              <w:t xml:space="preserve">U125</w:t>
             </w:r>
           </w:p>
         </w:tc>
@@ -4743,7 +5101,7 @@
               <w:jc w:val="left"/>
             </w:pPr>
             <w:r>
-              <w:t xml:space="preserve">U117</w:t>
+              <w:t xml:space="preserve">U126</w:t>
             </w:r>
           </w:p>
         </w:tc>
@@ -4781,7 +5139,7 @@
               <w:jc w:val="left"/>
             </w:pPr>
             <w:r>
-              <w:t xml:space="preserve">U118</w:t>
+              <w:t xml:space="preserve">U127</w:t>
             </w:r>
           </w:p>
         </w:tc>
@@ -4819,7 +5177,7 @@
               <w:jc w:val="left"/>
             </w:pPr>
             <w:r>
-              <w:t xml:space="preserve">U119</w:t>
+              <w:t xml:space="preserve">U128</w:t>
             </w:r>
           </w:p>
         </w:tc>
@@ -4857,7 +5215,7 @@
               <w:jc w:val="left"/>
             </w:pPr>
             <w:r>
-              <w:t xml:space="preserve">U120</w:t>
+              <w:t xml:space="preserve">U129</w:t>
             </w:r>
           </w:p>
         </w:tc>
@@ -4895,7 +5253,7 @@
               <w:jc w:val="left"/>
             </w:pPr>
             <w:r>
-              <w:t xml:space="preserve">U121</w:t>
+              <w:t xml:space="preserve">U130</w:t>
             </w:r>
           </w:p>
         </w:tc>
@@ -4933,7 +5291,7 @@
               <w:jc w:val="left"/>
             </w:pPr>
             <w:r>
-              <w:t xml:space="preserve">U122</w:t>
+              <w:t xml:space="preserve">U131</w:t>
             </w:r>
           </w:p>
         </w:tc>
@@ -4971,7 +5329,7 @@
               <w:jc w:val="left"/>
             </w:pPr>
             <w:r>
-              <w:t xml:space="preserve">U123</w:t>
+              <w:t xml:space="preserve">U132</w:t>
             </w:r>
           </w:p>
         </w:tc>
@@ -5009,7 +5367,7 @@
               <w:jc w:val="left"/>
             </w:pPr>
             <w:r>
-              <w:t xml:space="preserve">U124</w:t>
+              <w:t xml:space="preserve">U133</w:t>
             </w:r>
           </w:p>
         </w:tc>
@@ -5047,7 +5405,7 @@
               <w:jc w:val="left"/>
             </w:pPr>
             <w:r>
-              <w:t xml:space="preserve">U125</w:t>
+              <w:t xml:space="preserve">U134</w:t>
             </w:r>
           </w:p>
         </w:tc>
@@ -5085,7 +5443,7 @@
               <w:jc w:val="left"/>
             </w:pPr>
             <w:r>
-              <w:t xml:space="preserve">U126</w:t>
+              <w:t xml:space="preserve">U135</w:t>
             </w:r>
           </w:p>
         </w:tc>
@@ -5123,7 +5481,7 @@
               <w:jc w:val="left"/>
             </w:pPr>
             <w:r>
-              <w:t xml:space="preserve">U127</w:t>
+              <w:t xml:space="preserve">U136</w:t>
             </w:r>
           </w:p>
         </w:tc>
@@ -5161,7 +5519,7 @@
               <w:jc w:val="left"/>
             </w:pPr>
             <w:r>
-              <w:t xml:space="preserve">U128</w:t>
+              <w:t xml:space="preserve">U137</w:t>
             </w:r>
           </w:p>
         </w:tc>
@@ -5207,7 +5565,7 @@
               <w:jc w:val="left"/>
             </w:pPr>
             <w:r>
-              <w:t xml:space="preserve">U129</w:t>
+              <w:t xml:space="preserve">U138</w:t>
             </w:r>
           </w:p>
         </w:tc>
@@ -5245,7 +5603,7 @@
               <w:jc w:val="left"/>
             </w:pPr>
             <w:r>
-              <w:t xml:space="preserve">U130</w:t>
+              <w:t xml:space="preserve">U139</w:t>
             </w:r>
           </w:p>
         </w:tc>
@@ -5283,7 +5641,7 @@
               <w:jc w:val="left"/>
             </w:pPr>
             <w:r>
-              <w:t xml:space="preserve">U131</w:t>
+              <w:t xml:space="preserve">U140</w:t>
             </w:r>
           </w:p>
         </w:tc>
@@ -5321,7 +5679,7 @@
               <w:jc w:val="left"/>
             </w:pPr>
             <w:r>
-              <w:t xml:space="preserve">U132</w:t>
+              <w:t xml:space="preserve">U141</w:t>
             </w:r>
           </w:p>
         </w:tc>
@@ -5359,7 +5717,7 @@
               <w:jc w:val="left"/>
             </w:pPr>
             <w:r>
-              <w:t xml:space="preserve">U133</w:t>
+              <w:t xml:space="preserve">U142</w:t>
             </w:r>
           </w:p>
         </w:tc>
@@ -5405,7 +5763,7 @@
               <w:jc w:val="left"/>
             </w:pPr>
             <w:r>
-              <w:t xml:space="preserve">U134</w:t>
+              <w:t xml:space="preserve">U143</w:t>
             </w:r>
           </w:p>
         </w:tc>
@@ -5443,7 +5801,7 @@
               <w:jc w:val="left"/>
             </w:pPr>
             <w:r>
-              <w:t xml:space="preserve">U135</w:t>
+              <w:t xml:space="preserve">U144</w:t>
             </w:r>
           </w:p>
         </w:tc>
@@ -5481,7 +5839,7 @@
               <w:jc w:val="left"/>
             </w:pPr>
             <w:r>
-              <w:t xml:space="preserve">U136</w:t>
+              <w:t xml:space="preserve">U145</w:t>
             </w:r>
           </w:p>
         </w:tc>
@@ -5527,7 +5885,7 @@
               <w:jc w:val="left"/>
             </w:pPr>
             <w:r>
-              <w:t xml:space="preserve">U137</w:t>
+              <w:t xml:space="preserve">U146</w:t>
             </w:r>
           </w:p>
         </w:tc>
@@ -5565,7 +5923,7 @@
               <w:jc w:val="left"/>
             </w:pPr>
             <w:r>
-              <w:t xml:space="preserve">U138</w:t>
+              <w:t xml:space="preserve">U147</w:t>
             </w:r>
           </w:p>
         </w:tc>
@@ -5603,7 +5961,7 @@
               <w:jc w:val="left"/>
             </w:pPr>
             <w:r>
-              <w:t xml:space="preserve">U139</w:t>
+              <w:t xml:space="preserve">U148</w:t>
             </w:r>
           </w:p>
         </w:tc>
@@ -5649,7 +6007,7 @@
               <w:jc w:val="left"/>
             </w:pPr>
             <w:r>
-              <w:t xml:space="preserve">U140</w:t>
+              <w:t xml:space="preserve">U149</w:t>
             </w:r>
           </w:p>
         </w:tc>
@@ -5687,7 +6045,7 @@
               <w:jc w:val="left"/>
             </w:pPr>
             <w:r>
-              <w:t xml:space="preserve">U141</w:t>
+              <w:t xml:space="preserve">U150</w:t>
             </w:r>
           </w:p>
         </w:tc>
@@ -5789,7 +6147,7 @@
               <w:jc w:val="left"/>
             </w:pPr>
             <w:r>
-              <w:t xml:space="preserve">U142</w:t>
+              <w:t xml:space="preserve">U151</w:t>
             </w:r>
           </w:p>
         </w:tc>
@@ -5827,7 +6185,7 @@
               <w:jc w:val="left"/>
             </w:pPr>
             <w:r>
-              <w:t xml:space="preserve">U143</w:t>
+              <w:t xml:space="preserve">U152</w:t>
             </w:r>
           </w:p>
         </w:tc>
@@ -5865,7 +6223,7 @@
               <w:jc w:val="left"/>
             </w:pPr>
             <w:r>
-              <w:t xml:space="preserve">U144</w:t>
+              <w:t xml:space="preserve">U153</w:t>
             </w:r>
           </w:p>
         </w:tc>
@@ -5903,7 +6261,7 @@
               <w:jc w:val="left"/>
             </w:pPr>
             <w:r>
-              <w:t xml:space="preserve">U145</w:t>
+              <w:t xml:space="preserve">U154</w:t>
             </w:r>
           </w:p>
         </w:tc>
@@ -5941,7 +6299,7 @@
               <w:jc w:val="left"/>
             </w:pPr>
             <w:r>
-              <w:t xml:space="preserve">U146</w:t>
+              <w:t xml:space="preserve">U155</w:t>
             </w:r>
           </w:p>
         </w:tc>
@@ -5979,7 +6337,7 @@
               <w:jc w:val="left"/>
             </w:pPr>
             <w:r>
-              <w:t xml:space="preserve">U147</w:t>
+              <w:t xml:space="preserve">U156</w:t>
             </w:r>
           </w:p>
         </w:tc>
@@ -6017,7 +6375,7 @@
               <w:jc w:val="left"/>
             </w:pPr>
             <w:r>
-              <w:t xml:space="preserve">U148</w:t>
+              <w:t xml:space="preserve">U157</w:t>
             </w:r>
           </w:p>
         </w:tc>
@@ -6119,7 +6477,7 @@
               <w:jc w:val="left"/>
             </w:pPr>
             <w:r>
-              <w:t xml:space="preserve">U149</w:t>
+              <w:t xml:space="preserve">U158</w:t>
             </w:r>
           </w:p>
         </w:tc>
@@ -6157,7 +6515,7 @@
               <w:jc w:val="left"/>
             </w:pPr>
             <w:r>
-              <w:t xml:space="preserve">U150</w:t>
+              <w:t xml:space="preserve">U159</w:t>
             </w:r>
           </w:p>
         </w:tc>
@@ -6195,7 +6553,7 @@
               <w:jc w:val="left"/>
             </w:pPr>
             <w:r>
-              <w:t xml:space="preserve">U151</w:t>
+              <w:t xml:space="preserve">U160</w:t>
             </w:r>
           </w:p>
         </w:tc>
@@ -6233,7 +6591,7 @@
               <w:jc w:val="left"/>
             </w:pPr>
             <w:r>
-              <w:t xml:space="preserve">U152</w:t>
+              <w:t xml:space="preserve">U161</w:t>
             </w:r>
           </w:p>
         </w:tc>
@@ -6271,7 +6629,7 @@
               <w:jc w:val="left"/>
             </w:pPr>
             <w:r>
-              <w:t xml:space="preserve">U153</w:t>
+              <w:t xml:space="preserve">U162</w:t>
             </w:r>
           </w:p>
         </w:tc>
@@ -6309,7 +6667,7 @@
               <w:jc w:val="left"/>
             </w:pPr>
             <w:r>
-              <w:t xml:space="preserve">U154</w:t>
+              <w:t xml:space="preserve">U163</w:t>
             </w:r>
           </w:p>
         </w:tc>
@@ -6347,7 +6705,7 @@
               <w:jc w:val="left"/>
             </w:pPr>
             <w:r>
-              <w:t xml:space="preserve">U155</w:t>
+              <w:t xml:space="preserve">U164</w:t>
             </w:r>
           </w:p>
         </w:tc>
@@ -6385,7 +6743,7 @@
               <w:jc w:val="left"/>
             </w:pPr>
             <w:r>
-              <w:t xml:space="preserve">U156</w:t>
+              <w:t xml:space="preserve">U165</w:t>
             </w:r>
           </w:p>
         </w:tc>
@@ -6431,7 +6789,7 @@
               <w:jc w:val="left"/>
             </w:pPr>
             <w:r>
-              <w:t xml:space="preserve">U157</w:t>
+              <w:t xml:space="preserve">U166</w:t>
             </w:r>
           </w:p>
         </w:tc>
@@ -6533,7 +6891,7 @@
               <w:jc w:val="left"/>
             </w:pPr>
             <w:r>
-              <w:t xml:space="preserve">U158</w:t>
+              <w:t xml:space="preserve">U167</w:t>
             </w:r>
           </w:p>
         </w:tc>
@@ -6571,7 +6929,7 @@
               <w:jc w:val="left"/>
             </w:pPr>
             <w:r>
-              <w:t xml:space="preserve">U159</w:t>
+              <w:t xml:space="preserve">U168</w:t>
             </w:r>
           </w:p>
         </w:tc>
@@ -6609,7 +6967,159 @@
               <w:jc w:val="left"/>
             </w:pPr>
             <w:r>
-              <w:t xml:space="preserve">U160</w:t>
+              <w:t xml:space="preserve">U169</w:t>
+            </w:r>
+          </w:p>
+        </w:tc>
+        <w:tc>
+          <w:p>
+            <w:pPr>
+              <w:pStyle w:val="Compact"/>
+              <w:jc w:val="left"/>
+            </w:pPr>
+            <w:r>
+              <w:t xml:space="preserve">当前选择</w:t>
+            </w:r>
+          </w:p>
+        </w:tc>
+        <w:tc>
+          <w:p>
+            <w:pPr>
+              <w:pStyle w:val="Compact"/>
+              <w:jc w:val="left"/>
+            </w:pPr>
+            <w:r>
+              <w:t xml:space="preserve">Current pick</w:t>
+            </w:r>
+          </w:p>
+        </w:tc>
+        <w:tc>
+          <w:p/>
+        </w:tc>
+      </w:tr>
+      <w:tr>
+        <w:tc>
+          <w:p>
+            <w:pPr>
+              <w:pStyle w:val="Compact"/>
+              <w:jc w:val="left"/>
+            </w:pPr>
+            <w:r>
+              <w:t xml:space="preserve">U170</w:t>
+            </w:r>
+          </w:p>
+        </w:tc>
+        <w:tc>
+          <w:p>
+            <w:pPr>
+              <w:pStyle w:val="Compact"/>
+              <w:jc w:val="left"/>
+            </w:pPr>
+            <w:r>
+              <w:t xml:space="preserve">选一个主题，开始今天的创作。</w:t>
+            </w:r>
+          </w:p>
+        </w:tc>
+        <w:tc>
+          <w:p>
+            <w:pPr>
+              <w:pStyle w:val="Compact"/>
+              <w:jc w:val="left"/>
+            </w:pPr>
+            <w:r>
+              <w:t xml:space="preserve">Pick a theme and start today's drawing.</w:t>
+            </w:r>
+          </w:p>
+        </w:tc>
+        <w:tc>
+          <w:p/>
+        </w:tc>
+      </w:tr>
+      <w:tr>
+        <w:tc>
+          <w:p>
+            <w:pPr>
+              <w:pStyle w:val="Compact"/>
+              <w:jc w:val="left"/>
+            </w:pPr>
+            <w:r>
+              <w:t xml:space="preserve">U171</w:t>
+            </w:r>
+          </w:p>
+        </w:tc>
+        <w:tc>
+          <w:p>
+            <w:pPr>
+              <w:pStyle w:val="Compact"/>
+              <w:jc w:val="left"/>
+            </w:pPr>
+            <w:r>
+              <w:t xml:space="preserve">今天的任务在这儿，点「开始画」。</w:t>
+            </w:r>
+          </w:p>
+        </w:tc>
+        <w:tc>
+          <w:p>
+            <w:pPr>
+              <w:pStyle w:val="Compact"/>
+              <w:jc w:val="left"/>
+            </w:pPr>
+            <w:r>
+              <w:t xml:space="preserve">Today's task is here. Tap Draw.</w:t>
+            </w:r>
+          </w:p>
+        </w:tc>
+        <w:tc>
+          <w:p/>
+        </w:tc>
+      </w:tr>
+      <w:tr>
+        <w:tc>
+          <w:p>
+            <w:pPr>
+              <w:pStyle w:val="Compact"/>
+              <w:jc w:val="left"/>
+            </w:pPr>
+            <w:r>
+              <w:t xml:space="preserve">U172</w:t>
+            </w:r>
+          </w:p>
+        </w:tc>
+        <w:tc>
+          <w:p>
+            <w:pPr>
+              <w:pStyle w:val="Compact"/>
+              <w:jc w:val="left"/>
+            </w:pPr>
+            <w:r>
+              <w:t xml:space="preserve">已体验 {…} 个主题</w:t>
+            </w:r>
+          </w:p>
+        </w:tc>
+        <w:tc>
+          <w:p>
+            <w:pPr>
+              <w:pStyle w:val="Compact"/>
+              <w:jc w:val="left"/>
+            </w:pPr>
+            <w:r>
+              <w:t xml:space="preserve">Explored {…} themes</w:t>
+            </w:r>
+          </w:p>
+        </w:tc>
+        <w:tc>
+          <w:p/>
+        </w:tc>
+      </w:tr>
+      <w:tr>
+        <w:tc>
+          <w:p>
+            <w:pPr>
+              <w:pStyle w:val="Compact"/>
+              <w:jc w:val="left"/>
+            </w:pPr>
+            <w:r>
+              <w:t xml:space="preserve">U173</w:t>
             </w:r>
           </w:p>
         </w:tc>
@@ -6647,7 +7157,7 @@
               <w:jc w:val="left"/>
             </w:pPr>
             <w:r>
-              <w:t xml:space="preserve">U161</w:t>
+              <w:t xml:space="preserve">U174</w:t>
             </w:r>
           </w:p>
         </w:tc>
@@ -6685,7 +7195,7 @@
               <w:jc w:val="left"/>
             </w:pPr>
             <w:r>
-              <w:t xml:space="preserve">U162</w:t>
+              <w:t xml:space="preserve">U175</w:t>
             </w:r>
           </w:p>
         </w:tc>
@@ -6723,7 +7233,7 @@
               <w:jc w:val="left"/>
             </w:pPr>
             <w:r>
-              <w:t xml:space="preserve">U163</w:t>
+              <w:t xml:space="preserve">U176</w:t>
             </w:r>
           </w:p>
         </w:tc>
@@ -6761,7 +7271,7 @@
               <w:jc w:val="left"/>
             </w:pPr>
             <w:r>
-              <w:t xml:space="preserve">U164</w:t>
+              <w:t xml:space="preserve">U177</w:t>
             </w:r>
           </w:p>
         </w:tc>
@@ -6799,7 +7309,7 @@
               <w:jc w:val="left"/>
             </w:pPr>
             <w:r>
-              <w:t xml:space="preserve">U165</w:t>
+              <w:t xml:space="preserve">U178</w:t>
             </w:r>
           </w:p>
         </w:tc>
@@ -6837,7 +7347,7 @@
               <w:jc w:val="left"/>
             </w:pPr>
             <w:r>
-              <w:t xml:space="preserve">U166</w:t>
+              <w:t xml:space="preserve">U179</w:t>
             </w:r>
           </w:p>
         </w:tc>
@@ -6875,7 +7385,7 @@
               <w:jc w:val="left"/>
             </w:pPr>
             <w:r>
-              <w:t xml:space="preserve">U167</w:t>
+              <w:t xml:space="preserve">U180</w:t>
             </w:r>
           </w:p>
         </w:tc>
@@ -6913,7 +7423,7 @@
               <w:jc w:val="left"/>
             </w:pPr>
             <w:r>
-              <w:t xml:space="preserve">U168</w:t>
+              <w:t xml:space="preserve">U181</w:t>
             </w:r>
           </w:p>
         </w:tc>
@@ -6951,7 +7461,7 @@
               <w:jc w:val="left"/>
             </w:pPr>
             <w:r>
-              <w:t xml:space="preserve">U169</w:t>
+              <w:t xml:space="preserve">U182</w:t>
             </w:r>
           </w:p>
         </w:tc>
@@ -6989,7 +7499,7 @@
               <w:jc w:val="left"/>
             </w:pPr>
             <w:r>
-              <w:t xml:space="preserve">U170</w:t>
+              <w:t xml:space="preserve">U183</w:t>
             </w:r>
           </w:p>
         </w:tc>
@@ -7027,7 +7537,7 @@
               <w:jc w:val="left"/>
             </w:pPr>
             <w:r>
-              <w:t xml:space="preserve">U171</w:t>
+              <w:t xml:space="preserve">U184</w:t>
             </w:r>
           </w:p>
         </w:tc>
@@ -7065,7 +7575,7 @@
               <w:jc w:val="left"/>
             </w:pPr>
             <w:r>
-              <w:t xml:space="preserve">U172</w:t>
+              <w:t xml:space="preserve">U185</w:t>
             </w:r>
           </w:p>
         </w:tc>
@@ -7167,7 +7677,7 @@
               <w:jc w:val="left"/>
             </w:pPr>
             <w:r>
-              <w:t xml:space="preserve">U173</w:t>
+              <w:t xml:space="preserve">U186</w:t>
             </w:r>
           </w:p>
         </w:tc>
@@ -7205,7 +7715,7 @@
               <w:jc w:val="left"/>
             </w:pPr>
             <w:r>
-              <w:t xml:space="preserve">U174</w:t>
+              <w:t xml:space="preserve">U187</w:t>
             </w:r>
           </w:p>
         </w:tc>
@@ -7243,7 +7753,7 @@
               <w:jc w:val="left"/>
             </w:pPr>
             <w:r>
-              <w:t xml:space="preserve">U175</w:t>
+              <w:t xml:space="preserve">U188</w:t>
             </w:r>
           </w:p>
         </w:tc>
@@ -7281,7 +7791,7 @@
               <w:jc w:val="left"/>
             </w:pPr>
             <w:r>
-              <w:t xml:space="preserve">U176</w:t>
+              <w:t xml:space="preserve">U189</w:t>
             </w:r>
           </w:p>
         </w:tc>
@@ -7319,7 +7829,7 @@
               <w:jc w:val="left"/>
             </w:pPr>
             <w:r>
-              <w:t xml:space="preserve">U177</w:t>
+              <w:t xml:space="preserve">U190</w:t>
             </w:r>
           </w:p>
         </w:tc>
@@ -7357,7 +7867,7 @@
               <w:jc w:val="left"/>
             </w:pPr>
             <w:r>
-              <w:t xml:space="preserve">U178</w:t>
+              <w:t xml:space="preserve">U191</w:t>
             </w:r>
           </w:p>
         </w:tc>
@@ -7395,7 +7905,7 @@
               <w:jc w:val="left"/>
             </w:pPr>
             <w:r>
-              <w:t xml:space="preserve">U179</w:t>
+              <w:t xml:space="preserve">U192</w:t>
             </w:r>
           </w:p>
         </w:tc>
@@ -7433,7 +7943,7 @@
               <w:jc w:val="left"/>
             </w:pPr>
             <w:r>
-              <w:t xml:space="preserve">U180</w:t>
+              <w:t xml:space="preserve">U193</w:t>
             </w:r>
           </w:p>
         </w:tc>
@@ -7471,7 +7981,7 @@
               <w:jc w:val="left"/>
             </w:pPr>
             <w:r>
-              <w:t xml:space="preserve">U181</w:t>
+              <w:t xml:space="preserve">U194</w:t>
             </w:r>
           </w:p>
         </w:tc>
@@ -7509,7 +8019,7 @@
               <w:jc w:val="left"/>
             </w:pPr>
             <w:r>
-              <w:t xml:space="preserve">U182</w:t>
+              <w:t xml:space="preserve">U195</w:t>
             </w:r>
           </w:p>
         </w:tc>
@@ -7547,7 +8057,7 @@
               <w:jc w:val="left"/>
             </w:pPr>
             <w:r>
-              <w:t xml:space="preserve">U183</w:t>
+              <w:t xml:space="preserve">U196</w:t>
             </w:r>
           </w:p>
         </w:tc>
@@ -7585,7 +8095,7 @@
               <w:jc w:val="left"/>
             </w:pPr>
             <w:r>
-              <w:t xml:space="preserve">U184</w:t>
+              <w:t xml:space="preserve">U197</w:t>
             </w:r>
           </w:p>
         </w:tc>
@@ -7623,7 +8133,7 @@
               <w:jc w:val="left"/>
             </w:pPr>
             <w:r>
-              <w:t xml:space="preserve">U185</w:t>
+              <w:t xml:space="preserve">U198</w:t>
             </w:r>
           </w:p>
         </w:tc>
@@ -7661,7 +8171,7 @@
               <w:jc w:val="left"/>
             </w:pPr>
             <w:r>
-              <w:t xml:space="preserve">U186</w:t>
+              <w:t xml:space="preserve">U199</w:t>
             </w:r>
           </w:p>
         </w:tc>
@@ -7699,7 +8209,7 @@
               <w:jc w:val="left"/>
             </w:pPr>
             <w:r>
-              <w:t xml:space="preserve">U187</w:t>
+              <w:t xml:space="preserve">U200</w:t>
             </w:r>
           </w:p>
         </w:tc>
@@ -7737,7 +8247,7 @@
               <w:jc w:val="left"/>
             </w:pPr>
             <w:r>
-              <w:t xml:space="preserve">U188</w:t>
+              <w:t xml:space="preserve">U201</w:t>
             </w:r>
           </w:p>
         </w:tc>
@@ -7839,7 +8349,7 @@
               <w:jc w:val="left"/>
             </w:pPr>
             <w:r>
-              <w:t xml:space="preserve">U189</w:t>
+              <w:t xml:space="preserve">U202</w:t>
             </w:r>
           </w:p>
         </w:tc>
@@ -7877,7 +8387,7 @@
               <w:jc w:val="left"/>
             </w:pPr>
             <w:r>
-              <w:t xml:space="preserve">U190</w:t>
+              <w:t xml:space="preserve">U203</w:t>
             </w:r>
           </w:p>
         </w:tc>
@@ -7915,7 +8425,7 @@
               <w:jc w:val="left"/>
             </w:pPr>
             <w:r>
-              <w:t xml:space="preserve">U191</w:t>
+              <w:t xml:space="preserve">U204</w:t>
             </w:r>
           </w:p>
         </w:tc>
@@ -7953,7 +8463,7 @@
               <w:jc w:val="left"/>
             </w:pPr>
             <w:r>
-              <w:t xml:space="preserve">U192</w:t>
+              <w:t xml:space="preserve">U205</w:t>
             </w:r>
           </w:p>
         </w:tc>
@@ -7991,7 +8501,7 @@
               <w:jc w:val="left"/>
             </w:pPr>
             <w:r>
-              <w:t xml:space="preserve">U193</w:t>
+              <w:t xml:space="preserve">U206</w:t>
             </w:r>
           </w:p>
         </w:tc>
@@ -8029,7 +8539,7 @@
               <w:jc w:val="left"/>
             </w:pPr>
             <w:r>
-              <w:t xml:space="preserve">U194</w:t>
+              <w:t xml:space="preserve">U207</w:t>
             </w:r>
           </w:p>
         </w:tc>
@@ -8067,7 +8577,7 @@
               <w:jc w:val="left"/>
             </w:pPr>
             <w:r>
-              <w:t xml:space="preserve">U195</w:t>
+              <w:t xml:space="preserve">U208</w:t>
             </w:r>
           </w:p>
         </w:tc>
@@ -8105,7 +8615,7 @@
               <w:jc w:val="left"/>
             </w:pPr>
             <w:r>
-              <w:t xml:space="preserve">U196</w:t>
+              <w:t xml:space="preserve">U209</w:t>
             </w:r>
           </w:p>
         </w:tc>
@@ -8143,7 +8653,7 @@
               <w:jc w:val="left"/>
             </w:pPr>
             <w:r>
-              <w:t xml:space="preserve">U197</w:t>
+              <w:t xml:space="preserve">U210</w:t>
             </w:r>
           </w:p>
         </w:tc>
@@ -8181,7 +8691,7 @@
               <w:jc w:val="left"/>
             </w:pPr>
             <w:r>
-              <w:t xml:space="preserve">U198</w:t>
+              <w:t xml:space="preserve">U211</w:t>
             </w:r>
           </w:p>
         </w:tc>
@@ -8219,7 +8729,7 @@
               <w:jc w:val="left"/>
             </w:pPr>
             <w:r>
-              <w:t xml:space="preserve">U199</w:t>
+              <w:t xml:space="preserve">U212</w:t>
             </w:r>
           </w:p>
         </w:tc>
@@ -8257,7 +8767,7 @@
               <w:jc w:val="left"/>
             </w:pPr>
             <w:r>
-              <w:t xml:space="preserve">U200</w:t>
+              <w:t xml:space="preserve">U213</w:t>
             </w:r>
           </w:p>
         </w:tc>
@@ -8295,7 +8805,7 @@
               <w:jc w:val="left"/>
             </w:pPr>
             <w:r>
-              <w:t xml:space="preserve">U201</w:t>
+              <w:t xml:space="preserve">U214</w:t>
             </w:r>
           </w:p>
         </w:tc>
@@ -8333,7 +8843,7 @@
               <w:jc w:val="left"/>
             </w:pPr>
             <w:r>
-              <w:t xml:space="preserve">U202</w:t>
+              <w:t xml:space="preserve">U215</w:t>
             </w:r>
           </w:p>
         </w:tc>
@@ -8371,7 +8881,7 @@
               <w:jc w:val="left"/>
             </w:pPr>
             <w:r>
-              <w:t xml:space="preserve">U203</w:t>
+              <w:t xml:space="preserve">U216</w:t>
             </w:r>
           </w:p>
         </w:tc>
@@ -8409,7 +8919,7 @@
               <w:jc w:val="left"/>
             </w:pPr>
             <w:r>
-              <w:t xml:space="preserve">U204</w:t>
+              <w:t xml:space="preserve">U217</w:t>
             </w:r>
           </w:p>
         </w:tc>
@@ -8447,7 +8957,7 @@
               <w:jc w:val="left"/>
             </w:pPr>
             <w:r>
-              <w:t xml:space="preserve">U205</w:t>
+              <w:t xml:space="preserve">U218</w:t>
             </w:r>
           </w:p>
         </w:tc>
@@ -8485,7 +8995,7 @@
               <w:jc w:val="left"/>
             </w:pPr>
             <w:r>
-              <w:t xml:space="preserve">U206</w:t>
+              <w:t xml:space="preserve">U219</w:t>
             </w:r>
           </w:p>
         </w:tc>
@@ -8523,7 +9033,7 @@
               <w:jc w:val="left"/>
             </w:pPr>
             <w:r>
-              <w:t xml:space="preserve">U207</w:t>
+              <w:t xml:space="preserve">U220</w:t>
             </w:r>
           </w:p>
         </w:tc>
@@ -8561,7 +9071,7 @@
               <w:jc w:val="left"/>
             </w:pPr>
             <w:r>
-              <w:t xml:space="preserve">U208</w:t>
+              <w:t xml:space="preserve">U221</w:t>
             </w:r>
           </w:p>
         </w:tc>
@@ -8599,7 +9109,7 @@
               <w:jc w:val="left"/>
             </w:pPr>
             <w:r>
-              <w:t xml:space="preserve">U209</w:t>
+              <w:t xml:space="preserve">U222</w:t>
             </w:r>
           </w:p>
         </w:tc>
@@ -8637,7 +9147,7 @@
               <w:jc w:val="left"/>
             </w:pPr>
             <w:r>
-              <w:t xml:space="preserve">U210</w:t>
+              <w:t xml:space="preserve">U223</w:t>
             </w:r>
           </w:p>
         </w:tc>
@@ -8675,7 +9185,7 @@
               <w:jc w:val="left"/>
             </w:pPr>
             <w:r>
-              <w:t xml:space="preserve">U211</w:t>
+              <w:t xml:space="preserve">U224</w:t>
             </w:r>
           </w:p>
         </w:tc>
@@ -8713,7 +9223,7 @@
               <w:jc w:val="left"/>
             </w:pPr>
             <w:r>
-              <w:t xml:space="preserve">U212</w:t>
+              <w:t xml:space="preserve">U225</w:t>
             </w:r>
           </w:p>
         </w:tc>
@@ -8751,7 +9261,7 @@
               <w:jc w:val="left"/>
             </w:pPr>
             <w:r>
-              <w:t xml:space="preserve">U213</w:t>
+              <w:t xml:space="preserve">U226</w:t>
             </w:r>
           </w:p>
         </w:tc>
@@ -8789,7 +9299,7 @@
               <w:jc w:val="left"/>
             </w:pPr>
             <w:r>
-              <w:t xml:space="preserve">U214</w:t>
+              <w:t xml:space="preserve">U227</w:t>
             </w:r>
           </w:p>
         </w:tc>
@@ -8827,7 +9337,7 @@
               <w:jc w:val="left"/>
             </w:pPr>
             <w:r>
-              <w:t xml:space="preserve">U215</w:t>
+              <w:t xml:space="preserve">U228</w:t>
             </w:r>
           </w:p>
         </w:tc>
@@ -8865,7 +9375,7 @@
               <w:jc w:val="left"/>
             </w:pPr>
             <w:r>
-              <w:t xml:space="preserve">U216</w:t>
+              <w:t xml:space="preserve">U229</w:t>
             </w:r>
           </w:p>
         </w:tc>
@@ -8903,7 +9413,7 @@
               <w:jc w:val="left"/>
             </w:pPr>
             <w:r>
-              <w:t xml:space="preserve">U217</w:t>
+              <w:t xml:space="preserve">U230</w:t>
             </w:r>
           </w:p>
         </w:tc>
@@ -8941,7 +9451,7 @@
               <w:jc w:val="left"/>
             </w:pPr>
             <w:r>
-              <w:t xml:space="preserve">U218</w:t>
+              <w:t xml:space="preserve">U231</w:t>
             </w:r>
           </w:p>
         </w:tc>
@@ -8979,7 +9489,7 @@
               <w:jc w:val="left"/>
             </w:pPr>
             <w:r>
-              <w:t xml:space="preserve">U219</w:t>
+              <w:t xml:space="preserve">U232</w:t>
             </w:r>
           </w:p>
         </w:tc>
@@ -9017,7 +9527,7 @@
               <w:jc w:val="left"/>
             </w:pPr>
             <w:r>
-              <w:t xml:space="preserve">U220</w:t>
+              <w:t xml:space="preserve">U233</w:t>
             </w:r>
           </w:p>
         </w:tc>
@@ -9055,7 +9565,7 @@
               <w:jc w:val="left"/>
             </w:pPr>
             <w:r>
-              <w:t xml:space="preserve">U221</w:t>
+              <w:t xml:space="preserve">U234</w:t>
             </w:r>
           </w:p>
         </w:tc>
@@ -9093,7 +9603,7 @@
               <w:jc w:val="left"/>
             </w:pPr>
             <w:r>
-              <w:t xml:space="preserve">U222</w:t>
+              <w:t xml:space="preserve">U235</w:t>
             </w:r>
           </w:p>
         </w:tc>
@@ -9131,7 +9641,7 @@
               <w:jc w:val="left"/>
             </w:pPr>
             <w:r>
-              <w:t xml:space="preserve">U223</w:t>
+              <w:t xml:space="preserve">U236</w:t>
             </w:r>
           </w:p>
         </w:tc>
@@ -9169,7 +9679,7 @@
               <w:jc w:val="left"/>
             </w:pPr>
             <w:r>
-              <w:t xml:space="preserve">U224</w:t>
+              <w:t xml:space="preserve">U237</w:t>
             </w:r>
           </w:p>
         </w:tc>
@@ -9207,7 +9717,7 @@
               <w:jc w:val="left"/>
             </w:pPr>
             <w:r>
-              <w:t xml:space="preserve">U225</w:t>
+              <w:t xml:space="preserve">U238</w:t>
             </w:r>
           </w:p>
         </w:tc>
@@ -9245,7 +9755,7 @@
               <w:jc w:val="left"/>
             </w:pPr>
             <w:r>
-              <w:t xml:space="preserve">U226</w:t>
+              <w:t xml:space="preserve">U239</w:t>
             </w:r>
           </w:p>
         </w:tc>
@@ -9283,7 +9793,7 @@
               <w:jc w:val="left"/>
             </w:pPr>
             <w:r>
-              <w:t xml:space="preserve">U227</w:t>
+              <w:t xml:space="preserve">U240</w:t>
             </w:r>
           </w:p>
         </w:tc>
@@ -9321,7 +9831,7 @@
               <w:jc w:val="left"/>
             </w:pPr>
             <w:r>
-              <w:t xml:space="preserve">U228</w:t>
+              <w:t xml:space="preserve">U241</w:t>
             </w:r>
           </w:p>
         </w:tc>
@@ -9359,7 +9869,7 @@
               <w:jc w:val="left"/>
             </w:pPr>
             <w:r>
-              <w:t xml:space="preserve">U229</w:t>
+              <w:t xml:space="preserve">U242</w:t>
             </w:r>
           </w:p>
         </w:tc>
@@ -9397,7 +9907,7 @@
               <w:jc w:val="left"/>
             </w:pPr>
             <w:r>
-              <w:t xml:space="preserve">U230</w:t>
+              <w:t xml:space="preserve">U243</w:t>
             </w:r>
           </w:p>
         </w:tc>
@@ -9435,7 +9945,7 @@
               <w:jc w:val="left"/>
             </w:pPr>
             <w:r>
-              <w:t xml:space="preserve">U231</w:t>
+              <w:t xml:space="preserve">U244</w:t>
             </w:r>
           </w:p>
         </w:tc>
@@ -9473,7 +9983,7 @@
               <w:jc w:val="left"/>
             </w:pPr>
             <w:r>
-              <w:t xml:space="preserve">U232</w:t>
+              <w:t xml:space="preserve">U245</w:t>
             </w:r>
           </w:p>
         </w:tc>
@@ -9511,7 +10021,7 @@
               <w:jc w:val="left"/>
             </w:pPr>
             <w:r>
-              <w:t xml:space="preserve">U233</w:t>
+              <w:t xml:space="preserve">U246</w:t>
             </w:r>
           </w:p>
         </w:tc>
@@ -9549,7 +10059,7 @@
               <w:jc w:val="left"/>
             </w:pPr>
             <w:r>
-              <w:t xml:space="preserve">U234</w:t>
+              <w:t xml:space="preserve">U247</w:t>
             </w:r>
           </w:p>
         </w:tc>
@@ -9587,7 +10097,7 @@
               <w:jc w:val="left"/>
             </w:pPr>
             <w:r>
-              <w:t xml:space="preserve">U235</w:t>
+              <w:t xml:space="preserve">U248</w:t>
             </w:r>
           </w:p>
         </w:tc>
@@ -9625,7 +10135,7 @@
               <w:jc w:val="left"/>
             </w:pPr>
             <w:r>
-              <w:t xml:space="preserve">U236</w:t>
+              <w:t xml:space="preserve">U249</w:t>
             </w:r>
           </w:p>
         </w:tc>
@@ -9663,7 +10173,7 @@
               <w:jc w:val="left"/>
             </w:pPr>
             <w:r>
-              <w:t xml:space="preserve">U237</w:t>
+              <w:t xml:space="preserve">U250</w:t>
             </w:r>
           </w:p>
         </w:tc>
@@ -9701,7 +10211,7 @@
               <w:jc w:val="left"/>
             </w:pPr>
             <w:r>
-              <w:t xml:space="preserve">U238</w:t>
+              <w:t xml:space="preserve">U251</w:t>
             </w:r>
           </w:p>
         </w:tc>
@@ -9739,7 +10249,7 @@
               <w:jc w:val="left"/>
             </w:pPr>
             <w:r>
-              <w:t xml:space="preserve">U239</w:t>
+              <w:t xml:space="preserve">U252</w:t>
             </w:r>
           </w:p>
         </w:tc>
@@ -9777,7 +10287,7 @@
               <w:jc w:val="left"/>
             </w:pPr>
             <w:r>
-              <w:t xml:space="preserve">U240</w:t>
+              <w:t xml:space="preserve">U253</w:t>
             </w:r>
           </w:p>
         </w:tc>
@@ -9815,7 +10325,7 @@
               <w:jc w:val="left"/>
             </w:pPr>
             <w:r>
-              <w:t xml:space="preserve">U241</w:t>
+              <w:t xml:space="preserve">U254</w:t>
             </w:r>
           </w:p>
         </w:tc>
@@ -9853,7 +10363,7 @@
               <w:jc w:val="left"/>
             </w:pPr>
             <w:r>
-              <w:t xml:space="preserve">U242</w:t>
+              <w:t xml:space="preserve">U255</w:t>
             </w:r>
           </w:p>
         </w:tc>
@@ -9891,7 +10401,7 @@
               <w:jc w:val="left"/>
             </w:pPr>
             <w:r>
-              <w:t xml:space="preserve">U243</w:t>
+              <w:t xml:space="preserve">U256</w:t>
             </w:r>
           </w:p>
         </w:tc>
@@ -9929,7 +10439,7 @@
               <w:jc w:val="left"/>
             </w:pPr>
             <w:r>
-              <w:t xml:space="preserve">U244</w:t>
+              <w:t xml:space="preserve">U257</w:t>
             </w:r>
           </w:p>
         </w:tc>
@@ -9967,7 +10477,7 @@
               <w:jc w:val="left"/>
             </w:pPr>
             <w:r>
-              <w:t xml:space="preserve">U245</w:t>
+              <w:t xml:space="preserve">U258</w:t>
             </w:r>
           </w:p>
         </w:tc>
@@ -10005,7 +10515,7 @@
               <w:jc w:val="left"/>
             </w:pPr>
             <w:r>
-              <w:t xml:space="preserve">U246</w:t>
+              <w:t xml:space="preserve">U259</w:t>
             </w:r>
           </w:p>
         </w:tc>
@@ -10043,7 +10553,7 @@
               <w:jc w:val="left"/>
             </w:pPr>
             <w:r>
-              <w:t xml:space="preserve">U247</w:t>
+              <w:t xml:space="preserve">U260</w:t>
             </w:r>
           </w:p>
         </w:tc>
@@ -10145,7 +10655,7 @@
               <w:jc w:val="left"/>
             </w:pPr>
             <w:r>
-              <w:t xml:space="preserve">U248</w:t>
+              <w:t xml:space="preserve">U261</w:t>
             </w:r>
           </w:p>
         </w:tc>
@@ -10183,7 +10693,7 @@
               <w:jc w:val="left"/>
             </w:pPr>
             <w:r>
-              <w:t xml:space="preserve">U249</w:t>
+              <w:t xml:space="preserve">U262</w:t>
             </w:r>
           </w:p>
         </w:tc>
@@ -10221,7 +10731,7 @@
               <w:jc w:val="left"/>
             </w:pPr>
             <w:r>
-              <w:t xml:space="preserve">U250</w:t>
+              <w:t xml:space="preserve">U263</w:t>
             </w:r>
           </w:p>
         </w:tc>
@@ -10267,7 +10777,7 @@
               <w:jc w:val="left"/>
             </w:pPr>
             <w:r>
-              <w:t xml:space="preserve">U251</w:t>
+              <w:t xml:space="preserve">U264</w:t>
             </w:r>
           </w:p>
         </w:tc>
@@ -10305,7 +10815,7 @@
               <w:jc w:val="left"/>
             </w:pPr>
             <w:r>
-              <w:t xml:space="preserve">U252</w:t>
+              <w:t xml:space="preserve">U265</w:t>
             </w:r>
           </w:p>
         </w:tc>
@@ -10343,7 +10853,7 @@
               <w:jc w:val="left"/>
             </w:pPr>
             <w:r>
-              <w:t xml:space="preserve">U253</w:t>
+              <w:t xml:space="preserve">U266</w:t>
             </w:r>
           </w:p>
         </w:tc>
@@ -10381,7 +10891,7 @@
               <w:jc w:val="left"/>
             </w:pPr>
             <w:r>
-              <w:t xml:space="preserve">U254</w:t>
+              <w:t xml:space="preserve">U267</w:t>
             </w:r>
           </w:p>
         </w:tc>
@@ -10483,7 +10993,7 @@
               <w:jc w:val="left"/>
             </w:pPr>
             <w:r>
-              <w:t xml:space="preserve">U255</w:t>
+              <w:t xml:space="preserve">U268</w:t>
             </w:r>
           </w:p>
         </w:tc>
@@ -10521,7 +11031,7 @@
               <w:jc w:val="left"/>
             </w:pPr>
             <w:r>
-              <w:t xml:space="preserve">U256</w:t>
+              <w:t xml:space="preserve">U269</w:t>
             </w:r>
           </w:p>
         </w:tc>
@@ -10559,7 +11069,7 @@
               <w:jc w:val="left"/>
             </w:pPr>
             <w:r>
-              <w:t xml:space="preserve">U257</w:t>
+              <w:t xml:space="preserve">U270</w:t>
             </w:r>
           </w:p>
         </w:tc>
@@ -10605,7 +11115,7 @@
               <w:jc w:val="left"/>
             </w:pPr>
             <w:r>
-              <w:t xml:space="preserve">U258</w:t>
+              <w:t xml:space="preserve">U271</w:t>
             </w:r>
           </w:p>
         </w:tc>
@@ -10651,7 +11161,7 @@
               <w:jc w:val="left"/>
             </w:pPr>
             <w:r>
-              <w:t xml:space="preserve">U259</w:t>
+              <w:t xml:space="preserve">U272</w:t>
             </w:r>
           </w:p>
         </w:tc>
@@ -10689,7 +11199,7 @@
               <w:jc w:val="left"/>
             </w:pPr>
             <w:r>
-              <w:t xml:space="preserve">U260</w:t>
+              <w:t xml:space="preserve">U273</w:t>
             </w:r>
           </w:p>
         </w:tc>
@@ -10727,7 +11237,7 @@
               <w:jc w:val="left"/>
             </w:pPr>
             <w:r>
-              <w:t xml:space="preserve">U261</w:t>
+              <w:t xml:space="preserve">U274</w:t>
             </w:r>
           </w:p>
         </w:tc>
@@ -10765,7 +11275,7 @@
               <w:jc w:val="left"/>
             </w:pPr>
             <w:r>
-              <w:t xml:space="preserve">U262</w:t>
+              <w:t xml:space="preserve">U275</w:t>
             </w:r>
           </w:p>
         </w:tc>
@@ -10803,7 +11313,7 @@
               <w:jc w:val="left"/>
             </w:pPr>
             <w:r>
-              <w:t xml:space="preserve">U263</w:t>
+              <w:t xml:space="preserve">U276</w:t>
             </w:r>
           </w:p>
         </w:tc>
@@ -10841,7 +11351,7 @@
               <w:jc w:val="left"/>
             </w:pPr>
             <w:r>
-              <w:t xml:space="preserve">U264</w:t>
+              <w:t xml:space="preserve">U277</w:t>
             </w:r>
           </w:p>
         </w:tc>
@@ -10879,7 +11389,7 @@
               <w:jc w:val="left"/>
             </w:pPr>
             <w:r>
-              <w:t xml:space="preserve">U265</w:t>
+              <w:t xml:space="preserve">U278</w:t>
             </w:r>
           </w:p>
         </w:tc>
@@ -10917,7 +11427,7 @@
               <w:jc w:val="left"/>
             </w:pPr>
             <w:r>
-              <w:t xml:space="preserve">U266</w:t>
+              <w:t xml:space="preserve">U279</w:t>
             </w:r>
           </w:p>
         </w:tc>
@@ -10955,7 +11465,7 @@
               <w:jc w:val="left"/>
             </w:pPr>
             <w:r>
-              <w:t xml:space="preserve">U267</w:t>
+              <w:t xml:space="preserve">U280</w:t>
             </w:r>
           </w:p>
         </w:tc>
@@ -10993,7 +11503,7 @@
               <w:jc w:val="left"/>
             </w:pPr>
             <w:r>
-              <w:t xml:space="preserve">U268</w:t>
+              <w:t xml:space="preserve">U281</w:t>
             </w:r>
           </w:p>
         </w:tc>
@@ -11031,7 +11541,7 @@
               <w:jc w:val="left"/>
             </w:pPr>
             <w:r>
-              <w:t xml:space="preserve">U269</w:t>
+              <w:t xml:space="preserve">U282</w:t>
             </w:r>
           </w:p>
         </w:tc>
@@ -11069,7 +11579,7 @@
               <w:jc w:val="left"/>
             </w:pPr>
             <w:r>
-              <w:t xml:space="preserve">U270</w:t>
+              <w:t xml:space="preserve">U283</w:t>
             </w:r>
           </w:p>
         </w:tc>
@@ -11107,7 +11617,7 @@
               <w:jc w:val="left"/>
             </w:pPr>
             <w:r>
-              <w:t xml:space="preserve">U271</w:t>
+              <w:t xml:space="preserve">U284</w:t>
             </w:r>
           </w:p>
         </w:tc>
@@ -11145,7 +11655,7 @@
               <w:jc w:val="left"/>
             </w:pPr>
             <w:r>
-              <w:t xml:space="preserve">U272</w:t>
+              <w:t xml:space="preserve">U285</w:t>
             </w:r>
           </w:p>
         </w:tc>
@@ -11183,7 +11693,7 @@
               <w:jc w:val="left"/>
             </w:pPr>
             <w:r>
-              <w:t xml:space="preserve">U273</w:t>
+              <w:t xml:space="preserve">U286</w:t>
             </w:r>
           </w:p>
         </w:tc>
@@ -11221,7 +11731,7 @@
               <w:jc w:val="left"/>
             </w:pPr>
             <w:r>
-              <w:t xml:space="preserve">U274</w:t>
+              <w:t xml:space="preserve">U287</w:t>
             </w:r>
           </w:p>
         </w:tc>
@@ -11259,7 +11769,7 @@
               <w:jc w:val="left"/>
             </w:pPr>
             <w:r>
-              <w:t xml:space="preserve">U275</w:t>
+              <w:t xml:space="preserve">U288</w:t>
             </w:r>
           </w:p>
         </w:tc>
@@ -11297,7 +11807,7 @@
               <w:jc w:val="left"/>
             </w:pPr>
             <w:r>
-              <w:t xml:space="preserve">U276</w:t>
+              <w:t xml:space="preserve">U289</w:t>
             </w:r>
           </w:p>
         </w:tc>
@@ -11335,7 +11845,7 @@
               <w:jc w:val="left"/>
             </w:pPr>
             <w:r>
-              <w:t xml:space="preserve">U277</w:t>
+              <w:t xml:space="preserve">U290</w:t>
             </w:r>
           </w:p>
         </w:tc>
@@ -11373,7 +11883,7 @@
               <w:jc w:val="left"/>
             </w:pPr>
             <w:r>
-              <w:t xml:space="preserve">U278</w:t>
+              <w:t xml:space="preserve">U291</w:t>
             </w:r>
           </w:p>
         </w:tc>
@@ -11411,7 +11921,7 @@
               <w:jc w:val="left"/>
             </w:pPr>
             <w:r>
-              <w:t xml:space="preserve">U279</w:t>
+              <w:t xml:space="preserve">U292</w:t>
             </w:r>
           </w:p>
         </w:tc>
@@ -11449,7 +11959,7 @@
               <w:jc w:val="left"/>
             </w:pPr>
             <w:r>
-              <w:t xml:space="preserve">U280</w:t>
+              <w:t xml:space="preserve">U293</w:t>
             </w:r>
           </w:p>
         </w:tc>
@@ -11487,7 +11997,7 @@
               <w:jc w:val="left"/>
             </w:pPr>
             <w:r>
-              <w:t xml:space="preserve">U281</w:t>
+              <w:t xml:space="preserve">U294</w:t>
             </w:r>
           </w:p>
         </w:tc>
@@ -11525,7 +12035,7 @@
               <w:jc w:val="left"/>
             </w:pPr>
             <w:r>
-              <w:t xml:space="preserve">U282</w:t>
+              <w:t xml:space="preserve">U295</w:t>
             </w:r>
           </w:p>
         </w:tc>
@@ -11563,7 +12073,7 @@
               <w:jc w:val="left"/>
             </w:pPr>
             <w:r>
-              <w:t xml:space="preserve">U283</w:t>
+              <w:t xml:space="preserve">U296</w:t>
             </w:r>
           </w:p>
         </w:tc>
@@ -11601,7 +12111,7 @@
               <w:jc w:val="left"/>
             </w:pPr>
             <w:r>
-              <w:t xml:space="preserve">U284</w:t>
+              <w:t xml:space="preserve">U297</w:t>
             </w:r>
           </w:p>
         </w:tc>
@@ -11639,7 +12149,7 @@
               <w:jc w:val="left"/>
             </w:pPr>
             <w:r>
-              <w:t xml:space="preserve">U285</w:t>
+              <w:t xml:space="preserve">U298</w:t>
             </w:r>
           </w:p>
         </w:tc>
@@ -11677,7 +12187,7 @@
               <w:jc w:val="left"/>
             </w:pPr>
             <w:r>
-              <w:t xml:space="preserve">U286</w:t>
+              <w:t xml:space="preserve">U299</w:t>
             </w:r>
           </w:p>
         </w:tc>
@@ -11715,7 +12225,7 @@
               <w:jc w:val="left"/>
             </w:pPr>
             <w:r>
-              <w:t xml:space="preserve">U287</w:t>
+              <w:t xml:space="preserve">U300</w:t>
             </w:r>
           </w:p>
         </w:tc>
@@ -11753,7 +12263,7 @@
               <w:jc w:val="left"/>
             </w:pPr>
             <w:r>
-              <w:t xml:space="preserve">U288</w:t>
+              <w:t xml:space="preserve">U301</w:t>
             </w:r>
           </w:p>
         </w:tc>
@@ -11791,7 +12301,7 @@
               <w:jc w:val="left"/>
             </w:pPr>
             <w:r>
-              <w:t xml:space="preserve">U289</w:t>
+              <w:t xml:space="preserve">U302</w:t>
             </w:r>
           </w:p>
         </w:tc>
@@ -11829,7 +12339,7 @@
               <w:jc w:val="left"/>
             </w:pPr>
             <w:r>
-              <w:t xml:space="preserve">U290</w:t>
+              <w:t xml:space="preserve">U303</w:t>
             </w:r>
           </w:p>
         </w:tc>
@@ -11867,7 +12377,7 @@
               <w:jc w:val="left"/>
             </w:pPr>
             <w:r>
-              <w:t xml:space="preserve">U291</w:t>
+              <w:t xml:space="preserve">U304</w:t>
             </w:r>
           </w:p>
         </w:tc>
@@ -11905,7 +12415,7 @@
               <w:jc w:val="left"/>
             </w:pPr>
             <w:r>
-              <w:t xml:space="preserve">U292</w:t>
+              <w:t xml:space="preserve">U305</w:t>
             </w:r>
           </w:p>
         </w:tc>
@@ -11943,7 +12453,7 @@
               <w:jc w:val="left"/>
             </w:pPr>
             <w:r>
-              <w:t xml:space="preserve">U293</w:t>
+              <w:t xml:space="preserve">U306</w:t>
             </w:r>
           </w:p>
         </w:tc>
@@ -11981,7 +12491,7 @@
               <w:jc w:val="left"/>
             </w:pPr>
             <w:r>
-              <w:t xml:space="preserve">U294</w:t>
+              <w:t xml:space="preserve">U307</w:t>
             </w:r>
           </w:p>
         </w:tc>
@@ -12019,7 +12529,7 @@
               <w:jc w:val="left"/>
             </w:pPr>
             <w:r>
-              <w:t xml:space="preserve">U295</w:t>
+              <w:t xml:space="preserve">U308</w:t>
             </w:r>
           </w:p>
         </w:tc>
@@ -12057,7 +12567,7 @@
               <w:jc w:val="left"/>
             </w:pPr>
             <w:r>
-              <w:t xml:space="preserve">U296</w:t>
+              <w:t xml:space="preserve">U309</w:t>
             </w:r>
           </w:p>
         </w:tc>
@@ -12095,7 +12605,7 @@
               <w:jc w:val="left"/>
             </w:pPr>
             <w:r>
-              <w:t xml:space="preserve">U297</w:t>
+              <w:t xml:space="preserve">U310</w:t>
             </w:r>
           </w:p>
         </w:tc>
@@ -12133,7 +12643,7 @@
               <w:jc w:val="left"/>
             </w:pPr>
             <w:r>
-              <w:t xml:space="preserve">U298</w:t>
+              <w:t xml:space="preserve">U311</w:t>
             </w:r>
           </w:p>
         </w:tc>
@@ -12171,7 +12681,7 @@
               <w:jc w:val="left"/>
             </w:pPr>
             <w:r>
-              <w:t xml:space="preserve">U299</w:t>
+              <w:t xml:space="preserve">U312</w:t>
             </w:r>
           </w:p>
         </w:tc>
@@ -12209,7 +12719,7 @@
               <w:jc w:val="left"/>
             </w:pPr>
             <w:r>
-              <w:t xml:space="preserve">U300</w:t>
+              <w:t xml:space="preserve">U313</w:t>
             </w:r>
           </w:p>
         </w:tc>
@@ -12247,7 +12757,7 @@
               <w:jc w:val="left"/>
             </w:pPr>
             <w:r>
-              <w:t xml:space="preserve">U301</w:t>
+              <w:t xml:space="preserve">U314</w:t>
             </w:r>
           </w:p>
         </w:tc>
@@ -12285,7 +12795,7 @@
               <w:jc w:val="left"/>
             </w:pPr>
             <w:r>
-              <w:t xml:space="preserve">U302</w:t>
+              <w:t xml:space="preserve">U315</w:t>
             </w:r>
           </w:p>
         </w:tc>
@@ -12323,7 +12833,7 @@
               <w:jc w:val="left"/>
             </w:pPr>
             <w:r>
-              <w:t xml:space="preserve">U303</w:t>
+              <w:t xml:space="preserve">U316</w:t>
             </w:r>
           </w:p>
         </w:tc>
@@ -12361,7 +12871,7 @@
               <w:jc w:val="left"/>
             </w:pPr>
             <w:r>
-              <w:t xml:space="preserve">U304</w:t>
+              <w:t xml:space="preserve">U317</w:t>
             </w:r>
           </w:p>
         </w:tc>
@@ -12399,7 +12909,7 @@
               <w:jc w:val="left"/>
             </w:pPr>
             <w:r>
-              <w:t xml:space="preserve">U305</w:t>
+              <w:t xml:space="preserve">U318</w:t>
             </w:r>
           </w:p>
         </w:tc>
@@ -12437,7 +12947,7 @@
               <w:jc w:val="left"/>
             </w:pPr>
             <w:r>
-              <w:t xml:space="preserve">U306</w:t>
+              <w:t xml:space="preserve">U319</w:t>
             </w:r>
           </w:p>
         </w:tc>
@@ -12475,7 +12985,7 @@
               <w:jc w:val="left"/>
             </w:pPr>
             <w:r>
-              <w:t xml:space="preserve">U307</w:t>
+              <w:t xml:space="preserve">U320</w:t>
             </w:r>
           </w:p>
         </w:tc>
@@ -12513,7 +13023,7 @@
               <w:jc w:val="left"/>
             </w:pPr>
             <w:r>
-              <w:t xml:space="preserve">U308</w:t>
+              <w:t xml:space="preserve">U321</w:t>
             </w:r>
           </w:p>
         </w:tc>
@@ -12551,7 +13061,7 @@
               <w:jc w:val="left"/>
             </w:pPr>
             <w:r>
-              <w:t xml:space="preserve">U309</w:t>
+              <w:t xml:space="preserve">U322</w:t>
             </w:r>
           </w:p>
         </w:tc>
@@ -12589,7 +13099,7 @@
               <w:jc w:val="left"/>
             </w:pPr>
             <w:r>
-              <w:t xml:space="preserve">U310</w:t>
+              <w:t xml:space="preserve">U323</w:t>
             </w:r>
           </w:p>
         </w:tc>
@@ -12627,7 +13137,7 @@
               <w:jc w:val="left"/>
             </w:pPr>
             <w:r>
-              <w:t xml:space="preserve">U311</w:t>
+              <w:t xml:space="preserve">U324</w:t>
             </w:r>
           </w:p>
         </w:tc>
@@ -12665,7 +13175,7 @@
               <w:jc w:val="left"/>
             </w:pPr>
             <w:r>
-              <w:t xml:space="preserve">U312</w:t>
+              <w:t xml:space="preserve">U325</w:t>
             </w:r>
           </w:p>
         </w:tc>
@@ -12703,7 +13213,7 @@
               <w:jc w:val="left"/>
             </w:pPr>
             <w:r>
-              <w:t xml:space="preserve">U313</w:t>
+              <w:t xml:space="preserve">U326</w:t>
             </w:r>
           </w:p>
         </w:tc>
@@ -12741,7 +13251,7 @@
               <w:jc w:val="left"/>
             </w:pPr>
             <w:r>
-              <w:t xml:space="preserve">U314</w:t>
+              <w:t xml:space="preserve">U327</w:t>
             </w:r>
           </w:p>
         </w:tc>
@@ -12779,7 +13289,7 @@
               <w:jc w:val="left"/>
             </w:pPr>
             <w:r>
-              <w:t xml:space="preserve">U315</w:t>
+              <w:t xml:space="preserve">U328</w:t>
             </w:r>
           </w:p>
         </w:tc>
@@ -12817,7 +13327,7 @@
               <w:jc w:val="left"/>
             </w:pPr>
             <w:r>
-              <w:t xml:space="preserve">U316</w:t>
+              <w:t xml:space="preserve">U329</w:t>
             </w:r>
           </w:p>
         </w:tc>
@@ -12855,7 +13365,7 @@
               <w:jc w:val="left"/>
             </w:pPr>
             <w:r>
-              <w:t xml:space="preserve">U317</w:t>
+              <w:t xml:space="preserve">U330</w:t>
             </w:r>
           </w:p>
         </w:tc>
@@ -12893,7 +13403,7 @@
               <w:jc w:val="left"/>
             </w:pPr>
             <w:r>
-              <w:t xml:space="preserve">U318</w:t>
+              <w:t xml:space="preserve">U331</w:t>
             </w:r>
           </w:p>
         </w:tc>
@@ -12931,7 +13441,7 @@
               <w:jc w:val="left"/>
             </w:pPr>
             <w:r>
-              <w:t xml:space="preserve">U319</w:t>
+              <w:t xml:space="preserve">U332</w:t>
             </w:r>
           </w:p>
         </w:tc>
@@ -12969,7 +13479,7 @@
               <w:jc w:val="left"/>
             </w:pPr>
             <w:r>
-              <w:t xml:space="preserve">U320</w:t>
+              <w:t xml:space="preserve">U333</w:t>
             </w:r>
           </w:p>
         </w:tc>
@@ -13007,7 +13517,7 @@
               <w:jc w:val="left"/>
             </w:pPr>
             <w:r>
-              <w:t xml:space="preserve">U321</w:t>
+              <w:t xml:space="preserve">U334</w:t>
             </w:r>
           </w:p>
         </w:tc>
@@ -13045,7 +13555,7 @@
               <w:jc w:val="left"/>
             </w:pPr>
             <w:r>
-              <w:t xml:space="preserve">U322</w:t>
+              <w:t xml:space="preserve">U335</w:t>
             </w:r>
           </w:p>
         </w:tc>
@@ -13083,7 +13593,7 @@
               <w:jc w:val="left"/>
             </w:pPr>
             <w:r>
-              <w:t xml:space="preserve">U323</w:t>
+              <w:t xml:space="preserve">U336</w:t>
             </w:r>
           </w:p>
         </w:tc>
@@ -13121,7 +13631,7 @@
               <w:jc w:val="left"/>
             </w:pPr>
             <w:r>
-              <w:t xml:space="preserve">U324</w:t>
+              <w:t xml:space="preserve">U337</w:t>
             </w:r>
           </w:p>
         </w:tc>
@@ -13159,7 +13669,7 @@
               <w:jc w:val="left"/>
             </w:pPr>
             <w:r>
-              <w:t xml:space="preserve">U325</w:t>
+              <w:t xml:space="preserve">U338</w:t>
             </w:r>
           </w:p>
         </w:tc>
@@ -13197,7 +13707,7 @@
               <w:jc w:val="left"/>
             </w:pPr>
             <w:r>
-              <w:t xml:space="preserve">U326</w:t>
+              <w:t xml:space="preserve">U339</w:t>
             </w:r>
           </w:p>
         </w:tc>
@@ -13235,7 +13745,7 @@
               <w:jc w:val="left"/>
             </w:pPr>
             <w:r>
-              <w:t xml:space="preserve">U327</w:t>
+              <w:t xml:space="preserve">U340</w:t>
             </w:r>
           </w:p>
         </w:tc>
@@ -13273,7 +13783,7 @@
               <w:jc w:val="left"/>
             </w:pPr>
             <w:r>
-              <w:t xml:space="preserve">U328</w:t>
+              <w:t xml:space="preserve">U341</w:t>
             </w:r>
           </w:p>
         </w:tc>
@@ -13311,7 +13821,7 @@
               <w:jc w:val="left"/>
             </w:pPr>
             <w:r>
-              <w:t xml:space="preserve">U329</w:t>
+              <w:t xml:space="preserve">U342</w:t>
             </w:r>
           </w:p>
         </w:tc>
@@ -13349,7 +13859,7 @@
               <w:jc w:val="left"/>
             </w:pPr>
             <w:r>
-              <w:t xml:space="preserve">U330</w:t>
+              <w:t xml:space="preserve">U343</w:t>
             </w:r>
           </w:p>
         </w:tc>
@@ -13387,7 +13897,7 @@
               <w:jc w:val="left"/>
             </w:pPr>
             <w:r>
-              <w:t xml:space="preserve">U331</w:t>
+              <w:t xml:space="preserve">U344</w:t>
             </w:r>
           </w:p>
         </w:tc>
@@ -13425,7 +13935,7 @@
               <w:jc w:val="left"/>
             </w:pPr>
             <w:r>
-              <w:t xml:space="preserve">U332</w:t>
+              <w:t xml:space="preserve">U345</w:t>
             </w:r>
           </w:p>
         </w:tc>
@@ -13527,7 +14037,7 @@
               <w:jc w:val="left"/>
             </w:pPr>
             <w:r>
-              <w:t xml:space="preserve">U333</w:t>
+              <w:t xml:space="preserve">U346</w:t>
             </w:r>
           </w:p>
         </w:tc>
@@ -13565,7 +14075,7 @@
               <w:jc w:val="left"/>
             </w:pPr>
             <w:r>
-              <w:t xml:space="preserve">U334</w:t>
+              <w:t xml:space="preserve">U347</w:t>
             </w:r>
           </w:p>
         </w:tc>
@@ -13611,7 +14121,7 @@
               <w:jc w:val="left"/>
             </w:pPr>
             <w:r>
-              <w:t xml:space="preserve">U335</w:t>
+              <w:t xml:space="preserve">U348</w:t>
             </w:r>
           </w:p>
         </w:tc>
@@ -13649,7 +14159,7 @@
               <w:jc w:val="left"/>
             </w:pPr>
             <w:r>
-              <w:t xml:space="preserve">U336</w:t>
+              <w:t xml:space="preserve">U349</w:t>
             </w:r>
           </w:p>
         </w:tc>
@@ -13687,7 +14197,7 @@
               <w:jc w:val="left"/>
             </w:pPr>
             <w:r>
-              <w:t xml:space="preserve">U337</w:t>
+              <w:t xml:space="preserve">U350</w:t>
             </w:r>
           </w:p>
         </w:tc>
@@ -13725,7 +14235,7 @@
               <w:jc w:val="left"/>
             </w:pPr>
             <w:r>
-              <w:t xml:space="preserve">U338</w:t>
+              <w:t xml:space="preserve">U351</w:t>
             </w:r>
           </w:p>
         </w:tc>
@@ -13763,7 +14273,7 @@
               <w:jc w:val="left"/>
             </w:pPr>
             <w:r>
-              <w:t xml:space="preserve">U339</w:t>
+              <w:t xml:space="preserve">U352</w:t>
             </w:r>
           </w:p>
         </w:tc>
@@ -13801,7 +14311,7 @@
               <w:jc w:val="left"/>
             </w:pPr>
             <w:r>
-              <w:t xml:space="preserve">U340</w:t>
+              <w:t xml:space="preserve">U353</w:t>
             </w:r>
           </w:p>
         </w:tc>
@@ -13839,7 +14349,7 @@
               <w:jc w:val="left"/>
             </w:pPr>
             <w:r>
-              <w:t xml:space="preserve">U341</w:t>
+              <w:t xml:space="preserve">U354</w:t>
             </w:r>
           </w:p>
         </w:tc>
@@ -13877,7 +14387,7 @@
               <w:jc w:val="left"/>
             </w:pPr>
             <w:r>
-              <w:t xml:space="preserve">U342</w:t>
+              <w:t xml:space="preserve">U355</w:t>
             </w:r>
           </w:p>
         </w:tc>
@@ -13915,7 +14425,7 @@
               <w:jc w:val="left"/>
             </w:pPr>
             <w:r>
-              <w:t xml:space="preserve">U343</w:t>
+              <w:t xml:space="preserve">U356</w:t>
             </w:r>
           </w:p>
         </w:tc>
@@ -13953,7 +14463,7 @@
               <w:jc w:val="left"/>
             </w:pPr>
             <w:r>
-              <w:t xml:space="preserve">U344</w:t>
+              <w:t xml:space="preserve">U357</w:t>
             </w:r>
           </w:p>
         </w:tc>
@@ -13991,7 +14501,7 @@
               <w:jc w:val="left"/>
             </w:pPr>
             <w:r>
-              <w:t xml:space="preserve">U345</w:t>
+              <w:t xml:space="preserve">U358</w:t>
             </w:r>
           </w:p>
         </w:tc>
@@ -14029,7 +14539,7 @@
               <w:jc w:val="left"/>
             </w:pPr>
             <w:r>
-              <w:t xml:space="preserve">U346</w:t>
+              <w:t xml:space="preserve">U359</w:t>
             </w:r>
           </w:p>
         </w:tc>
@@ -14067,7 +14577,7 @@
               <w:jc w:val="left"/>
             </w:pPr>
             <w:r>
-              <w:t xml:space="preserve">U347</w:t>
+              <w:t xml:space="preserve">U360</w:t>
             </w:r>
           </w:p>
         </w:tc>
@@ -14105,7 +14615,7 @@
               <w:jc w:val="left"/>
             </w:pPr>
             <w:r>
-              <w:t xml:space="preserve">U348</w:t>
+              <w:t xml:space="preserve">U361</w:t>
             </w:r>
           </w:p>
         </w:tc>
@@ -14143,7 +14653,7 @@
               <w:jc w:val="left"/>
             </w:pPr>
             <w:r>
-              <w:t xml:space="preserve">U349</w:t>
+              <w:t xml:space="preserve">U362</w:t>
             </w:r>
           </w:p>
         </w:tc>
@@ -14181,7 +14691,7 @@
               <w:jc w:val="left"/>
             </w:pPr>
             <w:r>
-              <w:t xml:space="preserve">U350</w:t>
+              <w:t xml:space="preserve">U363</w:t>
             </w:r>
           </w:p>
         </w:tc>
@@ -14219,7 +14729,7 @@
               <w:jc w:val="left"/>
             </w:pPr>
             <w:r>
-              <w:t xml:space="preserve">U351</w:t>
+              <w:t xml:space="preserve">U364</w:t>
             </w:r>
           </w:p>
         </w:tc>
@@ -14257,7 +14767,7 @@
               <w:jc w:val="left"/>
             </w:pPr>
             <w:r>
-              <w:t xml:space="preserve">U352</w:t>
+              <w:t xml:space="preserve">U365</w:t>
             </w:r>
           </w:p>
         </w:tc>
@@ -14295,7 +14805,7 @@
               <w:jc w:val="left"/>
             </w:pPr>
             <w:r>
-              <w:t xml:space="preserve">U353</w:t>
+              <w:t xml:space="preserve">U366</w:t>
             </w:r>
           </w:p>
         </w:tc>
@@ -14333,7 +14843,7 @@
               <w:jc w:val="left"/>
             </w:pPr>
             <w:r>
-              <w:t xml:space="preserve">U354</w:t>
+              <w:t xml:space="preserve">U367</w:t>
             </w:r>
           </w:p>
         </w:tc>
@@ -14371,7 +14881,7 @@
               <w:jc w:val="left"/>
             </w:pPr>
             <w:r>
-              <w:t xml:space="preserve">U355</w:t>
+              <w:t xml:space="preserve">U368</w:t>
             </w:r>
           </w:p>
         </w:tc>
@@ -14409,7 +14919,7 @@
               <w:jc w:val="left"/>
             </w:pPr>
             <w:r>
-              <w:t xml:space="preserve">U356</w:t>
+              <w:t xml:space="preserve">U369</w:t>
             </w:r>
           </w:p>
         </w:tc>
@@ -14447,7 +14957,7 @@
               <w:jc w:val="left"/>
             </w:pPr>
             <w:r>
-              <w:t xml:space="preserve">U357</w:t>
+              <w:t xml:space="preserve">U370</w:t>
             </w:r>
           </w:p>
         </w:tc>
@@ -14485,7 +14995,7 @@
               <w:jc w:val="left"/>
             </w:pPr>
             <w:r>
-              <w:t xml:space="preserve">U358</w:t>
+              <w:t xml:space="preserve">U371</w:t>
             </w:r>
           </w:p>
         </w:tc>
@@ -14523,7 +15033,7 @@
               <w:jc w:val="left"/>
             </w:pPr>
             <w:r>
-              <w:t xml:space="preserve">U359</w:t>
+              <w:t xml:space="preserve">U372</w:t>
             </w:r>
           </w:p>
         </w:tc>
@@ -14561,7 +15071,7 @@
               <w:jc w:val="left"/>
             </w:pPr>
             <w:r>
-              <w:t xml:space="preserve">U360</w:t>
+              <w:t xml:space="preserve">U373</w:t>
             </w:r>
           </w:p>
         </w:tc>
@@ -14599,7 +15109,7 @@
               <w:jc w:val="left"/>
             </w:pPr>
             <w:r>
-              <w:t xml:space="preserve">U361</w:t>
+              <w:t xml:space="preserve">U374</w:t>
             </w:r>
           </w:p>
         </w:tc>
@@ -14637,7 +15147,7 @@
               <w:jc w:val="left"/>
             </w:pPr>
             <w:r>
-              <w:t xml:space="preserve">U362</w:t>
+              <w:t xml:space="preserve">U375</w:t>
             </w:r>
           </w:p>
         </w:tc>
@@ -14675,7 +15185,7 @@
               <w:jc w:val="left"/>
             </w:pPr>
             <w:r>
-              <w:t xml:space="preserve">U363</w:t>
+              <w:t xml:space="preserve">U376</w:t>
             </w:r>
           </w:p>
         </w:tc>
@@ -14713,7 +15223,7 @@
               <w:jc w:val="left"/>
             </w:pPr>
             <w:r>
-              <w:t xml:space="preserve">U364</w:t>
+              <w:t xml:space="preserve">U377</w:t>
             </w:r>
           </w:p>
         </w:tc>
@@ -14751,7 +15261,7 @@
               <w:jc w:val="left"/>
             </w:pPr>
             <w:r>
-              <w:t xml:space="preserve">U365</w:t>
+              <w:t xml:space="preserve">U378</w:t>
             </w:r>
           </w:p>
         </w:tc>
@@ -14789,7 +15299,7 @@
               <w:jc w:val="left"/>
             </w:pPr>
             <w:r>
-              <w:t xml:space="preserve">U366</w:t>
+              <w:t xml:space="preserve">U379</w:t>
             </w:r>
           </w:p>
         </w:tc>
@@ -14827,7 +15337,7 @@
               <w:jc w:val="left"/>
             </w:pPr>
             <w:r>
-              <w:t xml:space="preserve">U367</w:t>
+              <w:t xml:space="preserve">U380</w:t>
             </w:r>
           </w:p>
         </w:tc>
@@ -14865,7 +15375,7 @@
               <w:jc w:val="left"/>
             </w:pPr>
             <w:r>
-              <w:t xml:space="preserve">U368</w:t>
+              <w:t xml:space="preserve">U381</w:t>
             </w:r>
           </w:p>
         </w:tc>
@@ -14903,7 +15413,7 @@
               <w:jc w:val="left"/>
             </w:pPr>
             <w:r>
-              <w:t xml:space="preserve">U369</w:t>
+              <w:t xml:space="preserve">U382</w:t>
             </w:r>
           </w:p>
         </w:tc>
@@ -14941,7 +15451,7 @@
               <w:jc w:val="left"/>
             </w:pPr>
             <w:r>
-              <w:t xml:space="preserve">U370</w:t>
+              <w:t xml:space="preserve">U383</w:t>
             </w:r>
           </w:p>
         </w:tc>
@@ -14979,7 +15489,7 @@
               <w:jc w:val="left"/>
             </w:pPr>
             <w:r>
-              <w:t xml:space="preserve">U371</w:t>
+              <w:t xml:space="preserve">U384</w:t>
             </w:r>
           </w:p>
         </w:tc>
@@ -15025,7 +15535,7 @@
               <w:jc w:val="left"/>
             </w:pPr>
             <w:r>
-              <w:t xml:space="preserve">U372</w:t>
+              <w:t xml:space="preserve">U385</w:t>
             </w:r>
           </w:p>
         </w:tc>
@@ -15063,7 +15573,7 @@
               <w:jc w:val="left"/>
             </w:pPr>
             <w:r>
-              <w:t xml:space="preserve">U373</w:t>
+              <w:t xml:space="preserve">U386</w:t>
             </w:r>
           </w:p>
         </w:tc>
@@ -15101,7 +15611,7 @@
               <w:jc w:val="left"/>
             </w:pPr>
             <w:r>
-              <w:t xml:space="preserve">U374</w:t>
+              <w:t xml:space="preserve">U387</w:t>
             </w:r>
           </w:p>
         </w:tc>
@@ -15139,7 +15649,7 @@
               <w:jc w:val="left"/>
             </w:pPr>
             <w:r>
-              <w:t xml:space="preserve">U375</w:t>
+              <w:t xml:space="preserve">U388</w:t>
             </w:r>
           </w:p>
         </w:tc>
@@ -15177,7 +15687,7 @@
               <w:jc w:val="left"/>
             </w:pPr>
             <w:r>
-              <w:t xml:space="preserve">U376</w:t>
+              <w:t xml:space="preserve">U389</w:t>
             </w:r>
           </w:p>
         </w:tc>
@@ -15279,7 +15789,7 @@
               <w:jc w:val="left"/>
             </w:pPr>
             <w:r>
-              <w:t xml:space="preserve">U377</w:t>
+              <w:t xml:space="preserve">U390</w:t>
             </w:r>
           </w:p>
         </w:tc>
@@ -15317,7 +15827,7 @@
               <w:jc w:val="left"/>
             </w:pPr>
             <w:r>
-              <w:t xml:space="preserve">U378</w:t>
+              <w:t xml:space="preserve">U391</w:t>
             </w:r>
           </w:p>
         </w:tc>
@@ -15355,7 +15865,7 @@
               <w:jc w:val="left"/>
             </w:pPr>
             <w:r>
-              <w:t xml:space="preserve">U379</w:t>
+              <w:t xml:space="preserve">U392</w:t>
             </w:r>
           </w:p>
         </w:tc>
@@ -15393,7 +15903,7 @@
               <w:jc w:val="left"/>
             </w:pPr>
             <w:r>
-              <w:t xml:space="preserve">U380</w:t>
+              <w:t xml:space="preserve">U393</w:t>
             </w:r>
           </w:p>
         </w:tc>
@@ -15431,7 +15941,7 @@
               <w:jc w:val="left"/>
             </w:pPr>
             <w:r>
-              <w:t xml:space="preserve">U381</w:t>
+              <w:t xml:space="preserve">U394</w:t>
             </w:r>
           </w:p>
         </w:tc>
@@ -15469,7 +15979,7 @@
               <w:jc w:val="left"/>
             </w:pPr>
             <w:r>
-              <w:t xml:space="preserve">U382</w:t>
+              <w:t xml:space="preserve">U395</w:t>
             </w:r>
           </w:p>
         </w:tc>
@@ -15507,7 +16017,7 @@
               <w:jc w:val="left"/>
             </w:pPr>
             <w:r>
-              <w:t xml:space="preserve">U383</w:t>
+              <w:t xml:space="preserve">U396</w:t>
             </w:r>
           </w:p>
         </w:tc>
@@ -15545,7 +16055,7 @@
               <w:jc w:val="left"/>
             </w:pPr>
             <w:r>
-              <w:t xml:space="preserve">U384</w:t>
+              <w:t xml:space="preserve">U397</w:t>
             </w:r>
           </w:p>
         </w:tc>
@@ -15583,7 +16093,7 @@
               <w:jc w:val="left"/>
             </w:pPr>
             <w:r>
-              <w:t xml:space="preserve">U385</w:t>
+              <w:t xml:space="preserve">U398</w:t>
             </w:r>
           </w:p>
         </w:tc>
@@ -15621,7 +16131,7 @@
               <w:jc w:val="left"/>
             </w:pPr>
             <w:r>
-              <w:t xml:space="preserve">U386</w:t>
+              <w:t xml:space="preserve">U399</w:t>
             </w:r>
           </w:p>
         </w:tc>
@@ -15659,7 +16169,7 @@
               <w:jc w:val="left"/>
             </w:pPr>
             <w:r>
-              <w:t xml:space="preserve">U387</w:t>
+              <w:t xml:space="preserve">U400</w:t>
             </w:r>
           </w:p>
         </w:tc>
@@ -15697,7 +16207,7 @@
               <w:jc w:val="left"/>
             </w:pPr>
             <w:r>
-              <w:t xml:space="preserve">U388</w:t>
+              <w:t xml:space="preserve">U401</w:t>
             </w:r>
           </w:p>
         </w:tc>
@@ -15735,7 +16245,7 @@
               <w:jc w:val="left"/>
             </w:pPr>
             <w:r>
-              <w:t xml:space="preserve">U389</w:t>
+              <w:t xml:space="preserve">U402</w:t>
             </w:r>
           </w:p>
         </w:tc>
@@ -15773,7 +16283,7 @@
               <w:jc w:val="left"/>
             </w:pPr>
             <w:r>
-              <w:t xml:space="preserve">U390</w:t>
+              <w:t xml:space="preserve">U403</w:t>
             </w:r>
           </w:p>
         </w:tc>
@@ -15811,7 +16321,7 @@
               <w:jc w:val="left"/>
             </w:pPr>
             <w:r>
-              <w:t xml:space="preserve">U391</w:t>
+              <w:t xml:space="preserve">U404</w:t>
             </w:r>
           </w:p>
         </w:tc>
@@ -15857,7 +16367,7 @@
               <w:jc w:val="left"/>
             </w:pPr>
             <w:r>
-              <w:t xml:space="preserve">U392</w:t>
+              <w:t xml:space="preserve">U405</w:t>
             </w:r>
           </w:p>
         </w:tc>
@@ -15895,7 +16405,7 @@
               <w:jc w:val="left"/>
             </w:pPr>
             <w:r>
-              <w:t xml:space="preserve">U393</w:t>
+              <w:t xml:space="preserve">U406</w:t>
             </w:r>
           </w:p>
         </w:tc>
@@ -15933,7 +16443,7 @@
               <w:jc w:val="left"/>
             </w:pPr>
             <w:r>
-              <w:t xml:space="preserve">U394</w:t>
+              <w:t xml:space="preserve">U407</w:t>
             </w:r>
           </w:p>
         </w:tc>
@@ -15971,7 +16481,7 @@
               <w:jc w:val="left"/>
             </w:pPr>
             <w:r>
-              <w:t xml:space="preserve">U395</w:t>
+              <w:t xml:space="preserve">U408</w:t>
             </w:r>
           </w:p>
         </w:tc>
@@ -16009,7 +16519,7 @@
               <w:jc w:val="left"/>
             </w:pPr>
             <w:r>
-              <w:t xml:space="preserve">U396</w:t>
+              <w:t xml:space="preserve">U409</w:t>
             </w:r>
           </w:p>
         </w:tc>
@@ -16047,7 +16557,7 @@
               <w:jc w:val="left"/>
             </w:pPr>
             <w:r>
-              <w:t xml:space="preserve">U397</w:t>
+              <w:t xml:space="preserve">U410</w:t>
             </w:r>
           </w:p>
         </w:tc>
@@ -16085,7 +16595,7 @@
               <w:jc w:val="left"/>
             </w:pPr>
             <w:r>
-              <w:t xml:space="preserve">U398</w:t>
+              <w:t xml:space="preserve">U411</w:t>
             </w:r>
           </w:p>
         </w:tc>
@@ -16123,7 +16633,7 @@
               <w:jc w:val="left"/>
             </w:pPr>
             <w:r>
-              <w:t xml:space="preserve">U399</w:t>
+              <w:t xml:space="preserve">U412</w:t>
             </w:r>
           </w:p>
         </w:tc>
@@ -16161,7 +16671,7 @@
               <w:jc w:val="left"/>
             </w:pPr>
             <w:r>
-              <w:t xml:space="preserve">U400</w:t>
+              <w:t xml:space="preserve">U413</w:t>
             </w:r>
           </w:p>
         </w:tc>
@@ -16199,7 +16709,7 @@
               <w:jc w:val="left"/>
             </w:pPr>
             <w:r>
-              <w:t xml:space="preserve">U401</w:t>
+              <w:t xml:space="preserve">U414</w:t>
             </w:r>
           </w:p>
         </w:tc>
@@ -16237,7 +16747,7 @@
               <w:jc w:val="left"/>
             </w:pPr>
             <w:r>
-              <w:t xml:space="preserve">U402</w:t>
+              <w:t xml:space="preserve">U415</w:t>
             </w:r>
           </w:p>
         </w:tc>
@@ -16275,7 +16785,7 @@
               <w:jc w:val="left"/>
             </w:pPr>
             <w:r>
-              <w:t xml:space="preserve">U403</w:t>
+              <w:t xml:space="preserve">U416</w:t>
             </w:r>
           </w:p>
         </w:tc>
@@ -16313,7 +16823,7 @@
               <w:jc w:val="left"/>
             </w:pPr>
             <w:r>
-              <w:t xml:space="preserve">U404</w:t>
+              <w:t xml:space="preserve">U417</w:t>
             </w:r>
           </w:p>
         </w:tc>
@@ -16351,7 +16861,7 @@
               <w:jc w:val="left"/>
             </w:pPr>
             <w:r>
-              <w:t xml:space="preserve">U405</w:t>
+              <w:t xml:space="preserve">U418</w:t>
             </w:r>
           </w:p>
         </w:tc>
@@ -16389,7 +16899,7 @@
               <w:jc w:val="left"/>
             </w:pPr>
             <w:r>
-              <w:t xml:space="preserve">U406</w:t>
+              <w:t xml:space="preserve">U419</w:t>
             </w:r>
           </w:p>
         </w:tc>
@@ -16427,7 +16937,7 @@
               <w:jc w:val="left"/>
             </w:pPr>
             <w:r>
-              <w:t xml:space="preserve">U407</w:t>
+              <w:t xml:space="preserve">U420</w:t>
             </w:r>
           </w:p>
         </w:tc>
@@ -16465,7 +16975,7 @@
               <w:jc w:val="left"/>
             </w:pPr>
             <w:r>
-              <w:t xml:space="preserve">U408</w:t>
+              <w:t xml:space="preserve">U421</w:t>
             </w:r>
           </w:p>
         </w:tc>
@@ -16503,7 +17013,7 @@
               <w:jc w:val="left"/>
             </w:pPr>
             <w:r>
-              <w:t xml:space="preserve">U409</w:t>
+              <w:t xml:space="preserve">U422</w:t>
             </w:r>
           </w:p>
         </w:tc>
@@ -16541,7 +17051,7 @@
               <w:jc w:val="left"/>
             </w:pPr>
             <w:r>
-              <w:t xml:space="preserve">U410</w:t>
+              <w:t xml:space="preserve">U423</w:t>
             </w:r>
           </w:p>
         </w:tc>
@@ -16579,7 +17089,7 @@
               <w:jc w:val="left"/>
             </w:pPr>
             <w:r>
-              <w:t xml:space="preserve">U411</w:t>
+              <w:t xml:space="preserve">U424</w:t>
             </w:r>
           </w:p>
         </w:tc>
@@ -16617,7 +17127,7 @@
               <w:jc w:val="left"/>
             </w:pPr>
             <w:r>
-              <w:t xml:space="preserve">U412</w:t>
+              <w:t xml:space="preserve">U425</w:t>
             </w:r>
           </w:p>
         </w:tc>
@@ -16655,7 +17165,7 @@
               <w:jc w:val="left"/>
             </w:pPr>
             <w:r>
-              <w:t xml:space="preserve">U413</w:t>
+              <w:t xml:space="preserve">U426</w:t>
             </w:r>
           </w:p>
         </w:tc>
@@ -16693,7 +17203,7 @@
               <w:jc w:val="left"/>
             </w:pPr>
             <w:r>
-              <w:t xml:space="preserve">U414</w:t>
+              <w:t xml:space="preserve">U427</w:t>
             </w:r>
           </w:p>
         </w:tc>
@@ -16731,7 +17241,7 @@
               <w:jc w:val="left"/>
             </w:pPr>
             <w:r>
-              <w:t xml:space="preserve">U415</w:t>
+              <w:t xml:space="preserve">U428</w:t>
             </w:r>
           </w:p>
         </w:tc>
@@ -16769,7 +17279,7 @@
               <w:jc w:val="left"/>
             </w:pPr>
             <w:r>
-              <w:t xml:space="preserve">U416</w:t>
+              <w:t xml:space="preserve">U429</w:t>
             </w:r>
           </w:p>
         </w:tc>
@@ -16807,7 +17317,7 @@
               <w:jc w:val="left"/>
             </w:pPr>
             <w:r>
-              <w:t xml:space="preserve">U417</w:t>
+              <w:t xml:space="preserve">U430</w:t>
             </w:r>
           </w:p>
         </w:tc>
@@ -16845,7 +17355,7 @@
               <w:jc w:val="left"/>
             </w:pPr>
             <w:r>
-              <w:t xml:space="preserve">U418</w:t>
+              <w:t xml:space="preserve">U431</w:t>
             </w:r>
           </w:p>
         </w:tc>
@@ -16883,7 +17393,7 @@
               <w:jc w:val="left"/>
             </w:pPr>
             <w:r>
-              <w:t xml:space="preserve">U419</w:t>
+              <w:t xml:space="preserve">U432</w:t>
             </w:r>
           </w:p>
         </w:tc>
@@ -16921,7 +17431,7 @@
               <w:jc w:val="left"/>
             </w:pPr>
             <w:r>
-              <w:t xml:space="preserve">U420</w:t>
+              <w:t xml:space="preserve">U433</w:t>
             </w:r>
           </w:p>
         </w:tc>
@@ -16959,7 +17469,7 @@
               <w:jc w:val="left"/>
             </w:pPr>
             <w:r>
-              <w:t xml:space="preserve">U421</w:t>
+              <w:t xml:space="preserve">U434</w:t>
             </w:r>
           </w:p>
         </w:tc>
@@ -16997,7 +17507,7 @@
               <w:jc w:val="left"/>
             </w:pPr>
             <w:r>
-              <w:t xml:space="preserve">U422</w:t>
+              <w:t xml:space="preserve">U435</w:t>
             </w:r>
           </w:p>
         </w:tc>
@@ -17035,7 +17545,7 @@
               <w:jc w:val="left"/>
             </w:pPr>
             <w:r>
-              <w:t xml:space="preserve">U423</w:t>
+              <w:t xml:space="preserve">U436</w:t>
             </w:r>
           </w:p>
         </w:tc>
@@ -17073,7 +17583,7 @@
               <w:jc w:val="left"/>
             </w:pPr>
             <w:r>
-              <w:t xml:space="preserve">U424</w:t>
+              <w:t xml:space="preserve">U437</w:t>
             </w:r>
           </w:p>
         </w:tc>
@@ -17111,7 +17621,7 @@
               <w:jc w:val="left"/>
             </w:pPr>
             <w:r>
-              <w:t xml:space="preserve">U425</w:t>
+              <w:t xml:space="preserve">U438</w:t>
             </w:r>
           </w:p>
         </w:tc>
@@ -17149,7 +17659,7 @@
               <w:jc w:val="left"/>
             </w:pPr>
             <w:r>
-              <w:t xml:space="preserve">U426</w:t>
+              <w:t xml:space="preserve">U439</w:t>
             </w:r>
           </w:p>
         </w:tc>
@@ -17187,7 +17697,7 @@
               <w:jc w:val="left"/>
             </w:pPr>
             <w:r>
-              <w:t xml:space="preserve">U427</w:t>
+              <w:t xml:space="preserve">U440</w:t>
             </w:r>
           </w:p>
         </w:tc>
@@ -17225,7 +17735,7 @@
               <w:jc w:val="left"/>
             </w:pPr>
             <w:r>
-              <w:t xml:space="preserve">U428</w:t>
+              <w:t xml:space="preserve">U441</w:t>
             </w:r>
           </w:p>
         </w:tc>
@@ -17263,7 +17773,7 @@
               <w:jc w:val="left"/>
             </w:pPr>
             <w:r>
-              <w:t xml:space="preserve">U429</w:t>
+              <w:t xml:space="preserve">U442</w:t>
             </w:r>
           </w:p>
         </w:tc>
@@ -17301,7 +17811,7 @@
               <w:jc w:val="left"/>
             </w:pPr>
             <w:r>
-              <w:t xml:space="preserve">U430</w:t>
+              <w:t xml:space="preserve">U443</w:t>
             </w:r>
           </w:p>
         </w:tc>
@@ -17339,7 +17849,7 @@
               <w:jc w:val="left"/>
             </w:pPr>
             <w:r>
-              <w:t xml:space="preserve">U431</w:t>
+              <w:t xml:space="preserve">U444</w:t>
             </w:r>
           </w:p>
         </w:tc>
@@ -17377,7 +17887,7 @@
               <w:jc w:val="left"/>
             </w:pPr>
             <w:r>
-              <w:t xml:space="preserve">U432</w:t>
+              <w:t xml:space="preserve">U445</w:t>
             </w:r>
           </w:p>
         </w:tc>
@@ -17415,7 +17925,7 @@
               <w:jc w:val="left"/>
             </w:pPr>
             <w:r>
-              <w:t xml:space="preserve">U433</w:t>
+              <w:t xml:space="preserve">U446</w:t>
             </w:r>
           </w:p>
         </w:tc>
@@ -17453,7 +17963,7 @@
               <w:jc w:val="left"/>
             </w:pPr>
             <w:r>
-              <w:t xml:space="preserve">U434</w:t>
+              <w:t xml:space="preserve">U447</w:t>
             </w:r>
           </w:p>
         </w:tc>
@@ -17491,7 +18001,7 @@
               <w:jc w:val="left"/>
             </w:pPr>
             <w:r>
-              <w:t xml:space="preserve">U435</w:t>
+              <w:t xml:space="preserve">U448</w:t>
             </w:r>
           </w:p>
         </w:tc>
@@ -17529,7 +18039,7 @@
               <w:jc w:val="left"/>
             </w:pPr>
             <w:r>
-              <w:t xml:space="preserve">U436</w:t>
+              <w:t xml:space="preserve">U449</w:t>
             </w:r>
           </w:p>
         </w:tc>
@@ -17567,7 +18077,7 @@
               <w:jc w:val="left"/>
             </w:pPr>
             <w:r>
-              <w:t xml:space="preserve">U437</w:t>
+              <w:t xml:space="preserve">U450</w:t>
             </w:r>
           </w:p>
         </w:tc>
@@ -17605,7 +18115,7 @@
               <w:jc w:val="left"/>
             </w:pPr>
             <w:r>
-              <w:t xml:space="preserve">U438</w:t>
+              <w:t xml:space="preserve">U451</w:t>
             </w:r>
           </w:p>
         </w:tc>
@@ -17643,7 +18153,7 @@
               <w:jc w:val="left"/>
             </w:pPr>
             <w:r>
-              <w:t xml:space="preserve">U439</w:t>
+              <w:t xml:space="preserve">U452</w:t>
             </w:r>
           </w:p>
         </w:tc>
@@ -17681,7 +18191,7 @@
               <w:jc w:val="left"/>
             </w:pPr>
             <w:r>
-              <w:t xml:space="preserve">U440</w:t>
+              <w:t xml:space="preserve">U453</w:t>
             </w:r>
           </w:p>
         </w:tc>
@@ -17719,7 +18229,7 @@
               <w:jc w:val="left"/>
             </w:pPr>
             <w:r>
-              <w:t xml:space="preserve">U441</w:t>
+              <w:t xml:space="preserve">U454</w:t>
             </w:r>
           </w:p>
         </w:tc>
@@ -17757,7 +18267,7 @@
               <w:jc w:val="left"/>
             </w:pPr>
             <w:r>
-              <w:t xml:space="preserve">U442</w:t>
+              <w:t xml:space="preserve">U455</w:t>
             </w:r>
           </w:p>
         </w:tc>
@@ -17795,7 +18305,7 @@
               <w:jc w:val="left"/>
             </w:pPr>
             <w:r>
-              <w:t xml:space="preserve">U443</w:t>
+              <w:t xml:space="preserve">U456</w:t>
             </w:r>
           </w:p>
         </w:tc>
@@ -17833,7 +18343,7 @@
               <w:jc w:val="left"/>
             </w:pPr>
             <w:r>
-              <w:t xml:space="preserve">U444</w:t>
+              <w:t xml:space="preserve">U457</w:t>
             </w:r>
           </w:p>
         </w:tc>
@@ -17871,7 +18381,7 @@
               <w:jc w:val="left"/>
             </w:pPr>
             <w:r>
-              <w:t xml:space="preserve">U445</w:t>
+              <w:t xml:space="preserve">U458</w:t>
             </w:r>
           </w:p>
         </w:tc>
@@ -17909,7 +18419,7 @@
               <w:jc w:val="left"/>
             </w:pPr>
             <w:r>
-              <w:t xml:space="preserve">U446</w:t>
+              <w:t xml:space="preserve">U459</w:t>
             </w:r>
           </w:p>
         </w:tc>
@@ -17947,7 +18457,7 @@
               <w:jc w:val="left"/>
             </w:pPr>
             <w:r>
-              <w:t xml:space="preserve">U447</w:t>
+              <w:t xml:space="preserve">U460</w:t>
             </w:r>
           </w:p>
         </w:tc>
@@ -17985,7 +18495,7 @@
               <w:jc w:val="left"/>
             </w:pPr>
             <w:r>
-              <w:t xml:space="preserve">U448</w:t>
+              <w:t xml:space="preserve">U461</w:t>
             </w:r>
           </w:p>
         </w:tc>
@@ -18023,7 +18533,7 @@
               <w:jc w:val="left"/>
             </w:pPr>
             <w:r>
-              <w:t xml:space="preserve">U449</w:t>
+              <w:t xml:space="preserve">U462</w:t>
             </w:r>
           </w:p>
         </w:tc>
@@ -18061,7 +18571,7 @@
               <w:jc w:val="left"/>
             </w:pPr>
             <w:r>
-              <w:t xml:space="preserve">U450</w:t>
+              <w:t xml:space="preserve">U463</w:t>
             </w:r>
           </w:p>
         </w:tc>
@@ -18099,7 +18609,7 @@
               <w:jc w:val="left"/>
             </w:pPr>
             <w:r>
-              <w:t xml:space="preserve">U451</w:t>
+              <w:t xml:space="preserve">U464</w:t>
             </w:r>
           </w:p>
         </w:tc>
@@ -18137,7 +18647,7 @@
               <w:jc w:val="left"/>
             </w:pPr>
             <w:r>
-              <w:t xml:space="preserve">U452</w:t>
+              <w:t xml:space="preserve">U465</w:t>
             </w:r>
           </w:p>
         </w:tc>
@@ -18175,7 +18685,7 @@
               <w:jc w:val="left"/>
             </w:pPr>
             <w:r>
-              <w:t xml:space="preserve">U453</w:t>
+              <w:t xml:space="preserve">U466</w:t>
             </w:r>
           </w:p>
         </w:tc>
@@ -18213,7 +18723,7 @@
               <w:jc w:val="left"/>
             </w:pPr>
             <w:r>
-              <w:t xml:space="preserve">U454</w:t>
+              <w:t xml:space="preserve">U467</w:t>
             </w:r>
           </w:p>
         </w:tc>
@@ -18251,7 +18761,7 @@
               <w:jc w:val="left"/>
             </w:pPr>
             <w:r>
-              <w:t xml:space="preserve">U455</w:t>
+              <w:t xml:space="preserve">U468</w:t>
             </w:r>
           </w:p>
         </w:tc>
@@ -18289,7 +18799,7 @@
               <w:jc w:val="left"/>
             </w:pPr>
             <w:r>
-              <w:t xml:space="preserve">U456</w:t>
+              <w:t xml:space="preserve">U469</w:t>
             </w:r>
           </w:p>
         </w:tc>
@@ -18327,7 +18837,7 @@
               <w:jc w:val="left"/>
             </w:pPr>
             <w:r>
-              <w:t xml:space="preserve">U457</w:t>
+              <w:t xml:space="preserve">U470</w:t>
             </w:r>
           </w:p>
         </w:tc>
@@ -18365,7 +18875,7 @@
               <w:jc w:val="left"/>
             </w:pPr>
             <w:r>
-              <w:t xml:space="preserve">U458</w:t>
+              <w:t xml:space="preserve">U471</w:t>
             </w:r>
           </w:p>
         </w:tc>
@@ -18403,7 +18913,7 @@
               <w:jc w:val="left"/>
             </w:pPr>
             <w:r>
-              <w:t xml:space="preserve">U459</w:t>
+              <w:t xml:space="preserve">U472</w:t>
             </w:r>
           </w:p>
         </w:tc>
@@ -18441,7 +18951,7 @@
               <w:jc w:val="left"/>
             </w:pPr>
             <w:r>
-              <w:t xml:space="preserve">U460</w:t>
+              <w:t xml:space="preserve">U473</w:t>
             </w:r>
           </w:p>
         </w:tc>
@@ -18479,7 +18989,7 @@
               <w:jc w:val="left"/>
             </w:pPr>
             <w:r>
-              <w:t xml:space="preserve">U461</w:t>
+              <w:t xml:space="preserve">U474</w:t>
             </w:r>
           </w:p>
         </w:tc>
@@ -18517,7 +19027,7 @@
               <w:jc w:val="left"/>
             </w:pPr>
             <w:r>
-              <w:t xml:space="preserve">U462</w:t>
+              <w:t xml:space="preserve">U475</w:t>
             </w:r>
           </w:p>
         </w:tc>
@@ -18555,7 +19065,7 @@
               <w:jc w:val="left"/>
             </w:pPr>
             <w:r>
-              <w:t xml:space="preserve">U463</w:t>
+              <w:t xml:space="preserve">U476</w:t>
             </w:r>
           </w:p>
         </w:tc>
@@ -18593,7 +19103,7 @@
               <w:jc w:val="left"/>
             </w:pPr>
             <w:r>
-              <w:t xml:space="preserve">U464</w:t>
+              <w:t xml:space="preserve">U477</w:t>
             </w:r>
           </w:p>
         </w:tc>
@@ -18631,7 +19141,7 @@
               <w:jc w:val="left"/>
             </w:pPr>
             <w:r>
-              <w:t xml:space="preserve">U465</w:t>
+              <w:t xml:space="preserve">U478</w:t>
             </w:r>
           </w:p>
         </w:tc>
@@ -18669,7 +19179,7 @@
               <w:jc w:val="left"/>
             </w:pPr>
             <w:r>
-              <w:t xml:space="preserve">U466</w:t>
+              <w:t xml:space="preserve">U479</w:t>
             </w:r>
           </w:p>
         </w:tc>
@@ -18707,7 +19217,7 @@
               <w:jc w:val="left"/>
             </w:pPr>
             <w:r>
-              <w:t xml:space="preserve">U467</w:t>
+              <w:t xml:space="preserve">U480</w:t>
             </w:r>
           </w:p>
         </w:tc>
@@ -18745,7 +19255,7 @@
               <w:jc w:val="left"/>
             </w:pPr>
             <w:r>
-              <w:t xml:space="preserve">U468</w:t>
+              <w:t xml:space="preserve">U481</w:t>
             </w:r>
           </w:p>
         </w:tc>
@@ -18783,7 +19293,7 @@
               <w:jc w:val="left"/>
             </w:pPr>
             <w:r>
-              <w:t xml:space="preserve">U469</w:t>
+              <w:t xml:space="preserve">U482</w:t>
             </w:r>
           </w:p>
         </w:tc>
@@ -18821,7 +19331,7 @@
               <w:jc w:val="left"/>
             </w:pPr>
             <w:r>
-              <w:t xml:space="preserve">U470</w:t>
+              <w:t xml:space="preserve">U483</w:t>
             </w:r>
           </w:p>
         </w:tc>
@@ -18859,7 +19369,7 @@
               <w:jc w:val="left"/>
             </w:pPr>
             <w:r>
-              <w:t xml:space="preserve">U471</w:t>
+              <w:t xml:space="preserve">U484</w:t>
             </w:r>
           </w:p>
         </w:tc>
@@ -18897,7 +19407,7 @@
               <w:jc w:val="left"/>
             </w:pPr>
             <w:r>
-              <w:t xml:space="preserve">U472</w:t>
+              <w:t xml:space="preserve">U485</w:t>
             </w:r>
           </w:p>
         </w:tc>
@@ -18935,7 +19445,7 @@
               <w:jc w:val="left"/>
             </w:pPr>
             <w:r>
-              <w:t xml:space="preserve">U473</w:t>
+              <w:t xml:space="preserve">U486</w:t>
             </w:r>
           </w:p>
         </w:tc>
@@ -18973,7 +19483,7 @@
               <w:jc w:val="left"/>
             </w:pPr>
             <w:r>
-              <w:t xml:space="preserve">U474</w:t>
+              <w:t xml:space="preserve">U487</w:t>
             </w:r>
           </w:p>
         </w:tc>
@@ -19011,7 +19521,7 @@
               <w:jc w:val="left"/>
             </w:pPr>
             <w:r>
-              <w:t xml:space="preserve">U475</w:t>
+              <w:t xml:space="preserve">U488</w:t>
             </w:r>
           </w:p>
         </w:tc>
@@ -19049,7 +19559,7 @@
               <w:jc w:val="left"/>
             </w:pPr>
             <w:r>
-              <w:t xml:space="preserve">U476</w:t>
+              <w:t xml:space="preserve">U489</w:t>
             </w:r>
           </w:p>
         </w:tc>
@@ -19087,7 +19597,7 @@
               <w:jc w:val="left"/>
             </w:pPr>
             <w:r>
-              <w:t xml:space="preserve">U477</w:t>
+              <w:t xml:space="preserve">U490</w:t>
             </w:r>
           </w:p>
         </w:tc>
@@ -19125,7 +19635,7 @@
               <w:jc w:val="left"/>
             </w:pPr>
             <w:r>
-              <w:t xml:space="preserve">U478</w:t>
+              <w:t xml:space="preserve">U491</w:t>
             </w:r>
           </w:p>
         </w:tc>
@@ -19163,7 +19673,7 @@
               <w:jc w:val="left"/>
             </w:pPr>
             <w:r>
-              <w:t xml:space="preserve">U479</w:t>
+              <w:t xml:space="preserve">U492</w:t>
             </w:r>
           </w:p>
         </w:tc>
@@ -19201,7 +19711,7 @@
               <w:jc w:val="left"/>
             </w:pPr>
             <w:r>
-              <w:t xml:space="preserve">U480</w:t>
+              <w:t xml:space="preserve">U493</w:t>
             </w:r>
           </w:p>
         </w:tc>
@@ -19239,7 +19749,7 @@
               <w:jc w:val="left"/>
             </w:pPr>
             <w:r>
-              <w:t xml:space="preserve">U481</w:t>
+              <w:t xml:space="preserve">U494</w:t>
             </w:r>
           </w:p>
         </w:tc>
@@ -19277,7 +19787,7 @@
               <w:jc w:val="left"/>
             </w:pPr>
             <w:r>
-              <w:t xml:space="preserve">U482</w:t>
+              <w:t xml:space="preserve">U495</w:t>
             </w:r>
           </w:p>
         </w:tc>
@@ -19315,7 +19825,7 @@
               <w:jc w:val="left"/>
             </w:pPr>
             <w:r>
-              <w:t xml:space="preserve">U483</w:t>
+              <w:t xml:space="preserve">U496</w:t>
             </w:r>
           </w:p>
         </w:tc>
@@ -19353,7 +19863,7 @@
               <w:jc w:val="left"/>
             </w:pPr>
             <w:r>
-              <w:t xml:space="preserve">U484</w:t>
+              <w:t xml:space="preserve">U497</w:t>
             </w:r>
           </w:p>
         </w:tc>
@@ -19391,7 +19901,7 @@
               <w:jc w:val="left"/>
             </w:pPr>
             <w:r>
-              <w:t xml:space="preserve">U485</w:t>
+              <w:t xml:space="preserve">U498</w:t>
             </w:r>
           </w:p>
         </w:tc>
@@ -19429,7 +19939,7 @@
               <w:jc w:val="left"/>
             </w:pPr>
             <w:r>
-              <w:t xml:space="preserve">U486</w:t>
+              <w:t xml:space="preserve">U499</w:t>
             </w:r>
           </w:p>
         </w:tc>
@@ -19467,7 +19977,7 @@
               <w:jc w:val="left"/>
             </w:pPr>
             <w:r>
-              <w:t xml:space="preserve">U487</w:t>
+              <w:t xml:space="preserve">U500</w:t>
             </w:r>
           </w:p>
         </w:tc>
@@ -19505,7 +20015,7 @@
               <w:jc w:val="left"/>
             </w:pPr>
             <w:r>
-              <w:t xml:space="preserve">U488</w:t>
+              <w:t xml:space="preserve">U501</w:t>
             </w:r>
           </w:p>
         </w:tc>
@@ -19543,7 +20053,7 @@
               <w:jc w:val="left"/>
             </w:pPr>
             <w:r>
-              <w:t xml:space="preserve">U489</w:t>
+              <w:t xml:space="preserve">U502</w:t>
             </w:r>
           </w:p>
         </w:tc>
@@ -19581,7 +20091,7 @@
               <w:jc w:val="left"/>
             </w:pPr>
             <w:r>
-              <w:t xml:space="preserve">U490</w:t>
+              <w:t xml:space="preserve">U503</w:t>
             </w:r>
           </w:p>
         </w:tc>
@@ -19619,7 +20129,7 @@
               <w:jc w:val="left"/>
             </w:pPr>
             <w:r>
-              <w:t xml:space="preserve">U491</w:t>
+              <w:t xml:space="preserve">U504</w:t>
             </w:r>
           </w:p>
         </w:tc>
@@ -19657,7 +20167,7 @@
               <w:jc w:val="left"/>
             </w:pPr>
             <w:r>
-              <w:t xml:space="preserve">U492</w:t>
+              <w:t xml:space="preserve">U505</w:t>
             </w:r>
           </w:p>
         </w:tc>
@@ -19695,7 +20205,7 @@
               <w:jc w:val="left"/>
             </w:pPr>
             <w:r>
-              <w:t xml:space="preserve">U493</w:t>
+              <w:t xml:space="preserve">U506</w:t>
             </w:r>
           </w:p>
         </w:tc>
@@ -19733,7 +20243,7 @@
               <w:jc w:val="left"/>
             </w:pPr>
             <w:r>
-              <w:t xml:space="preserve">U494</w:t>
+              <w:t xml:space="preserve">U507</w:t>
             </w:r>
           </w:p>
         </w:tc>
@@ -19835,7 +20345,7 @@
               <w:jc w:val="left"/>
             </w:pPr>
             <w:r>
-              <w:t xml:space="preserve">U495</w:t>
+              <w:t xml:space="preserve">U508</w:t>
             </w:r>
           </w:p>
         </w:tc>
@@ -19873,7 +20383,7 @@
               <w:jc w:val="left"/>
             </w:pPr>
             <w:r>
-              <w:t xml:space="preserve">U496</w:t>
+              <w:t xml:space="preserve">U509</w:t>
             </w:r>
           </w:p>
         </w:tc>
@@ -19903,7 +20413,7 @@
               <w:jc w:val="left"/>
             </w:pPr>
             <w:r>
-              <w:t xml:space="preserve">U497</w:t>
+              <w:t xml:space="preserve">U510</w:t>
             </w:r>
           </w:p>
         </w:tc>
@@ -19933,7 +20443,7 @@
               <w:jc w:val="left"/>
             </w:pPr>
             <w:r>
-              <w:t xml:space="preserve">U498</w:t>
+              <w:t xml:space="preserve">U511</w:t>
             </w:r>
           </w:p>
         </w:tc>
@@ -19963,7 +20473,7 @@
               <w:jc w:val="left"/>
             </w:pPr>
             <w:r>
-              <w:t xml:space="preserve">U499</w:t>
+              <w:t xml:space="preserve">U512</w:t>
             </w:r>
           </w:p>
         </w:tc>
@@ -19993,7 +20503,7 @@
               <w:jc w:val="left"/>
             </w:pPr>
             <w:r>
-              <w:t xml:space="preserve">U500</w:t>
+              <w:t xml:space="preserve">U513</w:t>
             </w:r>
           </w:p>
         </w:tc>
@@ -20031,7 +20541,7 @@
               <w:jc w:val="left"/>
             </w:pPr>
             <w:r>
-              <w:t xml:space="preserve">U501</w:t>
+              <w:t xml:space="preserve">U514</w:t>
             </w:r>
           </w:p>
         </w:tc>
@@ -20069,7 +20579,7 @@
               <w:jc w:val="left"/>
             </w:pPr>
             <w:r>
-              <w:t xml:space="preserve">U502</w:t>
+              <w:t xml:space="preserve">U515</w:t>
             </w:r>
           </w:p>
         </w:tc>
@@ -20107,7 +20617,7 @@
               <w:jc w:val="left"/>
             </w:pPr>
             <w:r>
-              <w:t xml:space="preserve">U503</w:t>
+              <w:t xml:space="preserve">U516</w:t>
             </w:r>
           </w:p>
         </w:tc>
@@ -20145,7 +20655,7 @@
               <w:jc w:val="left"/>
             </w:pPr>
             <w:r>
-              <w:t xml:space="preserve">U504</w:t>
+              <w:t xml:space="preserve">U517</w:t>
             </w:r>
           </w:p>
         </w:tc>
@@ -20183,7 +20693,7 @@
               <w:jc w:val="left"/>
             </w:pPr>
             <w:r>
-              <w:t xml:space="preserve">U505</w:t>
+              <w:t xml:space="preserve">U518</w:t>
             </w:r>
           </w:p>
         </w:tc>
@@ -20221,7 +20731,7 @@
               <w:jc w:val="left"/>
             </w:pPr>
             <w:r>
-              <w:t xml:space="preserve">U506</w:t>
+              <w:t xml:space="preserve">U519</w:t>
             </w:r>
           </w:p>
         </w:tc>
@@ -20259,7 +20769,7 @@
               <w:jc w:val="left"/>
             </w:pPr>
             <w:r>
-              <w:t xml:space="preserve">U507</w:t>
+              <w:t xml:space="preserve">U520</w:t>
             </w:r>
           </w:p>
         </w:tc>
@@ -20297,7 +20807,7 @@
               <w:jc w:val="left"/>
             </w:pPr>
             <w:r>
-              <w:t xml:space="preserve">U508</w:t>
+              <w:t xml:space="preserve">U521</w:t>
             </w:r>
           </w:p>
         </w:tc>
@@ -20335,7 +20845,7 @@
               <w:jc w:val="left"/>
             </w:pPr>
             <w:r>
-              <w:t xml:space="preserve">U509</w:t>
+              <w:t xml:space="preserve">U522</w:t>
             </w:r>
           </w:p>
         </w:tc>
@@ -20373,7 +20883,7 @@
               <w:jc w:val="left"/>
             </w:pPr>
             <w:r>
-              <w:t xml:space="preserve">U510</w:t>
+              <w:t xml:space="preserve">U523</w:t>
             </w:r>
           </w:p>
         </w:tc>
@@ -20411,7 +20921,7 @@
               <w:jc w:val="left"/>
             </w:pPr>
             <w:r>
-              <w:t xml:space="preserve">U511</w:t>
+              <w:t xml:space="preserve">U524</w:t>
             </w:r>
           </w:p>
         </w:tc>
@@ -20449,7 +20959,7 @@
               <w:jc w:val="left"/>
             </w:pPr>
             <w:r>
-              <w:t xml:space="preserve">U512</w:t>
+              <w:t xml:space="preserve">U525</w:t>
             </w:r>
           </w:p>
         </w:tc>
@@ -20551,7 +21061,7 @@
               <w:jc w:val="left"/>
             </w:pPr>
             <w:r>
-              <w:t xml:space="preserve">U513</w:t>
+              <w:t xml:space="preserve">U526</w:t>
             </w:r>
           </w:p>
         </w:tc>
@@ -20589,7 +21099,7 @@
               <w:jc w:val="left"/>
             </w:pPr>
             <w:r>
-              <w:t xml:space="preserve">U514</w:t>
+              <w:t xml:space="preserve">U527</w:t>
             </w:r>
           </w:p>
         </w:tc>
@@ -20627,7 +21137,7 @@
               <w:jc w:val="left"/>
             </w:pPr>
             <w:r>
-              <w:t xml:space="preserve">U515</w:t>
+              <w:t xml:space="preserve">U528</w:t>
             </w:r>
           </w:p>
         </w:tc>
@@ -20665,7 +21175,7 @@
               <w:jc w:val="left"/>
             </w:pPr>
             <w:r>
-              <w:t xml:space="preserve">U516</w:t>
+              <w:t xml:space="preserve">U529</w:t>
             </w:r>
           </w:p>
         </w:tc>
@@ -20703,7 +21213,7 @@
               <w:jc w:val="left"/>
             </w:pPr>
             <w:r>
-              <w:t xml:space="preserve">U517</w:t>
+              <w:t xml:space="preserve">U530</w:t>
             </w:r>
           </w:p>
         </w:tc>
@@ -20741,7 +21251,7 @@
               <w:jc w:val="left"/>
             </w:pPr>
             <w:r>
-              <w:t xml:space="preserve">U518</w:t>
+              <w:t xml:space="preserve">U531</w:t>
             </w:r>
           </w:p>
         </w:tc>
@@ -20843,7 +21353,7 @@
               <w:jc w:val="left"/>
             </w:pPr>
             <w:r>
-              <w:t xml:space="preserve">U519</w:t>
+              <w:t xml:space="preserve">U532</w:t>
             </w:r>
           </w:p>
         </w:tc>
@@ -20945,7 +21455,7 @@
               <w:jc w:val="left"/>
             </w:pPr>
             <w:r>
-              <w:t xml:space="preserve">U520</w:t>
+              <w:t xml:space="preserve">U533</w:t>
             </w:r>
           </w:p>
         </w:tc>
@@ -20983,7 +21493,7 @@
               <w:jc w:val="left"/>
             </w:pPr>
             <w:r>
-              <w:t xml:space="preserve">U521</w:t>
+              <w:t xml:space="preserve">U534</w:t>
             </w:r>
           </w:p>
         </w:tc>

--- a/docs/文案清单.docx
+++ b/docs/文案清单.docx
@@ -16,7 +16,7 @@
         <w:pStyle w:val="FirstParagraph"/>
       </w:pPr>
       <w:r>
-        <w:t xml:space="preserve">界面文案 527 条、徽章 34 枚、模板反馈 22 句、彩点的窗 27 句、任务 80 道（孩子现在看到的 v2.3）。由</w:t>
+        <w:t xml:space="preserve">界面文案 527 条、徽章 34 枚、模板反馈 22 句、彩点的窗 27 句、任务 80 道（孩子现在看到的 v2.4）。由</w:t>
       </w:r>
       <w:r>
         <w:t xml:space="preserve"> </w:t>
@@ -24565,51 +24565,144 @@
               <w:jc w:val="left"/>
             </w:pPr>
             <w:r>
-              <w:t xml:space="preserve">奇怪的超能力</w:t>
-            </w:r>
-          </w:p>
-        </w:tc>
-        <w:tc>
-          <w:p>
-            <w:pPr>
-              <w:pStyle w:val="Compact"/>
-              <w:jc w:val="left"/>
-            </w:pPr>
-            <w:r>
-              <w:t xml:space="preserve">你突然有了一种很奇怪的超能力。第一次用它，会发生什么？把那一幕画下来。</w:t>
-            </w:r>
-          </w:p>
-        </w:tc>
-        <w:tc>
-          <w:p>
-            <w:pPr>
-              <w:pStyle w:val="Compact"/>
-              <w:jc w:val="left"/>
-            </w:pPr>
-            <w:r>
-              <w:t xml:space="preserve">奇怪的超能力也可能派上用场。</w:t>
-            </w:r>
-          </w:p>
-        </w:tc>
-        <w:tc>
-          <w:p>
-            <w:pPr>
-              <w:pStyle w:val="Compact"/>
-              <w:jc w:val="left"/>
-            </w:pPr>
-            <w:r>
-              <w:t xml:space="preserve">A strange superpower</w:t>
-            </w:r>
-          </w:p>
-        </w:tc>
-        <w:tc>
-          <w:p>
-            <w:pPr>
-              <w:pStyle w:val="Compact"/>
-              <w:jc w:val="left"/>
-            </w:pPr>
-            <w:r>
-              <w:t xml:space="preserve">You suddenly have a very strange superpower. What happens the first time you use it? Draw that moment.</w:t>
+              <w:t xml:space="preserve">超能力</w:t>
+            </w:r>
+          </w:p>
+        </w:tc>
+        <w:tc>
+          <w:p>
+            <w:pPr>
+              <w:pStyle w:val="Compact"/>
+              <w:jc w:val="left"/>
+            </w:pPr>
+            <w:r>
+              <w:t xml:space="preserve">画出你第一次使用超能力时发生的事。</w:t>
+            </w:r>
+          </w:p>
+        </w:tc>
+        <w:tc>
+          <w:p>
+            <w:pPr>
+              <w:pStyle w:val="Compact"/>
+              <w:jc w:val="left"/>
+            </w:pPr>
+            <w:r>
+              <w:t xml:space="preserve">想想这个能力能帮你做什么。</w:t>
+            </w:r>
+          </w:p>
+        </w:tc>
+        <w:tc>
+          <w:p>
+            <w:pPr>
+              <w:pStyle w:val="Compact"/>
+              <w:jc w:val="left"/>
+            </w:pPr>
+            <w:r>
+              <w:t xml:space="preserve">Superpower</w:t>
+            </w:r>
+          </w:p>
+        </w:tc>
+        <w:tc>
+          <w:p>
+            <w:pPr>
+              <w:pStyle w:val="Compact"/>
+              <w:jc w:val="left"/>
+            </w:pPr>
+            <w:r>
+              <w:t xml:space="preserve">Draw what happens the first time you use a superpower.</w:t>
+            </w:r>
+          </w:p>
+        </w:tc>
+        <w:tc>
+          <w:p/>
+        </w:tc>
+      </w:tr>
+      <w:tr>
+        <w:tc>
+          <w:p>
+            <w:pPr>
+              <w:pStyle w:val="Compact"/>
+              <w:jc w:val="left"/>
+            </w:pPr>
+            <w:r>
+              <w:t xml:space="preserve">T2</w:t>
+            </w:r>
+          </w:p>
+        </w:tc>
+        <w:tc>
+          <w:p>
+            <w:pPr>
+              <w:pStyle w:val="Compact"/>
+              <w:jc w:val="left"/>
+            </w:pPr>
+            <w:r>
+              <w:t xml:space="preserve">M0_A2</w:t>
+            </w:r>
+          </w:p>
+        </w:tc>
+        <w:tc>
+          <w:p>
+            <w:pPr>
+              <w:pStyle w:val="Compact"/>
+              <w:jc w:val="left"/>
+            </w:pPr>
+            <w:r>
+              <w:t xml:space="preserve">共通</w:t>
+            </w:r>
+          </w:p>
+        </w:tc>
+        <w:tc>
+          <w:p>
+            <w:pPr>
+              <w:pStyle w:val="Compact"/>
+              <w:jc w:val="left"/>
+            </w:pPr>
+            <w:r>
+              <w:t xml:space="preserve">没有轮子的车</w:t>
+            </w:r>
+          </w:p>
+        </w:tc>
+        <w:tc>
+          <w:p>
+            <w:pPr>
+              <w:pStyle w:val="Compact"/>
+              <w:jc w:val="left"/>
+            </w:pPr>
+            <w:r>
+              <w:t xml:space="preserve">画一种不用轮子的交通工具，想想它怎么移动。</w:t>
+            </w:r>
+          </w:p>
+        </w:tc>
+        <w:tc>
+          <w:p>
+            <w:pPr>
+              <w:pStyle w:val="Compact"/>
+              <w:jc w:val="left"/>
+            </w:pPr>
+            <w:r>
+              <w:t xml:space="preserve">先想它怎么动，再想它长什么样。</w:t>
+            </w:r>
+          </w:p>
+        </w:tc>
+        <w:tc>
+          <w:p>
+            <w:pPr>
+              <w:pStyle w:val="Compact"/>
+              <w:jc w:val="left"/>
+            </w:pPr>
+            <w:r>
+              <w:t xml:space="preserve">A car without wheels</w:t>
+            </w:r>
+          </w:p>
+        </w:tc>
+        <w:tc>
+          <w:p>
+            <w:pPr>
+              <w:pStyle w:val="Compact"/>
+              <w:jc w:val="left"/>
+            </w:pPr>
+            <w:r>
+              <w:t xml:space="preserve">Draw a vehicle without wheels. Think about how it moves.</w:t>
             </w:r>
           </w:p>
         </w:tc>
@@ -24633,107 +24726,6 @@
               <w:jc w:val="left"/>
             </w:pPr>
             <w:r>
-              <w:t xml:space="preserve">T2</w:t>
-            </w:r>
-          </w:p>
-        </w:tc>
-        <w:tc>
-          <w:p>
-            <w:pPr>
-              <w:pStyle w:val="Compact"/>
-              <w:jc w:val="left"/>
-            </w:pPr>
-            <w:r>
-              <w:t xml:space="preserve">M0_A2</w:t>
-            </w:r>
-          </w:p>
-        </w:tc>
-        <w:tc>
-          <w:p>
-            <w:pPr>
-              <w:pStyle w:val="Compact"/>
-              <w:jc w:val="left"/>
-            </w:pPr>
-            <w:r>
-              <w:t xml:space="preserve">共通</w:t>
-            </w:r>
-          </w:p>
-        </w:tc>
-        <w:tc>
-          <w:p>
-            <w:pPr>
-              <w:pStyle w:val="Compact"/>
-              <w:jc w:val="left"/>
-            </w:pPr>
-            <w:r>
-              <w:t xml:space="preserve">不用轮子的车</w:t>
-            </w:r>
-          </w:p>
-        </w:tc>
-        <w:tc>
-          <w:p>
-            <w:pPr>
-              <w:pStyle w:val="Compact"/>
-              <w:jc w:val="left"/>
-            </w:pPr>
-            <w:r>
-              <w:t xml:space="preserve">设计一台不用轮子的交通工具，想想它怎样移动。</w:t>
-            </w:r>
-          </w:p>
-        </w:tc>
-        <w:tc>
-          <w:p>
-            <w:pPr>
-              <w:pStyle w:val="Compact"/>
-              <w:jc w:val="left"/>
-            </w:pPr>
-            <w:r>
-              <w:t xml:space="preserve">先想它怎么动，再想它长什么样。</w:t>
-            </w:r>
-          </w:p>
-        </w:tc>
-        <w:tc>
-          <w:p>
-            <w:pPr>
-              <w:pStyle w:val="Compact"/>
-              <w:jc w:val="left"/>
-            </w:pPr>
-            <w:r>
-              <w:t xml:space="preserve">A car with no wheels</w:t>
-            </w:r>
-          </w:p>
-        </w:tc>
-        <w:tc>
-          <w:p>
-            <w:pPr>
-              <w:pStyle w:val="Compact"/>
-              <w:jc w:val="left"/>
-            </w:pPr>
-            <w:r>
-              <w:t xml:space="preserve">Design a vehicle without wheels. Think about how it moves.</w:t>
-            </w:r>
-          </w:p>
-        </w:tc>
-        <w:tc>
-          <w:p>
-            <w:pPr>
-              <w:pStyle w:val="Compact"/>
-              <w:jc w:val="left"/>
-            </w:pPr>
-            <w:r>
-              <w:t xml:space="preserve">长</w:t>
-            </w:r>
-          </w:p>
-        </w:tc>
-      </w:tr>
-      <w:tr>
-        <w:tc>
-          <w:p>
-            <w:pPr>
-              <w:pStyle w:val="Compact"/>
-              <w:jc w:val="left"/>
-            </w:pPr>
-            <w:r>
               <w:t xml:space="preserve">T3</w:t>
             </w:r>
           </w:p>
@@ -24778,18 +24770,18 @@
               <w:jc w:val="left"/>
             </w:pPr>
             <w:r>
-              <w:t xml:space="preserve">画一家只招待怪兽的餐厅，看看它们在吃什么。</w:t>
-            </w:r>
-          </w:p>
-        </w:tc>
-        <w:tc>
-          <w:p>
-            <w:pPr>
-              <w:pStyle w:val="Compact"/>
-              <w:jc w:val="left"/>
-            </w:pPr>
-            <w:r>
-              <w:t xml:space="preserve">菜单上会有什么？</w:t>
+              <w:t xml:space="preserve">画一家只招待怪兽的餐厅，画出它们在吃什么。</w:t>
+            </w:r>
+          </w:p>
+        </w:tc>
+        <w:tc>
+          <w:p>
+            <w:pPr>
+              <w:pStyle w:val="Compact"/>
+              <w:jc w:val="left"/>
+            </w:pPr>
+            <w:r>
+              <w:t xml:space="preserve">菜单上有什么？</w:t>
             </w:r>
           </w:p>
         </w:tc>
@@ -24811,7 +24803,7 @@
               <w:jc w:val="left"/>
             </w:pPr>
             <w:r>
-              <w:t xml:space="preserve">Draw a restaurant that serves only monsters. What are they eating?</w:t>
+              <w:t xml:space="preserve">Draw a restaurant only for monsters. Show what they are eating.</w:t>
             </w:r>
           </w:p>
         </w:tc>
@@ -24860,51 +24852,51 @@
               <w:jc w:val="left"/>
             </w:pPr>
             <w:r>
-              <w:t xml:space="preserve">有性格的食物</w:t>
-            </w:r>
-          </w:p>
-        </w:tc>
-        <w:tc>
-          <w:p>
-            <w:pPr>
-              <w:pStyle w:val="Compact"/>
-              <w:jc w:val="left"/>
-            </w:pPr>
-            <w:r>
-              <w:t xml:space="preserve">选一种食物，给它画出自己的性格。它今天是什么心情？</w:t>
-            </w:r>
-          </w:p>
-        </w:tc>
-        <w:tc>
-          <w:p>
-            <w:pPr>
-              <w:pStyle w:val="Compact"/>
-              <w:jc w:val="left"/>
-            </w:pPr>
-            <w:r>
-              <w:t xml:space="preserve">它也可以有手有脚。</w:t>
-            </w:r>
-          </w:p>
-        </w:tc>
-        <w:tc>
-          <w:p>
-            <w:pPr>
-              <w:pStyle w:val="Compact"/>
-              <w:jc w:val="left"/>
-            </w:pPr>
-            <w:r>
-              <w:t xml:space="preserve">Food with a personality</w:t>
-            </w:r>
-          </w:p>
-        </w:tc>
-        <w:tc>
-          <w:p>
-            <w:pPr>
-              <w:pStyle w:val="Compact"/>
-              <w:jc w:val="left"/>
-            </w:pPr>
-            <w:r>
-              <w:t xml:space="preserve">Choose a food and give it a personality in your drawing. How is it feeling today?</w:t>
+              <w:t xml:space="preserve">食物的心情</w:t>
+            </w:r>
+          </w:p>
+        </w:tc>
+        <w:tc>
+          <w:p>
+            <w:pPr>
+              <w:pStyle w:val="Compact"/>
+              <w:jc w:val="left"/>
+            </w:pPr>
+            <w:r>
+              <w:t xml:space="preserve">选一种食物，画出它的性格和今天的心情。</w:t>
+            </w:r>
+          </w:p>
+        </w:tc>
+        <w:tc>
+          <w:p>
+            <w:pPr>
+              <w:pStyle w:val="Compact"/>
+              <w:jc w:val="left"/>
+            </w:pPr>
+            <w:r>
+              <w:t xml:space="preserve">可以给它加上手脚。</w:t>
+            </w:r>
+          </w:p>
+        </w:tc>
+        <w:tc>
+          <w:p>
+            <w:pPr>
+              <w:pStyle w:val="Compact"/>
+              <w:jc w:val="left"/>
+            </w:pPr>
+            <w:r>
+              <w:t xml:space="preserve">How food feels</w:t>
+            </w:r>
+          </w:p>
+        </w:tc>
+        <w:tc>
+          <w:p>
+            <w:pPr>
+              <w:pStyle w:val="Compact"/>
+              <w:jc w:val="left"/>
+            </w:pPr>
+            <w:r>
+              <w:t xml:space="preserve">Choose a food. Draw its personality and how it feels today.</w:t>
             </w:r>
           </w:p>
         </w:tc>
@@ -24953,51 +24945,51 @@
               <w:jc w:val="left"/>
             </w:pPr>
             <w:r>
-              <w:t xml:space="preserve">最后一关</w:t>
-            </w:r>
-          </w:p>
-        </w:tc>
-        <w:tc>
-          <w:p>
-            <w:pPr>
-              <w:pStyle w:val="Compact"/>
-              <w:jc w:val="left"/>
-            </w:pPr>
-            <w:r>
-              <w:t xml:space="preserve">画出游戏的最后一关。最后的 Boss 也可以是一只闹钟。</w:t>
-            </w:r>
-          </w:p>
-        </w:tc>
-        <w:tc>
-          <w:p>
-            <w:pPr>
-              <w:pStyle w:val="Compact"/>
-              <w:jc w:val="left"/>
-            </w:pPr>
-            <w:r>
-              <w:t xml:space="preserve">Boss 不一定是怪兽。</w:t>
-            </w:r>
-          </w:p>
-        </w:tc>
-        <w:tc>
-          <w:p>
-            <w:pPr>
-              <w:pStyle w:val="Compact"/>
-              <w:jc w:val="left"/>
-            </w:pPr>
-            <w:r>
-              <w:t xml:space="preserve">The final level</w:t>
-            </w:r>
-          </w:p>
-        </w:tc>
-        <w:tc>
-          <w:p>
-            <w:pPr>
-              <w:pStyle w:val="Compact"/>
-              <w:jc w:val="left"/>
-            </w:pPr>
-            <w:r>
-              <w:t xml:space="preserve">Draw the final level of a game. The boss could even be an alarm clock.</w:t>
+              <w:t xml:space="preserve">游戏最后一关</w:t>
+            </w:r>
+          </w:p>
+        </w:tc>
+        <w:tc>
+          <w:p>
+            <w:pPr>
+              <w:pStyle w:val="Compact"/>
+              <w:jc w:val="left"/>
+            </w:pPr>
+            <w:r>
+              <w:t xml:space="preserve">画出游戏的最后一关。</w:t>
+            </w:r>
+          </w:p>
+        </w:tc>
+        <w:tc>
+          <w:p>
+            <w:pPr>
+              <w:pStyle w:val="Compact"/>
+              <w:jc w:val="left"/>
+            </w:pPr>
+            <w:r>
+              <w:t xml:space="preserve">最后的对手不一定是怪兽。</w:t>
+            </w:r>
+          </w:p>
+        </w:tc>
+        <w:tc>
+          <w:p>
+            <w:pPr>
+              <w:pStyle w:val="Compact"/>
+              <w:jc w:val="left"/>
+            </w:pPr>
+            <w:r>
+              <w:t xml:space="preserve">The last game level</w:t>
+            </w:r>
+          </w:p>
+        </w:tc>
+        <w:tc>
+          <w:p>
+            <w:pPr>
+              <w:pStyle w:val="Compact"/>
+              <w:jc w:val="left"/>
+            </w:pPr>
+            <w:r>
+              <w:t xml:space="preserve">Draw the last level of a game.</w:t>
             </w:r>
           </w:p>
         </w:tc>
@@ -25057,7 +25049,7 @@
               <w:jc w:val="left"/>
             </w:pPr>
             <w:r>
-              <w:t xml:space="preserve">画一座海底城市，让人看见大家在里面怎样生活。</w:t>
+              <w:t xml:space="preserve">画一座海底城市，画出人们在里面怎样生活。</w:t>
             </w:r>
           </w:p>
         </w:tc>
@@ -25079,18 +25071,18 @@
               <w:jc w:val="left"/>
             </w:pPr>
             <w:r>
-              <w:t xml:space="preserve">Undersea city</w:t>
-            </w:r>
-          </w:p>
-        </w:tc>
-        <w:tc>
-          <w:p>
-            <w:pPr>
-              <w:pStyle w:val="Compact"/>
-              <w:jc w:val="left"/>
-            </w:pPr>
-            <w:r>
-              <w:t xml:space="preserve">Draw an underwater city showing how people live there.</w:t>
+              <w:t xml:space="preserve">Underwater city</w:t>
+            </w:r>
+          </w:p>
+        </w:tc>
+        <w:tc>
+          <w:p>
+            <w:pPr>
+              <w:pStyle w:val="Compact"/>
+              <w:jc w:val="left"/>
+            </w:pPr>
+            <w:r>
+              <w:t xml:space="preserve">Draw an underwater city. Show how people live there.</w:t>
             </w:r>
           </w:p>
         </w:tc>
@@ -25139,51 +25131,51 @@
               <w:jc w:val="left"/>
             </w:pPr>
             <w:r>
-              <w:t xml:space="preserve">机器和植物</w:t>
-            </w:r>
-          </w:p>
-        </w:tc>
-        <w:tc>
-          <w:p>
-            <w:pPr>
-              <w:pStyle w:val="Compact"/>
-              <w:jc w:val="left"/>
-            </w:pPr>
-            <w:r>
-              <w:t xml:space="preserve">画一个机器人和植物住在一起的地方。是谁在照顾谁？</w:t>
-            </w:r>
-          </w:p>
-        </w:tc>
-        <w:tc>
-          <w:p>
-            <w:pPr>
-              <w:pStyle w:val="Compact"/>
-              <w:jc w:val="left"/>
-            </w:pPr>
-            <w:r>
-              <w:t xml:space="preserve">机器上也可以长出植物。</w:t>
-            </w:r>
-          </w:p>
-        </w:tc>
-        <w:tc>
-          <w:p>
-            <w:pPr>
-              <w:pStyle w:val="Compact"/>
-              <w:jc w:val="left"/>
-            </w:pPr>
-            <w:r>
-              <w:t xml:space="preserve">Machines and plants</w:t>
-            </w:r>
-          </w:p>
-        </w:tc>
-        <w:tc>
-          <w:p>
-            <w:pPr>
-              <w:pStyle w:val="Compact"/>
-              <w:jc w:val="left"/>
-            </w:pPr>
-            <w:r>
-              <w:t xml:space="preserve">Draw a place where a robot and plants live together. Who looks after whom?</w:t>
+              <w:t xml:space="preserve">机器人和植物</w:t>
+            </w:r>
+          </w:p>
+        </w:tc>
+        <w:tc>
+          <w:p>
+            <w:pPr>
+              <w:pStyle w:val="Compact"/>
+              <w:jc w:val="left"/>
+            </w:pPr>
+            <w:r>
+              <w:t xml:space="preserve">画一个机器人和植物住在一起的地方，想想谁照顾谁。</w:t>
+            </w:r>
+          </w:p>
+        </w:tc>
+        <w:tc>
+          <w:p>
+            <w:pPr>
+              <w:pStyle w:val="Compact"/>
+              <w:jc w:val="left"/>
+            </w:pPr>
+            <w:r>
+              <w:t xml:space="preserve">机器人身上也可以长出植物。</w:t>
+            </w:r>
+          </w:p>
+        </w:tc>
+        <w:tc>
+          <w:p>
+            <w:pPr>
+              <w:pStyle w:val="Compact"/>
+              <w:jc w:val="left"/>
+            </w:pPr>
+            <w:r>
+              <w:t xml:space="preserve">Robot and plants</w:t>
+            </w:r>
+          </w:p>
+        </w:tc>
+        <w:tc>
+          <w:p>
+            <w:pPr>
+              <w:pStyle w:val="Compact"/>
+              <w:jc w:val="left"/>
+            </w:pPr>
+            <w:r>
+              <w:t xml:space="preserve">Draw a place where a robot and plants live together. Think about who looks after whom.</w:t>
             </w:r>
           </w:p>
         </w:tc>
@@ -25240,29 +25232,29 @@
               <w:jc w:val="left"/>
             </w:pPr>
             <w:r>
-              <w:t xml:space="preserve">体育馆的夜晚</w:t>
-            </w:r>
-          </w:p>
-        </w:tc>
-        <w:tc>
-          <w:p>
-            <w:pPr>
-              <w:pStyle w:val="Compact"/>
-              <w:jc w:val="left"/>
-            </w:pPr>
-            <w:r>
-              <w:t xml:space="preserve">到了晚上，体育馆变成了另一个世界。把你看到的画下来。</w:t>
-            </w:r>
-          </w:p>
-        </w:tc>
-        <w:tc>
-          <w:p>
-            <w:pPr>
-              <w:pStyle w:val="Compact"/>
-              <w:jc w:val="left"/>
-            </w:pPr>
-            <w:r>
-              <w:t xml:space="preserve">白天的东西还在，只是变了样。</w:t>
+              <w:t xml:space="preserve">夜晚的体育馆</w:t>
+            </w:r>
+          </w:p>
+        </w:tc>
+        <w:tc>
+          <w:p>
+            <w:pPr>
+              <w:pStyle w:val="Compact"/>
+              <w:jc w:val="left"/>
+            </w:pPr>
+            <w:r>
+              <w:t xml:space="preserve">晚上，体育馆变成了另一个世界。画出它的样子。</w:t>
+            </w:r>
+          </w:p>
+        </w:tc>
+        <w:tc>
+          <w:p>
+            <w:pPr>
+              <w:pStyle w:val="Compact"/>
+              <w:jc w:val="left"/>
+            </w:pPr>
+            <w:r>
+              <w:t xml:space="preserve">原来的东西还在，只是变了样。</w:t>
             </w:r>
           </w:p>
         </w:tc>
@@ -25284,7 +25276,7 @@
               <w:jc w:val="left"/>
             </w:pPr>
             <w:r>
-              <w:t xml:space="preserve">At night, the gym becomes another world. Draw what you see.</w:t>
+              <w:t xml:space="preserve">At night, the gym becomes another world. Draw what it looks like.</w:t>
             </w:r>
           </w:p>
         </w:tc>
@@ -25460,18 +25452,18 @@
               <w:jc w:val="left"/>
             </w:pPr>
             <w:r>
-              <w:t xml:space="preserve">破掉的照片</w:t>
-            </w:r>
-          </w:p>
-        </w:tc>
-        <w:tc>
-          <w:p>
-            <w:pPr>
-              <w:pStyle w:val="Compact"/>
-              <w:jc w:val="left"/>
-            </w:pPr>
-            <w:r>
-              <w:t xml:space="preserve">这张照片破损了。照着照片，把这个地方重新画出来。</w:t>
+              <w:t xml:space="preserve">照着照片画</w:t>
+            </w:r>
+          </w:p>
+        </w:tc>
+        <w:tc>
+          <w:p>
+            <w:pPr>
+              <w:pStyle w:val="Compact"/>
+              <w:jc w:val="left"/>
+            </w:pPr>
+            <w:r>
+              <w:t xml:space="preserve">照片破了。照着照片，把图里的地方重新画出来。</w:t>
             </w:r>
           </w:p>
         </w:tc>
@@ -25493,18 +25485,18 @@
               <w:jc w:val="left"/>
             </w:pPr>
             <w:r>
-              <w:t xml:space="preserve">The torn photo</w:t>
-            </w:r>
-          </w:p>
-        </w:tc>
-        <w:tc>
-          <w:p>
-            <w:pPr>
-              <w:pStyle w:val="Compact"/>
-              <w:jc w:val="left"/>
-            </w:pPr>
-            <w:r>
-              <w:t xml:space="preserve">This photo is damaged. Use it to draw the place again.</w:t>
+              <w:t xml:space="preserve">Draw from the photo</w:t>
+            </w:r>
+          </w:p>
+        </w:tc>
+        <w:tc>
+          <w:p>
+            <w:pPr>
+              <w:pStyle w:val="Compact"/>
+              <w:jc w:val="left"/>
+            </w:pPr>
+            <w:r>
+              <w:t xml:space="preserve">The photo is torn. Use it to draw the place again.</w:t>
             </w:r>
           </w:p>
         </w:tc>
@@ -25561,51 +25553,51 @@
               <w:jc w:val="left"/>
             </w:pPr>
             <w:r>
-              <w:t xml:space="preserve">机器人的记忆</w:t>
-            </w:r>
-          </w:p>
-        </w:tc>
-        <w:tc>
-          <w:p>
-            <w:pPr>
-              <w:pStyle w:val="Compact"/>
-              <w:jc w:val="left"/>
-            </w:pPr>
-            <w:r>
-              <w:t xml:space="preserve">机器人只记得这张图。帮它把图里的地方重新画出来。</w:t>
-            </w:r>
-          </w:p>
-        </w:tc>
-        <w:tc>
-          <w:p>
-            <w:pPr>
-              <w:pStyle w:val="Compact"/>
-              <w:jc w:val="left"/>
-            </w:pPr>
-            <w:r>
-              <w:t xml:space="preserve">先看东西的位置，再补细节。</w:t>
-            </w:r>
-          </w:p>
-        </w:tc>
-        <w:tc>
-          <w:p>
-            <w:pPr>
-              <w:pStyle w:val="Compact"/>
-              <w:jc w:val="left"/>
-            </w:pPr>
-            <w:r>
-              <w:t xml:space="preserve">The robot's memory</w:t>
-            </w:r>
-          </w:p>
-        </w:tc>
-        <w:tc>
-          <w:p>
-            <w:pPr>
-              <w:pStyle w:val="Compact"/>
-              <w:jc w:val="left"/>
-            </w:pPr>
-            <w:r>
-              <w:t xml:space="preserve">The robot only remembers this picture. Help it draw the place again.</w:t>
+              <w:t xml:space="preserve">帮机器人画画</w:t>
+            </w:r>
+          </w:p>
+        </w:tc>
+        <w:tc>
+          <w:p>
+            <w:pPr>
+              <w:pStyle w:val="Compact"/>
+              <w:jc w:val="left"/>
+            </w:pPr>
+            <w:r>
+              <w:t xml:space="preserve">机器人只记得这张图。照着图，帮它画出里面的地方。</w:t>
+            </w:r>
+          </w:p>
+        </w:tc>
+        <w:tc>
+          <w:p>
+            <w:pPr>
+              <w:pStyle w:val="Compact"/>
+              <w:jc w:val="left"/>
+            </w:pPr>
+            <w:r>
+              <w:t xml:space="preserve">先看东西在哪里，再画细节。</w:t>
+            </w:r>
+          </w:p>
+        </w:tc>
+        <w:tc>
+          <w:p>
+            <w:pPr>
+              <w:pStyle w:val="Compact"/>
+              <w:jc w:val="left"/>
+            </w:pPr>
+            <w:r>
+              <w:t xml:space="preserve">Help the robot draw</w:t>
+            </w:r>
+          </w:p>
+        </w:tc>
+        <w:tc>
+          <w:p>
+            <w:pPr>
+              <w:pStyle w:val="Compact"/>
+              <w:jc w:val="left"/>
+            </w:pPr>
+            <w:r>
+              <w:t xml:space="preserve">The robot only remembers this picture. Use it to draw the place for the robot.</w:t>
             </w:r>
           </w:p>
         </w:tc>
@@ -25673,18 +25665,18 @@
               <w:jc w:val="left"/>
             </w:pPr>
             <w:r>
-              <w:t xml:space="preserve">图里就是藏宝的地方。照着画一张，让别人也能找到。</w:t>
-            </w:r>
-          </w:p>
-        </w:tc>
-        <w:tc>
-          <w:p>
-            <w:pPr>
-              <w:pStyle w:val="Compact"/>
-              <w:jc w:val="left"/>
-            </w:pPr>
-            <w:r>
-              <w:t xml:space="preserve">哪些东西在左边，哪些在右边？</w:t>
+              <w:t xml:space="preserve">照着图画出藏宝的地方，让别人能找到。</w:t>
+            </w:r>
+          </w:p>
+        </w:tc>
+        <w:tc>
+          <w:p>
+            <w:pPr>
+              <w:pStyle w:val="Compact"/>
+              <w:jc w:val="left"/>
+            </w:pPr>
+            <w:r>
+              <w:t xml:space="preserve">看看哪些东西在左边，哪些在右边。</w:t>
             </w:r>
           </w:p>
         </w:tc>
@@ -25706,20 +25698,12 @@
               <w:jc w:val="left"/>
             </w:pPr>
             <w:r>
-              <w:t xml:space="preserve">The picture shows where the treasure is hidden. Copy it so others can find the place.</w:t>
-            </w:r>
-          </w:p>
-        </w:tc>
-        <w:tc>
-          <w:p>
-            <w:pPr>
-              <w:pStyle w:val="Compact"/>
-              <w:jc w:val="left"/>
-            </w:pPr>
-            <w:r>
-              <w:t xml:space="preserve">长</w:t>
-            </w:r>
-          </w:p>
+              <w:t xml:space="preserve">Use the picture to draw where the treasure is hidden, so others can find the place.</w:t>
+            </w:r>
+          </w:p>
+        </w:tc>
+        <w:tc>
+          <w:p/>
         </w:tc>
       </w:tr>
       <w:tr>
@@ -25774,18 +25758,18 @@
               <w:jc w:val="left"/>
             </w:pPr>
             <w:r>
-              <w:t xml:space="preserve">小猫走丢了，只记得家是图里的样子。照着图画出它的家。</w:t>
-            </w:r>
-          </w:p>
-        </w:tc>
-        <w:tc>
-          <w:p>
-            <w:pPr>
-              <w:pStyle w:val="Compact"/>
-              <w:jc w:val="left"/>
-            </w:pPr>
-            <w:r>
-              <w:t xml:space="preserve">先找大物体的位置，再看细节。</w:t>
+              <w:t xml:space="preserve">小猫找不到家了。照着图，画出它的家。</w:t>
+            </w:r>
+          </w:p>
+        </w:tc>
+        <w:tc>
+          <w:p>
+            <w:pPr>
+              <w:pStyle w:val="Compact"/>
+              <w:jc w:val="left"/>
+            </w:pPr>
+            <w:r>
+              <w:t xml:space="preserve">先看大的东西在哪里，再画细节。</w:t>
             </w:r>
           </w:p>
         </w:tc>
@@ -25807,20 +25791,12 @@
               <w:jc w:val="left"/>
             </w:pPr>
             <w:r>
-              <w:t xml:space="preserve">A kitten is lost and only remembers its home as it looks in this picture. Draw its home from the picture.</w:t>
-            </w:r>
-          </w:p>
-        </w:tc>
-        <w:tc>
-          <w:p>
-            <w:pPr>
-              <w:pStyle w:val="Compact"/>
-              <w:jc w:val="left"/>
-            </w:pPr>
-            <w:r>
-              <w:t xml:space="preserve">长</w:t>
-            </w:r>
-          </w:p>
+              <w:t xml:space="preserve">A kitten cannot find its home. Use the picture to draw its home.</w:t>
+            </w:r>
+          </w:p>
+        </w:tc>
+        <w:tc>
+          <w:p/>
         </w:tc>
       </w:tr>
       <w:tr>
@@ -25864,18 +25840,18 @@
               <w:jc w:val="left"/>
             </w:pPr>
             <w:r>
-              <w:t xml:space="preserve">拼图的最后一块</w:t>
-            </w:r>
-          </w:p>
-        </w:tc>
-        <w:tc>
-          <w:p>
-            <w:pPr>
-              <w:pStyle w:val="Compact"/>
-              <w:jc w:val="left"/>
-            </w:pPr>
-            <w:r>
-              <w:t xml:space="preserve">拼图缺了一大块。照着这张图，把缺少的部分补完整。</w:t>
+              <w:t xml:space="preserve">补全拼图</w:t>
+            </w:r>
+          </w:p>
+        </w:tc>
+        <w:tc>
+          <w:p>
+            <w:pPr>
+              <w:pStyle w:val="Compact"/>
+              <w:jc w:val="left"/>
+            </w:pPr>
+            <w:r>
+              <w:t xml:space="preserve">拼图少了一大块。照着图，把缺的部分画完整。</w:t>
             </w:r>
           </w:p>
         </w:tc>
@@ -25897,31 +25873,23 @@
               <w:jc w:val="left"/>
             </w:pPr>
             <w:r>
-              <w:t xml:space="preserve">The last puzzle piece</w:t>
-            </w:r>
-          </w:p>
-        </w:tc>
-        <w:tc>
-          <w:p>
-            <w:pPr>
-              <w:pStyle w:val="Compact"/>
-              <w:jc w:val="left"/>
-            </w:pPr>
-            <w:r>
-              <w:t xml:space="preserve">A large piece of the puzzle is missing. Use this picture to fill in the missing part.</w:t>
-            </w:r>
-          </w:p>
-        </w:tc>
-        <w:tc>
-          <w:p>
-            <w:pPr>
-              <w:pStyle w:val="Compact"/>
-              <w:jc w:val="left"/>
-            </w:pPr>
-            <w:r>
-              <w:t xml:space="preserve">长</w:t>
-            </w:r>
-          </w:p>
+              <w:t xml:space="preserve">Complete the puzzle</w:t>
+            </w:r>
+          </w:p>
+        </w:tc>
+        <w:tc>
+          <w:p>
+            <w:pPr>
+              <w:pStyle w:val="Compact"/>
+              <w:jc w:val="left"/>
+            </w:pPr>
+            <w:r>
+              <w:t xml:space="preserve">A large piece of the puzzle is missing. Use the picture to draw the missing part.</w:t>
+            </w:r>
+          </w:p>
+        </w:tc>
+        <w:tc>
+          <w:p/>
         </w:tc>
       </w:tr>
       <w:tr>
@@ -25965,64 +25933,56 @@
               <w:jc w:val="left"/>
             </w:pPr>
             <w:r>
-              <w:t xml:space="preserve">无人机失联</w:t>
-            </w:r>
-          </w:p>
-        </w:tc>
-        <w:tc>
-          <w:p>
-            <w:pPr>
-              <w:pStyle w:val="Compact"/>
-              <w:jc w:val="left"/>
-            </w:pPr>
-            <w:r>
-              <w:t xml:space="preserve">无人机传回这张图后就失联了。把图里的地点画下来。</w:t>
-            </w:r>
-          </w:p>
-        </w:tc>
-        <w:tc>
-          <w:p>
-            <w:pPr>
-              <w:pStyle w:val="Compact"/>
-              <w:jc w:val="left"/>
-            </w:pPr>
-            <w:r>
-              <w:t xml:space="preserve">先看整体位置，再看大小关系。</w:t>
-            </w:r>
-          </w:p>
-        </w:tc>
-        <w:tc>
-          <w:p>
-            <w:pPr>
-              <w:pStyle w:val="Compact"/>
-              <w:jc w:val="left"/>
-            </w:pPr>
-            <w:r>
-              <w:t xml:space="preserve">Lost contact with the drone</w:t>
-            </w:r>
-          </w:p>
-        </w:tc>
-        <w:tc>
-          <w:p>
-            <w:pPr>
-              <w:pStyle w:val="Compact"/>
-              <w:jc w:val="left"/>
-            </w:pPr>
-            <w:r>
-              <w:t xml:space="preserve">The drone lost contact after sending this picture. Draw the place shown in it.</w:t>
-            </w:r>
-          </w:p>
-        </w:tc>
-        <w:tc>
-          <w:p>
-            <w:pPr>
-              <w:pStyle w:val="Compact"/>
-              <w:jc w:val="left"/>
-            </w:pPr>
-            <w:r>
-              <w:t xml:space="preserve">长</w:t>
-            </w:r>
-          </w:p>
+              <w:t xml:space="preserve">无人机的图</w:t>
+            </w:r>
+          </w:p>
+        </w:tc>
+        <w:tc>
+          <w:p>
+            <w:pPr>
+              <w:pStyle w:val="Compact"/>
+              <w:jc w:val="left"/>
+            </w:pPr>
+            <w:r>
+              <w:t xml:space="preserve">照着无人机传回的图，画出这个地方。</w:t>
+            </w:r>
+          </w:p>
+        </w:tc>
+        <w:tc>
+          <w:p>
+            <w:pPr>
+              <w:pStyle w:val="Compact"/>
+              <w:jc w:val="left"/>
+            </w:pPr>
+            <w:r>
+              <w:t xml:space="preserve">先看东西的位置，再比较大小。</w:t>
+            </w:r>
+          </w:p>
+        </w:tc>
+        <w:tc>
+          <w:p>
+            <w:pPr>
+              <w:pStyle w:val="Compact"/>
+              <w:jc w:val="left"/>
+            </w:pPr>
+            <w:r>
+              <w:t xml:space="preserve">The drone's picture</w:t>
+            </w:r>
+          </w:p>
+        </w:tc>
+        <w:tc>
+          <w:p>
+            <w:pPr>
+              <w:pStyle w:val="Compact"/>
+              <w:jc w:val="left"/>
+            </w:pPr>
+            <w:r>
+              <w:t xml:space="preserve">Draw the place shown in the picture sent by the drone.</w:t>
+            </w:r>
+          </w:p>
+        </w:tc>
+        <w:tc>
+          <w:p/>
         </w:tc>
       </w:tr>
       <w:tr>
@@ -26066,62 +26026,62 @@
               <w:jc w:val="left"/>
             </w:pPr>
             <w:r>
-              <w:t xml:space="preserve">考古现场</w:t>
-            </w:r>
-          </w:p>
-        </w:tc>
-        <w:tc>
-          <w:p>
-            <w:pPr>
-              <w:pStyle w:val="Compact"/>
-              <w:jc w:val="left"/>
-            </w:pPr>
-            <w:r>
-              <w:t xml:space="preserve">一千年后，有人挖出了这张图。帮他们重建图里的地方。</w:t>
-            </w:r>
-          </w:p>
-        </w:tc>
-        <w:tc>
-          <w:p>
-            <w:pPr>
-              <w:pStyle w:val="Compact"/>
-              <w:jc w:val="left"/>
-            </w:pPr>
-            <w:r>
-              <w:t xml:space="preserve">哪些东西挨在一起，哪些是分开的？</w:t>
-            </w:r>
-          </w:p>
-        </w:tc>
-        <w:tc>
-          <w:p>
-            <w:pPr>
-              <w:pStyle w:val="Compact"/>
-              <w:jc w:val="left"/>
-            </w:pPr>
-            <w:r>
-              <w:t xml:space="preserve">Archaeological dig</w:t>
-            </w:r>
-          </w:p>
-        </w:tc>
-        <w:tc>
-          <w:p>
-            <w:pPr>
-              <w:pStyle w:val="Compact"/>
-              <w:jc w:val="left"/>
-            </w:pPr>
-            <w:r>
-              <w:t xml:space="preserve">A thousand years from now, someone digs up this picture. Help them reconstruct the place it shows.</w:t>
-            </w:r>
-          </w:p>
-        </w:tc>
-        <w:tc>
-          <w:p>
-            <w:pPr>
-              <w:pStyle w:val="Compact"/>
-              <w:jc w:val="left"/>
-            </w:pPr>
-            <w:r>
-              <w:t xml:space="preserve">套话:一起 长</w:t>
+              <w:t xml:space="preserve">旧图</w:t>
+            </w:r>
+          </w:p>
+        </w:tc>
+        <w:tc>
+          <w:p>
+            <w:pPr>
+              <w:pStyle w:val="Compact"/>
+              <w:jc w:val="left"/>
+            </w:pPr>
+            <w:r>
+              <w:t xml:space="preserve">照着这张旧图，画出原来的地方。</w:t>
+            </w:r>
+          </w:p>
+        </w:tc>
+        <w:tc>
+          <w:p>
+            <w:pPr>
+              <w:pStyle w:val="Compact"/>
+              <w:jc w:val="left"/>
+            </w:pPr>
+            <w:r>
+              <w:t xml:space="preserve">哪些东西挨在一起，哪些分开了？</w:t>
+            </w:r>
+          </w:p>
+        </w:tc>
+        <w:tc>
+          <w:p>
+            <w:pPr>
+              <w:pStyle w:val="Compact"/>
+              <w:jc w:val="left"/>
+            </w:pPr>
+            <w:r>
+              <w:t xml:space="preserve">An old picture</w:t>
+            </w:r>
+          </w:p>
+        </w:tc>
+        <w:tc>
+          <w:p>
+            <w:pPr>
+              <w:pStyle w:val="Compact"/>
+              <w:jc w:val="left"/>
+            </w:pPr>
+            <w:r>
+              <w:t xml:space="preserve">Use this old picture to draw the place as it was.</w:t>
+            </w:r>
+          </w:p>
+        </w:tc>
+        <w:tc>
+          <w:p>
+            <w:pPr>
+              <w:pStyle w:val="Compact"/>
+              <w:jc w:val="left"/>
+            </w:pPr>
+            <w:r>
+              <w:t xml:space="preserve">套话:一起</w:t>
             </w:r>
           </w:p>
         </w:tc>
@@ -26167,64 +26127,56 @@
               <w:jc w:val="left"/>
             </w:pPr>
             <w:r>
-              <w:t xml:space="preserve">被删的画</w:t>
-            </w:r>
-          </w:p>
-        </w:tc>
-        <w:tc>
-          <w:p>
-            <w:pPr>
-              <w:pStyle w:val="Compact"/>
-              <w:jc w:val="left"/>
-            </w:pPr>
-            <w:r>
-              <w:t xml:space="preserve">博物馆的一幅画被删去了一半。照着原图，把它复原。</w:t>
-            </w:r>
-          </w:p>
-        </w:tc>
-        <w:tc>
-          <w:p>
-            <w:pPr>
-              <w:pStyle w:val="Compact"/>
-              <w:jc w:val="left"/>
-            </w:pPr>
-            <w:r>
-              <w:t xml:space="preserve">保持原来的比例和位置。</w:t>
-            </w:r>
-          </w:p>
-        </w:tc>
-        <w:tc>
-          <w:p>
-            <w:pPr>
-              <w:pStyle w:val="Compact"/>
-              <w:jc w:val="left"/>
-            </w:pPr>
-            <w:r>
-              <w:t xml:space="preserve">The deleted painting</w:t>
-            </w:r>
-          </w:p>
-        </w:tc>
-        <w:tc>
-          <w:p>
-            <w:pPr>
-              <w:pStyle w:val="Compact"/>
-              <w:jc w:val="left"/>
-            </w:pPr>
-            <w:r>
-              <w:t xml:space="preserve">Half of a museum painting has been deleted. Restore it using the original image.</w:t>
-            </w:r>
-          </w:p>
-        </w:tc>
-        <w:tc>
-          <w:p>
-            <w:pPr>
-              <w:pStyle w:val="Compact"/>
-              <w:jc w:val="left"/>
-            </w:pPr>
-            <w:r>
-              <w:t xml:space="preserve">长</w:t>
-            </w:r>
-          </w:p>
+              <w:t xml:space="preserve">补全画作</w:t>
+            </w:r>
+          </w:p>
+        </w:tc>
+        <w:tc>
+          <w:p>
+            <w:pPr>
+              <w:pStyle w:val="Compact"/>
+              <w:jc w:val="left"/>
+            </w:pPr>
+            <w:r>
+              <w:t xml:space="preserve">这幅画少了一半。照着原图，把它补完整。</w:t>
+            </w:r>
+          </w:p>
+        </w:tc>
+        <w:tc>
+          <w:p>
+            <w:pPr>
+              <w:pStyle w:val="Compact"/>
+              <w:jc w:val="left"/>
+            </w:pPr>
+            <w:r>
+              <w:t xml:space="preserve">按原图画出东西的大小和位置。</w:t>
+            </w:r>
+          </w:p>
+        </w:tc>
+        <w:tc>
+          <w:p>
+            <w:pPr>
+              <w:pStyle w:val="Compact"/>
+              <w:jc w:val="left"/>
+            </w:pPr>
+            <w:r>
+              <w:t xml:space="preserve">Complete the painting</w:t>
+            </w:r>
+          </w:p>
+        </w:tc>
+        <w:tc>
+          <w:p>
+            <w:pPr>
+              <w:pStyle w:val="Compact"/>
+              <w:jc w:val="left"/>
+            </w:pPr>
+            <w:r>
+              <w:t xml:space="preserve">Half of the painting is missing. Use the original picture to complete it.</w:t>
+            </w:r>
+          </w:p>
+        </w:tc>
+        <w:tc>
+          <w:p/>
         </w:tc>
       </w:tr>
     </w:tbl>
@@ -26387,51 +26339,144 @@
               <w:jc w:val="left"/>
             </w:pPr>
             <w:r>
-              <w:t xml:space="preserve">外星观察</w:t>
-            </w:r>
-          </w:p>
-        </w:tc>
-        <w:tc>
-          <w:p>
-            <w:pPr>
-              <w:pStyle w:val="Compact"/>
-              <w:jc w:val="left"/>
-            </w:pPr>
-            <w:r>
-              <w:t xml:space="preserve">你刚来到一个星球。仔细看，把眼前的东西照样画下来。</w:t>
-            </w:r>
-          </w:p>
-        </w:tc>
-        <w:tc>
-          <w:p>
-            <w:pPr>
-              <w:pStyle w:val="Compact"/>
-              <w:jc w:val="left"/>
-            </w:pPr>
-            <w:r>
-              <w:t xml:space="preserve">看看物体的大小、位置，以及谁挡住了谁。</w:t>
-            </w:r>
-          </w:p>
-        </w:tc>
-        <w:tc>
-          <w:p>
-            <w:pPr>
-              <w:pStyle w:val="Compact"/>
-              <w:jc w:val="left"/>
-            </w:pPr>
-            <w:r>
-              <w:t xml:space="preserve">Alien field notes</w:t>
-            </w:r>
-          </w:p>
-        </w:tc>
-        <w:tc>
-          <w:p>
-            <w:pPr>
-              <w:pStyle w:val="Compact"/>
-              <w:jc w:val="left"/>
-            </w:pPr>
-            <w:r>
-              <w:t xml:space="preserve">You have just arrived on a planet. Look closely and draw the things in front of you as they are.</w:t>
+              <w:t xml:space="preserve">星球观察</w:t>
+            </w:r>
+          </w:p>
+        </w:tc>
+        <w:tc>
+          <w:p>
+            <w:pPr>
+              <w:pStyle w:val="Compact"/>
+              <w:jc w:val="left"/>
+            </w:pPr>
+            <w:r>
+              <w:t xml:space="preserve">你来到一个星球。照着眼前的东西画下来。</w:t>
+            </w:r>
+          </w:p>
+        </w:tc>
+        <w:tc>
+          <w:p>
+            <w:pPr>
+              <w:pStyle w:val="Compact"/>
+              <w:jc w:val="left"/>
+            </w:pPr>
+            <w:r>
+              <w:t xml:space="preserve">看看大小、位置，哪个挡住了哪个。</w:t>
+            </w:r>
+          </w:p>
+        </w:tc>
+        <w:tc>
+          <w:p>
+            <w:pPr>
+              <w:pStyle w:val="Compact"/>
+              <w:jc w:val="left"/>
+            </w:pPr>
+            <w:r>
+              <w:t xml:space="preserve">Look around a planet</w:t>
+            </w:r>
+          </w:p>
+        </w:tc>
+        <w:tc>
+          <w:p>
+            <w:pPr>
+              <w:pStyle w:val="Compact"/>
+              <w:jc w:val="left"/>
+            </w:pPr>
+            <w:r>
+              <w:t xml:space="preserve">You arrive on a planet. Draw the things in front of you as they are.</w:t>
+            </w:r>
+          </w:p>
+        </w:tc>
+        <w:tc>
+          <w:p/>
+        </w:tc>
+      </w:tr>
+      <w:tr>
+        <w:tc>
+          <w:p>
+            <w:pPr>
+              <w:pStyle w:val="Compact"/>
+              <w:jc w:val="left"/>
+            </w:pPr>
+            <w:r>
+              <w:t xml:space="preserve">T18</w:t>
+            </w:r>
+          </w:p>
+        </w:tc>
+        <w:tc>
+          <w:p>
+            <w:pPr>
+              <w:pStyle w:val="Compact"/>
+              <w:jc w:val="left"/>
+            </w:pPr>
+            <w:r>
+              <w:t xml:space="preserve">M2_A2</w:t>
+            </w:r>
+          </w:p>
+        </w:tc>
+        <w:tc>
+          <w:p>
+            <w:pPr>
+              <w:pStyle w:val="Compact"/>
+              <w:jc w:val="left"/>
+            </w:pPr>
+            <w:r>
+              <w:t xml:space="preserve">共通</w:t>
+            </w:r>
+          </w:p>
+        </w:tc>
+        <w:tc>
+          <w:p>
+            <w:pPr>
+              <w:pStyle w:val="Compact"/>
+              <w:jc w:val="left"/>
+            </w:pPr>
+            <w:r>
+              <w:t xml:space="preserve">帮机器人看图</w:t>
+            </w:r>
+          </w:p>
+        </w:tc>
+        <w:tc>
+          <w:p>
+            <w:pPr>
+              <w:pStyle w:val="Compact"/>
+              <w:jc w:val="left"/>
+            </w:pPr>
+            <w:r>
+              <w:t xml:space="preserve">机器人分不清大小和前后。照着图画一张，帮它看清楚。</w:t>
+            </w:r>
+          </w:p>
+        </w:tc>
+        <w:tc>
+          <w:p>
+            <w:pPr>
+              <w:pStyle w:val="Compact"/>
+              <w:jc w:val="left"/>
+            </w:pPr>
+            <w:r>
+              <w:t xml:space="preserve">按图里的大小、位置和前后顺序画。</w:t>
+            </w:r>
+          </w:p>
+        </w:tc>
+        <w:tc>
+          <w:p>
+            <w:pPr>
+              <w:pStyle w:val="Compact"/>
+              <w:jc w:val="left"/>
+            </w:pPr>
+            <w:r>
+              <w:t xml:space="preserve">Help the robot see</w:t>
+            </w:r>
+          </w:p>
+        </w:tc>
+        <w:tc>
+          <w:p>
+            <w:pPr>
+              <w:pStyle w:val="Compact"/>
+              <w:jc w:val="left"/>
+            </w:pPr>
+            <w:r>
+              <w:t xml:space="preserve">The robot cannot tell big from small or front from back. Copy the picture to help it see.</w:t>
             </w:r>
           </w:p>
         </w:tc>
@@ -26455,84 +26500,177 @@
               <w:jc w:val="left"/>
             </w:pPr>
             <w:r>
-              <w:t xml:space="preserve">T18</w:t>
-            </w:r>
-          </w:p>
-        </w:tc>
-        <w:tc>
-          <w:p>
-            <w:pPr>
-              <w:pStyle w:val="Compact"/>
-              <w:jc w:val="left"/>
-            </w:pPr>
-            <w:r>
-              <w:t xml:space="preserve">M2_A2</w:t>
-            </w:r>
-          </w:p>
-        </w:tc>
-        <w:tc>
-          <w:p>
-            <w:pPr>
-              <w:pStyle w:val="Compact"/>
-              <w:jc w:val="left"/>
-            </w:pPr>
-            <w:r>
-              <w:t xml:space="preserve">共通</w:t>
-            </w:r>
-          </w:p>
-        </w:tc>
-        <w:tc>
-          <w:p>
-            <w:pPr>
-              <w:pStyle w:val="Compact"/>
-              <w:jc w:val="left"/>
-            </w:pPr>
-            <w:r>
-              <w:t xml:space="preserve">教机器人看</w:t>
-            </w:r>
-          </w:p>
-        </w:tc>
-        <w:tc>
-          <w:p>
-            <w:pPr>
-              <w:pStyle w:val="Compact"/>
-              <w:jc w:val="left"/>
-            </w:pPr>
-            <w:r>
-              <w:t xml:space="preserve">机器人分不清大小和前后。照着图画一张，让它看明白。</w:t>
-            </w:r>
-          </w:p>
-        </w:tc>
-        <w:tc>
-          <w:p>
-            <w:pPr>
-              <w:pStyle w:val="Compact"/>
-              <w:jc w:val="left"/>
-            </w:pPr>
-            <w:r>
-              <w:t xml:space="preserve">按图中的大小、位置和前后关系画。</w:t>
-            </w:r>
-          </w:p>
-        </w:tc>
-        <w:tc>
-          <w:p>
-            <w:pPr>
-              <w:pStyle w:val="Compact"/>
-              <w:jc w:val="left"/>
-            </w:pPr>
-            <w:r>
-              <w:t xml:space="preserve">Teach the robot to see</w:t>
-            </w:r>
-          </w:p>
-        </w:tc>
-        <w:tc>
-          <w:p>
-            <w:pPr>
-              <w:pStyle w:val="Compact"/>
-              <w:jc w:val="left"/>
-            </w:pPr>
-            <w:r>
-              <w:t xml:space="preserve">The robot cannot tell big from small or front from back. Copy the picture to help it understand.</w:t>
+              <w:t xml:space="preserve">T19</w:t>
+            </w:r>
+          </w:p>
+        </w:tc>
+        <w:tc>
+          <w:p>
+            <w:pPr>
+              <w:pStyle w:val="Compact"/>
+              <w:jc w:val="left"/>
+            </w:pPr>
+            <w:r>
+              <w:t xml:space="preserve">M2_E3</w:t>
+            </w:r>
+          </w:p>
+        </w:tc>
+        <w:tc>
+          <w:p>
+            <w:pPr>
+              <w:pStyle w:val="Compact"/>
+              <w:jc w:val="left"/>
+            </w:pPr>
+            <w:r>
+              <w:t xml:space="preserve">小学</w:t>
+            </w:r>
+          </w:p>
+        </w:tc>
+        <w:tc>
+          <w:p>
+            <w:pPr>
+              <w:pStyle w:val="Compact"/>
+              <w:jc w:val="left"/>
+            </w:pPr>
+            <w:r>
+              <w:t xml:space="preserve">玩具清单</w:t>
+            </w:r>
+          </w:p>
+        </w:tc>
+        <w:tc>
+          <w:p>
+            <w:pPr>
+              <w:pStyle w:val="Compact"/>
+              <w:jc w:val="left"/>
+            </w:pPr>
+            <w:r>
+              <w:t xml:space="preserve">照着图，画下玩具店里的这几样东西。</w:t>
+            </w:r>
+          </w:p>
+        </w:tc>
+        <w:tc>
+          <w:p>
+            <w:pPr>
+              <w:pStyle w:val="Compact"/>
+              <w:jc w:val="left"/>
+            </w:pPr>
+            <w:r>
+              <w:t xml:space="preserve">先数一数有几样，再看它们在哪里。</w:t>
+            </w:r>
+          </w:p>
+        </w:tc>
+        <w:tc>
+          <w:p>
+            <w:pPr>
+              <w:pStyle w:val="Compact"/>
+              <w:jc w:val="left"/>
+            </w:pPr>
+            <w:r>
+              <w:t xml:space="preserve">Toy list</w:t>
+            </w:r>
+          </w:p>
+        </w:tc>
+        <w:tc>
+          <w:p>
+            <w:pPr>
+              <w:pStyle w:val="Compact"/>
+              <w:jc w:val="left"/>
+            </w:pPr>
+            <w:r>
+              <w:t xml:space="preserve">Draw these items in the toy shop as they appear in the picture.</w:t>
+            </w:r>
+          </w:p>
+        </w:tc>
+        <w:tc>
+          <w:p/>
+        </w:tc>
+      </w:tr>
+      <w:tr>
+        <w:tc>
+          <w:p>
+            <w:pPr>
+              <w:pStyle w:val="Compact"/>
+              <w:jc w:val="left"/>
+            </w:pPr>
+            <w:r>
+              <w:t xml:space="preserve">T20</w:t>
+            </w:r>
+          </w:p>
+        </w:tc>
+        <w:tc>
+          <w:p>
+            <w:pPr>
+              <w:pStyle w:val="Compact"/>
+              <w:jc w:val="left"/>
+            </w:pPr>
+            <w:r>
+              <w:t xml:space="preserve">M2_E4</w:t>
+            </w:r>
+          </w:p>
+        </w:tc>
+        <w:tc>
+          <w:p>
+            <w:pPr>
+              <w:pStyle w:val="Compact"/>
+              <w:jc w:val="left"/>
+            </w:pPr>
+            <w:r>
+              <w:t xml:space="preserve">小学</w:t>
+            </w:r>
+          </w:p>
+        </w:tc>
+        <w:tc>
+          <w:p>
+            <w:pPr>
+              <w:pStyle w:val="Compact"/>
+              <w:jc w:val="left"/>
+            </w:pPr>
+            <w:r>
+              <w:t xml:space="preserve">寻宝记录</w:t>
+            </w:r>
+          </w:p>
+        </w:tc>
+        <w:tc>
+          <w:p>
+            <w:pPr>
+              <w:pStyle w:val="Compact"/>
+              <w:jc w:val="left"/>
+            </w:pPr>
+            <w:r>
+              <w:t xml:space="preserve">画下藏宝处的这些东西，让别人能按图摆回原位。</w:t>
+            </w:r>
+          </w:p>
+        </w:tc>
+        <w:tc>
+          <w:p>
+            <w:pPr>
+              <w:pStyle w:val="Compact"/>
+              <w:jc w:val="left"/>
+            </w:pPr>
+            <w:r>
+              <w:t xml:space="preserve">位置要画对，也要看清哪个挡住了哪个。</w:t>
+            </w:r>
+          </w:p>
+        </w:tc>
+        <w:tc>
+          <w:p>
+            <w:pPr>
+              <w:pStyle w:val="Compact"/>
+              <w:jc w:val="left"/>
+            </w:pPr>
+            <w:r>
+              <w:t xml:space="preserve">Treasure notes</w:t>
+            </w:r>
+          </w:p>
+        </w:tc>
+        <w:tc>
+          <w:p>
+            <w:pPr>
+              <w:pStyle w:val="Compact"/>
+              <w:jc w:val="left"/>
+            </w:pPr>
+            <w:r>
+              <w:t xml:space="preserve">Draw these objects at the treasure site so someone else can put them back in the same positions.</w:t>
             </w:r>
           </w:p>
         </w:tc>
@@ -26556,18 +26694,18 @@
               <w:jc w:val="left"/>
             </w:pPr>
             <w:r>
-              <w:t xml:space="preserve">T19</w:t>
-            </w:r>
-          </w:p>
-        </w:tc>
-        <w:tc>
-          <w:p>
-            <w:pPr>
-              <w:pStyle w:val="Compact"/>
-              <w:jc w:val="left"/>
-            </w:pPr>
-            <w:r>
-              <w:t xml:space="preserve">M2_E3</w:t>
+              <w:t xml:space="preserve">T21</w:t>
+            </w:r>
+          </w:p>
+        </w:tc>
+        <w:tc>
+          <w:p>
+            <w:pPr>
+              <w:pStyle w:val="Compact"/>
+              <w:jc w:val="left"/>
+            </w:pPr>
+            <w:r>
+              <w:t xml:space="preserve">M2_E5</w:t>
             </w:r>
           </w:p>
         </w:tc>
@@ -26589,51 +26727,144 @@
               <w:jc w:val="left"/>
             </w:pPr>
             <w:r>
-              <w:t xml:space="preserve">玩具店清单</w:t>
-            </w:r>
-          </w:p>
-        </w:tc>
-        <w:tc>
-          <w:p>
-            <w:pPr>
-              <w:pStyle w:val="Compact"/>
-              <w:jc w:val="left"/>
-            </w:pPr>
-            <w:r>
-              <w:t xml:space="preserve">玩具店老板需要一张清单。把这几样东西照样画下来。</w:t>
-            </w:r>
-          </w:p>
-        </w:tc>
-        <w:tc>
-          <w:p>
-            <w:pPr>
-              <w:pStyle w:val="Compact"/>
-              <w:jc w:val="left"/>
-            </w:pPr>
-            <w:r>
-              <w:t xml:space="preserve">先数有几样东西，再看它们的位置。</w:t>
-            </w:r>
-          </w:p>
-        </w:tc>
-        <w:tc>
-          <w:p>
-            <w:pPr>
-              <w:pStyle w:val="Compact"/>
-              <w:jc w:val="left"/>
-            </w:pPr>
-            <w:r>
-              <w:t xml:space="preserve">Toy shop list</w:t>
-            </w:r>
-          </w:p>
-        </w:tc>
-        <w:tc>
-          <w:p>
-            <w:pPr>
-              <w:pStyle w:val="Compact"/>
-              <w:jc w:val="left"/>
-            </w:pPr>
-            <w:r>
-              <w:t xml:space="preserve">The toy shop owner needs a list. Draw these objects as they are.</w:t>
+              <w:t xml:space="preserve">侦探笔记</w:t>
+            </w:r>
+          </w:p>
+        </w:tc>
+        <w:tc>
+          <w:p>
+            <w:pPr>
+              <w:pStyle w:val="Compact"/>
+              <w:jc w:val="left"/>
+            </w:pPr>
+            <w:r>
+              <w:t xml:space="preserve">把现场的每样东西都画下来。</w:t>
+            </w:r>
+          </w:p>
+        </w:tc>
+        <w:tc>
+          <w:p>
+            <w:pPr>
+              <w:pStyle w:val="Compact"/>
+              <w:jc w:val="left"/>
+            </w:pPr>
+            <w:r>
+              <w:t xml:space="preserve">只画实际看得到的部分。</w:t>
+            </w:r>
+          </w:p>
+        </w:tc>
+        <w:tc>
+          <w:p>
+            <w:pPr>
+              <w:pStyle w:val="Compact"/>
+              <w:jc w:val="left"/>
+            </w:pPr>
+            <w:r>
+              <w:t xml:space="preserve">Detective notes</w:t>
+            </w:r>
+          </w:p>
+        </w:tc>
+        <w:tc>
+          <w:p>
+            <w:pPr>
+              <w:pStyle w:val="Compact"/>
+              <w:jc w:val="left"/>
+            </w:pPr>
+            <w:r>
+              <w:t xml:space="preserve">Draw every object at the scene.</w:t>
+            </w:r>
+          </w:p>
+        </w:tc>
+        <w:tc>
+          <w:p/>
+        </w:tc>
+      </w:tr>
+      <w:tr>
+        <w:tc>
+          <w:p>
+            <w:pPr>
+              <w:pStyle w:val="Compact"/>
+              <w:jc w:val="left"/>
+            </w:pPr>
+            <w:r>
+              <w:t xml:space="preserve">T22</w:t>
+            </w:r>
+          </w:p>
+        </w:tc>
+        <w:tc>
+          <w:p>
+            <w:pPr>
+              <w:pStyle w:val="Compact"/>
+              <w:jc w:val="left"/>
+            </w:pPr>
+            <w:r>
+              <w:t xml:space="preserve">M2_J3</w:t>
+            </w:r>
+          </w:p>
+        </w:tc>
+        <w:tc>
+          <w:p>
+            <w:pPr>
+              <w:pStyle w:val="Compact"/>
+              <w:jc w:val="left"/>
+            </w:pPr>
+            <w:r>
+              <w:t xml:space="preserve">初中</w:t>
+            </w:r>
+          </w:p>
+        </w:tc>
+        <w:tc>
+          <w:p>
+            <w:pPr>
+              <w:pStyle w:val="Compact"/>
+              <w:jc w:val="left"/>
+            </w:pPr>
+            <w:r>
+              <w:t xml:space="preserve">实验记录</w:t>
+            </w:r>
+          </w:p>
+        </w:tc>
+        <w:tc>
+          <w:p>
+            <w:pPr>
+              <w:pStyle w:val="Compact"/>
+              <w:jc w:val="left"/>
+            </w:pPr>
+            <w:r>
+              <w:t xml:space="preserve">实验开始前，画下桌上物品的形状、大小和位置。</w:t>
+            </w:r>
+          </w:p>
+        </w:tc>
+        <w:tc>
+          <w:p>
+            <w:pPr>
+              <w:pStyle w:val="Compact"/>
+              <w:jc w:val="left"/>
+            </w:pPr>
+            <w:r>
+              <w:t xml:space="preserve">先比较大小，再看位置和前后顺序。</w:t>
+            </w:r>
+          </w:p>
+        </w:tc>
+        <w:tc>
+          <w:p>
+            <w:pPr>
+              <w:pStyle w:val="Compact"/>
+              <w:jc w:val="left"/>
+            </w:pPr>
+            <w:r>
+              <w:t xml:space="preserve">Experiment notes</w:t>
+            </w:r>
+          </w:p>
+        </w:tc>
+        <w:tc>
+          <w:p>
+            <w:pPr>
+              <w:pStyle w:val="Compact"/>
+              <w:jc w:val="left"/>
+            </w:pPr>
+            <w:r>
+              <w:t xml:space="preserve">Before the experiment, draw the shapes, sizes, and positions of the objects on the table.</w:t>
             </w:r>
           </w:p>
         </w:tc>
@@ -26657,220 +26888,18 @@
               <w:jc w:val="left"/>
             </w:pPr>
             <w:r>
-              <w:t xml:space="preserve">T20</w:t>
-            </w:r>
-          </w:p>
-        </w:tc>
-        <w:tc>
-          <w:p>
-            <w:pPr>
-              <w:pStyle w:val="Compact"/>
-              <w:jc w:val="left"/>
-            </w:pPr>
-            <w:r>
-              <w:t xml:space="preserve">M2_E4</w:t>
-            </w:r>
-          </w:p>
-        </w:tc>
-        <w:tc>
-          <w:p>
-            <w:pPr>
-              <w:pStyle w:val="Compact"/>
-              <w:jc w:val="left"/>
-            </w:pPr>
-            <w:r>
-              <w:t xml:space="preserve">小学</w:t>
-            </w:r>
-          </w:p>
-        </w:tc>
-        <w:tc>
-          <w:p>
-            <w:pPr>
-              <w:pStyle w:val="Compact"/>
-              <w:jc w:val="left"/>
-            </w:pPr>
-            <w:r>
-              <w:t xml:space="preserve">寻宝现场</w:t>
-            </w:r>
-          </w:p>
-        </w:tc>
-        <w:tc>
-          <w:p>
-            <w:pPr>
-              <w:pStyle w:val="Compact"/>
-              <w:jc w:val="left"/>
-            </w:pPr>
-            <w:r>
-              <w:t xml:space="preserve">宝藏就在这里。把这些东西画下来，让别人能按图摆回原位。</w:t>
-            </w:r>
-          </w:p>
-        </w:tc>
-        <w:tc>
-          <w:p>
-            <w:pPr>
-              <w:pStyle w:val="Compact"/>
-              <w:jc w:val="left"/>
-            </w:pPr>
-            <w:r>
-              <w:t xml:space="preserve">位置要对，也要留意谁挡住了谁。</w:t>
-            </w:r>
-          </w:p>
-        </w:tc>
-        <w:tc>
-          <w:p>
-            <w:pPr>
-              <w:pStyle w:val="Compact"/>
-              <w:jc w:val="left"/>
-            </w:pPr>
-            <w:r>
-              <w:t xml:space="preserve">The treasure scene</w:t>
-            </w:r>
-          </w:p>
-        </w:tc>
-        <w:tc>
-          <w:p>
-            <w:pPr>
-              <w:pStyle w:val="Compact"/>
-              <w:jc w:val="left"/>
-            </w:pPr>
-            <w:r>
-              <w:t xml:space="preserve">The treasure is here. Draw these objects so someone else can put them back in their original positions.</w:t>
-            </w:r>
-          </w:p>
-        </w:tc>
-        <w:tc>
-          <w:p>
-            <w:pPr>
-              <w:pStyle w:val="Compact"/>
-              <w:jc w:val="left"/>
-            </w:pPr>
-            <w:r>
-              <w:t xml:space="preserve">长</w:t>
-            </w:r>
-          </w:p>
-        </w:tc>
-      </w:tr>
-      <w:tr>
-        <w:tc>
-          <w:p>
-            <w:pPr>
-              <w:pStyle w:val="Compact"/>
-              <w:jc w:val="left"/>
-            </w:pPr>
-            <w:r>
-              <w:t xml:space="preserve">T21</w:t>
-            </w:r>
-          </w:p>
-        </w:tc>
-        <w:tc>
-          <w:p>
-            <w:pPr>
-              <w:pStyle w:val="Compact"/>
-              <w:jc w:val="left"/>
-            </w:pPr>
-            <w:r>
-              <w:t xml:space="preserve">M2_E5</w:t>
-            </w:r>
-          </w:p>
-        </w:tc>
-        <w:tc>
-          <w:p>
-            <w:pPr>
-              <w:pStyle w:val="Compact"/>
-              <w:jc w:val="left"/>
-            </w:pPr>
-            <w:r>
-              <w:t xml:space="preserve">小学</w:t>
-            </w:r>
-          </w:p>
-        </w:tc>
-        <w:tc>
-          <w:p>
-            <w:pPr>
-              <w:pStyle w:val="Compact"/>
-              <w:jc w:val="left"/>
-            </w:pPr>
-            <w:r>
-              <w:t xml:space="preserve">侦探的笔记</w:t>
-            </w:r>
-          </w:p>
-        </w:tc>
-        <w:tc>
-          <w:p>
-            <w:pPr>
-              <w:pStyle w:val="Compact"/>
-              <w:jc w:val="left"/>
-            </w:pPr>
-            <w:r>
-              <w:t xml:space="preserve">你是一名小侦探。把现场的每样东西都画进笔记里。</w:t>
-            </w:r>
-          </w:p>
-        </w:tc>
-        <w:tc>
-          <w:p>
-            <w:pPr>
-              <w:pStyle w:val="Compact"/>
-              <w:jc w:val="left"/>
-            </w:pPr>
-            <w:r>
-              <w:t xml:space="preserve">把实际看到的部分画下来。</w:t>
-            </w:r>
-          </w:p>
-        </w:tc>
-        <w:tc>
-          <w:p>
-            <w:pPr>
-              <w:pStyle w:val="Compact"/>
-              <w:jc w:val="left"/>
-            </w:pPr>
-            <w:r>
-              <w:t xml:space="preserve">Detective's notebook</w:t>
-            </w:r>
-          </w:p>
-        </w:tc>
-        <w:tc>
-          <w:p>
-            <w:pPr>
-              <w:pStyle w:val="Compact"/>
-              <w:jc w:val="left"/>
-            </w:pPr>
-            <w:r>
-              <w:t xml:space="preserve">You are a young detective. Draw every object at the scene in your notebook.</w:t>
-            </w:r>
-          </w:p>
-        </w:tc>
-        <w:tc>
-          <w:p>
-            <w:pPr>
-              <w:pStyle w:val="Compact"/>
-              <w:jc w:val="left"/>
-            </w:pPr>
-            <w:r>
-              <w:t xml:space="preserve">长</w:t>
-            </w:r>
-          </w:p>
-        </w:tc>
-      </w:tr>
-      <w:tr>
-        <w:tc>
-          <w:p>
-            <w:pPr>
-              <w:pStyle w:val="Compact"/>
-              <w:jc w:val="left"/>
-            </w:pPr>
-            <w:r>
-              <w:t xml:space="preserve">T22</w:t>
-            </w:r>
-          </w:p>
-        </w:tc>
-        <w:tc>
-          <w:p>
-            <w:pPr>
-              <w:pStyle w:val="Compact"/>
-              <w:jc w:val="left"/>
-            </w:pPr>
-            <w:r>
-              <w:t xml:space="preserve">M2_J3</w:t>
+              <w:t xml:space="preserve">T23</w:t>
+            </w:r>
+          </w:p>
+        </w:tc>
+        <w:tc>
+          <w:p>
+            <w:pPr>
+              <w:pStyle w:val="Compact"/>
+              <w:jc w:val="left"/>
+            </w:pPr>
+            <w:r>
+              <w:t xml:space="preserve">M2_J4</w:t>
             </w:r>
           </w:p>
         </w:tc>
@@ -26892,86 +26921,78 @@
               <w:jc w:val="left"/>
             </w:pPr>
             <w:r>
-              <w:t xml:space="preserve">实验室记录</w:t>
-            </w:r>
-          </w:p>
-        </w:tc>
-        <w:tc>
-          <w:p>
-            <w:pPr>
-              <w:pStyle w:val="Compact"/>
-              <w:jc w:val="left"/>
-            </w:pPr>
-            <w:r>
-              <w:t xml:space="preserve">实验开始前，画下桌上物体的形状、大小和相互位置。</w:t>
-            </w:r>
-          </w:p>
-        </w:tc>
-        <w:tc>
-          <w:p>
-            <w:pPr>
-              <w:pStyle w:val="Compact"/>
-              <w:jc w:val="left"/>
-            </w:pPr>
-            <w:r>
-              <w:t xml:space="preserve">先看比例，再看位置和前后关系。</w:t>
-            </w:r>
-          </w:p>
-        </w:tc>
-        <w:tc>
-          <w:p>
-            <w:pPr>
-              <w:pStyle w:val="Compact"/>
-              <w:jc w:val="left"/>
-            </w:pPr>
-            <w:r>
-              <w:t xml:space="preserve">Lab record</w:t>
-            </w:r>
-          </w:p>
-        </w:tc>
-        <w:tc>
-          <w:p>
-            <w:pPr>
-              <w:pStyle w:val="Compact"/>
-              <w:jc w:val="left"/>
-            </w:pPr>
-            <w:r>
-              <w:t xml:space="preserve">Before the experiment begins, draw the shapes, sizes, and relative positions of the objects on the table.</w:t>
-            </w:r>
-          </w:p>
-        </w:tc>
-        <w:tc>
-          <w:p>
-            <w:pPr>
-              <w:pStyle w:val="Compact"/>
-              <w:jc w:val="left"/>
-            </w:pPr>
-            <w:r>
-              <w:t xml:space="preserve">长</w:t>
-            </w:r>
-          </w:p>
-        </w:tc>
-      </w:tr>
-      <w:tr>
-        <w:tc>
-          <w:p>
-            <w:pPr>
-              <w:pStyle w:val="Compact"/>
-              <w:jc w:val="left"/>
-            </w:pPr>
-            <w:r>
-              <w:t xml:space="preserve">T23</w:t>
-            </w:r>
-          </w:p>
-        </w:tc>
-        <w:tc>
-          <w:p>
-            <w:pPr>
-              <w:pStyle w:val="Compact"/>
-              <w:jc w:val="left"/>
-            </w:pPr>
-            <w:r>
-              <w:t xml:space="preserve">M2_J4</w:t>
+              <w:t xml:space="preserve">十分钟速写</w:t>
+            </w:r>
+          </w:p>
+        </w:tc>
+        <w:tc>
+          <w:p>
+            <w:pPr>
+              <w:pStyle w:val="Compact"/>
+              <w:jc w:val="left"/>
+            </w:pPr>
+            <w:r>
+              <w:t xml:space="preserve">在十分钟内，照着眼前的场景画下来。</w:t>
+            </w:r>
+          </w:p>
+        </w:tc>
+        <w:tc>
+          <w:p>
+            <w:pPr>
+              <w:pStyle w:val="Compact"/>
+              <w:jc w:val="left"/>
+            </w:pPr>
+            <w:r>
+              <w:t xml:space="preserve">看看前面的东西挡住了什么。</w:t>
+            </w:r>
+          </w:p>
+        </w:tc>
+        <w:tc>
+          <w:p>
+            <w:pPr>
+              <w:pStyle w:val="Compact"/>
+              <w:jc w:val="left"/>
+            </w:pPr>
+            <w:r>
+              <w:t xml:space="preserve">Ten-minute drawing</w:t>
+            </w:r>
+          </w:p>
+        </w:tc>
+        <w:tc>
+          <w:p>
+            <w:pPr>
+              <w:pStyle w:val="Compact"/>
+              <w:jc w:val="left"/>
+            </w:pPr>
+            <w:r>
+              <w:t xml:space="preserve">Draw the scene in front of you as it is, within ten minutes.</w:t>
+            </w:r>
+          </w:p>
+        </w:tc>
+        <w:tc>
+          <w:p/>
+        </w:tc>
+      </w:tr>
+      <w:tr>
+        <w:tc>
+          <w:p>
+            <w:pPr>
+              <w:pStyle w:val="Compact"/>
+              <w:jc w:val="left"/>
+            </w:pPr>
+            <w:r>
+              <w:t xml:space="preserve">T24</w:t>
+            </w:r>
+          </w:p>
+        </w:tc>
+        <w:tc>
+          <w:p>
+            <w:pPr>
+              <w:pStyle w:val="Compact"/>
+              <w:jc w:val="left"/>
+            </w:pPr>
+            <w:r>
+              <w:t xml:space="preserve">M2_J5</w:t>
             </w:r>
           </w:p>
         </w:tc>
@@ -26993,152 +27014,51 @@
               <w:jc w:val="left"/>
             </w:pPr>
             <w:r>
-              <w:t xml:space="preserve">间谍的情报</w:t>
-            </w:r>
-          </w:p>
-        </w:tc>
-        <w:tc>
-          <w:p>
-            <w:pPr>
-              <w:pStyle w:val="Compact"/>
-              <w:jc w:val="left"/>
-            </w:pPr>
-            <w:r>
-              <w:t xml:space="preserve">你只有十分钟。把这个场景画下来，再传回去。</w:t>
-            </w:r>
-          </w:p>
-        </w:tc>
-        <w:tc>
-          <w:p>
-            <w:pPr>
-              <w:pStyle w:val="Compact"/>
-              <w:jc w:val="left"/>
-            </w:pPr>
-            <w:r>
-              <w:t xml:space="preserve">留意前面的物体，以及它挡住了什么。</w:t>
-            </w:r>
-          </w:p>
-        </w:tc>
-        <w:tc>
-          <w:p>
-            <w:pPr>
-              <w:pStyle w:val="Compact"/>
-              <w:jc w:val="left"/>
-            </w:pPr>
-            <w:r>
-              <w:t xml:space="preserve">The spy's report</w:t>
-            </w:r>
-          </w:p>
-        </w:tc>
-        <w:tc>
-          <w:p>
-            <w:pPr>
-              <w:pStyle w:val="Compact"/>
-              <w:jc w:val="left"/>
-            </w:pPr>
-            <w:r>
-              <w:t xml:space="preserve">You have only ten minutes. Draw this scene and send it back.</w:t>
-            </w:r>
-          </w:p>
-        </w:tc>
-        <w:tc>
-          <w:p>
-            <w:pPr>
-              <w:pStyle w:val="Compact"/>
-              <w:jc w:val="left"/>
-            </w:pPr>
-            <w:r>
-              <w:t xml:space="preserve">长</w:t>
-            </w:r>
-          </w:p>
-        </w:tc>
-      </w:tr>
-      <w:tr>
-        <w:tc>
-          <w:p>
-            <w:pPr>
-              <w:pStyle w:val="Compact"/>
-              <w:jc w:val="left"/>
-            </w:pPr>
-            <w:r>
-              <w:t xml:space="preserve">T24</w:t>
-            </w:r>
-          </w:p>
-        </w:tc>
-        <w:tc>
-          <w:p>
-            <w:pPr>
-              <w:pStyle w:val="Compact"/>
-              <w:jc w:val="left"/>
-            </w:pPr>
-            <w:r>
-              <w:t xml:space="preserve">M2_J5</w:t>
-            </w:r>
-          </w:p>
-        </w:tc>
-        <w:tc>
-          <w:p>
-            <w:pPr>
-              <w:pStyle w:val="Compact"/>
-              <w:jc w:val="left"/>
-            </w:pPr>
-            <w:r>
-              <w:t xml:space="preserve">初中</w:t>
-            </w:r>
-          </w:p>
-        </w:tc>
-        <w:tc>
-          <w:p>
-            <w:pPr>
-              <w:pStyle w:val="Compact"/>
-              <w:jc w:val="left"/>
-            </w:pPr>
-            <w:r>
-              <w:t xml:space="preserve">博物馆藏品</w:t>
-            </w:r>
-          </w:p>
-        </w:tc>
-        <w:tc>
-          <w:p>
-            <w:pPr>
-              <w:pStyle w:val="Compact"/>
-              <w:jc w:val="left"/>
-            </w:pPr>
-            <w:r>
-              <w:t xml:space="preserve">这组藏品需要登记。画一张图，让人看出它们的大小和前后关系。</w:t>
-            </w:r>
-          </w:p>
-        </w:tc>
-        <w:tc>
-          <w:p>
-            <w:pPr>
-              <w:pStyle w:val="Compact"/>
-              <w:jc w:val="left"/>
-            </w:pPr>
-            <w:r>
-              <w:t xml:space="preserve">比例、位置和遮挡关系都要留意。</w:t>
-            </w:r>
-          </w:p>
-        </w:tc>
-        <w:tc>
-          <w:p>
-            <w:pPr>
-              <w:pStyle w:val="Compact"/>
-              <w:jc w:val="left"/>
-            </w:pPr>
-            <w:r>
-              <w:t xml:space="preserve">Museum catalog</w:t>
-            </w:r>
-          </w:p>
-        </w:tc>
-        <w:tc>
-          <w:p>
-            <w:pPr>
-              <w:pStyle w:val="Compact"/>
-              <w:jc w:val="left"/>
-            </w:pPr>
-            <w:r>
-              <w:t xml:space="preserve">These items need to be catalogued. Draw them so their sizes and front-to-back relationships are clear.</w:t>
+              <w:t xml:space="preserve">博物馆里的物品</w:t>
+            </w:r>
+          </w:p>
+        </w:tc>
+        <w:tc>
+          <w:p>
+            <w:pPr>
+              <w:pStyle w:val="Compact"/>
+              <w:jc w:val="left"/>
+            </w:pPr>
+            <w:r>
+              <w:t xml:space="preserve">照着图画出这些物品，画清它们的大小和前后位置。</w:t>
+            </w:r>
+          </w:p>
+        </w:tc>
+        <w:tc>
+          <w:p>
+            <w:pPr>
+              <w:pStyle w:val="Compact"/>
+              <w:jc w:val="left"/>
+            </w:pPr>
+            <w:r>
+              <w:t xml:space="preserve">比较大小和位置，看看哪些东西被挡住了。</w:t>
+            </w:r>
+          </w:p>
+        </w:tc>
+        <w:tc>
+          <w:p>
+            <w:pPr>
+              <w:pStyle w:val="Compact"/>
+              <w:jc w:val="left"/>
+            </w:pPr>
+            <w:r>
+              <w:t xml:space="preserve">Museum objects</w:t>
+            </w:r>
+          </w:p>
+        </w:tc>
+        <w:tc>
+          <w:p>
+            <w:pPr>
+              <w:pStyle w:val="Compact"/>
+              <w:jc w:val="left"/>
+            </w:pPr>
+            <w:r>
+              <w:t xml:space="preserve">Copy the objects in the picture. Show their sizes and which ones are in front or behind.</w:t>
             </w:r>
           </w:p>
         </w:tc>
@@ -27314,51 +27234,51 @@
               <w:jc w:val="left"/>
             </w:pPr>
             <w:r>
-              <w:t xml:space="preserve">梦的碎片</w:t>
-            </w:r>
-          </w:p>
-        </w:tc>
-        <w:tc>
-          <w:p>
-            <w:pPr>
-              <w:pStyle w:val="Compact"/>
-              <w:jc w:val="left"/>
-            </w:pPr>
-            <w:r>
-              <w:t xml:space="preserve">这些碎片来自一个梦。把它们接着画成一幅完整的画。</w:t>
-            </w:r>
-          </w:p>
-        </w:tc>
-        <w:tc>
-          <w:p>
-            <w:pPr>
-              <w:pStyle w:val="Compact"/>
-              <w:jc w:val="left"/>
-            </w:pPr>
-            <w:r>
-              <w:t xml:space="preserve">碎片可以变成任何东西。</w:t>
-            </w:r>
-          </w:p>
-        </w:tc>
-        <w:tc>
-          <w:p>
-            <w:pPr>
-              <w:pStyle w:val="Compact"/>
-              <w:jc w:val="left"/>
-            </w:pPr>
-            <w:r>
-              <w:t xml:space="preserve">Pieces of a dream</w:t>
-            </w:r>
-          </w:p>
-        </w:tc>
-        <w:tc>
-          <w:p>
-            <w:pPr>
-              <w:pStyle w:val="Compact"/>
-              <w:jc w:val="left"/>
-            </w:pPr>
-            <w:r>
-              <w:t xml:space="preserve">These pieces come from a dream. Build on them to make a complete picture.</w:t>
+              <w:t xml:space="preserve">梦里的画</w:t>
+            </w:r>
+          </w:p>
+        </w:tc>
+        <w:tc>
+          <w:p>
+            <w:pPr>
+              <w:pStyle w:val="Compact"/>
+              <w:jc w:val="left"/>
+            </w:pPr>
+            <w:r>
+              <w:t xml:space="preserve">这些碎片来自一个梦。把它们画成一幅完整的画。</w:t>
+            </w:r>
+          </w:p>
+        </w:tc>
+        <w:tc>
+          <w:p>
+            <w:pPr>
+              <w:pStyle w:val="Compact"/>
+              <w:jc w:val="left"/>
+            </w:pPr>
+            <w:r>
+              <w:t xml:space="preserve">这些碎片可以变成任何东西。</w:t>
+            </w:r>
+          </w:p>
+        </w:tc>
+        <w:tc>
+          <w:p>
+            <w:pPr>
+              <w:pStyle w:val="Compact"/>
+              <w:jc w:val="left"/>
+            </w:pPr>
+            <w:r>
+              <w:t xml:space="preserve">A picture from a dream</w:t>
+            </w:r>
+          </w:p>
+        </w:tc>
+        <w:tc>
+          <w:p>
+            <w:pPr>
+              <w:pStyle w:val="Compact"/>
+              <w:jc w:val="left"/>
+            </w:pPr>
+            <w:r>
+              <w:t xml:space="preserve">These pieces come from a dream. Continue drawing to make a complete picture.</w:t>
             </w:r>
           </w:p>
         </w:tc>
@@ -27415,51 +27335,51 @@
               <w:jc w:val="left"/>
             </w:pPr>
             <w:r>
-              <w:t xml:space="preserve">神秘讯息</w:t>
-            </w:r>
-          </w:p>
-        </w:tc>
-        <w:tc>
-          <w:p>
-            <w:pPr>
-              <w:pStyle w:val="Compact"/>
-              <w:jc w:val="left"/>
-            </w:pPr>
-            <w:r>
-              <w:t xml:space="preserve">有人留下了这些奇怪的符号。用它们画出一个完整的世界。</w:t>
-            </w:r>
-          </w:p>
-        </w:tc>
-        <w:tc>
-          <w:p>
-            <w:pPr>
-              <w:pStyle w:val="Compact"/>
-              <w:jc w:val="left"/>
-            </w:pPr>
-            <w:r>
-              <w:t xml:space="preserve">可以转着看这些符号，也可以让它们代表别的东西。</w:t>
-            </w:r>
-          </w:p>
-        </w:tc>
-        <w:tc>
-          <w:p>
-            <w:pPr>
-              <w:pStyle w:val="Compact"/>
-              <w:jc w:val="left"/>
-            </w:pPr>
-            <w:r>
-              <w:t xml:space="preserve">Mystery message</w:t>
-            </w:r>
-          </w:p>
-        </w:tc>
-        <w:tc>
-          <w:p>
-            <w:pPr>
-              <w:pStyle w:val="Compact"/>
-              <w:jc w:val="left"/>
-            </w:pPr>
-            <w:r>
-              <w:t xml:space="preserve">Someone has left these strange symbols. Use them to draw a complete world.</w:t>
+              <w:t xml:space="preserve">符号变成画</w:t>
+            </w:r>
+          </w:p>
+        </w:tc>
+        <w:tc>
+          <w:p>
+            <w:pPr>
+              <w:pStyle w:val="Compact"/>
+              <w:jc w:val="left"/>
+            </w:pPr>
+            <w:r>
+              <w:t xml:space="preserve">用这些符号，画出一个完整的世界。</w:t>
+            </w:r>
+          </w:p>
+        </w:tc>
+        <w:tc>
+          <w:p>
+            <w:pPr>
+              <w:pStyle w:val="Compact"/>
+              <w:jc w:val="left"/>
+            </w:pPr>
+            <w:r>
+              <w:t xml:space="preserve">换个方向看，想想这些符号还能变成什么。</w:t>
+            </w:r>
+          </w:p>
+        </w:tc>
+        <w:tc>
+          <w:p>
+            <w:pPr>
+              <w:pStyle w:val="Compact"/>
+              <w:jc w:val="left"/>
+            </w:pPr>
+            <w:r>
+              <w:t xml:space="preserve">Turn symbols into a picture</w:t>
+            </w:r>
+          </w:p>
+        </w:tc>
+        <w:tc>
+          <w:p>
+            <w:pPr>
+              <w:pStyle w:val="Compact"/>
+              <w:jc w:val="left"/>
+            </w:pPr>
+            <w:r>
+              <w:t xml:space="preserve">Use these symbols to draw a whole world.</w:t>
             </w:r>
           </w:p>
         </w:tc>
@@ -27516,51 +27436,51 @@
               <w:jc w:val="left"/>
             </w:pPr>
             <w:r>
-              <w:t xml:space="preserve">云的形状</w:t>
-            </w:r>
-          </w:p>
-        </w:tc>
-        <w:tc>
-          <w:p>
-            <w:pPr>
-              <w:pStyle w:val="Compact"/>
-              <w:jc w:val="left"/>
-            </w:pPr>
-            <w:r>
-              <w:t xml:space="preserve">这些线条像云的边缘。云里面藏着什么？</w:t>
-            </w:r>
-          </w:p>
-        </w:tc>
-        <w:tc>
-          <w:p>
-            <w:pPr>
-              <w:pStyle w:val="Compact"/>
-              <w:jc w:val="left"/>
-            </w:pPr>
-            <w:r>
-              <w:t xml:space="preserve">可以只用其中几块，也可以改变它们的意思。</w:t>
-            </w:r>
-          </w:p>
-        </w:tc>
-        <w:tc>
-          <w:p>
-            <w:pPr>
-              <w:pStyle w:val="Compact"/>
-              <w:jc w:val="left"/>
-            </w:pPr>
-            <w:r>
-              <w:t xml:space="preserve">Cloud shapes</w:t>
-            </w:r>
-          </w:p>
-        </w:tc>
-        <w:tc>
-          <w:p>
-            <w:pPr>
-              <w:pStyle w:val="Compact"/>
-              <w:jc w:val="left"/>
-            </w:pPr>
-            <w:r>
-              <w:t xml:space="preserve">These lines look like the edges of clouds. What is hiding inside them?</w:t>
+              <w:t xml:space="preserve">云里有什么</w:t>
+            </w:r>
+          </w:p>
+        </w:tc>
+        <w:tc>
+          <w:p>
+            <w:pPr>
+              <w:pStyle w:val="Compact"/>
+              <w:jc w:val="left"/>
+            </w:pPr>
+            <w:r>
+              <w:t xml:space="preserve">这些线条像云。接着画出云里藏着的东西。</w:t>
+            </w:r>
+          </w:p>
+        </w:tc>
+        <w:tc>
+          <w:p>
+            <w:pPr>
+              <w:pStyle w:val="Compact"/>
+              <w:jc w:val="left"/>
+            </w:pPr>
+            <w:r>
+              <w:t xml:space="preserve">可以只用其中几块，也可以把它们画成别的东西。</w:t>
+            </w:r>
+          </w:p>
+        </w:tc>
+        <w:tc>
+          <w:p>
+            <w:pPr>
+              <w:pStyle w:val="Compact"/>
+              <w:jc w:val="left"/>
+            </w:pPr>
+            <w:r>
+              <w:t xml:space="preserve">What is in the clouds?</w:t>
+            </w:r>
+          </w:p>
+        </w:tc>
+        <w:tc>
+          <w:p>
+            <w:pPr>
+              <w:pStyle w:val="Compact"/>
+              <w:jc w:val="left"/>
+            </w:pPr>
+            <w:r>
+              <w:t xml:space="preserve">These lines look like clouds. Continue drawing to show what is hiding inside.</w:t>
             </w:r>
           </w:p>
         </w:tc>
@@ -27617,18 +27537,18 @@
               <w:jc w:val="left"/>
             </w:pPr>
             <w:r>
-              <w:t xml:space="preserve">怪物的涂鸦</w:t>
-            </w:r>
-          </w:p>
-        </w:tc>
-        <w:tc>
-          <w:p>
-            <w:pPr>
-              <w:pStyle w:val="Compact"/>
-              <w:jc w:val="left"/>
-            </w:pPr>
-            <w:r>
-              <w:t xml:space="preserve">怪物画到一半跑开了。接着它留下的部分，把画完成。</w:t>
+              <w:t xml:space="preserve">画完这幅画</w:t>
+            </w:r>
+          </w:p>
+        </w:tc>
+        <w:tc>
+          <w:p>
+            <w:pPr>
+              <w:pStyle w:val="Compact"/>
+              <w:jc w:val="left"/>
+            </w:pPr>
+            <w:r>
+              <w:t xml:space="preserve">这幅画还没画完。接着已有的部分，把画完成。</w:t>
             </w:r>
           </w:p>
         </w:tc>
@@ -27650,18 +27570,204 @@
               <w:jc w:val="left"/>
             </w:pPr>
             <w:r>
-              <w:t xml:space="preserve">The monster's doodle</w:t>
-            </w:r>
-          </w:p>
-        </w:tc>
-        <w:tc>
-          <w:p>
-            <w:pPr>
-              <w:pStyle w:val="Compact"/>
-              <w:jc w:val="left"/>
-            </w:pPr>
-            <w:r>
-              <w:t xml:space="preserve">A monster ran off halfway through a drawing. Continue from what it left and finish the picture.</w:t>
+              <w:t xml:space="preserve">Finish the drawing</w:t>
+            </w:r>
+          </w:p>
+        </w:tc>
+        <w:tc>
+          <w:p>
+            <w:pPr>
+              <w:pStyle w:val="Compact"/>
+              <w:jc w:val="left"/>
+            </w:pPr>
+            <w:r>
+              <w:t xml:space="preserve">This drawing is not finished. Continue from what is already there and complete it.</w:t>
+            </w:r>
+          </w:p>
+        </w:tc>
+        <w:tc>
+          <w:p/>
+        </w:tc>
+      </w:tr>
+      <w:tr>
+        <w:tc>
+          <w:p>
+            <w:pPr>
+              <w:pStyle w:val="Compact"/>
+              <w:jc w:val="left"/>
+            </w:pPr>
+            <w:r>
+              <w:t xml:space="preserve">T29</w:t>
+            </w:r>
+          </w:p>
+        </w:tc>
+        <w:tc>
+          <w:p>
+            <w:pPr>
+              <w:pStyle w:val="Compact"/>
+              <w:jc w:val="left"/>
+            </w:pPr>
+            <w:r>
+              <w:t xml:space="preserve">M3_E5</w:t>
+            </w:r>
+          </w:p>
+        </w:tc>
+        <w:tc>
+          <w:p>
+            <w:pPr>
+              <w:pStyle w:val="Compact"/>
+              <w:jc w:val="left"/>
+            </w:pPr>
+            <w:r>
+              <w:t xml:space="preserve">小学</w:t>
+            </w:r>
+          </w:p>
+        </w:tc>
+        <w:tc>
+          <w:p>
+            <w:pPr>
+              <w:pStyle w:val="Compact"/>
+              <w:jc w:val="left"/>
+            </w:pPr>
+            <w:r>
+              <w:t xml:space="preserve">拼一幅画</w:t>
+            </w:r>
+          </w:p>
+        </w:tc>
+        <w:tc>
+          <w:p>
+            <w:pPr>
+              <w:pStyle w:val="Compact"/>
+              <w:jc w:val="left"/>
+            </w:pPr>
+            <w:r>
+              <w:t xml:space="preserve">用这些拼图碎片，接着画一幅新画。</w:t>
+            </w:r>
+          </w:p>
+        </w:tc>
+        <w:tc>
+          <w:p>
+            <w:pPr>
+              <w:pStyle w:val="Compact"/>
+              <w:jc w:val="left"/>
+            </w:pPr>
+            <w:r>
+              <w:t xml:space="preserve">不用画回原来的样子。</w:t>
+            </w:r>
+          </w:p>
+        </w:tc>
+        <w:tc>
+          <w:p>
+            <w:pPr>
+              <w:pStyle w:val="Compact"/>
+              <w:jc w:val="left"/>
+            </w:pPr>
+            <w:r>
+              <w:t xml:space="preserve">A picture from puzzle pieces</w:t>
+            </w:r>
+          </w:p>
+        </w:tc>
+        <w:tc>
+          <w:p>
+            <w:pPr>
+              <w:pStyle w:val="Compact"/>
+              <w:jc w:val="left"/>
+            </w:pPr>
+            <w:r>
+              <w:t xml:space="preserve">Continue drawing from these puzzle pieces to make a new picture.</w:t>
+            </w:r>
+          </w:p>
+        </w:tc>
+        <w:tc>
+          <w:p/>
+        </w:tc>
+      </w:tr>
+      <w:tr>
+        <w:tc>
+          <w:p>
+            <w:pPr>
+              <w:pStyle w:val="Compact"/>
+              <w:jc w:val="left"/>
+            </w:pPr>
+            <w:r>
+              <w:t xml:space="preserve">T30</w:t>
+            </w:r>
+          </w:p>
+        </w:tc>
+        <w:tc>
+          <w:p>
+            <w:pPr>
+              <w:pStyle w:val="Compact"/>
+              <w:jc w:val="left"/>
+            </w:pPr>
+            <w:r>
+              <w:t xml:space="preserve">M3_J3</w:t>
+            </w:r>
+          </w:p>
+        </w:tc>
+        <w:tc>
+          <w:p>
+            <w:pPr>
+              <w:pStyle w:val="Compact"/>
+              <w:jc w:val="left"/>
+            </w:pPr>
+            <w:r>
+              <w:t xml:space="preserve">初中</w:t>
+            </w:r>
+          </w:p>
+        </w:tc>
+        <w:tc>
+          <w:p>
+            <w:pPr>
+              <w:pStyle w:val="Compact"/>
+              <w:jc w:val="left"/>
+            </w:pPr>
+            <w:r>
+              <w:t xml:space="preserve">补全画面</w:t>
+            </w:r>
+          </w:p>
+        </w:tc>
+        <w:tc>
+          <w:p>
+            <w:pPr>
+              <w:pStyle w:val="Compact"/>
+              <w:jc w:val="left"/>
+            </w:pPr>
+            <w:r>
+              <w:t xml:space="preserve">摄像头只拍到了部分画面。接着画出当时发生的事。</w:t>
+            </w:r>
+          </w:p>
+        </w:tc>
+        <w:tc>
+          <w:p>
+            <w:pPr>
+              <w:pStyle w:val="Compact"/>
+              <w:jc w:val="left"/>
+            </w:pPr>
+            <w:r>
+              <w:t xml:space="preserve">看看碎片里有什么，再想发生了什么。</w:t>
+            </w:r>
+          </w:p>
+        </w:tc>
+        <w:tc>
+          <w:p>
+            <w:pPr>
+              <w:pStyle w:val="Compact"/>
+              <w:jc w:val="left"/>
+            </w:pPr>
+            <w:r>
+              <w:t xml:space="preserve">Complete the scene</w:t>
+            </w:r>
+          </w:p>
+        </w:tc>
+        <w:tc>
+          <w:p>
+            <w:pPr>
+              <w:pStyle w:val="Compact"/>
+              <w:jc w:val="left"/>
+            </w:pPr>
+            <w:r>
+              <w:t xml:space="preserve">The camera captured only part of the scene. Continue drawing to show what was happening.</w:t>
             </w:r>
           </w:p>
         </w:tc>
@@ -27685,111 +27791,18 @@
               <w:jc w:val="left"/>
             </w:pPr>
             <w:r>
-              <w:t xml:space="preserve">T29</w:t>
-            </w:r>
-          </w:p>
-        </w:tc>
-        <w:tc>
-          <w:p>
-            <w:pPr>
-              <w:pStyle w:val="Compact"/>
-              <w:jc w:val="left"/>
-            </w:pPr>
-            <w:r>
-              <w:t xml:space="preserve">M3_E5</w:t>
-            </w:r>
-          </w:p>
-        </w:tc>
-        <w:tc>
-          <w:p>
-            <w:pPr>
-              <w:pStyle w:val="Compact"/>
-              <w:jc w:val="left"/>
-            </w:pPr>
-            <w:r>
-              <w:t xml:space="preserve">小学</w:t>
-            </w:r>
-          </w:p>
-        </w:tc>
-        <w:tc>
-          <w:p>
-            <w:pPr>
-              <w:pStyle w:val="Compact"/>
-              <w:jc w:val="left"/>
-            </w:pPr>
-            <w:r>
-              <w:t xml:space="preserve">掉下来的拼图</w:t>
-            </w:r>
-          </w:p>
-        </w:tc>
-        <w:tc>
-          <w:p>
-            <w:pPr>
-              <w:pStyle w:val="Compact"/>
-              <w:jc w:val="left"/>
-            </w:pPr>
-            <w:r>
-              <w:t xml:space="preserve">几块拼图掉在了这里。用这些碎片拼出一幅新的画。</w:t>
-            </w:r>
-          </w:p>
-        </w:tc>
-        <w:tc>
-          <w:p>
-            <w:pPr>
-              <w:pStyle w:val="Compact"/>
-              <w:jc w:val="left"/>
-            </w:pPr>
-            <w:r>
-              <w:t xml:space="preserve">不用拼回原来的样子。</w:t>
-            </w:r>
-          </w:p>
-        </w:tc>
-        <w:tc>
-          <w:p>
-            <w:pPr>
-              <w:pStyle w:val="Compact"/>
-              <w:jc w:val="left"/>
-            </w:pPr>
-            <w:r>
-              <w:t xml:space="preserve">Fallen puzzle pieces</w:t>
-            </w:r>
-          </w:p>
-        </w:tc>
-        <w:tc>
-          <w:p>
-            <w:pPr>
-              <w:pStyle w:val="Compact"/>
-              <w:jc w:val="left"/>
-            </w:pPr>
-            <w:r>
-              <w:t xml:space="preserve">A few puzzle pieces have fallen here. Use them to make a new picture.</w:t>
-            </w:r>
-          </w:p>
-        </w:tc>
-        <w:tc>
-          <w:p/>
-        </w:tc>
-      </w:tr>
-      <w:tr>
-        <w:tc>
-          <w:p>
-            <w:pPr>
-              <w:pStyle w:val="Compact"/>
-              <w:jc w:val="left"/>
-            </w:pPr>
-            <w:r>
-              <w:t xml:space="preserve">T30</w:t>
-            </w:r>
-          </w:p>
-        </w:tc>
-        <w:tc>
-          <w:p>
-            <w:pPr>
-              <w:pStyle w:val="Compact"/>
-              <w:jc w:val="left"/>
-            </w:pPr>
-            <w:r>
-              <w:t xml:space="preserve">M3_J3</w:t>
+              <w:t xml:space="preserve">T31</w:t>
+            </w:r>
+          </w:p>
+        </w:tc>
+        <w:tc>
+          <w:p>
+            <w:pPr>
+              <w:pStyle w:val="Compact"/>
+              <w:jc w:val="left"/>
+            </w:pPr>
+            <w:r>
+              <w:t xml:space="preserve">M3_J4</w:t>
             </w:r>
           </w:p>
         </w:tc>
@@ -27811,51 +27824,51 @@
               <w:jc w:val="left"/>
             </w:pPr>
             <w:r>
-              <w:t xml:space="preserve">监控最后一帧</w:t>
-            </w:r>
-          </w:p>
-        </w:tc>
-        <w:tc>
-          <w:p>
-            <w:pPr>
-              <w:pStyle w:val="Compact"/>
-              <w:jc w:val="left"/>
-            </w:pPr>
-            <w:r>
-              <w:t xml:space="preserve">监控坏掉前，只留下了这些碎片。画出当时发生的事。</w:t>
-            </w:r>
-          </w:p>
-        </w:tc>
-        <w:tc>
-          <w:p>
-            <w:pPr>
-              <w:pStyle w:val="Compact"/>
-              <w:jc w:val="left"/>
-            </w:pPr>
-            <w:r>
-              <w:t xml:space="preserve">先从碎片里找线索，再决定故事。</w:t>
-            </w:r>
-          </w:p>
-        </w:tc>
-        <w:tc>
-          <w:p>
-            <w:pPr>
-              <w:pStyle w:val="Compact"/>
-              <w:jc w:val="left"/>
-            </w:pPr>
-            <w:r>
-              <w:t xml:space="preserve">The last camera frame</w:t>
-            </w:r>
-          </w:p>
-        </w:tc>
-        <w:tc>
-          <w:p>
-            <w:pPr>
-              <w:pStyle w:val="Compact"/>
-              <w:jc w:val="left"/>
-            </w:pPr>
-            <w:r>
-              <w:t xml:space="preserve">The security camera left only these fragments before breaking. Draw what was happening.</w:t>
+              <w:t xml:space="preserve">壁画</w:t>
+            </w:r>
+          </w:p>
+        </w:tc>
+        <w:tc>
+          <w:p>
+            <w:pPr>
+              <w:pStyle w:val="Compact"/>
+              <w:jc w:val="left"/>
+            </w:pPr>
+            <w:r>
+              <w:t xml:space="preserve">这幅壁画只剩下这些碎片。接着画出它可能讲的故事。</w:t>
+            </w:r>
+          </w:p>
+        </w:tc>
+        <w:tc>
+          <w:p>
+            <w:pPr>
+              <w:pStyle w:val="Compact"/>
+              <w:jc w:val="left"/>
+            </w:pPr>
+            <w:r>
+              <w:t xml:space="preserve">看看碎片的形状，再想它们在故事里是什么。</w:t>
+            </w:r>
+          </w:p>
+        </w:tc>
+        <w:tc>
+          <w:p>
+            <w:pPr>
+              <w:pStyle w:val="Compact"/>
+              <w:jc w:val="left"/>
+            </w:pPr>
+            <w:r>
+              <w:t xml:space="preserve">Wall painting</w:t>
+            </w:r>
+          </w:p>
+        </w:tc>
+        <w:tc>
+          <w:p>
+            <w:pPr>
+              <w:pStyle w:val="Compact"/>
+              <w:jc w:val="left"/>
+            </w:pPr>
+            <w:r>
+              <w:t xml:space="preserve">Only these pieces of a wall painting remain. Continue drawing the story it may have told.</w:t>
             </w:r>
           </w:p>
         </w:tc>
@@ -27879,18 +27892,18 @@
               <w:jc w:val="left"/>
             </w:pPr>
             <w:r>
-              <w:t xml:space="preserve">T31</w:t>
-            </w:r>
-          </w:p>
-        </w:tc>
-        <w:tc>
-          <w:p>
-            <w:pPr>
-              <w:pStyle w:val="Compact"/>
-              <w:jc w:val="left"/>
-            </w:pPr>
-            <w:r>
-              <w:t xml:space="preserve">M3_J4</w:t>
+              <w:t xml:space="preserve">T32</w:t>
+            </w:r>
+          </w:p>
+        </w:tc>
+        <w:tc>
+          <w:p>
+            <w:pPr>
+              <w:pStyle w:val="Compact"/>
+              <w:jc w:val="left"/>
+            </w:pPr>
+            <w:r>
+              <w:t xml:space="preserve">M3_J5</w:t>
             </w:r>
           </w:p>
         </w:tc>
@@ -27912,152 +27925,51 @@
               <w:jc w:val="left"/>
             </w:pPr>
             <w:r>
-              <w:t xml:space="preserve">古代壁画</w:t>
-            </w:r>
-          </w:p>
-        </w:tc>
-        <w:tc>
-          <w:p>
-            <w:pPr>
-              <w:pStyle w:val="Compact"/>
-              <w:jc w:val="left"/>
-            </w:pPr>
-            <w:r>
-              <w:t xml:space="preserve">古代壁画只剩下这些碎片。画出它原本可能讲述的故事。</w:t>
-            </w:r>
-          </w:p>
-        </w:tc>
-        <w:tc>
-          <w:p>
-            <w:pPr>
-              <w:pStyle w:val="Compact"/>
-              <w:jc w:val="left"/>
-            </w:pPr>
-            <w:r>
-              <w:t xml:space="preserve">先看形状，再想它们在故事里是什么。</w:t>
-            </w:r>
-          </w:p>
-        </w:tc>
-        <w:tc>
-          <w:p>
-            <w:pPr>
-              <w:pStyle w:val="Compact"/>
-              <w:jc w:val="left"/>
-            </w:pPr>
-            <w:r>
-              <w:t xml:space="preserve">Ancient mural</w:t>
-            </w:r>
-          </w:p>
-        </w:tc>
-        <w:tc>
-          <w:p>
-            <w:pPr>
-              <w:pStyle w:val="Compact"/>
-              <w:jc w:val="left"/>
-            </w:pPr>
-            <w:r>
-              <w:t xml:space="preserve">Only these fragments of an ancient mural remain. Draw the story it may once have told.</w:t>
-            </w:r>
-          </w:p>
-        </w:tc>
-        <w:tc>
-          <w:p>
-            <w:pPr>
-              <w:pStyle w:val="Compact"/>
-              <w:jc w:val="left"/>
-            </w:pPr>
-            <w:r>
-              <w:t xml:space="preserve">长</w:t>
-            </w:r>
-          </w:p>
-        </w:tc>
-      </w:tr>
-      <w:tr>
-        <w:tc>
-          <w:p>
-            <w:pPr>
-              <w:pStyle w:val="Compact"/>
-              <w:jc w:val="left"/>
-            </w:pPr>
-            <w:r>
-              <w:t xml:space="preserve">T32</w:t>
-            </w:r>
-          </w:p>
-        </w:tc>
-        <w:tc>
-          <w:p>
-            <w:pPr>
-              <w:pStyle w:val="Compact"/>
-              <w:jc w:val="left"/>
-            </w:pPr>
-            <w:r>
-              <w:t xml:space="preserve">M3_J5</w:t>
-            </w:r>
-          </w:p>
-        </w:tc>
-        <w:tc>
-          <w:p>
-            <w:pPr>
-              <w:pStyle w:val="Compact"/>
-              <w:jc w:val="left"/>
-            </w:pPr>
-            <w:r>
-              <w:t xml:space="preserve">初中</w:t>
-            </w:r>
-          </w:p>
-        </w:tc>
-        <w:tc>
-          <w:p>
-            <w:pPr>
-              <w:pStyle w:val="Compact"/>
-              <w:jc w:val="left"/>
-            </w:pPr>
-            <w:r>
-              <w:t xml:space="preserve">被撕的设计图</w:t>
-            </w:r>
-          </w:p>
-        </w:tc>
-        <w:tc>
-          <w:p>
-            <w:pPr>
-              <w:pStyle w:val="Compact"/>
-              <w:jc w:val="left"/>
-            </w:pPr>
-            <w:r>
-              <w:t xml:space="preserve">设计图被撕破了。根据剩下的线索，补画出一台新机器。</w:t>
-            </w:r>
-          </w:p>
-        </w:tc>
-        <w:tc>
-          <w:p>
-            <w:pPr>
-              <w:pStyle w:val="Compact"/>
-              <w:jc w:val="left"/>
-            </w:pPr>
-            <w:r>
-              <w:t xml:space="preserve">这些线可以成为结构，也可以成为零件。</w:t>
-            </w:r>
-          </w:p>
-        </w:tc>
-        <w:tc>
-          <w:p>
-            <w:pPr>
-              <w:pStyle w:val="Compact"/>
-              <w:jc w:val="left"/>
-            </w:pPr>
-            <w:r>
-              <w:t xml:space="preserve">The torn blueprint</w:t>
-            </w:r>
-          </w:p>
-        </w:tc>
-        <w:tc>
-          <w:p>
-            <w:pPr>
-              <w:pStyle w:val="Compact"/>
-              <w:jc w:val="left"/>
-            </w:pPr>
-            <w:r>
-              <w:t xml:space="preserve">The blueprint has been torn. Use the remaining clues to draw a new machine.</w:t>
+              <w:t xml:space="preserve">补画机器</w:t>
+            </w:r>
+          </w:p>
+        </w:tc>
+        <w:tc>
+          <w:p>
+            <w:pPr>
+              <w:pStyle w:val="Compact"/>
+              <w:jc w:val="left"/>
+            </w:pPr>
+            <w:r>
+              <w:t xml:space="preserve">设计图破了。用剩下的线条，补画一台新机器。</w:t>
+            </w:r>
+          </w:p>
+        </w:tc>
+        <w:tc>
+          <w:p>
+            <w:pPr>
+              <w:pStyle w:val="Compact"/>
+              <w:jc w:val="left"/>
+            </w:pPr>
+            <w:r>
+              <w:t xml:space="preserve">这些线条可以变成机器的不同部分。</w:t>
+            </w:r>
+          </w:p>
+        </w:tc>
+        <w:tc>
+          <w:p>
+            <w:pPr>
+              <w:pStyle w:val="Compact"/>
+              <w:jc w:val="left"/>
+            </w:pPr>
+            <w:r>
+              <w:t xml:space="preserve">Complete the machine</w:t>
+            </w:r>
+          </w:p>
+        </w:tc>
+        <w:tc>
+          <w:p>
+            <w:pPr>
+              <w:pStyle w:val="Compact"/>
+              <w:jc w:val="left"/>
+            </w:pPr>
+            <w:r>
+              <w:t xml:space="preserve">The plan is torn. Use the lines that remain to draw a new machine.</w:t>
             </w:r>
           </w:p>
         </w:tc>
@@ -28244,18 +28156,18 @@
               <w:jc w:val="left"/>
             </w:pPr>
             <w:r>
-              <w:t xml:space="preserve">把雨伞改成一艘能在海底航行的潜水艇。</w:t>
-            </w:r>
-          </w:p>
-        </w:tc>
-        <w:tc>
-          <w:p>
-            <w:pPr>
-              <w:pStyle w:val="Compact"/>
-              <w:jc w:val="left"/>
-            </w:pPr>
-            <w:r>
-              <w:t xml:space="preserve">雨伞的哪些部分可以保留？</w:t>
+              <w:t xml:space="preserve">把雨伞改成能在海底开的潜水艇。</w:t>
+            </w:r>
+          </w:p>
+        </w:tc>
+        <w:tc>
+          <w:p>
+            <w:pPr>
+              <w:pStyle w:val="Compact"/>
+              <w:jc w:val="left"/>
+            </w:pPr>
+            <w:r>
+              <w:t xml:space="preserve">雨伞的哪些部分可以留下？</w:t>
             </w:r>
           </w:p>
         </w:tc>
@@ -28277,7 +28189,7 @@
               <w:jc w:val="left"/>
             </w:pPr>
             <w:r>
-              <w:t xml:space="preserve">Turn the umbrella into a submarine that can travel under the sea.</w:t>
+              <w:t xml:space="preserve">Turn an umbrella into a submarine that can travel under the sea.</w:t>
             </w:r>
           </w:p>
         </w:tc>
@@ -28326,51 +28238,51 @@
               <w:jc w:val="left"/>
             </w:pPr>
             <w:r>
-              <w:t xml:space="preserve">书包变装备</w:t>
-            </w:r>
-          </w:p>
-        </w:tc>
-        <w:tc>
-          <w:p>
-            <w:pPr>
-              <w:pStyle w:val="Compact"/>
-              <w:jc w:val="left"/>
-            </w:pPr>
-            <w:r>
-              <w:t xml:space="preserve">把书包改成一件探险装备，想想它能帮你做什么。</w:t>
-            </w:r>
-          </w:p>
-        </w:tc>
-        <w:tc>
-          <w:p>
-            <w:pPr>
-              <w:pStyle w:val="Compact"/>
-              <w:jc w:val="left"/>
-            </w:pPr>
-            <w:r>
-              <w:t xml:space="preserve">书包原来的哪些部分可以保留？</w:t>
-            </w:r>
-          </w:p>
-        </w:tc>
-        <w:tc>
-          <w:p>
-            <w:pPr>
-              <w:pStyle w:val="Compact"/>
-              <w:jc w:val="left"/>
-            </w:pPr>
-            <w:r>
-              <w:t xml:space="preserve">Backpack equipment</w:t>
-            </w:r>
-          </w:p>
-        </w:tc>
-        <w:tc>
-          <w:p>
-            <w:pPr>
-              <w:pStyle w:val="Compact"/>
-              <w:jc w:val="left"/>
-            </w:pPr>
-            <w:r>
-              <w:t xml:space="preserve">Turn the backpack into a piece of exploration equipment. Think about what it can help you do.</w:t>
+              <w:t xml:space="preserve">改造书包</w:t>
+            </w:r>
+          </w:p>
+        </w:tc>
+        <w:tc>
+          <w:p>
+            <w:pPr>
+              <w:pStyle w:val="Compact"/>
+              <w:jc w:val="left"/>
+            </w:pPr>
+            <w:r>
+              <w:t xml:space="preserve">把书包改成探险用的装备。想想它能帮你做什么。</w:t>
+            </w:r>
+          </w:p>
+        </w:tc>
+        <w:tc>
+          <w:p>
+            <w:pPr>
+              <w:pStyle w:val="Compact"/>
+              <w:jc w:val="left"/>
+            </w:pPr>
+            <w:r>
+              <w:t xml:space="preserve">书包的哪些部分可以留下？</w:t>
+            </w:r>
+          </w:p>
+        </w:tc>
+        <w:tc>
+          <w:p>
+            <w:pPr>
+              <w:pStyle w:val="Compact"/>
+              <w:jc w:val="left"/>
+            </w:pPr>
+            <w:r>
+              <w:t xml:space="preserve">Change the backpack</w:t>
+            </w:r>
+          </w:p>
+        </w:tc>
+        <w:tc>
+          <w:p>
+            <w:pPr>
+              <w:pStyle w:val="Compact"/>
+              <w:jc w:val="left"/>
+            </w:pPr>
+            <w:r>
+              <w:t xml:space="preserve">Turn a backpack into equipment for exploring. Think about what it can help you do.</w:t>
             </w:r>
           </w:p>
         </w:tc>
@@ -28438,7 +28350,7 @@
               <w:jc w:val="left"/>
             </w:pPr>
             <w:r>
-              <w:t xml:space="preserve">把椅子改成一只会跟着你走的宠物。</w:t>
+              <w:t xml:space="preserve">把椅子变成一只会跟着你走的宠物。</w:t>
             </w:r>
           </w:p>
         </w:tc>
@@ -28471,7 +28383,7 @@
               <w:jc w:val="left"/>
             </w:pPr>
             <w:r>
-              <w:t xml:space="preserve">Turn the chair into a pet that follows you around.</w:t>
+              <w:t xml:space="preserve">Turn a chair into a pet that follows you around.</w:t>
             </w:r>
           </w:p>
         </w:tc>
@@ -28539,18 +28451,18 @@
               <w:jc w:val="left"/>
             </w:pPr>
             <w:r>
-              <w:t xml:space="preserve">把茶壶改成一枚能飞上太空的火箭。</w:t>
-            </w:r>
-          </w:p>
-        </w:tc>
-        <w:tc>
-          <w:p>
-            <w:pPr>
-              <w:pStyle w:val="Compact"/>
-              <w:jc w:val="left"/>
-            </w:pPr>
-            <w:r>
-              <w:t xml:space="preserve">茶壶原来的形状能派上什么用场？</w:t>
+              <w:t xml:space="preserve">把茶壶变成能飞到太空的火箭。</w:t>
+            </w:r>
+          </w:p>
+        </w:tc>
+        <w:tc>
+          <w:p>
+            <w:pPr>
+              <w:pStyle w:val="Compact"/>
+              <w:jc w:val="left"/>
+            </w:pPr>
+            <w:r>
+              <w:t xml:space="preserve">茶壶的形状能用在火箭的什么地方？</w:t>
             </w:r>
           </w:p>
         </w:tc>
@@ -28572,7 +28484,7 @@
               <w:jc w:val="left"/>
             </w:pPr>
             <w:r>
-              <w:t xml:space="preserve">Turn the teapot into a rocket that can fly into space.</w:t>
+              <w:t xml:space="preserve">Turn a teapot into a rocket that can fly into space.</w:t>
             </w:r>
           </w:p>
         </w:tc>
@@ -28621,18 +28533,18 @@
               <w:jc w:val="left"/>
             </w:pPr>
             <w:r>
-              <w:t xml:space="preserve">时钟变沙漠车</w:t>
-            </w:r>
-          </w:p>
-        </w:tc>
-        <w:tc>
-          <w:p>
-            <w:pPr>
-              <w:pStyle w:val="Compact"/>
-              <w:jc w:val="left"/>
-            </w:pPr>
-            <w:r>
-              <w:t xml:space="preserve">把时钟改成一辆能在沙漠里行驶的车。</w:t>
+              <w:t xml:space="preserve">时钟变车</w:t>
+            </w:r>
+          </w:p>
+        </w:tc>
+        <w:tc>
+          <w:p>
+            <w:pPr>
+              <w:pStyle w:val="Compact"/>
+              <w:jc w:val="left"/>
+            </w:pPr>
+            <w:r>
+              <w:t xml:space="preserve">把时钟改成能在沙漠里开的车。</w:t>
             </w:r>
           </w:p>
         </w:tc>
@@ -28654,18 +28566,18 @@
               <w:jc w:val="left"/>
             </w:pPr>
             <w:r>
-              <w:t xml:space="preserve">Clock to desert car</w:t>
-            </w:r>
-          </w:p>
-        </w:tc>
-        <w:tc>
-          <w:p>
-            <w:pPr>
-              <w:pStyle w:val="Compact"/>
-              <w:jc w:val="left"/>
-            </w:pPr>
-            <w:r>
-              <w:t xml:space="preserve">Turn the clock into a vehicle that can travel through the desert.</w:t>
+              <w:t xml:space="preserve">Clock to car</w:t>
+            </w:r>
+          </w:p>
+        </w:tc>
+        <w:tc>
+          <w:p>
+            <w:pPr>
+              <w:pStyle w:val="Compact"/>
+              <w:jc w:val="left"/>
+            </w:pPr>
+            <w:r>
+              <w:t xml:space="preserve">Turn a clock into a car that can travel through the desert.</w:t>
             </w:r>
           </w:p>
         </w:tc>
@@ -28714,51 +28626,51 @@
               <w:jc w:val="left"/>
             </w:pPr>
             <w:r>
-              <w:t xml:space="preserve">巨大森林的生物</w:t>
-            </w:r>
-          </w:p>
-        </w:tc>
-        <w:tc>
-          <w:p>
-            <w:pPr>
-              <w:pStyle w:val="Compact"/>
-              <w:jc w:val="left"/>
-            </w:pPr>
-            <w:r>
-              <w:t xml:space="preserve">把一只鞋改成巨大森林里的生物，同时保留让人认出鞋子的特点。</w:t>
-            </w:r>
-          </w:p>
-        </w:tc>
-        <w:tc>
-          <w:p>
-            <w:pPr>
-              <w:pStyle w:val="Compact"/>
-              <w:jc w:val="left"/>
-            </w:pPr>
-            <w:r>
-              <w:t xml:space="preserve">哪些结构保留，哪些结构改变？</w:t>
-            </w:r>
-          </w:p>
-        </w:tc>
-        <w:tc>
-          <w:p>
-            <w:pPr>
-              <w:pStyle w:val="Compact"/>
-              <w:jc w:val="left"/>
-            </w:pPr>
-            <w:r>
-              <w:t xml:space="preserve">Creature of the giant forest</w:t>
-            </w:r>
-          </w:p>
-        </w:tc>
-        <w:tc>
-          <w:p>
-            <w:pPr>
-              <w:pStyle w:val="Compact"/>
-              <w:jc w:val="left"/>
-            </w:pPr>
-            <w:r>
-              <w:t xml:space="preserve">Turn a shoe into a creature living in a giant forest, keeping enough of its features for it to be recognizable as a shoe.</w:t>
+              <w:t xml:space="preserve">鞋子变生物</w:t>
+            </w:r>
+          </w:p>
+        </w:tc>
+        <w:tc>
+          <w:p>
+            <w:pPr>
+              <w:pStyle w:val="Compact"/>
+              <w:jc w:val="left"/>
+            </w:pPr>
+            <w:r>
+              <w:t xml:space="preserve">把一只鞋变成住在大森林里的生物，还要看得出鞋子的样子。</w:t>
+            </w:r>
+          </w:p>
+        </w:tc>
+        <w:tc>
+          <w:p>
+            <w:pPr>
+              <w:pStyle w:val="Compact"/>
+              <w:jc w:val="left"/>
+            </w:pPr>
+            <w:r>
+              <w:t xml:space="preserve">哪些部分留下，哪些部分改变？</w:t>
+            </w:r>
+          </w:p>
+        </w:tc>
+        <w:tc>
+          <w:p>
+            <w:pPr>
+              <w:pStyle w:val="Compact"/>
+              <w:jc w:val="left"/>
+            </w:pPr>
+            <w:r>
+              <w:t xml:space="preserve">Shoe to creature</w:t>
+            </w:r>
+          </w:p>
+        </w:tc>
+        <w:tc>
+          <w:p>
+            <w:pPr>
+              <w:pStyle w:val="Compact"/>
+              <w:jc w:val="left"/>
+            </w:pPr>
+            <w:r>
+              <w:t xml:space="preserve">Turn a shoe into a creature that lives in a huge forest. It must still look partly like a shoe.</w:t>
             </w:r>
           </w:p>
         </w:tc>
@@ -28815,51 +28727,51 @@
               <w:jc w:val="left"/>
             </w:pPr>
             <w:r>
-              <w:t xml:space="preserve">太空救援机</w:t>
-            </w:r>
-          </w:p>
-        </w:tc>
-        <w:tc>
-          <w:p>
-            <w:pPr>
-              <w:pStyle w:val="Compact"/>
-              <w:jc w:val="left"/>
-            </w:pPr>
-            <w:r>
-              <w:t xml:space="preserve">把茶壶改成一台太空救援机器，至少能救两个人。</w:t>
-            </w:r>
-          </w:p>
-        </w:tc>
-        <w:tc>
-          <w:p>
-            <w:pPr>
-              <w:pStyle w:val="Compact"/>
-              <w:jc w:val="left"/>
-            </w:pPr>
-            <w:r>
-              <w:t xml:space="preserve">先想救援功能，再决定怎样变形。</w:t>
-            </w:r>
-          </w:p>
-        </w:tc>
-        <w:tc>
-          <w:p>
-            <w:pPr>
-              <w:pStyle w:val="Compact"/>
-              <w:jc w:val="left"/>
-            </w:pPr>
-            <w:r>
-              <w:t xml:space="preserve">Space rescue machine</w:t>
-            </w:r>
-          </w:p>
-        </w:tc>
-        <w:tc>
-          <w:p>
-            <w:pPr>
-              <w:pStyle w:val="Compact"/>
-              <w:jc w:val="left"/>
-            </w:pPr>
-            <w:r>
-              <w:t xml:space="preserve">Turn the teapot into a space rescue machine that can rescue at least two people.</w:t>
+              <w:t xml:space="preserve">茶壶救援机</w:t>
+            </w:r>
+          </w:p>
+        </w:tc>
+        <w:tc>
+          <w:p>
+            <w:pPr>
+              <w:pStyle w:val="Compact"/>
+              <w:jc w:val="left"/>
+            </w:pPr>
+            <w:r>
+              <w:t xml:space="preserve">把茶壶改成太空救援机器，至少能救两个人。</w:t>
+            </w:r>
+          </w:p>
+        </w:tc>
+        <w:tc>
+          <w:p>
+            <w:pPr>
+              <w:pStyle w:val="Compact"/>
+              <w:jc w:val="left"/>
+            </w:pPr>
+            <w:r>
+              <w:t xml:space="preserve">先想怎么救人，再想茶壶要怎么改。</w:t>
+            </w:r>
+          </w:p>
+        </w:tc>
+        <w:tc>
+          <w:p>
+            <w:pPr>
+              <w:pStyle w:val="Compact"/>
+              <w:jc w:val="left"/>
+            </w:pPr>
+            <w:r>
+              <w:t xml:space="preserve">Teapot rescue machine</w:t>
+            </w:r>
+          </w:p>
+        </w:tc>
+        <w:tc>
+          <w:p>
+            <w:pPr>
+              <w:pStyle w:val="Compact"/>
+              <w:jc w:val="left"/>
+            </w:pPr>
+            <w:r>
+              <w:t xml:space="preserve">Turn a teapot into a space rescue machine that can rescue at least two people.</w:t>
             </w:r>
           </w:p>
         </w:tc>
@@ -28916,18 +28828,18 @@
               <w:jc w:val="left"/>
             </w:pPr>
             <w:r>
-              <w:t xml:space="preserve">自行车机甲</w:t>
-            </w:r>
-          </w:p>
-        </w:tc>
-        <w:tc>
-          <w:p>
-            <w:pPr>
-              <w:pStyle w:val="Compact"/>
-              <w:jc w:val="left"/>
-            </w:pPr>
-            <w:r>
-              <w:t xml:space="preserve">把自行车改成一台机甲，想想它能做什么。</w:t>
+              <w:t xml:space="preserve">自行车变机甲</w:t>
+            </w:r>
+          </w:p>
+        </w:tc>
+        <w:tc>
+          <w:p>
+            <w:pPr>
+              <w:pStyle w:val="Compact"/>
+              <w:jc w:val="left"/>
+            </w:pPr>
+            <w:r>
+              <w:t xml:space="preserve">把自行车改成一台机甲机器人。想想它能做什么。</w:t>
             </w:r>
           </w:p>
         </w:tc>
@@ -28949,18 +28861,18 @@
               <w:jc w:val="left"/>
             </w:pPr>
             <w:r>
-              <w:t xml:space="preserve">Bicycle mech</w:t>
-            </w:r>
-          </w:p>
-        </w:tc>
-        <w:tc>
-          <w:p>
-            <w:pPr>
-              <w:pStyle w:val="Compact"/>
-              <w:jc w:val="left"/>
-            </w:pPr>
-            <w:r>
-              <w:t xml:space="preserve">Turn the bicycle into a mech. Think about what it can do.</w:t>
+              <w:t xml:space="preserve">Bicycle to mech</w:t>
+            </w:r>
+          </w:p>
+        </w:tc>
+        <w:tc>
+          <w:p>
+            <w:pPr>
+              <w:pStyle w:val="Compact"/>
+              <w:jc w:val="left"/>
+            </w:pPr>
+            <w:r>
+              <w:t xml:space="preserve">Turn a bicycle into a mech robot. Think about what it can do.</w:t>
             </w:r>
           </w:p>
         </w:tc>
@@ -29147,18 +29059,18 @@
               <w:jc w:val="left"/>
             </w:pPr>
             <w:r>
-              <w:t xml:space="preserve">把城堡和水母组合成一个新东西。它可以是生物，也可以是建筑。</w:t>
-            </w:r>
-          </w:p>
-        </w:tc>
-        <w:tc>
-          <w:p>
-            <w:pPr>
-              <w:pStyle w:val="Compact"/>
-              <w:jc w:val="left"/>
-            </w:pPr>
-            <w:r>
-              <w:t xml:space="preserve">两种东西的特点都要看得出来。</w:t>
+              <w:t xml:space="preserve">把城堡和水母合在一起画。可以变成生物，也可以变成建筑。</w:t>
+            </w:r>
+          </w:p>
+        </w:tc>
+        <w:tc>
+          <w:p>
+            <w:pPr>
+              <w:pStyle w:val="Compact"/>
+              <w:jc w:val="left"/>
+            </w:pPr>
+            <w:r>
+              <w:t xml:space="preserve">城堡和水母的特点都要能看出来。</w:t>
             </w:r>
           </w:p>
         </w:tc>
@@ -29180,7 +29092,403 @@
               <w:jc w:val="left"/>
             </w:pPr>
             <w:r>
-              <w:t xml:space="preserve">Combine a castle and a jellyfish into something new. It can be a creature or a building.</w:t>
+              <w:t xml:space="preserve">Draw a castle and a jellyfish combined into one. It could be a creature or a building.</w:t>
+            </w:r>
+          </w:p>
+        </w:tc>
+        <w:tc>
+          <w:p>
+            <w:pPr>
+              <w:pStyle w:val="Compact"/>
+              <w:jc w:val="left"/>
+            </w:pPr>
+            <w:r>
+              <w:t xml:space="preserve">套话:一起 长</w:t>
+            </w:r>
+          </w:p>
+        </w:tc>
+      </w:tr>
+      <w:tr>
+        <w:tc>
+          <w:p>
+            <w:pPr>
+              <w:pStyle w:val="Compact"/>
+              <w:jc w:val="left"/>
+            </w:pPr>
+            <w:r>
+              <w:t xml:space="preserve">T42</w:t>
+            </w:r>
+          </w:p>
+        </w:tc>
+        <w:tc>
+          <w:p>
+            <w:pPr>
+              <w:pStyle w:val="Compact"/>
+              <w:jc w:val="left"/>
+            </w:pPr>
+            <w:r>
+              <w:t xml:space="preserve">M5_A2</w:t>
+            </w:r>
+          </w:p>
+        </w:tc>
+        <w:tc>
+          <w:p>
+            <w:pPr>
+              <w:pStyle w:val="Compact"/>
+              <w:jc w:val="left"/>
+            </w:pPr>
+            <w:r>
+              <w:t xml:space="preserve">共通</w:t>
+            </w:r>
+          </w:p>
+        </w:tc>
+        <w:tc>
+          <w:p>
+            <w:pPr>
+              <w:pStyle w:val="Compact"/>
+              <w:jc w:val="left"/>
+            </w:pPr>
+            <w:r>
+              <w:t xml:space="preserve">机器人 + 花</w:t>
+            </w:r>
+          </w:p>
+        </w:tc>
+        <w:tc>
+          <w:p>
+            <w:pPr>
+              <w:pStyle w:val="Compact"/>
+              <w:jc w:val="left"/>
+            </w:pPr>
+            <w:r>
+              <w:t xml:space="preserve">把机器人和花合在一起，画成一种新的生物。</w:t>
+            </w:r>
+          </w:p>
+        </w:tc>
+        <w:tc>
+          <w:p>
+            <w:pPr>
+              <w:pStyle w:val="Compact"/>
+              <w:jc w:val="left"/>
+            </w:pPr>
+            <w:r>
+              <w:t xml:space="preserve">不只是把花贴上去，要让两者连成一体。</w:t>
+            </w:r>
+          </w:p>
+        </w:tc>
+        <w:tc>
+          <w:p>
+            <w:pPr>
+              <w:pStyle w:val="Compact"/>
+              <w:jc w:val="left"/>
+            </w:pPr>
+            <w:r>
+              <w:t xml:space="preserve">Robot + flower</w:t>
+            </w:r>
+          </w:p>
+        </w:tc>
+        <w:tc>
+          <w:p>
+            <w:pPr>
+              <w:pStyle w:val="Compact"/>
+              <w:jc w:val="left"/>
+            </w:pPr>
+            <w:r>
+              <w:t xml:space="preserve">Combine a robot and a flower to draw a new kind of living thing.</w:t>
+            </w:r>
+          </w:p>
+        </w:tc>
+        <w:tc>
+          <w:p>
+            <w:pPr>
+              <w:pStyle w:val="Compact"/>
+              <w:jc w:val="left"/>
+            </w:pPr>
+            <w:r>
+              <w:t xml:space="preserve">套话:一起 长</w:t>
+            </w:r>
+          </w:p>
+        </w:tc>
+      </w:tr>
+      <w:tr>
+        <w:tc>
+          <w:p>
+            <w:pPr>
+              <w:pStyle w:val="Compact"/>
+              <w:jc w:val="left"/>
+            </w:pPr>
+            <w:r>
+              <w:t xml:space="preserve">T43</w:t>
+            </w:r>
+          </w:p>
+        </w:tc>
+        <w:tc>
+          <w:p>
+            <w:pPr>
+              <w:pStyle w:val="Compact"/>
+              <w:jc w:val="left"/>
+            </w:pPr>
+            <w:r>
+              <w:t xml:space="preserve">M5_E3</w:t>
+            </w:r>
+          </w:p>
+        </w:tc>
+        <w:tc>
+          <w:p>
+            <w:pPr>
+              <w:pStyle w:val="Compact"/>
+              <w:jc w:val="left"/>
+            </w:pPr>
+            <w:r>
+              <w:t xml:space="preserve">小学</w:t>
+            </w:r>
+          </w:p>
+        </w:tc>
+        <w:tc>
+          <w:p>
+            <w:pPr>
+              <w:pStyle w:val="Compact"/>
+              <w:jc w:val="left"/>
+            </w:pPr>
+            <w:r>
+              <w:t xml:space="preserve">狐狸 + 火车</w:t>
+            </w:r>
+          </w:p>
+        </w:tc>
+        <w:tc>
+          <w:p>
+            <w:pPr>
+              <w:pStyle w:val="Compact"/>
+              <w:jc w:val="left"/>
+            </w:pPr>
+            <w:r>
+              <w:t xml:space="preserve">把狐狸和火车合成一个新东西。想想它会开到哪里。</w:t>
+            </w:r>
+          </w:p>
+        </w:tc>
+        <w:tc>
+          <w:p>
+            <w:pPr>
+              <w:pStyle w:val="Compact"/>
+              <w:jc w:val="left"/>
+            </w:pPr>
+            <w:r>
+              <w:t xml:space="preserve">让狐狸和火车合在一起后都有变化。</w:t>
+            </w:r>
+          </w:p>
+        </w:tc>
+        <w:tc>
+          <w:p>
+            <w:pPr>
+              <w:pStyle w:val="Compact"/>
+              <w:jc w:val="left"/>
+            </w:pPr>
+            <w:r>
+              <w:t xml:space="preserve">Fox + train</w:t>
+            </w:r>
+          </w:p>
+        </w:tc>
+        <w:tc>
+          <w:p>
+            <w:pPr>
+              <w:pStyle w:val="Compact"/>
+              <w:jc w:val="left"/>
+            </w:pPr>
+            <w:r>
+              <w:t xml:space="preserve">Draw a fox and a train combined into something new. Think about where it will go.</w:t>
+            </w:r>
+          </w:p>
+        </w:tc>
+        <w:tc>
+          <w:p>
+            <w:pPr>
+              <w:pStyle w:val="Compact"/>
+              <w:jc w:val="left"/>
+            </w:pPr>
+            <w:r>
+              <w:t xml:space="preserve">套话:一起 长</w:t>
+            </w:r>
+          </w:p>
+        </w:tc>
+      </w:tr>
+      <w:tr>
+        <w:tc>
+          <w:p>
+            <w:pPr>
+              <w:pStyle w:val="Compact"/>
+              <w:jc w:val="left"/>
+            </w:pPr>
+            <w:r>
+              <w:t xml:space="preserve">T44</w:t>
+            </w:r>
+          </w:p>
+        </w:tc>
+        <w:tc>
+          <w:p>
+            <w:pPr>
+              <w:pStyle w:val="Compact"/>
+              <w:jc w:val="left"/>
+            </w:pPr>
+            <w:r>
+              <w:t xml:space="preserve">M5_E4</w:t>
+            </w:r>
+          </w:p>
+        </w:tc>
+        <w:tc>
+          <w:p>
+            <w:pPr>
+              <w:pStyle w:val="Compact"/>
+              <w:jc w:val="left"/>
+            </w:pPr>
+            <w:r>
+              <w:t xml:space="preserve">小学</w:t>
+            </w:r>
+          </w:p>
+        </w:tc>
+        <w:tc>
+          <w:p>
+            <w:pPr>
+              <w:pStyle w:val="Compact"/>
+              <w:jc w:val="left"/>
+            </w:pPr>
+            <w:r>
+              <w:t xml:space="preserve">鲨鱼 + 书包</w:t>
+            </w:r>
+          </w:p>
+        </w:tc>
+        <w:tc>
+          <w:p>
+            <w:pPr>
+              <w:pStyle w:val="Compact"/>
+              <w:jc w:val="left"/>
+            </w:pPr>
+            <w:r>
+              <w:t xml:space="preserve">把鲨鱼和书包合成一个新东西，画出它的样子。</w:t>
+            </w:r>
+          </w:p>
+        </w:tc>
+        <w:tc>
+          <w:p>
+            <w:pPr>
+              <w:pStyle w:val="Compact"/>
+              <w:jc w:val="left"/>
+            </w:pPr>
+            <w:r>
+              <w:t xml:space="preserve">不要只把鲨鱼贴在书包上。</w:t>
+            </w:r>
+          </w:p>
+        </w:tc>
+        <w:tc>
+          <w:p>
+            <w:pPr>
+              <w:pStyle w:val="Compact"/>
+              <w:jc w:val="left"/>
+            </w:pPr>
+            <w:r>
+              <w:t xml:space="preserve">Shark + backpack</w:t>
+            </w:r>
+          </w:p>
+        </w:tc>
+        <w:tc>
+          <w:p>
+            <w:pPr>
+              <w:pStyle w:val="Compact"/>
+              <w:jc w:val="left"/>
+            </w:pPr>
+            <w:r>
+              <w:t xml:space="preserve">Draw a shark and a backpack combined into one.</w:t>
+            </w:r>
+          </w:p>
+        </w:tc>
+        <w:tc>
+          <w:p/>
+        </w:tc>
+      </w:tr>
+      <w:tr>
+        <w:tc>
+          <w:p>
+            <w:pPr>
+              <w:pStyle w:val="Compact"/>
+              <w:jc w:val="left"/>
+            </w:pPr>
+            <w:r>
+              <w:t xml:space="preserve">T45</w:t>
+            </w:r>
+          </w:p>
+        </w:tc>
+        <w:tc>
+          <w:p>
+            <w:pPr>
+              <w:pStyle w:val="Compact"/>
+              <w:jc w:val="left"/>
+            </w:pPr>
+            <w:r>
+              <w:t xml:space="preserve">M5_E5</w:t>
+            </w:r>
+          </w:p>
+        </w:tc>
+        <w:tc>
+          <w:p>
+            <w:pPr>
+              <w:pStyle w:val="Compact"/>
+              <w:jc w:val="left"/>
+            </w:pPr>
+            <w:r>
+              <w:t xml:space="preserve">小学</w:t>
+            </w:r>
+          </w:p>
+        </w:tc>
+        <w:tc>
+          <w:p>
+            <w:pPr>
+              <w:pStyle w:val="Compact"/>
+              <w:jc w:val="left"/>
+            </w:pPr>
+            <w:r>
+              <w:t xml:space="preserve">蛋糕 + 房子</w:t>
+            </w:r>
+          </w:p>
+        </w:tc>
+        <w:tc>
+          <w:p>
+            <w:pPr>
+              <w:pStyle w:val="Compact"/>
+              <w:jc w:val="left"/>
+            </w:pPr>
+            <w:r>
+              <w:t xml:space="preserve">把蛋糕和房子合成一个新东西。想想谁会住在里面。</w:t>
+            </w:r>
+          </w:p>
+        </w:tc>
+        <w:tc>
+          <w:p>
+            <w:pPr>
+              <w:pStyle w:val="Compact"/>
+              <w:jc w:val="left"/>
+            </w:pPr>
+            <w:r>
+              <w:t xml:space="preserve">让蛋糕和房子连成一体。</w:t>
+            </w:r>
+          </w:p>
+        </w:tc>
+        <w:tc>
+          <w:p>
+            <w:pPr>
+              <w:pStyle w:val="Compact"/>
+              <w:jc w:val="left"/>
+            </w:pPr>
+            <w:r>
+              <w:t xml:space="preserve">Cake + house</w:t>
+            </w:r>
+          </w:p>
+        </w:tc>
+        <w:tc>
+          <w:p>
+            <w:pPr>
+              <w:pStyle w:val="Compact"/>
+              <w:jc w:val="left"/>
+            </w:pPr>
+            <w:r>
+              <w:t xml:space="preserve">Draw a cake and a house combined into one. Think about who lives inside.</w:t>
             </w:r>
           </w:p>
         </w:tc>
@@ -29204,84 +29512,84 @@
               <w:jc w:val="left"/>
             </w:pPr>
             <w:r>
-              <w:t xml:space="preserve">T42</w:t>
-            </w:r>
-          </w:p>
-        </w:tc>
-        <w:tc>
-          <w:p>
-            <w:pPr>
-              <w:pStyle w:val="Compact"/>
-              <w:jc w:val="left"/>
-            </w:pPr>
-            <w:r>
-              <w:t xml:space="preserve">M5_A2</w:t>
-            </w:r>
-          </w:p>
-        </w:tc>
-        <w:tc>
-          <w:p>
-            <w:pPr>
-              <w:pStyle w:val="Compact"/>
-              <w:jc w:val="left"/>
-            </w:pPr>
-            <w:r>
-              <w:t xml:space="preserve">共通</w:t>
-            </w:r>
-          </w:p>
-        </w:tc>
-        <w:tc>
-          <w:p>
-            <w:pPr>
-              <w:pStyle w:val="Compact"/>
-              <w:jc w:val="left"/>
-            </w:pPr>
-            <w:r>
-              <w:t xml:space="preserve">机器人 + 花</w:t>
-            </w:r>
-          </w:p>
-        </w:tc>
-        <w:tc>
-          <w:p>
-            <w:pPr>
-              <w:pStyle w:val="Compact"/>
-              <w:jc w:val="left"/>
-            </w:pPr>
-            <w:r>
-              <w:t xml:space="preserve">把机器人和花融合成一个新物种。</w:t>
-            </w:r>
-          </w:p>
-        </w:tc>
-        <w:tc>
-          <w:p>
-            <w:pPr>
-              <w:pStyle w:val="Compact"/>
-              <w:jc w:val="left"/>
-            </w:pPr>
-            <w:r>
-              <w:t xml:space="preserve">不只是把花贴上去，要让两者成为一个整体。</w:t>
-            </w:r>
-          </w:p>
-        </w:tc>
-        <w:tc>
-          <w:p>
-            <w:pPr>
-              <w:pStyle w:val="Compact"/>
-              <w:jc w:val="left"/>
-            </w:pPr>
-            <w:r>
-              <w:t xml:space="preserve">Robot + flower</w:t>
-            </w:r>
-          </w:p>
-        </w:tc>
-        <w:tc>
-          <w:p>
-            <w:pPr>
-              <w:pStyle w:val="Compact"/>
-              <w:jc w:val="left"/>
-            </w:pPr>
-            <w:r>
-              <w:t xml:space="preserve">Fuse a robot and a flower into a new species.</w:t>
+              <w:t xml:space="preserve">T46</w:t>
+            </w:r>
+          </w:p>
+        </w:tc>
+        <w:tc>
+          <w:p>
+            <w:pPr>
+              <w:pStyle w:val="Compact"/>
+              <w:jc w:val="left"/>
+            </w:pPr>
+            <w:r>
+              <w:t xml:space="preserve">M5_J3</w:t>
+            </w:r>
+          </w:p>
+        </w:tc>
+        <w:tc>
+          <w:p>
+            <w:pPr>
+              <w:pStyle w:val="Compact"/>
+              <w:jc w:val="left"/>
+            </w:pPr>
+            <w:r>
+              <w:t xml:space="preserve">初中</w:t>
+            </w:r>
+          </w:p>
+        </w:tc>
+        <w:tc>
+          <w:p>
+            <w:pPr>
+              <w:pStyle w:val="Compact"/>
+              <w:jc w:val="left"/>
+            </w:pPr>
+            <w:r>
+              <w:t xml:space="preserve">时钟 + 章鱼</w:t>
+            </w:r>
+          </w:p>
+        </w:tc>
+        <w:tc>
+          <w:p>
+            <w:pPr>
+              <w:pStyle w:val="Compact"/>
+              <w:jc w:val="left"/>
+            </w:pPr>
+            <w:r>
+              <w:t xml:space="preserve">把时钟和章鱼合成一个新东西，画出它的样子。</w:t>
+            </w:r>
+          </w:p>
+        </w:tc>
+        <w:tc>
+          <w:p>
+            <w:pPr>
+              <w:pStyle w:val="Compact"/>
+              <w:jc w:val="left"/>
+            </w:pPr>
+            <w:r>
+              <w:t xml:space="preserve">时钟和章鱼的特点都要能看出来。</w:t>
+            </w:r>
+          </w:p>
+        </w:tc>
+        <w:tc>
+          <w:p>
+            <w:pPr>
+              <w:pStyle w:val="Compact"/>
+              <w:jc w:val="left"/>
+            </w:pPr>
+            <w:r>
+              <w:t xml:space="preserve">Clock + octopus</w:t>
+            </w:r>
+          </w:p>
+        </w:tc>
+        <w:tc>
+          <w:p>
+            <w:pPr>
+              <w:pStyle w:val="Compact"/>
+              <w:jc w:val="left"/>
+            </w:pPr>
+            <w:r>
+              <w:t xml:space="preserve">Draw a clock and an octopus combined into one.</w:t>
             </w:r>
           </w:p>
         </w:tc>
@@ -29305,321 +29613,18 @@
               <w:jc w:val="left"/>
             </w:pPr>
             <w:r>
-              <w:t xml:space="preserve">T43</w:t>
-            </w:r>
-          </w:p>
-        </w:tc>
-        <w:tc>
-          <w:p>
-            <w:pPr>
-              <w:pStyle w:val="Compact"/>
-              <w:jc w:val="left"/>
-            </w:pPr>
-            <w:r>
-              <w:t xml:space="preserve">M5_E3</w:t>
-            </w:r>
-          </w:p>
-        </w:tc>
-        <w:tc>
-          <w:p>
-            <w:pPr>
-              <w:pStyle w:val="Compact"/>
-              <w:jc w:val="left"/>
-            </w:pPr>
-            <w:r>
-              <w:t xml:space="preserve">小学</w:t>
-            </w:r>
-          </w:p>
-        </w:tc>
-        <w:tc>
-          <w:p>
-            <w:pPr>
-              <w:pStyle w:val="Compact"/>
-              <w:jc w:val="left"/>
-            </w:pPr>
-            <w:r>
-              <w:t xml:space="preserve">狐狸 + 火车</w:t>
-            </w:r>
-          </w:p>
-        </w:tc>
-        <w:tc>
-          <w:p>
-            <w:pPr>
-              <w:pStyle w:val="Compact"/>
-              <w:jc w:val="left"/>
-            </w:pPr>
-            <w:r>
-              <w:t xml:space="preserve">把狐狸和火车组合成一个新东西。它会开往哪里？</w:t>
-            </w:r>
-          </w:p>
-        </w:tc>
-        <w:tc>
-          <w:p>
-            <w:pPr>
-              <w:pStyle w:val="Compact"/>
-              <w:jc w:val="left"/>
-            </w:pPr>
-            <w:r>
-              <w:t xml:space="preserve">想想两种东西会怎样改变彼此。</w:t>
-            </w:r>
-          </w:p>
-        </w:tc>
-        <w:tc>
-          <w:p>
-            <w:pPr>
-              <w:pStyle w:val="Compact"/>
-              <w:jc w:val="left"/>
-            </w:pPr>
-            <w:r>
-              <w:t xml:space="preserve">Fox + train</w:t>
-            </w:r>
-          </w:p>
-        </w:tc>
-        <w:tc>
-          <w:p>
-            <w:pPr>
-              <w:pStyle w:val="Compact"/>
-              <w:jc w:val="left"/>
-            </w:pPr>
-            <w:r>
-              <w:t xml:space="preserve">Combine a fox and a train into something new. Where will it go?</w:t>
-            </w:r>
-          </w:p>
-        </w:tc>
-        <w:tc>
-          <w:p>
-            <w:pPr>
-              <w:pStyle w:val="Compact"/>
-              <w:jc w:val="left"/>
-            </w:pPr>
-            <w:r>
-              <w:t xml:space="preserve">长</w:t>
-            </w:r>
-          </w:p>
-        </w:tc>
-      </w:tr>
-      <w:tr>
-        <w:tc>
-          <w:p>
-            <w:pPr>
-              <w:pStyle w:val="Compact"/>
-              <w:jc w:val="left"/>
-            </w:pPr>
-            <w:r>
-              <w:t xml:space="preserve">T44</w:t>
-            </w:r>
-          </w:p>
-        </w:tc>
-        <w:tc>
-          <w:p>
-            <w:pPr>
-              <w:pStyle w:val="Compact"/>
-              <w:jc w:val="left"/>
-            </w:pPr>
-            <w:r>
-              <w:t xml:space="preserve">M5_E4</w:t>
-            </w:r>
-          </w:p>
-        </w:tc>
-        <w:tc>
-          <w:p>
-            <w:pPr>
-              <w:pStyle w:val="Compact"/>
-              <w:jc w:val="left"/>
-            </w:pPr>
-            <w:r>
-              <w:t xml:space="preserve">小学</w:t>
-            </w:r>
-          </w:p>
-        </w:tc>
-        <w:tc>
-          <w:p>
-            <w:pPr>
-              <w:pStyle w:val="Compact"/>
-              <w:jc w:val="left"/>
-            </w:pPr>
-            <w:r>
-              <w:t xml:space="preserve">鲨鱼 + 书包</w:t>
-            </w:r>
-          </w:p>
-        </w:tc>
-        <w:tc>
-          <w:p>
-            <w:pPr>
-              <w:pStyle w:val="Compact"/>
-              <w:jc w:val="left"/>
-            </w:pPr>
-            <w:r>
-              <w:t xml:space="preserve">把鲨鱼和书包组合成一个新东西。你敢背上它吗？</w:t>
-            </w:r>
-          </w:p>
-        </w:tc>
-        <w:tc>
-          <w:p>
-            <w:pPr>
-              <w:pStyle w:val="Compact"/>
-              <w:jc w:val="left"/>
-            </w:pPr>
-            <w:r>
-              <w:t xml:space="preserve">不要只是把一个东西贴在另一个上面。</w:t>
-            </w:r>
-          </w:p>
-        </w:tc>
-        <w:tc>
-          <w:p>
-            <w:pPr>
-              <w:pStyle w:val="Compact"/>
-              <w:jc w:val="left"/>
-            </w:pPr>
-            <w:r>
-              <w:t xml:space="preserve">Shark + backpack</w:t>
-            </w:r>
-          </w:p>
-        </w:tc>
-        <w:tc>
-          <w:p>
-            <w:pPr>
-              <w:pStyle w:val="Compact"/>
-              <w:jc w:val="left"/>
-            </w:pPr>
-            <w:r>
-              <w:t xml:space="preserve">Combine a shark and a backpack into something new. Would you dare carry it on your back?</w:t>
-            </w:r>
-          </w:p>
-        </w:tc>
-        <w:tc>
-          <w:p>
-            <w:pPr>
-              <w:pStyle w:val="Compact"/>
-              <w:jc w:val="left"/>
-            </w:pPr>
-            <w:r>
-              <w:t xml:space="preserve">长</w:t>
-            </w:r>
-          </w:p>
-        </w:tc>
-      </w:tr>
-      <w:tr>
-        <w:tc>
-          <w:p>
-            <w:pPr>
-              <w:pStyle w:val="Compact"/>
-              <w:jc w:val="left"/>
-            </w:pPr>
-            <w:r>
-              <w:t xml:space="preserve">T45</w:t>
-            </w:r>
-          </w:p>
-        </w:tc>
-        <w:tc>
-          <w:p>
-            <w:pPr>
-              <w:pStyle w:val="Compact"/>
-              <w:jc w:val="left"/>
-            </w:pPr>
-            <w:r>
-              <w:t xml:space="preserve">M5_E5</w:t>
-            </w:r>
-          </w:p>
-        </w:tc>
-        <w:tc>
-          <w:p>
-            <w:pPr>
-              <w:pStyle w:val="Compact"/>
-              <w:jc w:val="left"/>
-            </w:pPr>
-            <w:r>
-              <w:t xml:space="preserve">小学</w:t>
-            </w:r>
-          </w:p>
-        </w:tc>
-        <w:tc>
-          <w:p>
-            <w:pPr>
-              <w:pStyle w:val="Compact"/>
-              <w:jc w:val="left"/>
-            </w:pPr>
-            <w:r>
-              <w:t xml:space="preserve">蛋糕 + 房子</w:t>
-            </w:r>
-          </w:p>
-        </w:tc>
-        <w:tc>
-          <w:p>
-            <w:pPr>
-              <w:pStyle w:val="Compact"/>
-              <w:jc w:val="left"/>
-            </w:pPr>
-            <w:r>
-              <w:t xml:space="preserve">把蛋糕和房子组合成一个新东西。谁会住在里面？</w:t>
-            </w:r>
-          </w:p>
-        </w:tc>
-        <w:tc>
-          <w:p>
-            <w:pPr>
-              <w:pStyle w:val="Compact"/>
-              <w:jc w:val="left"/>
-            </w:pPr>
-            <w:r>
-              <w:t xml:space="preserve">想想怎样让两种东西成为一个整体。</w:t>
-            </w:r>
-          </w:p>
-        </w:tc>
-        <w:tc>
-          <w:p>
-            <w:pPr>
-              <w:pStyle w:val="Compact"/>
-              <w:jc w:val="left"/>
-            </w:pPr>
-            <w:r>
-              <w:t xml:space="preserve">Cake + house</w:t>
-            </w:r>
-          </w:p>
-        </w:tc>
-        <w:tc>
-          <w:p>
-            <w:pPr>
-              <w:pStyle w:val="Compact"/>
-              <w:jc w:val="left"/>
-            </w:pPr>
-            <w:r>
-              <w:t xml:space="preserve">Combine a cake and a house into something new. Who might live inside?</w:t>
-            </w:r>
-          </w:p>
-        </w:tc>
-        <w:tc>
-          <w:p>
-            <w:pPr>
-              <w:pStyle w:val="Compact"/>
-              <w:jc w:val="left"/>
-            </w:pPr>
-            <w:r>
-              <w:t xml:space="preserve">长</w:t>
-            </w:r>
-          </w:p>
-        </w:tc>
-      </w:tr>
-      <w:tr>
-        <w:tc>
-          <w:p>
-            <w:pPr>
-              <w:pStyle w:val="Compact"/>
-              <w:jc w:val="left"/>
-            </w:pPr>
-            <w:r>
-              <w:t xml:space="preserve">T46</w:t>
-            </w:r>
-          </w:p>
-        </w:tc>
-        <w:tc>
-          <w:p>
-            <w:pPr>
-              <w:pStyle w:val="Compact"/>
-              <w:jc w:val="left"/>
-            </w:pPr>
-            <w:r>
-              <w:t xml:space="preserve">M5_J3</w:t>
+              <w:t xml:space="preserve">T47</w:t>
+            </w:r>
+          </w:p>
+        </w:tc>
+        <w:tc>
+          <w:p>
+            <w:pPr>
+              <w:pStyle w:val="Compact"/>
+              <w:jc w:val="left"/>
+            </w:pPr>
+            <w:r>
+              <w:t xml:space="preserve">M5_J4</w:t>
             </w:r>
           </w:p>
         </w:tc>
@@ -29641,78 +29646,86 @@
               <w:jc w:val="left"/>
             </w:pPr>
             <w:r>
-              <w:t xml:space="preserve">时钟 + 章鱼</w:t>
-            </w:r>
-          </w:p>
-        </w:tc>
-        <w:tc>
-          <w:p>
-            <w:pPr>
-              <w:pStyle w:val="Compact"/>
-              <w:jc w:val="left"/>
-            </w:pPr>
-            <w:r>
-              <w:t xml:space="preserve">把时钟和章鱼融合成一种新东西。</w:t>
-            </w:r>
-          </w:p>
-        </w:tc>
-        <w:tc>
-          <w:p>
-            <w:pPr>
-              <w:pStyle w:val="Compact"/>
-              <w:jc w:val="left"/>
-            </w:pPr>
-            <w:r>
-              <w:t xml:space="preserve">让人能认出时钟和章鱼的特点。</w:t>
-            </w:r>
-          </w:p>
-        </w:tc>
-        <w:tc>
-          <w:p>
-            <w:pPr>
-              <w:pStyle w:val="Compact"/>
-              <w:jc w:val="left"/>
-            </w:pPr>
-            <w:r>
-              <w:t xml:space="preserve">Clock + octopus</w:t>
-            </w:r>
-          </w:p>
-        </w:tc>
-        <w:tc>
-          <w:p>
-            <w:pPr>
-              <w:pStyle w:val="Compact"/>
-              <w:jc w:val="left"/>
-            </w:pPr>
-            <w:r>
-              <w:t xml:space="preserve">Fuse a clock and an octopus into something new.</w:t>
-            </w:r>
-          </w:p>
-        </w:tc>
-        <w:tc>
-          <w:p/>
-        </w:tc>
-      </w:tr>
-      <w:tr>
-        <w:tc>
-          <w:p>
-            <w:pPr>
-              <w:pStyle w:val="Compact"/>
-              <w:jc w:val="left"/>
-            </w:pPr>
-            <w:r>
-              <w:t xml:space="preserve">T47</w:t>
-            </w:r>
-          </w:p>
-        </w:tc>
-        <w:tc>
-          <w:p>
-            <w:pPr>
-              <w:pStyle w:val="Compact"/>
-              <w:jc w:val="left"/>
-            </w:pPr>
-            <w:r>
-              <w:t xml:space="preserve">M5_J4</w:t>
+              <w:t xml:space="preserve">地铁 + 龙</w:t>
+            </w:r>
+          </w:p>
+        </w:tc>
+        <w:tc>
+          <w:p>
+            <w:pPr>
+              <w:pStyle w:val="Compact"/>
+              <w:jc w:val="left"/>
+            </w:pPr>
+            <w:r>
+              <w:t xml:space="preserve">把地铁和龙合在一起，画成一种交通工具。</w:t>
+            </w:r>
+          </w:p>
+        </w:tc>
+        <w:tc>
+          <w:p>
+            <w:pPr>
+              <w:pStyle w:val="Compact"/>
+              <w:jc w:val="left"/>
+            </w:pPr>
+            <w:r>
+              <w:t xml:space="preserve">想想它们的哪些部分能连在一起。</w:t>
+            </w:r>
+          </w:p>
+        </w:tc>
+        <w:tc>
+          <w:p>
+            <w:pPr>
+              <w:pStyle w:val="Compact"/>
+              <w:jc w:val="left"/>
+            </w:pPr>
+            <w:r>
+              <w:t xml:space="preserve">Subway + dragon</w:t>
+            </w:r>
+          </w:p>
+        </w:tc>
+        <w:tc>
+          <w:p>
+            <w:pPr>
+              <w:pStyle w:val="Compact"/>
+              <w:jc w:val="left"/>
+            </w:pPr>
+            <w:r>
+              <w:t xml:space="preserve">Combine a subway train and a dragon to draw a vehicle.</w:t>
+            </w:r>
+          </w:p>
+        </w:tc>
+        <w:tc>
+          <w:p>
+            <w:pPr>
+              <w:pStyle w:val="Compact"/>
+              <w:jc w:val="left"/>
+            </w:pPr>
+            <w:r>
+              <w:t xml:space="preserve">套话:一起 长</w:t>
+            </w:r>
+          </w:p>
+        </w:tc>
+      </w:tr>
+      <w:tr>
+        <w:tc>
+          <w:p>
+            <w:pPr>
+              <w:pStyle w:val="Compact"/>
+              <w:jc w:val="left"/>
+            </w:pPr>
+            <w:r>
+              <w:t xml:space="preserve">T48</w:t>
+            </w:r>
+          </w:p>
+        </w:tc>
+        <w:tc>
+          <w:p>
+            <w:pPr>
+              <w:pStyle w:val="Compact"/>
+              <w:jc w:val="left"/>
+            </w:pPr>
+            <w:r>
+              <w:t xml:space="preserve">M5_J5</w:t>
             </w:r>
           </w:p>
         </w:tc>
@@ -29734,99 +29747,6 @@
               <w:jc w:val="left"/>
             </w:pPr>
             <w:r>
-              <w:t xml:space="preserve">地铁 + 龙</w:t>
-            </w:r>
-          </w:p>
-        </w:tc>
-        <w:tc>
-          <w:p>
-            <w:pPr>
-              <w:pStyle w:val="Compact"/>
-              <w:jc w:val="left"/>
-            </w:pPr>
-            <w:r>
-              <w:t xml:space="preserve">把地铁和龙融合成一种交通工具。</w:t>
-            </w:r>
-          </w:p>
-        </w:tc>
-        <w:tc>
-          <w:p>
-            <w:pPr>
-              <w:pStyle w:val="Compact"/>
-              <w:jc w:val="left"/>
-            </w:pPr>
-            <w:r>
-              <w:t xml:space="preserve">想想怎样把两种结构真正连接起来。</w:t>
-            </w:r>
-          </w:p>
-        </w:tc>
-        <w:tc>
-          <w:p>
-            <w:pPr>
-              <w:pStyle w:val="Compact"/>
-              <w:jc w:val="left"/>
-            </w:pPr>
-            <w:r>
-              <w:t xml:space="preserve">Subway + dragon</w:t>
-            </w:r>
-          </w:p>
-        </w:tc>
-        <w:tc>
-          <w:p>
-            <w:pPr>
-              <w:pStyle w:val="Compact"/>
-              <w:jc w:val="left"/>
-            </w:pPr>
-            <w:r>
-              <w:t xml:space="preserve">Fuse a subway train and a dragon into a vehicle.</w:t>
-            </w:r>
-          </w:p>
-        </w:tc>
-        <w:tc>
-          <w:p/>
-        </w:tc>
-      </w:tr>
-      <w:tr>
-        <w:tc>
-          <w:p>
-            <w:pPr>
-              <w:pStyle w:val="Compact"/>
-              <w:jc w:val="left"/>
-            </w:pPr>
-            <w:r>
-              <w:t xml:space="preserve">T48</w:t>
-            </w:r>
-          </w:p>
-        </w:tc>
-        <w:tc>
-          <w:p>
-            <w:pPr>
-              <w:pStyle w:val="Compact"/>
-              <w:jc w:val="left"/>
-            </w:pPr>
-            <w:r>
-              <w:t xml:space="preserve">M5_J5</w:t>
-            </w:r>
-          </w:p>
-        </w:tc>
-        <w:tc>
-          <w:p>
-            <w:pPr>
-              <w:pStyle w:val="Compact"/>
-              <w:jc w:val="left"/>
-            </w:pPr>
-            <w:r>
-              <w:t xml:space="preserve">初中</w:t>
-            </w:r>
-          </w:p>
-        </w:tc>
-        <w:tc>
-          <w:p>
-            <w:pPr>
-              <w:pStyle w:val="Compact"/>
-              <w:jc w:val="left"/>
-            </w:pPr>
-            <w:r>
               <w:t xml:space="preserve">鲸鱼 + 学校</w:t>
             </w:r>
           </w:p>
@@ -29838,18 +29758,18 @@
               <w:jc w:val="left"/>
             </w:pPr>
             <w:r>
-              <w:t xml:space="preserve">把鲸鱼和学校融合成一个地方。</w:t>
-            </w:r>
-          </w:p>
-        </w:tc>
-        <w:tc>
-          <w:p>
-            <w:pPr>
-              <w:pStyle w:val="Compact"/>
-              <w:jc w:val="left"/>
-            </w:pPr>
-            <w:r>
-              <w:t xml:space="preserve">不要只是把学校放在鲸鱼背上。</w:t>
+              <w:t xml:space="preserve">画一所和鲸鱼合在一起的学校。</w:t>
+            </w:r>
+          </w:p>
+        </w:tc>
+        <w:tc>
+          <w:p>
+            <w:pPr>
+              <w:pStyle w:val="Compact"/>
+              <w:jc w:val="left"/>
+            </w:pPr>
+            <w:r>
+              <w:t xml:space="preserve">不只是把学校放在鲸鱼背上。</w:t>
             </w:r>
           </w:p>
         </w:tc>
@@ -29871,12 +29791,20 @@
               <w:jc w:val="left"/>
             </w:pPr>
             <w:r>
-              <w:t xml:space="preserve">Fuse a whale and a school into one place.</w:t>
-            </w:r>
-          </w:p>
-        </w:tc>
-        <w:tc>
-          <w:p/>
+              <w:t xml:space="preserve">Draw a school combined with a whale.</w:t>
+            </w:r>
+          </w:p>
+        </w:tc>
+        <w:tc>
+          <w:p>
+            <w:pPr>
+              <w:pStyle w:val="Compact"/>
+              <w:jc w:val="left"/>
+            </w:pPr>
+            <w:r>
+              <w:t xml:space="preserve">套话:一起</w:t>
+            </w:r>
+          </w:p>
         </w:tc>
       </w:tr>
     </w:tbl>
@@ -30039,51 +29967,330 @@
               <w:jc w:val="left"/>
             </w:pPr>
             <w:r>
-              <w:t xml:space="preserve">变成晚上</w:t>
-            </w:r>
-          </w:p>
-        </w:tc>
-        <w:tc>
-          <w:p>
-            <w:pPr>
-              <w:pStyle w:val="Compact"/>
-              <w:jc w:val="left"/>
-            </w:pPr>
-            <w:r>
-              <w:t xml:space="preserve">保留原来的场景，只改变颜色和明暗，把它变成夜晚。</w:t>
-            </w:r>
-          </w:p>
-        </w:tc>
-        <w:tc>
-          <w:p>
-            <w:pPr>
-              <w:pStyle w:val="Compact"/>
-              <w:jc w:val="left"/>
-            </w:pPr>
-            <w:r>
-              <w:t xml:space="preserve">夜晚也会有明亮的地方。</w:t>
-            </w:r>
-          </w:p>
-        </w:tc>
-        <w:tc>
-          <w:p>
-            <w:pPr>
-              <w:pStyle w:val="Compact"/>
-              <w:jc w:val="left"/>
-            </w:pPr>
-            <w:r>
-              <w:t xml:space="preserve">Make it night</w:t>
-            </w:r>
-          </w:p>
-        </w:tc>
-        <w:tc>
-          <w:p>
-            <w:pPr>
-              <w:pStyle w:val="Compact"/>
-              <w:jc w:val="left"/>
-            </w:pPr>
-            <w:r>
-              <w:t xml:space="preserve">Keep the original scene. Change only its colors and light and dark areas to make it nighttime.</w:t>
+              <w:t xml:space="preserve">夜晚</w:t>
+            </w:r>
+          </w:p>
+        </w:tc>
+        <w:tc>
+          <w:p>
+            <w:pPr>
+              <w:pStyle w:val="Compact"/>
+              <w:jc w:val="left"/>
+            </w:pPr>
+            <w:r>
+              <w:t xml:space="preserve">保留图里的场景，只改颜色和明暗，把它画成夜晚。</w:t>
+            </w:r>
+          </w:p>
+        </w:tc>
+        <w:tc>
+          <w:p>
+            <w:pPr>
+              <w:pStyle w:val="Compact"/>
+              <w:jc w:val="left"/>
+            </w:pPr>
+            <w:r>
+              <w:t xml:space="preserve">夜晚也有亮的地方。</w:t>
+            </w:r>
+          </w:p>
+        </w:tc>
+        <w:tc>
+          <w:p>
+            <w:pPr>
+              <w:pStyle w:val="Compact"/>
+              <w:jc w:val="left"/>
+            </w:pPr>
+            <w:r>
+              <w:t xml:space="preserve">Night</w:t>
+            </w:r>
+          </w:p>
+        </w:tc>
+        <w:tc>
+          <w:p>
+            <w:pPr>
+              <w:pStyle w:val="Compact"/>
+              <w:jc w:val="left"/>
+            </w:pPr>
+            <w:r>
+              <w:t xml:space="preserve">Keep the scene. Change only its colors and light and dark areas to make it nighttime.</w:t>
+            </w:r>
+          </w:p>
+        </w:tc>
+        <w:tc>
+          <w:p/>
+        </w:tc>
+      </w:tr>
+      <w:tr>
+        <w:tc>
+          <w:p>
+            <w:pPr>
+              <w:pStyle w:val="Compact"/>
+              <w:jc w:val="left"/>
+            </w:pPr>
+            <w:r>
+              <w:t xml:space="preserve">T50</w:t>
+            </w:r>
+          </w:p>
+        </w:tc>
+        <w:tc>
+          <w:p>
+            <w:pPr>
+              <w:pStyle w:val="Compact"/>
+              <w:jc w:val="left"/>
+            </w:pPr>
+            <w:r>
+              <w:t xml:space="preserve">M6_A2</w:t>
+            </w:r>
+          </w:p>
+        </w:tc>
+        <w:tc>
+          <w:p>
+            <w:pPr>
+              <w:pStyle w:val="Compact"/>
+              <w:jc w:val="left"/>
+            </w:pPr>
+            <w:r>
+              <w:t xml:space="preserve">共通</w:t>
+            </w:r>
+          </w:p>
+        </w:tc>
+        <w:tc>
+          <w:p>
+            <w:pPr>
+              <w:pStyle w:val="Compact"/>
+              <w:jc w:val="left"/>
+            </w:pPr>
+            <w:r>
+              <w:t xml:space="preserve">吓人的地方</w:t>
+            </w:r>
+          </w:p>
+        </w:tc>
+        <w:tc>
+          <w:p>
+            <w:pPr>
+              <w:pStyle w:val="Compact"/>
+              <w:jc w:val="left"/>
+            </w:pPr>
+            <w:r>
+              <w:t xml:space="preserve">不加新的怪物。只改颜色和明暗，让这里有点吓人。</w:t>
+            </w:r>
+          </w:p>
+        </w:tc>
+        <w:tc>
+          <w:p>
+            <w:pPr>
+              <w:pStyle w:val="Compact"/>
+              <w:jc w:val="left"/>
+            </w:pPr>
+            <w:r>
+              <w:t xml:space="preserve">想想哪里亮，哪里暗。</w:t>
+            </w:r>
+          </w:p>
+        </w:tc>
+        <w:tc>
+          <w:p>
+            <w:pPr>
+              <w:pStyle w:val="Compact"/>
+              <w:jc w:val="left"/>
+            </w:pPr>
+            <w:r>
+              <w:t xml:space="preserve">A scary place</w:t>
+            </w:r>
+          </w:p>
+        </w:tc>
+        <w:tc>
+          <w:p>
+            <w:pPr>
+              <w:pStyle w:val="Compact"/>
+              <w:jc w:val="left"/>
+            </w:pPr>
+            <w:r>
+              <w:t xml:space="preserve">Do not add new monsters. Change only the colors and light and dark areas to make the place a little scary.</w:t>
+            </w:r>
+          </w:p>
+        </w:tc>
+        <w:tc>
+          <w:p/>
+        </w:tc>
+      </w:tr>
+      <w:tr>
+        <w:tc>
+          <w:p>
+            <w:pPr>
+              <w:pStyle w:val="Compact"/>
+              <w:jc w:val="left"/>
+            </w:pPr>
+            <w:r>
+              <w:t xml:space="preserve">T51</w:t>
+            </w:r>
+          </w:p>
+        </w:tc>
+        <w:tc>
+          <w:p>
+            <w:pPr>
+              <w:pStyle w:val="Compact"/>
+              <w:jc w:val="left"/>
+            </w:pPr>
+            <w:r>
+              <w:t xml:space="preserve">M6_E3</w:t>
+            </w:r>
+          </w:p>
+        </w:tc>
+        <w:tc>
+          <w:p>
+            <w:pPr>
+              <w:pStyle w:val="Compact"/>
+              <w:jc w:val="left"/>
+            </w:pPr>
+            <w:r>
+              <w:t xml:space="preserve">小学</w:t>
+            </w:r>
+          </w:p>
+        </w:tc>
+        <w:tc>
+          <w:p>
+            <w:pPr>
+              <w:pStyle w:val="Compact"/>
+              <w:jc w:val="left"/>
+            </w:pPr>
+            <w:r>
+              <w:t xml:space="preserve">寒冷</w:t>
+            </w:r>
+          </w:p>
+        </w:tc>
+        <w:tc>
+          <w:p>
+            <w:pPr>
+              <w:pStyle w:val="Compact"/>
+              <w:jc w:val="left"/>
+            </w:pPr>
+            <w:r>
+              <w:t xml:space="preserve">不换掉图里的东西。只改颜色，让这里看起来很冷。</w:t>
+            </w:r>
+          </w:p>
+        </w:tc>
+        <w:tc>
+          <w:p>
+            <w:pPr>
+              <w:pStyle w:val="Compact"/>
+              <w:jc w:val="left"/>
+            </w:pPr>
+            <w:r>
+              <w:t xml:space="preserve">不一定只用蓝色。</w:t>
+            </w:r>
+          </w:p>
+        </w:tc>
+        <w:tc>
+          <w:p>
+            <w:pPr>
+              <w:pStyle w:val="Compact"/>
+              <w:jc w:val="left"/>
+            </w:pPr>
+            <w:r>
+              <w:t xml:space="preserve">Cold</w:t>
+            </w:r>
+          </w:p>
+        </w:tc>
+        <w:tc>
+          <w:p>
+            <w:pPr>
+              <w:pStyle w:val="Compact"/>
+              <w:jc w:val="left"/>
+            </w:pPr>
+            <w:r>
+              <w:t xml:space="preserve">Keep the things in the picture. Change only the colors to make the place look very cold.</w:t>
+            </w:r>
+          </w:p>
+        </w:tc>
+        <w:tc>
+          <w:p/>
+        </w:tc>
+      </w:tr>
+      <w:tr>
+        <w:tc>
+          <w:p>
+            <w:pPr>
+              <w:pStyle w:val="Compact"/>
+              <w:jc w:val="left"/>
+            </w:pPr>
+            <w:r>
+              <w:t xml:space="preserve">T52</w:t>
+            </w:r>
+          </w:p>
+        </w:tc>
+        <w:tc>
+          <w:p>
+            <w:pPr>
+              <w:pStyle w:val="Compact"/>
+              <w:jc w:val="left"/>
+            </w:pPr>
+            <w:r>
+              <w:t xml:space="preserve">M6_E4</w:t>
+            </w:r>
+          </w:p>
+        </w:tc>
+        <w:tc>
+          <w:p>
+            <w:pPr>
+              <w:pStyle w:val="Compact"/>
+              <w:jc w:val="left"/>
+            </w:pPr>
+            <w:r>
+              <w:t xml:space="preserve">小学</w:t>
+            </w:r>
+          </w:p>
+        </w:tc>
+        <w:tc>
+          <w:p>
+            <w:pPr>
+              <w:pStyle w:val="Compact"/>
+              <w:jc w:val="left"/>
+            </w:pPr>
+            <w:r>
+              <w:t xml:space="preserve">热闹</w:t>
+            </w:r>
+          </w:p>
+        </w:tc>
+        <w:tc>
+          <w:p>
+            <w:pPr>
+              <w:pStyle w:val="Compact"/>
+              <w:jc w:val="left"/>
+            </w:pPr>
+            <w:r>
+              <w:t xml:space="preserve">不加新的东西。只改颜色，让这里看起来热闹。</w:t>
+            </w:r>
+          </w:p>
+        </w:tc>
+        <w:tc>
+          <w:p>
+            <w:pPr>
+              <w:pStyle w:val="Compact"/>
+              <w:jc w:val="left"/>
+            </w:pPr>
+            <w:r>
+              <w:t xml:space="preserve">想想哪里更亮，哪些颜色的差别更大。</w:t>
+            </w:r>
+          </w:p>
+        </w:tc>
+        <w:tc>
+          <w:p>
+            <w:pPr>
+              <w:pStyle w:val="Compact"/>
+              <w:jc w:val="left"/>
+            </w:pPr>
+            <w:r>
+              <w:t xml:space="preserve">Lively</w:t>
+            </w:r>
+          </w:p>
+        </w:tc>
+        <w:tc>
+          <w:p>
+            <w:pPr>
+              <w:pStyle w:val="Compact"/>
+              <w:jc w:val="left"/>
+            </w:pPr>
+            <w:r>
+              <w:t xml:space="preserve">Do not add new things. Change only the colors to make the place look lively.</w:t>
             </w:r>
           </w:p>
         </w:tc>
@@ -30107,84 +30314,84 @@
               <w:jc w:val="left"/>
             </w:pPr>
             <w:r>
-              <w:t xml:space="preserve">T50</w:t>
-            </w:r>
-          </w:p>
-        </w:tc>
-        <w:tc>
-          <w:p>
-            <w:pPr>
-              <w:pStyle w:val="Compact"/>
-              <w:jc w:val="left"/>
-            </w:pPr>
-            <w:r>
-              <w:t xml:space="preserve">M6_A2</w:t>
-            </w:r>
-          </w:p>
-        </w:tc>
-        <w:tc>
-          <w:p>
-            <w:pPr>
-              <w:pStyle w:val="Compact"/>
-              <w:jc w:val="left"/>
-            </w:pPr>
-            <w:r>
-              <w:t xml:space="preserve">共通</w:t>
-            </w:r>
-          </w:p>
-        </w:tc>
-        <w:tc>
-          <w:p>
-            <w:pPr>
-              <w:pStyle w:val="Compact"/>
-              <w:jc w:val="left"/>
-            </w:pPr>
-            <w:r>
-              <w:t xml:space="preserve">有点吓人</w:t>
-            </w:r>
-          </w:p>
-        </w:tc>
-        <w:tc>
-          <w:p>
-            <w:pPr>
-              <w:pStyle w:val="Compact"/>
-              <w:jc w:val="left"/>
-            </w:pPr>
-            <w:r>
-              <w:t xml:space="preserve">不添加新的怪物，只用颜色和明暗，让这个地方有点吓人。</w:t>
-            </w:r>
-          </w:p>
-        </w:tc>
-        <w:tc>
-          <w:p>
-            <w:pPr>
-              <w:pStyle w:val="Compact"/>
-              <w:jc w:val="left"/>
-            </w:pPr>
-            <w:r>
-              <w:t xml:space="preserve">想想哪里亮，哪里暗。</w:t>
-            </w:r>
-          </w:p>
-        </w:tc>
-        <w:tc>
-          <w:p>
-            <w:pPr>
-              <w:pStyle w:val="Compact"/>
-              <w:jc w:val="left"/>
-            </w:pPr>
-            <w:r>
-              <w:t xml:space="preserve">A little scary</w:t>
-            </w:r>
-          </w:p>
-        </w:tc>
-        <w:tc>
-          <w:p>
-            <w:pPr>
-              <w:pStyle w:val="Compact"/>
-              <w:jc w:val="left"/>
-            </w:pPr>
-            <w:r>
-              <w:t xml:space="preserve">Do not add new monsters. Use only color and light and dark to make this place a little scary.</w:t>
+              <w:t xml:space="preserve">T53</w:t>
+            </w:r>
+          </w:p>
+        </w:tc>
+        <w:tc>
+          <w:p>
+            <w:pPr>
+              <w:pStyle w:val="Compact"/>
+              <w:jc w:val="left"/>
+            </w:pPr>
+            <w:r>
+              <w:t xml:space="preserve">M6_E5</w:t>
+            </w:r>
+          </w:p>
+        </w:tc>
+        <w:tc>
+          <w:p>
+            <w:pPr>
+              <w:pStyle w:val="Compact"/>
+              <w:jc w:val="left"/>
+            </w:pPr>
+            <w:r>
+              <w:t xml:space="preserve">小学</w:t>
+            </w:r>
+          </w:p>
+        </w:tc>
+        <w:tc>
+          <w:p>
+            <w:pPr>
+              <w:pStyle w:val="Compact"/>
+              <w:jc w:val="left"/>
+            </w:pPr>
+            <w:r>
+              <w:t xml:space="preserve">温暖</w:t>
+            </w:r>
+          </w:p>
+        </w:tc>
+        <w:tc>
+          <w:p>
+            <w:pPr>
+              <w:pStyle w:val="Compact"/>
+              <w:jc w:val="left"/>
+            </w:pPr>
+            <w:r>
+              <w:t xml:space="preserve">不换掉图里的东西。只改颜色，让这里看起来温暖。</w:t>
+            </w:r>
+          </w:p>
+        </w:tc>
+        <w:tc>
+          <w:p>
+            <w:pPr>
+              <w:pStyle w:val="Compact"/>
+              <w:jc w:val="left"/>
+            </w:pPr>
+            <w:r>
+              <w:t xml:space="preserve">同一种暖色也可以有深有浅。</w:t>
+            </w:r>
+          </w:p>
+        </w:tc>
+        <w:tc>
+          <w:p>
+            <w:pPr>
+              <w:pStyle w:val="Compact"/>
+              <w:jc w:val="left"/>
+            </w:pPr>
+            <w:r>
+              <w:t xml:space="preserve">Warm</w:t>
+            </w:r>
+          </w:p>
+        </w:tc>
+        <w:tc>
+          <w:p>
+            <w:pPr>
+              <w:pStyle w:val="Compact"/>
+              <w:jc w:val="left"/>
+            </w:pPr>
+            <w:r>
+              <w:t xml:space="preserve">Keep the things in the picture. Change only the colors to make the place look warm.</w:t>
             </w:r>
           </w:p>
         </w:tc>
@@ -30208,177 +30415,84 @@
               <w:jc w:val="left"/>
             </w:pPr>
             <w:r>
-              <w:t xml:space="preserve">T51</w:t>
-            </w:r>
-          </w:p>
-        </w:tc>
-        <w:tc>
-          <w:p>
-            <w:pPr>
-              <w:pStyle w:val="Compact"/>
-              <w:jc w:val="left"/>
-            </w:pPr>
-            <w:r>
-              <w:t xml:space="preserve">M6_E3</w:t>
-            </w:r>
-          </w:p>
-        </w:tc>
-        <w:tc>
-          <w:p>
-            <w:pPr>
-              <w:pStyle w:val="Compact"/>
-              <w:jc w:val="left"/>
-            </w:pPr>
-            <w:r>
-              <w:t xml:space="preserve">小学</w:t>
-            </w:r>
-          </w:p>
-        </w:tc>
-        <w:tc>
-          <w:p>
-            <w:pPr>
-              <w:pStyle w:val="Compact"/>
-              <w:jc w:val="left"/>
-            </w:pPr>
-            <w:r>
-              <w:t xml:space="preserve">变得冷冷的</w:t>
-            </w:r>
-          </w:p>
-        </w:tc>
-        <w:tc>
-          <w:p>
-            <w:pPr>
-              <w:pStyle w:val="Compact"/>
-              <w:jc w:val="left"/>
-            </w:pPr>
-            <w:r>
-              <w:t xml:space="preserve">保留画面里原有的东西，只用颜色，让这里显得很冷。</w:t>
-            </w:r>
-          </w:p>
-        </w:tc>
-        <w:tc>
-          <w:p>
-            <w:pPr>
-              <w:pStyle w:val="Compact"/>
-              <w:jc w:val="left"/>
-            </w:pPr>
-            <w:r>
-              <w:t xml:space="preserve">冷色不只有蓝色。</w:t>
-            </w:r>
-          </w:p>
-        </w:tc>
-        <w:tc>
-          <w:p>
-            <w:pPr>
-              <w:pStyle w:val="Compact"/>
-              <w:jc w:val="left"/>
-            </w:pPr>
-            <w:r>
-              <w:t xml:space="preserve">Make it cold</w:t>
-            </w:r>
-          </w:p>
-        </w:tc>
-        <w:tc>
-          <w:p>
-            <w:pPr>
-              <w:pStyle w:val="Compact"/>
-              <w:jc w:val="left"/>
-            </w:pPr>
-            <w:r>
-              <w:t xml:space="preserve">Keep the objects already in the picture. Use only color to make the place feel very cold.</w:t>
-            </w:r>
-          </w:p>
-        </w:tc>
-        <w:tc>
-          <w:p/>
-        </w:tc>
-      </w:tr>
-      <w:tr>
-        <w:tc>
-          <w:p>
-            <w:pPr>
-              <w:pStyle w:val="Compact"/>
-              <w:jc w:val="left"/>
-            </w:pPr>
-            <w:r>
-              <w:t xml:space="preserve">T52</w:t>
-            </w:r>
-          </w:p>
-        </w:tc>
-        <w:tc>
-          <w:p>
-            <w:pPr>
-              <w:pStyle w:val="Compact"/>
-              <w:jc w:val="left"/>
-            </w:pPr>
-            <w:r>
-              <w:t xml:space="preserve">M6_E4</w:t>
-            </w:r>
-          </w:p>
-        </w:tc>
-        <w:tc>
-          <w:p>
-            <w:pPr>
-              <w:pStyle w:val="Compact"/>
-              <w:jc w:val="left"/>
-            </w:pPr>
-            <w:r>
-              <w:t xml:space="preserve">小学</w:t>
-            </w:r>
-          </w:p>
-        </w:tc>
-        <w:tc>
-          <w:p>
-            <w:pPr>
-              <w:pStyle w:val="Compact"/>
-              <w:jc w:val="left"/>
-            </w:pPr>
-            <w:r>
-              <w:t xml:space="preserve">变得热闹</w:t>
-            </w:r>
-          </w:p>
-        </w:tc>
-        <w:tc>
-          <w:p>
-            <w:pPr>
-              <w:pStyle w:val="Compact"/>
-              <w:jc w:val="left"/>
-            </w:pPr>
-            <w:r>
-              <w:t xml:space="preserve">不添加新的东西，只用颜色，让这个地方变得热闹。</w:t>
-            </w:r>
-          </w:p>
-        </w:tc>
-        <w:tc>
-          <w:p>
-            <w:pPr>
-              <w:pStyle w:val="Compact"/>
-              <w:jc w:val="left"/>
-            </w:pPr>
-            <w:r>
-              <w:t xml:space="preserve">哪些地方可以更亮、对比更明显？</w:t>
-            </w:r>
-          </w:p>
-        </w:tc>
-        <w:tc>
-          <w:p>
-            <w:pPr>
-              <w:pStyle w:val="Compact"/>
-              <w:jc w:val="left"/>
-            </w:pPr>
-            <w:r>
-              <w:t xml:space="preserve">Make it lively</w:t>
-            </w:r>
-          </w:p>
-        </w:tc>
-        <w:tc>
-          <w:p>
-            <w:pPr>
-              <w:pStyle w:val="Compact"/>
-              <w:jc w:val="left"/>
-            </w:pPr>
-            <w:r>
-              <w:t xml:space="preserve">Do not add anything new. Use only color to make this place feel lively.</w:t>
+              <w:t xml:space="preserve">T54</w:t>
+            </w:r>
+          </w:p>
+        </w:tc>
+        <w:tc>
+          <w:p>
+            <w:pPr>
+              <w:pStyle w:val="Compact"/>
+              <w:jc w:val="left"/>
+            </w:pPr>
+            <w:r>
+              <w:t xml:space="preserve">M6_J3</w:t>
+            </w:r>
+          </w:p>
+        </w:tc>
+        <w:tc>
+          <w:p>
+            <w:pPr>
+              <w:pStyle w:val="Compact"/>
+              <w:jc w:val="left"/>
+            </w:pPr>
+            <w:r>
+              <w:t xml:space="preserve">初中</w:t>
+            </w:r>
+          </w:p>
+        </w:tc>
+        <w:tc>
+          <w:p>
+            <w:pPr>
+              <w:pStyle w:val="Compact"/>
+              <w:jc w:val="left"/>
+            </w:pPr>
+            <w:r>
+              <w:t xml:space="preserve">神秘</w:t>
+            </w:r>
+          </w:p>
+        </w:tc>
+        <w:tc>
+          <w:p>
+            <w:pPr>
+              <w:pStyle w:val="Compact"/>
+              <w:jc w:val="left"/>
+            </w:pPr>
+            <w:r>
+              <w:t xml:space="preserve">不改图里的东西。只改颜色和明暗，让这里像藏着秘密。</w:t>
+            </w:r>
+          </w:p>
+        </w:tc>
+        <w:tc>
+          <w:p>
+            <w:pPr>
+              <w:pStyle w:val="Compact"/>
+              <w:jc w:val="left"/>
+            </w:pPr>
+            <w:r>
+              <w:t xml:space="preserve">颜色和明暗的差别可以大，也可以小。</w:t>
+            </w:r>
+          </w:p>
+        </w:tc>
+        <w:tc>
+          <w:p>
+            <w:pPr>
+              <w:pStyle w:val="Compact"/>
+              <w:jc w:val="left"/>
+            </w:pPr>
+            <w:r>
+              <w:t xml:space="preserve">Mysterious</w:t>
+            </w:r>
+          </w:p>
+        </w:tc>
+        <w:tc>
+          <w:p>
+            <w:pPr>
+              <w:pStyle w:val="Compact"/>
+              <w:jc w:val="left"/>
+            </w:pPr>
+            <w:r>
+              <w:t xml:space="preserve">Keep the things in the picture. Change only the colors and light and dark areas to make the place feel mysterious, as if it holds a secret.</w:t>
             </w:r>
           </w:p>
         </w:tc>
@@ -30402,111 +30516,18 @@
               <w:jc w:val="left"/>
             </w:pPr>
             <w:r>
-              <w:t xml:space="preserve">T53</w:t>
-            </w:r>
-          </w:p>
-        </w:tc>
-        <w:tc>
-          <w:p>
-            <w:pPr>
-              <w:pStyle w:val="Compact"/>
-              <w:jc w:val="left"/>
-            </w:pPr>
-            <w:r>
-              <w:t xml:space="preserve">M6_E5</w:t>
-            </w:r>
-          </w:p>
-        </w:tc>
-        <w:tc>
-          <w:p>
-            <w:pPr>
-              <w:pStyle w:val="Compact"/>
-              <w:jc w:val="left"/>
-            </w:pPr>
-            <w:r>
-              <w:t xml:space="preserve">小学</w:t>
-            </w:r>
-          </w:p>
-        </w:tc>
-        <w:tc>
-          <w:p>
-            <w:pPr>
-              <w:pStyle w:val="Compact"/>
-              <w:jc w:val="left"/>
-            </w:pPr>
-            <w:r>
-              <w:t xml:space="preserve">变得暖暖的</w:t>
-            </w:r>
-          </w:p>
-        </w:tc>
-        <w:tc>
-          <w:p>
-            <w:pPr>
-              <w:pStyle w:val="Compact"/>
-              <w:jc w:val="left"/>
-            </w:pPr>
-            <w:r>
-              <w:t xml:space="preserve">保留画面里原有的东西，只用颜色，让这里显得温暖。</w:t>
-            </w:r>
-          </w:p>
-        </w:tc>
-        <w:tc>
-          <w:p>
-            <w:pPr>
-              <w:pStyle w:val="Compact"/>
-              <w:jc w:val="left"/>
-            </w:pPr>
-            <w:r>
-              <w:t xml:space="preserve">暖色也有深浅变化。</w:t>
-            </w:r>
-          </w:p>
-        </w:tc>
-        <w:tc>
-          <w:p>
-            <w:pPr>
-              <w:pStyle w:val="Compact"/>
-              <w:jc w:val="left"/>
-            </w:pPr>
-            <w:r>
-              <w:t xml:space="preserve">Make it warm</w:t>
-            </w:r>
-          </w:p>
-        </w:tc>
-        <w:tc>
-          <w:p>
-            <w:pPr>
-              <w:pStyle w:val="Compact"/>
-              <w:jc w:val="left"/>
-            </w:pPr>
-            <w:r>
-              <w:t xml:space="preserve">Keep the objects already in the picture. Use only color to make the place feel warm.</w:t>
-            </w:r>
-          </w:p>
-        </w:tc>
-        <w:tc>
-          <w:p/>
-        </w:tc>
-      </w:tr>
-      <w:tr>
-        <w:tc>
-          <w:p>
-            <w:pPr>
-              <w:pStyle w:val="Compact"/>
-              <w:jc w:val="left"/>
-            </w:pPr>
-            <w:r>
-              <w:t xml:space="preserve">T54</w:t>
-            </w:r>
-          </w:p>
-        </w:tc>
-        <w:tc>
-          <w:p>
-            <w:pPr>
-              <w:pStyle w:val="Compact"/>
-              <w:jc w:val="left"/>
-            </w:pPr>
-            <w:r>
-              <w:t xml:space="preserve">M6_J3</w:t>
+              <w:t xml:space="preserve">T55</w:t>
+            </w:r>
+          </w:p>
+        </w:tc>
+        <w:tc>
+          <w:p>
+            <w:pPr>
+              <w:pStyle w:val="Compact"/>
+              <w:jc w:val="left"/>
+            </w:pPr>
+            <w:r>
+              <w:t xml:space="preserve">M6_J4</w:t>
             </w:r>
           </w:p>
         </w:tc>
@@ -30528,51 +30549,51 @@
               <w:jc w:val="left"/>
             </w:pPr>
             <w:r>
-              <w:t xml:space="preserve">神秘</w:t>
-            </w:r>
-          </w:p>
-        </w:tc>
-        <w:tc>
-          <w:p>
-            <w:pPr>
-              <w:pStyle w:val="Compact"/>
-              <w:jc w:val="left"/>
-            </w:pPr>
-            <w:r>
-              <w:t xml:space="preserve">不改变场景里的东西，只用颜色和明暗，让这里变得神秘。</w:t>
-            </w:r>
-          </w:p>
-        </w:tc>
-        <w:tc>
-          <w:p>
-            <w:pPr>
-              <w:pStyle w:val="Compact"/>
-              <w:jc w:val="left"/>
-            </w:pPr>
-            <w:r>
-              <w:t xml:space="preserve">对比可以强，也可以弱。</w:t>
-            </w:r>
-          </w:p>
-        </w:tc>
-        <w:tc>
-          <w:p>
-            <w:pPr>
-              <w:pStyle w:val="Compact"/>
-              <w:jc w:val="left"/>
-            </w:pPr>
-            <w:r>
-              <w:t xml:space="preserve">Mysterious</w:t>
-            </w:r>
-          </w:p>
-        </w:tc>
-        <w:tc>
-          <w:p>
-            <w:pPr>
-              <w:pStyle w:val="Compact"/>
-              <w:jc w:val="left"/>
-            </w:pPr>
-            <w:r>
-              <w:t xml:space="preserve">Do not change the objects in the scene. Use only color and light and dark to make the place feel mysterious.</w:t>
+              <w:t xml:space="preserve">暴风雨要来了</w:t>
+            </w:r>
+          </w:p>
+        </w:tc>
+        <w:tc>
+          <w:p>
+            <w:pPr>
+              <w:pStyle w:val="Compact"/>
+              <w:jc w:val="left"/>
+            </w:pPr>
+            <w:r>
+              <w:t xml:space="preserve">尽量不加新的东西。用颜色、明暗和对比，画出暴风雨快来的样子。</w:t>
+            </w:r>
+          </w:p>
+        </w:tc>
+        <w:tc>
+          <w:p>
+            <w:pPr>
+              <w:pStyle w:val="Compact"/>
+              <w:jc w:val="left"/>
+            </w:pPr>
+            <w:r>
+              <w:t xml:space="preserve">想想天空和地面哪里亮，哪里暗。</w:t>
+            </w:r>
+          </w:p>
+        </w:tc>
+        <w:tc>
+          <w:p>
+            <w:pPr>
+              <w:pStyle w:val="Compact"/>
+              <w:jc w:val="left"/>
+            </w:pPr>
+            <w:r>
+              <w:t xml:space="preserve">A storm is coming</w:t>
+            </w:r>
+          </w:p>
+        </w:tc>
+        <w:tc>
+          <w:p>
+            <w:pPr>
+              <w:pStyle w:val="Compact"/>
+              <w:jc w:val="left"/>
+            </w:pPr>
+            <w:r>
+              <w:t xml:space="preserve">Try not to add new things. Use color, light and dark, and contrast to show that a storm is coming.</w:t>
             </w:r>
           </w:p>
         </w:tc>
@@ -30596,18 +30617,18 @@
               <w:jc w:val="left"/>
             </w:pPr>
             <w:r>
-              <w:t xml:space="preserve">T55</w:t>
-            </w:r>
-          </w:p>
-        </w:tc>
-        <w:tc>
-          <w:p>
-            <w:pPr>
-              <w:pStyle w:val="Compact"/>
-              <w:jc w:val="left"/>
-            </w:pPr>
-            <w:r>
-              <w:t xml:space="preserve">M6_J4</w:t>
+              <w:t xml:space="preserve">T56</w:t>
+            </w:r>
+          </w:p>
+        </w:tc>
+        <w:tc>
+          <w:p>
+            <w:pPr>
+              <w:pStyle w:val="Compact"/>
+              <w:jc w:val="left"/>
+            </w:pPr>
+            <w:r>
+              <w:t xml:space="preserve">M6_J5</w:t>
             </w:r>
           </w:p>
         </w:tc>
@@ -30629,152 +30650,51 @@
               <w:jc w:val="left"/>
             </w:pPr>
             <w:r>
-              <w:t xml:space="preserve">暴风雨前</w:t>
-            </w:r>
-          </w:p>
-        </w:tc>
-        <w:tc>
-          <w:p>
-            <w:pPr>
-              <w:pStyle w:val="Compact"/>
-              <w:jc w:val="left"/>
-            </w:pPr>
-            <w:r>
-              <w:t xml:space="preserve">尽量不添加新物体，用颜色、明暗和对比，画出暴风雨快要来临的感觉。</w:t>
-            </w:r>
-          </w:p>
-        </w:tc>
-        <w:tc>
-          <w:p>
-            <w:pPr>
-              <w:pStyle w:val="Compact"/>
-              <w:jc w:val="left"/>
-            </w:pPr>
-            <w:r>
-              <w:t xml:space="preserve">天空和地面的明暗会怎样变化？</w:t>
-            </w:r>
-          </w:p>
-        </w:tc>
-        <w:tc>
-          <w:p>
-            <w:pPr>
-              <w:pStyle w:val="Compact"/>
-              <w:jc w:val="left"/>
-            </w:pPr>
-            <w:r>
-              <w:t xml:space="preserve">Before the storm</w:t>
-            </w:r>
-          </w:p>
-        </w:tc>
-        <w:tc>
-          <w:p>
-            <w:pPr>
-              <w:pStyle w:val="Compact"/>
-              <w:jc w:val="left"/>
-            </w:pPr>
-            <w:r>
-              <w:t xml:space="preserve">Keep new objects to a minimum. Use color, light and dark, and contrast to show that a storm is approaching.</w:t>
-            </w:r>
-          </w:p>
-        </w:tc>
-        <w:tc>
-          <w:p>
-            <w:pPr>
-              <w:pStyle w:val="Compact"/>
-              <w:jc w:val="left"/>
-            </w:pPr>
-            <w:r>
-              <w:t xml:space="preserve">长</w:t>
-            </w:r>
-          </w:p>
-        </w:tc>
-      </w:tr>
-      <w:tr>
-        <w:tc>
-          <w:p>
-            <w:pPr>
-              <w:pStyle w:val="Compact"/>
-              <w:jc w:val="left"/>
-            </w:pPr>
-            <w:r>
-              <w:t xml:space="preserve">T56</w:t>
-            </w:r>
-          </w:p>
-        </w:tc>
-        <w:tc>
-          <w:p>
-            <w:pPr>
-              <w:pStyle w:val="Compact"/>
-              <w:jc w:val="left"/>
-            </w:pPr>
-            <w:r>
-              <w:t xml:space="preserve">M6_J5</w:t>
-            </w:r>
-          </w:p>
-        </w:tc>
-        <w:tc>
-          <w:p>
-            <w:pPr>
-              <w:pStyle w:val="Compact"/>
-              <w:jc w:val="left"/>
-            </w:pPr>
-            <w:r>
-              <w:t xml:space="preserve">初中</w:t>
-            </w:r>
-          </w:p>
-        </w:tc>
-        <w:tc>
-          <w:p>
-            <w:pPr>
-              <w:pStyle w:val="Compact"/>
-              <w:jc w:val="left"/>
-            </w:pPr>
-            <w:r>
-              <w:t xml:space="preserve">两个世界</w:t>
-            </w:r>
-          </w:p>
-        </w:tc>
-        <w:tc>
-          <w:p>
-            <w:pPr>
-              <w:pStyle w:val="Compact"/>
-              <w:jc w:val="left"/>
-            </w:pPr>
-            <w:r>
-              <w:t xml:space="preserve">不添加新物体，只用颜色和明暗，让同一幅画的一边显得安全，另一边显得危险。</w:t>
-            </w:r>
-          </w:p>
-        </w:tc>
-        <w:tc>
-          <w:p>
-            <w:pPr>
-              <w:pStyle w:val="Compact"/>
-              <w:jc w:val="left"/>
-            </w:pPr>
-            <w:r>
-              <w:t xml:space="preserve">两边的分界线不一定是直线。</w:t>
-            </w:r>
-          </w:p>
-        </w:tc>
-        <w:tc>
-          <w:p>
-            <w:pPr>
-              <w:pStyle w:val="Compact"/>
-              <w:jc w:val="left"/>
-            </w:pPr>
-            <w:r>
-              <w:t xml:space="preserve">Two worlds</w:t>
-            </w:r>
-          </w:p>
-        </w:tc>
-        <w:tc>
-          <w:p>
-            <w:pPr>
-              <w:pStyle w:val="Compact"/>
-              <w:jc w:val="left"/>
-            </w:pPr>
-            <w:r>
-              <w:t xml:space="preserve">Do not add new objects. Use only color and light and dark to make one side of the picture feel safe and the other feel dangerous.</w:t>
+              <w:t xml:space="preserve">安全和危险</w:t>
+            </w:r>
+          </w:p>
+        </w:tc>
+        <w:tc>
+          <w:p>
+            <w:pPr>
+              <w:pStyle w:val="Compact"/>
+              <w:jc w:val="left"/>
+            </w:pPr>
+            <w:r>
+              <w:t xml:space="preserve">不加新的东西。只改颜色和明暗，让画面一边看起来安全，一边看起来危险。</w:t>
+            </w:r>
+          </w:p>
+        </w:tc>
+        <w:tc>
+          <w:p>
+            <w:pPr>
+              <w:pStyle w:val="Compact"/>
+              <w:jc w:val="left"/>
+            </w:pPr>
+            <w:r>
+              <w:t xml:space="preserve">两边不一定用直线分开。</w:t>
+            </w:r>
+          </w:p>
+        </w:tc>
+        <w:tc>
+          <w:p>
+            <w:pPr>
+              <w:pStyle w:val="Compact"/>
+              <w:jc w:val="left"/>
+            </w:pPr>
+            <w:r>
+              <w:t xml:space="preserve">Safe and dangerous</w:t>
+            </w:r>
+          </w:p>
+        </w:tc>
+        <w:tc>
+          <w:p>
+            <w:pPr>
+              <w:pStyle w:val="Compact"/>
+              <w:jc w:val="left"/>
+            </w:pPr>
+            <w:r>
+              <w:t xml:space="preserve">Do not add new things. Change only the colors and light and dark areas so one side looks safe and the other looks dangerous.</w:t>
             </w:r>
           </w:p>
         </w:tc>
@@ -30950,7 +30870,7 @@
               <w:jc w:val="left"/>
             </w:pPr>
             <w:r>
-              <w:t xml:space="preserve">风的线</w:t>
+              <w:t xml:space="preserve">风</w:t>
             </w:r>
           </w:p>
         </w:tc>
@@ -30964,43 +30884,43 @@
               <w:t xml:space="preserve">第一步（60 秒）：只用线条画出「风」的感觉，不画具体的东西。</w:t>
             </w:r>
             <w:r>
-              <w:t xml:space="preserve">第二步：不要擦掉这些线。看看它们像什么，再接着画下去。</w:t>
-            </w:r>
-          </w:p>
-        </w:tc>
-        <w:tc>
-          <w:p>
-            <w:pPr>
-              <w:pStyle w:val="Compact"/>
-              <w:jc w:val="left"/>
-            </w:pPr>
-            <w:r>
-              <w:t xml:space="preserve">线条可以画得快，也可以画得慢。</w:t>
-            </w:r>
-          </w:p>
-        </w:tc>
-        <w:tc>
-          <w:p>
-            <w:pPr>
-              <w:pStyle w:val="Compact"/>
-              <w:jc w:val="left"/>
-            </w:pPr>
-            <w:r>
-              <w:t xml:space="preserve">Lines of wind</w:t>
-            </w:r>
-          </w:p>
-        </w:tc>
-        <w:tc>
-          <w:p>
-            <w:pPr>
-              <w:pStyle w:val="Compact"/>
-              <w:jc w:val="left"/>
-            </w:pPr>
-            <w:r>
-              <w:t xml:space="preserve">Step 1 (60 seconds): Use only lines to suggest "wind". Do not draw specific objects.</w:t>
-            </w:r>
-            <w:r>
-              <w:t xml:space="preserve">Step 2: Do not erase the lines. Look at what they suggest and keep drawing from them.</w:t>
+              <w:t xml:space="preserve">第二步：不擦掉这些线。看看它们像什么，再接着画。</w:t>
+            </w:r>
+          </w:p>
+        </w:tc>
+        <w:tc>
+          <w:p>
+            <w:pPr>
+              <w:pStyle w:val="Compact"/>
+              <w:jc w:val="left"/>
+            </w:pPr>
+            <w:r>
+              <w:t xml:space="preserve">画线时，可以快一点，也可以慢一点。</w:t>
+            </w:r>
+          </w:p>
+        </w:tc>
+        <w:tc>
+          <w:p>
+            <w:pPr>
+              <w:pStyle w:val="Compact"/>
+              <w:jc w:val="left"/>
+            </w:pPr>
+            <w:r>
+              <w:t xml:space="preserve">Wind</w:t>
+            </w:r>
+          </w:p>
+        </w:tc>
+        <w:tc>
+          <w:p>
+            <w:pPr>
+              <w:pStyle w:val="Compact"/>
+              <w:jc w:val="left"/>
+            </w:pPr>
+            <w:r>
+              <w:t xml:space="preserve">Step 1 (60 seconds): Use only lines to show the feeling of wind. Do not draw objects.</w:t>
+            </w:r>
+            <w:r>
+              <w:t xml:space="preserve">Step 2: Do not erase the lines. Look at what they remind you of and keep drawing.</w:t>
             </w:r>
           </w:p>
         </w:tc>
@@ -31057,7 +30977,7 @@
               <w:jc w:val="left"/>
             </w:pPr>
             <w:r>
-              <w:t xml:space="preserve">速度的线</w:t>
+              <w:t xml:space="preserve">速度</w:t>
             </w:r>
           </w:p>
         </w:tc>
@@ -31071,43 +30991,43 @@
               <w:t xml:space="preserve">第一步（60 秒）：只用线条画出「速度」的感觉，不画具体的东西。</w:t>
             </w:r>
             <w:r>
-              <w:t xml:space="preserve">第二步：不要擦掉这些线。看看它们像什么，再接着画下去。</w:t>
-            </w:r>
-          </w:p>
-        </w:tc>
-        <w:tc>
-          <w:p>
-            <w:pPr>
-              <w:pStyle w:val="Compact"/>
-              <w:jc w:val="left"/>
-            </w:pPr>
-            <w:r>
-              <w:t xml:space="preserve">方向和间距会改变速度感。</w:t>
-            </w:r>
-          </w:p>
-        </w:tc>
-        <w:tc>
-          <w:p>
-            <w:pPr>
-              <w:pStyle w:val="Compact"/>
-              <w:jc w:val="left"/>
-            </w:pPr>
-            <w:r>
-              <w:t xml:space="preserve">Lines of speed</w:t>
-            </w:r>
-          </w:p>
-        </w:tc>
-        <w:tc>
-          <w:p>
-            <w:pPr>
-              <w:pStyle w:val="Compact"/>
-              <w:jc w:val="left"/>
-            </w:pPr>
-            <w:r>
-              <w:t xml:space="preserve">Step 1 (60 seconds): Use only lines to suggest "speed". Do not draw specific objects.</w:t>
-            </w:r>
-            <w:r>
-              <w:t xml:space="preserve">Step 2: Do not erase the lines. Look at what they suggest and keep drawing from them.</w:t>
+              <w:t xml:space="preserve">第二步：不擦掉这些线。看看它们像什么，再接着画。</w:t>
+            </w:r>
+          </w:p>
+        </w:tc>
+        <w:tc>
+          <w:p>
+            <w:pPr>
+              <w:pStyle w:val="Compact"/>
+              <w:jc w:val="left"/>
+            </w:pPr>
+            <w:r>
+              <w:t xml:space="preserve">试试换个方向，让线靠近或分开。</w:t>
+            </w:r>
+          </w:p>
+        </w:tc>
+        <w:tc>
+          <w:p>
+            <w:pPr>
+              <w:pStyle w:val="Compact"/>
+              <w:jc w:val="left"/>
+            </w:pPr>
+            <w:r>
+              <w:t xml:space="preserve">Speed</w:t>
+            </w:r>
+          </w:p>
+        </w:tc>
+        <w:tc>
+          <w:p>
+            <w:pPr>
+              <w:pStyle w:val="Compact"/>
+              <w:jc w:val="left"/>
+            </w:pPr>
+            <w:r>
+              <w:t xml:space="preserve">Step 1 (60 seconds): Use only lines to show the feeling of speed. Do not draw objects.</w:t>
+            </w:r>
+            <w:r>
+              <w:t xml:space="preserve">Step 2: Do not erase the lines. Look at what they remind you of and keep drawing.</w:t>
             </w:r>
           </w:p>
         </w:tc>
@@ -31164,57 +31084,57 @@
               <w:jc w:val="left"/>
             </w:pPr>
             <w:r>
-              <w:t xml:space="preserve">雨的线</w:t>
-            </w:r>
-          </w:p>
-        </w:tc>
-        <w:tc>
-          <w:p>
-            <w:pPr>
-              <w:pStyle w:val="Compact"/>
-              <w:jc w:val="left"/>
-            </w:pPr>
-            <w:r>
-              <w:t xml:space="preserve">第一步（60 秒）：只用线条画「雨」，不画具体的东西。</w:t>
-            </w:r>
-            <w:r>
-              <w:t xml:space="preserve">第二步：不要擦掉这些线。看看它们像什么，再接着画下去。</w:t>
-            </w:r>
-          </w:p>
-        </w:tc>
-        <w:tc>
-          <w:p>
-            <w:pPr>
-              <w:pStyle w:val="Compact"/>
-              <w:jc w:val="left"/>
-            </w:pPr>
-            <w:r>
-              <w:t xml:space="preserve">线条密一些或疏一些，感觉有什么不同？</w:t>
-            </w:r>
-          </w:p>
-        </w:tc>
-        <w:tc>
-          <w:p>
-            <w:pPr>
-              <w:pStyle w:val="Compact"/>
-              <w:jc w:val="left"/>
-            </w:pPr>
-            <w:r>
-              <w:t xml:space="preserve">Lines of rain</w:t>
-            </w:r>
-          </w:p>
-        </w:tc>
-        <w:tc>
-          <w:p>
-            <w:pPr>
-              <w:pStyle w:val="Compact"/>
-              <w:jc w:val="left"/>
-            </w:pPr>
-            <w:r>
-              <w:t xml:space="preserve">Step 1 (60 seconds): Use only lines to draw "rain". Do not draw specific objects.</w:t>
-            </w:r>
-            <w:r>
-              <w:t xml:space="preserve">Step 2: Do not erase the lines. Look at what they suggest and keep drawing from them.</w:t>
+              <w:t xml:space="preserve">雨</w:t>
+            </w:r>
+          </w:p>
+        </w:tc>
+        <w:tc>
+          <w:p>
+            <w:pPr>
+              <w:pStyle w:val="Compact"/>
+              <w:jc w:val="left"/>
+            </w:pPr>
+            <w:r>
+              <w:t xml:space="preserve">第一步（60 秒）：只用线条画出「雨」的感觉，不画具体的东西。</w:t>
+            </w:r>
+            <w:r>
+              <w:t xml:space="preserve">第二步：不擦掉这些线。看看它们像什么，再接着画。</w:t>
+            </w:r>
+          </w:p>
+        </w:tc>
+        <w:tc>
+          <w:p>
+            <w:pPr>
+              <w:pStyle w:val="Compact"/>
+              <w:jc w:val="left"/>
+            </w:pPr>
+            <w:r>
+              <w:t xml:space="preserve">线靠近一些或分开一些，感觉有什么不同？</w:t>
+            </w:r>
+          </w:p>
+        </w:tc>
+        <w:tc>
+          <w:p>
+            <w:pPr>
+              <w:pStyle w:val="Compact"/>
+              <w:jc w:val="left"/>
+            </w:pPr>
+            <w:r>
+              <w:t xml:space="preserve">Rain</w:t>
+            </w:r>
+          </w:p>
+        </w:tc>
+        <w:tc>
+          <w:p>
+            <w:pPr>
+              <w:pStyle w:val="Compact"/>
+              <w:jc w:val="left"/>
+            </w:pPr>
+            <w:r>
+              <w:t xml:space="preserve">Step 1 (60 seconds): Use only lines to show the feeling of rain. Do not draw objects.</w:t>
+            </w:r>
+            <w:r>
+              <w:t xml:space="preserve">Step 2: Do not erase the lines. Look at what they remind you of and keep drawing.</w:t>
             </w:r>
           </w:p>
         </w:tc>
@@ -31271,7 +31191,7 @@
               <w:jc w:val="left"/>
             </w:pPr>
             <w:r>
-              <w:t xml:space="preserve">弹跳的线</w:t>
+              <w:t xml:space="preserve">弹跳</w:t>
             </w:r>
           </w:p>
         </w:tc>
@@ -31285,43 +31205,43 @@
               <w:t xml:space="preserve">第一步（60 秒）：只用线条画出「弹跳」的感觉，不画具体的东西。</w:t>
             </w:r>
             <w:r>
-              <w:t xml:space="preserve">第二步：不要擦掉这些线。看看它们像什么，再接着画下去。</w:t>
-            </w:r>
-          </w:p>
-        </w:tc>
-        <w:tc>
-          <w:p>
-            <w:pPr>
-              <w:pStyle w:val="Compact"/>
-              <w:jc w:val="left"/>
-            </w:pPr>
-            <w:r>
-              <w:t xml:space="preserve">线条可以弯曲，也可以突然转向。</w:t>
-            </w:r>
-          </w:p>
-        </w:tc>
-        <w:tc>
-          <w:p>
-            <w:pPr>
-              <w:pStyle w:val="Compact"/>
-              <w:jc w:val="left"/>
-            </w:pPr>
-            <w:r>
-              <w:t xml:space="preserve">Bouncing lines</w:t>
-            </w:r>
-          </w:p>
-        </w:tc>
-        <w:tc>
-          <w:p>
-            <w:pPr>
-              <w:pStyle w:val="Compact"/>
-              <w:jc w:val="left"/>
-            </w:pPr>
-            <w:r>
-              <w:t xml:space="preserve">Step 1 (60 seconds): Use only lines to suggest "bouncing". Do not draw specific objects.</w:t>
-            </w:r>
-            <w:r>
-              <w:t xml:space="preserve">Step 2: Do not erase the lines. Look at what they suggest and keep drawing from them.</w:t>
+              <w:t xml:space="preserve">第二步：不擦掉这些线。看看它们像什么，再接着画。</w:t>
+            </w:r>
+          </w:p>
+        </w:tc>
+        <w:tc>
+          <w:p>
+            <w:pPr>
+              <w:pStyle w:val="Compact"/>
+              <w:jc w:val="left"/>
+            </w:pPr>
+            <w:r>
+              <w:t xml:space="preserve">线可以弯曲，也可以突然转弯。</w:t>
+            </w:r>
+          </w:p>
+        </w:tc>
+        <w:tc>
+          <w:p>
+            <w:pPr>
+              <w:pStyle w:val="Compact"/>
+              <w:jc w:val="left"/>
+            </w:pPr>
+            <w:r>
+              <w:t xml:space="preserve">Bouncing</w:t>
+            </w:r>
+          </w:p>
+        </w:tc>
+        <w:tc>
+          <w:p>
+            <w:pPr>
+              <w:pStyle w:val="Compact"/>
+              <w:jc w:val="left"/>
+            </w:pPr>
+            <w:r>
+              <w:t xml:space="preserve">Step 1 (60 seconds): Use only lines to show the feeling of bouncing. Do not draw objects.</w:t>
+            </w:r>
+            <w:r>
+              <w:t xml:space="preserve">Step 2: Do not erase the lines. Look at what they remind you of and keep drawing.</w:t>
             </w:r>
           </w:p>
         </w:tc>
@@ -31378,7 +31298,7 @@
               <w:jc w:val="left"/>
             </w:pPr>
             <w:r>
-              <w:t xml:space="preserve">生长的线</w:t>
+              <w:t xml:space="preserve">生长</w:t>
             </w:r>
           </w:p>
         </w:tc>
@@ -31392,43 +31312,43 @@
               <w:t xml:space="preserve">第一步（60 秒）：只用线条画出「生长」的感觉，不画具体的东西。</w:t>
             </w:r>
             <w:r>
-              <w:t xml:space="preserve">第二步：不要擦掉这些线。看看它们像什么，再接着画下去。</w:t>
-            </w:r>
-          </w:p>
-        </w:tc>
-        <w:tc>
-          <w:p>
-            <w:pPr>
-              <w:pStyle w:val="Compact"/>
-              <w:jc w:val="left"/>
-            </w:pPr>
-            <w:r>
-              <w:t xml:space="preserve">可以从一个点开始。</w:t>
-            </w:r>
-          </w:p>
-        </w:tc>
-        <w:tc>
-          <w:p>
-            <w:pPr>
-              <w:pStyle w:val="Compact"/>
-              <w:jc w:val="left"/>
-            </w:pPr>
-            <w:r>
-              <w:t xml:space="preserve">Growing lines</w:t>
-            </w:r>
-          </w:p>
-        </w:tc>
-        <w:tc>
-          <w:p>
-            <w:pPr>
-              <w:pStyle w:val="Compact"/>
-              <w:jc w:val="left"/>
-            </w:pPr>
-            <w:r>
-              <w:t xml:space="preserve">Step 1 (60 seconds): Use only lines to suggest "growth". Do not draw specific objects.</w:t>
-            </w:r>
-            <w:r>
-              <w:t xml:space="preserve">Step 2: Do not erase the lines. Look at what they suggest and keep drawing from them.</w:t>
+              <w:t xml:space="preserve">第二步：不擦掉这些线。看看它们像什么，再接着画。</w:t>
+            </w:r>
+          </w:p>
+        </w:tc>
+        <w:tc>
+          <w:p>
+            <w:pPr>
+              <w:pStyle w:val="Compact"/>
+              <w:jc w:val="left"/>
+            </w:pPr>
+            <w:r>
+              <w:t xml:space="preserve">可以从一个点开始画。</w:t>
+            </w:r>
+          </w:p>
+        </w:tc>
+        <w:tc>
+          <w:p>
+            <w:pPr>
+              <w:pStyle w:val="Compact"/>
+              <w:jc w:val="left"/>
+            </w:pPr>
+            <w:r>
+              <w:t xml:space="preserve">Growing</w:t>
+            </w:r>
+          </w:p>
+        </w:tc>
+        <w:tc>
+          <w:p>
+            <w:pPr>
+              <w:pStyle w:val="Compact"/>
+              <w:jc w:val="left"/>
+            </w:pPr>
+            <w:r>
+              <w:t xml:space="preserve">Step 1 (60 seconds): Use only lines to show the feeling of growing. Do not draw objects.</w:t>
+            </w:r>
+            <w:r>
+              <w:t xml:space="preserve">Step 2: Do not erase the lines. Look at what they remind you of and keep drawing.</w:t>
             </w:r>
           </w:p>
         </w:tc>
@@ -31485,57 +31405,57 @@
               <w:jc w:val="left"/>
             </w:pPr>
             <w:r>
-              <w:t xml:space="preserve">耳语</w:t>
-            </w:r>
-          </w:p>
-        </w:tc>
-        <w:tc>
-          <w:p>
-            <w:pPr>
-              <w:pStyle w:val="Compact"/>
-              <w:jc w:val="left"/>
-            </w:pPr>
-            <w:r>
-              <w:t xml:space="preserve">第一步（60 秒）：只用线条表现「耳语」，不画具体的东西。</w:t>
-            </w:r>
-            <w:r>
-              <w:t xml:space="preserve">第二步：保留这些线条，接着把它们画成一幅画。</w:t>
-            </w:r>
-          </w:p>
-        </w:tc>
-        <w:tc>
-          <w:p>
-            <w:pPr>
-              <w:pStyle w:val="Compact"/>
-              <w:jc w:val="left"/>
-            </w:pPr>
-            <w:r>
-              <w:t xml:space="preserve">怎样画出轻轻的线？</w:t>
-            </w:r>
-          </w:p>
-        </w:tc>
-        <w:tc>
-          <w:p>
-            <w:pPr>
-              <w:pStyle w:val="Compact"/>
-              <w:jc w:val="left"/>
-            </w:pPr>
-            <w:r>
-              <w:t xml:space="preserve">Whisper</w:t>
-            </w:r>
-          </w:p>
-        </w:tc>
-        <w:tc>
-          <w:p>
-            <w:pPr>
-              <w:pStyle w:val="Compact"/>
-              <w:jc w:val="left"/>
-            </w:pPr>
-            <w:r>
-              <w:t xml:space="preserve">Step 1 (60 seconds): Use only lines to express "whispering". Do not draw specific objects.</w:t>
-            </w:r>
-            <w:r>
-              <w:t xml:space="preserve">Step 2: Keep the lines and develop them into a picture.</w:t>
+              <w:t xml:space="preserve">小声说话</w:t>
+            </w:r>
+          </w:p>
+        </w:tc>
+        <w:tc>
+          <w:p>
+            <w:pPr>
+              <w:pStyle w:val="Compact"/>
+              <w:jc w:val="left"/>
+            </w:pPr>
+            <w:r>
+              <w:t xml:space="preserve">第一步（60 秒）：只用线条画出「小声说话」的感觉，不画具体的东西。</w:t>
+            </w:r>
+            <w:r>
+              <w:t xml:space="preserve">第二步：不擦掉这些线，接着把它们画成一幅画。</w:t>
+            </w:r>
+          </w:p>
+        </w:tc>
+        <w:tc>
+          <w:p>
+            <w:pPr>
+              <w:pStyle w:val="Compact"/>
+              <w:jc w:val="left"/>
+            </w:pPr>
+            <w:r>
+              <w:t xml:space="preserve">试试把线画得轻一点。</w:t>
+            </w:r>
+          </w:p>
+        </w:tc>
+        <w:tc>
+          <w:p>
+            <w:pPr>
+              <w:pStyle w:val="Compact"/>
+              <w:jc w:val="left"/>
+            </w:pPr>
+            <w:r>
+              <w:t xml:space="preserve">Whispering</w:t>
+            </w:r>
+          </w:p>
+        </w:tc>
+        <w:tc>
+          <w:p>
+            <w:pPr>
+              <w:pStyle w:val="Compact"/>
+              <w:jc w:val="left"/>
+            </w:pPr>
+            <w:r>
+              <w:t xml:space="preserve">Step 1 (60 seconds): Use only lines to show the feeling of whispering. Do not draw objects.</w:t>
+            </w:r>
+            <w:r>
+              <w:t xml:space="preserve">Step 2: Do not erase the lines. Build on them to make a picture.</w:t>
             </w:r>
           </w:p>
         </w:tc>
@@ -31603,21 +31523,21 @@
               <w:jc w:val="left"/>
             </w:pPr>
             <w:r>
-              <w:t xml:space="preserve">第一步（60 秒）：只用线条表现「沉重」，不画具体的东西。</w:t>
-            </w:r>
-            <w:r>
-              <w:t xml:space="preserve">第二步：保留这些线条，接着把它们画成一幅画。</w:t>
-            </w:r>
-          </w:p>
-        </w:tc>
-        <w:tc>
-          <w:p>
-            <w:pPr>
-              <w:pStyle w:val="Compact"/>
-              <w:jc w:val="left"/>
-            </w:pPr>
-            <w:r>
-              <w:t xml:space="preserve">粗、密、低的线，会带来什么感觉？</w:t>
+              <w:t xml:space="preserve">第一步（60 秒）：只用线条画出「沉重」的感觉，不画具体的东西。</w:t>
+            </w:r>
+            <w:r>
+              <w:t xml:space="preserve">第二步：不擦掉这些线，接着把它们画成一幅画。</w:t>
+            </w:r>
+          </w:p>
+        </w:tc>
+        <w:tc>
+          <w:p>
+            <w:pPr>
+              <w:pStyle w:val="Compact"/>
+              <w:jc w:val="left"/>
+            </w:pPr>
+            <w:r>
+              <w:t xml:space="preserve">线画粗一点、密一点、低一点，感觉有什么不同？</w:t>
             </w:r>
           </w:p>
         </w:tc>
@@ -31639,10 +31559,10 @@
               <w:jc w:val="left"/>
             </w:pPr>
             <w:r>
-              <w:t xml:space="preserve">Step 1 (60 seconds): Use only lines to express "heaviness". Do not draw specific objects.</w:t>
-            </w:r>
-            <w:r>
-              <w:t xml:space="preserve">Step 2: Keep the lines and develop them into a picture.</w:t>
+              <w:t xml:space="preserve">Step 1 (60 seconds): Use only lines to show the feeling of heaviness. Do not draw objects.</w:t>
+            </w:r>
+            <w:r>
+              <w:t xml:space="preserve">Step 2: Do not erase the lines. Build on them to make a picture.</w:t>
             </w:r>
           </w:p>
         </w:tc>
@@ -31710,46 +31630,46 @@
               <w:jc w:val="left"/>
             </w:pPr>
             <w:r>
-              <w:t xml:space="preserve">第一步（60 秒）：只用线条表现「紧张」，不画具体的东西。</w:t>
-            </w:r>
-            <w:r>
-              <w:t xml:space="preserve">第二步：保留这些线条，接着把它们画成一幅画。</w:t>
-            </w:r>
-          </w:p>
-        </w:tc>
-        <w:tc>
-          <w:p>
-            <w:pPr>
-              <w:pStyle w:val="Compact"/>
-              <w:jc w:val="left"/>
-            </w:pPr>
-            <w:r>
-              <w:t xml:space="preserve">线条可以抖动，也可以挤在一起。</w:t>
-            </w:r>
-          </w:p>
-        </w:tc>
-        <w:tc>
-          <w:p>
-            <w:pPr>
-              <w:pStyle w:val="Compact"/>
-              <w:jc w:val="left"/>
-            </w:pPr>
-            <w:r>
-              <w:t xml:space="preserve">Nervous</w:t>
-            </w:r>
-          </w:p>
-        </w:tc>
-        <w:tc>
-          <w:p>
-            <w:pPr>
-              <w:pStyle w:val="Compact"/>
-              <w:jc w:val="left"/>
-            </w:pPr>
-            <w:r>
-              <w:t xml:space="preserve">Step 1 (60 seconds): Use only lines to express "tension". Do not draw specific objects.</w:t>
-            </w:r>
-            <w:r>
-              <w:t xml:space="preserve">Step 2: Keep the lines and develop them into a picture.</w:t>
+              <w:t xml:space="preserve">第一步（60 秒）：只用线条画出「紧张」的感觉，不画具体的东西。</w:t>
+            </w:r>
+            <w:r>
+              <w:t xml:space="preserve">第二步：不擦掉这些线，接着把它们画成一幅画。</w:t>
+            </w:r>
+          </w:p>
+        </w:tc>
+        <w:tc>
+          <w:p>
+            <w:pPr>
+              <w:pStyle w:val="Compact"/>
+              <w:jc w:val="left"/>
+            </w:pPr>
+            <w:r>
+              <w:t xml:space="preserve">线可以抖一抖，也可以挤在一起。</w:t>
+            </w:r>
+          </w:p>
+        </w:tc>
+        <w:tc>
+          <w:p>
+            <w:pPr>
+              <w:pStyle w:val="Compact"/>
+              <w:jc w:val="left"/>
+            </w:pPr>
+            <w:r>
+              <w:t xml:space="preserve">Tense</w:t>
+            </w:r>
+          </w:p>
+        </w:tc>
+        <w:tc>
+          <w:p>
+            <w:pPr>
+              <w:pStyle w:val="Compact"/>
+              <w:jc w:val="left"/>
+            </w:pPr>
+            <w:r>
+              <w:t xml:space="preserve">Step 1 (60 seconds): Use only lines to show the feeling of tension. Do not draw objects.</w:t>
+            </w:r>
+            <w:r>
+              <w:t xml:space="preserve">Step 2: Do not erase the lines. Build on them to make a picture.</w:t>
             </w:r>
           </w:p>
         </w:tc>
@@ -31936,7 +31856,7 @@
               <w:jc w:val="left"/>
             </w:pPr>
             <w:r>
-              <w:t xml:space="preserve">画一个符合以下两条规则的世界，画出这里一天的生活。</w:t>
+              <w:t xml:space="preserve">画出这里一天的生活。画里要有这两点：</w:t>
             </w:r>
             <w:r>
               <w:t xml:space="preserve">· 所有人住在云上。</w:t>
@@ -31967,7 +31887,7 @@
               <w:jc w:val="left"/>
             </w:pPr>
             <w:r>
-              <w:t xml:space="preserve">Draw a world where both rules below are true, showing a day in its life.</w:t>
+              <w:t xml:space="preserve">Draw a day in this world. Show both of these:</w:t>
             </w:r>
             <w:r>
               <w:t xml:space="preserve">· Everyone lives on clouds.</w:t>
@@ -31978,6 +31898,103 @@
           </w:p>
         </w:tc>
         <w:tc>
+          <w:p/>
+        </w:tc>
+      </w:tr>
+      <w:tr>
+        <w:tc>
+          <w:p>
+            <w:pPr>
+              <w:pStyle w:val="Compact"/>
+              <w:jc w:val="left"/>
+            </w:pPr>
+            <w:r>
+              <w:t xml:space="preserve">T66</w:t>
+            </w:r>
+          </w:p>
+        </w:tc>
+        <w:tc>
+          <w:p>
+            <w:pPr>
+              <w:pStyle w:val="Compact"/>
+              <w:jc w:val="left"/>
+            </w:pPr>
+            <w:r>
+              <w:t xml:space="preserve">M8_A2</w:t>
+            </w:r>
+          </w:p>
+        </w:tc>
+        <w:tc>
+          <w:p>
+            <w:pPr>
+              <w:pStyle w:val="Compact"/>
+              <w:jc w:val="left"/>
+            </w:pPr>
+            <w:r>
+              <w:t xml:space="preserve">共通</w:t>
+            </w:r>
+          </w:p>
+        </w:tc>
+        <w:tc>
+          <w:p>
+            <w:pPr>
+              <w:pStyle w:val="Compact"/>
+              <w:jc w:val="left"/>
+            </w:pPr>
+            <w:r>
+              <w:t xml:space="preserve">会走的影子</w:t>
+            </w:r>
+          </w:p>
+        </w:tc>
+        <w:tc>
+          <w:p>
+            <w:pPr>
+              <w:pStyle w:val="Compact"/>
+              <w:jc w:val="left"/>
+            </w:pPr>
+            <w:r>
+              <w:t xml:space="preserve">画出这里晚上发生的一件事。画里要有这两点：</w:t>
+            </w:r>
+            <w:r>
+              <w:t xml:space="preserve">· 影子会自己走。</w:t>
+            </w:r>
+            <w:r>
+              <w:t xml:space="preserve">· 晚上所有东西都会变轻。</w:t>
+            </w:r>
+          </w:p>
+        </w:tc>
+        <w:tc>
+          <w:p/>
+        </w:tc>
+        <w:tc>
+          <w:p>
+            <w:pPr>
+              <w:pStyle w:val="Compact"/>
+              <w:jc w:val="left"/>
+            </w:pPr>
+            <w:r>
+              <w:t xml:space="preserve">Walking shadows</w:t>
+            </w:r>
+          </w:p>
+        </w:tc>
+        <w:tc>
+          <w:p>
+            <w:pPr>
+              <w:pStyle w:val="Compact"/>
+              <w:jc w:val="left"/>
+            </w:pPr>
+            <w:r>
+              <w:t xml:space="preserve">Draw one thing that happens here at night. Show both of these:</w:t>
+            </w:r>
+            <w:r>
+              <w:t xml:space="preserve">· Shadows walk on their own.</w:t>
+            </w:r>
+            <w:r>
+              <w:t xml:space="preserve">· Everything weighs less at night.</w:t>
+            </w:r>
+          </w:p>
+        </w:tc>
+        <w:tc>
           <w:p>
             <w:pPr>
               <w:pStyle w:val="Compact"/>
@@ -31997,88 +32014,393 @@
               <w:jc w:val="left"/>
             </w:pPr>
             <w:r>
-              <w:t xml:space="preserve">T66</w:t>
-            </w:r>
-          </w:p>
-        </w:tc>
-        <w:tc>
-          <w:p>
-            <w:pPr>
-              <w:pStyle w:val="Compact"/>
-              <w:jc w:val="left"/>
-            </w:pPr>
-            <w:r>
-              <w:t xml:space="preserve">M8_A2</w:t>
-            </w:r>
-          </w:p>
-        </w:tc>
-        <w:tc>
-          <w:p>
-            <w:pPr>
-              <w:pStyle w:val="Compact"/>
-              <w:jc w:val="left"/>
-            </w:pPr>
-            <w:r>
-              <w:t xml:space="preserve">共通</w:t>
-            </w:r>
-          </w:p>
-        </w:tc>
-        <w:tc>
-          <w:p>
-            <w:pPr>
-              <w:pStyle w:val="Compact"/>
-              <w:jc w:val="left"/>
-            </w:pPr>
-            <w:r>
-              <w:t xml:space="preserve">影子跑了</w:t>
-            </w:r>
-          </w:p>
-        </w:tc>
-        <w:tc>
-          <w:p>
-            <w:pPr>
-              <w:pStyle w:val="Compact"/>
-              <w:jc w:val="left"/>
-            </w:pPr>
-            <w:r>
-              <w:t xml:space="preserve">画一个符合以下两条规则的世界，画出晚上发生的一件事。</w:t>
-            </w:r>
-            <w:r>
-              <w:t xml:space="preserve">· 影子会自己走。</w:t>
-            </w:r>
-            <w:r>
-              <w:t xml:space="preserve">· 晚上所有东西都会变轻。</w:t>
-            </w:r>
-          </w:p>
-        </w:tc>
-        <w:tc>
-          <w:p/>
-        </w:tc>
-        <w:tc>
-          <w:p>
-            <w:pPr>
-              <w:pStyle w:val="Compact"/>
-              <w:jc w:val="left"/>
-            </w:pPr>
-            <w:r>
-              <w:t xml:space="preserve">The shadows ran off</w:t>
-            </w:r>
-          </w:p>
-        </w:tc>
-        <w:tc>
-          <w:p>
-            <w:pPr>
-              <w:pStyle w:val="Compact"/>
-              <w:jc w:val="left"/>
-            </w:pPr>
-            <w:r>
-              <w:t xml:space="preserve">Draw a world where both rules below are true, showing one event that happens at night.</w:t>
-            </w:r>
-            <w:r>
-              <w:t xml:space="preserve">· Shadows walk on their own.</w:t>
-            </w:r>
-            <w:r>
-              <w:t xml:space="preserve">· Everything becomes lighter in weight at night.</w:t>
+              <w:t xml:space="preserve">T67</w:t>
+            </w:r>
+          </w:p>
+        </w:tc>
+        <w:tc>
+          <w:p>
+            <w:pPr>
+              <w:pStyle w:val="Compact"/>
+              <w:jc w:val="left"/>
+            </w:pPr>
+            <w:r>
+              <w:t xml:space="preserve">M8_E3</w:t>
+            </w:r>
+          </w:p>
+        </w:tc>
+        <w:tc>
+          <w:p>
+            <w:pPr>
+              <w:pStyle w:val="Compact"/>
+              <w:jc w:val="left"/>
+            </w:pPr>
+            <w:r>
+              <w:t xml:space="preserve">小学</w:t>
+            </w:r>
+          </w:p>
+        </w:tc>
+        <w:tc>
+          <w:p>
+            <w:pPr>
+              <w:pStyle w:val="Compact"/>
+              <w:jc w:val="left"/>
+            </w:pPr>
+            <w:r>
+              <w:t xml:space="preserve">人变小了</w:t>
+            </w:r>
+          </w:p>
+        </w:tc>
+        <w:tc>
+          <w:p>
+            <w:pPr>
+              <w:pStyle w:val="Compact"/>
+              <w:jc w:val="left"/>
+            </w:pPr>
+            <w:r>
+              <w:t xml:space="preserve">画出这里一天中发生的事。画里要有这两点：</w:t>
+            </w:r>
+            <w:r>
+              <w:t xml:space="preserve">· 人比虫子小。</w:t>
+            </w:r>
+            <w:r>
+              <w:t xml:space="preserve">· 植物比楼还高。</w:t>
+            </w:r>
+          </w:p>
+        </w:tc>
+        <w:tc>
+          <w:p/>
+        </w:tc>
+        <w:tc>
+          <w:p>
+            <w:pPr>
+              <w:pStyle w:val="Compact"/>
+              <w:jc w:val="left"/>
+            </w:pPr>
+            <w:r>
+              <w:t xml:space="preserve">People have shrunk</w:t>
+            </w:r>
+          </w:p>
+        </w:tc>
+        <w:tc>
+          <w:p>
+            <w:pPr>
+              <w:pStyle w:val="Compact"/>
+              <w:jc w:val="left"/>
+            </w:pPr>
+            <w:r>
+              <w:t xml:space="preserve">Draw what happens during a day here. Show both of these:</w:t>
+            </w:r>
+            <w:r>
+              <w:t xml:space="preserve">· People are smaller than bugs.</w:t>
+            </w:r>
+            <w:r>
+              <w:t xml:space="preserve">· Plants are taller than buildings.</w:t>
+            </w:r>
+          </w:p>
+        </w:tc>
+        <w:tc>
+          <w:p/>
+        </w:tc>
+      </w:tr>
+      <w:tr>
+        <w:tc>
+          <w:p>
+            <w:pPr>
+              <w:pStyle w:val="Compact"/>
+              <w:jc w:val="left"/>
+            </w:pPr>
+            <w:r>
+              <w:t xml:space="preserve">T68</w:t>
+            </w:r>
+          </w:p>
+        </w:tc>
+        <w:tc>
+          <w:p>
+            <w:pPr>
+              <w:pStyle w:val="Compact"/>
+              <w:jc w:val="left"/>
+            </w:pPr>
+            <w:r>
+              <w:t xml:space="preserve">M8_E4</w:t>
+            </w:r>
+          </w:p>
+        </w:tc>
+        <w:tc>
+          <w:p>
+            <w:pPr>
+              <w:pStyle w:val="Compact"/>
+              <w:jc w:val="left"/>
+            </w:pPr>
+            <w:r>
+              <w:t xml:space="preserve">小学</w:t>
+            </w:r>
+          </w:p>
+        </w:tc>
+        <w:tc>
+          <w:p>
+            <w:pPr>
+              <w:pStyle w:val="Compact"/>
+              <w:jc w:val="left"/>
+            </w:pPr>
+            <w:r>
+              <w:t xml:space="preserve">水在天上</w:t>
+            </w:r>
+          </w:p>
+        </w:tc>
+        <w:tc>
+          <w:p>
+            <w:pPr>
+              <w:pStyle w:val="Compact"/>
+              <w:jc w:val="left"/>
+            </w:pPr>
+            <w:r>
+              <w:t xml:space="preserve">画出大家在这里怎样生活。画里要有这两点：</w:t>
+            </w:r>
+            <w:r>
+              <w:t xml:space="preserve">· 水漂在天上。</w:t>
+            </w:r>
+            <w:r>
+              <w:t xml:space="preserve">· 房子是活的。</w:t>
+            </w:r>
+          </w:p>
+        </w:tc>
+        <w:tc>
+          <w:p/>
+        </w:tc>
+        <w:tc>
+          <w:p>
+            <w:pPr>
+              <w:pStyle w:val="Compact"/>
+              <w:jc w:val="left"/>
+            </w:pPr>
+            <w:r>
+              <w:t xml:space="preserve">Water in the sky</w:t>
+            </w:r>
+          </w:p>
+        </w:tc>
+        <w:tc>
+          <w:p>
+            <w:pPr>
+              <w:pStyle w:val="Compact"/>
+              <w:jc w:val="left"/>
+            </w:pPr>
+            <w:r>
+              <w:t xml:space="preserve">Draw how everyone lives here. Show both of these:</w:t>
+            </w:r>
+            <w:r>
+              <w:t xml:space="preserve">· Water floats in the sky.</w:t>
+            </w:r>
+            <w:r>
+              <w:t xml:space="preserve">· Houses are alive.</w:t>
+            </w:r>
+          </w:p>
+        </w:tc>
+        <w:tc>
+          <w:p/>
+        </w:tc>
+      </w:tr>
+      <w:tr>
+        <w:tc>
+          <w:p>
+            <w:pPr>
+              <w:pStyle w:val="Compact"/>
+              <w:jc w:val="left"/>
+            </w:pPr>
+            <w:r>
+              <w:t xml:space="preserve">T69</w:t>
+            </w:r>
+          </w:p>
+        </w:tc>
+        <w:tc>
+          <w:p>
+            <w:pPr>
+              <w:pStyle w:val="Compact"/>
+              <w:jc w:val="left"/>
+            </w:pPr>
+            <w:r>
+              <w:t xml:space="preserve">M8_E5</w:t>
+            </w:r>
+          </w:p>
+        </w:tc>
+        <w:tc>
+          <w:p>
+            <w:pPr>
+              <w:pStyle w:val="Compact"/>
+              <w:jc w:val="left"/>
+            </w:pPr>
+            <w:r>
+              <w:t xml:space="preserve">小学</w:t>
+            </w:r>
+          </w:p>
+        </w:tc>
+        <w:tc>
+          <w:p>
+            <w:pPr>
+              <w:pStyle w:val="Compact"/>
+              <w:jc w:val="left"/>
+            </w:pPr>
+            <w:r>
+              <w:t xml:space="preserve">树里的世界</w:t>
+            </w:r>
+          </w:p>
+        </w:tc>
+        <w:tc>
+          <w:p>
+            <w:pPr>
+              <w:pStyle w:val="Compact"/>
+              <w:jc w:val="left"/>
+            </w:pPr>
+            <w:r>
+              <w:t xml:space="preserve">画出这里最热闹的地方。画里要有这两点：</w:t>
+            </w:r>
+            <w:r>
+              <w:t xml:space="preserve">· 整个世界都在一棵树里。</w:t>
+            </w:r>
+            <w:r>
+              <w:t xml:space="preserve">· 机器和植物住在一起。</w:t>
+            </w:r>
+          </w:p>
+        </w:tc>
+        <w:tc>
+          <w:p/>
+        </w:tc>
+        <w:tc>
+          <w:p>
+            <w:pPr>
+              <w:pStyle w:val="Compact"/>
+              <w:jc w:val="left"/>
+            </w:pPr>
+            <w:r>
+              <w:t xml:space="preserve">A world inside a tree</w:t>
+            </w:r>
+          </w:p>
+        </w:tc>
+        <w:tc>
+          <w:p>
+            <w:pPr>
+              <w:pStyle w:val="Compact"/>
+              <w:jc w:val="left"/>
+            </w:pPr>
+            <w:r>
+              <w:t xml:space="preserve">Draw the busiest place here. Show both of these:</w:t>
+            </w:r>
+            <w:r>
+              <w:t xml:space="preserve">· The whole world is inside one tree.</w:t>
+            </w:r>
+            <w:r>
+              <w:t xml:space="preserve">· Machines and plants live together.</w:t>
+            </w:r>
+          </w:p>
+        </w:tc>
+        <w:tc>
+          <w:p>
+            <w:pPr>
+              <w:pStyle w:val="Compact"/>
+              <w:jc w:val="left"/>
+            </w:pPr>
+            <w:r>
+              <w:t xml:space="preserve">套话:一起 长</w:t>
+            </w:r>
+          </w:p>
+        </w:tc>
+      </w:tr>
+      <w:tr>
+        <w:tc>
+          <w:p>
+            <w:pPr>
+              <w:pStyle w:val="Compact"/>
+              <w:jc w:val="left"/>
+            </w:pPr>
+            <w:r>
+              <w:t xml:space="preserve">T70</w:t>
+            </w:r>
+          </w:p>
+        </w:tc>
+        <w:tc>
+          <w:p>
+            <w:pPr>
+              <w:pStyle w:val="Compact"/>
+              <w:jc w:val="left"/>
+            </w:pPr>
+            <w:r>
+              <w:t xml:space="preserve">M8_J3</w:t>
+            </w:r>
+          </w:p>
+        </w:tc>
+        <w:tc>
+          <w:p>
+            <w:pPr>
+              <w:pStyle w:val="Compact"/>
+              <w:jc w:val="left"/>
+            </w:pPr>
+            <w:r>
+              <w:t xml:space="preserve">初中</w:t>
+            </w:r>
+          </w:p>
+        </w:tc>
+        <w:tc>
+          <w:p>
+            <w:pPr>
+              <w:pStyle w:val="Compact"/>
+              <w:jc w:val="left"/>
+            </w:pPr>
+            <w:r>
+              <w:t xml:space="preserve">往旁边掉</w:t>
+            </w:r>
+          </w:p>
+        </w:tc>
+        <w:tc>
+          <w:p>
+            <w:pPr>
+              <w:pStyle w:val="Compact"/>
+              <w:jc w:val="left"/>
+            </w:pPr>
+            <w:r>
+              <w:t xml:space="preserve">按下面两条画一个世界：</w:t>
+            </w:r>
+            <w:r>
+              <w:t xml:space="preserve">· 东西往旁边掉，不是往下掉。</w:t>
+            </w:r>
+            <w:r>
+              <w:t xml:space="preserve">· 人比虫子小。</w:t>
+            </w:r>
+            <w:r>
+              <w:t xml:space="preserve">可选：水漂在天上。</w:t>
+            </w:r>
+          </w:p>
+        </w:tc>
+        <w:tc>
+          <w:p/>
+        </w:tc>
+        <w:tc>
+          <w:p>
+            <w:pPr>
+              <w:pStyle w:val="Compact"/>
+              <w:jc w:val="left"/>
+            </w:pPr>
+            <w:r>
+              <w:t xml:space="preserve">Falling sideways</w:t>
+            </w:r>
+          </w:p>
+        </w:tc>
+        <w:tc>
+          <w:p>
+            <w:pPr>
+              <w:pStyle w:val="Compact"/>
+              <w:jc w:val="left"/>
+            </w:pPr>
+            <w:r>
+              <w:t xml:space="preserve">Draw a world with both of these rules:</w:t>
+            </w:r>
+            <w:r>
+              <w:t xml:space="preserve">· Things fall sideways instead of down.</w:t>
+            </w:r>
+            <w:r>
+              <w:t xml:space="preserve">· People are smaller than bugs.</w:t>
+            </w:r>
+            <w:r>
+              <w:t xml:space="preserve">Optional: Water floats in the sky.</w:t>
             </w:r>
           </w:p>
         </w:tc>
@@ -32102,88 +32424,94 @@
               <w:jc w:val="left"/>
             </w:pPr>
             <w:r>
-              <w:t xml:space="preserve">T67</w:t>
-            </w:r>
-          </w:p>
-        </w:tc>
-        <w:tc>
-          <w:p>
-            <w:pPr>
-              <w:pStyle w:val="Compact"/>
-              <w:jc w:val="left"/>
-            </w:pPr>
-            <w:r>
-              <w:t xml:space="preserve">M8_E3</w:t>
-            </w:r>
-          </w:p>
-        </w:tc>
-        <w:tc>
-          <w:p>
-            <w:pPr>
-              <w:pStyle w:val="Compact"/>
-              <w:jc w:val="left"/>
-            </w:pPr>
-            <w:r>
-              <w:t xml:space="preserve">小学</w:t>
-            </w:r>
-          </w:p>
-        </w:tc>
-        <w:tc>
-          <w:p>
-            <w:pPr>
-              <w:pStyle w:val="Compact"/>
-              <w:jc w:val="left"/>
-            </w:pPr>
-            <w:r>
-              <w:t xml:space="preserve">全都变小了</w:t>
-            </w:r>
-          </w:p>
-        </w:tc>
-        <w:tc>
-          <w:p>
-            <w:pPr>
-              <w:pStyle w:val="Compact"/>
-              <w:jc w:val="left"/>
-            </w:pPr>
-            <w:r>
-              <w:t xml:space="preserve">画一个符合以下两条规则的世界，画出一天里发生的事。</w:t>
-            </w:r>
-            <w:r>
-              <w:t xml:space="preserve">· 人比虫子小。</w:t>
-            </w:r>
-            <w:r>
-              <w:t xml:space="preserve">· 植物比楼还高。</w:t>
-            </w:r>
-          </w:p>
-        </w:tc>
-        <w:tc>
-          <w:p/>
-        </w:tc>
-        <w:tc>
-          <w:p>
-            <w:pPr>
-              <w:pStyle w:val="Compact"/>
-              <w:jc w:val="left"/>
-            </w:pPr>
-            <w:r>
-              <w:t xml:space="preserve">Everything shrank</w:t>
-            </w:r>
-          </w:p>
-        </w:tc>
-        <w:tc>
-          <w:p>
-            <w:pPr>
-              <w:pStyle w:val="Compact"/>
-              <w:jc w:val="left"/>
-            </w:pPr>
-            <w:r>
-              <w:t xml:space="preserve">Draw a world where both rules below are true, showing what happens during a day.</w:t>
-            </w:r>
-            <w:r>
-              <w:t xml:space="preserve">· People are smaller than bugs.</w:t>
-            </w:r>
-            <w:r>
-              <w:t xml:space="preserve">· Plants are taller than buildings.</w:t>
+              <w:t xml:space="preserve">T71</w:t>
+            </w:r>
+          </w:p>
+        </w:tc>
+        <w:tc>
+          <w:p>
+            <w:pPr>
+              <w:pStyle w:val="Compact"/>
+              <w:jc w:val="left"/>
+            </w:pPr>
+            <w:r>
+              <w:t xml:space="preserve">M8_J4</w:t>
+            </w:r>
+          </w:p>
+        </w:tc>
+        <w:tc>
+          <w:p>
+            <w:pPr>
+              <w:pStyle w:val="Compact"/>
+              <w:jc w:val="left"/>
+            </w:pPr>
+            <w:r>
+              <w:t xml:space="preserve">初中</w:t>
+            </w:r>
+          </w:p>
+        </w:tc>
+        <w:tc>
+          <w:p>
+            <w:pPr>
+              <w:pStyle w:val="Compact"/>
+              <w:jc w:val="left"/>
+            </w:pPr>
+            <w:r>
+              <w:t xml:space="preserve">水下的城市</w:t>
+            </w:r>
+          </w:p>
+        </w:tc>
+        <w:tc>
+          <w:p>
+            <w:pPr>
+              <w:pStyle w:val="Compact"/>
+              <w:jc w:val="left"/>
+            </w:pPr>
+            <w:r>
+              <w:t xml:space="preserve">按下面两条画一个世界：</w:t>
+            </w:r>
+            <w:r>
+              <w:t xml:space="preserve">· 房子是活的。</w:t>
+            </w:r>
+            <w:r>
+              <w:t xml:space="preserve">· 整座城市都在水下。</w:t>
+            </w:r>
+            <w:r>
+              <w:t xml:space="preserve">可选：地面是一座会移动的岛。</w:t>
+            </w:r>
+          </w:p>
+        </w:tc>
+        <w:tc>
+          <w:p/>
+        </w:tc>
+        <w:tc>
+          <w:p>
+            <w:pPr>
+              <w:pStyle w:val="Compact"/>
+              <w:jc w:val="left"/>
+            </w:pPr>
+            <w:r>
+              <w:t xml:space="preserve">Underwater city</w:t>
+            </w:r>
+          </w:p>
+        </w:tc>
+        <w:tc>
+          <w:p>
+            <w:pPr>
+              <w:pStyle w:val="Compact"/>
+              <w:jc w:val="left"/>
+            </w:pPr>
+            <w:r>
+              <w:t xml:space="preserve">Draw a world with both of these rules:</w:t>
+            </w:r>
+            <w:r>
+              <w:t xml:space="preserve">· Houses are alive.</w:t>
+            </w:r>
+            <w:r>
+              <w:t xml:space="preserve">· The whole city is underwater.</w:t>
+            </w:r>
+            <w:r>
+              <w:t xml:space="preserve">Optional: The ground is a moving island.</w:t>
             </w:r>
           </w:p>
         </w:tc>
@@ -32207,228 +32535,18 @@
               <w:jc w:val="left"/>
             </w:pPr>
             <w:r>
-              <w:t xml:space="preserve">T68</w:t>
-            </w:r>
-          </w:p>
-        </w:tc>
-        <w:tc>
-          <w:p>
-            <w:pPr>
-              <w:pStyle w:val="Compact"/>
-              <w:jc w:val="left"/>
-            </w:pPr>
-            <w:r>
-              <w:t xml:space="preserve">M8_E4</w:t>
-            </w:r>
-          </w:p>
-        </w:tc>
-        <w:tc>
-          <w:p>
-            <w:pPr>
-              <w:pStyle w:val="Compact"/>
-              <w:jc w:val="left"/>
-            </w:pPr>
-            <w:r>
-              <w:t xml:space="preserve">小学</w:t>
-            </w:r>
-          </w:p>
-        </w:tc>
-        <w:tc>
-          <w:p>
-            <w:pPr>
-              <w:pStyle w:val="Compact"/>
-              <w:jc w:val="left"/>
-            </w:pPr>
-            <w:r>
-              <w:t xml:space="preserve">水在天上</w:t>
-            </w:r>
-          </w:p>
-        </w:tc>
-        <w:tc>
-          <w:p>
-            <w:pPr>
-              <w:pStyle w:val="Compact"/>
-              <w:jc w:val="left"/>
-            </w:pPr>
-            <w:r>
-              <w:t xml:space="preserve">画一个符合以下两条规则的世界，画出大家怎样生活。</w:t>
-            </w:r>
-            <w:r>
-              <w:t xml:space="preserve">· 水漂在天上。</w:t>
-            </w:r>
-            <w:r>
-              <w:t xml:space="preserve">· 房子是活的。</w:t>
-            </w:r>
-          </w:p>
-        </w:tc>
-        <w:tc>
-          <w:p/>
-        </w:tc>
-        <w:tc>
-          <w:p>
-            <w:pPr>
-              <w:pStyle w:val="Compact"/>
-              <w:jc w:val="left"/>
-            </w:pPr>
-            <w:r>
-              <w:t xml:space="preserve">Water in the sky</w:t>
-            </w:r>
-          </w:p>
-        </w:tc>
-        <w:tc>
-          <w:p>
-            <w:pPr>
-              <w:pStyle w:val="Compact"/>
-              <w:jc w:val="left"/>
-            </w:pPr>
-            <w:r>
-              <w:t xml:space="preserve">Draw a world where both rules below are true, showing how everyone lives.</w:t>
-            </w:r>
-            <w:r>
-              <w:t xml:space="preserve">· Water floats in the sky.</w:t>
-            </w:r>
-            <w:r>
-              <w:t xml:space="preserve">· Houses are alive.</w:t>
-            </w:r>
-          </w:p>
-        </w:tc>
-        <w:tc>
-          <w:p>
-            <w:pPr>
-              <w:pStyle w:val="Compact"/>
-              <w:jc w:val="left"/>
-            </w:pPr>
-            <w:r>
-              <w:t xml:space="preserve">长</w:t>
-            </w:r>
-          </w:p>
-        </w:tc>
-      </w:tr>
-      <w:tr>
-        <w:tc>
-          <w:p>
-            <w:pPr>
-              <w:pStyle w:val="Compact"/>
-              <w:jc w:val="left"/>
-            </w:pPr>
-            <w:r>
-              <w:t xml:space="preserve">T69</w:t>
-            </w:r>
-          </w:p>
-        </w:tc>
-        <w:tc>
-          <w:p>
-            <w:pPr>
-              <w:pStyle w:val="Compact"/>
-              <w:jc w:val="left"/>
-            </w:pPr>
-            <w:r>
-              <w:t xml:space="preserve">M8_E5</w:t>
-            </w:r>
-          </w:p>
-        </w:tc>
-        <w:tc>
-          <w:p>
-            <w:pPr>
-              <w:pStyle w:val="Compact"/>
-              <w:jc w:val="left"/>
-            </w:pPr>
-            <w:r>
-              <w:t xml:space="preserve">小学</w:t>
-            </w:r>
-          </w:p>
-        </w:tc>
-        <w:tc>
-          <w:p>
-            <w:pPr>
-              <w:pStyle w:val="Compact"/>
-              <w:jc w:val="left"/>
-            </w:pPr>
-            <w:r>
-              <w:t xml:space="preserve">大树里的世界</w:t>
-            </w:r>
-          </w:p>
-        </w:tc>
-        <w:tc>
-          <w:p>
-            <w:pPr>
-              <w:pStyle w:val="Compact"/>
-              <w:jc w:val="left"/>
-            </w:pPr>
-            <w:r>
-              <w:t xml:space="preserve">画一个符合以下两条规则的世界，画出这里最热闹的地方。</w:t>
-            </w:r>
-            <w:r>
-              <w:t xml:space="preserve">· 整个世界在一棵树里。</w:t>
-            </w:r>
-            <w:r>
-              <w:t xml:space="preserve">· 机器和植物住在一起。</w:t>
-            </w:r>
-          </w:p>
-        </w:tc>
-        <w:tc>
-          <w:p/>
-        </w:tc>
-        <w:tc>
-          <w:p>
-            <w:pPr>
-              <w:pStyle w:val="Compact"/>
-              <w:jc w:val="left"/>
-            </w:pPr>
-            <w:r>
-              <w:t xml:space="preserve">A world inside a tree</w:t>
-            </w:r>
-          </w:p>
-        </w:tc>
-        <w:tc>
-          <w:p>
-            <w:pPr>
-              <w:pStyle w:val="Compact"/>
-              <w:jc w:val="left"/>
-            </w:pPr>
-            <w:r>
-              <w:t xml:space="preserve">Draw a world where both rules below are true, showing its liveliest place.</w:t>
-            </w:r>
-            <w:r>
-              <w:t xml:space="preserve">· The whole world is inside a tree.</w:t>
-            </w:r>
-            <w:r>
-              <w:t xml:space="preserve">· Machines and plants live together.</w:t>
-            </w:r>
-          </w:p>
-        </w:tc>
-        <w:tc>
-          <w:p>
-            <w:pPr>
-              <w:pStyle w:val="Compact"/>
-              <w:jc w:val="left"/>
-            </w:pPr>
-            <w:r>
-              <w:t xml:space="preserve">套话:一起 长</w:t>
-            </w:r>
-          </w:p>
-        </w:tc>
-      </w:tr>
-      <w:tr>
-        <w:tc>
-          <w:p>
-            <w:pPr>
-              <w:pStyle w:val="Compact"/>
-              <w:jc w:val="left"/>
-            </w:pPr>
-            <w:r>
-              <w:t xml:space="preserve">T70</w:t>
-            </w:r>
-          </w:p>
-        </w:tc>
-        <w:tc>
-          <w:p>
-            <w:pPr>
-              <w:pStyle w:val="Compact"/>
-              <w:jc w:val="left"/>
-            </w:pPr>
-            <w:r>
-              <w:t xml:space="preserve">M8_J3</w:t>
+              <w:t xml:space="preserve">T72</w:t>
+            </w:r>
+          </w:p>
+        </w:tc>
+        <w:tc>
+          <w:p>
+            <w:pPr>
+              <w:pStyle w:val="Compact"/>
+              <w:jc w:val="left"/>
+            </w:pPr>
+            <w:r>
+              <w:t xml:space="preserve">M8_J5</w:t>
             </w:r>
           </w:p>
         </w:tc>
@@ -32450,274 +32568,52 @@
               <w:jc w:val="left"/>
             </w:pPr>
             <w:r>
-              <w:t xml:space="preserve">横着的重力</w:t>
-            </w:r>
-          </w:p>
-        </w:tc>
-        <w:tc>
-          <w:p>
-            <w:pPr>
-              <w:pStyle w:val="Compact"/>
-              <w:jc w:val="left"/>
-            </w:pPr>
-            <w:r>
-              <w:t xml:space="preserve">先画出一个符合下面两条核心规则的世界。想再挑战一下，可以加入第三条。</w:t>
-            </w:r>
-            <w:r>
-              <w:t xml:space="preserve">· 重力是横着的。</w:t>
-            </w:r>
-            <w:r>
-              <w:t xml:space="preserve">· 人比昆虫小。</w:t>
-            </w:r>
-            <w:r>
-              <w:t xml:space="preserve">可选挑战：水漂在天上。</w:t>
-            </w:r>
-          </w:p>
-        </w:tc>
-        <w:tc>
-          <w:p/>
-        </w:tc>
-        <w:tc>
-          <w:p>
-            <w:pPr>
-              <w:pStyle w:val="Compact"/>
-              <w:jc w:val="left"/>
-            </w:pPr>
-            <w:r>
-              <w:t xml:space="preserve">Sideways gravity</w:t>
-            </w:r>
-          </w:p>
-        </w:tc>
-        <w:tc>
-          <w:p>
-            <w:pPr>
-              <w:pStyle w:val="Compact"/>
-              <w:jc w:val="left"/>
-            </w:pPr>
-            <w:r>
-              <w:t xml:space="preserve">Draw a world that follows the two core rules below. For an extra challenge, you can add the third rule.</w:t>
-            </w:r>
-            <w:r>
-              <w:t xml:space="preserve">· Gravity acts sideways.</w:t>
-            </w:r>
-            <w:r>
-              <w:t xml:space="preserve">· People are smaller than insects.</w:t>
-            </w:r>
-            <w:r>
-              <w:t xml:space="preserve">Optional challenge: Water floats in the sky.</w:t>
-            </w:r>
-          </w:p>
-        </w:tc>
-        <w:tc>
-          <w:p>
-            <w:pPr>
-              <w:pStyle w:val="Compact"/>
-              <w:jc w:val="left"/>
-            </w:pPr>
-            <w:r>
-              <w:t xml:space="preserve">长</w:t>
-            </w:r>
-          </w:p>
-        </w:tc>
-      </w:tr>
-      <w:tr>
-        <w:tc>
-          <w:p>
-            <w:pPr>
-              <w:pStyle w:val="Compact"/>
-              <w:jc w:val="left"/>
-            </w:pPr>
-            <w:r>
-              <w:t xml:space="preserve">T71</w:t>
-            </w:r>
-          </w:p>
-        </w:tc>
-        <w:tc>
-          <w:p>
-            <w:pPr>
-              <w:pStyle w:val="Compact"/>
-              <w:jc w:val="left"/>
-            </w:pPr>
-            <w:r>
-              <w:t xml:space="preserve">M8_J4</w:t>
-            </w:r>
-          </w:p>
-        </w:tc>
-        <w:tc>
-          <w:p>
-            <w:pPr>
-              <w:pStyle w:val="Compact"/>
-              <w:jc w:val="left"/>
-            </w:pPr>
-            <w:r>
-              <w:t xml:space="preserve">初中</w:t>
-            </w:r>
-          </w:p>
-        </w:tc>
-        <w:tc>
-          <w:p>
-            <w:pPr>
-              <w:pStyle w:val="Compact"/>
-              <w:jc w:val="left"/>
-            </w:pPr>
-            <w:r>
-              <w:t xml:space="preserve">活着的城市</w:t>
-            </w:r>
-          </w:p>
-        </w:tc>
-        <w:tc>
-          <w:p>
-            <w:pPr>
-              <w:pStyle w:val="Compact"/>
-              <w:jc w:val="left"/>
-            </w:pPr>
-            <w:r>
-              <w:t xml:space="preserve">先画出一个符合下面两条核心规则的世界。想再挑战一下，可以加入第三条。</w:t>
-            </w:r>
-            <w:r>
-              <w:t xml:space="preserve">· 房子是活的。</w:t>
-            </w:r>
-            <w:r>
-              <w:t xml:space="preserve">· 整座城在水下。</w:t>
-            </w:r>
-            <w:r>
-              <w:t xml:space="preserve">可选挑战：地面是移动的岛。</w:t>
-            </w:r>
-          </w:p>
-        </w:tc>
-        <w:tc>
-          <w:p/>
-        </w:tc>
-        <w:tc>
-          <w:p>
-            <w:pPr>
-              <w:pStyle w:val="Compact"/>
-              <w:jc w:val="left"/>
-            </w:pPr>
-            <w:r>
-              <w:t xml:space="preserve">The living city</w:t>
-            </w:r>
-          </w:p>
-        </w:tc>
-        <w:tc>
-          <w:p>
-            <w:pPr>
-              <w:pStyle w:val="Compact"/>
-              <w:jc w:val="left"/>
-            </w:pPr>
-            <w:r>
-              <w:t xml:space="preserve">Draw a world that follows the two core rules below. For an extra challenge, you can add the third rule.</w:t>
-            </w:r>
-            <w:r>
-              <w:t xml:space="preserve">· Houses are alive.</w:t>
-            </w:r>
-            <w:r>
-              <w:t xml:space="preserve">· The entire city is underwater.</w:t>
-            </w:r>
-            <w:r>
-              <w:t xml:space="preserve">Optional challenge: The ground is a moving island.</w:t>
-            </w:r>
-          </w:p>
-        </w:tc>
-        <w:tc>
-          <w:p>
-            <w:pPr>
-              <w:pStyle w:val="Compact"/>
-              <w:jc w:val="left"/>
-            </w:pPr>
-            <w:r>
-              <w:t xml:space="preserve">长</w:t>
-            </w:r>
-          </w:p>
-        </w:tc>
-      </w:tr>
-      <w:tr>
-        <w:tc>
-          <w:p>
-            <w:pPr>
-              <w:pStyle w:val="Compact"/>
-              <w:jc w:val="left"/>
-            </w:pPr>
-            <w:r>
-              <w:t xml:space="preserve">T72</w:t>
-            </w:r>
-          </w:p>
-        </w:tc>
-        <w:tc>
-          <w:p>
-            <w:pPr>
-              <w:pStyle w:val="Compact"/>
-              <w:jc w:val="left"/>
-            </w:pPr>
-            <w:r>
-              <w:t xml:space="preserve">M8_J5</w:t>
-            </w:r>
-          </w:p>
-        </w:tc>
-        <w:tc>
-          <w:p>
-            <w:pPr>
-              <w:pStyle w:val="Compact"/>
-              <w:jc w:val="left"/>
-            </w:pPr>
-            <w:r>
-              <w:t xml:space="preserve">初中</w:t>
-            </w:r>
-          </w:p>
-        </w:tc>
-        <w:tc>
-          <w:p>
-            <w:pPr>
-              <w:pStyle w:val="Compact"/>
-              <w:jc w:val="left"/>
-            </w:pPr>
-            <w:r>
-              <w:t xml:space="preserve">动物的文明</w:t>
-            </w:r>
-          </w:p>
-        </w:tc>
-        <w:tc>
-          <w:p>
-            <w:pPr>
-              <w:pStyle w:val="Compact"/>
-              <w:jc w:val="left"/>
-            </w:pPr>
-            <w:r>
-              <w:t xml:space="preserve">先画出一个符合下面两条核心规则的世界。想再挑战一下，可以加入第三条。</w:t>
+              <w:t xml:space="preserve">动物的城市</w:t>
+            </w:r>
+          </w:p>
+        </w:tc>
+        <w:tc>
+          <w:p>
+            <w:pPr>
+              <w:pStyle w:val="Compact"/>
+              <w:jc w:val="left"/>
+            </w:pPr>
+            <w:r>
+              <w:t xml:space="preserve">按下面两条画一个世界：</w:t>
             </w:r>
             <w:r>
               <w:t xml:space="preserve">· 动物建造城市。</w:t>
             </w:r>
             <w:r>
-              <w:t xml:space="preserve">· 植物比建筑大。</w:t>
-            </w:r>
-            <w:r>
-              <w:t xml:space="preserve">可选挑战：机器和植物住在一起。</w:t>
-            </w:r>
-          </w:p>
-        </w:tc>
-        <w:tc>
-          <w:p/>
-        </w:tc>
-        <w:tc>
-          <w:p>
-            <w:pPr>
-              <w:pStyle w:val="Compact"/>
-              <w:jc w:val="left"/>
-            </w:pPr>
-            <w:r>
-              <w:t xml:space="preserve">Animal civilization</w:t>
-            </w:r>
-          </w:p>
-        </w:tc>
-        <w:tc>
-          <w:p>
-            <w:pPr>
-              <w:pStyle w:val="Compact"/>
-              <w:jc w:val="left"/>
-            </w:pPr>
-            <w:r>
-              <w:t xml:space="preserve">Draw a world that follows the two core rules below. For an extra challenge, you can add the third rule.</w:t>
+              <w:t xml:space="preserve">· 植物比建筑物大。</w:t>
+            </w:r>
+            <w:r>
+              <w:t xml:space="preserve">可选：机器和植物住在一起。</w:t>
+            </w:r>
+          </w:p>
+        </w:tc>
+        <w:tc>
+          <w:p/>
+        </w:tc>
+        <w:tc>
+          <w:p>
+            <w:pPr>
+              <w:pStyle w:val="Compact"/>
+              <w:jc w:val="left"/>
+            </w:pPr>
+            <w:r>
+              <w:t xml:space="preserve">Animal city</w:t>
+            </w:r>
+          </w:p>
+        </w:tc>
+        <w:tc>
+          <w:p>
+            <w:pPr>
+              <w:pStyle w:val="Compact"/>
+              <w:jc w:val="left"/>
+            </w:pPr>
+            <w:r>
+              <w:t xml:space="preserve">Draw a world with both of these rules:</w:t>
             </w:r>
             <w:r>
               <w:t xml:space="preserve">· Animals build cities.</w:t>
@@ -32726,7 +32622,7 @@
               <w:t xml:space="preserve">· Plants are bigger than buildings.</w:t>
             </w:r>
             <w:r>
-              <w:t xml:space="preserve">Optional challenge: Machines and plants live together.</w:t>
+              <w:t xml:space="preserve">Optional: Machines and plants live together.</w:t>
             </w:r>
           </w:p>
         </w:tc>
@@ -32902,18 +32798,18 @@
               <w:jc w:val="left"/>
             </w:pPr>
             <w:r>
-              <w:t xml:space="preserve">学校多了一扇门</w:t>
-            </w:r>
-          </w:p>
-        </w:tc>
-        <w:tc>
-          <w:p>
-            <w:pPr>
-              <w:pStyle w:val="Compact"/>
-              <w:jc w:val="left"/>
-            </w:pPr>
-            <w:r>
-              <w:t xml:space="preserve">放学后，学校里多了一扇从没见过的门。门后会是什么地方？</w:t>
+              <w:t xml:space="preserve">学校的新门</w:t>
+            </w:r>
+          </w:p>
+        </w:tc>
+        <w:tc>
+          <w:p>
+            <w:pPr>
+              <w:pStyle w:val="Compact"/>
+              <w:jc w:val="left"/>
+            </w:pPr>
+            <w:r>
+              <w:t xml:space="preserve">放学后，学校多了一扇新门。画出门后的地方。</w:t>
             </w:r>
           </w:p>
         </w:tc>
@@ -32946,7 +32842,100 @@
               <w:jc w:val="left"/>
             </w:pPr>
             <w:r>
-              <w:t xml:space="preserve">After school, a door no one has seen before appears in the school. What place is behind it?</w:t>
+              <w:t xml:space="preserve">After school, a new door appears at school. Draw the place behind it.</w:t>
+            </w:r>
+          </w:p>
+        </w:tc>
+        <w:tc>
+          <w:p/>
+        </w:tc>
+      </w:tr>
+      <w:tr>
+        <w:tc>
+          <w:p>
+            <w:pPr>
+              <w:pStyle w:val="Compact"/>
+              <w:jc w:val="left"/>
+            </w:pPr>
+            <w:r>
+              <w:t xml:space="preserve">T74</w:t>
+            </w:r>
+          </w:p>
+        </w:tc>
+        <w:tc>
+          <w:p>
+            <w:pPr>
+              <w:pStyle w:val="Compact"/>
+              <w:jc w:val="left"/>
+            </w:pPr>
+            <w:r>
+              <w:t xml:space="preserve">M9_A2</w:t>
+            </w:r>
+          </w:p>
+        </w:tc>
+        <w:tc>
+          <w:p>
+            <w:pPr>
+              <w:pStyle w:val="Compact"/>
+              <w:jc w:val="left"/>
+            </w:pPr>
+            <w:r>
+              <w:t xml:space="preserve">共通</w:t>
+            </w:r>
+          </w:p>
+        </w:tc>
+        <w:tc>
+          <w:p>
+            <w:pPr>
+              <w:pStyle w:val="Compact"/>
+              <w:jc w:val="left"/>
+            </w:pPr>
+            <w:r>
+              <w:t xml:space="preserve">没变小的东西</w:t>
+            </w:r>
+          </w:p>
+        </w:tc>
+        <w:tc>
+          <w:p>
+            <w:pPr>
+              <w:pStyle w:val="Compact"/>
+              <w:jc w:val="left"/>
+            </w:pPr>
+            <w:r>
+              <w:t xml:space="preserve">城里的东西都变小了，只有一样没变。画出接下来发生的事。</w:t>
+            </w:r>
+          </w:p>
+        </w:tc>
+        <w:tc>
+          <w:p>
+            <w:pPr>
+              <w:pStyle w:val="Compact"/>
+              <w:jc w:val="left"/>
+            </w:pPr>
+            <w:r>
+              <w:t xml:space="preserve">先想好哪一样没有变小。</w:t>
+            </w:r>
+          </w:p>
+        </w:tc>
+        <w:tc>
+          <w:p>
+            <w:pPr>
+              <w:pStyle w:val="Compact"/>
+              <w:jc w:val="left"/>
+            </w:pPr>
+            <w:r>
+              <w:t xml:space="preserve">The thing that did not shrink</w:t>
+            </w:r>
+          </w:p>
+        </w:tc>
+        <w:tc>
+          <w:p>
+            <w:pPr>
+              <w:pStyle w:val="Compact"/>
+              <w:jc w:val="left"/>
+            </w:pPr>
+            <w:r>
+              <w:t xml:space="preserve">Everything in the city has shrunk except one thing. Draw what happens next.</w:t>
             </w:r>
           </w:p>
         </w:tc>
@@ -32970,84 +32959,84 @@
               <w:jc w:val="left"/>
             </w:pPr>
             <w:r>
-              <w:t xml:space="preserve">T74</w:t>
-            </w:r>
-          </w:p>
-        </w:tc>
-        <w:tc>
-          <w:p>
-            <w:pPr>
-              <w:pStyle w:val="Compact"/>
-              <w:jc w:val="left"/>
-            </w:pPr>
-            <w:r>
-              <w:t xml:space="preserve">M9_A2</w:t>
-            </w:r>
-          </w:p>
-        </w:tc>
-        <w:tc>
-          <w:p>
-            <w:pPr>
-              <w:pStyle w:val="Compact"/>
-              <w:jc w:val="left"/>
-            </w:pPr>
-            <w:r>
-              <w:t xml:space="preserve">共通</w:t>
-            </w:r>
-          </w:p>
-        </w:tc>
-        <w:tc>
-          <w:p>
-            <w:pPr>
-              <w:pStyle w:val="Compact"/>
-              <w:jc w:val="left"/>
-            </w:pPr>
-            <w:r>
-              <w:t xml:space="preserve">只有一样没变小</w:t>
-            </w:r>
-          </w:p>
-        </w:tc>
-        <w:tc>
-          <w:p>
-            <w:pPr>
-              <w:pStyle w:val="Compact"/>
-              <w:jc w:val="left"/>
-            </w:pPr>
-            <w:r>
-              <w:t xml:space="preserve">全城的东西都变小了，只有一样没有变。画出接下来发生的事。</w:t>
-            </w:r>
-          </w:p>
-        </w:tc>
-        <w:tc>
-          <w:p>
-            <w:pPr>
-              <w:pStyle w:val="Compact"/>
-              <w:jc w:val="left"/>
-            </w:pPr>
-            <w:r>
-              <w:t xml:space="preserve">先决定哪一样没有变小。</w:t>
-            </w:r>
-          </w:p>
-        </w:tc>
-        <w:tc>
-          <w:p>
-            <w:pPr>
-              <w:pStyle w:val="Compact"/>
-              <w:jc w:val="left"/>
-            </w:pPr>
-            <w:r>
-              <w:t xml:space="preserve">Only one thing stayed big</w:t>
-            </w:r>
-          </w:p>
-        </w:tc>
-        <w:tc>
-          <w:p>
-            <w:pPr>
-              <w:pStyle w:val="Compact"/>
-              <w:jc w:val="left"/>
-            </w:pPr>
-            <w:r>
-              <w:t xml:space="preserve">Everything in the city has shrunk except one thing. Draw what happens next.</w:t>
+              <w:t xml:space="preserve">T75</w:t>
+            </w:r>
+          </w:p>
+        </w:tc>
+        <w:tc>
+          <w:p>
+            <w:pPr>
+              <w:pStyle w:val="Compact"/>
+              <w:jc w:val="left"/>
+            </w:pPr>
+            <w:r>
+              <w:t xml:space="preserve">M9_E3</w:t>
+            </w:r>
+          </w:p>
+        </w:tc>
+        <w:tc>
+          <w:p>
+            <w:pPr>
+              <w:pStyle w:val="Compact"/>
+              <w:jc w:val="left"/>
+            </w:pPr>
+            <w:r>
+              <w:t xml:space="preserve">小学</w:t>
+            </w:r>
+          </w:p>
+        </w:tc>
+        <w:tc>
+          <w:p>
+            <w:pPr>
+              <w:pStyle w:val="Compact"/>
+              <w:jc w:val="left"/>
+            </w:pPr>
+            <w:r>
+              <w:t xml:space="preserve">会说话的课桌</w:t>
+            </w:r>
+          </w:p>
+        </w:tc>
+        <w:tc>
+          <w:p>
+            <w:pPr>
+              <w:pStyle w:val="Compact"/>
+              <w:jc w:val="left"/>
+            </w:pPr>
+            <w:r>
+              <w:t xml:space="preserve">课桌开始说话了。画出它说话时的情景，想想它说了什么。</w:t>
+            </w:r>
+          </w:p>
+        </w:tc>
+        <w:tc>
+          <w:p>
+            <w:pPr>
+              <w:pStyle w:val="Compact"/>
+              <w:jc w:val="left"/>
+            </w:pPr>
+            <w:r>
+              <w:t xml:space="preserve">画出你第一次听见它说话的那一刻。</w:t>
+            </w:r>
+          </w:p>
+        </w:tc>
+        <w:tc>
+          <w:p>
+            <w:pPr>
+              <w:pStyle w:val="Compact"/>
+              <w:jc w:val="left"/>
+            </w:pPr>
+            <w:r>
+              <w:t xml:space="preserve">A talking desk</w:t>
+            </w:r>
+          </w:p>
+        </w:tc>
+        <w:tc>
+          <w:p>
+            <w:pPr>
+              <w:pStyle w:val="Compact"/>
+              <w:jc w:val="left"/>
+            </w:pPr>
+            <w:r>
+              <w:t xml:space="preserve">Your desk starts talking. Draw the scene and think about what it says.</w:t>
             </w:r>
           </w:p>
         </w:tc>
@@ -33071,18 +33060,18 @@
               <w:jc w:val="left"/>
             </w:pPr>
             <w:r>
-              <w:t xml:space="preserve">T75</w:t>
-            </w:r>
-          </w:p>
-        </w:tc>
-        <w:tc>
-          <w:p>
-            <w:pPr>
-              <w:pStyle w:val="Compact"/>
-              <w:jc w:val="left"/>
-            </w:pPr>
-            <w:r>
-              <w:t xml:space="preserve">M9_E3</w:t>
+              <w:t xml:space="preserve">T76</w:t>
+            </w:r>
+          </w:p>
+        </w:tc>
+        <w:tc>
+          <w:p>
+            <w:pPr>
+              <w:pStyle w:val="Compact"/>
+              <w:jc w:val="left"/>
+            </w:pPr>
+            <w:r>
+              <w:t xml:space="preserve">M9_E4</w:t>
             </w:r>
           </w:p>
         </w:tc>
@@ -33104,51 +33093,51 @@
               <w:jc w:val="left"/>
             </w:pPr>
             <w:r>
-              <w:t xml:space="preserve">课桌会说话</w:t>
-            </w:r>
-          </w:p>
-        </w:tc>
-        <w:tc>
-          <w:p>
-            <w:pPr>
-              <w:pStyle w:val="Compact"/>
-              <w:jc w:val="left"/>
-            </w:pPr>
-            <w:r>
-              <w:t xml:space="preserve">你的课桌突然开口说话了。它会说什么？</w:t>
-            </w:r>
-          </w:p>
-        </w:tc>
-        <w:tc>
-          <w:p>
-            <w:pPr>
-              <w:pStyle w:val="Compact"/>
-              <w:jc w:val="left"/>
-            </w:pPr>
-            <w:r>
-              <w:t xml:space="preserve">画出你第一次听见它说话的那一刻。</w:t>
-            </w:r>
-          </w:p>
-        </w:tc>
-        <w:tc>
-          <w:p>
-            <w:pPr>
-              <w:pStyle w:val="Compact"/>
-              <w:jc w:val="left"/>
-            </w:pPr>
-            <w:r>
-              <w:t xml:space="preserve">The talking desk</w:t>
-            </w:r>
-          </w:p>
-        </w:tc>
-        <w:tc>
-          <w:p>
-            <w:pPr>
-              <w:pStyle w:val="Compact"/>
-              <w:jc w:val="left"/>
-            </w:pPr>
-            <w:r>
-              <w:t xml:space="preserve">Your desk suddenly starts talking. What does it say?</w:t>
+              <w:t xml:space="preserve">鲨鱼上学</w:t>
+            </w:r>
+          </w:p>
+        </w:tc>
+        <w:tc>
+          <w:p>
+            <w:pPr>
+              <w:pStyle w:val="Compact"/>
+              <w:jc w:val="left"/>
+            </w:pPr>
+            <w:r>
+              <w:t xml:space="preserve">一条鲨鱼来你们班上学。画出接下来发生的事。</w:t>
+            </w:r>
+          </w:p>
+        </w:tc>
+        <w:tc>
+          <w:p>
+            <w:pPr>
+              <w:pStyle w:val="Compact"/>
+              <w:jc w:val="left"/>
+            </w:pPr>
+            <w:r>
+              <w:t xml:space="preserve">想想它坐在哪里，大家在做什么。</w:t>
+            </w:r>
+          </w:p>
+        </w:tc>
+        <w:tc>
+          <w:p>
+            <w:pPr>
+              <w:pStyle w:val="Compact"/>
+              <w:jc w:val="left"/>
+            </w:pPr>
+            <w:r>
+              <w:t xml:space="preserve">A shark at school</w:t>
+            </w:r>
+          </w:p>
+        </w:tc>
+        <w:tc>
+          <w:p>
+            <w:pPr>
+              <w:pStyle w:val="Compact"/>
+              <w:jc w:val="left"/>
+            </w:pPr>
+            <w:r>
+              <w:t xml:space="preserve">A shark joins your class. Draw what happens next.</w:t>
             </w:r>
           </w:p>
         </w:tc>
@@ -33172,18 +33161,18 @@
               <w:jc w:val="left"/>
             </w:pPr>
             <w:r>
-              <w:t xml:space="preserve">T76</w:t>
-            </w:r>
-          </w:p>
-        </w:tc>
-        <w:tc>
-          <w:p>
-            <w:pPr>
-              <w:pStyle w:val="Compact"/>
-              <w:jc w:val="left"/>
-            </w:pPr>
-            <w:r>
-              <w:t xml:space="preserve">M9_E4</w:t>
+              <w:t xml:space="preserve">T77</w:t>
+            </w:r>
+          </w:p>
+        </w:tc>
+        <w:tc>
+          <w:p>
+            <w:pPr>
+              <w:pStyle w:val="Compact"/>
+              <w:jc w:val="left"/>
+            </w:pPr>
+            <w:r>
+              <w:t xml:space="preserve">M9_E5</w:t>
             </w:r>
           </w:p>
         </w:tc>
@@ -33205,51 +33194,144 @@
               <w:jc w:val="left"/>
             </w:pPr>
             <w:r>
-              <w:t xml:space="preserve">鲨鱼去上学</w:t>
-            </w:r>
-          </w:p>
-        </w:tc>
-        <w:tc>
-          <w:p>
-            <w:pPr>
-              <w:pStyle w:val="Compact"/>
-              <w:jc w:val="left"/>
-            </w:pPr>
-            <w:r>
-              <w:t xml:space="preserve">一条鲨鱼来到你们班上学。接下来会发生什么？</w:t>
-            </w:r>
-          </w:p>
-        </w:tc>
-        <w:tc>
-          <w:p>
-            <w:pPr>
-              <w:pStyle w:val="Compact"/>
-              <w:jc w:val="left"/>
-            </w:pPr>
-            <w:r>
-              <w:t xml:space="preserve">想想它坐在哪里，大家正在做什么。</w:t>
-            </w:r>
-          </w:p>
-        </w:tc>
-        <w:tc>
-          <w:p>
-            <w:pPr>
-              <w:pStyle w:val="Compact"/>
-              <w:jc w:val="left"/>
-            </w:pPr>
-            <w:r>
-              <w:t xml:space="preserve">A shark comes to school</w:t>
-            </w:r>
-          </w:p>
-        </w:tc>
-        <w:tc>
-          <w:p>
-            <w:pPr>
-              <w:pStyle w:val="Compact"/>
-              <w:jc w:val="left"/>
-            </w:pPr>
-            <w:r>
-              <w:t xml:space="preserve">A shark joins your class. What happens next?</w:t>
+              <w:t xml:space="preserve">宠物的超能力</w:t>
+            </w:r>
+          </w:p>
+        </w:tc>
+        <w:tc>
+          <w:p>
+            <w:pPr>
+              <w:pStyle w:val="Compact"/>
+              <w:jc w:val="left"/>
+            </w:pPr>
+            <w:r>
+              <w:t xml:space="preserve">画出你发现宠物有超能力的那一天。</w:t>
+            </w:r>
+          </w:p>
+        </w:tc>
+        <w:tc>
+          <w:p>
+            <w:pPr>
+              <w:pStyle w:val="Compact"/>
+              <w:jc w:val="left"/>
+            </w:pPr>
+            <w:r>
+              <w:t xml:space="preserve">你是怎么发现的？</w:t>
+            </w:r>
+          </w:p>
+        </w:tc>
+        <w:tc>
+          <w:p>
+            <w:pPr>
+              <w:pStyle w:val="Compact"/>
+              <w:jc w:val="left"/>
+            </w:pPr>
+            <w:r>
+              <w:t xml:space="preserve">A pet's superpower</w:t>
+            </w:r>
+          </w:p>
+        </w:tc>
+        <w:tc>
+          <w:p>
+            <w:pPr>
+              <w:pStyle w:val="Compact"/>
+              <w:jc w:val="left"/>
+            </w:pPr>
+            <w:r>
+              <w:t xml:space="preserve">Draw the day you discover that your pet has a superpower.</w:t>
+            </w:r>
+          </w:p>
+        </w:tc>
+        <w:tc>
+          <w:p/>
+        </w:tc>
+      </w:tr>
+      <w:tr>
+        <w:tc>
+          <w:p>
+            <w:pPr>
+              <w:pStyle w:val="Compact"/>
+              <w:jc w:val="left"/>
+            </w:pPr>
+            <w:r>
+              <w:t xml:space="preserve">T78</w:t>
+            </w:r>
+          </w:p>
+        </w:tc>
+        <w:tc>
+          <w:p>
+            <w:pPr>
+              <w:pStyle w:val="Compact"/>
+              <w:jc w:val="left"/>
+            </w:pPr>
+            <w:r>
+              <w:t xml:space="preserve">M9_J3</w:t>
+            </w:r>
+          </w:p>
+        </w:tc>
+        <w:tc>
+          <w:p>
+            <w:pPr>
+              <w:pStyle w:val="Compact"/>
+              <w:jc w:val="left"/>
+            </w:pPr>
+            <w:r>
+              <w:t xml:space="preserve">初中</w:t>
+            </w:r>
+          </w:p>
+        </w:tc>
+        <w:tc>
+          <w:p>
+            <w:pPr>
+              <w:pStyle w:val="Compact"/>
+              <w:jc w:val="left"/>
+            </w:pPr>
+            <w:r>
+              <w:t xml:space="preserve">教室里少了东西</w:t>
+            </w:r>
+          </w:p>
+        </w:tc>
+        <w:tc>
+          <w:p>
+            <w:pPr>
+              <w:pStyle w:val="Compact"/>
+              <w:jc w:val="left"/>
+            </w:pPr>
+            <w:r>
+              <w:t xml:space="preserve">教室里每天少一样东西。画出你发现线索的那一天。</w:t>
+            </w:r>
+          </w:p>
+        </w:tc>
+        <w:tc>
+          <w:p>
+            <w:pPr>
+              <w:pStyle w:val="Compact"/>
+              <w:jc w:val="left"/>
+            </w:pPr>
+            <w:r>
+              <w:t xml:space="preserve">画出你发现了什么线索。</w:t>
+            </w:r>
+          </w:p>
+        </w:tc>
+        <w:tc>
+          <w:p>
+            <w:pPr>
+              <w:pStyle w:val="Compact"/>
+              <w:jc w:val="left"/>
+            </w:pPr>
+            <w:r>
+              <w:t xml:space="preserve">Something is missing</w:t>
+            </w:r>
+          </w:p>
+        </w:tc>
+        <w:tc>
+          <w:p>
+            <w:pPr>
+              <w:pStyle w:val="Compact"/>
+              <w:jc w:val="left"/>
+            </w:pPr>
+            <w:r>
+              <w:t xml:space="preserve">One thing goes missing from the classroom every day. Draw the day you find a clue.</w:t>
             </w:r>
           </w:p>
         </w:tc>
@@ -33273,119 +33355,18 @@
               <w:jc w:val="left"/>
             </w:pPr>
             <w:r>
-              <w:t xml:space="preserve">T77</w:t>
-            </w:r>
-          </w:p>
-        </w:tc>
-        <w:tc>
-          <w:p>
-            <w:pPr>
-              <w:pStyle w:val="Compact"/>
-              <w:jc w:val="left"/>
-            </w:pPr>
-            <w:r>
-              <w:t xml:space="preserve">M9_E5</w:t>
-            </w:r>
-          </w:p>
-        </w:tc>
-        <w:tc>
-          <w:p>
-            <w:pPr>
-              <w:pStyle w:val="Compact"/>
-              <w:jc w:val="left"/>
-            </w:pPr>
-            <w:r>
-              <w:t xml:space="preserve">小学</w:t>
-            </w:r>
-          </w:p>
-        </w:tc>
-        <w:tc>
-          <w:p>
-            <w:pPr>
-              <w:pStyle w:val="Compact"/>
-              <w:jc w:val="left"/>
-            </w:pPr>
-            <w:r>
-              <w:t xml:space="preserve">宠物的秘密</w:t>
-            </w:r>
-          </w:p>
-        </w:tc>
-        <w:tc>
-          <w:p>
-            <w:pPr>
-              <w:pStyle w:val="Compact"/>
-              <w:jc w:val="left"/>
-            </w:pPr>
-            <w:r>
-              <w:t xml:space="preserve">你的宠物藏着一种超能力。画出你发现这个秘密的那一天。</w:t>
-            </w:r>
-          </w:p>
-        </w:tc>
-        <w:tc>
-          <w:p>
-            <w:pPr>
-              <w:pStyle w:val="Compact"/>
-              <w:jc w:val="left"/>
-            </w:pPr>
-            <w:r>
-              <w:t xml:space="preserve">它是什么时候露馅的？</w:t>
-            </w:r>
-          </w:p>
-        </w:tc>
-        <w:tc>
-          <w:p>
-            <w:pPr>
-              <w:pStyle w:val="Compact"/>
-              <w:jc w:val="left"/>
-            </w:pPr>
-            <w:r>
-              <w:t xml:space="preserve">The pet's secret</w:t>
-            </w:r>
-          </w:p>
-        </w:tc>
-        <w:tc>
-          <w:p>
-            <w:pPr>
-              <w:pStyle w:val="Compact"/>
-              <w:jc w:val="left"/>
-            </w:pPr>
-            <w:r>
-              <w:t xml:space="preserve">Your pet has a secret superpower. Draw the day you discover it.</w:t>
-            </w:r>
-          </w:p>
-        </w:tc>
-        <w:tc>
-          <w:p>
-            <w:pPr>
-              <w:pStyle w:val="Compact"/>
-              <w:jc w:val="left"/>
-            </w:pPr>
-            <w:r>
-              <w:t xml:space="preserve">长</w:t>
-            </w:r>
-          </w:p>
-        </w:tc>
-      </w:tr>
-      <w:tr>
-        <w:tc>
-          <w:p>
-            <w:pPr>
-              <w:pStyle w:val="Compact"/>
-              <w:jc w:val="left"/>
-            </w:pPr>
-            <w:r>
-              <w:t xml:space="preserve">T78</w:t>
-            </w:r>
-          </w:p>
-        </w:tc>
-        <w:tc>
-          <w:p>
-            <w:pPr>
-              <w:pStyle w:val="Compact"/>
-              <w:jc w:val="left"/>
-            </w:pPr>
-            <w:r>
-              <w:t xml:space="preserve">M9_J3</w:t>
+              <w:t xml:space="preserve">T79</w:t>
+            </w:r>
+          </w:p>
+        </w:tc>
+        <w:tc>
+          <w:p>
+            <w:pPr>
+              <w:pStyle w:val="Compact"/>
+              <w:jc w:val="left"/>
+            </w:pPr>
+            <w:r>
+              <w:t xml:space="preserve">M9_J4</w:t>
             </w:r>
           </w:p>
         </w:tc>
@@ -33407,86 +33388,86 @@
               <w:jc w:val="left"/>
             </w:pPr>
             <w:r>
-              <w:t xml:space="preserve">每天少一样东西</w:t>
-            </w:r>
-          </w:p>
-        </w:tc>
-        <w:tc>
-          <w:p>
-            <w:pPr>
-              <w:pStyle w:val="Compact"/>
-              <w:jc w:val="left"/>
-            </w:pPr>
-            <w:r>
-              <w:t xml:space="preserve">教室里每天都会少一样东西。画出你发现线索的那一天。</w:t>
-            </w:r>
-          </w:p>
-        </w:tc>
-        <w:tc>
-          <w:p>
-            <w:pPr>
-              <w:pStyle w:val="Compact"/>
-              <w:jc w:val="left"/>
-            </w:pPr>
-            <w:r>
-              <w:t xml:space="preserve">线索比答案更重要。</w:t>
-            </w:r>
-          </w:p>
-        </w:tc>
-        <w:tc>
-          <w:p>
-            <w:pPr>
-              <w:pStyle w:val="Compact"/>
-              <w:jc w:val="left"/>
-            </w:pPr>
-            <w:r>
-              <w:t xml:space="preserve">One thing goes missing every day</w:t>
-            </w:r>
-          </w:p>
-        </w:tc>
-        <w:tc>
-          <w:p>
-            <w:pPr>
-              <w:pStyle w:val="Compact"/>
-              <w:jc w:val="left"/>
-            </w:pPr>
-            <w:r>
-              <w:t xml:space="preserve">Something goes missing from the classroom every day. Draw the day you find a clue.</w:t>
-            </w:r>
-          </w:p>
-        </w:tc>
-        <w:tc>
-          <w:p>
-            <w:pPr>
-              <w:pStyle w:val="Compact"/>
-              <w:jc w:val="left"/>
-            </w:pPr>
-            <w:r>
-              <w:t xml:space="preserve">长</w:t>
-            </w:r>
-          </w:p>
-        </w:tc>
-      </w:tr>
-      <w:tr>
-        <w:tc>
-          <w:p>
-            <w:pPr>
-              <w:pStyle w:val="Compact"/>
-              <w:jc w:val="left"/>
-            </w:pPr>
-            <w:r>
-              <w:t xml:space="preserve">T79</w:t>
-            </w:r>
-          </w:p>
-        </w:tc>
-        <w:tc>
-          <w:p>
-            <w:pPr>
-              <w:pStyle w:val="Compact"/>
-              <w:jc w:val="left"/>
-            </w:pPr>
-            <w:r>
-              <w:t xml:space="preserve">M9_J4</w:t>
+              <w:t xml:space="preserve">火星便利店</w:t>
+            </w:r>
+          </w:p>
+        </w:tc>
+        <w:tc>
+          <w:p>
+            <w:pPr>
+              <w:pStyle w:val="Compact"/>
+              <w:jc w:val="left"/>
+            </w:pPr>
+            <w:r>
+              <w:t xml:space="preserve">画一家火星上的便利店。店里卖什么？谁来买东西？</w:t>
+            </w:r>
+          </w:p>
+        </w:tc>
+        <w:tc>
+          <w:p>
+            <w:pPr>
+              <w:pStyle w:val="Compact"/>
+              <w:jc w:val="left"/>
+            </w:pPr>
+            <w:r>
+              <w:t xml:space="preserve">画出货架上的东西和来买东西的顾客。</w:t>
+            </w:r>
+          </w:p>
+        </w:tc>
+        <w:tc>
+          <w:p>
+            <w:pPr>
+              <w:pStyle w:val="Compact"/>
+              <w:jc w:val="left"/>
+            </w:pPr>
+            <w:r>
+              <w:t xml:space="preserve">A store on Mars</w:t>
+            </w:r>
+          </w:p>
+        </w:tc>
+        <w:tc>
+          <w:p>
+            <w:pPr>
+              <w:pStyle w:val="Compact"/>
+              <w:jc w:val="left"/>
+            </w:pPr>
+            <w:r>
+              <w:t xml:space="preserve">Draw a convenience store on Mars. What does it sell? Who shops there?</w:t>
+            </w:r>
+          </w:p>
+        </w:tc>
+        <w:tc>
+          <w:p>
+            <w:pPr>
+              <w:pStyle w:val="Compact"/>
+              <w:jc w:val="left"/>
+            </w:pPr>
+            <w:r>
+              <w:t xml:space="preserve">长 多问</w:t>
+            </w:r>
+          </w:p>
+        </w:tc>
+      </w:tr>
+      <w:tr>
+        <w:tc>
+          <w:p>
+            <w:pPr>
+              <w:pStyle w:val="Compact"/>
+              <w:jc w:val="left"/>
+            </w:pPr>
+            <w:r>
+              <w:t xml:space="preserve">T80</w:t>
+            </w:r>
+          </w:p>
+        </w:tc>
+        <w:tc>
+          <w:p>
+            <w:pPr>
+              <w:pStyle w:val="Compact"/>
+              <w:jc w:val="left"/>
+            </w:pPr>
+            <w:r>
+              <w:t xml:space="preserve">M9_J5</w:t>
             </w:r>
           </w:p>
         </w:tc>
@@ -33508,119 +33489,18 @@
               <w:jc w:val="left"/>
             </w:pPr>
             <w:r>
-              <w:t xml:space="preserve">火星便利店</w:t>
-            </w:r>
-          </w:p>
-        </w:tc>
-        <w:tc>
-          <w:p>
-            <w:pPr>
-              <w:pStyle w:val="Compact"/>
-              <w:jc w:val="left"/>
-            </w:pPr>
-            <w:r>
-              <w:t xml:space="preserve">画一间火星上的便利店。谁来买东西，店里卖什么？</w:t>
-            </w:r>
-          </w:p>
-        </w:tc>
-        <w:tc>
-          <w:p>
-            <w:pPr>
-              <w:pStyle w:val="Compact"/>
-              <w:jc w:val="left"/>
-            </w:pPr>
-            <w:r>
-              <w:t xml:space="preserve">让货架上的东西和顾客都成为故事的一部分。</w:t>
-            </w:r>
-          </w:p>
-        </w:tc>
-        <w:tc>
-          <w:p>
-            <w:pPr>
-              <w:pStyle w:val="Compact"/>
-              <w:jc w:val="left"/>
-            </w:pPr>
-            <w:r>
-              <w:t xml:space="preserve">Convenience store on Mars</w:t>
-            </w:r>
-          </w:p>
-        </w:tc>
-        <w:tc>
-          <w:p>
-            <w:pPr>
-              <w:pStyle w:val="Compact"/>
-              <w:jc w:val="left"/>
-            </w:pPr>
-            <w:r>
-              <w:t xml:space="preserve">Draw a convenience store on Mars. Who shops there, and what does it sell?</w:t>
-            </w:r>
-          </w:p>
-        </w:tc>
-        <w:tc>
-          <w:p>
-            <w:pPr>
-              <w:pStyle w:val="Compact"/>
-              <w:jc w:val="left"/>
-            </w:pPr>
-            <w:r>
-              <w:t xml:space="preserve">长</w:t>
-            </w:r>
-          </w:p>
-        </w:tc>
-      </w:tr>
-      <w:tr>
-        <w:tc>
-          <w:p>
-            <w:pPr>
-              <w:pStyle w:val="Compact"/>
-              <w:jc w:val="left"/>
-            </w:pPr>
-            <w:r>
-              <w:t xml:space="preserve">T80</w:t>
-            </w:r>
-          </w:p>
-        </w:tc>
-        <w:tc>
-          <w:p>
-            <w:pPr>
-              <w:pStyle w:val="Compact"/>
-              <w:jc w:val="left"/>
-            </w:pPr>
-            <w:r>
-              <w:t xml:space="preserve">M9_J5</w:t>
-            </w:r>
-          </w:p>
-        </w:tc>
-        <w:tc>
-          <w:p>
-            <w:pPr>
-              <w:pStyle w:val="Compact"/>
-              <w:jc w:val="left"/>
-            </w:pPr>
-            <w:r>
-              <w:t xml:space="preserve">初中</w:t>
-            </w:r>
-          </w:p>
-        </w:tc>
-        <w:tc>
-          <w:p>
-            <w:pPr>
-              <w:pStyle w:val="Compact"/>
-              <w:jc w:val="left"/>
-            </w:pPr>
-            <w:r>
-              <w:t xml:space="preserve">不存在的地方</w:t>
-            </w:r>
-          </w:p>
-        </w:tc>
-        <w:tc>
-          <w:p>
-            <w:pPr>
-              <w:pStyle w:val="Compact"/>
-              <w:jc w:val="left"/>
-            </w:pPr>
-            <w:r>
-              <w:t xml:space="preserve">地图上标着一个不存在的地方。你终于找到了它，把那里画下来。</w:t>
+              <w:t xml:space="preserve">地图上的地方</w:t>
+            </w:r>
+          </w:p>
+        </w:tc>
+        <w:tc>
+          <w:p>
+            <w:pPr>
+              <w:pStyle w:val="Compact"/>
+              <w:jc w:val="left"/>
+            </w:pPr>
+            <w:r>
+              <w:t xml:space="preserve">地图上标着一个现实中不存在的地方。想象你找到了它，画出那里的样子。</w:t>
             </w:r>
           </w:p>
         </w:tc>
@@ -33642,18 +33522,18 @@
               <w:jc w:val="left"/>
             </w:pPr>
             <w:r>
-              <w:t xml:space="preserve">A place that does not exist</w:t>
-            </w:r>
-          </w:p>
-        </w:tc>
-        <w:tc>
-          <w:p>
-            <w:pPr>
-              <w:pStyle w:val="Compact"/>
-              <w:jc w:val="left"/>
-            </w:pPr>
-            <w:r>
-              <w:t xml:space="preserve">The map shows a place that does not exist. You finally find it. Draw what it looks like.</w:t>
+              <w:t xml:space="preserve">A place on the map</w:t>
+            </w:r>
+          </w:p>
+        </w:tc>
+        <w:tc>
+          <w:p>
+            <w:pPr>
+              <w:pStyle w:val="Compact"/>
+              <w:jc w:val="left"/>
+            </w:pPr>
+            <w:r>
+              <w:t xml:space="preserve">The map shows a place that does not exist in real life. Imagine you find it and draw what it looks like.</w:t>
             </w:r>
           </w:p>
         </w:tc>

--- a/docs/文案清单.docx
+++ b/docs/文案清单.docx
@@ -16,7 +16,7 @@
         <w:pStyle w:val="FirstParagraph"/>
       </w:pPr>
       <w:r>
-        <w:t xml:space="preserve">界面文案 527 条、徽章 34 枚、模板反馈 22 句、彩点的窗 27 句、任务 80 道（孩子现在看到的 v2.4）。由</w:t>
+        <w:t xml:space="preserve">界面文案 527 条、徽章 34 枚、模板反馈 22 句、彩点的窗 27 句、任务 80 道（孩子现在看到的 v2.5）。由</w:t>
       </w:r>
       <w:r>
         <w:t xml:space="preserve"> </w:t>
@@ -7188,18 +7188,18 @@
               <w:jc w:val="left"/>
             </w:pPr>
             <w:r>
-              <w:t xml:space="preserve">画面有些地方损坏了，照着原图把它补完整。</w:t>
-            </w:r>
-          </w:p>
-        </w:tc>
-        <w:tc>
-          <w:p>
-            <w:pPr>
-              <w:pStyle w:val="Compact"/>
-              <w:jc w:val="left"/>
-            </w:pPr>
-            <w:r>
-              <w:t xml:space="preserve">Parts of the picture are damaged. Use the original to restore it.</w:t>
+              <w:t xml:space="preserve">照着原图，把画面重新画出来。</w:t>
+            </w:r>
+          </w:p>
+        </w:tc>
+        <w:tc>
+          <w:p>
+            <w:pPr>
+              <w:pStyle w:val="Compact"/>
+              <w:jc w:val="left"/>
+            </w:pPr>
+            <w:r>
+              <w:t xml:space="preserve">Use the original picture to draw the scene again.</w:t>
             </w:r>
           </w:p>
         </w:tc>
@@ -25452,51 +25452,51 @@
               <w:jc w:val="left"/>
             </w:pPr>
             <w:r>
-              <w:t xml:space="preserve">照着照片画</w:t>
-            </w:r>
-          </w:p>
-        </w:tc>
-        <w:tc>
-          <w:p>
-            <w:pPr>
-              <w:pStyle w:val="Compact"/>
-              <w:jc w:val="left"/>
-            </w:pPr>
-            <w:r>
-              <w:t xml:space="preserve">照片破了。照着照片，把图里的地方重新画出来。</w:t>
-            </w:r>
-          </w:p>
-        </w:tc>
-        <w:tc>
-          <w:p>
-            <w:pPr>
-              <w:pStyle w:val="Compact"/>
-              <w:jc w:val="left"/>
-            </w:pPr>
-            <w:r>
-              <w:t xml:space="preserve">先画大的部分，再画小的部分。</w:t>
-            </w:r>
-          </w:p>
-        </w:tc>
-        <w:tc>
-          <w:p>
-            <w:pPr>
-              <w:pStyle w:val="Compact"/>
-              <w:jc w:val="left"/>
-            </w:pPr>
-            <w:r>
-              <w:t xml:space="preserve">Draw from the photo</w:t>
-            </w:r>
-          </w:p>
-        </w:tc>
-        <w:tc>
-          <w:p>
-            <w:pPr>
-              <w:pStyle w:val="Compact"/>
-              <w:jc w:val="left"/>
-            </w:pPr>
-            <w:r>
-              <w:t xml:space="preserve">The photo is torn. Use it to draw the place again.</w:t>
+              <w:t xml:space="preserve">教室</w:t>
+            </w:r>
+          </w:p>
+        </w:tc>
+        <w:tc>
+          <w:p>
+            <w:pPr>
+              <w:pStyle w:val="Compact"/>
+              <w:jc w:val="left"/>
+            </w:pPr>
+            <w:r>
+              <w:t xml:space="preserve">博物馆要展出一幅教室的画。照着这张图，把教室画下来。</w:t>
+            </w:r>
+          </w:p>
+        </w:tc>
+        <w:tc>
+          <w:p>
+            <w:pPr>
+              <w:pStyle w:val="Compact"/>
+              <w:jc w:val="left"/>
+            </w:pPr>
+            <w:r>
+              <w:t xml:space="preserve">先画大的东西，再画小的东西。</w:t>
+            </w:r>
+          </w:p>
+        </w:tc>
+        <w:tc>
+          <w:p>
+            <w:pPr>
+              <w:pStyle w:val="Compact"/>
+              <w:jc w:val="left"/>
+            </w:pPr>
+            <w:r>
+              <w:t xml:space="preserve">The classroom</w:t>
+            </w:r>
+          </w:p>
+        </w:tc>
+        <w:tc>
+          <w:p>
+            <w:pPr>
+              <w:pStyle w:val="Compact"/>
+              <w:jc w:val="left"/>
+            </w:pPr>
+            <w:r>
+              <w:t xml:space="preserve">The museum wants a painting of a classroom. Use this picture to draw the classroom.</w:t>
             </w:r>
           </w:p>
         </w:tc>
@@ -25553,18 +25553,18 @@
               <w:jc w:val="left"/>
             </w:pPr>
             <w:r>
-              <w:t xml:space="preserve">帮机器人画画</w:t>
-            </w:r>
-          </w:p>
-        </w:tc>
-        <w:tc>
-          <w:p>
-            <w:pPr>
-              <w:pStyle w:val="Compact"/>
-              <w:jc w:val="left"/>
-            </w:pPr>
-            <w:r>
-              <w:t xml:space="preserve">机器人只记得这张图。照着图，帮它画出里面的地方。</w:t>
+              <w:t xml:space="preserve">书桌</w:t>
+            </w:r>
+          </w:p>
+        </w:tc>
+        <w:tc>
+          <w:p>
+            <w:pPr>
+              <w:pStyle w:val="Compact"/>
+              <w:jc w:val="left"/>
+            </w:pPr>
+            <w:r>
+              <w:t xml:space="preserve">这张书桌的图要做成一幅画挂起来。照着图，把书桌和周围的东西画下来。</w:t>
             </w:r>
           </w:p>
         </w:tc>
@@ -25586,18 +25586,18 @@
               <w:jc w:val="left"/>
             </w:pPr>
             <w:r>
-              <w:t xml:space="preserve">Help the robot draw</w:t>
-            </w:r>
-          </w:p>
-        </w:tc>
-        <w:tc>
-          <w:p>
-            <w:pPr>
-              <w:pStyle w:val="Compact"/>
-              <w:jc w:val="left"/>
-            </w:pPr>
-            <w:r>
-              <w:t xml:space="preserve">The robot only remembers this picture. Use it to draw the place for the robot.</w:t>
+              <w:t xml:space="preserve">The desk</w:t>
+            </w:r>
+          </w:p>
+        </w:tc>
+        <w:tc>
+          <w:p>
+            <w:pPr>
+              <w:pStyle w:val="Compact"/>
+              <w:jc w:val="left"/>
+            </w:pPr>
+            <w:r>
+              <w:t xml:space="preserve">This picture of a desk will become a painting on the wall. Use it to draw the desk and the things around it.</w:t>
             </w:r>
           </w:p>
         </w:tc>
@@ -25654,18 +25654,18 @@
               <w:jc w:val="left"/>
             </w:pPr>
             <w:r>
-              <w:t xml:space="preserve">寻宝图</w:t>
-            </w:r>
-          </w:p>
-        </w:tc>
-        <w:tc>
-          <w:p>
-            <w:pPr>
-              <w:pStyle w:val="Compact"/>
-              <w:jc w:val="left"/>
-            </w:pPr>
-            <w:r>
-              <w:t xml:space="preserve">照着图画出藏宝的地方，让别人能找到。</w:t>
+              <w:t xml:space="preserve">营地</w:t>
+            </w:r>
+          </w:p>
+        </w:tc>
+        <w:tc>
+          <w:p>
+            <w:pPr>
+              <w:pStyle w:val="Compact"/>
+              <w:jc w:val="left"/>
+            </w:pPr>
+            <w:r>
+              <w:t xml:space="preserve">这是一张营地的图。照着图，把营地画下来。</w:t>
             </w:r>
           </w:p>
         </w:tc>
@@ -25687,23 +25687,31 @@
               <w:jc w:val="left"/>
             </w:pPr>
             <w:r>
-              <w:t xml:space="preserve">Treasure map</w:t>
-            </w:r>
-          </w:p>
-        </w:tc>
-        <w:tc>
-          <w:p>
-            <w:pPr>
-              <w:pStyle w:val="Compact"/>
-              <w:jc w:val="left"/>
-            </w:pPr>
-            <w:r>
-              <w:t xml:space="preserve">Use the picture to draw where the treasure is hidden, so others can find the place.</w:t>
-            </w:r>
-          </w:p>
-        </w:tc>
-        <w:tc>
-          <w:p/>
+              <w:t xml:space="preserve">The campsite</w:t>
+            </w:r>
+          </w:p>
+        </w:tc>
+        <w:tc>
+          <w:p>
+            <w:pPr>
+              <w:pStyle w:val="Compact"/>
+              <w:jc w:val="left"/>
+            </w:pPr>
+            <w:r>
+              <w:t xml:space="preserve">This is a picture of a campsite. Use it to draw the campsite.</w:t>
+            </w:r>
+          </w:p>
+        </w:tc>
+        <w:tc>
+          <w:p>
+            <w:pPr>
+              <w:pStyle w:val="Compact"/>
+              <w:jc w:val="left"/>
+            </w:pPr>
+            <w:r>
+              <w:t xml:space="preserve">长</w:t>
+            </w:r>
+          </w:p>
         </w:tc>
       </w:tr>
       <w:tr>
@@ -25758,18 +25766,18 @@
               <w:jc w:val="left"/>
             </w:pPr>
             <w:r>
-              <w:t xml:space="preserve">小猫找不到家了。照着图，画出它的家。</w:t>
-            </w:r>
-          </w:p>
-        </w:tc>
-        <w:tc>
-          <w:p>
-            <w:pPr>
-              <w:pStyle w:val="Compact"/>
-              <w:jc w:val="left"/>
-            </w:pPr>
-            <w:r>
-              <w:t xml:space="preserve">先看大的东西在哪里，再画细节。</w:t>
+              <w:t xml:space="preserve">这是小猫的家。照着图，把它的家画下来。</w:t>
+            </w:r>
+          </w:p>
+        </w:tc>
+        <w:tc>
+          <w:p>
+            <w:pPr>
+              <w:pStyle w:val="Compact"/>
+              <w:jc w:val="left"/>
+            </w:pPr>
+            <w:r>
+              <w:t xml:space="preserve">先画大的家具，再画小东西。</w:t>
             </w:r>
           </w:p>
         </w:tc>
@@ -25791,7 +25799,7 @@
               <w:jc w:val="left"/>
             </w:pPr>
             <w:r>
-              <w:t xml:space="preserve">A kitten cannot find its home. Use the picture to draw its home.</w:t>
+              <w:t xml:space="preserve">This is the kitten's home. Use the picture to draw it.</w:t>
             </w:r>
           </w:p>
         </w:tc>
@@ -25840,51 +25848,51 @@
               <w:jc w:val="left"/>
             </w:pPr>
             <w:r>
-              <w:t xml:space="preserve">补全拼图</w:t>
-            </w:r>
-          </w:p>
-        </w:tc>
-        <w:tc>
-          <w:p>
-            <w:pPr>
-              <w:pStyle w:val="Compact"/>
-              <w:jc w:val="left"/>
-            </w:pPr>
-            <w:r>
-              <w:t xml:space="preserve">拼图少了一大块。照着图，把缺的部分画完整。</w:t>
-            </w:r>
-          </w:p>
-        </w:tc>
-        <w:tc>
-          <w:p>
-            <w:pPr>
-              <w:pStyle w:val="Compact"/>
-              <w:jc w:val="left"/>
-            </w:pPr>
-            <w:r>
-              <w:t xml:space="preserve">看看缺口边上连着什么。</w:t>
-            </w:r>
-          </w:p>
-        </w:tc>
-        <w:tc>
-          <w:p>
-            <w:pPr>
-              <w:pStyle w:val="Compact"/>
-              <w:jc w:val="left"/>
-            </w:pPr>
-            <w:r>
-              <w:t xml:space="preserve">Complete the puzzle</w:t>
-            </w:r>
-          </w:p>
-        </w:tc>
-        <w:tc>
-          <w:p>
-            <w:pPr>
-              <w:pStyle w:val="Compact"/>
-              <w:jc w:val="left"/>
-            </w:pPr>
-            <w:r>
-              <w:t xml:space="preserve">A large piece of the puzzle is missing. Use the picture to draw the missing part.</w:t>
+              <w:t xml:space="preserve">公园</w:t>
+            </w:r>
+          </w:p>
+        </w:tc>
+        <w:tc>
+          <w:p>
+            <w:pPr>
+              <w:pStyle w:val="Compact"/>
+              <w:jc w:val="left"/>
+            </w:pPr>
+            <w:r>
+              <w:t xml:space="preserve">照着图，把这个公园画下来。</w:t>
+            </w:r>
+          </w:p>
+        </w:tc>
+        <w:tc>
+          <w:p>
+            <w:pPr>
+              <w:pStyle w:val="Compact"/>
+              <w:jc w:val="left"/>
+            </w:pPr>
+            <w:r>
+              <w:t xml:space="preserve">看看滑梯、秋千和长椅各在哪里。</w:t>
+            </w:r>
+          </w:p>
+        </w:tc>
+        <w:tc>
+          <w:p>
+            <w:pPr>
+              <w:pStyle w:val="Compact"/>
+              <w:jc w:val="left"/>
+            </w:pPr>
+            <w:r>
+              <w:t xml:space="preserve">The park</w:t>
+            </w:r>
+          </w:p>
+        </w:tc>
+        <w:tc>
+          <w:p>
+            <w:pPr>
+              <w:pStyle w:val="Compact"/>
+              <w:jc w:val="left"/>
+            </w:pPr>
+            <w:r>
+              <w:t xml:space="preserve">Use the picture to draw this park.</w:t>
             </w:r>
           </w:p>
         </w:tc>
@@ -26026,18 +26034,18 @@
               <w:jc w:val="left"/>
             </w:pPr>
             <w:r>
-              <w:t xml:space="preserve">旧图</w:t>
-            </w:r>
-          </w:p>
-        </w:tc>
-        <w:tc>
-          <w:p>
-            <w:pPr>
-              <w:pStyle w:val="Compact"/>
-              <w:jc w:val="left"/>
-            </w:pPr>
-            <w:r>
-              <w:t xml:space="preserve">照着这张旧图，画出原来的地方。</w:t>
+              <w:t xml:space="preserve">营地记录</w:t>
+            </w:r>
+          </w:p>
+        </w:tc>
+        <w:tc>
+          <w:p>
+            <w:pPr>
+              <w:pStyle w:val="Compact"/>
+              <w:jc w:val="left"/>
+            </w:pPr>
+            <w:r>
+              <w:t xml:space="preserve">照着这张图，把营地的样子记录下来。</w:t>
             </w:r>
           </w:p>
         </w:tc>
@@ -26059,18 +26067,18 @@
               <w:jc w:val="left"/>
             </w:pPr>
             <w:r>
-              <w:t xml:space="preserve">An old picture</w:t>
-            </w:r>
-          </w:p>
-        </w:tc>
-        <w:tc>
-          <w:p>
-            <w:pPr>
-              <w:pStyle w:val="Compact"/>
-              <w:jc w:val="left"/>
-            </w:pPr>
-            <w:r>
-              <w:t xml:space="preserve">Use this old picture to draw the place as it was.</w:t>
+              <w:t xml:space="preserve">Campsite record</w:t>
+            </w:r>
+          </w:p>
+        </w:tc>
+        <w:tc>
+          <w:p>
+            <w:pPr>
+              <w:pStyle w:val="Compact"/>
+              <w:jc w:val="left"/>
+            </w:pPr>
+            <w:r>
+              <w:t xml:space="preserve">Use this picture to record what the campsite looks like.</w:t>
             </w:r>
           </w:p>
         </w:tc>
@@ -26127,18 +26135,18 @@
               <w:jc w:val="left"/>
             </w:pPr>
             <w:r>
-              <w:t xml:space="preserve">补全画作</w:t>
-            </w:r>
-          </w:p>
-        </w:tc>
-        <w:tc>
-          <w:p>
-            <w:pPr>
-              <w:pStyle w:val="Compact"/>
-              <w:jc w:val="left"/>
-            </w:pPr>
-            <w:r>
-              <w:t xml:space="preserve">这幅画少了一半。照着原图，把它补完整。</w:t>
+              <w:t xml:space="preserve">重画这幅画</w:t>
+            </w:r>
+          </w:p>
+        </w:tc>
+        <w:tc>
+          <w:p>
+            <w:pPr>
+              <w:pStyle w:val="Compact"/>
+              <w:jc w:val="left"/>
+            </w:pPr>
+            <w:r>
+              <w:t xml:space="preserve">博物馆要重画这幅客厅的画。照着原图，把它画出来。</w:t>
             </w:r>
           </w:p>
         </w:tc>
@@ -26160,23 +26168,31 @@
               <w:jc w:val="left"/>
             </w:pPr>
             <w:r>
-              <w:t xml:space="preserve">Complete the painting</w:t>
-            </w:r>
-          </w:p>
-        </w:tc>
-        <w:tc>
-          <w:p>
-            <w:pPr>
-              <w:pStyle w:val="Compact"/>
-              <w:jc w:val="left"/>
-            </w:pPr>
-            <w:r>
-              <w:t xml:space="preserve">Half of the painting is missing. Use the original picture to complete it.</w:t>
-            </w:r>
-          </w:p>
-        </w:tc>
-        <w:tc>
-          <w:p/>
+              <w:t xml:space="preserve">Paint it again</w:t>
+            </w:r>
+          </w:p>
+        </w:tc>
+        <w:tc>
+          <w:p>
+            <w:pPr>
+              <w:pStyle w:val="Compact"/>
+              <w:jc w:val="left"/>
+            </w:pPr>
+            <w:r>
+              <w:t xml:space="preserve">The museum needs this painting of a living room drawn again. Use the original picture to draw it.</w:t>
+            </w:r>
+          </w:p>
+        </w:tc>
+        <w:tc>
+          <w:p>
+            <w:pPr>
+              <w:pStyle w:val="Compact"/>
+              <w:jc w:val="left"/>
+            </w:pPr>
+            <w:r>
+              <w:t xml:space="preserve">长</w:t>
+            </w:r>
+          </w:p>
         </w:tc>
       </w:tr>
     </w:tbl>
@@ -26339,18 +26355,18 @@
               <w:jc w:val="left"/>
             </w:pPr>
             <w:r>
-              <w:t xml:space="preserve">星球观察</w:t>
-            </w:r>
-          </w:p>
-        </w:tc>
-        <w:tc>
-          <w:p>
-            <w:pPr>
-              <w:pStyle w:val="Compact"/>
-              <w:jc w:val="left"/>
-            </w:pPr>
-            <w:r>
-              <w:t xml:space="preserve">你来到一个星球。照着眼前的东西画下来。</w:t>
+              <w:t xml:space="preserve">桌上的机器人</w:t>
+            </w:r>
+          </w:p>
+        </w:tc>
+        <w:tc>
+          <w:p>
+            <w:pPr>
+              <w:pStyle w:val="Compact"/>
+              <w:jc w:val="left"/>
+            </w:pPr>
+            <w:r>
+              <w:t xml:space="preserve">照着图，把桌上的东西画下来。</w:t>
             </w:r>
           </w:p>
         </w:tc>
@@ -26372,18 +26388,18 @@
               <w:jc w:val="left"/>
             </w:pPr>
             <w:r>
-              <w:t xml:space="preserve">Look around a planet</w:t>
-            </w:r>
-          </w:p>
-        </w:tc>
-        <w:tc>
-          <w:p>
-            <w:pPr>
-              <w:pStyle w:val="Compact"/>
-              <w:jc w:val="left"/>
-            </w:pPr>
-            <w:r>
-              <w:t xml:space="preserve">You arrive on a planet. Draw the things in front of you as they are.</w:t>
+              <w:t xml:space="preserve">The robot on the table</w:t>
+            </w:r>
+          </w:p>
+        </w:tc>
+        <w:tc>
+          <w:p>
+            <w:pPr>
+              <w:pStyle w:val="Compact"/>
+              <w:jc w:val="left"/>
+            </w:pPr>
+            <w:r>
+              <w:t xml:space="preserve">Use the picture to draw the things on the table as they are.</w:t>
             </w:r>
           </w:p>
         </w:tc>
@@ -26820,18 +26836,18 @@
               <w:jc w:val="left"/>
             </w:pPr>
             <w:r>
-              <w:t xml:space="preserve">实验记录</w:t>
-            </w:r>
-          </w:p>
-        </w:tc>
-        <w:tc>
-          <w:p>
-            <w:pPr>
-              <w:pStyle w:val="Compact"/>
-              <w:jc w:val="left"/>
-            </w:pPr>
-            <w:r>
-              <w:t xml:space="preserve">实验开始前，画下桌上物品的形状、大小和位置。</w:t>
+              <w:t xml:space="preserve">桌上的记录</w:t>
+            </w:r>
+          </w:p>
+        </w:tc>
+        <w:tc>
+          <w:p>
+            <w:pPr>
+              <w:pStyle w:val="Compact"/>
+              <w:jc w:val="left"/>
+            </w:pPr>
+            <w:r>
+              <w:t xml:space="preserve">画下桌上这几样东西的形状、大小和位置。</w:t>
             </w:r>
           </w:p>
         </w:tc>
@@ -26853,18 +26869,18 @@
               <w:jc w:val="left"/>
             </w:pPr>
             <w:r>
-              <w:t xml:space="preserve">Experiment notes</w:t>
-            </w:r>
-          </w:p>
-        </w:tc>
-        <w:tc>
-          <w:p>
-            <w:pPr>
-              <w:pStyle w:val="Compact"/>
-              <w:jc w:val="left"/>
-            </w:pPr>
-            <w:r>
-              <w:t xml:space="preserve">Before the experiment, draw the shapes, sizes, and positions of the objects on the table.</w:t>
+              <w:t xml:space="preserve">Table record</w:t>
+            </w:r>
+          </w:p>
+        </w:tc>
+        <w:tc>
+          <w:p>
+            <w:pPr>
+              <w:pStyle w:val="Compact"/>
+              <w:jc w:val="left"/>
+            </w:pPr>
+            <w:r>
+              <w:t xml:space="preserve">Draw the shapes, sizes, and positions of these objects on the table.</w:t>
             </w:r>
           </w:p>
         </w:tc>
@@ -26921,18 +26937,18 @@
               <w:jc w:val="left"/>
             </w:pPr>
             <w:r>
-              <w:t xml:space="preserve">十分钟速写</w:t>
-            </w:r>
-          </w:p>
-        </w:tc>
-        <w:tc>
-          <w:p>
-            <w:pPr>
-              <w:pStyle w:val="Compact"/>
-              <w:jc w:val="left"/>
-            </w:pPr>
-            <w:r>
-              <w:t xml:space="preserve">在十分钟内，照着眼前的场景画下来。</w:t>
+              <w:t xml:space="preserve">速写</w:t>
+            </w:r>
+          </w:p>
+        </w:tc>
+        <w:tc>
+          <w:p>
+            <w:pPr>
+              <w:pStyle w:val="Compact"/>
+              <w:jc w:val="left"/>
+            </w:pPr>
+            <w:r>
+              <w:t xml:space="preserve">照着眼前的场景画下来。</w:t>
             </w:r>
           </w:p>
         </w:tc>
@@ -26954,18 +26970,18 @@
               <w:jc w:val="left"/>
             </w:pPr>
             <w:r>
-              <w:t xml:space="preserve">Ten-minute drawing</w:t>
-            </w:r>
-          </w:p>
-        </w:tc>
-        <w:tc>
-          <w:p>
-            <w:pPr>
-              <w:pStyle w:val="Compact"/>
-              <w:jc w:val="left"/>
-            </w:pPr>
-            <w:r>
-              <w:t xml:space="preserve">Draw the scene in front of you as it is, within ten minutes.</w:t>
+              <w:t xml:space="preserve">Sketch</w:t>
+            </w:r>
+          </w:p>
+        </w:tc>
+        <w:tc>
+          <w:p>
+            <w:pPr>
+              <w:pStyle w:val="Compact"/>
+              <w:jc w:val="left"/>
+            </w:pPr>
+            <w:r>
+              <w:t xml:space="preserve">Draw the scene in front of you as it is.</w:t>
             </w:r>
           </w:p>
         </w:tc>
@@ -27447,7 +27463,7 @@
               <w:jc w:val="left"/>
             </w:pPr>
             <w:r>
-              <w:t xml:space="preserve">这些线条像云。接着画出云里藏着的东西。</w:t>
+              <w:t xml:space="preserve">用这些线条画一片云，再画出云里藏着的东西。</w:t>
             </w:r>
           </w:p>
         </w:tc>
@@ -27480,7 +27496,7 @@
               <w:jc w:val="left"/>
             </w:pPr>
             <w:r>
-              <w:t xml:space="preserve">These lines look like clouds. Continue drawing to show what is hiding inside.</w:t>
+              <w:t xml:space="preserve">Use these lines to make a cloud, then draw what is hiding inside.</w:t>
             </w:r>
           </w:p>
         </w:tc>
@@ -27734,7 +27750,7 @@
               <w:jc w:val="left"/>
             </w:pPr>
             <w:r>
-              <w:t xml:space="preserve">摄像头只拍到了部分画面。接着画出当时发生的事。</w:t>
+              <w:t xml:space="preserve">画面只剩下这些线条。接着画出当时发生的事。</w:t>
             </w:r>
           </w:p>
         </w:tc>
@@ -27767,7 +27783,7 @@
               <w:jc w:val="left"/>
             </w:pPr>
             <w:r>
-              <w:t xml:space="preserve">The camera captured only part of the scene. Continue drawing to show what was happening.</w:t>
+              <w:t xml:space="preserve">Only these lines are left of the scene. Continue drawing to show what was happening.</w:t>
             </w:r>
           </w:p>
         </w:tc>

--- a/docs/文案清单.docx
+++ b/docs/文案清单.docx
@@ -16,7 +16,7 @@
         <w:pStyle w:val="FirstParagraph"/>
       </w:pPr>
       <w:r>
-        <w:t xml:space="preserve">界面文案 527 条、徽章 34 枚、模板反馈 22 句、彩点的窗 27 句、任务 80 道（孩子现在看到的 v2.5）。由</w:t>
+        <w:t xml:space="preserve">界面文案 527 条、徽章 34 枚、模板反馈 22 句、彩点的窗 27 句、任务 80 道（孩子现在看到的 v2.6）。由</w:t>
       </w:r>
       <w:r>
         <w:t xml:space="preserve"> </w:t>
@@ -7188,18 +7188,18 @@
               <w:jc w:val="left"/>
             </w:pPr>
             <w:r>
-              <w:t xml:space="preserve">照着原图，把画面重新画出来。</w:t>
-            </w:r>
-          </w:p>
-        </w:tc>
-        <w:tc>
-          <w:p>
-            <w:pPr>
-              <w:pStyle w:val="Compact"/>
-              <w:jc w:val="left"/>
-            </w:pPr>
-            <w:r>
-              <w:t xml:space="preserve">Use the original picture to draw the scene again.</w:t>
+              <w:t xml:space="preserve">照着原图，把整幅画面原样重现出来。</w:t>
+            </w:r>
+          </w:p>
+        </w:tc>
+        <w:tc>
+          <w:p>
+            <w:pPr>
+              <w:pStyle w:val="Compact"/>
+              <w:jc w:val="left"/>
+            </w:pPr>
+            <w:r>
+              <w:t xml:space="preserve">Recreate the whole picture exactly as the original.</w:t>
             </w:r>
           </w:p>
         </w:tc>
@@ -7226,18 +7226,18 @@
               <w:jc w:val="left"/>
             </w:pPr>
             <w:r>
-              <w:t xml:space="preserve">仔细看，把物体的样子和位置画下来。</w:t>
-            </w:r>
-          </w:p>
-        </w:tc>
-        <w:tc>
-          <w:p>
-            <w:pPr>
-              <w:pStyle w:val="Compact"/>
-              <w:jc w:val="left"/>
-            </w:pPr>
-            <w:r>
-              <w:t xml:space="preserve">Look closely and draw the objects as they are, including where they sit.</w:t>
+              <w:t xml:space="preserve">仔细看，把物体的大小和前后画准。</w:t>
+            </w:r>
+          </w:p>
+        </w:tc>
+        <w:tc>
+          <w:p>
+            <w:pPr>
+              <w:pStyle w:val="Compact"/>
+              <w:jc w:val="left"/>
+            </w:pPr>
+            <w:r>
+              <w:t xml:space="preserve">Look closely and get the sizes and the front-to-back order right.</w:t>
             </w:r>
           </w:p>
         </w:tc>
@@ -25463,18 +25463,18 @@
               <w:jc w:val="left"/>
             </w:pPr>
             <w:r>
-              <w:t xml:space="preserve">博物馆要展出一幅教室的画。照着这张图，把教室画下来。</w:t>
-            </w:r>
-          </w:p>
-        </w:tc>
-        <w:tc>
-          <w:p>
-            <w:pPr>
-              <w:pStyle w:val="Compact"/>
-              <w:jc w:val="left"/>
-            </w:pPr>
-            <w:r>
-              <w:t xml:space="preserve">先画大的东西，再画小的东西。</w:t>
+              <w:t xml:space="preserve">博物馆要展出一幅教室的画，但只剩这张图。照着它把整间教室画出来，每样东西都要在原来的位置。</w:t>
+            </w:r>
+          </w:p>
+        </w:tc>
+        <w:tc>
+          <w:p>
+            <w:pPr>
+              <w:pStyle w:val="Compact"/>
+              <w:jc w:val="left"/>
+            </w:pPr>
+            <w:r>
+              <w:t xml:space="preserve">先画墙、窗、桌子这些大块，再放小东西。</w:t>
             </w:r>
           </w:p>
         </w:tc>
@@ -25496,7 +25496,7 @@
               <w:jc w:val="left"/>
             </w:pPr>
             <w:r>
-              <w:t xml:space="preserve">The museum wants a painting of a classroom. Use this picture to draw the classroom.</w:t>
+              <w:t xml:space="preserve">The museum wants to show a painting of a classroom, but only this picture is left. Use it to draw the whole classroom, with everything in its original place.</w:t>
             </w:r>
           </w:p>
         </w:tc>
@@ -25564,18 +25564,18 @@
               <w:jc w:val="left"/>
             </w:pPr>
             <w:r>
-              <w:t xml:space="preserve">这张书桌的图要做成一幅画挂起来。照着图，把书桌和周围的东西画下来。</w:t>
-            </w:r>
-          </w:p>
-        </w:tc>
-        <w:tc>
-          <w:p>
-            <w:pPr>
-              <w:pStyle w:val="Compact"/>
-              <w:jc w:val="left"/>
-            </w:pPr>
-            <w:r>
-              <w:t xml:space="preserve">先看东西在哪里，再画细节。</w:t>
+              <w:t xml:space="preserve">这幅书桌的画要重新画一遍挂进博物馆。照着图把整个画面画出来，桌上和墙上的东西都要在原位。</w:t>
+            </w:r>
+          </w:p>
+        </w:tc>
+        <w:tc>
+          <w:p>
+            <w:pPr>
+              <w:pStyle w:val="Compact"/>
+              <w:jc w:val="left"/>
+            </w:pPr>
+            <w:r>
+              <w:t xml:space="preserve">先定桌子和墙的位置，再放上面的东西。</w:t>
             </w:r>
           </w:p>
         </w:tc>
@@ -25597,7 +25597,7 @@
               <w:jc w:val="left"/>
             </w:pPr>
             <w:r>
-              <w:t xml:space="preserve">This picture of a desk will become a painting on the wall. Use it to draw the desk and the things around it.</w:t>
+              <w:t xml:space="preserve">This painting of a desk must be drawn again for the museum. Use the picture to draw the whole scene, with everything on the desk and the wall in its place.</w:t>
             </w:r>
           </w:p>
         </w:tc>
@@ -25665,18 +25665,18 @@
               <w:jc w:val="left"/>
             </w:pPr>
             <w:r>
-              <w:t xml:space="preserve">这是一张营地的图。照着图，把营地画下来。</w:t>
-            </w:r>
-          </w:p>
-        </w:tc>
-        <w:tc>
-          <w:p>
-            <w:pPr>
-              <w:pStyle w:val="Compact"/>
-              <w:jc w:val="left"/>
-            </w:pPr>
-            <w:r>
-              <w:t xml:space="preserve">看看哪些东西在左边，哪些在右边。</w:t>
+              <w:t xml:space="preserve">博物馆要一幅营地的画。照着图把整片营地画出来，帐篷、石头、树都要在原来的地方。</w:t>
+            </w:r>
+          </w:p>
+        </w:tc>
+        <w:tc>
+          <w:p>
+            <w:pPr>
+              <w:pStyle w:val="Compact"/>
+              <w:jc w:val="left"/>
+            </w:pPr>
+            <w:r>
+              <w:t xml:space="preserve">先画大的：帐篷、大树、山；再画小的。</w:t>
             </w:r>
           </w:p>
         </w:tc>
@@ -25698,7 +25698,7 @@
               <w:jc w:val="left"/>
             </w:pPr>
             <w:r>
-              <w:t xml:space="preserve">This is a picture of a campsite. Use it to draw the campsite.</w:t>
+              <w:t xml:space="preserve">The museum wants a painting of a campsite. Use the picture to draw the whole campsite, with the tent, rocks and trees where they are.</w:t>
             </w:r>
           </w:p>
         </w:tc>
@@ -25766,18 +25766,18 @@
               <w:jc w:val="left"/>
             </w:pPr>
             <w:r>
-              <w:t xml:space="preserve">这是小猫的家。照着图，把它的家画下来。</w:t>
-            </w:r>
-          </w:p>
-        </w:tc>
-        <w:tc>
-          <w:p>
-            <w:pPr>
-              <w:pStyle w:val="Compact"/>
-              <w:jc w:val="left"/>
-            </w:pPr>
-            <w:r>
-              <w:t xml:space="preserve">先画大的家具，再画小东西。</w:t>
+              <w:t xml:space="preserve">博物馆想收藏小猫的家。照着图把整个房间画出来，家具都要在原来的位置。</w:t>
+            </w:r>
+          </w:p>
+        </w:tc>
+        <w:tc>
+          <w:p>
+            <w:pPr>
+              <w:pStyle w:val="Compact"/>
+              <w:jc w:val="left"/>
+            </w:pPr>
+            <w:r>
+              <w:t xml:space="preserve">先画沙发、书架这些大家具，再画小东西。</w:t>
             </w:r>
           </w:p>
         </w:tc>
@@ -25799,12 +25799,20 @@
               <w:jc w:val="left"/>
             </w:pPr>
             <w:r>
-              <w:t xml:space="preserve">This is the kitten's home. Use the picture to draw it.</w:t>
-            </w:r>
-          </w:p>
-        </w:tc>
-        <w:tc>
-          <w:p/>
+              <w:t xml:space="preserve">The museum wants a painting of the kitten's home. Use the picture to draw the whole room, with the furniture in its place.</w:t>
+            </w:r>
+          </w:p>
+        </w:tc>
+        <w:tc>
+          <w:p>
+            <w:pPr>
+              <w:pStyle w:val="Compact"/>
+              <w:jc w:val="left"/>
+            </w:pPr>
+            <w:r>
+              <w:t xml:space="preserve">长</w:t>
+            </w:r>
+          </w:p>
         </w:tc>
       </w:tr>
       <w:tr>
@@ -25859,18 +25867,18 @@
               <w:jc w:val="left"/>
             </w:pPr>
             <w:r>
-              <w:t xml:space="preserve">照着图，把这个公园画下来。</w:t>
-            </w:r>
-          </w:p>
-        </w:tc>
-        <w:tc>
-          <w:p>
-            <w:pPr>
-              <w:pStyle w:val="Compact"/>
-              <w:jc w:val="left"/>
-            </w:pPr>
-            <w:r>
-              <w:t xml:space="preserve">看看滑梯、秋千和长椅各在哪里。</w:t>
+              <w:t xml:space="preserve">博物馆要一幅这个公园的画。照着图把整个公园画出来，滑梯、秋千、长椅都要在原来的地方。</w:t>
+            </w:r>
+          </w:p>
+        </w:tc>
+        <w:tc>
+          <w:p>
+            <w:pPr>
+              <w:pStyle w:val="Compact"/>
+              <w:jc w:val="left"/>
+            </w:pPr>
+            <w:r>
+              <w:t xml:space="preserve">先定路和大树，再放游乐设施。</w:t>
             </w:r>
           </w:p>
         </w:tc>
@@ -25892,12 +25900,20 @@
               <w:jc w:val="left"/>
             </w:pPr>
             <w:r>
-              <w:t xml:space="preserve">Use the picture to draw this park.</w:t>
-            </w:r>
-          </w:p>
-        </w:tc>
-        <w:tc>
-          <w:p/>
+              <w:t xml:space="preserve">The museum wants a painting of this park. Use the picture to draw the whole park, with the slide, the swing and the bench where they are.</w:t>
+            </w:r>
+          </w:p>
+        </w:tc>
+        <w:tc>
+          <w:p>
+            <w:pPr>
+              <w:pStyle w:val="Compact"/>
+              <w:jc w:val="left"/>
+            </w:pPr>
+            <w:r>
+              <w:t xml:space="preserve">长</w:t>
+            </w:r>
+          </w:p>
         </w:tc>
       </w:tr>
       <w:tr>
@@ -25952,7 +25968,7 @@
               <w:jc w:val="left"/>
             </w:pPr>
             <w:r>
-              <w:t xml:space="preserve">照着无人机传回的图，画出这个地方。</w:t>
+              <w:t xml:space="preserve">无人机拍下了这个地方，博物馆要把它画成一幅画。照着图把整个画面画出来，每样东西都在原位。</w:t>
             </w:r>
           </w:p>
         </w:tc>
@@ -25985,12 +26001,20 @@
               <w:jc w:val="left"/>
             </w:pPr>
             <w:r>
-              <w:t xml:space="preserve">Draw the place shown in the picture sent by the drone.</w:t>
-            </w:r>
-          </w:p>
-        </w:tc>
-        <w:tc>
-          <w:p/>
+              <w:t xml:space="preserve">A drone took this picture, and the museum wants it as a painting. Use it to draw the whole scene, with everything in its place.</w:t>
+            </w:r>
+          </w:p>
+        </w:tc>
+        <w:tc>
+          <w:p>
+            <w:pPr>
+              <w:pStyle w:val="Compact"/>
+              <w:jc w:val="left"/>
+            </w:pPr>
+            <w:r>
+              <w:t xml:space="preserve">长</w:t>
+            </w:r>
+          </w:p>
         </w:tc>
       </w:tr>
       <w:tr>
@@ -26045,7 +26069,7 @@
               <w:jc w:val="left"/>
             </w:pPr>
             <w:r>
-              <w:t xml:space="preserve">照着这张图，把营地的样子记录下来。</w:t>
+              <w:t xml:space="preserve">博物馆要把这张营地的图画成一幅画。照着图把整个画面重现出来，东西之间的远近也要一样。</w:t>
             </w:r>
           </w:p>
         </w:tc>
@@ -26078,18 +26102,18 @@
               <w:jc w:val="left"/>
             </w:pPr>
             <w:r>
-              <w:t xml:space="preserve">Use this picture to record what the campsite looks like.</w:t>
-            </w:r>
-          </w:p>
-        </w:tc>
-        <w:tc>
-          <w:p>
-            <w:pPr>
-              <w:pStyle w:val="Compact"/>
-              <w:jc w:val="left"/>
-            </w:pPr>
-            <w:r>
-              <w:t xml:space="preserve">套话:一起</w:t>
+              <w:t xml:space="preserve">The museum wants this picture of a campsite as a painting. Use it to recreate the whole scene, keeping the distances between things the same.</w:t>
+            </w:r>
+          </w:p>
+        </w:tc>
+        <w:tc>
+          <w:p>
+            <w:pPr>
+              <w:pStyle w:val="Compact"/>
+              <w:jc w:val="left"/>
+            </w:pPr>
+            <w:r>
+              <w:t xml:space="preserve">套话:一起 长</w:t>
             </w:r>
           </w:p>
         </w:tc>
@@ -26146,7 +26170,7 @@
               <w:jc w:val="left"/>
             </w:pPr>
             <w:r>
-              <w:t xml:space="preserve">博物馆要重画这幅客厅的画。照着原图，把它画出来。</w:t>
+              <w:t xml:space="preserve">博物馆要重画这幅客厅的画。照着原图把整幅画重现出来，每样东西的大小和位置都要和原来一样。</w:t>
             </w:r>
           </w:p>
         </w:tc>
@@ -26179,7 +26203,7 @@
               <w:jc w:val="left"/>
             </w:pPr>
             <w:r>
-              <w:t xml:space="preserve">The museum needs this painting of a living room drawn again. Use the original picture to draw it.</w:t>
+              <w:t xml:space="preserve">The museum needs this painting of a living room drawn again. Use the original to recreate the whole painting, with every size and position the same.</w:t>
             </w:r>
           </w:p>
         </w:tc>

--- a/docs/文案清单.docx
+++ b/docs/文案清单.docx
@@ -16,7 +16,7 @@
         <w:pStyle w:val="FirstParagraph"/>
       </w:pPr>
       <w:r>
-        <w:t xml:space="preserve">界面文案 594 条、徽章 34 枚、模板反馈 22 句、彩点的窗 27 句、任务 105 道（孩子现在看到的 v2.7）。由</w:t>
+        <w:t xml:space="preserve">界面文案 594 条、徽章 34 枚、模板反馈 22 句、彩点的窗 27 句、任务 110 道（孩子现在看到的 v2.7）。由</w:t>
       </w:r>
       <w:r>
         <w:t xml:space="preserve"> </w:t>
@@ -176,18 +176,18 @@
               <w:jc w:val="left"/>
             </w:pPr>
             <w:r>
-              <w:t xml:space="preserve">先告诉彩点你几岁，任务会按年龄来选。</w:t>
-            </w:r>
-          </w:p>
-        </w:tc>
-        <w:tc>
-          <w:p>
-            <w:pPr>
-              <w:pStyle w:val="Compact"/>
-              <w:jc w:val="left"/>
-            </w:pPr>
-            <w:r>
-              <w:t xml:space="preserve">First tell Dot how old you are. Tasks are chosen by age.</w:t>
+              <w:t xml:space="preserve">你今年几岁？</w:t>
+            </w:r>
+          </w:p>
+        </w:tc>
+        <w:tc>
+          <w:p>
+            <w:pPr>
+              <w:pStyle w:val="Compact"/>
+              <w:jc w:val="left"/>
+            </w:pPr>
+            <w:r>
+              <w:t xml:space="preserve">How old are you?</w:t>
             </w:r>
           </w:p>
         </w:tc>
@@ -404,18 +404,18 @@
               <w:jc w:val="left"/>
             </w:pPr>
             <w:r>
-              <w:t xml:space="preserve">这个年龄段还没有首访任务，先从下面的主题里挑一个。</w:t>
-            </w:r>
-          </w:p>
-        </w:tc>
-        <w:tc>
-          <w:p>
-            <w:pPr>
-              <w:pStyle w:val="Compact"/>
-              <w:jc w:val="left"/>
-            </w:pPr>
-            <w:r>
-              <w:t xml:space="preserve">There is no first-visit task for this age yet. Pick a theme below instead.</w:t>
+              <w:t xml:space="preserve">先从下面的主题里挑一个。</w:t>
+            </w:r>
+          </w:p>
+        </w:tc>
+        <w:tc>
+          <w:p>
+            <w:pPr>
+              <w:pStyle w:val="Compact"/>
+              <w:jc w:val="left"/>
+            </w:pPr>
+            <w:r>
+              <w:t xml:space="preserve">Pick a theme below to start.</w:t>
             </w:r>
           </w:p>
         </w:tc>
@@ -36878,6 +36878,110 @@
           </w:p>
         </w:tc>
       </w:tr>
+      <w:tr>
+        <w:tc>
+          <w:p>
+            <w:pPr>
+              <w:pStyle w:val="Compact"/>
+              <w:jc w:val="left"/>
+            </w:pPr>
+            <w:r>
+              <w:t xml:space="preserve">T86</w:t>
+            </w:r>
+          </w:p>
+        </w:tc>
+        <w:tc>
+          <w:p>
+            <w:pPr>
+              <w:pStyle w:val="Compact"/>
+              <w:jc w:val="left"/>
+            </w:pPr>
+            <w:r>
+              <w:t xml:space="preserve">B6_OB_01</w:t>
+            </w:r>
+          </w:p>
+        </w:tc>
+        <w:tc>
+          <w:p>
+            <w:pPr>
+              <w:pStyle w:val="Compact"/>
+              <w:jc w:val="left"/>
+            </w:pPr>
+            <w:r>
+              <w:t xml:space="preserve">首访 17–99 岁</w:t>
+            </w:r>
+          </w:p>
+        </w:tc>
+        <w:tc>
+          <w:p>
+            <w:pPr>
+              <w:pStyle w:val="Compact"/>
+              <w:jc w:val="left"/>
+            </w:pPr>
+            <w:r>
+              <w:t xml:space="preserve">客厅</w:t>
+            </w:r>
+          </w:p>
+        </w:tc>
+        <w:tc>
+          <w:p>
+            <w:pPr>
+              <w:pStyle w:val="Compact"/>
+              <w:jc w:val="left"/>
+            </w:pPr>
+            <w:r>
+              <w:t xml:space="preserve">照着参考图把整个客厅画出来，沙发、茶几、书架这些大件要在原来的位置，大小和前后关系也尽量和图里一样。小物件可以取舍，线稿或上色都可以。</w:t>
+            </w:r>
+            <w:r>
+              <w:t xml:space="preserve">要做到：画出客厅里的主要家具；保留它们的位置、大小和前后关系。</w:t>
+            </w:r>
+          </w:p>
+        </w:tc>
+        <w:tc>
+          <w:p>
+            <w:pPr>
+              <w:pStyle w:val="Compact"/>
+              <w:jc w:val="left"/>
+            </w:pPr>
+            <w:r>
+              <w:t xml:space="preserve">H1 先定沙发、书架这些大块的位置，再放小东西。 / H2 比一比哪件在前、哪件在后，再看它们的大小。</w:t>
+            </w:r>
+          </w:p>
+        </w:tc>
+        <w:tc>
+          <w:p>
+            <w:pPr>
+              <w:pStyle w:val="Compact"/>
+              <w:jc w:val="left"/>
+            </w:pPr>
+            <w:r>
+              <w:t xml:space="preserve">Living Room</w:t>
+            </w:r>
+          </w:p>
+        </w:tc>
+        <w:tc>
+          <w:p>
+            <w:pPr>
+              <w:pStyle w:val="Compact"/>
+              <w:jc w:val="left"/>
+            </w:pPr>
+            <w:r>
+              <w:t xml:space="preserve">Draw the whole living room from the reference. Keep the large pieces such as the sofa, table and bookshelf in their places, and keep their sizes and front-to-back relations as close to the picture as you can. Smaller items are your choice. Use lines or colour.</w:t>
+            </w:r>
+          </w:p>
+        </w:tc>
+        <w:tc>
+          <w:p>
+            <w:pPr>
+              <w:pStyle w:val="Compact"/>
+              <w:jc w:val="left"/>
+            </w:pPr>
+            <w:r>
+              <w:t xml:space="preserve">长</w:t>
+            </w:r>
+          </w:p>
+        </w:tc>
+      </w:tr>
     </w:tbl>
     <w:bookmarkEnd w:id="52"/>
     <w:bookmarkStart w:id="53" w:name="st--个人表达与叙事"/>
@@ -37005,7 +37109,7 @@
               <w:jc w:val="left"/>
             </w:pPr>
             <w:r>
-              <w:t xml:space="preserve">T86</w:t>
+              <w:t xml:space="preserve">T87</w:t>
             </w:r>
           </w:p>
         </w:tc>
@@ -37109,7 +37213,7 @@
               <w:jc w:val="left"/>
             </w:pPr>
             <w:r>
-              <w:t xml:space="preserve">T87</w:t>
+              <w:t xml:space="preserve">T88</w:t>
             </w:r>
           </w:p>
         </w:tc>
@@ -37213,7 +37317,7 @@
               <w:jc w:val="left"/>
             </w:pPr>
             <w:r>
-              <w:t xml:space="preserve">T88</w:t>
+              <w:t xml:space="preserve">T89</w:t>
             </w:r>
           </w:p>
         </w:tc>
@@ -37317,7 +37421,7 @@
               <w:jc w:val="left"/>
             </w:pPr>
             <w:r>
-              <w:t xml:space="preserve">T89</w:t>
+              <w:t xml:space="preserve">T90</w:t>
             </w:r>
           </w:p>
         </w:tc>
@@ -37421,7 +37525,7 @@
               <w:jc w:val="left"/>
             </w:pPr>
             <w:r>
-              <w:t xml:space="preserve">T90</w:t>
+              <w:t xml:space="preserve">T91</w:t>
             </w:r>
           </w:p>
         </w:tc>
@@ -37502,6 +37606,110 @@
             </w:pPr>
             <w:r>
               <w:t xml:space="preserve">Express your interpretation of “distance” in one image. It may concern people, objects, places or ideas. Use imagery, arrangement, lines or colour to carry the meaning. Words are allowed, but should not be the only explanation.</w:t>
+            </w:r>
+          </w:p>
+        </w:tc>
+        <w:tc>
+          <w:p>
+            <w:pPr>
+              <w:pStyle w:val="Compact"/>
+              <w:jc w:val="left"/>
+            </w:pPr>
+            <w:r>
+              <w:t xml:space="preserve">长</w:t>
+            </w:r>
+          </w:p>
+        </w:tc>
+      </w:tr>
+      <w:tr>
+        <w:tc>
+          <w:p>
+            <w:pPr>
+              <w:pStyle w:val="Compact"/>
+              <w:jc w:val="left"/>
+            </w:pPr>
+            <w:r>
+              <w:t xml:space="preserve">T92</w:t>
+            </w:r>
+          </w:p>
+        </w:tc>
+        <w:tc>
+          <w:p>
+            <w:pPr>
+              <w:pStyle w:val="Compact"/>
+              <w:jc w:val="left"/>
+            </w:pPr>
+            <w:r>
+              <w:t xml:space="preserve">B6_ST_01</w:t>
+            </w:r>
+          </w:p>
+        </w:tc>
+        <w:tc>
+          <w:p>
+            <w:pPr>
+              <w:pStyle w:val="Compact"/>
+              <w:jc w:val="left"/>
+            </w:pPr>
+            <w:r>
+              <w:t xml:space="preserve">首访 17–99 岁</w:t>
+            </w:r>
+          </w:p>
+        </w:tc>
+        <w:tc>
+          <w:p>
+            <w:pPr>
+              <w:pStyle w:val="Compact"/>
+              <w:jc w:val="left"/>
+            </w:pPr>
+            <w:r>
+              <w:t xml:space="preserve">地图上的地方</w:t>
+            </w:r>
+          </w:p>
+        </w:tc>
+        <w:tc>
+          <w:p>
+            <w:pPr>
+              <w:pStyle w:val="Compact"/>
+              <w:jc w:val="left"/>
+            </w:pPr>
+            <w:r>
+              <w:t xml:space="preserve">地图上标着一个现实中不存在的地方。想象你找到了它，用一幅画画出那里的样子，并留一两个线索，让看的人猜得到这里发生过什么。只画一幅，不用写文字。</w:t>
+            </w:r>
+            <w:r>
+              <w:t xml:space="preserve">要做到：画出一个想象中的地方；画面里有一两个可以辨认的线索。</w:t>
+            </w:r>
+          </w:p>
+        </w:tc>
+        <w:tc>
+          <w:p>
+            <w:pPr>
+              <w:pStyle w:val="Compact"/>
+              <w:jc w:val="left"/>
+            </w:pPr>
+            <w:r>
+              <w:t xml:space="preserve">H1 先决定这是什么样的地方，再想线索。 / H2 线索可以是一件东西、一个痕迹，不用很多。</w:t>
+            </w:r>
+          </w:p>
+        </w:tc>
+        <w:tc>
+          <w:p>
+            <w:pPr>
+              <w:pStyle w:val="Compact"/>
+              <w:jc w:val="left"/>
+            </w:pPr>
+            <w:r>
+              <w:t xml:space="preserve">A Place on the Map</w:t>
+            </w:r>
+          </w:p>
+        </w:tc>
+        <w:tc>
+          <w:p>
+            <w:pPr>
+              <w:pStyle w:val="Compact"/>
+              <w:jc w:val="left"/>
+            </w:pPr>
+            <w:r>
+              <w:t xml:space="preserve">The map shows a place that does not exist in real life. Imagine you find it and draw what it looks like in one picture. Leave one or two clues so viewers can guess what happened here. One picture; no writing needed.</w:t>
             </w:r>
           </w:p>
         </w:tc>
@@ -37644,7 +37852,7 @@
               <w:jc w:val="left"/>
             </w:pPr>
             <w:r>
-              <w:t xml:space="preserve">T91</w:t>
+              <w:t xml:space="preserve">T93</w:t>
             </w:r>
           </w:p>
         </w:tc>
@@ -37748,7 +37956,7 @@
               <w:jc w:val="left"/>
             </w:pPr>
             <w:r>
-              <w:t xml:space="preserve">T92</w:t>
+              <w:t xml:space="preserve">T94</w:t>
             </w:r>
           </w:p>
         </w:tc>
@@ -37852,7 +38060,7 @@
               <w:jc w:val="left"/>
             </w:pPr>
             <w:r>
-              <w:t xml:space="preserve">T93</w:t>
+              <w:t xml:space="preserve">T95</w:t>
             </w:r>
           </w:p>
         </w:tc>
@@ -37956,7 +38164,7 @@
               <w:jc w:val="left"/>
             </w:pPr>
             <w:r>
-              <w:t xml:space="preserve">T94</w:t>
+              <w:t xml:space="preserve">T96</w:t>
             </w:r>
           </w:p>
         </w:tc>
@@ -38060,7 +38268,7 @@
               <w:jc w:val="left"/>
             </w:pPr>
             <w:r>
-              <w:t xml:space="preserve">T95</w:t>
+              <w:t xml:space="preserve">T97</w:t>
             </w:r>
           </w:p>
         </w:tc>
@@ -38141,6 +38349,110 @@
             </w:pPr>
             <w:r>
               <w:t xml:space="preserve">Integrate the four reference fragments into one image about “connection”. You may move, rotate and resize the fragments, but keep all four recognisable. Connection may involve people, nature, objects or ideas; choose your own interpretation.</w:t>
+            </w:r>
+          </w:p>
+        </w:tc>
+        <w:tc>
+          <w:p>
+            <w:pPr>
+              <w:pStyle w:val="Compact"/>
+              <w:jc w:val="left"/>
+            </w:pPr>
+            <w:r>
+              <w:t xml:space="preserve">长</w:t>
+            </w:r>
+          </w:p>
+        </w:tc>
+      </w:tr>
+      <w:tr>
+        <w:tc>
+          <w:p>
+            <w:pPr>
+              <w:pStyle w:val="Compact"/>
+              <w:jc w:val="left"/>
+            </w:pPr>
+            <w:r>
+              <w:t xml:space="preserve">T98</w:t>
+            </w:r>
+          </w:p>
+        </w:tc>
+        <w:tc>
+          <w:p>
+            <w:pPr>
+              <w:pStyle w:val="Compact"/>
+              <w:jc w:val="left"/>
+            </w:pPr>
+            <w:r>
+              <w:t xml:space="preserve">B6_FG_01</w:t>
+            </w:r>
+          </w:p>
+        </w:tc>
+        <w:tc>
+          <w:p>
+            <w:pPr>
+              <w:pStyle w:val="Compact"/>
+              <w:jc w:val="left"/>
+            </w:pPr>
+            <w:r>
+              <w:t xml:space="preserve">首访 17–99 岁</w:t>
+            </w:r>
+          </w:p>
+        </w:tc>
+        <w:tc>
+          <w:p>
+            <w:pPr>
+              <w:pStyle w:val="Compact"/>
+              <w:jc w:val="left"/>
+            </w:pPr>
+            <w:r>
+              <w:t xml:space="preserve">壁画的碎片</w:t>
+            </w:r>
+          </w:p>
+        </w:tc>
+        <w:tc>
+          <w:p>
+            <w:pPr>
+              <w:pStyle w:val="Compact"/>
+              <w:jc w:val="left"/>
+            </w:pPr>
+            <w:r>
+              <w:t xml:space="preserve">参考图里的这些线条碎片来自一幅壁画。把它们都画进一幅画，接着画出这幅壁画可能讲的故事。碎片可以移动、转向或变大小，但每一块都要还能找到。</w:t>
+            </w:r>
+            <w:r>
+              <w:t xml:space="preserve">要做到：使用参考图中的全部碎片；保持每块碎片可辨认，并发展成一幅完整画面。</w:t>
+            </w:r>
+          </w:p>
+        </w:tc>
+        <w:tc>
+          <w:p>
+            <w:pPr>
+              <w:pStyle w:val="Compact"/>
+              <w:jc w:val="left"/>
+            </w:pPr>
+            <w:r>
+              <w:t xml:space="preserve">H1 先看碎片的形状像什么，再想它们在故事里是什么。 / H2 不必把它们全部变成同一种东西。</w:t>
+            </w:r>
+          </w:p>
+        </w:tc>
+        <w:tc>
+          <w:p>
+            <w:pPr>
+              <w:pStyle w:val="Compact"/>
+              <w:jc w:val="left"/>
+            </w:pPr>
+            <w:r>
+              <w:t xml:space="preserve">Fragments of a Mural</w:t>
+            </w:r>
+          </w:p>
+        </w:tc>
+        <w:tc>
+          <w:p>
+            <w:pPr>
+              <w:pStyle w:val="Compact"/>
+              <w:jc w:val="left"/>
+            </w:pPr>
+            <w:r>
+              <w:t xml:space="preserve">The line fragments in the reference come from a mural. Draw all of them into one picture and continue it into the story the mural might tell. You may move, rotate or resize the fragments, but each one should still be recognisable.</w:t>
             </w:r>
           </w:p>
         </w:tc>
@@ -38283,7 +38595,7 @@
               <w:jc w:val="left"/>
             </w:pPr>
             <w:r>
-              <w:t xml:space="preserve">T96</w:t>
+              <w:t xml:space="preserve">T99</w:t>
             </w:r>
           </w:p>
         </w:tc>
@@ -38387,7 +38699,7 @@
               <w:jc w:val="left"/>
             </w:pPr>
             <w:r>
-              <w:t xml:space="preserve">T97</w:t>
+              <w:t xml:space="preserve">T100</w:t>
             </w:r>
           </w:p>
         </w:tc>
@@ -38491,7 +38803,7 @@
               <w:jc w:val="left"/>
             </w:pPr>
             <w:r>
-              <w:t xml:space="preserve">T98</w:t>
+              <w:t xml:space="preserve">T101</w:t>
             </w:r>
           </w:p>
         </w:tc>
@@ -38595,7 +38907,7 @@
               <w:jc w:val="left"/>
             </w:pPr>
             <w:r>
-              <w:t xml:space="preserve">T99</w:t>
+              <w:t xml:space="preserve">T102</w:t>
             </w:r>
           </w:p>
         </w:tc>
@@ -38699,7 +39011,7 @@
               <w:jc w:val="left"/>
             </w:pPr>
             <w:r>
-              <w:t xml:space="preserve">T100</w:t>
+              <w:t xml:space="preserve">T103</w:t>
             </w:r>
           </w:p>
         </w:tc>
@@ -38780,6 +39092,110 @@
             </w:pPr>
             <w:r>
               <w:t xml:space="preserve">Redesign the lamp in the reference for a study desk with very little space. Show how it is placed or used to make the desk more convenient, retaining recognisable lamp features. You decide which parts remain.</w:t>
+            </w:r>
+          </w:p>
+        </w:tc>
+        <w:tc>
+          <w:p>
+            <w:pPr>
+              <w:pStyle w:val="Compact"/>
+              <w:jc w:val="left"/>
+            </w:pPr>
+            <w:r>
+              <w:t xml:space="preserve">长</w:t>
+            </w:r>
+          </w:p>
+        </w:tc>
+      </w:tr>
+      <w:tr>
+        <w:tc>
+          <w:p>
+            <w:pPr>
+              <w:pStyle w:val="Compact"/>
+              <w:jc w:val="left"/>
+            </w:pPr>
+            <w:r>
+              <w:t xml:space="preserve">T104</w:t>
+            </w:r>
+          </w:p>
+        </w:tc>
+        <w:tc>
+          <w:p>
+            <w:pPr>
+              <w:pStyle w:val="Compact"/>
+              <w:jc w:val="left"/>
+            </w:pPr>
+            <w:r>
+              <w:t xml:space="preserve">B6_TR_01</w:t>
+            </w:r>
+          </w:p>
+        </w:tc>
+        <w:tc>
+          <w:p>
+            <w:pPr>
+              <w:pStyle w:val="Compact"/>
+              <w:jc w:val="left"/>
+            </w:pPr>
+            <w:r>
+              <w:t xml:space="preserve">首访 17–99 岁</w:t>
+            </w:r>
+          </w:p>
+        </w:tc>
+        <w:tc>
+          <w:p>
+            <w:pPr>
+              <w:pStyle w:val="Compact"/>
+              <w:jc w:val="left"/>
+            </w:pPr>
+            <w:r>
+              <w:t xml:space="preserve">鞋子变生物</w:t>
+            </w:r>
+          </w:p>
+        </w:tc>
+        <w:tc>
+          <w:p>
+            <w:pPr>
+              <w:pStyle w:val="Compact"/>
+              <w:jc w:val="left"/>
+            </w:pPr>
+            <w:r>
+              <w:t xml:space="preserve">把参考图里的这只鞋变成住在大森林里的生物。画出它怎样在森林里生活，并保留一些鞋子的特征，让人还看得出它是鞋子变的。保留哪些部分由你决定。</w:t>
+            </w:r>
+            <w:r>
+              <w:t xml:space="preserve">要做到：从参考鞋子出发；画出它在森林里的样子或活动；保留可辨认的鞋子特征。</w:t>
+            </w:r>
+          </w:p>
+        </w:tc>
+        <w:tc>
+          <w:p>
+            <w:pPr>
+              <w:pStyle w:val="Compact"/>
+              <w:jc w:val="left"/>
+            </w:pPr>
+            <w:r>
+              <w:t xml:space="preserve">H1 先想它在森林里怎么动、吃什么。 / H2 鞋带、鞋底的纹路都可以变成别的东西。</w:t>
+            </w:r>
+          </w:p>
+        </w:tc>
+        <w:tc>
+          <w:p>
+            <w:pPr>
+              <w:pStyle w:val="Compact"/>
+              <w:jc w:val="left"/>
+            </w:pPr>
+            <w:r>
+              <w:t xml:space="preserve">A Shoe Becomes a Creature</w:t>
+            </w:r>
+          </w:p>
+        </w:tc>
+        <w:tc>
+          <w:p>
+            <w:pPr>
+              <w:pStyle w:val="Compact"/>
+              <w:jc w:val="left"/>
+            </w:pPr>
+            <w:r>
+              <w:t xml:space="preserve">Turn the shoe in the reference into a creature that lives in a great forest. Show how it lives there, and keep some features of the shoe so that people can still tell it came from a shoe. You decide which parts to keep.</w:t>
             </w:r>
           </w:p>
         </w:tc>
@@ -38922,7 +39338,7 @@
               <w:jc w:val="left"/>
             </w:pPr>
             <w:r>
-              <w:t xml:space="preserve">T101</w:t>
+              <w:t xml:space="preserve">T105</w:t>
             </w:r>
           </w:p>
         </w:tc>
@@ -39026,7 +39442,7 @@
               <w:jc w:val="left"/>
             </w:pPr>
             <w:r>
-              <w:t xml:space="preserve">T102</w:t>
+              <w:t xml:space="preserve">T106</w:t>
             </w:r>
           </w:p>
         </w:tc>
@@ -39130,7 +39546,7 @@
               <w:jc w:val="left"/>
             </w:pPr>
             <w:r>
-              <w:t xml:space="preserve">T103</w:t>
+              <w:t xml:space="preserve">T107</w:t>
             </w:r>
           </w:p>
         </w:tc>
@@ -39234,7 +39650,7 @@
               <w:jc w:val="left"/>
             </w:pPr>
             <w:r>
-              <w:t xml:space="preserve">T104</w:t>
+              <w:t xml:space="preserve">T108</w:t>
             </w:r>
           </w:p>
         </w:tc>
@@ -39338,7 +39754,7 @@
               <w:jc w:val="left"/>
             </w:pPr>
             <w:r>
-              <w:t xml:space="preserve">T105</w:t>
+              <w:t xml:space="preserve">T109</w:t>
             </w:r>
           </w:p>
         </w:tc>
@@ -39419,6 +39835,110 @@
             </w:pPr>
             <w:r>
               <w:t xml:space="preserve">Design a poster for a school waste-reduction action. Choose one specific waste issue and use the main image to communicate one action people can take. Text is optional, but avoid relying on a long explanation; real school names and dates are unnecessary.</w:t>
+            </w:r>
+          </w:p>
+        </w:tc>
+        <w:tc>
+          <w:p>
+            <w:pPr>
+              <w:pStyle w:val="Compact"/>
+              <w:jc w:val="left"/>
+            </w:pPr>
+            <w:r>
+              <w:t xml:space="preserve">长</w:t>
+            </w:r>
+          </w:p>
+        </w:tc>
+      </w:tr>
+      <w:tr>
+        <w:tc>
+          <w:p>
+            <w:pPr>
+              <w:pStyle w:val="Compact"/>
+              <w:jc w:val="left"/>
+            </w:pPr>
+            <w:r>
+              <w:t xml:space="preserve">T110</w:t>
+            </w:r>
+          </w:p>
+        </w:tc>
+        <w:tc>
+          <w:p>
+            <w:pPr>
+              <w:pStyle w:val="Compact"/>
+              <w:jc w:val="left"/>
+            </w:pPr>
+            <w:r>
+              <w:t xml:space="preserve">B6_DS_01</w:t>
+            </w:r>
+          </w:p>
+        </w:tc>
+        <w:tc>
+          <w:p>
+            <w:pPr>
+              <w:pStyle w:val="Compact"/>
+              <w:jc w:val="left"/>
+            </w:pPr>
+            <w:r>
+              <w:t xml:space="preserve">首访 17–99 岁</w:t>
+            </w:r>
+          </w:p>
+        </w:tc>
+        <w:tc>
+          <w:p>
+            <w:pPr>
+              <w:pStyle w:val="Compact"/>
+              <w:jc w:val="left"/>
+            </w:pPr>
+            <w:r>
+              <w:t xml:space="preserve">我的画廊标志</w:t>
+            </w:r>
+          </w:p>
+        </w:tc>
+        <w:tc>
+          <w:p>
+            <w:pPr>
+              <w:pStyle w:val="Compact"/>
+              <w:jc w:val="left"/>
+            </w:pPr>
+            <w:r>
+              <w:t xml:space="preserve">这个 app 里有一面挂着你作品的画廊。为它设计一个标志，让看到的人知道这是你的地方。图形和颜色由你决定，可以加一个简短的名字，也可以不写字。</w:t>
+            </w:r>
+            <w:r>
+              <w:t xml:space="preserve">要做到：设计一个标志；让图形能代表「你的画廊」。</w:t>
+            </w:r>
+          </w:p>
+        </w:tc>
+        <w:tc>
+          <w:p>
+            <w:pPr>
+              <w:pStyle w:val="Compact"/>
+              <w:jc w:val="left"/>
+            </w:pPr>
+            <w:r>
+              <w:t xml:space="preserve">H1 先想一个最能代表你的东西。 / H2 标志缩小了也要认得出。</w:t>
+            </w:r>
+          </w:p>
+        </w:tc>
+        <w:tc>
+          <w:p>
+            <w:pPr>
+              <w:pStyle w:val="Compact"/>
+              <w:jc w:val="left"/>
+            </w:pPr>
+            <w:r>
+              <w:t xml:space="preserve">A Sign for My Gallery</w:t>
+            </w:r>
+          </w:p>
+        </w:tc>
+        <w:tc>
+          <w:p>
+            <w:pPr>
+              <w:pStyle w:val="Compact"/>
+              <w:jc w:val="left"/>
+            </w:pPr>
+            <w:r>
+              <w:t xml:space="preserve">This app has a gallery wall that shows your drawings. Design a sign for it so that people know this is your place. Choose the shapes and colours yourself; a short name is optional, and you do not have to write anything.</w:t>
             </w:r>
           </w:p>
         </w:tc>

--- a/docs/文案清单.docx
+++ b/docs/文案清单.docx
@@ -16,7 +16,7 @@
         <w:pStyle w:val="FirstParagraph"/>
       </w:pPr>
       <w:r>
-        <w:t xml:space="preserve">界面文案 594 条、徽章 34 枚、模板反馈 22 句、彩点的窗 27 句、任务 110 道（孩子现在看到的 v2.7）。由</w:t>
+        <w:t xml:space="preserve">界面文案 609 条、徽章 34 枚、模板反馈 22 句、彩点的窗 27 句、任务 110 道（孩子现在看到的 v2.7）。由</w:t>
       </w:r>
       <w:r>
         <w:t xml:space="preserve"> </w:t>
@@ -366,18 +366,18 @@
               <w:jc w:val="left"/>
             </w:pPr>
             <w:r>
-              <w:t xml:space="preserve">画完一张再开</w:t>
-            </w:r>
-          </w:p>
-        </w:tc>
-        <w:tc>
-          <w:p>
-            <w:pPr>
-              <w:pStyle w:val="Compact"/>
-              <w:jc w:val="left"/>
-            </w:pPr>
-            <w:r>
-              <w:t xml:space="preserve">Opens after your next drawing</w:t>
+              <w:t xml:space="preserve">更多任务</w:t>
+            </w:r>
+          </w:p>
+        </w:tc>
+        <w:tc>
+          <w:p>
+            <w:pPr>
+              <w:pStyle w:val="Compact"/>
+              <w:jc w:val="left"/>
+            </w:pPr>
+            <w:r>
+              <w:t xml:space="preserve">More tasks</w:t>
             </w:r>
           </w:p>
         </w:tc>
@@ -404,6 +404,44 @@
               <w:jc w:val="left"/>
             </w:pPr>
             <w:r>
+              <w:t xml:space="preserve">等待解锁</w:t>
+            </w:r>
+          </w:p>
+        </w:tc>
+        <w:tc>
+          <w:p>
+            <w:pPr>
+              <w:pStyle w:val="Compact"/>
+              <w:jc w:val="left"/>
+            </w:pPr>
+            <w:r>
+              <w:t xml:space="preserve">Waiting to unlock</w:t>
+            </w:r>
+          </w:p>
+        </w:tc>
+        <w:tc>
+          <w:p/>
+        </w:tc>
+      </w:tr>
+      <w:tr>
+        <w:tc>
+          <w:p>
+            <w:pPr>
+              <w:pStyle w:val="Compact"/>
+              <w:jc w:val="left"/>
+            </w:pPr>
+            <w:r>
+              <w:t xml:space="preserve">U9</w:t>
+            </w:r>
+          </w:p>
+        </w:tc>
+        <w:tc>
+          <w:p>
+            <w:pPr>
+              <w:pStyle w:val="Compact"/>
+              <w:jc w:val="left"/>
+            </w:pPr>
+            <w:r>
               <w:t xml:space="preserve">先从下面的主题里挑一个。</w:t>
             </w:r>
           </w:p>
@@ -431,7 +469,7 @@
               <w:jc w:val="left"/>
             </w:pPr>
             <w:r>
-              <w:t xml:space="preserve">U9</w:t>
+              <w:t xml:space="preserve">U10</w:t>
             </w:r>
           </w:p>
         </w:tc>
@@ -469,7 +507,7 @@
               <w:jc w:val="left"/>
             </w:pPr>
             <w:r>
-              <w:t xml:space="preserve">U10</w:t>
+              <w:t xml:space="preserve">U11</w:t>
             </w:r>
           </w:p>
         </w:tc>
@@ -507,7 +545,7 @@
               <w:jc w:val="left"/>
             </w:pPr>
             <w:r>
-              <w:t xml:space="preserve">U11</w:t>
+              <w:t xml:space="preserve">U12</w:t>
             </w:r>
           </w:p>
         </w:tc>
@@ -545,7 +583,7 @@
               <w:jc w:val="left"/>
             </w:pPr>
             <w:r>
-              <w:t xml:space="preserve">U12</w:t>
+              <w:t xml:space="preserve">U13</w:t>
             </w:r>
           </w:p>
         </w:tc>
@@ -583,7 +621,7 @@
               <w:jc w:val="left"/>
             </w:pPr>
             <w:r>
-              <w:t xml:space="preserve">U13</w:t>
+              <w:t xml:space="preserve">U14</w:t>
             </w:r>
           </w:p>
         </w:tc>
@@ -621,7 +659,539 @@
               <w:jc w:val="left"/>
             </w:pPr>
             <w:r>
-              <w:t xml:space="preserve">U14</w:t>
+              <w:t xml:space="preserve">U15</w:t>
+            </w:r>
+          </w:p>
+        </w:tc>
+        <w:tc>
+          <w:p>
+            <w:pPr>
+              <w:pStyle w:val="Compact"/>
+              <w:jc w:val="left"/>
+            </w:pPr>
+            <w:r>
+              <w:t xml:space="preserve">详细内容</w:t>
+            </w:r>
+          </w:p>
+        </w:tc>
+        <w:tc>
+          <w:p>
+            <w:pPr>
+              <w:pStyle w:val="Compact"/>
+              <w:jc w:val="left"/>
+            </w:pPr>
+            <w:r>
+              <w:t xml:space="preserve">Details</w:t>
+            </w:r>
+          </w:p>
+        </w:tc>
+        <w:tc>
+          <w:p/>
+        </w:tc>
+      </w:tr>
+      <w:tr>
+        <w:tc>
+          <w:p>
+            <w:pPr>
+              <w:pStyle w:val="Compact"/>
+              <w:jc w:val="left"/>
+            </w:pPr>
+            <w:r>
+              <w:t xml:space="preserve">U16</w:t>
+            </w:r>
+          </w:p>
+        </w:tc>
+        <w:tc>
+          <w:p>
+            <w:pPr>
+              <w:pStyle w:val="Compact"/>
+              <w:jc w:val="left"/>
+            </w:pPr>
+            <w:r>
+              <w:t xml:space="preserve">已完成 · {…}</w:t>
+            </w:r>
+          </w:p>
+        </w:tc>
+        <w:tc>
+          <w:p>
+            <w:pPr>
+              <w:pStyle w:val="Compact"/>
+              <w:jc w:val="left"/>
+            </w:pPr>
+            <w:r>
+              <w:t xml:space="preserve">Done · {…}</w:t>
+            </w:r>
+          </w:p>
+        </w:tc>
+        <w:tc>
+          <w:p/>
+        </w:tc>
+      </w:tr>
+      <w:tr>
+        <w:tc>
+          <w:p>
+            <w:pPr>
+              <w:pStyle w:val="Compact"/>
+              <w:jc w:val="left"/>
+            </w:pPr>
+            <w:r>
+              <w:t xml:space="preserve">U17</w:t>
+            </w:r>
+          </w:p>
+        </w:tc>
+        <w:tc>
+          <w:p>
+            <w:pPr>
+              <w:pStyle w:val="Compact"/>
+              <w:jc w:val="left"/>
+            </w:pPr>
+            <w:r>
+              <w:t xml:space="preserve">选一个，开始今天的创作。</w:t>
+            </w:r>
+          </w:p>
+        </w:tc>
+        <w:tc>
+          <w:p>
+            <w:pPr>
+              <w:pStyle w:val="Compact"/>
+              <w:jc w:val="left"/>
+            </w:pPr>
+            <w:r>
+              <w:t xml:space="preserve">Pick one and start today's drawing.</w:t>
+            </w:r>
+          </w:p>
+        </w:tc>
+        <w:tc>
+          <w:p/>
+        </w:tc>
+      </w:tr>
+      <w:tr>
+        <w:tc>
+          <w:p>
+            <w:pPr>
+              <w:pStyle w:val="Compact"/>
+              <w:jc w:val="left"/>
+            </w:pPr>
+            <w:r>
+              <w:t xml:space="preserve">U18</w:t>
+            </w:r>
+          </w:p>
+        </w:tc>
+        <w:tc>
+          <w:p>
+            <w:pPr>
+              <w:pStyle w:val="Compact"/>
+              <w:jc w:val="left"/>
+            </w:pPr>
+            <w:r>
+              <w:t xml:space="preserve">题目</w:t>
+            </w:r>
+          </w:p>
+        </w:tc>
+        <w:tc>
+          <w:p>
+            <w:pPr>
+              <w:pStyle w:val="Compact"/>
+              <w:jc w:val="left"/>
+            </w:pPr>
+            <w:r>
+              <w:t xml:space="preserve">Task</w:t>
+            </w:r>
+          </w:p>
+        </w:tc>
+        <w:tc>
+          <w:p/>
+        </w:tc>
+      </w:tr>
+      <w:tr>
+        <w:tc>
+          <w:p>
+            <w:pPr>
+              <w:pStyle w:val="Compact"/>
+              <w:jc w:val="left"/>
+            </w:pPr>
+            <w:r>
+              <w:t xml:space="preserve">U19</w:t>
+            </w:r>
+          </w:p>
+        </w:tc>
+        <w:tc>
+          <w:p>
+            <w:pPr>
+              <w:pStyle w:val="Compact"/>
+              <w:jc w:val="left"/>
+            </w:pPr>
+            <w:r>
+              <w:t xml:space="preserve">用时</w:t>
+            </w:r>
+          </w:p>
+        </w:tc>
+        <w:tc>
+          <w:p>
+            <w:pPr>
+              <w:pStyle w:val="Compact"/>
+              <w:jc w:val="left"/>
+            </w:pPr>
+            <w:r>
+              <w:t xml:space="preserve">Time</w:t>
+            </w:r>
+          </w:p>
+        </w:tc>
+        <w:tc>
+          <w:p/>
+        </w:tc>
+      </w:tr>
+      <w:tr>
+        <w:tc>
+          <w:p>
+            <w:pPr>
+              <w:pStyle w:val="Compact"/>
+              <w:jc w:val="left"/>
+            </w:pPr>
+            <w:r>
+              <w:t xml:space="preserve">U20</w:t>
+            </w:r>
+          </w:p>
+        </w:tc>
+        <w:tc>
+          <w:p>
+            <w:pPr>
+              <w:pStyle w:val="Compact"/>
+              <w:jc w:val="left"/>
+            </w:pPr>
+            <w:r>
+              <w:t xml:space="preserve">心情</w:t>
+            </w:r>
+          </w:p>
+        </w:tc>
+        <w:tc>
+          <w:p>
+            <w:pPr>
+              <w:pStyle w:val="Compact"/>
+              <w:jc w:val="left"/>
+            </w:pPr>
+            <w:r>
+              <w:t xml:space="preserve">Mood</w:t>
+            </w:r>
+          </w:p>
+        </w:tc>
+        <w:tc>
+          <w:p/>
+        </w:tc>
+      </w:tr>
+      <w:tr>
+        <w:tc>
+          <w:p>
+            <w:pPr>
+              <w:pStyle w:val="Compact"/>
+              <w:jc w:val="left"/>
+            </w:pPr>
+            <w:r>
+              <w:t xml:space="preserve">U21</w:t>
+            </w:r>
+          </w:p>
+        </w:tc>
+        <w:tc>
+          <w:p>
+            <w:pPr>
+              <w:pStyle w:val="Compact"/>
+              <w:jc w:val="left"/>
+            </w:pPr>
+            <w:r>
+              <w:t xml:space="preserve">想画的</w:t>
+            </w:r>
+          </w:p>
+        </w:tc>
+        <w:tc>
+          <w:p>
+            <w:pPr>
+              <w:pStyle w:val="Compact"/>
+              <w:jc w:val="left"/>
+            </w:pPr>
+            <w:r>
+              <w:t xml:space="preserve">Wanted to draw</w:t>
+            </w:r>
+          </w:p>
+        </w:tc>
+        <w:tc>
+          <w:p/>
+        </w:tc>
+      </w:tr>
+      <w:tr>
+        <w:tc>
+          <w:p>
+            <w:pPr>
+              <w:pStyle w:val="Compact"/>
+              <w:jc w:val="left"/>
+            </w:pPr>
+            <w:r>
+              <w:t xml:space="preserve">U22</w:t>
+            </w:r>
+          </w:p>
+        </w:tc>
+        <w:tc>
+          <w:p>
+            <w:pPr>
+              <w:pStyle w:val="Compact"/>
+              <w:jc w:val="left"/>
+            </w:pPr>
+            <w:r>
+              <w:t xml:space="preserve">彩点说</w:t>
+            </w:r>
+          </w:p>
+        </w:tc>
+        <w:tc>
+          <w:p>
+            <w:pPr>
+              <w:pStyle w:val="Compact"/>
+              <w:jc w:val="left"/>
+            </w:pPr>
+            <w:r>
+              <w:t xml:space="preserve">Dot said</w:t>
+            </w:r>
+          </w:p>
+        </w:tc>
+        <w:tc>
+          <w:p/>
+        </w:tc>
+      </w:tr>
+      <w:tr>
+        <w:tc>
+          <w:p>
+            <w:pPr>
+              <w:pStyle w:val="Compact"/>
+              <w:jc w:val="left"/>
+            </w:pPr>
+            <w:r>
+              <w:t xml:space="preserve">U23</w:t>
+            </w:r>
+          </w:p>
+        </w:tc>
+        <w:tc>
+          <w:p>
+            <w:pPr>
+              <w:pStyle w:val="Compact"/>
+              <w:jc w:val="left"/>
+            </w:pPr>
+            <w:r>
+              <w:t xml:space="preserve">看过提示</w:t>
+            </w:r>
+          </w:p>
+        </w:tc>
+        <w:tc>
+          <w:p>
+            <w:pPr>
+              <w:pStyle w:val="Compact"/>
+              <w:jc w:val="left"/>
+            </w:pPr>
+            <w:r>
+              <w:t xml:space="preserve">Hints seen</w:t>
+            </w:r>
+          </w:p>
+        </w:tc>
+        <w:tc>
+          <w:p/>
+        </w:tc>
+      </w:tr>
+      <w:tr>
+        <w:tc>
+          <w:p>
+            <w:pPr>
+              <w:pStyle w:val="Compact"/>
+              <w:jc w:val="left"/>
+            </w:pPr>
+            <w:r>
+              <w:t xml:space="preserve">U24</w:t>
+            </w:r>
+          </w:p>
+        </w:tc>
+        <w:tc>
+          <w:p>
+            <w:pPr>
+              <w:pStyle w:val="Compact"/>
+              <w:jc w:val="left"/>
+            </w:pPr>
+            <w:r>
+              <w:t xml:space="preserve">{…} 条</w:t>
+            </w:r>
+          </w:p>
+        </w:tc>
+        <w:tc>
+          <w:p>
+            <w:pPr>
+              <w:pStyle w:val="Compact"/>
+              <w:jc w:val="left"/>
+            </w:pPr>
+            <w:r>
+              <w:t xml:space="preserve">{…}</w:t>
+            </w:r>
+          </w:p>
+        </w:tc>
+        <w:tc>
+          <w:p/>
+        </w:tc>
+      </w:tr>
+      <w:tr>
+        <w:tc>
+          <w:p>
+            <w:pPr>
+              <w:pStyle w:val="Compact"/>
+              <w:jc w:val="left"/>
+            </w:pPr>
+            <w:r>
+              <w:t xml:space="preserve">U25</w:t>
+            </w:r>
+          </w:p>
+        </w:tc>
+        <w:tc>
+          <w:p>
+            <w:pPr>
+              <w:pStyle w:val="Compact"/>
+              <w:jc w:val="left"/>
+            </w:pPr>
+            <w:r>
+              <w:t xml:space="preserve">约 {…} 分钟</w:t>
+            </w:r>
+          </w:p>
+        </w:tc>
+        <w:tc>
+          <w:p>
+            <w:pPr>
+              <w:pStyle w:val="Compact"/>
+              <w:jc w:val="left"/>
+            </w:pPr>
+            <w:r>
+              <w:t xml:space="preserve">About {…} min</w:t>
+            </w:r>
+          </w:p>
+        </w:tc>
+        <w:tc>
+          <w:p/>
+        </w:tc>
+      </w:tr>
+      <w:tr>
+        <w:tc>
+          <w:p>
+            <w:pPr>
+              <w:pStyle w:val="Compact"/>
+              <w:jc w:val="left"/>
+            </w:pPr>
+            <w:r>
+              <w:t xml:space="preserve">U26</w:t>
+            </w:r>
+          </w:p>
+        </w:tc>
+        <w:tc>
+          <w:p>
+            <w:pPr>
+              <w:pStyle w:val="Compact"/>
+              <w:jc w:val="left"/>
+            </w:pPr>
+            <w:r>
+              <w:t xml:space="preserve">修改</w:t>
+            </w:r>
+          </w:p>
+        </w:tc>
+        <w:tc>
+          <w:p>
+            <w:pPr>
+              <w:pStyle w:val="Compact"/>
+              <w:jc w:val="left"/>
+            </w:pPr>
+            <w:r>
+              <w:t xml:space="preserve">Revision</w:t>
+            </w:r>
+          </w:p>
+        </w:tc>
+        <w:tc>
+          <w:p/>
+        </w:tc>
+      </w:tr>
+      <w:tr>
+        <w:tc>
+          <w:p>
+            <w:pPr>
+              <w:pStyle w:val="Compact"/>
+              <w:jc w:val="left"/>
+            </w:pPr>
+            <w:r>
+              <w:t xml:space="preserve">U27</w:t>
+            </w:r>
+          </w:p>
+        </w:tc>
+        <w:tc>
+          <w:p>
+            <w:pPr>
+              <w:pStyle w:val="Compact"/>
+              <w:jc w:val="left"/>
+            </w:pPr>
+            <w:r>
+              <w:t xml:space="preserve">完成后修改过一次</w:t>
+            </w:r>
+          </w:p>
+        </w:tc>
+        <w:tc>
+          <w:p>
+            <w:pPr>
+              <w:pStyle w:val="Compact"/>
+              <w:jc w:val="left"/>
+            </w:pPr>
+            <w:r>
+              <w:t xml:space="preserve">Revised once after finishing</w:t>
+            </w:r>
+          </w:p>
+        </w:tc>
+        <w:tc>
+          <w:p/>
+        </w:tc>
+      </w:tr>
+      <w:tr>
+        <w:tc>
+          <w:p>
+            <w:pPr>
+              <w:pStyle w:val="Compact"/>
+              <w:jc w:val="left"/>
+            </w:pPr>
+            <w:r>
+              <w:t xml:space="preserve">U28</w:t>
+            </w:r>
+          </w:p>
+        </w:tc>
+        <w:tc>
+          <w:p>
+            <w:pPr>
+              <w:pStyle w:val="Compact"/>
+              <w:jc w:val="left"/>
+            </w:pPr>
+            <w:r>
+              <w:t xml:space="preserve">我的回答</w:t>
+            </w:r>
+          </w:p>
+        </w:tc>
+        <w:tc>
+          <w:p>
+            <w:pPr>
+              <w:pStyle w:val="Compact"/>
+              <w:jc w:val="left"/>
+            </w:pPr>
+            <w:r>
+              <w:t xml:space="preserve">My answer</w:t>
+            </w:r>
+          </w:p>
+        </w:tc>
+        <w:tc>
+          <w:p/>
+        </w:tc>
+      </w:tr>
+      <w:tr>
+        <w:tc>
+          <w:p>
+            <w:pPr>
+              <w:pStyle w:val="Compact"/>
+              <w:jc w:val="left"/>
+            </w:pPr>
+            <w:r>
+              <w:t xml:space="preserve">U29</w:t>
             </w:r>
           </w:p>
         </w:tc>
@@ -659,7 +1229,7 @@
               <w:jc w:val="left"/>
             </w:pPr>
             <w:r>
-              <w:t xml:space="preserve">U15</w:t>
+              <w:t xml:space="preserve">U30</w:t>
             </w:r>
           </w:p>
         </w:tc>
@@ -697,7 +1267,7 @@
               <w:jc w:val="left"/>
             </w:pPr>
             <w:r>
-              <w:t xml:space="preserve">U16</w:t>
+              <w:t xml:space="preserve">U31</w:t>
             </w:r>
           </w:p>
         </w:tc>
@@ -735,7 +1305,7 @@
               <w:jc w:val="left"/>
             </w:pPr>
             <w:r>
-              <w:t xml:space="preserve">U17</w:t>
+              <w:t xml:space="preserve">U32</w:t>
             </w:r>
           </w:p>
         </w:tc>
@@ -773,7 +1343,7 @@
               <w:jc w:val="left"/>
             </w:pPr>
             <w:r>
-              <w:t xml:space="preserve">U18</w:t>
+              <w:t xml:space="preserve">U33</w:t>
             </w:r>
           </w:p>
         </w:tc>
@@ -811,7 +1381,7 @@
               <w:jc w:val="left"/>
             </w:pPr>
             <w:r>
-              <w:t xml:space="preserve">U19</w:t>
+              <w:t xml:space="preserve">U34</w:t>
             </w:r>
           </w:p>
         </w:tc>
@@ -849,7 +1419,7 @@
               <w:jc w:val="left"/>
             </w:pPr>
             <w:r>
-              <w:t xml:space="preserve">U20</w:t>
+              <w:t xml:space="preserve">U35</w:t>
             </w:r>
           </w:p>
         </w:tc>
@@ -887,7 +1457,7 @@
               <w:jc w:val="left"/>
             </w:pPr>
             <w:r>
-              <w:t xml:space="preserve">U21</w:t>
+              <w:t xml:space="preserve">U36</w:t>
             </w:r>
           </w:p>
         </w:tc>
@@ -925,7 +1495,7 @@
               <w:jc w:val="left"/>
             </w:pPr>
             <w:r>
-              <w:t xml:space="preserve">U22</w:t>
+              <w:t xml:space="preserve">U37</w:t>
             </w:r>
           </w:p>
         </w:tc>
@@ -963,7 +1533,7 @@
               <w:jc w:val="left"/>
             </w:pPr>
             <w:r>
-              <w:t xml:space="preserve">U23</w:t>
+              <w:t xml:space="preserve">U38</w:t>
             </w:r>
           </w:p>
         </w:tc>
@@ -1009,7 +1579,7 @@
               <w:jc w:val="left"/>
             </w:pPr>
             <w:r>
-              <w:t xml:space="preserve">U24</w:t>
+              <w:t xml:space="preserve">U39</w:t>
             </w:r>
           </w:p>
         </w:tc>
@@ -1047,7 +1617,7 @@
               <w:jc w:val="left"/>
             </w:pPr>
             <w:r>
-              <w:t xml:space="preserve">U25</w:t>
+              <w:t xml:space="preserve">U40</w:t>
             </w:r>
           </w:p>
         </w:tc>
@@ -1085,7 +1655,7 @@
               <w:jc w:val="left"/>
             </w:pPr>
             <w:r>
-              <w:t xml:space="preserve">U26</w:t>
+              <w:t xml:space="preserve">U41</w:t>
             </w:r>
           </w:p>
         </w:tc>
@@ -1123,7 +1693,7 @@
               <w:jc w:val="left"/>
             </w:pPr>
             <w:r>
-              <w:t xml:space="preserve">U27</w:t>
+              <w:t xml:space="preserve">U42</w:t>
             </w:r>
           </w:p>
         </w:tc>
@@ -1161,7 +1731,7 @@
               <w:jc w:val="left"/>
             </w:pPr>
             <w:r>
-              <w:t xml:space="preserve">U28</w:t>
+              <w:t xml:space="preserve">U43</w:t>
             </w:r>
           </w:p>
         </w:tc>
@@ -1199,7 +1769,7 @@
               <w:jc w:val="left"/>
             </w:pPr>
             <w:r>
-              <w:t xml:space="preserve">U29</w:t>
+              <w:t xml:space="preserve">U44</w:t>
             </w:r>
           </w:p>
         </w:tc>
@@ -1237,7 +1807,7 @@
               <w:jc w:val="left"/>
             </w:pPr>
             <w:r>
-              <w:t xml:space="preserve">U30</w:t>
+              <w:t xml:space="preserve">U45</w:t>
             </w:r>
           </w:p>
         </w:tc>
@@ -1275,7 +1845,7 @@
               <w:jc w:val="left"/>
             </w:pPr>
             <w:r>
-              <w:t xml:space="preserve">U31</w:t>
+              <w:t xml:space="preserve">U46</w:t>
             </w:r>
           </w:p>
         </w:tc>
@@ -1313,7 +1883,7 @@
               <w:jc w:val="left"/>
             </w:pPr>
             <w:r>
-              <w:t xml:space="preserve">U32</w:t>
+              <w:t xml:space="preserve">U47</w:t>
             </w:r>
           </w:p>
         </w:tc>
@@ -1351,7 +1921,7 @@
               <w:jc w:val="left"/>
             </w:pPr>
             <w:r>
-              <w:t xml:space="preserve">U33</w:t>
+              <w:t xml:space="preserve">U48</w:t>
             </w:r>
           </w:p>
         </w:tc>
@@ -1389,7 +1959,7 @@
               <w:jc w:val="left"/>
             </w:pPr>
             <w:r>
-              <w:t xml:space="preserve">U34</w:t>
+              <w:t xml:space="preserve">U49</w:t>
             </w:r>
           </w:p>
         </w:tc>
@@ -1427,7 +1997,7 @@
               <w:jc w:val="left"/>
             </w:pPr>
             <w:r>
-              <w:t xml:space="preserve">U35</w:t>
+              <w:t xml:space="preserve">U50</w:t>
             </w:r>
           </w:p>
         </w:tc>
@@ -1465,7 +2035,7 @@
               <w:jc w:val="left"/>
             </w:pPr>
             <w:r>
-              <w:t xml:space="preserve">U36</w:t>
+              <w:t xml:space="preserve">U51</w:t>
             </w:r>
           </w:p>
         </w:tc>
@@ -1503,7 +2073,7 @@
               <w:jc w:val="left"/>
             </w:pPr>
             <w:r>
-              <w:t xml:space="preserve">U37</w:t>
+              <w:t xml:space="preserve">U52</w:t>
             </w:r>
           </w:p>
         </w:tc>
@@ -1541,7 +2111,7 @@
               <w:jc w:val="left"/>
             </w:pPr>
             <w:r>
-              <w:t xml:space="preserve">U38</w:t>
+              <w:t xml:space="preserve">U53</w:t>
             </w:r>
           </w:p>
         </w:tc>
@@ -1579,7 +2149,7 @@
               <w:jc w:val="left"/>
             </w:pPr>
             <w:r>
-              <w:t xml:space="preserve">U39</w:t>
+              <w:t xml:space="preserve">U54</w:t>
             </w:r>
           </w:p>
         </w:tc>
@@ -1617,7 +2187,7 @@
               <w:jc w:val="left"/>
             </w:pPr>
             <w:r>
-              <w:t xml:space="preserve">U40</w:t>
+              <w:t xml:space="preserve">U55</w:t>
             </w:r>
           </w:p>
         </w:tc>
@@ -1655,7 +2225,7 @@
               <w:jc w:val="left"/>
             </w:pPr>
             <w:r>
-              <w:t xml:space="preserve">U41</w:t>
+              <w:t xml:space="preserve">U56</w:t>
             </w:r>
           </w:p>
         </w:tc>
@@ -1693,7 +2263,7 @@
               <w:jc w:val="left"/>
             </w:pPr>
             <w:r>
-              <w:t xml:space="preserve">U42</w:t>
+              <w:t xml:space="preserve">U57</w:t>
             </w:r>
           </w:p>
         </w:tc>
@@ -1731,7 +2301,7 @@
               <w:jc w:val="left"/>
             </w:pPr>
             <w:r>
-              <w:t xml:space="preserve">U43</w:t>
+              <w:t xml:space="preserve">U58</w:t>
             </w:r>
           </w:p>
         </w:tc>
@@ -1769,7 +2339,7 @@
               <w:jc w:val="left"/>
             </w:pPr>
             <w:r>
-              <w:t xml:space="preserve">U44</w:t>
+              <w:t xml:space="preserve">U59</w:t>
             </w:r>
           </w:p>
         </w:tc>
@@ -1807,7 +2377,7 @@
               <w:jc w:val="left"/>
             </w:pPr>
             <w:r>
-              <w:t xml:space="preserve">U45</w:t>
+              <w:t xml:space="preserve">U60</w:t>
             </w:r>
           </w:p>
         </w:tc>
@@ -1845,7 +2415,7 @@
               <w:jc w:val="left"/>
             </w:pPr>
             <w:r>
-              <w:t xml:space="preserve">U46</w:t>
+              <w:t xml:space="preserve">U61</w:t>
             </w:r>
           </w:p>
         </w:tc>
@@ -1883,7 +2453,7 @@
               <w:jc w:val="left"/>
             </w:pPr>
             <w:r>
-              <w:t xml:space="preserve">U47</w:t>
+              <w:t xml:space="preserve">U62</w:t>
             </w:r>
           </w:p>
         </w:tc>
@@ -1921,7 +2491,7 @@
               <w:jc w:val="left"/>
             </w:pPr>
             <w:r>
-              <w:t xml:space="preserve">U48</w:t>
+              <w:t xml:space="preserve">U63</w:t>
             </w:r>
           </w:p>
         </w:tc>
@@ -1959,7 +2529,7 @@
               <w:jc w:val="left"/>
             </w:pPr>
             <w:r>
-              <w:t xml:space="preserve">U49</w:t>
+              <w:t xml:space="preserve">U64</w:t>
             </w:r>
           </w:p>
         </w:tc>
@@ -1997,7 +2567,7 @@
               <w:jc w:val="left"/>
             </w:pPr>
             <w:r>
-              <w:t xml:space="preserve">U50</w:t>
+              <w:t xml:space="preserve">U65</w:t>
             </w:r>
           </w:p>
         </w:tc>
@@ -2035,7 +2605,7 @@
               <w:jc w:val="left"/>
             </w:pPr>
             <w:r>
-              <w:t xml:space="preserve">U51</w:t>
+              <w:t xml:space="preserve">U66</w:t>
             </w:r>
           </w:p>
         </w:tc>
@@ -2073,7 +2643,7 @@
               <w:jc w:val="left"/>
             </w:pPr>
             <w:r>
-              <w:t xml:space="preserve">U52</w:t>
+              <w:t xml:space="preserve">U67</w:t>
             </w:r>
           </w:p>
         </w:tc>
@@ -2111,7 +2681,7 @@
               <w:jc w:val="left"/>
             </w:pPr>
             <w:r>
-              <w:t xml:space="preserve">U53</w:t>
+              <w:t xml:space="preserve">U68</w:t>
             </w:r>
           </w:p>
         </w:tc>
@@ -2149,7 +2719,7 @@
               <w:jc w:val="left"/>
             </w:pPr>
             <w:r>
-              <w:t xml:space="preserve">U54</w:t>
+              <w:t xml:space="preserve">U69</w:t>
             </w:r>
           </w:p>
         </w:tc>
@@ -2187,7 +2757,7 @@
               <w:jc w:val="left"/>
             </w:pPr>
             <w:r>
-              <w:t xml:space="preserve">U55</w:t>
+              <w:t xml:space="preserve">U70</w:t>
             </w:r>
           </w:p>
         </w:tc>
@@ -2225,7 +2795,7 @@
               <w:jc w:val="left"/>
             </w:pPr>
             <w:r>
-              <w:t xml:space="preserve">U56</w:t>
+              <w:t xml:space="preserve">U71</w:t>
             </w:r>
           </w:p>
         </w:tc>
@@ -2263,7 +2833,7 @@
               <w:jc w:val="left"/>
             </w:pPr>
             <w:r>
-              <w:t xml:space="preserve">U57</w:t>
+              <w:t xml:space="preserve">U72</w:t>
             </w:r>
           </w:p>
         </w:tc>
@@ -2301,7 +2871,7 @@
               <w:jc w:val="left"/>
             </w:pPr>
             <w:r>
-              <w:t xml:space="preserve">U58</w:t>
+              <w:t xml:space="preserve">U73</w:t>
             </w:r>
           </w:p>
         </w:tc>
@@ -2339,7 +2909,7 @@
               <w:jc w:val="left"/>
             </w:pPr>
             <w:r>
-              <w:t xml:space="preserve">U59</w:t>
+              <w:t xml:space="preserve">U74</w:t>
             </w:r>
           </w:p>
         </w:tc>
@@ -2377,7 +2947,7 @@
               <w:jc w:val="left"/>
             </w:pPr>
             <w:r>
-              <w:t xml:space="preserve">U60</w:t>
+              <w:t xml:space="preserve">U75</w:t>
             </w:r>
           </w:p>
         </w:tc>
@@ -2415,7 +2985,7 @@
               <w:jc w:val="left"/>
             </w:pPr>
             <w:r>
-              <w:t xml:space="preserve">U61</w:t>
+              <w:t xml:space="preserve">U76</w:t>
             </w:r>
           </w:p>
         </w:tc>
@@ -2453,7 +3023,7 @@
               <w:jc w:val="left"/>
             </w:pPr>
             <w:r>
-              <w:t xml:space="preserve">U62</w:t>
+              <w:t xml:space="preserve">U77</w:t>
             </w:r>
           </w:p>
         </w:tc>
@@ -2491,7 +3061,7 @@
               <w:jc w:val="left"/>
             </w:pPr>
             <w:r>
-              <w:t xml:space="preserve">U63</w:t>
+              <w:t xml:space="preserve">U78</w:t>
             </w:r>
           </w:p>
         </w:tc>
@@ -2529,7 +3099,7 @@
               <w:jc w:val="left"/>
             </w:pPr>
             <w:r>
-              <w:t xml:space="preserve">U64</w:t>
+              <w:t xml:space="preserve">U79</w:t>
             </w:r>
           </w:p>
         </w:tc>
@@ -2567,7 +3137,7 @@
               <w:jc w:val="left"/>
             </w:pPr>
             <w:r>
-              <w:t xml:space="preserve">U65</w:t>
+              <w:t xml:space="preserve">U80</w:t>
             </w:r>
           </w:p>
         </w:tc>
@@ -2605,7 +3175,7 @@
               <w:jc w:val="left"/>
             </w:pPr>
             <w:r>
-              <w:t xml:space="preserve">U66</w:t>
+              <w:t xml:space="preserve">U81</w:t>
             </w:r>
           </w:p>
         </w:tc>
@@ -2643,7 +3213,7 @@
               <w:jc w:val="left"/>
             </w:pPr>
             <w:r>
-              <w:t xml:space="preserve">U67</w:t>
+              <w:t xml:space="preserve">U82</w:t>
             </w:r>
           </w:p>
         </w:tc>
@@ -2681,7 +3251,7 @@
               <w:jc w:val="left"/>
             </w:pPr>
             <w:r>
-              <w:t xml:space="preserve">U68</w:t>
+              <w:t xml:space="preserve">U83</w:t>
             </w:r>
           </w:p>
         </w:tc>
@@ -2719,7 +3289,7 @@
               <w:jc w:val="left"/>
             </w:pPr>
             <w:r>
-              <w:t xml:space="preserve">U69</w:t>
+              <w:t xml:space="preserve">U84</w:t>
             </w:r>
           </w:p>
         </w:tc>
@@ -2757,7 +3327,7 @@
               <w:jc w:val="left"/>
             </w:pPr>
             <w:r>
-              <w:t xml:space="preserve">U70</w:t>
+              <w:t xml:space="preserve">U85</w:t>
             </w:r>
           </w:p>
         </w:tc>
@@ -2795,7 +3365,7 @@
               <w:jc w:val="left"/>
             </w:pPr>
             <w:r>
-              <w:t xml:space="preserve">U71</w:t>
+              <w:t xml:space="preserve">U86</w:t>
             </w:r>
           </w:p>
         </w:tc>
@@ -2833,7 +3403,7 @@
               <w:jc w:val="left"/>
             </w:pPr>
             <w:r>
-              <w:t xml:space="preserve">U72</w:t>
+              <w:t xml:space="preserve">U87</w:t>
             </w:r>
           </w:p>
         </w:tc>
@@ -2871,7 +3441,7 @@
               <w:jc w:val="left"/>
             </w:pPr>
             <w:r>
-              <w:t xml:space="preserve">U73</w:t>
+              <w:t xml:space="preserve">U88</w:t>
             </w:r>
           </w:p>
         </w:tc>
@@ -2909,7 +3479,7 @@
               <w:jc w:val="left"/>
             </w:pPr>
             <w:r>
-              <w:t xml:space="preserve">U74</w:t>
+              <w:t xml:space="preserve">U89</w:t>
             </w:r>
           </w:p>
         </w:tc>
@@ -2947,7 +3517,7 @@
               <w:jc w:val="left"/>
             </w:pPr>
             <w:r>
-              <w:t xml:space="preserve">U75</w:t>
+              <w:t xml:space="preserve">U90</w:t>
             </w:r>
           </w:p>
         </w:tc>
@@ -2985,7 +3555,7 @@
               <w:jc w:val="left"/>
             </w:pPr>
             <w:r>
-              <w:t xml:space="preserve">U76</w:t>
+              <w:t xml:space="preserve">U91</w:t>
             </w:r>
           </w:p>
         </w:tc>
@@ -3023,7 +3593,7 @@
               <w:jc w:val="left"/>
             </w:pPr>
             <w:r>
-              <w:t xml:space="preserve">U77</w:t>
+              <w:t xml:space="preserve">U92</w:t>
             </w:r>
           </w:p>
         </w:tc>
@@ -3061,7 +3631,7 @@
               <w:jc w:val="left"/>
             </w:pPr>
             <w:r>
-              <w:t xml:space="preserve">U78</w:t>
+              <w:t xml:space="preserve">U93</w:t>
             </w:r>
           </w:p>
         </w:tc>
@@ -3099,7 +3669,7 @@
               <w:jc w:val="left"/>
             </w:pPr>
             <w:r>
-              <w:t xml:space="preserve">U79</w:t>
+              <w:t xml:space="preserve">U94</w:t>
             </w:r>
           </w:p>
         </w:tc>
@@ -3137,7 +3707,7 @@
               <w:jc w:val="left"/>
             </w:pPr>
             <w:r>
-              <w:t xml:space="preserve">U80</w:t>
+              <w:t xml:space="preserve">U95</w:t>
             </w:r>
           </w:p>
         </w:tc>
@@ -3175,7 +3745,7 @@
               <w:jc w:val="left"/>
             </w:pPr>
             <w:r>
-              <w:t xml:space="preserve">U81</w:t>
+              <w:t xml:space="preserve">U96</w:t>
             </w:r>
           </w:p>
         </w:tc>
@@ -3213,7 +3783,7 @@
               <w:jc w:val="left"/>
             </w:pPr>
             <w:r>
-              <w:t xml:space="preserve">U82</w:t>
+              <w:t xml:space="preserve">U97</w:t>
             </w:r>
           </w:p>
         </w:tc>
@@ -3251,7 +3821,7 @@
               <w:jc w:val="left"/>
             </w:pPr>
             <w:r>
-              <w:t xml:space="preserve">U83</w:t>
+              <w:t xml:space="preserve">U98</w:t>
             </w:r>
           </w:p>
         </w:tc>
@@ -3289,7 +3859,7 @@
               <w:jc w:val="left"/>
             </w:pPr>
             <w:r>
-              <w:t xml:space="preserve">U84</w:t>
+              <w:t xml:space="preserve">U99</w:t>
             </w:r>
           </w:p>
         </w:tc>
@@ -3327,7 +3897,7 @@
               <w:jc w:val="left"/>
             </w:pPr>
             <w:r>
-              <w:t xml:space="preserve">U85</w:t>
+              <w:t xml:space="preserve">U100</w:t>
             </w:r>
           </w:p>
         </w:tc>
@@ -3365,7 +3935,7 @@
               <w:jc w:val="left"/>
             </w:pPr>
             <w:r>
-              <w:t xml:space="preserve">U86</w:t>
+              <w:t xml:space="preserve">U101</w:t>
             </w:r>
           </w:p>
         </w:tc>
@@ -3403,7 +3973,7 @@
               <w:jc w:val="left"/>
             </w:pPr>
             <w:r>
-              <w:t xml:space="preserve">U87</w:t>
+              <w:t xml:space="preserve">U102</w:t>
             </w:r>
           </w:p>
         </w:tc>
@@ -3441,7 +4011,7 @@
               <w:jc w:val="left"/>
             </w:pPr>
             <w:r>
-              <w:t xml:space="preserve">U88</w:t>
+              <w:t xml:space="preserve">U103</w:t>
             </w:r>
           </w:p>
         </w:tc>
@@ -3479,7 +4049,7 @@
               <w:jc w:val="left"/>
             </w:pPr>
             <w:r>
-              <w:t xml:space="preserve">U89</w:t>
+              <w:t xml:space="preserve">U104</w:t>
             </w:r>
           </w:p>
         </w:tc>
@@ -3517,7 +4087,7 @@
               <w:jc w:val="left"/>
             </w:pPr>
             <w:r>
-              <w:t xml:space="preserve">U90</w:t>
+              <w:t xml:space="preserve">U105</w:t>
             </w:r>
           </w:p>
         </w:tc>
@@ -3555,7 +4125,7 @@
               <w:jc w:val="left"/>
             </w:pPr>
             <w:r>
-              <w:t xml:space="preserve">U91</w:t>
+              <w:t xml:space="preserve">U106</w:t>
             </w:r>
           </w:p>
         </w:tc>
@@ -3593,7 +4163,7 @@
               <w:jc w:val="left"/>
             </w:pPr>
             <w:r>
-              <w:t xml:space="preserve">U92</w:t>
+              <w:t xml:space="preserve">U107</w:t>
             </w:r>
           </w:p>
         </w:tc>
@@ -3631,7 +4201,7 @@
               <w:jc w:val="left"/>
             </w:pPr>
             <w:r>
-              <w:t xml:space="preserve">U93</w:t>
+              <w:t xml:space="preserve">U108</w:t>
             </w:r>
           </w:p>
         </w:tc>
@@ -3669,7 +4239,7 @@
               <w:jc w:val="left"/>
             </w:pPr>
             <w:r>
-              <w:t xml:space="preserve">U94</w:t>
+              <w:t xml:space="preserve">U109</w:t>
             </w:r>
           </w:p>
         </w:tc>
@@ -3707,7 +4277,7 @@
               <w:jc w:val="left"/>
             </w:pPr>
             <w:r>
-              <w:t xml:space="preserve">U95</w:t>
+              <w:t xml:space="preserve">U110</w:t>
             </w:r>
           </w:p>
         </w:tc>
@@ -3745,7 +4315,7 @@
               <w:jc w:val="left"/>
             </w:pPr>
             <w:r>
-              <w:t xml:space="preserve">U96</w:t>
+              <w:t xml:space="preserve">U111</w:t>
             </w:r>
           </w:p>
         </w:tc>
@@ -3783,7 +4353,7 @@
               <w:jc w:val="left"/>
             </w:pPr>
             <w:r>
-              <w:t xml:space="preserve">U97</w:t>
+              <w:t xml:space="preserve">U112</w:t>
             </w:r>
           </w:p>
         </w:tc>
@@ -3821,7 +4391,7 @@
               <w:jc w:val="left"/>
             </w:pPr>
             <w:r>
-              <w:t xml:space="preserve">U98</w:t>
+              <w:t xml:space="preserve">U113</w:t>
             </w:r>
           </w:p>
         </w:tc>
@@ -3859,7 +4429,7 @@
               <w:jc w:val="left"/>
             </w:pPr>
             <w:r>
-              <w:t xml:space="preserve">U99</w:t>
+              <w:t xml:space="preserve">U114</w:t>
             </w:r>
           </w:p>
         </w:tc>
@@ -3897,7 +4467,7 @@
               <w:jc w:val="left"/>
             </w:pPr>
             <w:r>
-              <w:t xml:space="preserve">U100</w:t>
+              <w:t xml:space="preserve">U115</w:t>
             </w:r>
           </w:p>
         </w:tc>
@@ -3935,7 +4505,7 @@
               <w:jc w:val="left"/>
             </w:pPr>
             <w:r>
-              <w:t xml:space="preserve">U101</w:t>
+              <w:t xml:space="preserve">U116</w:t>
             </w:r>
           </w:p>
         </w:tc>
@@ -3973,7 +4543,7 @@
               <w:jc w:val="left"/>
             </w:pPr>
             <w:r>
-              <w:t xml:space="preserve">U102</w:t>
+              <w:t xml:space="preserve">U117</w:t>
             </w:r>
           </w:p>
         </w:tc>
@@ -4011,7 +4581,7 @@
               <w:jc w:val="left"/>
             </w:pPr>
             <w:r>
-              <w:t xml:space="preserve">U103</w:t>
+              <w:t xml:space="preserve">U118</w:t>
             </w:r>
           </w:p>
         </w:tc>
@@ -4049,7 +4619,7 @@
               <w:jc w:val="left"/>
             </w:pPr>
             <w:r>
-              <w:t xml:space="preserve">U104</w:t>
+              <w:t xml:space="preserve">U119</w:t>
             </w:r>
           </w:p>
         </w:tc>
@@ -4151,7 +4721,7 @@
               <w:jc w:val="left"/>
             </w:pPr>
             <w:r>
-              <w:t xml:space="preserve">U105</w:t>
+              <w:t xml:space="preserve">U120</w:t>
             </w:r>
           </w:p>
         </w:tc>
@@ -4189,7 +4759,7 @@
               <w:jc w:val="left"/>
             </w:pPr>
             <w:r>
-              <w:t xml:space="preserve">U106</w:t>
+              <w:t xml:space="preserve">U121</w:t>
             </w:r>
           </w:p>
         </w:tc>
@@ -4227,7 +4797,7 @@
               <w:jc w:val="left"/>
             </w:pPr>
             <w:r>
-              <w:t xml:space="preserve">U107</w:t>
+              <w:t xml:space="preserve">U122</w:t>
             </w:r>
           </w:p>
         </w:tc>
@@ -4265,7 +4835,7 @@
               <w:jc w:val="left"/>
             </w:pPr>
             <w:r>
-              <w:t xml:space="preserve">U108</w:t>
+              <w:t xml:space="preserve">U123</w:t>
             </w:r>
           </w:p>
         </w:tc>
@@ -4303,7 +4873,7 @@
               <w:jc w:val="left"/>
             </w:pPr>
             <w:r>
-              <w:t xml:space="preserve">U109</w:t>
+              <w:t xml:space="preserve">U124</w:t>
             </w:r>
           </w:p>
         </w:tc>
@@ -4341,7 +4911,7 @@
               <w:jc w:val="left"/>
             </w:pPr>
             <w:r>
-              <w:t xml:space="preserve">U110</w:t>
+              <w:t xml:space="preserve">U125</w:t>
             </w:r>
           </w:p>
         </w:tc>
@@ -4379,7 +4949,7 @@
               <w:jc w:val="left"/>
             </w:pPr>
             <w:r>
-              <w:t xml:space="preserve">U111</w:t>
+              <w:t xml:space="preserve">U126</w:t>
             </w:r>
           </w:p>
         </w:tc>
@@ -4417,7 +4987,7 @@
               <w:jc w:val="left"/>
             </w:pPr>
             <w:r>
-              <w:t xml:space="preserve">U112</w:t>
+              <w:t xml:space="preserve">U127</w:t>
             </w:r>
           </w:p>
         </w:tc>
@@ -4455,7 +5025,7 @@
               <w:jc w:val="left"/>
             </w:pPr>
             <w:r>
-              <w:t xml:space="preserve">U113</w:t>
+              <w:t xml:space="preserve">U128</w:t>
             </w:r>
           </w:p>
         </w:tc>
@@ -4493,7 +5063,7 @@
               <w:jc w:val="left"/>
             </w:pPr>
             <w:r>
-              <w:t xml:space="preserve">U114</w:t>
+              <w:t xml:space="preserve">U129</w:t>
             </w:r>
           </w:p>
         </w:tc>
@@ -4531,7 +5101,7 @@
               <w:jc w:val="left"/>
             </w:pPr>
             <w:r>
-              <w:t xml:space="preserve">U115</w:t>
+              <w:t xml:space="preserve">U130</w:t>
             </w:r>
           </w:p>
         </w:tc>
@@ -4569,7 +5139,7 @@
               <w:jc w:val="left"/>
             </w:pPr>
             <w:r>
-              <w:t xml:space="preserve">U116</w:t>
+              <w:t xml:space="preserve">U131</w:t>
             </w:r>
           </w:p>
         </w:tc>
@@ -4607,7 +5177,7 @@
               <w:jc w:val="left"/>
             </w:pPr>
             <w:r>
-              <w:t xml:space="preserve">U117</w:t>
+              <w:t xml:space="preserve">U132</w:t>
             </w:r>
           </w:p>
         </w:tc>
@@ -4645,7 +5215,7 @@
               <w:jc w:val="left"/>
             </w:pPr>
             <w:r>
-              <w:t xml:space="preserve">U118</w:t>
+              <w:t xml:space="preserve">U133</w:t>
             </w:r>
           </w:p>
         </w:tc>
@@ -4683,7 +5253,7 @@
               <w:jc w:val="left"/>
             </w:pPr>
             <w:r>
-              <w:t xml:space="preserve">U119</w:t>
+              <w:t xml:space="preserve">U134</w:t>
             </w:r>
           </w:p>
         </w:tc>
@@ -4785,7 +5355,7 @@
               <w:jc w:val="left"/>
             </w:pPr>
             <w:r>
-              <w:t xml:space="preserve">U120</w:t>
+              <w:t xml:space="preserve">U135</w:t>
             </w:r>
           </w:p>
         </w:tc>
@@ -4823,7 +5393,7 @@
               <w:jc w:val="left"/>
             </w:pPr>
             <w:r>
-              <w:t xml:space="preserve">U121</w:t>
+              <w:t xml:space="preserve">U136</w:t>
             </w:r>
           </w:p>
         </w:tc>
@@ -4861,7 +5431,7 @@
               <w:jc w:val="left"/>
             </w:pPr>
             <w:r>
-              <w:t xml:space="preserve">U122</w:t>
+              <w:t xml:space="preserve">U137</w:t>
             </w:r>
           </w:p>
         </w:tc>
@@ -4899,7 +5469,7 @@
               <w:jc w:val="left"/>
             </w:pPr>
             <w:r>
-              <w:t xml:space="preserve">U123</w:t>
+              <w:t xml:space="preserve">U138</w:t>
             </w:r>
           </w:p>
         </w:tc>
@@ -4937,7 +5507,7 @@
               <w:jc w:val="left"/>
             </w:pPr>
             <w:r>
-              <w:t xml:space="preserve">U124</w:t>
+              <w:t xml:space="preserve">U139</w:t>
             </w:r>
           </w:p>
         </w:tc>
@@ -5039,7 +5609,7 @@
               <w:jc w:val="left"/>
             </w:pPr>
             <w:r>
-              <w:t xml:space="preserve">U125</w:t>
+              <w:t xml:space="preserve">U140</w:t>
             </w:r>
           </w:p>
         </w:tc>
@@ -5077,7 +5647,7 @@
               <w:jc w:val="left"/>
             </w:pPr>
             <w:r>
-              <w:t xml:space="preserve">U126</w:t>
+              <w:t xml:space="preserve">U141</w:t>
             </w:r>
           </w:p>
         </w:tc>
@@ -5115,7 +5685,7 @@
               <w:jc w:val="left"/>
             </w:pPr>
             <w:r>
-              <w:t xml:space="preserve">U127</w:t>
+              <w:t xml:space="preserve">U142</w:t>
             </w:r>
           </w:p>
         </w:tc>
@@ -5153,7 +5723,7 @@
               <w:jc w:val="left"/>
             </w:pPr>
             <w:r>
-              <w:t xml:space="preserve">U128</w:t>
+              <w:t xml:space="preserve">U143</w:t>
             </w:r>
           </w:p>
         </w:tc>
@@ -5191,7 +5761,7 @@
               <w:jc w:val="left"/>
             </w:pPr>
             <w:r>
-              <w:t xml:space="preserve">U129</w:t>
+              <w:t xml:space="preserve">U144</w:t>
             </w:r>
           </w:p>
         </w:tc>
@@ -5229,7 +5799,7 @@
               <w:jc w:val="left"/>
             </w:pPr>
             <w:r>
-              <w:t xml:space="preserve">U130</w:t>
+              <w:t xml:space="preserve">U145</w:t>
             </w:r>
           </w:p>
         </w:tc>
@@ -5267,7 +5837,7 @@
               <w:jc w:val="left"/>
             </w:pPr>
             <w:r>
-              <w:t xml:space="preserve">U131</w:t>
+              <w:t xml:space="preserve">U146</w:t>
             </w:r>
           </w:p>
         </w:tc>
@@ -5305,7 +5875,7 @@
               <w:jc w:val="left"/>
             </w:pPr>
             <w:r>
-              <w:t xml:space="preserve">U132</w:t>
+              <w:t xml:space="preserve">U147</w:t>
             </w:r>
           </w:p>
         </w:tc>
@@ -5343,7 +5913,7 @@
               <w:jc w:val="left"/>
             </w:pPr>
             <w:r>
-              <w:t xml:space="preserve">U133</w:t>
+              <w:t xml:space="preserve">U148</w:t>
             </w:r>
           </w:p>
         </w:tc>
@@ -5381,7 +5951,7 @@
               <w:jc w:val="left"/>
             </w:pPr>
             <w:r>
-              <w:t xml:space="preserve">U134</w:t>
+              <w:t xml:space="preserve">U149</w:t>
             </w:r>
           </w:p>
         </w:tc>
@@ -5419,7 +5989,7 @@
               <w:jc w:val="left"/>
             </w:pPr>
             <w:r>
-              <w:t xml:space="preserve">U135</w:t>
+              <w:t xml:space="preserve">U150</w:t>
             </w:r>
           </w:p>
         </w:tc>
@@ -5457,7 +6027,7 @@
               <w:jc w:val="left"/>
             </w:pPr>
             <w:r>
-              <w:t xml:space="preserve">U136</w:t>
+              <w:t xml:space="preserve">U151</w:t>
             </w:r>
           </w:p>
         </w:tc>
@@ -5495,7 +6065,7 @@
               <w:jc w:val="left"/>
             </w:pPr>
             <w:r>
-              <w:t xml:space="preserve">U137</w:t>
+              <w:t xml:space="preserve">U152</w:t>
             </w:r>
           </w:p>
         </w:tc>
@@ -5533,7 +6103,7 @@
               <w:jc w:val="left"/>
             </w:pPr>
             <w:r>
-              <w:t xml:space="preserve">U138</w:t>
+              <w:t xml:space="preserve">U153</w:t>
             </w:r>
           </w:p>
         </w:tc>
@@ -5571,7 +6141,7 @@
               <w:jc w:val="left"/>
             </w:pPr>
             <w:r>
-              <w:t xml:space="preserve">U139</w:t>
+              <w:t xml:space="preserve">U154</w:t>
             </w:r>
           </w:p>
         </w:tc>
@@ -5609,7 +6179,7 @@
               <w:jc w:val="left"/>
             </w:pPr>
             <w:r>
-              <w:t xml:space="preserve">U140</w:t>
+              <w:t xml:space="preserve">U155</w:t>
             </w:r>
           </w:p>
         </w:tc>
@@ -5647,7 +6217,7 @@
               <w:jc w:val="left"/>
             </w:pPr>
             <w:r>
-              <w:t xml:space="preserve">U141</w:t>
+              <w:t xml:space="preserve">U156</w:t>
             </w:r>
           </w:p>
         </w:tc>
@@ -5685,7 +6255,7 @@
               <w:jc w:val="left"/>
             </w:pPr>
             <w:r>
-              <w:t xml:space="preserve">U142</w:t>
+              <w:t xml:space="preserve">U157</w:t>
             </w:r>
           </w:p>
         </w:tc>
@@ -5723,7 +6293,7 @@
               <w:jc w:val="left"/>
             </w:pPr>
             <w:r>
-              <w:t xml:space="preserve">U143</w:t>
+              <w:t xml:space="preserve">U158</w:t>
             </w:r>
           </w:p>
         </w:tc>
@@ -5761,7 +6331,7 @@
               <w:jc w:val="left"/>
             </w:pPr>
             <w:r>
-              <w:t xml:space="preserve">U144</w:t>
+              <w:t xml:space="preserve">U159</w:t>
             </w:r>
           </w:p>
         </w:tc>
@@ -5799,7 +6369,7 @@
               <w:jc w:val="left"/>
             </w:pPr>
             <w:r>
-              <w:t xml:space="preserve">U145</w:t>
+              <w:t xml:space="preserve">U160</w:t>
             </w:r>
           </w:p>
         </w:tc>
@@ -5837,7 +6407,7 @@
               <w:jc w:val="left"/>
             </w:pPr>
             <w:r>
-              <w:t xml:space="preserve">U146</w:t>
+              <w:t xml:space="preserve">U161</w:t>
             </w:r>
           </w:p>
         </w:tc>
@@ -5875,7 +6445,7 @@
               <w:jc w:val="left"/>
             </w:pPr>
             <w:r>
-              <w:t xml:space="preserve">U147</w:t>
+              <w:t xml:space="preserve">U162</w:t>
             </w:r>
           </w:p>
         </w:tc>
@@ -5913,7 +6483,7 @@
               <w:jc w:val="left"/>
             </w:pPr>
             <w:r>
-              <w:t xml:space="preserve">U148</w:t>
+              <w:t xml:space="preserve">U163</w:t>
             </w:r>
           </w:p>
         </w:tc>
@@ -5951,7 +6521,7 @@
               <w:jc w:val="left"/>
             </w:pPr>
             <w:r>
-              <w:t xml:space="preserve">U149</w:t>
+              <w:t xml:space="preserve">U164</w:t>
             </w:r>
           </w:p>
         </w:tc>
@@ -5989,7 +6559,7 @@
               <w:jc w:val="left"/>
             </w:pPr>
             <w:r>
-              <w:t xml:space="preserve">U150</w:t>
+              <w:t xml:space="preserve">U165</w:t>
             </w:r>
           </w:p>
         </w:tc>
@@ -6027,7 +6597,7 @@
               <w:jc w:val="left"/>
             </w:pPr>
             <w:r>
-              <w:t xml:space="preserve">U151</w:t>
+              <w:t xml:space="preserve">U166</w:t>
             </w:r>
           </w:p>
         </w:tc>
@@ -6065,7 +6635,7 @@
               <w:jc w:val="left"/>
             </w:pPr>
             <w:r>
-              <w:t xml:space="preserve">U152</w:t>
+              <w:t xml:space="preserve">U167</w:t>
             </w:r>
           </w:p>
         </w:tc>
@@ -6103,7 +6673,7 @@
               <w:jc w:val="left"/>
             </w:pPr>
             <w:r>
-              <w:t xml:space="preserve">U153</w:t>
+              <w:t xml:space="preserve">U168</w:t>
             </w:r>
           </w:p>
         </w:tc>
@@ -6141,7 +6711,7 @@
               <w:jc w:val="left"/>
             </w:pPr>
             <w:r>
-              <w:t xml:space="preserve">U154</w:t>
+              <w:t xml:space="preserve">U169</w:t>
             </w:r>
           </w:p>
         </w:tc>
@@ -6179,7 +6749,7 @@
               <w:jc w:val="left"/>
             </w:pPr>
             <w:r>
-              <w:t xml:space="preserve">U155</w:t>
+              <w:t xml:space="preserve">U170</w:t>
             </w:r>
           </w:p>
         </w:tc>
@@ -6217,7 +6787,7 @@
               <w:jc w:val="left"/>
             </w:pPr>
             <w:r>
-              <w:t xml:space="preserve">U156</w:t>
+              <w:t xml:space="preserve">U171</w:t>
             </w:r>
           </w:p>
         </w:tc>
@@ -6255,7 +6825,7 @@
               <w:jc w:val="left"/>
             </w:pPr>
             <w:r>
-              <w:t xml:space="preserve">U157</w:t>
+              <w:t xml:space="preserve">U172</w:t>
             </w:r>
           </w:p>
         </w:tc>
@@ -6293,7 +6863,7 @@
               <w:jc w:val="left"/>
             </w:pPr>
             <w:r>
-              <w:t xml:space="preserve">U158</w:t>
+              <w:t xml:space="preserve">U173</w:t>
             </w:r>
           </w:p>
         </w:tc>
@@ -6331,7 +6901,7 @@
               <w:jc w:val="left"/>
             </w:pPr>
             <w:r>
-              <w:t xml:space="preserve">U159</w:t>
+              <w:t xml:space="preserve">U174</w:t>
             </w:r>
           </w:p>
         </w:tc>
@@ -6369,7 +6939,7 @@
               <w:jc w:val="left"/>
             </w:pPr>
             <w:r>
-              <w:t xml:space="preserve">U160</w:t>
+              <w:t xml:space="preserve">U175</w:t>
             </w:r>
           </w:p>
         </w:tc>
@@ -6407,7 +6977,7 @@
               <w:jc w:val="left"/>
             </w:pPr>
             <w:r>
-              <w:t xml:space="preserve">U161</w:t>
+              <w:t xml:space="preserve">U176</w:t>
             </w:r>
           </w:p>
         </w:tc>
@@ -6509,7 +7079,7 @@
               <w:jc w:val="left"/>
             </w:pPr>
             <w:r>
-              <w:t xml:space="preserve">U162</w:t>
+              <w:t xml:space="preserve">U177</w:t>
             </w:r>
           </w:p>
         </w:tc>
@@ -6547,7 +7117,7 @@
               <w:jc w:val="left"/>
             </w:pPr>
             <w:r>
-              <w:t xml:space="preserve">U163</w:t>
+              <w:t xml:space="preserve">U178</w:t>
             </w:r>
           </w:p>
         </w:tc>
@@ -6585,7 +7155,7 @@
               <w:jc w:val="left"/>
             </w:pPr>
             <w:r>
-              <w:t xml:space="preserve">U164</w:t>
+              <w:t xml:space="preserve">U179</w:t>
             </w:r>
           </w:p>
         </w:tc>
@@ -6623,7 +7193,7 @@
               <w:jc w:val="left"/>
             </w:pPr>
             <w:r>
-              <w:t xml:space="preserve">U165</w:t>
+              <w:t xml:space="preserve">U180</w:t>
             </w:r>
           </w:p>
         </w:tc>
@@ -6661,7 +7231,7 @@
               <w:jc w:val="left"/>
             </w:pPr>
             <w:r>
-              <w:t xml:space="preserve">U166</w:t>
+              <w:t xml:space="preserve">U181</w:t>
             </w:r>
           </w:p>
         </w:tc>
@@ -6699,7 +7269,7 @@
               <w:jc w:val="left"/>
             </w:pPr>
             <w:r>
-              <w:t xml:space="preserve">U167</w:t>
+              <w:t xml:space="preserve">U182</w:t>
             </w:r>
           </w:p>
         </w:tc>
@@ -6737,7 +7307,7 @@
               <w:jc w:val="left"/>
             </w:pPr>
             <w:r>
-              <w:t xml:space="preserve">U168</w:t>
+              <w:t xml:space="preserve">U183</w:t>
             </w:r>
           </w:p>
         </w:tc>
@@ -6839,7 +7409,7 @@
               <w:jc w:val="left"/>
             </w:pPr>
             <w:r>
-              <w:t xml:space="preserve">U169</w:t>
+              <w:t xml:space="preserve">U184</w:t>
             </w:r>
           </w:p>
         </w:tc>
@@ -6877,7 +7447,7 @@
               <w:jc w:val="left"/>
             </w:pPr>
             <w:r>
-              <w:t xml:space="preserve">U170</w:t>
+              <w:t xml:space="preserve">U185</w:t>
             </w:r>
           </w:p>
         </w:tc>
@@ -6915,7 +7485,7 @@
               <w:jc w:val="left"/>
             </w:pPr>
             <w:r>
-              <w:t xml:space="preserve">U171</w:t>
+              <w:t xml:space="preserve">U186</w:t>
             </w:r>
           </w:p>
         </w:tc>
@@ -6953,7 +7523,7 @@
               <w:jc w:val="left"/>
             </w:pPr>
             <w:r>
-              <w:t xml:space="preserve">U172</w:t>
+              <w:t xml:space="preserve">U187</w:t>
             </w:r>
           </w:p>
         </w:tc>
@@ -6991,7 +7561,7 @@
               <w:jc w:val="left"/>
             </w:pPr>
             <w:r>
-              <w:t xml:space="preserve">U173</w:t>
+              <w:t xml:space="preserve">U188</w:t>
             </w:r>
           </w:p>
         </w:tc>
@@ -7029,7 +7599,7 @@
               <w:jc w:val="left"/>
             </w:pPr>
             <w:r>
-              <w:t xml:space="preserve">U174</w:t>
+              <w:t xml:space="preserve">U189</w:t>
             </w:r>
           </w:p>
         </w:tc>
@@ -7067,7 +7637,7 @@
               <w:jc w:val="left"/>
             </w:pPr>
             <w:r>
-              <w:t xml:space="preserve">U175</w:t>
+              <w:t xml:space="preserve">U190</w:t>
             </w:r>
           </w:p>
         </w:tc>
@@ -7105,7 +7675,7 @@
               <w:jc w:val="left"/>
             </w:pPr>
             <w:r>
-              <w:t xml:space="preserve">U176</w:t>
+              <w:t xml:space="preserve">U191</w:t>
             </w:r>
           </w:p>
         </w:tc>
@@ -7143,7 +7713,7 @@
               <w:jc w:val="left"/>
             </w:pPr>
             <w:r>
-              <w:t xml:space="preserve">U177</w:t>
+              <w:t xml:space="preserve">U192</w:t>
             </w:r>
           </w:p>
         </w:tc>
@@ -7245,7 +7815,7 @@
               <w:jc w:val="left"/>
             </w:pPr>
             <w:r>
-              <w:t xml:space="preserve">U178</w:t>
+              <w:t xml:space="preserve">U193</w:t>
             </w:r>
           </w:p>
         </w:tc>
@@ -7283,7 +7853,7 @@
               <w:jc w:val="left"/>
             </w:pPr>
             <w:r>
-              <w:t xml:space="preserve">U179</w:t>
+              <w:t xml:space="preserve">U194</w:t>
             </w:r>
           </w:p>
         </w:tc>
@@ -7321,7 +7891,7 @@
               <w:jc w:val="left"/>
             </w:pPr>
             <w:r>
-              <w:t xml:space="preserve">U180</w:t>
+              <w:t xml:space="preserve">U195</w:t>
             </w:r>
           </w:p>
         </w:tc>
@@ -7367,7 +7937,7 @@
               <w:jc w:val="left"/>
             </w:pPr>
             <w:r>
-              <w:t xml:space="preserve">U181</w:t>
+              <w:t xml:space="preserve">U196</w:t>
             </w:r>
           </w:p>
         </w:tc>
@@ -7405,7 +7975,7 @@
               <w:jc w:val="left"/>
             </w:pPr>
             <w:r>
-              <w:t xml:space="preserve">U182</w:t>
+              <w:t xml:space="preserve">U197</w:t>
             </w:r>
           </w:p>
         </w:tc>
@@ -7443,7 +8013,7 @@
               <w:jc w:val="left"/>
             </w:pPr>
             <w:r>
-              <w:t xml:space="preserve">U183</w:t>
+              <w:t xml:space="preserve">U198</w:t>
             </w:r>
           </w:p>
         </w:tc>
@@ -7481,7 +8051,7 @@
               <w:jc w:val="left"/>
             </w:pPr>
             <w:r>
-              <w:t xml:space="preserve">U184</w:t>
+              <w:t xml:space="preserve">U199</w:t>
             </w:r>
           </w:p>
         </w:tc>
@@ -7519,7 +8089,7 @@
               <w:jc w:val="left"/>
             </w:pPr>
             <w:r>
-              <w:t xml:space="preserve">U185</w:t>
+              <w:t xml:space="preserve">U200</w:t>
             </w:r>
           </w:p>
         </w:tc>
@@ -7557,7 +8127,7 @@
               <w:jc w:val="left"/>
             </w:pPr>
             <w:r>
-              <w:t xml:space="preserve">U186</w:t>
+              <w:t xml:space="preserve">U201</w:t>
             </w:r>
           </w:p>
         </w:tc>
@@ -7595,7 +8165,7 @@
               <w:jc w:val="left"/>
             </w:pPr>
             <w:r>
-              <w:t xml:space="preserve">U187</w:t>
+              <w:t xml:space="preserve">U202</w:t>
             </w:r>
           </w:p>
         </w:tc>
@@ -7633,7 +8203,7 @@
               <w:jc w:val="left"/>
             </w:pPr>
             <w:r>
-              <w:t xml:space="preserve">U188</w:t>
+              <w:t xml:space="preserve">U203</w:t>
             </w:r>
           </w:p>
         </w:tc>
@@ -7671,7 +8241,7 @@
               <w:jc w:val="left"/>
             </w:pPr>
             <w:r>
-              <w:t xml:space="preserve">U189</w:t>
+              <w:t xml:space="preserve">U204</w:t>
             </w:r>
           </w:p>
         </w:tc>
@@ -7709,7 +8279,7 @@
               <w:jc w:val="left"/>
             </w:pPr>
             <w:r>
-              <w:t xml:space="preserve">U190</w:t>
+              <w:t xml:space="preserve">U205</w:t>
             </w:r>
           </w:p>
         </w:tc>
@@ -7747,7 +8317,7 @@
               <w:jc w:val="left"/>
             </w:pPr>
             <w:r>
-              <w:t xml:space="preserve">U191</w:t>
+              <w:t xml:space="preserve">U206</w:t>
             </w:r>
           </w:p>
         </w:tc>
@@ -7785,7 +8355,7 @@
               <w:jc w:val="left"/>
             </w:pPr>
             <w:r>
-              <w:t xml:space="preserve">U192</w:t>
+              <w:t xml:space="preserve">U207</w:t>
             </w:r>
           </w:p>
         </w:tc>
@@ -7823,7 +8393,7 @@
               <w:jc w:val="left"/>
             </w:pPr>
             <w:r>
-              <w:t xml:space="preserve">U193</w:t>
+              <w:t xml:space="preserve">U208</w:t>
             </w:r>
           </w:p>
         </w:tc>
@@ -7861,7 +8431,7 @@
               <w:jc w:val="left"/>
             </w:pPr>
             <w:r>
-              <w:t xml:space="preserve">U194</w:t>
+              <w:t xml:space="preserve">U209</w:t>
             </w:r>
           </w:p>
         </w:tc>
@@ -7899,7 +8469,7 @@
               <w:jc w:val="left"/>
             </w:pPr>
             <w:r>
-              <w:t xml:space="preserve">U195</w:t>
+              <w:t xml:space="preserve">U210</w:t>
             </w:r>
           </w:p>
         </w:tc>
@@ -7937,7 +8507,7 @@
               <w:jc w:val="left"/>
             </w:pPr>
             <w:r>
-              <w:t xml:space="preserve">U196</w:t>
+              <w:t xml:space="preserve">U211</w:t>
             </w:r>
           </w:p>
         </w:tc>
@@ -8039,7 +8609,7 @@
               <w:jc w:val="left"/>
             </w:pPr>
             <w:r>
-              <w:t xml:space="preserve">U197</w:t>
+              <w:t xml:space="preserve">U212</w:t>
             </w:r>
           </w:p>
         </w:tc>
@@ -8077,7 +8647,7 @@
               <w:jc w:val="left"/>
             </w:pPr>
             <w:r>
-              <w:t xml:space="preserve">U198</w:t>
+              <w:t xml:space="preserve">U213</w:t>
             </w:r>
           </w:p>
         </w:tc>
@@ -8115,7 +8685,7 @@
               <w:jc w:val="left"/>
             </w:pPr>
             <w:r>
-              <w:t xml:space="preserve">U199</w:t>
+              <w:t xml:space="preserve">U214</w:t>
             </w:r>
           </w:p>
         </w:tc>
@@ -8153,7 +8723,7 @@
               <w:jc w:val="left"/>
             </w:pPr>
             <w:r>
-              <w:t xml:space="preserve">U200</w:t>
+              <w:t xml:space="preserve">U215</w:t>
             </w:r>
           </w:p>
         </w:tc>
@@ -8191,7 +8761,7 @@
               <w:jc w:val="left"/>
             </w:pPr>
             <w:r>
-              <w:t xml:space="preserve">U201</w:t>
+              <w:t xml:space="preserve">U216</w:t>
             </w:r>
           </w:p>
         </w:tc>
@@ -8229,7 +8799,7 @@
               <w:jc w:val="left"/>
             </w:pPr>
             <w:r>
-              <w:t xml:space="preserve">U202</w:t>
+              <w:t xml:space="preserve">U217</w:t>
             </w:r>
           </w:p>
         </w:tc>
@@ -8267,7 +8837,7 @@
               <w:jc w:val="left"/>
             </w:pPr>
             <w:r>
-              <w:t xml:space="preserve">U203</w:t>
+              <w:t xml:space="preserve">U218</w:t>
             </w:r>
           </w:p>
         </w:tc>
@@ -8305,7 +8875,7 @@
               <w:jc w:val="left"/>
             </w:pPr>
             <w:r>
-              <w:t xml:space="preserve">U204</w:t>
+              <w:t xml:space="preserve">U219</w:t>
             </w:r>
           </w:p>
         </w:tc>
@@ -8343,7 +8913,7 @@
               <w:jc w:val="left"/>
             </w:pPr>
             <w:r>
-              <w:t xml:space="preserve">U205</w:t>
+              <w:t xml:space="preserve">U220</w:t>
             </w:r>
           </w:p>
         </w:tc>
@@ -8381,7 +8951,7 @@
               <w:jc w:val="left"/>
             </w:pPr>
             <w:r>
-              <w:t xml:space="preserve">U206</w:t>
+              <w:t xml:space="preserve">U221</w:t>
             </w:r>
           </w:p>
         </w:tc>
@@ -8419,7 +8989,7 @@
               <w:jc w:val="left"/>
             </w:pPr>
             <w:r>
-              <w:t xml:space="preserve">U207</w:t>
+              <w:t xml:space="preserve">U222</w:t>
             </w:r>
           </w:p>
         </w:tc>
@@ -8457,7 +9027,7 @@
               <w:jc w:val="left"/>
             </w:pPr>
             <w:r>
-              <w:t xml:space="preserve">U208</w:t>
+              <w:t xml:space="preserve">U223</w:t>
             </w:r>
           </w:p>
         </w:tc>
@@ -8495,7 +9065,7 @@
               <w:jc w:val="left"/>
             </w:pPr>
             <w:r>
-              <w:t xml:space="preserve">U209</w:t>
+              <w:t xml:space="preserve">U224</w:t>
             </w:r>
           </w:p>
         </w:tc>
@@ -8533,7 +9103,7 @@
               <w:jc w:val="left"/>
             </w:pPr>
             <w:r>
-              <w:t xml:space="preserve">U210</w:t>
+              <w:t xml:space="preserve">U225</w:t>
             </w:r>
           </w:p>
         </w:tc>
@@ -8571,7 +9141,7 @@
               <w:jc w:val="left"/>
             </w:pPr>
             <w:r>
-              <w:t xml:space="preserve">U211</w:t>
+              <w:t xml:space="preserve">U226</w:t>
             </w:r>
           </w:p>
         </w:tc>
@@ -8609,7 +9179,7 @@
               <w:jc w:val="left"/>
             </w:pPr>
             <w:r>
-              <w:t xml:space="preserve">U212</w:t>
+              <w:t xml:space="preserve">U227</w:t>
             </w:r>
           </w:p>
         </w:tc>
@@ -8711,7 +9281,7 @@
               <w:jc w:val="left"/>
             </w:pPr>
             <w:r>
-              <w:t xml:space="preserve">U213</w:t>
+              <w:t xml:space="preserve">U228</w:t>
             </w:r>
           </w:p>
         </w:tc>
@@ -8749,7 +9319,7 @@
               <w:jc w:val="left"/>
             </w:pPr>
             <w:r>
-              <w:t xml:space="preserve">U214</w:t>
+              <w:t xml:space="preserve">U229</w:t>
             </w:r>
           </w:p>
         </w:tc>
@@ -8787,7 +9357,7 @@
               <w:jc w:val="left"/>
             </w:pPr>
             <w:r>
-              <w:t xml:space="preserve">U215</w:t>
+              <w:t xml:space="preserve">U230</w:t>
             </w:r>
           </w:p>
         </w:tc>
@@ -8825,7 +9395,7 @@
               <w:jc w:val="left"/>
             </w:pPr>
             <w:r>
-              <w:t xml:space="preserve">U216</w:t>
+              <w:t xml:space="preserve">U231</w:t>
             </w:r>
           </w:p>
         </w:tc>
@@ -8863,7 +9433,7 @@
               <w:jc w:val="left"/>
             </w:pPr>
             <w:r>
-              <w:t xml:space="preserve">U217</w:t>
+              <w:t xml:space="preserve">U232</w:t>
             </w:r>
           </w:p>
         </w:tc>
@@ -8901,7 +9471,7 @@
               <w:jc w:val="left"/>
             </w:pPr>
             <w:r>
-              <w:t xml:space="preserve">U218</w:t>
+              <w:t xml:space="preserve">U233</w:t>
             </w:r>
           </w:p>
         </w:tc>
@@ -8939,7 +9509,7 @@
               <w:jc w:val="left"/>
             </w:pPr>
             <w:r>
-              <w:t xml:space="preserve">U219</w:t>
+              <w:t xml:space="preserve">U234</w:t>
             </w:r>
           </w:p>
         </w:tc>
@@ -8977,7 +9547,7 @@
               <w:jc w:val="left"/>
             </w:pPr>
             <w:r>
-              <w:t xml:space="preserve">U220</w:t>
+              <w:t xml:space="preserve">U235</w:t>
             </w:r>
           </w:p>
         </w:tc>
@@ -9015,7 +9585,7 @@
               <w:jc w:val="left"/>
             </w:pPr>
             <w:r>
-              <w:t xml:space="preserve">U221</w:t>
+              <w:t xml:space="preserve">U236</w:t>
             </w:r>
           </w:p>
         </w:tc>
@@ -9053,7 +9623,7 @@
               <w:jc w:val="left"/>
             </w:pPr>
             <w:r>
-              <w:t xml:space="preserve">U222</w:t>
+              <w:t xml:space="preserve">U237</w:t>
             </w:r>
           </w:p>
         </w:tc>
@@ -9091,7 +9661,7 @@
               <w:jc w:val="left"/>
             </w:pPr>
             <w:r>
-              <w:t xml:space="preserve">U223</w:t>
+              <w:t xml:space="preserve">U238</w:t>
             </w:r>
           </w:p>
         </w:tc>
@@ -9129,7 +9699,7 @@
               <w:jc w:val="left"/>
             </w:pPr>
             <w:r>
-              <w:t xml:space="preserve">U224</w:t>
+              <w:t xml:space="preserve">U239</w:t>
             </w:r>
           </w:p>
         </w:tc>
@@ -9167,7 +9737,7 @@
               <w:jc w:val="left"/>
             </w:pPr>
             <w:r>
-              <w:t xml:space="preserve">U225</w:t>
+              <w:t xml:space="preserve">U240</w:t>
             </w:r>
           </w:p>
         </w:tc>
@@ -9205,7 +9775,7 @@
               <w:jc w:val="left"/>
             </w:pPr>
             <w:r>
-              <w:t xml:space="preserve">U226</w:t>
+              <w:t xml:space="preserve">U241</w:t>
             </w:r>
           </w:p>
         </w:tc>
@@ -9243,7 +9813,7 @@
               <w:jc w:val="left"/>
             </w:pPr>
             <w:r>
-              <w:t xml:space="preserve">U227</w:t>
+              <w:t xml:space="preserve">U242</w:t>
             </w:r>
           </w:p>
         </w:tc>
@@ -9281,7 +9851,7 @@
               <w:jc w:val="left"/>
             </w:pPr>
             <w:r>
-              <w:t xml:space="preserve">U228</w:t>
+              <w:t xml:space="preserve">U243</w:t>
             </w:r>
           </w:p>
         </w:tc>
@@ -9319,7 +9889,7 @@
               <w:jc w:val="left"/>
             </w:pPr>
             <w:r>
-              <w:t xml:space="preserve">U229</w:t>
+              <w:t xml:space="preserve">U244</w:t>
             </w:r>
           </w:p>
         </w:tc>
@@ -9357,7 +9927,7 @@
               <w:jc w:val="left"/>
             </w:pPr>
             <w:r>
-              <w:t xml:space="preserve">U230</w:t>
+              <w:t xml:space="preserve">U245</w:t>
             </w:r>
           </w:p>
         </w:tc>
@@ -9395,7 +9965,7 @@
               <w:jc w:val="left"/>
             </w:pPr>
             <w:r>
-              <w:t xml:space="preserve">U231</w:t>
+              <w:t xml:space="preserve">U246</w:t>
             </w:r>
           </w:p>
         </w:tc>
@@ -9433,7 +10003,7 @@
               <w:jc w:val="left"/>
             </w:pPr>
             <w:r>
-              <w:t xml:space="preserve">U232</w:t>
+              <w:t xml:space="preserve">U247</w:t>
             </w:r>
           </w:p>
         </w:tc>
@@ -9471,7 +10041,7 @@
               <w:jc w:val="left"/>
             </w:pPr>
             <w:r>
-              <w:t xml:space="preserve">U233</w:t>
+              <w:t xml:space="preserve">U248</w:t>
             </w:r>
           </w:p>
         </w:tc>
@@ -9509,7 +10079,7 @@
               <w:jc w:val="left"/>
             </w:pPr>
             <w:r>
-              <w:t xml:space="preserve">U234</w:t>
+              <w:t xml:space="preserve">U249</w:t>
             </w:r>
           </w:p>
         </w:tc>
@@ -9547,7 +10117,7 @@
               <w:jc w:val="left"/>
             </w:pPr>
             <w:r>
-              <w:t xml:space="preserve">U235</w:t>
+              <w:t xml:space="preserve">U250</w:t>
             </w:r>
           </w:p>
         </w:tc>
@@ -9585,7 +10155,7 @@
               <w:jc w:val="left"/>
             </w:pPr>
             <w:r>
-              <w:t xml:space="preserve">U236</w:t>
+              <w:t xml:space="preserve">U251</w:t>
             </w:r>
           </w:p>
         </w:tc>
@@ -9623,7 +10193,7 @@
               <w:jc w:val="left"/>
             </w:pPr>
             <w:r>
-              <w:t xml:space="preserve">U237</w:t>
+              <w:t xml:space="preserve">U252</w:t>
             </w:r>
           </w:p>
         </w:tc>
@@ -9661,7 +10231,7 @@
               <w:jc w:val="left"/>
             </w:pPr>
             <w:r>
-              <w:t xml:space="preserve">U238</w:t>
+              <w:t xml:space="preserve">U253</w:t>
             </w:r>
           </w:p>
         </w:tc>
@@ -9699,7 +10269,7 @@
               <w:jc w:val="left"/>
             </w:pPr>
             <w:r>
-              <w:t xml:space="preserve">U239</w:t>
+              <w:t xml:space="preserve">U254</w:t>
             </w:r>
           </w:p>
         </w:tc>
@@ -9737,7 +10307,7 @@
               <w:jc w:val="left"/>
             </w:pPr>
             <w:r>
-              <w:t xml:space="preserve">U240</w:t>
+              <w:t xml:space="preserve">U255</w:t>
             </w:r>
           </w:p>
         </w:tc>
@@ -9775,7 +10345,7 @@
               <w:jc w:val="left"/>
             </w:pPr>
             <w:r>
-              <w:t xml:space="preserve">U241</w:t>
+              <w:t xml:space="preserve">U256</w:t>
             </w:r>
           </w:p>
         </w:tc>
@@ -9813,7 +10383,7 @@
               <w:jc w:val="left"/>
             </w:pPr>
             <w:r>
-              <w:t xml:space="preserve">U242</w:t>
+              <w:t xml:space="preserve">U257</w:t>
             </w:r>
           </w:p>
         </w:tc>
@@ -9851,7 +10421,7 @@
               <w:jc w:val="left"/>
             </w:pPr>
             <w:r>
-              <w:t xml:space="preserve">U243</w:t>
+              <w:t xml:space="preserve">U258</w:t>
             </w:r>
           </w:p>
         </w:tc>
@@ -9889,7 +10459,7 @@
               <w:jc w:val="left"/>
             </w:pPr>
             <w:r>
-              <w:t xml:space="preserve">U244</w:t>
+              <w:t xml:space="preserve">U259</w:t>
             </w:r>
           </w:p>
         </w:tc>
@@ -9927,7 +10497,7 @@
               <w:jc w:val="left"/>
             </w:pPr>
             <w:r>
-              <w:t xml:space="preserve">U245</w:t>
+              <w:t xml:space="preserve">U260</w:t>
             </w:r>
           </w:p>
         </w:tc>
@@ -9965,7 +10535,7 @@
               <w:jc w:val="left"/>
             </w:pPr>
             <w:r>
-              <w:t xml:space="preserve">U246</w:t>
+              <w:t xml:space="preserve">U261</w:t>
             </w:r>
           </w:p>
         </w:tc>
@@ -10003,7 +10573,7 @@
               <w:jc w:val="left"/>
             </w:pPr>
             <w:r>
-              <w:t xml:space="preserve">U247</w:t>
+              <w:t xml:space="preserve">U262</w:t>
             </w:r>
           </w:p>
         </w:tc>
@@ -10041,7 +10611,7 @@
               <w:jc w:val="left"/>
             </w:pPr>
             <w:r>
-              <w:t xml:space="preserve">U248</w:t>
+              <w:t xml:space="preserve">U263</w:t>
             </w:r>
           </w:p>
         </w:tc>
@@ -10079,7 +10649,7 @@
               <w:jc w:val="left"/>
             </w:pPr>
             <w:r>
-              <w:t xml:space="preserve">U249</w:t>
+              <w:t xml:space="preserve">U264</w:t>
             </w:r>
           </w:p>
         </w:tc>
@@ -10117,7 +10687,7 @@
               <w:jc w:val="left"/>
             </w:pPr>
             <w:r>
-              <w:t xml:space="preserve">U250</w:t>
+              <w:t xml:space="preserve">U265</w:t>
             </w:r>
           </w:p>
         </w:tc>
@@ -10155,7 +10725,7 @@
               <w:jc w:val="left"/>
             </w:pPr>
             <w:r>
-              <w:t xml:space="preserve">U251</w:t>
+              <w:t xml:space="preserve">U266</w:t>
             </w:r>
           </w:p>
         </w:tc>
@@ -10193,7 +10763,7 @@
               <w:jc w:val="left"/>
             </w:pPr>
             <w:r>
-              <w:t xml:space="preserve">U252</w:t>
+              <w:t xml:space="preserve">U267</w:t>
             </w:r>
           </w:p>
         </w:tc>
@@ -10231,7 +10801,7 @@
               <w:jc w:val="left"/>
             </w:pPr>
             <w:r>
-              <w:t xml:space="preserve">U253</w:t>
+              <w:t xml:space="preserve">U268</w:t>
             </w:r>
           </w:p>
         </w:tc>
@@ -10269,7 +10839,7 @@
               <w:jc w:val="left"/>
             </w:pPr>
             <w:r>
-              <w:t xml:space="preserve">U254</w:t>
+              <w:t xml:space="preserve">U269</w:t>
             </w:r>
           </w:p>
         </w:tc>
@@ -10307,7 +10877,7 @@
               <w:jc w:val="left"/>
             </w:pPr>
             <w:r>
-              <w:t xml:space="preserve">U255</w:t>
+              <w:t xml:space="preserve">U270</w:t>
             </w:r>
           </w:p>
         </w:tc>
@@ -10345,7 +10915,7 @@
               <w:jc w:val="left"/>
             </w:pPr>
             <w:r>
-              <w:t xml:space="preserve">U256</w:t>
+              <w:t xml:space="preserve">U271</w:t>
             </w:r>
           </w:p>
         </w:tc>
@@ -10383,7 +10953,7 @@
               <w:jc w:val="left"/>
             </w:pPr>
             <w:r>
-              <w:t xml:space="preserve">U257</w:t>
+              <w:t xml:space="preserve">U272</w:t>
             </w:r>
           </w:p>
         </w:tc>
@@ -10421,7 +10991,7 @@
               <w:jc w:val="left"/>
             </w:pPr>
             <w:r>
-              <w:t xml:space="preserve">U258</w:t>
+              <w:t xml:space="preserve">U273</w:t>
             </w:r>
           </w:p>
         </w:tc>
@@ -10459,7 +11029,7 @@
               <w:jc w:val="left"/>
             </w:pPr>
             <w:r>
-              <w:t xml:space="preserve">U259</w:t>
+              <w:t xml:space="preserve">U274</w:t>
             </w:r>
           </w:p>
         </w:tc>
@@ -10497,7 +11067,7 @@
               <w:jc w:val="left"/>
             </w:pPr>
             <w:r>
-              <w:t xml:space="preserve">U260</w:t>
+              <w:t xml:space="preserve">U275</w:t>
             </w:r>
           </w:p>
         </w:tc>
@@ -10535,7 +11105,7 @@
               <w:jc w:val="left"/>
             </w:pPr>
             <w:r>
-              <w:t xml:space="preserve">U261</w:t>
+              <w:t xml:space="preserve">U276</w:t>
             </w:r>
           </w:p>
         </w:tc>
@@ -10573,7 +11143,7 @@
               <w:jc w:val="left"/>
             </w:pPr>
             <w:r>
-              <w:t xml:space="preserve">U262</w:t>
+              <w:t xml:space="preserve">U277</w:t>
             </w:r>
           </w:p>
         </w:tc>
@@ -10611,7 +11181,7 @@
               <w:jc w:val="left"/>
             </w:pPr>
             <w:r>
-              <w:t xml:space="preserve">U263</w:t>
+              <w:t xml:space="preserve">U278</w:t>
             </w:r>
           </w:p>
         </w:tc>
@@ -10649,7 +11219,7 @@
               <w:jc w:val="left"/>
             </w:pPr>
             <w:r>
-              <w:t xml:space="preserve">U264</w:t>
+              <w:t xml:space="preserve">U279</w:t>
             </w:r>
           </w:p>
         </w:tc>
@@ -10687,7 +11257,7 @@
               <w:jc w:val="left"/>
             </w:pPr>
             <w:r>
-              <w:t xml:space="preserve">U265</w:t>
+              <w:t xml:space="preserve">U280</w:t>
             </w:r>
           </w:p>
         </w:tc>
@@ -10725,7 +11295,7 @@
               <w:jc w:val="left"/>
             </w:pPr>
             <w:r>
-              <w:t xml:space="preserve">U266</w:t>
+              <w:t xml:space="preserve">U281</w:t>
             </w:r>
           </w:p>
         </w:tc>
@@ -10763,7 +11333,7 @@
               <w:jc w:val="left"/>
             </w:pPr>
             <w:r>
-              <w:t xml:space="preserve">U267</w:t>
+              <w:t xml:space="preserve">U282</w:t>
             </w:r>
           </w:p>
         </w:tc>
@@ -10801,7 +11371,7 @@
               <w:jc w:val="left"/>
             </w:pPr>
             <w:r>
-              <w:t xml:space="preserve">U268</w:t>
+              <w:t xml:space="preserve">U283</w:t>
             </w:r>
           </w:p>
         </w:tc>
@@ -10903,7 +11473,7 @@
               <w:jc w:val="left"/>
             </w:pPr>
             <w:r>
-              <w:t xml:space="preserve">U269</w:t>
+              <w:t xml:space="preserve">U284</w:t>
             </w:r>
           </w:p>
         </w:tc>
@@ -10941,7 +11511,7 @@
               <w:jc w:val="left"/>
             </w:pPr>
             <w:r>
-              <w:t xml:space="preserve">U270</w:t>
+              <w:t xml:space="preserve">U285</w:t>
             </w:r>
           </w:p>
         </w:tc>
@@ -10979,7 +11549,7 @@
               <w:jc w:val="left"/>
             </w:pPr>
             <w:r>
-              <w:t xml:space="preserve">U271</w:t>
+              <w:t xml:space="preserve">U286</w:t>
             </w:r>
           </w:p>
         </w:tc>
@@ -11017,7 +11587,7 @@
               <w:jc w:val="left"/>
             </w:pPr>
             <w:r>
-              <w:t xml:space="preserve">U272</w:t>
+              <w:t xml:space="preserve">U287</w:t>
             </w:r>
           </w:p>
         </w:tc>
@@ -11055,7 +11625,7 @@
               <w:jc w:val="left"/>
             </w:pPr>
             <w:r>
-              <w:t xml:space="preserve">U273</w:t>
+              <w:t xml:space="preserve">U288</w:t>
             </w:r>
           </w:p>
         </w:tc>
@@ -11093,7 +11663,7 @@
               <w:jc w:val="left"/>
             </w:pPr>
             <w:r>
-              <w:t xml:space="preserve">U274</w:t>
+              <w:t xml:space="preserve">U289</w:t>
             </w:r>
           </w:p>
         </w:tc>
@@ -11131,7 +11701,7 @@
               <w:jc w:val="left"/>
             </w:pPr>
             <w:r>
-              <w:t xml:space="preserve">U275</w:t>
+              <w:t xml:space="preserve">U290</w:t>
             </w:r>
           </w:p>
         </w:tc>
@@ -11233,7 +11803,7 @@
               <w:jc w:val="left"/>
             </w:pPr>
             <w:r>
-              <w:t xml:space="preserve">U276</w:t>
+              <w:t xml:space="preserve">U291</w:t>
             </w:r>
           </w:p>
         </w:tc>
@@ -11271,7 +11841,7 @@
               <w:jc w:val="left"/>
             </w:pPr>
             <w:r>
-              <w:t xml:space="preserve">U277</w:t>
+              <w:t xml:space="preserve">U292</w:t>
             </w:r>
           </w:p>
         </w:tc>
@@ -11309,7 +11879,7 @@
               <w:jc w:val="left"/>
             </w:pPr>
             <w:r>
-              <w:t xml:space="preserve">U278</w:t>
+              <w:t xml:space="preserve">U293</w:t>
             </w:r>
           </w:p>
         </w:tc>
@@ -11347,7 +11917,7 @@
               <w:jc w:val="left"/>
             </w:pPr>
             <w:r>
-              <w:t xml:space="preserve">U279</w:t>
+              <w:t xml:space="preserve">U294</w:t>
             </w:r>
           </w:p>
         </w:tc>
@@ -11385,7 +11955,7 @@
               <w:jc w:val="left"/>
             </w:pPr>
             <w:r>
-              <w:t xml:space="preserve">U280</w:t>
+              <w:t xml:space="preserve">U295</w:t>
             </w:r>
           </w:p>
         </w:tc>
@@ -11423,7 +11993,7 @@
               <w:jc w:val="left"/>
             </w:pPr>
             <w:r>
-              <w:t xml:space="preserve">U281</w:t>
+              <w:t xml:space="preserve">U296</w:t>
             </w:r>
           </w:p>
         </w:tc>
@@ -11461,7 +12031,7 @@
               <w:jc w:val="left"/>
             </w:pPr>
             <w:r>
-              <w:t xml:space="preserve">U282</w:t>
+              <w:t xml:space="preserve">U297</w:t>
             </w:r>
           </w:p>
         </w:tc>
@@ -11499,7 +12069,7 @@
               <w:jc w:val="left"/>
             </w:pPr>
             <w:r>
-              <w:t xml:space="preserve">U283</w:t>
+              <w:t xml:space="preserve">U298</w:t>
             </w:r>
           </w:p>
         </w:tc>
@@ -11537,7 +12107,7 @@
               <w:jc w:val="left"/>
             </w:pPr>
             <w:r>
-              <w:t xml:space="preserve">U284</w:t>
+              <w:t xml:space="preserve">U299</w:t>
             </w:r>
           </w:p>
         </w:tc>
@@ -11575,7 +12145,7 @@
               <w:jc w:val="left"/>
             </w:pPr>
             <w:r>
-              <w:t xml:space="preserve">U285</w:t>
+              <w:t xml:space="preserve">U300</w:t>
             </w:r>
           </w:p>
         </w:tc>
@@ -11613,7 +12183,7 @@
               <w:jc w:val="left"/>
             </w:pPr>
             <w:r>
-              <w:t xml:space="preserve">U286</w:t>
+              <w:t xml:space="preserve">U301</w:t>
             </w:r>
           </w:p>
         </w:tc>
@@ -11651,7 +12221,7 @@
               <w:jc w:val="left"/>
             </w:pPr>
             <w:r>
-              <w:t xml:space="preserve">U287</w:t>
+              <w:t xml:space="preserve">U302</w:t>
             </w:r>
           </w:p>
         </w:tc>
@@ -11689,7 +12259,7 @@
               <w:jc w:val="left"/>
             </w:pPr>
             <w:r>
-              <w:t xml:space="preserve">U288</w:t>
+              <w:t xml:space="preserve">U303</w:t>
             </w:r>
           </w:p>
         </w:tc>
@@ -11727,7 +12297,7 @@
               <w:jc w:val="left"/>
             </w:pPr>
             <w:r>
-              <w:t xml:space="preserve">U289</w:t>
+              <w:t xml:space="preserve">U304</w:t>
             </w:r>
           </w:p>
         </w:tc>
@@ -11765,7 +12335,7 @@
               <w:jc w:val="left"/>
             </w:pPr>
             <w:r>
-              <w:t xml:space="preserve">U290</w:t>
+              <w:t xml:space="preserve">U305</w:t>
             </w:r>
           </w:p>
         </w:tc>
@@ -11803,7 +12373,7 @@
               <w:jc w:val="left"/>
             </w:pPr>
             <w:r>
-              <w:t xml:space="preserve">U291</w:t>
+              <w:t xml:space="preserve">U306</w:t>
             </w:r>
           </w:p>
         </w:tc>
@@ -11841,7 +12411,7 @@
               <w:jc w:val="left"/>
             </w:pPr>
             <w:r>
-              <w:t xml:space="preserve">U292</w:t>
+              <w:t xml:space="preserve">U307</w:t>
             </w:r>
           </w:p>
         </w:tc>
@@ -11879,7 +12449,7 @@
               <w:jc w:val="left"/>
             </w:pPr>
             <w:r>
-              <w:t xml:space="preserve">U293</w:t>
+              <w:t xml:space="preserve">U308</w:t>
             </w:r>
           </w:p>
         </w:tc>
@@ -11917,7 +12487,7 @@
               <w:jc w:val="left"/>
             </w:pPr>
             <w:r>
-              <w:t xml:space="preserve">U294</w:t>
+              <w:t xml:space="preserve">U309</w:t>
             </w:r>
           </w:p>
         </w:tc>
@@ -11955,7 +12525,7 @@
               <w:jc w:val="left"/>
             </w:pPr>
             <w:r>
-              <w:t xml:space="preserve">U295</w:t>
+              <w:t xml:space="preserve">U310</w:t>
             </w:r>
           </w:p>
         </w:tc>
@@ -11993,7 +12563,7 @@
               <w:jc w:val="left"/>
             </w:pPr>
             <w:r>
-              <w:t xml:space="preserve">U296</w:t>
+              <w:t xml:space="preserve">U311</w:t>
             </w:r>
           </w:p>
         </w:tc>
@@ -12031,7 +12601,7 @@
               <w:jc w:val="left"/>
             </w:pPr>
             <w:r>
-              <w:t xml:space="preserve">U297</w:t>
+              <w:t xml:space="preserve">U312</w:t>
             </w:r>
           </w:p>
         </w:tc>
@@ -12069,7 +12639,7 @@
               <w:jc w:val="left"/>
             </w:pPr>
             <w:r>
-              <w:t xml:space="preserve">U298</w:t>
+              <w:t xml:space="preserve">U313</w:t>
             </w:r>
           </w:p>
         </w:tc>
@@ -12107,7 +12677,7 @@
               <w:jc w:val="left"/>
             </w:pPr>
             <w:r>
-              <w:t xml:space="preserve">U299</w:t>
+              <w:t xml:space="preserve">U314</w:t>
             </w:r>
           </w:p>
         </w:tc>
@@ -12145,7 +12715,7 @@
               <w:jc w:val="left"/>
             </w:pPr>
             <w:r>
-              <w:t xml:space="preserve">U300</w:t>
+              <w:t xml:space="preserve">U315</w:t>
             </w:r>
           </w:p>
         </w:tc>
@@ -12183,7 +12753,7 @@
               <w:jc w:val="left"/>
             </w:pPr>
             <w:r>
-              <w:t xml:space="preserve">U301</w:t>
+              <w:t xml:space="preserve">U316</w:t>
             </w:r>
           </w:p>
         </w:tc>
@@ -12221,7 +12791,7 @@
               <w:jc w:val="left"/>
             </w:pPr>
             <w:r>
-              <w:t xml:space="preserve">U302</w:t>
+              <w:t xml:space="preserve">U317</w:t>
             </w:r>
           </w:p>
         </w:tc>
@@ -12259,7 +12829,7 @@
               <w:jc w:val="left"/>
             </w:pPr>
             <w:r>
-              <w:t xml:space="preserve">U303</w:t>
+              <w:t xml:space="preserve">U318</w:t>
             </w:r>
           </w:p>
         </w:tc>
@@ -12297,7 +12867,7 @@
               <w:jc w:val="left"/>
             </w:pPr>
             <w:r>
-              <w:t xml:space="preserve">U304</w:t>
+              <w:t xml:space="preserve">U319</w:t>
             </w:r>
           </w:p>
         </w:tc>
@@ -12335,7 +12905,7 @@
               <w:jc w:val="left"/>
             </w:pPr>
             <w:r>
-              <w:t xml:space="preserve">U305</w:t>
+              <w:t xml:space="preserve">U320</w:t>
             </w:r>
           </w:p>
         </w:tc>
@@ -12373,7 +12943,7 @@
               <w:jc w:val="left"/>
             </w:pPr>
             <w:r>
-              <w:t xml:space="preserve">U306</w:t>
+              <w:t xml:space="preserve">U321</w:t>
             </w:r>
           </w:p>
         </w:tc>
@@ -12411,7 +12981,7 @@
               <w:jc w:val="left"/>
             </w:pPr>
             <w:r>
-              <w:t xml:space="preserve">U307</w:t>
+              <w:t xml:space="preserve">U322</w:t>
             </w:r>
           </w:p>
         </w:tc>
@@ -12449,7 +13019,7 @@
               <w:jc w:val="left"/>
             </w:pPr>
             <w:r>
-              <w:t xml:space="preserve">U308</w:t>
+              <w:t xml:space="preserve">U323</w:t>
             </w:r>
           </w:p>
         </w:tc>
@@ -12487,7 +13057,7 @@
               <w:jc w:val="left"/>
             </w:pPr>
             <w:r>
-              <w:t xml:space="preserve">U309</w:t>
+              <w:t xml:space="preserve">U324</w:t>
             </w:r>
           </w:p>
         </w:tc>
@@ -12525,7 +13095,7 @@
               <w:jc w:val="left"/>
             </w:pPr>
             <w:r>
-              <w:t xml:space="preserve">U310</w:t>
+              <w:t xml:space="preserve">U325</w:t>
             </w:r>
           </w:p>
         </w:tc>
@@ -12563,7 +13133,7 @@
               <w:jc w:val="left"/>
             </w:pPr>
             <w:r>
-              <w:t xml:space="preserve">U311</w:t>
+              <w:t xml:space="preserve">U326</w:t>
             </w:r>
           </w:p>
         </w:tc>
@@ -12601,7 +13171,7 @@
               <w:jc w:val="left"/>
             </w:pPr>
             <w:r>
-              <w:t xml:space="preserve">U312</w:t>
+              <w:t xml:space="preserve">U327</w:t>
             </w:r>
           </w:p>
         </w:tc>
@@ -12639,7 +13209,7 @@
               <w:jc w:val="left"/>
             </w:pPr>
             <w:r>
-              <w:t xml:space="preserve">U313</w:t>
+              <w:t xml:space="preserve">U328</w:t>
             </w:r>
           </w:p>
         </w:tc>
@@ -12677,7 +13247,7 @@
               <w:jc w:val="left"/>
             </w:pPr>
             <w:r>
-              <w:t xml:space="preserve">U314</w:t>
+              <w:t xml:space="preserve">U329</w:t>
             </w:r>
           </w:p>
         </w:tc>
@@ -12715,7 +13285,7 @@
               <w:jc w:val="left"/>
             </w:pPr>
             <w:r>
-              <w:t xml:space="preserve">U315</w:t>
+              <w:t xml:space="preserve">U330</w:t>
             </w:r>
           </w:p>
         </w:tc>
@@ -12753,7 +13323,7 @@
               <w:jc w:val="left"/>
             </w:pPr>
             <w:r>
-              <w:t xml:space="preserve">U316</w:t>
+              <w:t xml:space="preserve">U331</w:t>
             </w:r>
           </w:p>
         </w:tc>
@@ -12791,7 +13361,7 @@
               <w:jc w:val="left"/>
             </w:pPr>
             <w:r>
-              <w:t xml:space="preserve">U317</w:t>
+              <w:t xml:space="preserve">U332</w:t>
             </w:r>
           </w:p>
         </w:tc>
@@ -12829,7 +13399,7 @@
               <w:jc w:val="left"/>
             </w:pPr>
             <w:r>
-              <w:t xml:space="preserve">U318</w:t>
+              <w:t xml:space="preserve">U333</w:t>
             </w:r>
           </w:p>
         </w:tc>
@@ -12867,7 +13437,7 @@
               <w:jc w:val="left"/>
             </w:pPr>
             <w:r>
-              <w:t xml:space="preserve">U319</w:t>
+              <w:t xml:space="preserve">U334</w:t>
             </w:r>
           </w:p>
         </w:tc>
@@ -12905,7 +13475,7 @@
               <w:jc w:val="left"/>
             </w:pPr>
             <w:r>
-              <w:t xml:space="preserve">U320</w:t>
+              <w:t xml:space="preserve">U335</w:t>
             </w:r>
           </w:p>
         </w:tc>
@@ -12943,7 +13513,7 @@
               <w:jc w:val="left"/>
             </w:pPr>
             <w:r>
-              <w:t xml:space="preserve">U321</w:t>
+              <w:t xml:space="preserve">U336</w:t>
             </w:r>
           </w:p>
         </w:tc>
@@ -12981,7 +13551,7 @@
               <w:jc w:val="left"/>
             </w:pPr>
             <w:r>
-              <w:t xml:space="preserve">U322</w:t>
+              <w:t xml:space="preserve">U337</w:t>
             </w:r>
           </w:p>
         </w:tc>
@@ -13019,7 +13589,7 @@
               <w:jc w:val="left"/>
             </w:pPr>
             <w:r>
-              <w:t xml:space="preserve">U323</w:t>
+              <w:t xml:space="preserve">U338</w:t>
             </w:r>
           </w:p>
         </w:tc>
@@ -13057,7 +13627,7 @@
               <w:jc w:val="left"/>
             </w:pPr>
             <w:r>
-              <w:t xml:space="preserve">U324</w:t>
+              <w:t xml:space="preserve">U339</w:t>
             </w:r>
           </w:p>
         </w:tc>
@@ -13095,7 +13665,7 @@
               <w:jc w:val="left"/>
             </w:pPr>
             <w:r>
-              <w:t xml:space="preserve">U325</w:t>
+              <w:t xml:space="preserve">U340</w:t>
             </w:r>
           </w:p>
         </w:tc>
@@ -13133,7 +13703,7 @@
               <w:jc w:val="left"/>
             </w:pPr>
             <w:r>
-              <w:t xml:space="preserve">U326</w:t>
+              <w:t xml:space="preserve">U341</w:t>
             </w:r>
           </w:p>
         </w:tc>
@@ -13171,7 +13741,7 @@
               <w:jc w:val="left"/>
             </w:pPr>
             <w:r>
-              <w:t xml:space="preserve">U327</w:t>
+              <w:t xml:space="preserve">U342</w:t>
             </w:r>
           </w:p>
         </w:tc>
@@ -13209,7 +13779,7 @@
               <w:jc w:val="left"/>
             </w:pPr>
             <w:r>
-              <w:t xml:space="preserve">U328</w:t>
+              <w:t xml:space="preserve">U343</w:t>
             </w:r>
           </w:p>
         </w:tc>
@@ -13247,7 +13817,7 @@
               <w:jc w:val="left"/>
             </w:pPr>
             <w:r>
-              <w:t xml:space="preserve">U329</w:t>
+              <w:t xml:space="preserve">U344</w:t>
             </w:r>
           </w:p>
         </w:tc>
@@ -13285,7 +13855,7 @@
               <w:jc w:val="left"/>
             </w:pPr>
             <w:r>
-              <w:t xml:space="preserve">U330</w:t>
+              <w:t xml:space="preserve">U345</w:t>
             </w:r>
           </w:p>
         </w:tc>
@@ -13323,7 +13893,7 @@
               <w:jc w:val="left"/>
             </w:pPr>
             <w:r>
-              <w:t xml:space="preserve">U331</w:t>
+              <w:t xml:space="preserve">U346</w:t>
             </w:r>
           </w:p>
         </w:tc>
@@ -13361,7 +13931,7 @@
               <w:jc w:val="left"/>
             </w:pPr>
             <w:r>
-              <w:t xml:space="preserve">U332</w:t>
+              <w:t xml:space="preserve">U347</w:t>
             </w:r>
           </w:p>
         </w:tc>
@@ -13399,7 +13969,7 @@
               <w:jc w:val="left"/>
             </w:pPr>
             <w:r>
-              <w:t xml:space="preserve">U333</w:t>
+              <w:t xml:space="preserve">U348</w:t>
             </w:r>
           </w:p>
         </w:tc>
@@ -13437,7 +14007,7 @@
               <w:jc w:val="left"/>
             </w:pPr>
             <w:r>
-              <w:t xml:space="preserve">U334</w:t>
+              <w:t xml:space="preserve">U349</w:t>
             </w:r>
           </w:p>
         </w:tc>
@@ -13475,7 +14045,7 @@
               <w:jc w:val="left"/>
             </w:pPr>
             <w:r>
-              <w:t xml:space="preserve">U335</w:t>
+              <w:t xml:space="preserve">U350</w:t>
             </w:r>
           </w:p>
         </w:tc>
@@ -13513,7 +14083,7 @@
               <w:jc w:val="left"/>
             </w:pPr>
             <w:r>
-              <w:t xml:space="preserve">U336</w:t>
+              <w:t xml:space="preserve">U351</w:t>
             </w:r>
           </w:p>
         </w:tc>
@@ -13551,7 +14121,7 @@
               <w:jc w:val="left"/>
             </w:pPr>
             <w:r>
-              <w:t xml:space="preserve">U337</w:t>
+              <w:t xml:space="preserve">U352</w:t>
             </w:r>
           </w:p>
         </w:tc>
@@ -13589,7 +14159,7 @@
               <w:jc w:val="left"/>
             </w:pPr>
             <w:r>
-              <w:t xml:space="preserve">U338</w:t>
+              <w:t xml:space="preserve">U353</w:t>
             </w:r>
           </w:p>
         </w:tc>
@@ -13627,7 +14197,7 @@
               <w:jc w:val="left"/>
             </w:pPr>
             <w:r>
-              <w:t xml:space="preserve">U339</w:t>
+              <w:t xml:space="preserve">U354</w:t>
             </w:r>
           </w:p>
         </w:tc>
@@ -13665,7 +14235,7 @@
               <w:jc w:val="left"/>
             </w:pPr>
             <w:r>
-              <w:t xml:space="preserve">U340</w:t>
+              <w:t xml:space="preserve">U355</w:t>
             </w:r>
           </w:p>
         </w:tc>
@@ -13703,7 +14273,7 @@
               <w:jc w:val="left"/>
             </w:pPr>
             <w:r>
-              <w:t xml:space="preserve">U341</w:t>
+              <w:t xml:space="preserve">U356</w:t>
             </w:r>
           </w:p>
         </w:tc>
@@ -13741,7 +14311,7 @@
               <w:jc w:val="left"/>
             </w:pPr>
             <w:r>
-              <w:t xml:space="preserve">U342</w:t>
+              <w:t xml:space="preserve">U357</w:t>
             </w:r>
           </w:p>
         </w:tc>
@@ -13779,7 +14349,7 @@
               <w:jc w:val="left"/>
             </w:pPr>
             <w:r>
-              <w:t xml:space="preserve">U343</w:t>
+              <w:t xml:space="preserve">U358</w:t>
             </w:r>
           </w:p>
         </w:tc>
@@ -13817,7 +14387,7 @@
               <w:jc w:val="left"/>
             </w:pPr>
             <w:r>
-              <w:t xml:space="preserve">U344</w:t>
+              <w:t xml:space="preserve">U359</w:t>
             </w:r>
           </w:p>
         </w:tc>
@@ -13855,7 +14425,7 @@
               <w:jc w:val="left"/>
             </w:pPr>
             <w:r>
-              <w:t xml:space="preserve">U345</w:t>
+              <w:t xml:space="preserve">U360</w:t>
             </w:r>
           </w:p>
         </w:tc>
@@ -13893,7 +14463,7 @@
               <w:jc w:val="left"/>
             </w:pPr>
             <w:r>
-              <w:t xml:space="preserve">U346</w:t>
+              <w:t xml:space="preserve">U361</w:t>
             </w:r>
           </w:p>
         </w:tc>
@@ -13931,7 +14501,7 @@
               <w:jc w:val="left"/>
             </w:pPr>
             <w:r>
-              <w:t xml:space="preserve">U347</w:t>
+              <w:t xml:space="preserve">U362</w:t>
             </w:r>
           </w:p>
         </w:tc>
@@ -13969,7 +14539,7 @@
               <w:jc w:val="left"/>
             </w:pPr>
             <w:r>
-              <w:t xml:space="preserve">U348</w:t>
+              <w:t xml:space="preserve">U363</w:t>
             </w:r>
           </w:p>
         </w:tc>
@@ -14007,7 +14577,7 @@
               <w:jc w:val="left"/>
             </w:pPr>
             <w:r>
-              <w:t xml:space="preserve">U349</w:t>
+              <w:t xml:space="preserve">U364</w:t>
             </w:r>
           </w:p>
         </w:tc>
@@ -14045,7 +14615,7 @@
               <w:jc w:val="left"/>
             </w:pPr>
             <w:r>
-              <w:t xml:space="preserve">U350</w:t>
+              <w:t xml:space="preserve">U365</w:t>
             </w:r>
           </w:p>
         </w:tc>
@@ -14147,7 +14717,7 @@
               <w:jc w:val="left"/>
             </w:pPr>
             <w:r>
-              <w:t xml:space="preserve">U351</w:t>
+              <w:t xml:space="preserve">U366</w:t>
             </w:r>
           </w:p>
         </w:tc>
@@ -14185,7 +14755,7 @@
               <w:jc w:val="left"/>
             </w:pPr>
             <w:r>
-              <w:t xml:space="preserve">U352</w:t>
+              <w:t xml:space="preserve">U367</w:t>
             </w:r>
           </w:p>
         </w:tc>
@@ -14223,7 +14793,7 @@
               <w:jc w:val="left"/>
             </w:pPr>
             <w:r>
-              <w:t xml:space="preserve">U353</w:t>
+              <w:t xml:space="preserve">U368</w:t>
             </w:r>
           </w:p>
         </w:tc>
@@ -14261,7 +14831,7 @@
               <w:jc w:val="left"/>
             </w:pPr>
             <w:r>
-              <w:t xml:space="preserve">U354</w:t>
+              <w:t xml:space="preserve">U369</w:t>
             </w:r>
           </w:p>
         </w:tc>
@@ -14299,7 +14869,7 @@
               <w:jc w:val="left"/>
             </w:pPr>
             <w:r>
-              <w:t xml:space="preserve">U355</w:t>
+              <w:t xml:space="preserve">U370</w:t>
             </w:r>
           </w:p>
         </w:tc>
@@ -14337,7 +14907,7 @@
               <w:jc w:val="left"/>
             </w:pPr>
             <w:r>
-              <w:t xml:space="preserve">U356</w:t>
+              <w:t xml:space="preserve">U371</w:t>
             </w:r>
           </w:p>
         </w:tc>
@@ -14375,7 +14945,7 @@
               <w:jc w:val="left"/>
             </w:pPr>
             <w:r>
-              <w:t xml:space="preserve">U357</w:t>
+              <w:t xml:space="preserve">U372</w:t>
             </w:r>
           </w:p>
         </w:tc>
@@ -14413,7 +14983,7 @@
               <w:jc w:val="left"/>
             </w:pPr>
             <w:r>
-              <w:t xml:space="preserve">U358</w:t>
+              <w:t xml:space="preserve">U373</w:t>
             </w:r>
           </w:p>
         </w:tc>
@@ -14451,7 +15021,7 @@
               <w:jc w:val="left"/>
             </w:pPr>
             <w:r>
-              <w:t xml:space="preserve">U359</w:t>
+              <w:t xml:space="preserve">U374</w:t>
             </w:r>
           </w:p>
         </w:tc>
@@ -14489,7 +15059,7 @@
               <w:jc w:val="left"/>
             </w:pPr>
             <w:r>
-              <w:t xml:space="preserve">U360</w:t>
+              <w:t xml:space="preserve">U375</w:t>
             </w:r>
           </w:p>
         </w:tc>
@@ -14527,7 +15097,7 @@
               <w:jc w:val="left"/>
             </w:pPr>
             <w:r>
-              <w:t xml:space="preserve">U361</w:t>
+              <w:t xml:space="preserve">U376</w:t>
             </w:r>
           </w:p>
         </w:tc>
@@ -14565,7 +15135,7 @@
               <w:jc w:val="left"/>
             </w:pPr>
             <w:r>
-              <w:t xml:space="preserve">U362</w:t>
+              <w:t xml:space="preserve">U377</w:t>
             </w:r>
           </w:p>
         </w:tc>
@@ -14603,7 +15173,7 @@
               <w:jc w:val="left"/>
             </w:pPr>
             <w:r>
-              <w:t xml:space="preserve">U363</w:t>
+              <w:t xml:space="preserve">U378</w:t>
             </w:r>
           </w:p>
         </w:tc>
@@ -14641,7 +15211,7 @@
               <w:jc w:val="left"/>
             </w:pPr>
             <w:r>
-              <w:t xml:space="preserve">U364</w:t>
+              <w:t xml:space="preserve">U379</w:t>
             </w:r>
           </w:p>
         </w:tc>
@@ -14679,7 +15249,7 @@
               <w:jc w:val="left"/>
             </w:pPr>
             <w:r>
-              <w:t xml:space="preserve">U365</w:t>
+              <w:t xml:space="preserve">U380</w:t>
             </w:r>
           </w:p>
         </w:tc>
@@ -14717,7 +15287,7 @@
               <w:jc w:val="left"/>
             </w:pPr>
             <w:r>
-              <w:t xml:space="preserve">U366</w:t>
+              <w:t xml:space="preserve">U381</w:t>
             </w:r>
           </w:p>
         </w:tc>
@@ -14755,7 +15325,7 @@
               <w:jc w:val="left"/>
             </w:pPr>
             <w:r>
-              <w:t xml:space="preserve">U367</w:t>
+              <w:t xml:space="preserve">U382</w:t>
             </w:r>
           </w:p>
         </w:tc>
@@ -14793,7 +15363,7 @@
               <w:jc w:val="left"/>
             </w:pPr>
             <w:r>
-              <w:t xml:space="preserve">U368</w:t>
+              <w:t xml:space="preserve">U383</w:t>
             </w:r>
           </w:p>
         </w:tc>
@@ -14831,7 +15401,7 @@
               <w:jc w:val="left"/>
             </w:pPr>
             <w:r>
-              <w:t xml:space="preserve">U369</w:t>
+              <w:t xml:space="preserve">U384</w:t>
             </w:r>
           </w:p>
         </w:tc>
@@ -14869,7 +15439,7 @@
               <w:jc w:val="left"/>
             </w:pPr>
             <w:r>
-              <w:t xml:space="preserve">U370</w:t>
+              <w:t xml:space="preserve">U385</w:t>
             </w:r>
           </w:p>
         </w:tc>
@@ -14907,7 +15477,7 @@
               <w:jc w:val="left"/>
             </w:pPr>
             <w:r>
-              <w:t xml:space="preserve">U371</w:t>
+              <w:t xml:space="preserve">U386</w:t>
             </w:r>
           </w:p>
         </w:tc>
@@ -14945,7 +15515,7 @@
               <w:jc w:val="left"/>
             </w:pPr>
             <w:r>
-              <w:t xml:space="preserve">U372</w:t>
+              <w:t xml:space="preserve">U387</w:t>
             </w:r>
           </w:p>
         </w:tc>
@@ -14983,7 +15553,7 @@
               <w:jc w:val="left"/>
             </w:pPr>
             <w:r>
-              <w:t xml:space="preserve">U373</w:t>
+              <w:t xml:space="preserve">U388</w:t>
             </w:r>
           </w:p>
         </w:tc>
@@ -15021,7 +15591,7 @@
               <w:jc w:val="left"/>
             </w:pPr>
             <w:r>
-              <w:t xml:space="preserve">U374</w:t>
+              <w:t xml:space="preserve">U389</w:t>
             </w:r>
           </w:p>
         </w:tc>
@@ -15059,7 +15629,7 @@
               <w:jc w:val="left"/>
             </w:pPr>
             <w:r>
-              <w:t xml:space="preserve">U375</w:t>
+              <w:t xml:space="preserve">U390</w:t>
             </w:r>
           </w:p>
         </w:tc>
@@ -15097,7 +15667,7 @@
               <w:jc w:val="left"/>
             </w:pPr>
             <w:r>
-              <w:t xml:space="preserve">U376</w:t>
+              <w:t xml:space="preserve">U391</w:t>
             </w:r>
           </w:p>
         </w:tc>
@@ -15135,7 +15705,7 @@
               <w:jc w:val="left"/>
             </w:pPr>
             <w:r>
-              <w:t xml:space="preserve">U377</w:t>
+              <w:t xml:space="preserve">U392</w:t>
             </w:r>
           </w:p>
         </w:tc>
@@ -15173,7 +15743,7 @@
               <w:jc w:val="left"/>
             </w:pPr>
             <w:r>
-              <w:t xml:space="preserve">U378</w:t>
+              <w:t xml:space="preserve">U393</w:t>
             </w:r>
           </w:p>
         </w:tc>
@@ -15211,7 +15781,7 @@
               <w:jc w:val="left"/>
             </w:pPr>
             <w:r>
-              <w:t xml:space="preserve">U379</w:t>
+              <w:t xml:space="preserve">U394</w:t>
             </w:r>
           </w:p>
         </w:tc>
@@ -15249,7 +15819,7 @@
               <w:jc w:val="left"/>
             </w:pPr>
             <w:r>
-              <w:t xml:space="preserve">U380</w:t>
+              <w:t xml:space="preserve">U395</w:t>
             </w:r>
           </w:p>
         </w:tc>
@@ -15287,7 +15857,7 @@
               <w:jc w:val="left"/>
             </w:pPr>
             <w:r>
-              <w:t xml:space="preserve">U381</w:t>
+              <w:t xml:space="preserve">U396</w:t>
             </w:r>
           </w:p>
         </w:tc>
@@ -15325,7 +15895,7 @@
               <w:jc w:val="left"/>
             </w:pPr>
             <w:r>
-              <w:t xml:space="preserve">U382</w:t>
+              <w:t xml:space="preserve">U397</w:t>
             </w:r>
           </w:p>
         </w:tc>
@@ -15363,7 +15933,7 @@
               <w:jc w:val="left"/>
             </w:pPr>
             <w:r>
-              <w:t xml:space="preserve">U383</w:t>
+              <w:t xml:space="preserve">U398</w:t>
             </w:r>
           </w:p>
         </w:tc>
@@ -15401,7 +15971,7 @@
               <w:jc w:val="left"/>
             </w:pPr>
             <w:r>
-              <w:t xml:space="preserve">U384</w:t>
+              <w:t xml:space="preserve">U399</w:t>
             </w:r>
           </w:p>
         </w:tc>
@@ -15439,7 +16009,7 @@
               <w:jc w:val="left"/>
             </w:pPr>
             <w:r>
-              <w:t xml:space="preserve">U385</w:t>
+              <w:t xml:space="preserve">U400</w:t>
             </w:r>
           </w:p>
         </w:tc>
@@ -15477,7 +16047,7 @@
               <w:jc w:val="left"/>
             </w:pPr>
             <w:r>
-              <w:t xml:space="preserve">U386</w:t>
+              <w:t xml:space="preserve">U401</w:t>
             </w:r>
           </w:p>
         </w:tc>
@@ -15515,7 +16085,7 @@
               <w:jc w:val="left"/>
             </w:pPr>
             <w:r>
-              <w:t xml:space="preserve">U387</w:t>
+              <w:t xml:space="preserve">U402</w:t>
             </w:r>
           </w:p>
         </w:tc>
@@ -15553,7 +16123,7 @@
               <w:jc w:val="left"/>
             </w:pPr>
             <w:r>
-              <w:t xml:space="preserve">U388</w:t>
+              <w:t xml:space="preserve">U403</w:t>
             </w:r>
           </w:p>
         </w:tc>
@@ -15591,7 +16161,7 @@
               <w:jc w:val="left"/>
             </w:pPr>
             <w:r>
-              <w:t xml:space="preserve">U389</w:t>
+              <w:t xml:space="preserve">U404</w:t>
             </w:r>
           </w:p>
         </w:tc>
@@ -15629,7 +16199,7 @@
               <w:jc w:val="left"/>
             </w:pPr>
             <w:r>
-              <w:t xml:space="preserve">U390</w:t>
+              <w:t xml:space="preserve">U405</w:t>
             </w:r>
           </w:p>
         </w:tc>
@@ -15667,7 +16237,7 @@
               <w:jc w:val="left"/>
             </w:pPr>
             <w:r>
-              <w:t xml:space="preserve">U391</w:t>
+              <w:t xml:space="preserve">U406</w:t>
             </w:r>
           </w:p>
         </w:tc>
@@ -15705,7 +16275,7 @@
               <w:jc w:val="left"/>
             </w:pPr>
             <w:r>
-              <w:t xml:space="preserve">U392</w:t>
+              <w:t xml:space="preserve">U407</w:t>
             </w:r>
           </w:p>
         </w:tc>
@@ -15751,7 +16321,7 @@
               <w:jc w:val="left"/>
             </w:pPr>
             <w:r>
-              <w:t xml:space="preserve">U393</w:t>
+              <w:t xml:space="preserve">U408</w:t>
             </w:r>
           </w:p>
         </w:tc>
@@ -15797,7 +16367,7 @@
               <w:jc w:val="left"/>
             </w:pPr>
             <w:r>
-              <w:t xml:space="preserve">U394</w:t>
+              <w:t xml:space="preserve">U409</w:t>
             </w:r>
           </w:p>
         </w:tc>
@@ -15843,7 +16413,7 @@
               <w:jc w:val="left"/>
             </w:pPr>
             <w:r>
-              <w:t xml:space="preserve">U395</w:t>
+              <w:t xml:space="preserve">U410</w:t>
             </w:r>
           </w:p>
         </w:tc>
@@ -15881,7 +16451,7 @@
               <w:jc w:val="left"/>
             </w:pPr>
             <w:r>
-              <w:t xml:space="preserve">U396</w:t>
+              <w:t xml:space="preserve">U411</w:t>
             </w:r>
           </w:p>
         </w:tc>
@@ -15919,7 +16489,7 @@
               <w:jc w:val="left"/>
             </w:pPr>
             <w:r>
-              <w:t xml:space="preserve">U397</w:t>
+              <w:t xml:space="preserve">U412</w:t>
             </w:r>
           </w:p>
         </w:tc>
@@ -15957,7 +16527,7 @@
               <w:jc w:val="left"/>
             </w:pPr>
             <w:r>
-              <w:t xml:space="preserve">U398</w:t>
+              <w:t xml:space="preserve">U413</w:t>
             </w:r>
           </w:p>
         </w:tc>
@@ -15995,7 +16565,7 @@
               <w:jc w:val="left"/>
             </w:pPr>
             <w:r>
-              <w:t xml:space="preserve">U399</w:t>
+              <w:t xml:space="preserve">U414</w:t>
             </w:r>
           </w:p>
         </w:tc>
@@ -16033,7 +16603,7 @@
               <w:jc w:val="left"/>
             </w:pPr>
             <w:r>
-              <w:t xml:space="preserve">U400</w:t>
+              <w:t xml:space="preserve">U415</w:t>
             </w:r>
           </w:p>
         </w:tc>
@@ -16071,7 +16641,7 @@
               <w:jc w:val="left"/>
             </w:pPr>
             <w:r>
-              <w:t xml:space="preserve">U401</w:t>
+              <w:t xml:space="preserve">U416</w:t>
             </w:r>
           </w:p>
         </w:tc>
@@ -16109,7 +16679,7 @@
               <w:jc w:val="left"/>
             </w:pPr>
             <w:r>
-              <w:t xml:space="preserve">U402</w:t>
+              <w:t xml:space="preserve">U417</w:t>
             </w:r>
           </w:p>
         </w:tc>
@@ -16147,7 +16717,7 @@
               <w:jc w:val="left"/>
             </w:pPr>
             <w:r>
-              <w:t xml:space="preserve">U403</w:t>
+              <w:t xml:space="preserve">U418</w:t>
             </w:r>
           </w:p>
         </w:tc>
@@ -16185,7 +16755,7 @@
               <w:jc w:val="left"/>
             </w:pPr>
             <w:r>
-              <w:t xml:space="preserve">U404</w:t>
+              <w:t xml:space="preserve">U419</w:t>
             </w:r>
           </w:p>
         </w:tc>
@@ -16231,7 +16801,7 @@
               <w:jc w:val="left"/>
             </w:pPr>
             <w:r>
-              <w:t xml:space="preserve">U405</w:t>
+              <w:t xml:space="preserve">U420</w:t>
             </w:r>
           </w:p>
         </w:tc>
@@ -16269,7 +16839,7 @@
               <w:jc w:val="left"/>
             </w:pPr>
             <w:r>
-              <w:t xml:space="preserve">U406</w:t>
+              <w:t xml:space="preserve">U421</w:t>
             </w:r>
           </w:p>
         </w:tc>
@@ -16307,7 +16877,7 @@
               <w:jc w:val="left"/>
             </w:pPr>
             <w:r>
-              <w:t xml:space="preserve">U407</w:t>
+              <w:t xml:space="preserve">U422</w:t>
             </w:r>
           </w:p>
         </w:tc>
@@ -16345,7 +16915,7 @@
               <w:jc w:val="left"/>
             </w:pPr>
             <w:r>
-              <w:t xml:space="preserve">U408</w:t>
+              <w:t xml:space="preserve">U423</w:t>
             </w:r>
           </w:p>
         </w:tc>
@@ -16383,7 +16953,7 @@
               <w:jc w:val="left"/>
             </w:pPr>
             <w:r>
-              <w:t xml:space="preserve">U409</w:t>
+              <w:t xml:space="preserve">U424</w:t>
             </w:r>
           </w:p>
         </w:tc>
@@ -16421,7 +16991,7 @@
               <w:jc w:val="left"/>
             </w:pPr>
             <w:r>
-              <w:t xml:space="preserve">U410</w:t>
+              <w:t xml:space="preserve">U425</w:t>
             </w:r>
           </w:p>
         </w:tc>
@@ -16523,7 +17093,7 @@
               <w:jc w:val="left"/>
             </w:pPr>
             <w:r>
-              <w:t xml:space="preserve">U411</w:t>
+              <w:t xml:space="preserve">U426</w:t>
             </w:r>
           </w:p>
         </w:tc>
@@ -16561,7 +17131,7 @@
               <w:jc w:val="left"/>
             </w:pPr>
             <w:r>
-              <w:t xml:space="preserve">U412</w:t>
+              <w:t xml:space="preserve">U427</w:t>
             </w:r>
           </w:p>
         </w:tc>
@@ -16599,7 +17169,7 @@
               <w:jc w:val="left"/>
             </w:pPr>
             <w:r>
-              <w:t xml:space="preserve">U413</w:t>
+              <w:t xml:space="preserve">U428</w:t>
             </w:r>
           </w:p>
         </w:tc>
@@ -16637,7 +17207,7 @@
               <w:jc w:val="left"/>
             </w:pPr>
             <w:r>
-              <w:t xml:space="preserve">U414</w:t>
+              <w:t xml:space="preserve">U429</w:t>
             </w:r>
           </w:p>
         </w:tc>
@@ -16675,7 +17245,7 @@
               <w:jc w:val="left"/>
             </w:pPr>
             <w:r>
-              <w:t xml:space="preserve">U415</w:t>
+              <w:t xml:space="preserve">U430</w:t>
             </w:r>
           </w:p>
         </w:tc>
@@ -16713,7 +17283,7 @@
               <w:jc w:val="left"/>
             </w:pPr>
             <w:r>
-              <w:t xml:space="preserve">U416</w:t>
+              <w:t xml:space="preserve">U431</w:t>
             </w:r>
           </w:p>
         </w:tc>
@@ -16751,7 +17321,7 @@
               <w:jc w:val="left"/>
             </w:pPr>
             <w:r>
-              <w:t xml:space="preserve">U417</w:t>
+              <w:t xml:space="preserve">U432</w:t>
             </w:r>
           </w:p>
         </w:tc>
@@ -16789,7 +17359,7 @@
               <w:jc w:val="left"/>
             </w:pPr>
             <w:r>
-              <w:t xml:space="preserve">U418</w:t>
+              <w:t xml:space="preserve">U433</w:t>
             </w:r>
           </w:p>
         </w:tc>
@@ -16827,7 +17397,7 @@
               <w:jc w:val="left"/>
             </w:pPr>
             <w:r>
-              <w:t xml:space="preserve">U419</w:t>
+              <w:t xml:space="preserve">U434</w:t>
             </w:r>
           </w:p>
         </w:tc>
@@ -16865,7 +17435,7 @@
               <w:jc w:val="left"/>
             </w:pPr>
             <w:r>
-              <w:t xml:space="preserve">U420</w:t>
+              <w:t xml:space="preserve">U435</w:t>
             </w:r>
           </w:p>
         </w:tc>
@@ -16903,7 +17473,7 @@
               <w:jc w:val="left"/>
             </w:pPr>
             <w:r>
-              <w:t xml:space="preserve">U421</w:t>
+              <w:t xml:space="preserve">U436</w:t>
             </w:r>
           </w:p>
         </w:tc>
@@ -16941,7 +17511,7 @@
               <w:jc w:val="left"/>
             </w:pPr>
             <w:r>
-              <w:t xml:space="preserve">U422</w:t>
+              <w:t xml:space="preserve">U437</w:t>
             </w:r>
           </w:p>
         </w:tc>
@@ -16979,7 +17549,7 @@
               <w:jc w:val="left"/>
             </w:pPr>
             <w:r>
-              <w:t xml:space="preserve">U423</w:t>
+              <w:t xml:space="preserve">U438</w:t>
             </w:r>
           </w:p>
         </w:tc>
@@ -17017,7 +17587,7 @@
               <w:jc w:val="left"/>
             </w:pPr>
             <w:r>
-              <w:t xml:space="preserve">U424</w:t>
+              <w:t xml:space="preserve">U439</w:t>
             </w:r>
           </w:p>
         </w:tc>
@@ -17055,7 +17625,7 @@
               <w:jc w:val="left"/>
             </w:pPr>
             <w:r>
-              <w:t xml:space="preserve">U425</w:t>
+              <w:t xml:space="preserve">U440</w:t>
             </w:r>
           </w:p>
         </w:tc>
@@ -17101,7 +17671,7 @@
               <w:jc w:val="left"/>
             </w:pPr>
             <w:r>
-              <w:t xml:space="preserve">U426</w:t>
+              <w:t xml:space="preserve">U441</w:t>
             </w:r>
           </w:p>
         </w:tc>
@@ -17139,7 +17709,7 @@
               <w:jc w:val="left"/>
             </w:pPr>
             <w:r>
-              <w:t xml:space="preserve">U427</w:t>
+              <w:t xml:space="preserve">U442</w:t>
             </w:r>
           </w:p>
         </w:tc>
@@ -17177,7 +17747,7 @@
               <w:jc w:val="left"/>
             </w:pPr>
             <w:r>
-              <w:t xml:space="preserve">U428</w:t>
+              <w:t xml:space="preserve">U443</w:t>
             </w:r>
           </w:p>
         </w:tc>
@@ -17215,7 +17785,7 @@
               <w:jc w:val="left"/>
             </w:pPr>
             <w:r>
-              <w:t xml:space="preserve">U429</w:t>
+              <w:t xml:space="preserve">U444</w:t>
             </w:r>
           </w:p>
         </w:tc>
@@ -17253,7 +17823,7 @@
               <w:jc w:val="left"/>
             </w:pPr>
             <w:r>
-              <w:t xml:space="preserve">U430</w:t>
+              <w:t xml:space="preserve">U445</w:t>
             </w:r>
           </w:p>
         </w:tc>
@@ -17291,7 +17861,7 @@
               <w:jc w:val="left"/>
             </w:pPr>
             <w:r>
-              <w:t xml:space="preserve">U431</w:t>
+              <w:t xml:space="preserve">U446</w:t>
             </w:r>
           </w:p>
         </w:tc>
@@ -17329,7 +17899,7 @@
               <w:jc w:val="left"/>
             </w:pPr>
             <w:r>
-              <w:t xml:space="preserve">U432</w:t>
+              <w:t xml:space="preserve">U447</w:t>
             </w:r>
           </w:p>
         </w:tc>
@@ -17367,7 +17937,7 @@
               <w:jc w:val="left"/>
             </w:pPr>
             <w:r>
-              <w:t xml:space="preserve">U433</w:t>
+              <w:t xml:space="preserve">U448</w:t>
             </w:r>
           </w:p>
         </w:tc>
@@ -17405,7 +17975,7 @@
               <w:jc w:val="left"/>
             </w:pPr>
             <w:r>
-              <w:t xml:space="preserve">U434</w:t>
+              <w:t xml:space="preserve">U449</w:t>
             </w:r>
           </w:p>
         </w:tc>
@@ -17443,7 +18013,7 @@
               <w:jc w:val="left"/>
             </w:pPr>
             <w:r>
-              <w:t xml:space="preserve">U435</w:t>
+              <w:t xml:space="preserve">U450</w:t>
             </w:r>
           </w:p>
         </w:tc>
@@ -17481,7 +18051,7 @@
               <w:jc w:val="left"/>
             </w:pPr>
             <w:r>
-              <w:t xml:space="preserve">U436</w:t>
+              <w:t xml:space="preserve">U451</w:t>
             </w:r>
           </w:p>
         </w:tc>
@@ -17519,7 +18089,7 @@
               <w:jc w:val="left"/>
             </w:pPr>
             <w:r>
-              <w:t xml:space="preserve">U437</w:t>
+              <w:t xml:space="preserve">U452</w:t>
             </w:r>
           </w:p>
         </w:tc>
@@ -17557,7 +18127,7 @@
               <w:jc w:val="left"/>
             </w:pPr>
             <w:r>
-              <w:t xml:space="preserve">U438</w:t>
+              <w:t xml:space="preserve">U453</w:t>
             </w:r>
           </w:p>
         </w:tc>
@@ -17595,7 +18165,7 @@
               <w:jc w:val="left"/>
             </w:pPr>
             <w:r>
-              <w:t xml:space="preserve">U439</w:t>
+              <w:t xml:space="preserve">U454</w:t>
             </w:r>
           </w:p>
         </w:tc>
@@ -17633,7 +18203,7 @@
               <w:jc w:val="left"/>
             </w:pPr>
             <w:r>
-              <w:t xml:space="preserve">U440</w:t>
+              <w:t xml:space="preserve">U455</w:t>
             </w:r>
           </w:p>
         </w:tc>
@@ -17671,7 +18241,7 @@
               <w:jc w:val="left"/>
             </w:pPr>
             <w:r>
-              <w:t xml:space="preserve">U441</w:t>
+              <w:t xml:space="preserve">U456</w:t>
             </w:r>
           </w:p>
         </w:tc>
@@ -17709,7 +18279,7 @@
               <w:jc w:val="left"/>
             </w:pPr>
             <w:r>
-              <w:t xml:space="preserve">U442</w:t>
+              <w:t xml:space="preserve">U457</w:t>
             </w:r>
           </w:p>
         </w:tc>
@@ -17747,7 +18317,7 @@
               <w:jc w:val="left"/>
             </w:pPr>
             <w:r>
-              <w:t xml:space="preserve">U443</w:t>
+              <w:t xml:space="preserve">U458</w:t>
             </w:r>
           </w:p>
         </w:tc>
@@ -17785,7 +18355,7 @@
               <w:jc w:val="left"/>
             </w:pPr>
             <w:r>
-              <w:t xml:space="preserve">U444</w:t>
+              <w:t xml:space="preserve">U459</w:t>
             </w:r>
           </w:p>
         </w:tc>
@@ -17823,7 +18393,7 @@
               <w:jc w:val="left"/>
             </w:pPr>
             <w:r>
-              <w:t xml:space="preserve">U445</w:t>
+              <w:t xml:space="preserve">U460</w:t>
             </w:r>
           </w:p>
         </w:tc>
@@ -17861,7 +18431,7 @@
               <w:jc w:val="left"/>
             </w:pPr>
             <w:r>
-              <w:t xml:space="preserve">U446</w:t>
+              <w:t xml:space="preserve">U461</w:t>
             </w:r>
           </w:p>
         </w:tc>
@@ -17899,7 +18469,7 @@
               <w:jc w:val="left"/>
             </w:pPr>
             <w:r>
-              <w:t xml:space="preserve">U447</w:t>
+              <w:t xml:space="preserve">U462</w:t>
             </w:r>
           </w:p>
         </w:tc>
@@ -17937,7 +18507,7 @@
               <w:jc w:val="left"/>
             </w:pPr>
             <w:r>
-              <w:t xml:space="preserve">U448</w:t>
+              <w:t xml:space="preserve">U463</w:t>
             </w:r>
           </w:p>
         </w:tc>
@@ -17975,7 +18545,7 @@
               <w:jc w:val="left"/>
             </w:pPr>
             <w:r>
-              <w:t xml:space="preserve">U449</w:t>
+              <w:t xml:space="preserve">U464</w:t>
             </w:r>
           </w:p>
         </w:tc>
@@ -18013,7 +18583,7 @@
               <w:jc w:val="left"/>
             </w:pPr>
             <w:r>
-              <w:t xml:space="preserve">U450</w:t>
+              <w:t xml:space="preserve">U465</w:t>
             </w:r>
           </w:p>
         </w:tc>
@@ -18051,7 +18621,7 @@
               <w:jc w:val="left"/>
             </w:pPr>
             <w:r>
-              <w:t xml:space="preserve">U451</w:t>
+              <w:t xml:space="preserve">U466</w:t>
             </w:r>
           </w:p>
         </w:tc>
@@ -18089,7 +18659,7 @@
               <w:jc w:val="left"/>
             </w:pPr>
             <w:r>
-              <w:t xml:space="preserve">U452</w:t>
+              <w:t xml:space="preserve">U467</w:t>
             </w:r>
           </w:p>
         </w:tc>
@@ -18127,7 +18697,7 @@
               <w:jc w:val="left"/>
             </w:pPr>
             <w:r>
-              <w:t xml:space="preserve">U453</w:t>
+              <w:t xml:space="preserve">U468</w:t>
             </w:r>
           </w:p>
         </w:tc>
@@ -18165,7 +18735,7 @@
               <w:jc w:val="left"/>
             </w:pPr>
             <w:r>
-              <w:t xml:space="preserve">U454</w:t>
+              <w:t xml:space="preserve">U469</w:t>
             </w:r>
           </w:p>
         </w:tc>
@@ -18203,7 +18773,7 @@
               <w:jc w:val="left"/>
             </w:pPr>
             <w:r>
-              <w:t xml:space="preserve">U455</w:t>
+              <w:t xml:space="preserve">U470</w:t>
             </w:r>
           </w:p>
         </w:tc>
@@ -18241,7 +18811,7 @@
               <w:jc w:val="left"/>
             </w:pPr>
             <w:r>
-              <w:t xml:space="preserve">U456</w:t>
+              <w:t xml:space="preserve">U471</w:t>
             </w:r>
           </w:p>
         </w:tc>
@@ -18279,7 +18849,7 @@
               <w:jc w:val="left"/>
             </w:pPr>
             <w:r>
-              <w:t xml:space="preserve">U457</w:t>
+              <w:t xml:space="preserve">U472</w:t>
             </w:r>
           </w:p>
         </w:tc>
@@ -18317,7 +18887,7 @@
               <w:jc w:val="left"/>
             </w:pPr>
             <w:r>
-              <w:t xml:space="preserve">U458</w:t>
+              <w:t xml:space="preserve">U473</w:t>
             </w:r>
           </w:p>
         </w:tc>
@@ -18355,7 +18925,7 @@
               <w:jc w:val="left"/>
             </w:pPr>
             <w:r>
-              <w:t xml:space="preserve">U459</w:t>
+              <w:t xml:space="preserve">U474</w:t>
             </w:r>
           </w:p>
         </w:tc>
@@ -18393,7 +18963,7 @@
               <w:jc w:val="left"/>
             </w:pPr>
             <w:r>
-              <w:t xml:space="preserve">U460</w:t>
+              <w:t xml:space="preserve">U475</w:t>
             </w:r>
           </w:p>
         </w:tc>
@@ -18431,7 +19001,7 @@
               <w:jc w:val="left"/>
             </w:pPr>
             <w:r>
-              <w:t xml:space="preserve">U461</w:t>
+              <w:t xml:space="preserve">U476</w:t>
             </w:r>
           </w:p>
         </w:tc>
@@ -18469,7 +19039,7 @@
               <w:jc w:val="left"/>
             </w:pPr>
             <w:r>
-              <w:t xml:space="preserve">U462</w:t>
+              <w:t xml:space="preserve">U477</w:t>
             </w:r>
           </w:p>
         </w:tc>
@@ -18507,7 +19077,7 @@
               <w:jc w:val="left"/>
             </w:pPr>
             <w:r>
-              <w:t xml:space="preserve">U463</w:t>
+              <w:t xml:space="preserve">U478</w:t>
             </w:r>
           </w:p>
         </w:tc>
@@ -18545,7 +19115,7 @@
               <w:jc w:val="left"/>
             </w:pPr>
             <w:r>
-              <w:t xml:space="preserve">U464</w:t>
+              <w:t xml:space="preserve">U479</w:t>
             </w:r>
           </w:p>
         </w:tc>
@@ -18583,7 +19153,7 @@
               <w:jc w:val="left"/>
             </w:pPr>
             <w:r>
-              <w:t xml:space="preserve">U465</w:t>
+              <w:t xml:space="preserve">U480</w:t>
             </w:r>
           </w:p>
         </w:tc>
@@ -18621,7 +19191,7 @@
               <w:jc w:val="left"/>
             </w:pPr>
             <w:r>
-              <w:t xml:space="preserve">U466</w:t>
+              <w:t xml:space="preserve">U481</w:t>
             </w:r>
           </w:p>
         </w:tc>
@@ -18659,7 +19229,7 @@
               <w:jc w:val="left"/>
             </w:pPr>
             <w:r>
-              <w:t xml:space="preserve">U467</w:t>
+              <w:t xml:space="preserve">U482</w:t>
             </w:r>
           </w:p>
         </w:tc>
@@ -18697,7 +19267,7 @@
               <w:jc w:val="left"/>
             </w:pPr>
             <w:r>
-              <w:t xml:space="preserve">U468</w:t>
+              <w:t xml:space="preserve">U483</w:t>
             </w:r>
           </w:p>
         </w:tc>
@@ -18735,7 +19305,7 @@
               <w:jc w:val="left"/>
             </w:pPr>
             <w:r>
-              <w:t xml:space="preserve">U469</w:t>
+              <w:t xml:space="preserve">U484</w:t>
             </w:r>
           </w:p>
         </w:tc>
@@ -18773,7 +19343,7 @@
               <w:jc w:val="left"/>
             </w:pPr>
             <w:r>
-              <w:t xml:space="preserve">U470</w:t>
+              <w:t xml:space="preserve">U485</w:t>
             </w:r>
           </w:p>
         </w:tc>
@@ -18811,7 +19381,7 @@
               <w:jc w:val="left"/>
             </w:pPr>
             <w:r>
-              <w:t xml:space="preserve">U471</w:t>
+              <w:t xml:space="preserve">U486</w:t>
             </w:r>
           </w:p>
         </w:tc>
@@ -18849,7 +19419,7 @@
               <w:jc w:val="left"/>
             </w:pPr>
             <w:r>
-              <w:t xml:space="preserve">U472</w:t>
+              <w:t xml:space="preserve">U487</w:t>
             </w:r>
           </w:p>
         </w:tc>
@@ -18887,7 +19457,7 @@
               <w:jc w:val="left"/>
             </w:pPr>
             <w:r>
-              <w:t xml:space="preserve">U473</w:t>
+              <w:t xml:space="preserve">U488</w:t>
             </w:r>
           </w:p>
         </w:tc>
@@ -18925,7 +19495,7 @@
               <w:jc w:val="left"/>
             </w:pPr>
             <w:r>
-              <w:t xml:space="preserve">U474</w:t>
+              <w:t xml:space="preserve">U489</w:t>
             </w:r>
           </w:p>
         </w:tc>
@@ -18963,7 +19533,7 @@
               <w:jc w:val="left"/>
             </w:pPr>
             <w:r>
-              <w:t xml:space="preserve">U475</w:t>
+              <w:t xml:space="preserve">U490</w:t>
             </w:r>
           </w:p>
         </w:tc>
@@ -19001,7 +19571,7 @@
               <w:jc w:val="left"/>
             </w:pPr>
             <w:r>
-              <w:t xml:space="preserve">U476</w:t>
+              <w:t xml:space="preserve">U491</w:t>
             </w:r>
           </w:p>
         </w:tc>
@@ -19039,7 +19609,7 @@
               <w:jc w:val="left"/>
             </w:pPr>
             <w:r>
-              <w:t xml:space="preserve">U477</w:t>
+              <w:t xml:space="preserve">U492</w:t>
             </w:r>
           </w:p>
         </w:tc>
@@ -19077,7 +19647,7 @@
               <w:jc w:val="left"/>
             </w:pPr>
             <w:r>
-              <w:t xml:space="preserve">U478</w:t>
+              <w:t xml:space="preserve">U493</w:t>
             </w:r>
           </w:p>
         </w:tc>
@@ -19115,7 +19685,7 @@
               <w:jc w:val="left"/>
             </w:pPr>
             <w:r>
-              <w:t xml:space="preserve">U479</w:t>
+              <w:t xml:space="preserve">U494</w:t>
             </w:r>
           </w:p>
         </w:tc>
@@ -19153,7 +19723,7 @@
               <w:jc w:val="left"/>
             </w:pPr>
             <w:r>
-              <w:t xml:space="preserve">U480</w:t>
+              <w:t xml:space="preserve">U495</w:t>
             </w:r>
           </w:p>
         </w:tc>
@@ -19191,7 +19761,7 @@
               <w:jc w:val="left"/>
             </w:pPr>
             <w:r>
-              <w:t xml:space="preserve">U481</w:t>
+              <w:t xml:space="preserve">U496</w:t>
             </w:r>
           </w:p>
         </w:tc>
@@ -19229,7 +19799,7 @@
               <w:jc w:val="left"/>
             </w:pPr>
             <w:r>
-              <w:t xml:space="preserve">U482</w:t>
+              <w:t xml:space="preserve">U497</w:t>
             </w:r>
           </w:p>
         </w:tc>
@@ -19267,7 +19837,7 @@
               <w:jc w:val="left"/>
             </w:pPr>
             <w:r>
-              <w:t xml:space="preserve">U483</w:t>
+              <w:t xml:space="preserve">U498</w:t>
             </w:r>
           </w:p>
         </w:tc>
@@ -19305,7 +19875,7 @@
               <w:jc w:val="left"/>
             </w:pPr>
             <w:r>
-              <w:t xml:space="preserve">U484</w:t>
+              <w:t xml:space="preserve">U499</w:t>
             </w:r>
           </w:p>
         </w:tc>
@@ -19343,7 +19913,7 @@
               <w:jc w:val="left"/>
             </w:pPr>
             <w:r>
-              <w:t xml:space="preserve">U485</w:t>
+              <w:t xml:space="preserve">U500</w:t>
             </w:r>
           </w:p>
         </w:tc>
@@ -19381,7 +19951,7 @@
               <w:jc w:val="left"/>
             </w:pPr>
             <w:r>
-              <w:t xml:space="preserve">U486</w:t>
+              <w:t xml:space="preserve">U501</w:t>
             </w:r>
           </w:p>
         </w:tc>
@@ -19419,7 +19989,7 @@
               <w:jc w:val="left"/>
             </w:pPr>
             <w:r>
-              <w:t xml:space="preserve">U487</w:t>
+              <w:t xml:space="preserve">U502</w:t>
             </w:r>
           </w:p>
         </w:tc>
@@ -19457,7 +20027,7 @@
               <w:jc w:val="left"/>
             </w:pPr>
             <w:r>
-              <w:t xml:space="preserve">U488</w:t>
+              <w:t xml:space="preserve">U503</w:t>
             </w:r>
           </w:p>
         </w:tc>
@@ -19495,7 +20065,7 @@
               <w:jc w:val="left"/>
             </w:pPr>
             <w:r>
-              <w:t xml:space="preserve">U489</w:t>
+              <w:t xml:space="preserve">U504</w:t>
             </w:r>
           </w:p>
         </w:tc>
@@ -19533,7 +20103,7 @@
               <w:jc w:val="left"/>
             </w:pPr>
             <w:r>
-              <w:t xml:space="preserve">U490</w:t>
+              <w:t xml:space="preserve">U505</w:t>
             </w:r>
           </w:p>
         </w:tc>
@@ -19571,7 +20141,7 @@
               <w:jc w:val="left"/>
             </w:pPr>
             <w:r>
-              <w:t xml:space="preserve">U491</w:t>
+              <w:t xml:space="preserve">U506</w:t>
             </w:r>
           </w:p>
         </w:tc>
@@ -19609,7 +20179,7 @@
               <w:jc w:val="left"/>
             </w:pPr>
             <w:r>
-              <w:t xml:space="preserve">U492</w:t>
+              <w:t xml:space="preserve">U507</w:t>
             </w:r>
           </w:p>
         </w:tc>
@@ -19647,7 +20217,7 @@
               <w:jc w:val="left"/>
             </w:pPr>
             <w:r>
-              <w:t xml:space="preserve">U493</w:t>
+              <w:t xml:space="preserve">U508</w:t>
             </w:r>
           </w:p>
         </w:tc>
@@ -19685,7 +20255,7 @@
               <w:jc w:val="left"/>
             </w:pPr>
             <w:r>
-              <w:t xml:space="preserve">U494</w:t>
+              <w:t xml:space="preserve">U509</w:t>
             </w:r>
           </w:p>
         </w:tc>
@@ -19723,7 +20293,7 @@
               <w:jc w:val="left"/>
             </w:pPr>
             <w:r>
-              <w:t xml:space="preserve">U495</w:t>
+              <w:t xml:space="preserve">U510</w:t>
             </w:r>
           </w:p>
         </w:tc>
@@ -19761,7 +20331,7 @@
               <w:jc w:val="left"/>
             </w:pPr>
             <w:r>
-              <w:t xml:space="preserve">U496</w:t>
+              <w:t xml:space="preserve">U511</w:t>
             </w:r>
           </w:p>
         </w:tc>
@@ -19799,7 +20369,7 @@
               <w:jc w:val="left"/>
             </w:pPr>
             <w:r>
-              <w:t xml:space="preserve">U497</w:t>
+              <w:t xml:space="preserve">U512</w:t>
             </w:r>
           </w:p>
         </w:tc>
@@ -19837,7 +20407,7 @@
               <w:jc w:val="left"/>
             </w:pPr>
             <w:r>
-              <w:t xml:space="preserve">U498</w:t>
+              <w:t xml:space="preserve">U513</w:t>
             </w:r>
           </w:p>
         </w:tc>
@@ -19875,7 +20445,7 @@
               <w:jc w:val="left"/>
             </w:pPr>
             <w:r>
-              <w:t xml:space="preserve">U499</w:t>
+              <w:t xml:space="preserve">U514</w:t>
             </w:r>
           </w:p>
         </w:tc>
@@ -19913,7 +20483,7 @@
               <w:jc w:val="left"/>
             </w:pPr>
             <w:r>
-              <w:t xml:space="preserve">U500</w:t>
+              <w:t xml:space="preserve">U515</w:t>
             </w:r>
           </w:p>
         </w:tc>
@@ -19951,7 +20521,7 @@
               <w:jc w:val="left"/>
             </w:pPr>
             <w:r>
-              <w:t xml:space="preserve">U501</w:t>
+              <w:t xml:space="preserve">U516</w:t>
             </w:r>
           </w:p>
         </w:tc>
@@ -19989,7 +20559,7 @@
               <w:jc w:val="left"/>
             </w:pPr>
             <w:r>
-              <w:t xml:space="preserve">U502</w:t>
+              <w:t xml:space="preserve">U517</w:t>
             </w:r>
           </w:p>
         </w:tc>
@@ -20027,7 +20597,7 @@
               <w:jc w:val="left"/>
             </w:pPr>
             <w:r>
-              <w:t xml:space="preserve">U503</w:t>
+              <w:t xml:space="preserve">U518</w:t>
             </w:r>
           </w:p>
         </w:tc>
@@ -20065,7 +20635,7 @@
               <w:jc w:val="left"/>
             </w:pPr>
             <w:r>
-              <w:t xml:space="preserve">U504</w:t>
+              <w:t xml:space="preserve">U519</w:t>
             </w:r>
           </w:p>
         </w:tc>
@@ -20103,7 +20673,7 @@
               <w:jc w:val="left"/>
             </w:pPr>
             <w:r>
-              <w:t xml:space="preserve">U505</w:t>
+              <w:t xml:space="preserve">U520</w:t>
             </w:r>
           </w:p>
         </w:tc>
@@ -20141,7 +20711,7 @@
               <w:jc w:val="left"/>
             </w:pPr>
             <w:r>
-              <w:t xml:space="preserve">U506</w:t>
+              <w:t xml:space="preserve">U521</w:t>
             </w:r>
           </w:p>
         </w:tc>
@@ -20179,7 +20749,7 @@
               <w:jc w:val="left"/>
             </w:pPr>
             <w:r>
-              <w:t xml:space="preserve">U507</w:t>
+              <w:t xml:space="preserve">U522</w:t>
             </w:r>
           </w:p>
         </w:tc>
@@ -20217,7 +20787,7 @@
               <w:jc w:val="left"/>
             </w:pPr>
             <w:r>
-              <w:t xml:space="preserve">U508</w:t>
+              <w:t xml:space="preserve">U523</w:t>
             </w:r>
           </w:p>
         </w:tc>
@@ -20255,7 +20825,7 @@
               <w:jc w:val="left"/>
             </w:pPr>
             <w:r>
-              <w:t xml:space="preserve">U509</w:t>
+              <w:t xml:space="preserve">U524</w:t>
             </w:r>
           </w:p>
         </w:tc>
@@ -20293,7 +20863,7 @@
               <w:jc w:val="left"/>
             </w:pPr>
             <w:r>
-              <w:t xml:space="preserve">U510</w:t>
+              <w:t xml:space="preserve">U525</w:t>
             </w:r>
           </w:p>
         </w:tc>
@@ -20331,7 +20901,7 @@
               <w:jc w:val="left"/>
             </w:pPr>
             <w:r>
-              <w:t xml:space="preserve">U511</w:t>
+              <w:t xml:space="preserve">U526</w:t>
             </w:r>
           </w:p>
         </w:tc>
@@ -20369,7 +20939,7 @@
               <w:jc w:val="left"/>
             </w:pPr>
             <w:r>
-              <w:t xml:space="preserve">U512</w:t>
+              <w:t xml:space="preserve">U527</w:t>
             </w:r>
           </w:p>
         </w:tc>
@@ -20407,7 +20977,7 @@
               <w:jc w:val="left"/>
             </w:pPr>
             <w:r>
-              <w:t xml:space="preserve">U513</w:t>
+              <w:t xml:space="preserve">U528</w:t>
             </w:r>
           </w:p>
         </w:tc>
@@ -20445,7 +21015,7 @@
               <w:jc w:val="left"/>
             </w:pPr>
             <w:r>
-              <w:t xml:space="preserve">U514</w:t>
+              <w:t xml:space="preserve">U529</w:t>
             </w:r>
           </w:p>
         </w:tc>
@@ -20483,7 +21053,7 @@
               <w:jc w:val="left"/>
             </w:pPr>
             <w:r>
-              <w:t xml:space="preserve">U515</w:t>
+              <w:t xml:space="preserve">U530</w:t>
             </w:r>
           </w:p>
         </w:tc>
@@ -20521,7 +21091,7 @@
               <w:jc w:val="left"/>
             </w:pPr>
             <w:r>
-              <w:t xml:space="preserve">U516</w:t>
+              <w:t xml:space="preserve">U531</w:t>
             </w:r>
           </w:p>
         </w:tc>
@@ -20559,7 +21129,7 @@
               <w:jc w:val="left"/>
             </w:pPr>
             <w:r>
-              <w:t xml:space="preserve">U517</w:t>
+              <w:t xml:space="preserve">U532</w:t>
             </w:r>
           </w:p>
         </w:tc>
@@ -20597,7 +21167,7 @@
               <w:jc w:val="left"/>
             </w:pPr>
             <w:r>
-              <w:t xml:space="preserve">U518</w:t>
+              <w:t xml:space="preserve">U533</w:t>
             </w:r>
           </w:p>
         </w:tc>
@@ -20635,7 +21205,7 @@
               <w:jc w:val="left"/>
             </w:pPr>
             <w:r>
-              <w:t xml:space="preserve">U519</w:t>
+              <w:t xml:space="preserve">U534</w:t>
             </w:r>
           </w:p>
         </w:tc>
@@ -20673,7 +21243,7 @@
               <w:jc w:val="left"/>
             </w:pPr>
             <w:r>
-              <w:t xml:space="preserve">U520</w:t>
+              <w:t xml:space="preserve">U535</w:t>
             </w:r>
           </w:p>
         </w:tc>
@@ -20711,7 +21281,7 @@
               <w:jc w:val="left"/>
             </w:pPr>
             <w:r>
-              <w:t xml:space="preserve">U521</w:t>
+              <w:t xml:space="preserve">U536</w:t>
             </w:r>
           </w:p>
         </w:tc>
@@ -20749,7 +21319,7 @@
               <w:jc w:val="left"/>
             </w:pPr>
             <w:r>
-              <w:t xml:space="preserve">U522</w:t>
+              <w:t xml:space="preserve">U537</w:t>
             </w:r>
           </w:p>
         </w:tc>
@@ -20787,7 +21357,7 @@
               <w:jc w:val="left"/>
             </w:pPr>
             <w:r>
-              <w:t xml:space="preserve">U523</w:t>
+              <w:t xml:space="preserve">U538</w:t>
             </w:r>
           </w:p>
         </w:tc>
@@ -20825,7 +21395,7 @@
               <w:jc w:val="left"/>
             </w:pPr>
             <w:r>
-              <w:t xml:space="preserve">U524</w:t>
+              <w:t xml:space="preserve">U539</w:t>
             </w:r>
           </w:p>
         </w:tc>
@@ -20863,7 +21433,7 @@
               <w:jc w:val="left"/>
             </w:pPr>
             <w:r>
-              <w:t xml:space="preserve">U525</w:t>
+              <w:t xml:space="preserve">U540</w:t>
             </w:r>
           </w:p>
         </w:tc>
@@ -20901,7 +21471,7 @@
               <w:jc w:val="left"/>
             </w:pPr>
             <w:r>
-              <w:t xml:space="preserve">U526</w:t>
+              <w:t xml:space="preserve">U541</w:t>
             </w:r>
           </w:p>
         </w:tc>
@@ -20939,7 +21509,7 @@
               <w:jc w:val="left"/>
             </w:pPr>
             <w:r>
-              <w:t xml:space="preserve">U527</w:t>
+              <w:t xml:space="preserve">U542</w:t>
             </w:r>
           </w:p>
         </w:tc>
@@ -20977,7 +21547,7 @@
               <w:jc w:val="left"/>
             </w:pPr>
             <w:r>
-              <w:t xml:space="preserve">U528</w:t>
+              <w:t xml:space="preserve">U543</w:t>
             </w:r>
           </w:p>
         </w:tc>
@@ -21079,7 +21649,7 @@
               <w:jc w:val="left"/>
             </w:pPr>
             <w:r>
-              <w:t xml:space="preserve">U529</w:t>
+              <w:t xml:space="preserve">U544</w:t>
             </w:r>
           </w:p>
         </w:tc>
@@ -21117,7 +21687,7 @@
               <w:jc w:val="left"/>
             </w:pPr>
             <w:r>
-              <w:t xml:space="preserve">U530</w:t>
+              <w:t xml:space="preserve">U545</w:t>
             </w:r>
           </w:p>
         </w:tc>
@@ -21147,7 +21717,7 @@
               <w:jc w:val="left"/>
             </w:pPr>
             <w:r>
-              <w:t xml:space="preserve">U531</w:t>
+              <w:t xml:space="preserve">U546</w:t>
             </w:r>
           </w:p>
         </w:tc>
@@ -21177,7 +21747,7 @@
               <w:jc w:val="left"/>
             </w:pPr>
             <w:r>
-              <w:t xml:space="preserve">U532</w:t>
+              <w:t xml:space="preserve">U547</w:t>
             </w:r>
           </w:p>
         </w:tc>
@@ -21207,7 +21777,7 @@
               <w:jc w:val="left"/>
             </w:pPr>
             <w:r>
-              <w:t xml:space="preserve">U533</w:t>
+              <w:t xml:space="preserve">U548</w:t>
             </w:r>
           </w:p>
         </w:tc>
@@ -21237,7 +21807,7 @@
               <w:jc w:val="left"/>
             </w:pPr>
             <w:r>
-              <w:t xml:space="preserve">U534</w:t>
+              <w:t xml:space="preserve">U549</w:t>
             </w:r>
           </w:p>
         </w:tc>
@@ -21275,7 +21845,7 @@
               <w:jc w:val="left"/>
             </w:pPr>
             <w:r>
-              <w:t xml:space="preserve">U535</w:t>
+              <w:t xml:space="preserve">U550</w:t>
             </w:r>
           </w:p>
         </w:tc>
@@ -21313,7 +21883,7 @@
               <w:jc w:val="left"/>
             </w:pPr>
             <w:r>
-              <w:t xml:space="preserve">U536</w:t>
+              <w:t xml:space="preserve">U551</w:t>
             </w:r>
           </w:p>
         </w:tc>
@@ -21351,7 +21921,7 @@
               <w:jc w:val="left"/>
             </w:pPr>
             <w:r>
-              <w:t xml:space="preserve">U537</w:t>
+              <w:t xml:space="preserve">U552</w:t>
             </w:r>
           </w:p>
         </w:tc>
@@ -21389,7 +21959,7 @@
               <w:jc w:val="left"/>
             </w:pPr>
             <w:r>
-              <w:t xml:space="preserve">U538</w:t>
+              <w:t xml:space="preserve">U553</w:t>
             </w:r>
           </w:p>
         </w:tc>
@@ -21427,7 +21997,7 @@
               <w:jc w:val="left"/>
             </w:pPr>
             <w:r>
-              <w:t xml:space="preserve">U539</w:t>
+              <w:t xml:space="preserve">U554</w:t>
             </w:r>
           </w:p>
         </w:tc>
@@ -21465,7 +22035,7 @@
               <w:jc w:val="left"/>
             </w:pPr>
             <w:r>
-              <w:t xml:space="preserve">U540</w:t>
+              <w:t xml:space="preserve">U555</w:t>
             </w:r>
           </w:p>
         </w:tc>
@@ -21503,7 +22073,7 @@
               <w:jc w:val="left"/>
             </w:pPr>
             <w:r>
-              <w:t xml:space="preserve">U541</w:t>
+              <w:t xml:space="preserve">U556</w:t>
             </w:r>
           </w:p>
         </w:tc>
@@ -21541,7 +22111,7 @@
               <w:jc w:val="left"/>
             </w:pPr>
             <w:r>
-              <w:t xml:space="preserve">U542</w:t>
+              <w:t xml:space="preserve">U557</w:t>
             </w:r>
           </w:p>
         </w:tc>
@@ -21579,7 +22149,7 @@
               <w:jc w:val="left"/>
             </w:pPr>
             <w:r>
-              <w:t xml:space="preserve">U543</w:t>
+              <w:t xml:space="preserve">U558</w:t>
             </w:r>
           </w:p>
         </w:tc>
@@ -21617,7 +22187,7 @@
               <w:jc w:val="left"/>
             </w:pPr>
             <w:r>
-              <w:t xml:space="preserve">U544</w:t>
+              <w:t xml:space="preserve">U559</w:t>
             </w:r>
           </w:p>
         </w:tc>
@@ -21655,7 +22225,7 @@
               <w:jc w:val="left"/>
             </w:pPr>
             <w:r>
-              <w:t xml:space="preserve">U545</w:t>
+              <w:t xml:space="preserve">U560</w:t>
             </w:r>
           </w:p>
         </w:tc>
@@ -21693,7 +22263,7 @@
               <w:jc w:val="left"/>
             </w:pPr>
             <w:r>
-              <w:t xml:space="preserve">U546</w:t>
+              <w:t xml:space="preserve">U561</w:t>
             </w:r>
           </w:p>
         </w:tc>
@@ -21795,7 +22365,7 @@
               <w:jc w:val="left"/>
             </w:pPr>
             <w:r>
-              <w:t xml:space="preserve">U547</w:t>
+              <w:t xml:space="preserve">U562</w:t>
             </w:r>
           </w:p>
         </w:tc>
@@ -21833,7 +22403,7 @@
               <w:jc w:val="left"/>
             </w:pPr>
             <w:r>
-              <w:t xml:space="preserve">U548</w:t>
+              <w:t xml:space="preserve">U563</w:t>
             </w:r>
           </w:p>
         </w:tc>
@@ -21871,7 +22441,7 @@
               <w:jc w:val="left"/>
             </w:pPr>
             <w:r>
-              <w:t xml:space="preserve">U549</w:t>
+              <w:t xml:space="preserve">U564</w:t>
             </w:r>
           </w:p>
         </w:tc>
@@ -21909,7 +22479,7 @@
               <w:jc w:val="left"/>
             </w:pPr>
             <w:r>
-              <w:t xml:space="preserve">U550</w:t>
+              <w:t xml:space="preserve">U565</w:t>
             </w:r>
           </w:p>
         </w:tc>
@@ -21947,7 +22517,7 @@
               <w:jc w:val="left"/>
             </w:pPr>
             <w:r>
-              <w:t xml:space="preserve">U551</w:t>
+              <w:t xml:space="preserve">U566</w:t>
             </w:r>
           </w:p>
         </w:tc>
@@ -21985,7 +22555,7 @@
               <w:jc w:val="left"/>
             </w:pPr>
             <w:r>
-              <w:t xml:space="preserve">U552</w:t>
+              <w:t xml:space="preserve">U567</w:t>
             </w:r>
           </w:p>
         </w:tc>
@@ -22087,7 +22657,7 @@
               <w:jc w:val="left"/>
             </w:pPr>
             <w:r>
-              <w:t xml:space="preserve">U553</w:t>
+              <w:t xml:space="preserve">U568</w:t>
             </w:r>
           </w:p>
         </w:tc>
@@ -22189,7 +22759,7 @@
               <w:jc w:val="left"/>
             </w:pPr>
             <w:r>
-              <w:t xml:space="preserve">U554</w:t>
+              <w:t xml:space="preserve">U569</w:t>
             </w:r>
           </w:p>
         </w:tc>
@@ -22227,7 +22797,7 @@
               <w:jc w:val="left"/>
             </w:pPr>
             <w:r>
-              <w:t xml:space="preserve">U555</w:t>
+              <w:t xml:space="preserve">U570</w:t>
             </w:r>
           </w:p>
         </w:tc>
@@ -22265,7 +22835,7 @@
               <w:jc w:val="left"/>
             </w:pPr>
             <w:r>
-              <w:t xml:space="preserve">U556</w:t>
+              <w:t xml:space="preserve">U571</w:t>
             </w:r>
           </w:p>
         </w:tc>
@@ -22303,7 +22873,7 @@
               <w:jc w:val="left"/>
             </w:pPr>
             <w:r>
-              <w:t xml:space="preserve">U557</w:t>
+              <w:t xml:space="preserve">U572</w:t>
             </w:r>
           </w:p>
         </w:tc>
@@ -22341,7 +22911,7 @@
               <w:jc w:val="left"/>
             </w:pPr>
             <w:r>
-              <w:t xml:space="preserve">U558</w:t>
+              <w:t xml:space="preserve">U573</w:t>
             </w:r>
           </w:p>
         </w:tc>
@@ -22379,7 +22949,7 @@
               <w:jc w:val="left"/>
             </w:pPr>
             <w:r>
-              <w:t xml:space="preserve">U559</w:t>
+              <w:t xml:space="preserve">U574</w:t>
             </w:r>
           </w:p>
         </w:tc>
@@ -22417,7 +22987,7 @@
               <w:jc w:val="left"/>
             </w:pPr>
             <w:r>
-              <w:t xml:space="preserve">U560</w:t>
+              <w:t xml:space="preserve">U575</w:t>
             </w:r>
           </w:p>
         </w:tc>
@@ -22455,7 +23025,7 @@
               <w:jc w:val="left"/>
             </w:pPr>
             <w:r>
-              <w:t xml:space="preserve">U561</w:t>
+              <w:t xml:space="preserve">U576</w:t>
             </w:r>
           </w:p>
         </w:tc>
@@ -22493,7 +23063,7 @@
               <w:jc w:val="left"/>
             </w:pPr>
             <w:r>
-              <w:t xml:space="preserve">U562</w:t>
+              <w:t xml:space="preserve">U577</w:t>
             </w:r>
           </w:p>
         </w:tc>
@@ -22531,7 +23101,7 @@
               <w:jc w:val="left"/>
             </w:pPr>
             <w:r>
-              <w:t xml:space="preserve">U563</w:t>
+              <w:t xml:space="preserve">U578</w:t>
             </w:r>
           </w:p>
         </w:tc>
@@ -22569,7 +23139,7 @@
               <w:jc w:val="left"/>
             </w:pPr>
             <w:r>
-              <w:t xml:space="preserve">U564</w:t>
+              <w:t xml:space="preserve">U579</w:t>
             </w:r>
           </w:p>
         </w:tc>
@@ -22607,7 +23177,7 @@
               <w:jc w:val="left"/>
             </w:pPr>
             <w:r>
-              <w:t xml:space="preserve">U565</w:t>
+              <w:t xml:space="preserve">U580</w:t>
             </w:r>
           </w:p>
         </w:tc>
@@ -22645,7 +23215,7 @@
               <w:jc w:val="left"/>
             </w:pPr>
             <w:r>
-              <w:t xml:space="preserve">U566</w:t>
+              <w:t xml:space="preserve">U581</w:t>
             </w:r>
           </w:p>
         </w:tc>
@@ -22683,7 +23253,7 @@
               <w:jc w:val="left"/>
             </w:pPr>
             <w:r>
-              <w:t xml:space="preserve">U567</w:t>
+              <w:t xml:space="preserve">U582</w:t>
             </w:r>
           </w:p>
         </w:tc>
@@ -22721,7 +23291,7 @@
               <w:jc w:val="left"/>
             </w:pPr>
             <w:r>
-              <w:t xml:space="preserve">U568</w:t>
+              <w:t xml:space="preserve">U583</w:t>
             </w:r>
           </w:p>
         </w:tc>
@@ -22759,7 +23329,7 @@
               <w:jc w:val="left"/>
             </w:pPr>
             <w:r>
-              <w:t xml:space="preserve">U569</w:t>
+              <w:t xml:space="preserve">U584</w:t>
             </w:r>
           </w:p>
         </w:tc>
@@ -22797,7 +23367,7 @@
               <w:jc w:val="left"/>
             </w:pPr>
             <w:r>
-              <w:t xml:space="preserve">U570</w:t>
+              <w:t xml:space="preserve">U585</w:t>
             </w:r>
           </w:p>
         </w:tc>
@@ -22835,7 +23405,7 @@
               <w:jc w:val="left"/>
             </w:pPr>
             <w:r>
-              <w:t xml:space="preserve">U571</w:t>
+              <w:t xml:space="preserve">U586</w:t>
             </w:r>
           </w:p>
         </w:tc>
@@ -22873,7 +23443,7 @@
               <w:jc w:val="left"/>
             </w:pPr>
             <w:r>
-              <w:t xml:space="preserve">U572</w:t>
+              <w:t xml:space="preserve">U587</w:t>
             </w:r>
           </w:p>
         </w:tc>
@@ -22911,7 +23481,7 @@
               <w:jc w:val="left"/>
             </w:pPr>
             <w:r>
-              <w:t xml:space="preserve">U573</w:t>
+              <w:t xml:space="preserve">U588</w:t>
             </w:r>
           </w:p>
         </w:tc>
@@ -22949,7 +23519,7 @@
               <w:jc w:val="left"/>
             </w:pPr>
             <w:r>
-              <w:t xml:space="preserve">U574</w:t>
+              <w:t xml:space="preserve">U589</w:t>
             </w:r>
           </w:p>
         </w:tc>
@@ -22987,7 +23557,7 @@
               <w:jc w:val="left"/>
             </w:pPr>
             <w:r>
-              <w:t xml:space="preserve">U575</w:t>
+              <w:t xml:space="preserve">U590</w:t>
             </w:r>
           </w:p>
         </w:tc>
@@ -23025,7 +23595,7 @@
               <w:jc w:val="left"/>
             </w:pPr>
             <w:r>
-              <w:t xml:space="preserve">U576</w:t>
+              <w:t xml:space="preserve">U591</w:t>
             </w:r>
           </w:p>
         </w:tc>
@@ -23063,7 +23633,7 @@
               <w:jc w:val="left"/>
             </w:pPr>
             <w:r>
-              <w:t xml:space="preserve">U577</w:t>
+              <w:t xml:space="preserve">U592</w:t>
             </w:r>
           </w:p>
         </w:tc>
@@ -23101,7 +23671,7 @@
               <w:jc w:val="left"/>
             </w:pPr>
             <w:r>
-              <w:t xml:space="preserve">U578</w:t>
+              <w:t xml:space="preserve">U593</w:t>
             </w:r>
           </w:p>
         </w:tc>
@@ -23139,7 +23709,7 @@
               <w:jc w:val="left"/>
             </w:pPr>
             <w:r>
-              <w:t xml:space="preserve">U579</w:t>
+              <w:t xml:space="preserve">U594</w:t>
             </w:r>
           </w:p>
         </w:tc>
@@ -23177,7 +23747,7 @@
               <w:jc w:val="left"/>
             </w:pPr>
             <w:r>
-              <w:t xml:space="preserve">U580</w:t>
+              <w:t xml:space="preserve">U595</w:t>
             </w:r>
           </w:p>
         </w:tc>
@@ -23215,7 +23785,7 @@
               <w:jc w:val="left"/>
             </w:pPr>
             <w:r>
-              <w:t xml:space="preserve">U581</w:t>
+              <w:t xml:space="preserve">U596</w:t>
             </w:r>
           </w:p>
         </w:tc>
@@ -23253,7 +23823,7 @@
               <w:jc w:val="left"/>
             </w:pPr>
             <w:r>
-              <w:t xml:space="preserve">U582</w:t>
+              <w:t xml:space="preserve">U597</w:t>
             </w:r>
           </w:p>
         </w:tc>
@@ -23291,7 +23861,7 @@
               <w:jc w:val="left"/>
             </w:pPr>
             <w:r>
-              <w:t xml:space="preserve">U583</w:t>
+              <w:t xml:space="preserve">U598</w:t>
             </w:r>
           </w:p>
         </w:tc>
@@ -23329,7 +23899,7 @@
               <w:jc w:val="left"/>
             </w:pPr>
             <w:r>
-              <w:t xml:space="preserve">U584</w:t>
+              <w:t xml:space="preserve">U599</w:t>
             </w:r>
           </w:p>
         </w:tc>
@@ -23367,7 +23937,7 @@
               <w:jc w:val="left"/>
             </w:pPr>
             <w:r>
-              <w:t xml:space="preserve">U585</w:t>
+              <w:t xml:space="preserve">U600</w:t>
             </w:r>
           </w:p>
         </w:tc>
@@ -23405,7 +23975,7 @@
               <w:jc w:val="left"/>
             </w:pPr>
             <w:r>
-              <w:t xml:space="preserve">U586</w:t>
+              <w:t xml:space="preserve">U601</w:t>
             </w:r>
           </w:p>
         </w:tc>
@@ -23443,7 +24013,7 @@
               <w:jc w:val="left"/>
             </w:pPr>
             <w:r>
-              <w:t xml:space="preserve">U587</w:t>
+              <w:t xml:space="preserve">U602</w:t>
             </w:r>
           </w:p>
         </w:tc>
@@ -23481,7 +24051,7 @@
               <w:jc w:val="left"/>
             </w:pPr>
             <w:r>
-              <w:t xml:space="preserve">U588</w:t>
+              <w:t xml:space="preserve">U603</w:t>
             </w:r>
           </w:p>
         </w:tc>
@@ -23519,7 +24089,7 @@
               <w:jc w:val="left"/>
             </w:pPr>
             <w:r>
-              <w:t xml:space="preserve">U589</w:t>
+              <w:t xml:space="preserve">U604</w:t>
             </w:r>
           </w:p>
         </w:tc>
@@ -23557,7 +24127,7 @@
               <w:jc w:val="left"/>
             </w:pPr>
             <w:r>
-              <w:t xml:space="preserve">U590</w:t>
+              <w:t xml:space="preserve">U605</w:t>
             </w:r>
           </w:p>
         </w:tc>
@@ -23595,7 +24165,7 @@
               <w:jc w:val="left"/>
             </w:pPr>
             <w:r>
-              <w:t xml:space="preserve">U591</w:t>
+              <w:t xml:space="preserve">U606</w:t>
             </w:r>
           </w:p>
         </w:tc>
@@ -23633,7 +24203,7 @@
               <w:jc w:val="left"/>
             </w:pPr>
             <w:r>
-              <w:t xml:space="preserve">U592</w:t>
+              <w:t xml:space="preserve">U607</w:t>
             </w:r>
           </w:p>
         </w:tc>
@@ -23743,7 +24313,7 @@
               <w:jc w:val="left"/>
             </w:pPr>
             <w:r>
-              <w:t xml:space="preserve">U593</w:t>
+              <w:t xml:space="preserve">U608</w:t>
             </w:r>
           </w:p>
         </w:tc>
@@ -23781,7 +24351,7 @@
               <w:jc w:val="left"/>
             </w:pPr>
             <w:r>
-              <w:t xml:space="preserve">U594</w:t>
+              <w:t xml:space="preserve">U609</w:t>
             </w:r>
           </w:p>
         </w:tc>
@@ -37153,7 +37723,7 @@
               <w:jc w:val="left"/>
             </w:pPr>
             <w:r>
-              <w:t xml:space="preserve">画一件你和别人一起玩的事，也可以画你想象中的游戏。让人看出谁在玩、在做什么。只画一幅，不用写故事。</w:t>
+              <w:t xml:space="preserve">画一件你和别人一起玩的事，也可以画你想象中的游戏。让人看出谁在玩、在做什么。</w:t>
             </w:r>
             <w:r>
               <w:t xml:space="preserve">要做到：用一幅画表现一起玩的活动；让人物和主要动作在画面中出现。</w:t>
@@ -37189,7 +37759,7 @@
               <w:jc w:val="left"/>
             </w:pPr>
             <w:r>
-              <w:t xml:space="preserve">Draw something you play with someone else, or invent a game. Show who is playing and what they are doing. Make one picture; you do not need to write a story.</w:t>
+              <w:t xml:space="preserve">Draw something you play with someone else, or invent a game. Show who is playing and what they are doing.</w:t>
             </w:r>
           </w:p>
         </w:tc>
@@ -37257,7 +37827,7 @@
               <w:jc w:val="left"/>
             </w:pPr>
             <w:r>
-              <w:t xml:space="preserve">用一幅画表现放学后的一件事，可以是真实经历，也可以是想象。让人看出主要人物在什么地方、正在做什么。不用画很多件事，也不用写故事。</w:t>
+              <w:t xml:space="preserve">画出放学后的一件事，可以是真实经历，也可以是想象。让人看出主要人物在什么地方、正在做什么。</w:t>
             </w:r>
             <w:r>
               <w:t xml:space="preserve">要做到：画出一个放学后的事件；用人物、动作和环境表达事件。</w:t>
@@ -37293,7 +37863,7 @@
               <w:jc w:val="left"/>
             </w:pPr>
             <w:r>
-              <w:t xml:space="preserve">Show one after-school event in one picture. It may be real or imagined. Show where the main character is and what they are doing. You do not need several events or a written story.</w:t>
+              <w:t xml:space="preserve">Draw one after-school event. It may be real or imagined. Show where the main character is and what they are doing.</w:t>
             </w:r>
           </w:p>
         </w:tc>
@@ -37361,7 +37931,7 @@
               <w:jc w:val="left"/>
             </w:pPr>
             <w:r>
-              <w:t xml:space="preserve">用一幅画表现一件突然发生的事。可以是真实的，也可以是想象的。让人物的动作、表情或环境变化，帮助别人看出发生了什么。</w:t>
+              <w:t xml:space="preserve">画出一件突然发生的事。可以是真实的，也可以是想象的。让人物的动作、表情或环境变化，帮助别人看出发生了什么。</w:t>
             </w:r>
             <w:r>
               <w:t xml:space="preserve">要做到：用一幅画表现一个突然发生的事件；用可见的动作、表情或环境变化提供线索。</w:t>
@@ -37397,7 +37967,7 @@
               <w:jc w:val="left"/>
             </w:pPr>
             <w:r>
-              <w:t xml:space="preserve">Use one picture to show something that happens unexpectedly, real or imagined. Use a character’s action, expression or a change in the setting to help others understand what happened.</w:t>
+              <w:t xml:space="preserve">Draw something that happens unexpectedly, real or imagined. Use a character’s action, expression or a change in the setting to help others understand what happened.</w:t>
             </w:r>
           </w:p>
         </w:tc>
@@ -37465,7 +38035,7 @@
               <w:jc w:val="left"/>
             </w:pPr>
             <w:r>
-              <w:t xml:space="preserve">在同一幅画里画一个地方，让其中一部分显得安静，另一部分显得忙碌。可以用人物、形状、线条、颜色或物品安排表现差别。不要分成两张画。</w:t>
+              <w:t xml:space="preserve">在同一幅画里画一个地方，让其中一部分显得安静，另一部分显得忙碌。可以用人物、形状、线条、颜色或物品安排表现差别。</w:t>
             </w:r>
             <w:r>
               <w:t xml:space="preserve">要做到：只画一个连续场景；在其中表现安静与忙碌的差别。</w:t>
@@ -37501,7 +38071,7 @@
               <w:jc w:val="left"/>
             </w:pPr>
             <w:r>
-              <w:t xml:space="preserve">Draw one place in a single picture, making one part feel quiet and another feel busy. Use figures, shapes, lines, colours or the arrangement of objects to create the difference. Do not split the work into two separate pictures.</w:t>
+              <w:t xml:space="preserve">Draw one place in a single picture, making one part feel quiet and another feel busy. Use figures, shapes, lines, colours or the arrangement of objects to create the difference.</w:t>
             </w:r>
           </w:p>
         </w:tc>
@@ -37569,7 +38139,7 @@
               <w:jc w:val="left"/>
             </w:pPr>
             <w:r>
-              <w:t xml:space="preserve">用一幅画表达你对“距离”的理解，可以是人与人、物体、地方或想法之间的距离。让形象、布局、线条或颜色承担表达；可以有文字，但不只用文字解释。</w:t>
+              <w:t xml:space="preserve">画出你对“距离”的理解，可以是人与人、物体、地方或想法之间的距离。让形象、布局、线条或颜色承担表达。</w:t>
             </w:r>
             <w:r>
               <w:t xml:space="preserve">要做到：围绕“距离”完成一幅画；使用视觉方式表达，不只提交文字。</w:t>
@@ -37605,7 +38175,7 @@
               <w:jc w:val="left"/>
             </w:pPr>
             <w:r>
-              <w:t xml:space="preserve">Express your interpretation of “distance” in one image. It may concern people, objects, places or ideas. Use imagery, arrangement, lines or colour to carry the meaning. Words are allowed, but should not be the only explanation.</w:t>
+              <w:t xml:space="preserve">Draw your interpretation of “distance”. It may concern people, objects, places or ideas. Use imagery, arrangement, lines or colour to carry the meaning.</w:t>
             </w:r>
           </w:p>
         </w:tc>
@@ -37673,7 +38243,7 @@
               <w:jc w:val="left"/>
             </w:pPr>
             <w:r>
-              <w:t xml:space="preserve">地图上标着一个现实中不存在的地方。想象你找到了它，用一幅画画出那里的样子，并留一两个线索，让看的人猜得到这里发生过什么。只画一幅，不用写文字。</w:t>
+              <w:t xml:space="preserve">地图上标着一个现实中不存在的地方。想象你找到了它，画出那里的样子，并留一两个线索，让看的人猜得到这里发生过什么。</w:t>
             </w:r>
             <w:r>
               <w:t xml:space="preserve">要做到：画出一个想象中的地方；画面里有一两个可以辨认的线索。</w:t>
@@ -37709,7 +38279,7 @@
               <w:jc w:val="left"/>
             </w:pPr>
             <w:r>
-              <w:t xml:space="preserve">The map shows a place that does not exist in real life. Imagine you find it and draw what it looks like in one picture. Leave one or two clues so viewers can guess what happened here. One picture; no writing needed.</w:t>
+              <w:t xml:space="preserve">The map shows a place that does not exist in real life. Imagine you find it and draw what it looks like. Leave one or two clues so viewers can guess what happened here.</w:t>
             </w:r>
           </w:p>
         </w:tc>
@@ -39382,7 +39952,7 @@
               <w:jc w:val="left"/>
             </w:pPr>
             <w:r>
-              <w:t xml:space="preserve">给放玩具的箱子画一个标志，让别人看到图就知道这里放玩具。画面由你决定，不用写字。</w:t>
+              <w:t xml:space="preserve">给放玩具的箱子画一个标志，让别人看到图就知道这里放玩具。画面由你决定。</w:t>
             </w:r>
             <w:r>
               <w:t xml:space="preserve">要做到：画一个用于玩具箱的标志；通过图形表达玩具收纳的用途。</w:t>
@@ -39418,7 +39988,7 @@
               <w:jc w:val="left"/>
             </w:pPr>
             <w:r>
-              <w:t xml:space="preserve">Draw a sign for a toy box so that people can tell from the picture that it holds toys. Choose your own image; writing is not needed.</w:t>
+              <w:t xml:space="preserve">Draw a sign for a toy box so that people can tell from the picture that it holds toys. Choose your own image.</w:t>
             </w:r>
           </w:p>
         </w:tc>
@@ -39486,7 +40056,7 @@
               <w:jc w:val="left"/>
             </w:pPr>
             <w:r>
-              <w:t xml:space="preserve">为班级图书角设计一个标志，让同学看到图形就想到这里可以阅读。图形和颜色由你决定，不必画一本书，也不用写字。</w:t>
+              <w:t xml:space="preserve">为班级图书角设计一个标志，让同学看到图形就想到这里可以阅读。图形和颜色由你决定，不必画一本书。</w:t>
             </w:r>
             <w:r>
               <w:t xml:space="preserve">要做到：设计一个用于图书角的标志；用图形表达与阅读场所的联系。</w:t>
@@ -39522,7 +40092,7 @@
               <w:jc w:val="left"/>
             </w:pPr>
             <w:r>
-              <w:t xml:space="preserve">Design a sign for a classroom reading corner so that the image suggests a place for reading. Choose the shapes and colours yourself. You do not have to draw a book or use words.</w:t>
+              <w:t xml:space="preserve">Design a sign for a classroom reading corner so that the image suggests a place for reading. Choose the shapes and colours yourself. You do not have to draw a book.</w:t>
             </w:r>
           </w:p>
         </w:tc>
@@ -39590,7 +40160,7 @@
               <w:jc w:val="left"/>
             </w:pPr>
             <w:r>
-              <w:t xml:space="preserve">为学校运动会设计一个吉祥物，让它的形象、动作或一个细节表达运动会的气氛。可以是动物、人物或自创角色。名字可写可不写。</w:t>
+              <w:t xml:space="preserve">为学校运动会设计一个吉祥物，让它的形象、动作或一个细节表达运动会的气氛。可以是动物、人物或自创角色。</w:t>
             </w:r>
             <w:r>
               <w:t xml:space="preserve">要做到：设计一个吉祥物角色；通过形象、动作或细节联系运动会。</w:t>
@@ -39626,7 +40196,7 @@
               <w:jc w:val="left"/>
             </w:pPr>
             <w:r>
-              <w:t xml:space="preserve">Design a mascot for a school sports day. Let its appearance, action or a detail communicate the event’s spirit. It may be an animal, a person or an invented character. A written name is optional.</w:t>
+              <w:t xml:space="preserve">Design a mascot for a school sports day. Let its appearance, action or a detail communicate the event’s spirit. It may be an animal, a person or an invented character.</w:t>
             </w:r>
           </w:p>
         </w:tc>
@@ -39694,7 +40264,7 @@
               <w:jc w:val="left"/>
             </w:pPr>
             <w:r>
-              <w:t xml:space="preserve">选一项你愿意参加的校园活动，为它设计一张海报。让主要图像表达活动内容，并让人愿意了解这项活动。可以加简短标题，但不用写日期、地点或真实校名。</w:t>
+              <w:t xml:space="preserve">选一项你愿意参加的校园活动，为它设计一张海报。让主要图像表达活动内容，并让人愿意了解这项活动。</w:t>
             </w:r>
             <w:r>
               <w:t xml:space="preserve">要做到：围绕一项校园活动完成一张海报；让主要图像与活动内容有清楚联系。</w:t>
@@ -39730,7 +40300,7 @@
               <w:jc w:val="left"/>
             </w:pPr>
             <w:r>
-              <w:t xml:space="preserve">Choose a school activity you would like to join and design a poster for it. Let the main image communicate the activity and invite interest. A short title is optional; dates, locations and a real school name are not required.</w:t>
+              <w:t xml:space="preserve">Choose a school activity you would like to join and design a poster for it. Let the main image communicate the activity and invite interest.</w:t>
             </w:r>
           </w:p>
         </w:tc>
@@ -39798,7 +40368,7 @@
               <w:jc w:val="left"/>
             </w:pPr>
             <w:r>
-              <w:t xml:space="preserve">为校园里的“少浪费”行动设计一张海报，选择一种具体的浪费问题，用主要图像表达可以采取的一个行动。可以加文字，但不依赖长篇说明；不需要真实校名和日期。</w:t>
+              <w:t xml:space="preserve">为校园里的“少浪费”行动设计一张海报，选择一种具体的浪费问题，用主要图像表达可以采取的一个行动。</w:t>
             </w:r>
             <w:r>
               <w:t xml:space="preserve">要做到：选择一个校园浪费问题；通过一张海报的主要图像表达一个具体行动。</w:t>
@@ -39834,7 +40404,7 @@
               <w:jc w:val="left"/>
             </w:pPr>
             <w:r>
-              <w:t xml:space="preserve">Design a poster for a school waste-reduction action. Choose one specific waste issue and use the main image to communicate one action people can take. Text is optional, but avoid relying on a long explanation; real school names and dates are unnecessary.</w:t>
+              <w:t xml:space="preserve">Design a poster for a school waste-reduction action. Choose one specific waste issue and use the main image to communicate one action people can take.</w:t>
             </w:r>
           </w:p>
         </w:tc>
@@ -39902,7 +40472,7 @@
               <w:jc w:val="left"/>
             </w:pPr>
             <w:r>
-              <w:t xml:space="preserve">这个 app 里有一面挂着你作品的画廊。为它设计一个标志，让看到的人知道这是你的地方。图形和颜色由你决定，可以加一个简短的名字，也可以不写字。</w:t>
+              <w:t xml:space="preserve">这个 app 里有一面挂着你作品的画廊。为它设计一个标志，让看到的人知道这是你的地方。图形和颜色由你决定。</w:t>
             </w:r>
             <w:r>
               <w:t xml:space="preserve">要做到：设计一个标志；让图形能代表「你的画廊」。</w:t>
@@ -39938,7 +40508,7 @@
               <w:jc w:val="left"/>
             </w:pPr>
             <w:r>
-              <w:t xml:space="preserve">This app has a gallery wall that shows your drawings. Design a sign for it so that people know this is your place. Choose the shapes and colours yourself; a short name is optional, and you do not have to write anything.</w:t>
+              <w:t xml:space="preserve">This app has a gallery wall that shows your drawings. Design a sign for it so that people know this is your place. Choose the shapes and colours yourself.</w:t>
             </w:r>
           </w:p>
         </w:tc>
